--- a/public/resume.docx
+++ b/public/resume.docx
@@ -1,6 +1,6 @@
 
 <file path=word/document.xml><?xml version="1.0" encoding="utf-8"?>
-<w:document xmlns:wpc="http://schemas.microsoft.com/office/word/2010/wordprocessingCanvas" xmlns:mc="http://schemas.openxmlformats.org/markup-compatibility/2006" xmlns:o="urn:schemas-microsoft-com:office:office" xmlns:r="http://schemas.openxmlformats.org/officeDocument/2006/relationships" xmlns:m="http://schemas.openxmlformats.org/officeDocument/2006/math" xmlns:v="urn:schemas-microsoft-com:vml" xmlns:wp14="http://schemas.microsoft.com/office/word/2010/wordprocessingDrawing" xmlns:wp="http://schemas.openxmlformats.org/drawingml/2006/wordprocessingDrawing" xmlns:w="http://schemas.openxmlformats.org/wordprocessingml/2006/main" xmlns:w14="http://schemas.microsoft.com/office/word/2010/wordml" xmlns:w10="urn:schemas-microsoft-com:office:word" xmlns:w15="http://schemas.microsoft.com/office/word/2012/wordml" xmlns:wpg="http://schemas.microsoft.com/office/word/2010/wordprocessingGroup" xmlns:wpi="http://schemas.microsoft.com/office/word/2010/wordprocessingInk" xmlns:wne="http://schemas.microsoft.com/office/word/2006/wordml" xmlns:wps="http://schemas.microsoft.com/office/word/2010/wordprocessingShape" xmlns:wpsCustomData="http://www.wps.cn/officeDocument/2013/wpsCustomData" mc:Ignorable="w14 w15 wp14">
+<w:document xmlns:wpc="http://schemas.microsoft.com/office/word/2010/wordprocessingCanvas" xmlns:cx="http://schemas.microsoft.com/office/drawing/2014/chartex" xmlns:cx1="http://schemas.microsoft.com/office/drawing/2015/9/8/chartex" xmlns:cx2="http://schemas.microsoft.com/office/drawing/2015/10/21/chartex" xmlns:cx3="http://schemas.microsoft.com/office/drawing/2016/5/9/chartex" xmlns:cx4="http://schemas.microsoft.com/office/drawing/2016/5/10/chartex" xmlns:cx5="http://schemas.microsoft.com/office/drawing/2016/5/11/chartex" xmlns:cx6="http://schemas.microsoft.com/office/drawing/2016/5/12/chartex" xmlns:cx7="http://schemas.microsoft.com/office/drawing/2016/5/13/chartex" xmlns:cx8="http://schemas.microsoft.com/office/drawing/2016/5/14/chartex" xmlns:mc="http://schemas.openxmlformats.org/markup-compatibility/2006" xmlns:aink="http://schemas.microsoft.com/office/drawing/2016/ink" xmlns:am3d="http://schemas.microsoft.com/office/drawing/2017/model3d" xmlns:o="urn:schemas-microsoft-com:office:office" xmlns:oel="http://schemas.microsoft.com/office/2019/extlst" xmlns:r="http://schemas.openxmlformats.org/officeDocument/2006/relationships" xmlns:m="http://schemas.openxmlformats.org/officeDocument/2006/math" xmlns:v="urn:schemas-microsoft-com:vml" xmlns:wp14="http://schemas.microsoft.com/office/word/2010/wordprocessingDrawing" xmlns:wp="http://schemas.openxmlformats.org/drawingml/2006/wordprocessingDrawing" xmlns:w10="urn:schemas-microsoft-com:office:word" xmlns:w="http://schemas.openxmlformats.org/wordprocessingml/2006/main" xmlns:w14="http://schemas.microsoft.com/office/word/2010/wordml" xmlns:w15="http://schemas.microsoft.com/office/word/2012/wordml" xmlns:w16cei="http://schemas.microsoft.com/office/word/2026/wordml/cei" xmlns:w16cex="http://schemas.microsoft.com/office/word/2018/wordml/cex" xmlns:w16cid="http://schemas.microsoft.com/office/word/2016/wordml/cid" xmlns:w16="http://schemas.microsoft.com/office/word/2018/wordml" xmlns:w16du="http://schemas.microsoft.com/office/word/2023/wordml/word16du" xmlns:w16sdtdh="http://schemas.microsoft.com/office/word/2020/wordml/sdtdatahash" xmlns:w16sdtfl="http://schemas.microsoft.com/office/word/2024/wordml/sdtformatlock" xmlns:w16se="http://schemas.microsoft.com/office/word/2015/wordml/symex" xmlns:wpg="http://schemas.microsoft.com/office/word/2010/wordprocessingGroup" xmlns:wpi="http://schemas.microsoft.com/office/word/2010/wordprocessingInk" xmlns:wne="http://schemas.microsoft.com/office/word/2006/wordml" xmlns:wps="http://schemas.microsoft.com/office/word/2010/wordprocessingShape" mc:Ignorable="w14 w15 w16se w16cid w16 w16cex w16sdtdh w16sdtfl w16du wp14">
   <w:background w:color="FFFFFF" w:themeColor="background1"/>
   <w:body>
     <w:p>
@@ -16,12 +16,13 @@
       </w:pPr>
       <w:r>
         <w:rPr>
+          <w:noProof/>
           <w:sz w:val="28"/>
         </w:rPr>
         <mc:AlternateContent>
           <mc:Choice Requires="wps">
             <w:drawing>
-              <wp:anchor distT="0" distB="0" distL="114300" distR="114300" simplePos="0" relativeHeight="251663360" behindDoc="0" locked="0" layoutInCell="1" allowOverlap="1">
+              <wp:anchor distT="0" distB="0" distL="114300" distR="114300" simplePos="0" relativeHeight="251663360" behindDoc="0" locked="0" layoutInCell="1" allowOverlap="1" wp14:anchorId="32C7F150" wp14:editId="3B814E19">
                 <wp:simplePos x="0" y="0"/>
                 <wp:positionH relativeFrom="column">
                   <wp:posOffset>-19685</wp:posOffset>
@@ -73,11 +74,9 @@
                         <w:txbxContent>
                           <w:p>
                             <w:pPr>
-                              <w:pStyle w:val="2"/>
+                              <w:pStyle w:val="1"/>
                               <w:jc w:val="center"/>
                               <w:rPr>
-                                <w:b w:val="0"/>
-                                <w:bCs w:val="0"/>
                                 <w:sz w:val="56"/>
                                 <w:szCs w:val="56"/>
                               </w:rPr>
@@ -85,8 +84,6 @@
                             <w:r>
                               <w:rPr>
                                 <w:rFonts w:hint="eastAsia"/>
-                                <w:b w:val="0"/>
-                                <w:bCs w:val="0"/>
                                 <w:sz w:val="56"/>
                                 <w:szCs w:val="56"/>
                               </w:rPr>
@@ -106,20 +103,14 @@
           </mc:Choice>
           <mc:Fallback>
             <w:pict>
-              <v:rect id="_x0000_s1026" o:spid="_x0000_s1026" o:spt="1" style="position:absolute;left:0pt;margin-left:-1.55pt;margin-top:-3.75pt;height:55.15pt;width:525.35pt;z-index:251663360;v-text-anchor:middle;mso-width-relative:page;mso-height-relative:page;" fillcolor="#D8D8D8" filled="t" stroked="f" coordsize="21600,21600" o:gfxdata="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">
-                <v:fill on="t" focussize="0,0"/>
-                <v:stroke on="f" weight="1pt" miterlimit="8" joinstyle="miter"/>
-                <v:imagedata o:title=""/>
-                <o:lock v:ext="edit" aspectratio="f"/>
+              <v:rect w14:anchorId="32C7F150" id="矩形 2" o:spid="_x0000_s1026" style="position:absolute;left:0;text-align:left;margin-left:-1.55pt;margin-top:-3.75pt;width:525.35pt;height:55.15pt;z-index:251663360;visibility:visible;mso-wrap-style:square;mso-wrap-distance-left:9pt;mso-wrap-distance-top:0;mso-wrap-distance-right:9pt;mso-wrap-distance-bottom:0;mso-position-horizontal:absolute;mso-position-horizontal-relative:text;mso-position-vertical:absolute;mso-position-vertical-relative:text;v-text-anchor:middle" o:gfxdata="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" fillcolor="#d8d8d8" stroked="f" strokeweight="1pt">
                 <v:textbox>
                   <w:txbxContent>
                     <w:p>
                       <w:pPr>
-                        <w:pStyle w:val="2"/>
+                        <w:pStyle w:val="1"/>
                         <w:jc w:val="center"/>
                         <w:rPr>
-                          <w:b w:val="0"/>
-                          <w:bCs w:val="0"/>
                           <w:sz w:val="56"/>
                           <w:szCs w:val="56"/>
                         </w:rPr>
@@ -127,8 +118,6 @@
                       <w:r>
                         <w:rPr>
                           <w:rFonts w:hint="eastAsia"/>
-                          <w:b w:val="0"/>
-                          <w:bCs w:val="0"/>
                           <w:sz w:val="56"/>
                           <w:szCs w:val="56"/>
                         </w:rPr>
@@ -143,10 +132,13 @@
         </mc:AlternateContent>
       </w:r>
       <w:r>
+        <w:rPr>
+          <w:noProof/>
+        </w:rPr>
         <mc:AlternateContent>
           <mc:Choice Requires="wps">
             <w:drawing>
-              <wp:anchor distT="0" distB="0" distL="114300" distR="114300" simplePos="0" relativeHeight="251662336" behindDoc="1" locked="0" layoutInCell="1" allowOverlap="1">
+              <wp:anchor distT="0" distB="0" distL="114300" distR="114300" simplePos="0" relativeHeight="251662336" behindDoc="1" locked="0" layoutInCell="1" allowOverlap="1" wp14:anchorId="6A9DEC39" wp14:editId="477C2A10">
                 <wp:simplePos x="0" y="0"/>
                 <wp:positionH relativeFrom="column">
                   <wp:posOffset>-469900</wp:posOffset>
@@ -214,11 +206,7 @@
           </mc:Choice>
           <mc:Fallback>
             <w:pict>
-              <v:rect id="_x0000_s1026" o:spid="_x0000_s1026" o:spt="1" style="position:absolute;left:0pt;margin-left:-37pt;margin-top:-51.85pt;height:29.5pt;width:599.95pt;z-index:-251654144;v-text-anchor:middle;mso-width-relative:page;mso-height-relative:page;" fillcolor="#FFFFFF [3212]" filled="t" stroked="f" coordsize="21600,21600" o:gfxdata="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">
-                <v:fill on="t" focussize="0,0"/>
-                <v:stroke on="f" weight="1pt" miterlimit="8" joinstyle="miter"/>
-                <v:imagedata o:title=""/>
-                <o:lock v:ext="edit" aspectratio="f"/>
+              <v:rect w14:anchorId="6A9DEC39" id="矩形 42" o:spid="_x0000_s1027" style="position:absolute;left:0;text-align:left;margin-left:-37pt;margin-top:-51.85pt;width:599.95pt;height:29.5pt;z-index:-251654144;visibility:visible;mso-wrap-style:square;mso-wrap-distance-left:9pt;mso-wrap-distance-top:0;mso-wrap-distance-right:9pt;mso-wrap-distance-bottom:0;mso-position-horizontal:absolute;mso-position-horizontal-relative:text;mso-position-vertical:absolute;mso-position-vertical-relative:text;v-text-anchor:middle" o:gfxdata="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" fillcolor="white [3212]" stroked="f" strokeweight="1pt">
                 <v:textbox>
                   <w:txbxContent>
                     <w:p>
@@ -235,12 +223,13 @@
       </w:r>
       <w:r>
         <w:rPr>
+          <w:noProof/>
           <w:sz w:val="28"/>
         </w:rPr>
         <mc:AlternateContent>
           <mc:Choice Requires="wps">
             <w:drawing>
-              <wp:anchor distT="0" distB="0" distL="114300" distR="114300" simplePos="0" relativeHeight="251669504" behindDoc="0" locked="0" layoutInCell="1" allowOverlap="1">
+              <wp:anchor distT="0" distB="0" distL="114300" distR="114300" simplePos="0" relativeHeight="251669504" behindDoc="0" locked="0" layoutInCell="1" allowOverlap="1" wp14:anchorId="01667C1C" wp14:editId="53B3FEE9">
                 <wp:simplePos x="0" y="0"/>
                 <wp:positionH relativeFrom="column">
                   <wp:posOffset>86995</wp:posOffset>
@@ -289,69 +278,46 @@
                           <w:p>
                             <w:pPr>
                               <w:rPr>
-                                <w:rFonts w:ascii="微软雅黑" w:hAnsi="微软雅黑" w:eastAsia="微软雅黑" w:cs="微软雅黑"/>
+                                <w:rFonts w:ascii="微软雅黑" w:eastAsia="微软雅黑" w:hAnsi="微软雅黑" w:cs="微软雅黑"/>
                                 <w:b/>
                                 <w:bCs/>
                                 <w:color w:val="404040" w:themeColor="text1" w:themeTint="BF"/>
-                                <w14:textFill>
-                                  <w14:solidFill>
-                                    <w14:schemeClr w14:val="tx1">
-                                      <w14:lumMod w14:val="75000"/>
-                                      <w14:lumOff w14:val="25000"/>
-                                    </w14:schemeClr>
-                                  </w14:solidFill>
-                                </w14:textFill>
                               </w:rPr>
                             </w:pPr>
                             <w:r>
                               <w:rPr>
-                                <w:rFonts w:hint="eastAsia" w:ascii="微软雅黑" w:hAnsi="微软雅黑" w:eastAsia="微软雅黑" w:cs="微软雅黑"/>
+                                <w:rFonts w:ascii="微软雅黑" w:eastAsia="微软雅黑" w:hAnsi="微软雅黑" w:cs="微软雅黑" w:hint="eastAsia"/>
                                 <w:b/>
                                 <w:bCs/>
                                 <w:color w:val="404040" w:themeColor="text1" w:themeTint="BF"/>
-                                <w14:textFill>
-                                  <w14:solidFill>
-                                    <w14:schemeClr w14:val="tx1">
-                                      <w14:lumMod w14:val="75000"/>
-                                      <w14:lumOff w14:val="25000"/>
-                                    </w14:schemeClr>
-                                  </w14:solidFill>
-                                </w14:textFill>
-                              </w:rPr>
-                              <w:t>姓    名</w:t>
+                              </w:rPr>
+                              <w:t xml:space="preserve">姓    </w:t>
+                            </w:r>
+                            <w:r>
+                              <w:rPr>
+                                <w:rFonts w:ascii="微软雅黑" w:eastAsia="微软雅黑" w:hAnsi="微软雅黑" w:cs="微软雅黑" w:hint="eastAsia"/>
+                                <w:b/>
+                                <w:bCs/>
+                                <w:color w:val="404040" w:themeColor="text1" w:themeTint="BF"/>
+                              </w:rPr>
+                              <w:t>名</w:t>
                             </w:r>
                           </w:p>
                           <w:p>
                             <w:pPr>
                               <w:rPr>
-                                <w:rFonts w:ascii="微软雅黑" w:hAnsi="微软雅黑" w:eastAsia="微软雅黑" w:cs="微软雅黑"/>
+                                <w:rFonts w:ascii="微软雅黑" w:eastAsia="微软雅黑" w:hAnsi="微软雅黑" w:cs="微软雅黑"/>
                                 <w:b/>
                                 <w:bCs/>
                                 <w:color w:val="404040" w:themeColor="text1" w:themeTint="BF"/>
-                                <w14:textFill>
-                                  <w14:solidFill>
-                                    <w14:schemeClr w14:val="tx1">
-                                      <w14:lumMod w14:val="75000"/>
-                                      <w14:lumOff w14:val="25000"/>
-                                    </w14:schemeClr>
-                                  </w14:solidFill>
-                                </w14:textFill>
                               </w:rPr>
                             </w:pPr>
                             <w:r>
                               <w:rPr>
-                                <w:rFonts w:hint="eastAsia" w:ascii="微软雅黑" w:hAnsi="微软雅黑" w:eastAsia="微软雅黑" w:cs="微软雅黑"/>
+                                <w:rFonts w:ascii="微软雅黑" w:eastAsia="微软雅黑" w:hAnsi="微软雅黑" w:cs="微软雅黑" w:hint="eastAsia"/>
                                 <w:b/>
                                 <w:bCs/>
                                 <w:color w:val="404040" w:themeColor="text1" w:themeTint="BF"/>
-                                <w14:textFill>
-                                  <w14:solidFill>
-                                    <w14:schemeClr w14:val="tx1">
-                                      <w14:lumMod w14:val="75000"/>
-                                      <w14:lumOff w14:val="25000"/>
-                                    </w14:schemeClr>
-                                  </w14:solidFill>
-                                </w14:textFill>
                               </w:rPr>
                               <w:t>民    族</w:t>
                             </w:r>
@@ -359,34 +325,18 @@
                           <w:p>
                             <w:pPr>
                               <w:rPr>
-                                <w:rFonts w:ascii="微软雅黑" w:hAnsi="微软雅黑" w:eastAsia="微软雅黑" w:cs="微软雅黑"/>
+                                <w:rFonts w:ascii="微软雅黑" w:eastAsia="微软雅黑" w:hAnsi="微软雅黑" w:cs="微软雅黑"/>
                                 <w:b/>
                                 <w:bCs/>
                                 <w:color w:val="404040" w:themeColor="text1" w:themeTint="BF"/>
-                                <w14:textFill>
-                                  <w14:solidFill>
-                                    <w14:schemeClr w14:val="tx1">
-                                      <w14:lumMod w14:val="75000"/>
-                                      <w14:lumOff w14:val="25000"/>
-                                    </w14:schemeClr>
-                                  </w14:solidFill>
-                                </w14:textFill>
                               </w:rPr>
                             </w:pPr>
                             <w:r>
                               <w:rPr>
-                                <w:rFonts w:hint="eastAsia" w:ascii="微软雅黑" w:hAnsi="微软雅黑" w:eastAsia="微软雅黑" w:cs="微软雅黑"/>
+                                <w:rFonts w:ascii="微软雅黑" w:eastAsia="微软雅黑" w:hAnsi="微软雅黑" w:cs="微软雅黑" w:hint="eastAsia"/>
                                 <w:b/>
                                 <w:bCs/>
                                 <w:color w:val="404040" w:themeColor="text1" w:themeTint="BF"/>
-                                <w14:textFill>
-                                  <w14:solidFill>
-                                    <w14:schemeClr w14:val="tx1">
-                                      <w14:lumMod w14:val="75000"/>
-                                      <w14:lumOff w14:val="25000"/>
-                                    </w14:schemeClr>
-                                  </w14:solidFill>
-                                </w14:textFill>
                               </w:rPr>
                               <w:t>电    话</w:t>
                             </w:r>
@@ -394,34 +344,18 @@
                           <w:p>
                             <w:pPr>
                               <w:rPr>
-                                <w:rFonts w:ascii="微软雅黑" w:hAnsi="微软雅黑" w:eastAsia="微软雅黑" w:cs="微软雅黑"/>
+                                <w:rFonts w:ascii="微软雅黑" w:eastAsia="微软雅黑" w:hAnsi="微软雅黑" w:cs="微软雅黑"/>
                                 <w:b/>
                                 <w:bCs/>
                                 <w:color w:val="404040" w:themeColor="text1" w:themeTint="BF"/>
-                                <w14:textFill>
-                                  <w14:solidFill>
-                                    <w14:schemeClr w14:val="tx1">
-                                      <w14:lumMod w14:val="75000"/>
-                                      <w14:lumOff w14:val="25000"/>
-                                    </w14:schemeClr>
-                                  </w14:solidFill>
-                                </w14:textFill>
                               </w:rPr>
                             </w:pPr>
                             <w:r>
                               <w:rPr>
-                                <w:rFonts w:hint="eastAsia" w:ascii="微软雅黑" w:hAnsi="微软雅黑" w:eastAsia="微软雅黑" w:cs="微软雅黑"/>
+                                <w:rFonts w:ascii="微软雅黑" w:eastAsia="微软雅黑" w:hAnsi="微软雅黑" w:cs="微软雅黑" w:hint="eastAsia"/>
                                 <w:b/>
                                 <w:bCs/>
                                 <w:color w:val="404040" w:themeColor="text1" w:themeTint="BF"/>
-                                <w14:textFill>
-                                  <w14:solidFill>
-                                    <w14:schemeClr w14:val="tx1">
-                                      <w14:lumMod w14:val="75000"/>
-                                      <w14:lumOff w14:val="25000"/>
-                                    </w14:schemeClr>
-                                  </w14:solidFill>
-                                </w14:textFill>
                               </w:rPr>
                               <w:t>邮    箱</w:t>
                             </w:r>
@@ -429,18 +363,10 @@
                           <w:p>
                             <w:pPr>
                               <w:rPr>
-                                <w:rFonts w:ascii="微软雅黑" w:hAnsi="微软雅黑" w:eastAsia="微软雅黑" w:cs="微软雅黑"/>
+                                <w:rFonts w:ascii="微软雅黑" w:eastAsia="微软雅黑" w:hAnsi="微软雅黑" w:cs="微软雅黑"/>
                                 <w:b/>
                                 <w:bCs/>
                                 <w:color w:val="404040" w:themeColor="text1" w:themeTint="BF"/>
-                                <w14:textFill>
-                                  <w14:solidFill>
-                                    <w14:schemeClr w14:val="tx1">
-                                      <w14:lumMod w14:val="75000"/>
-                                      <w14:lumOff w14:val="25000"/>
-                                    </w14:schemeClr>
-                                  </w14:solidFill>
-                                </w14:textFill>
                               </w:rPr>
                             </w:pPr>
                           </w:p>
@@ -457,79 +383,56 @@
           </mc:Choice>
           <mc:Fallback>
             <w:pict>
-              <v:shape id="_x0000_s1026" o:spid="_x0000_s1026" o:spt="202" type="#_x0000_t202" style="position:absolute;left:0pt;margin-left:6.85pt;margin-top:67.95pt;height:116.9pt;width:57.65pt;z-index:251669504;mso-width-relative:page;mso-height-relative:page;" filled="f" stroked="f" coordsize="21600,21600" o:gfxdata="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">
-                <v:fill on="f" focussize="0,0"/>
-                <v:stroke on="f" weight="0.5pt"/>
-                <v:imagedata o:title=""/>
-                <o:lock v:ext="edit" aspectratio="f"/>
+              <v:shapetype w14:anchorId="01667C1C" id="_x0000_t202" coordsize="21600,21600" o:spt="202" path="m,l,21600r21600,l21600,xe">
+                <v:stroke joinstyle="miter"/>
+                <v:path gradientshapeok="t" o:connecttype="rect"/>
+              </v:shapetype>
+              <v:shape id="文本框 32" o:spid="_x0000_s1028" type="#_x0000_t202" style="position:absolute;left:0;text-align:left;margin-left:6.85pt;margin-top:67.95pt;width:57.65pt;height:116.9pt;z-index:251669504;visibility:visible;mso-wrap-style:square;mso-wrap-distance-left:9pt;mso-wrap-distance-top:0;mso-wrap-distance-right:9pt;mso-wrap-distance-bottom:0;mso-position-horizontal:absolute;mso-position-horizontal-relative:text;mso-position-vertical:absolute;mso-position-vertical-relative:text;v-text-anchor:top" o:gfxdata="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" filled="f" stroked="f" strokeweight=".5pt">
                 <v:textbox>
                   <w:txbxContent>
                     <w:p>
                       <w:pPr>
                         <w:rPr>
-                          <w:rFonts w:ascii="微软雅黑" w:hAnsi="微软雅黑" w:eastAsia="微软雅黑" w:cs="微软雅黑"/>
+                          <w:rFonts w:ascii="微软雅黑" w:eastAsia="微软雅黑" w:hAnsi="微软雅黑" w:cs="微软雅黑"/>
                           <w:b/>
                           <w:bCs/>
                           <w:color w:val="404040" w:themeColor="text1" w:themeTint="BF"/>
-                          <w14:textFill>
-                            <w14:solidFill>
-                              <w14:schemeClr w14:val="tx1">
-                                <w14:lumMod w14:val="75000"/>
-                                <w14:lumOff w14:val="25000"/>
-                              </w14:schemeClr>
-                            </w14:solidFill>
-                          </w14:textFill>
                         </w:rPr>
                       </w:pPr>
                       <w:r>
                         <w:rPr>
-                          <w:rFonts w:hint="eastAsia" w:ascii="微软雅黑" w:hAnsi="微软雅黑" w:eastAsia="微软雅黑" w:cs="微软雅黑"/>
+                          <w:rFonts w:ascii="微软雅黑" w:eastAsia="微软雅黑" w:hAnsi="微软雅黑" w:cs="微软雅黑" w:hint="eastAsia"/>
                           <w:b/>
                           <w:bCs/>
                           <w:color w:val="404040" w:themeColor="text1" w:themeTint="BF"/>
-                          <w14:textFill>
-                            <w14:solidFill>
-                              <w14:schemeClr w14:val="tx1">
-                                <w14:lumMod w14:val="75000"/>
-                                <w14:lumOff w14:val="25000"/>
-                              </w14:schemeClr>
-                            </w14:solidFill>
-                          </w14:textFill>
-                        </w:rPr>
-                        <w:t>姓    名</w:t>
+                        </w:rPr>
+                        <w:t xml:space="preserve">姓    </w:t>
+                      </w:r>
+                      <w:r>
+                        <w:rPr>
+                          <w:rFonts w:ascii="微软雅黑" w:eastAsia="微软雅黑" w:hAnsi="微软雅黑" w:cs="微软雅黑" w:hint="eastAsia"/>
+                          <w:b/>
+                          <w:bCs/>
+                          <w:color w:val="404040" w:themeColor="text1" w:themeTint="BF"/>
+                        </w:rPr>
+                        <w:t>名</w:t>
                       </w:r>
                     </w:p>
                     <w:p>
                       <w:pPr>
                         <w:rPr>
-                          <w:rFonts w:ascii="微软雅黑" w:hAnsi="微软雅黑" w:eastAsia="微软雅黑" w:cs="微软雅黑"/>
+                          <w:rFonts w:ascii="微软雅黑" w:eastAsia="微软雅黑" w:hAnsi="微软雅黑" w:cs="微软雅黑"/>
                           <w:b/>
                           <w:bCs/>
                           <w:color w:val="404040" w:themeColor="text1" w:themeTint="BF"/>
-                          <w14:textFill>
-                            <w14:solidFill>
-                              <w14:schemeClr w14:val="tx1">
-                                <w14:lumMod w14:val="75000"/>
-                                <w14:lumOff w14:val="25000"/>
-                              </w14:schemeClr>
-                            </w14:solidFill>
-                          </w14:textFill>
                         </w:rPr>
                       </w:pPr>
                       <w:r>
                         <w:rPr>
-                          <w:rFonts w:hint="eastAsia" w:ascii="微软雅黑" w:hAnsi="微软雅黑" w:eastAsia="微软雅黑" w:cs="微软雅黑"/>
+                          <w:rFonts w:ascii="微软雅黑" w:eastAsia="微软雅黑" w:hAnsi="微软雅黑" w:cs="微软雅黑" w:hint="eastAsia"/>
                           <w:b/>
                           <w:bCs/>
                           <w:color w:val="404040" w:themeColor="text1" w:themeTint="BF"/>
-                          <w14:textFill>
-                            <w14:solidFill>
-                              <w14:schemeClr w14:val="tx1">
-                                <w14:lumMod w14:val="75000"/>
-                                <w14:lumOff w14:val="25000"/>
-                              </w14:schemeClr>
-                            </w14:solidFill>
-                          </w14:textFill>
                         </w:rPr>
                         <w:t>民    族</w:t>
                       </w:r>
@@ -537,34 +440,18 @@
                     <w:p>
                       <w:pPr>
                         <w:rPr>
-                          <w:rFonts w:ascii="微软雅黑" w:hAnsi="微软雅黑" w:eastAsia="微软雅黑" w:cs="微软雅黑"/>
+                          <w:rFonts w:ascii="微软雅黑" w:eastAsia="微软雅黑" w:hAnsi="微软雅黑" w:cs="微软雅黑"/>
                           <w:b/>
                           <w:bCs/>
                           <w:color w:val="404040" w:themeColor="text1" w:themeTint="BF"/>
-                          <w14:textFill>
-                            <w14:solidFill>
-                              <w14:schemeClr w14:val="tx1">
-                                <w14:lumMod w14:val="75000"/>
-                                <w14:lumOff w14:val="25000"/>
-                              </w14:schemeClr>
-                            </w14:solidFill>
-                          </w14:textFill>
                         </w:rPr>
                       </w:pPr>
                       <w:r>
                         <w:rPr>
-                          <w:rFonts w:hint="eastAsia" w:ascii="微软雅黑" w:hAnsi="微软雅黑" w:eastAsia="微软雅黑" w:cs="微软雅黑"/>
+                          <w:rFonts w:ascii="微软雅黑" w:eastAsia="微软雅黑" w:hAnsi="微软雅黑" w:cs="微软雅黑" w:hint="eastAsia"/>
                           <w:b/>
                           <w:bCs/>
                           <w:color w:val="404040" w:themeColor="text1" w:themeTint="BF"/>
-                          <w14:textFill>
-                            <w14:solidFill>
-                              <w14:schemeClr w14:val="tx1">
-                                <w14:lumMod w14:val="75000"/>
-                                <w14:lumOff w14:val="25000"/>
-                              </w14:schemeClr>
-                            </w14:solidFill>
-                          </w14:textFill>
                         </w:rPr>
                         <w:t>电    话</w:t>
                       </w:r>
@@ -572,34 +459,18 @@
                     <w:p>
                       <w:pPr>
                         <w:rPr>
-                          <w:rFonts w:ascii="微软雅黑" w:hAnsi="微软雅黑" w:eastAsia="微软雅黑" w:cs="微软雅黑"/>
+                          <w:rFonts w:ascii="微软雅黑" w:eastAsia="微软雅黑" w:hAnsi="微软雅黑" w:cs="微软雅黑"/>
                           <w:b/>
                           <w:bCs/>
                           <w:color w:val="404040" w:themeColor="text1" w:themeTint="BF"/>
-                          <w14:textFill>
-                            <w14:solidFill>
-                              <w14:schemeClr w14:val="tx1">
-                                <w14:lumMod w14:val="75000"/>
-                                <w14:lumOff w14:val="25000"/>
-                              </w14:schemeClr>
-                            </w14:solidFill>
-                          </w14:textFill>
                         </w:rPr>
                       </w:pPr>
                       <w:r>
                         <w:rPr>
-                          <w:rFonts w:hint="eastAsia" w:ascii="微软雅黑" w:hAnsi="微软雅黑" w:eastAsia="微软雅黑" w:cs="微软雅黑"/>
+                          <w:rFonts w:ascii="微软雅黑" w:eastAsia="微软雅黑" w:hAnsi="微软雅黑" w:cs="微软雅黑" w:hint="eastAsia"/>
                           <w:b/>
                           <w:bCs/>
                           <w:color w:val="404040" w:themeColor="text1" w:themeTint="BF"/>
-                          <w14:textFill>
-                            <w14:solidFill>
-                              <w14:schemeClr w14:val="tx1">
-                                <w14:lumMod w14:val="75000"/>
-                                <w14:lumOff w14:val="25000"/>
-                              </w14:schemeClr>
-                            </w14:solidFill>
-                          </w14:textFill>
                         </w:rPr>
                         <w:t>邮    箱</w:t>
                       </w:r>
@@ -607,18 +478,10 @@
                     <w:p>
                       <w:pPr>
                         <w:rPr>
-                          <w:rFonts w:ascii="微软雅黑" w:hAnsi="微软雅黑" w:eastAsia="微软雅黑" w:cs="微软雅黑"/>
+                          <w:rFonts w:ascii="微软雅黑" w:eastAsia="微软雅黑" w:hAnsi="微软雅黑" w:cs="微软雅黑"/>
                           <w:b/>
                           <w:bCs/>
                           <w:color w:val="404040" w:themeColor="text1" w:themeTint="BF"/>
-                          <w14:textFill>
-                            <w14:solidFill>
-                              <w14:schemeClr w14:val="tx1">
-                                <w14:lumMod w14:val="75000"/>
-                                <w14:lumOff w14:val="25000"/>
-                              </w14:schemeClr>
-                            </w14:solidFill>
-                          </w14:textFill>
                         </w:rPr>
                       </w:pPr>
                     </w:p>
@@ -631,12 +494,13 @@
       </w:r>
       <w:r>
         <w:rPr>
+          <w:noProof/>
           <w:sz w:val="28"/>
         </w:rPr>
         <mc:AlternateContent>
           <mc:Choice Requires="wps">
             <w:drawing>
-              <wp:anchor distT="0" distB="0" distL="114300" distR="114300" simplePos="0" relativeHeight="251674624" behindDoc="0" locked="0" layoutInCell="1" allowOverlap="1">
+              <wp:anchor distT="0" distB="0" distL="114300" distR="114300" simplePos="0" relativeHeight="251674624" behindDoc="0" locked="0" layoutInCell="1" allowOverlap="1" wp14:anchorId="3B470816" wp14:editId="2F0E1853">
                 <wp:simplePos x="0" y="0"/>
                 <wp:positionH relativeFrom="column">
                   <wp:posOffset>3067050</wp:posOffset>
@@ -685,68 +549,36 @@
                           <w:p>
                             <w:pPr>
                               <w:rPr>
-                                <w:rFonts w:ascii="微软雅黑" w:hAnsi="微软雅黑" w:eastAsia="微软雅黑" w:cs="微软雅黑"/>
+                                <w:rFonts w:ascii="微软雅黑" w:eastAsia="微软雅黑" w:hAnsi="微软雅黑" w:cs="微软雅黑"/>
                                 <w:b/>
                                 <w:bCs/>
                                 <w:color w:val="404040" w:themeColor="text1" w:themeTint="BF"/>
-                                <w14:textFill>
-                                  <w14:solidFill>
-                                    <w14:schemeClr w14:val="tx1">
-                                      <w14:lumMod w14:val="75000"/>
-                                      <w14:lumOff w14:val="25000"/>
-                                    </w14:schemeClr>
-                                  </w14:solidFill>
-                                </w14:textFill>
                               </w:rPr>
                             </w:pPr>
                             <w:r>
                               <w:rPr>
-                                <w:rFonts w:hint="eastAsia" w:ascii="微软雅黑" w:hAnsi="微软雅黑" w:eastAsia="微软雅黑" w:cs="微软雅黑"/>
+                                <w:rFonts w:ascii="微软雅黑" w:eastAsia="微软雅黑" w:hAnsi="微软雅黑" w:cs="微软雅黑" w:hint="eastAsia"/>
                                 <w:b/>
                                 <w:bCs/>
                                 <w:color w:val="404040" w:themeColor="text1" w:themeTint="BF"/>
-                                <w14:textFill>
-                                  <w14:solidFill>
-                                    <w14:schemeClr w14:val="tx1">
-                                      <w14:lumMod w14:val="75000"/>
-                                      <w14:lumOff w14:val="25000"/>
-                                    </w14:schemeClr>
-                                  </w14:solidFill>
-                                </w14:textFill>
                               </w:rPr>
                               <w:t xml:space="preserve">年 </w:t>
                             </w:r>
                             <w:r>
                               <w:rPr>
-                                <w:rFonts w:ascii="微软雅黑" w:hAnsi="微软雅黑" w:eastAsia="微软雅黑" w:cs="微软雅黑"/>
+                                <w:rFonts w:ascii="微软雅黑" w:eastAsia="微软雅黑" w:hAnsi="微软雅黑" w:cs="微软雅黑"/>
                                 <w:b/>
                                 <w:bCs/>
                                 <w:color w:val="404040" w:themeColor="text1" w:themeTint="BF"/>
-                                <w14:textFill>
-                                  <w14:solidFill>
-                                    <w14:schemeClr w14:val="tx1">
-                                      <w14:lumMod w14:val="75000"/>
-                                      <w14:lumOff w14:val="25000"/>
-                                    </w14:schemeClr>
-                                  </w14:solidFill>
-                                </w14:textFill>
                               </w:rPr>
                               <w:t xml:space="preserve">   </w:t>
                             </w:r>
                             <w:r>
                               <w:rPr>
-                                <w:rFonts w:hint="eastAsia" w:ascii="微软雅黑" w:hAnsi="微软雅黑" w:eastAsia="微软雅黑" w:cs="微软雅黑"/>
+                                <w:rFonts w:ascii="微软雅黑" w:eastAsia="微软雅黑" w:hAnsi="微软雅黑" w:cs="微软雅黑" w:hint="eastAsia"/>
                                 <w:b/>
                                 <w:bCs/>
                                 <w:color w:val="404040" w:themeColor="text1" w:themeTint="BF"/>
-                                <w14:textFill>
-                                  <w14:solidFill>
-                                    <w14:schemeClr w14:val="tx1">
-                                      <w14:lumMod w14:val="75000"/>
-                                      <w14:lumOff w14:val="25000"/>
-                                    </w14:schemeClr>
-                                  </w14:solidFill>
-                                </w14:textFill>
                               </w:rPr>
                               <w:t>龄</w:t>
                             </w:r>
@@ -754,34 +586,18 @@
                           <w:p>
                             <w:pPr>
                               <w:rPr>
-                                <w:rFonts w:ascii="微软雅黑" w:hAnsi="微软雅黑" w:eastAsia="微软雅黑" w:cs="微软雅黑"/>
+                                <w:rFonts w:ascii="微软雅黑" w:eastAsia="微软雅黑" w:hAnsi="微软雅黑" w:cs="微软雅黑"/>
                                 <w:b/>
                                 <w:bCs/>
                                 <w:color w:val="404040" w:themeColor="text1" w:themeTint="BF"/>
-                                <w14:textFill>
-                                  <w14:solidFill>
-                                    <w14:schemeClr w14:val="tx1">
-                                      <w14:lumMod w14:val="75000"/>
-                                      <w14:lumOff w14:val="25000"/>
-                                    </w14:schemeClr>
-                                  </w14:solidFill>
-                                </w14:textFill>
                               </w:rPr>
                             </w:pPr>
                             <w:r>
                               <w:rPr>
-                                <w:rFonts w:hint="eastAsia" w:ascii="微软雅黑" w:hAnsi="微软雅黑" w:eastAsia="微软雅黑" w:cs="微软雅黑"/>
+                                <w:rFonts w:ascii="微软雅黑" w:eastAsia="微软雅黑" w:hAnsi="微软雅黑" w:cs="微软雅黑" w:hint="eastAsia"/>
                                 <w:b/>
                                 <w:bCs/>
                                 <w:color w:val="404040" w:themeColor="text1" w:themeTint="BF"/>
-                                <w14:textFill>
-                                  <w14:solidFill>
-                                    <w14:schemeClr w14:val="tx1">
-                                      <w14:lumMod w14:val="75000"/>
-                                      <w14:lumOff w14:val="25000"/>
-                                    </w14:schemeClr>
-                                  </w14:solidFill>
-                                </w14:textFill>
                               </w:rPr>
                               <w:t>政治面貌毕业院校</w:t>
                             </w:r>
@@ -789,34 +605,18 @@
                           <w:p>
                             <w:pPr>
                               <w:rPr>
-                                <w:rFonts w:ascii="微软雅黑" w:hAnsi="微软雅黑" w:eastAsia="微软雅黑" w:cs="微软雅黑"/>
+                                <w:rFonts w:ascii="微软雅黑" w:eastAsia="微软雅黑" w:hAnsi="微软雅黑" w:cs="微软雅黑"/>
                                 <w:b/>
                                 <w:bCs/>
                                 <w:color w:val="404040" w:themeColor="text1" w:themeTint="BF"/>
-                                <w14:textFill>
-                                  <w14:solidFill>
-                                    <w14:schemeClr w14:val="tx1">
-                                      <w14:lumMod w14:val="75000"/>
-                                      <w14:lumOff w14:val="25000"/>
-                                    </w14:schemeClr>
-                                  </w14:solidFill>
-                                </w14:textFill>
                               </w:rPr>
                             </w:pPr>
                             <w:r>
                               <w:rPr>
-                                <w:rFonts w:hint="eastAsia" w:ascii="微软雅黑" w:hAnsi="微软雅黑" w:eastAsia="微软雅黑" w:cs="微软雅黑"/>
+                                <w:rFonts w:ascii="微软雅黑" w:eastAsia="微软雅黑" w:hAnsi="微软雅黑" w:cs="微软雅黑" w:hint="eastAsia"/>
                                 <w:b/>
                                 <w:bCs/>
                                 <w:color w:val="404040" w:themeColor="text1" w:themeTint="BF"/>
-                                <w14:textFill>
-                                  <w14:solidFill>
-                                    <w14:schemeClr w14:val="tx1">
-                                      <w14:lumMod w14:val="75000"/>
-                                      <w14:lumOff w14:val="25000"/>
-                                    </w14:schemeClr>
-                                  </w14:solidFill>
-                                </w14:textFill>
                               </w:rPr>
                               <w:t>学    历</w:t>
                             </w:r>
@@ -834,78 +634,42 @@
           </mc:Choice>
           <mc:Fallback>
             <w:pict>
-              <v:shape id="_x0000_s1026" o:spid="_x0000_s1026" o:spt="202" type="#_x0000_t202" style="position:absolute;left:0pt;margin-left:241.5pt;margin-top:67.75pt;height:96.15pt;width:57.65pt;z-index:251674624;mso-width-relative:page;mso-height-relative:page;" filled="f" stroked="f" coordsize="21600,21600" o:gfxdata="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">
-                <v:fill on="f" focussize="0,0"/>
-                <v:stroke on="f" weight="0.5pt"/>
-                <v:imagedata o:title=""/>
-                <o:lock v:ext="edit" aspectratio="f"/>
+              <v:shape w14:anchorId="3B470816" id="文本框 33" o:spid="_x0000_s1029" type="#_x0000_t202" style="position:absolute;left:0;text-align:left;margin-left:241.5pt;margin-top:67.75pt;width:57.65pt;height:96.15pt;z-index:251674624;visibility:visible;mso-wrap-style:square;mso-wrap-distance-left:9pt;mso-wrap-distance-top:0;mso-wrap-distance-right:9pt;mso-wrap-distance-bottom:0;mso-position-horizontal:absolute;mso-position-horizontal-relative:text;mso-position-vertical:absolute;mso-position-vertical-relative:text;v-text-anchor:top" o:gfxdata="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" filled="f" stroked="f" strokeweight=".5pt">
                 <v:textbox>
                   <w:txbxContent>
                     <w:p>
                       <w:pPr>
                         <w:rPr>
-                          <w:rFonts w:ascii="微软雅黑" w:hAnsi="微软雅黑" w:eastAsia="微软雅黑" w:cs="微软雅黑"/>
+                          <w:rFonts w:ascii="微软雅黑" w:eastAsia="微软雅黑" w:hAnsi="微软雅黑" w:cs="微软雅黑"/>
                           <w:b/>
                           <w:bCs/>
                           <w:color w:val="404040" w:themeColor="text1" w:themeTint="BF"/>
-                          <w14:textFill>
-                            <w14:solidFill>
-                              <w14:schemeClr w14:val="tx1">
-                                <w14:lumMod w14:val="75000"/>
-                                <w14:lumOff w14:val="25000"/>
-                              </w14:schemeClr>
-                            </w14:solidFill>
-                          </w14:textFill>
                         </w:rPr>
                       </w:pPr>
                       <w:r>
                         <w:rPr>
-                          <w:rFonts w:hint="eastAsia" w:ascii="微软雅黑" w:hAnsi="微软雅黑" w:eastAsia="微软雅黑" w:cs="微软雅黑"/>
+                          <w:rFonts w:ascii="微软雅黑" w:eastAsia="微软雅黑" w:hAnsi="微软雅黑" w:cs="微软雅黑" w:hint="eastAsia"/>
                           <w:b/>
                           <w:bCs/>
                           <w:color w:val="404040" w:themeColor="text1" w:themeTint="BF"/>
-                          <w14:textFill>
-                            <w14:solidFill>
-                              <w14:schemeClr w14:val="tx1">
-                                <w14:lumMod w14:val="75000"/>
-                                <w14:lumOff w14:val="25000"/>
-                              </w14:schemeClr>
-                            </w14:solidFill>
-                          </w14:textFill>
                         </w:rPr>
                         <w:t xml:space="preserve">年 </w:t>
                       </w:r>
                       <w:r>
                         <w:rPr>
-                          <w:rFonts w:ascii="微软雅黑" w:hAnsi="微软雅黑" w:eastAsia="微软雅黑" w:cs="微软雅黑"/>
+                          <w:rFonts w:ascii="微软雅黑" w:eastAsia="微软雅黑" w:hAnsi="微软雅黑" w:cs="微软雅黑"/>
                           <w:b/>
                           <w:bCs/>
                           <w:color w:val="404040" w:themeColor="text1" w:themeTint="BF"/>
-                          <w14:textFill>
-                            <w14:solidFill>
-                              <w14:schemeClr w14:val="tx1">
-                                <w14:lumMod w14:val="75000"/>
-                                <w14:lumOff w14:val="25000"/>
-                              </w14:schemeClr>
-                            </w14:solidFill>
-                          </w14:textFill>
                         </w:rPr>
                         <w:t xml:space="preserve">   </w:t>
                       </w:r>
                       <w:r>
                         <w:rPr>
-                          <w:rFonts w:hint="eastAsia" w:ascii="微软雅黑" w:hAnsi="微软雅黑" w:eastAsia="微软雅黑" w:cs="微软雅黑"/>
+                          <w:rFonts w:ascii="微软雅黑" w:eastAsia="微软雅黑" w:hAnsi="微软雅黑" w:cs="微软雅黑" w:hint="eastAsia"/>
                           <w:b/>
                           <w:bCs/>
                           <w:color w:val="404040" w:themeColor="text1" w:themeTint="BF"/>
-                          <w14:textFill>
-                            <w14:solidFill>
-                              <w14:schemeClr w14:val="tx1">
-                                <w14:lumMod w14:val="75000"/>
-                                <w14:lumOff w14:val="25000"/>
-                              </w14:schemeClr>
-                            </w14:solidFill>
-                          </w14:textFill>
                         </w:rPr>
                         <w:t>龄</w:t>
                       </w:r>
@@ -913,34 +677,18 @@
                     <w:p>
                       <w:pPr>
                         <w:rPr>
-                          <w:rFonts w:ascii="微软雅黑" w:hAnsi="微软雅黑" w:eastAsia="微软雅黑" w:cs="微软雅黑"/>
+                          <w:rFonts w:ascii="微软雅黑" w:eastAsia="微软雅黑" w:hAnsi="微软雅黑" w:cs="微软雅黑"/>
                           <w:b/>
                           <w:bCs/>
                           <w:color w:val="404040" w:themeColor="text1" w:themeTint="BF"/>
-                          <w14:textFill>
-                            <w14:solidFill>
-                              <w14:schemeClr w14:val="tx1">
-                                <w14:lumMod w14:val="75000"/>
-                                <w14:lumOff w14:val="25000"/>
-                              </w14:schemeClr>
-                            </w14:solidFill>
-                          </w14:textFill>
                         </w:rPr>
                       </w:pPr>
                       <w:r>
                         <w:rPr>
-                          <w:rFonts w:hint="eastAsia" w:ascii="微软雅黑" w:hAnsi="微软雅黑" w:eastAsia="微软雅黑" w:cs="微软雅黑"/>
+                          <w:rFonts w:ascii="微软雅黑" w:eastAsia="微软雅黑" w:hAnsi="微软雅黑" w:cs="微软雅黑" w:hint="eastAsia"/>
                           <w:b/>
                           <w:bCs/>
                           <w:color w:val="404040" w:themeColor="text1" w:themeTint="BF"/>
-                          <w14:textFill>
-                            <w14:solidFill>
-                              <w14:schemeClr w14:val="tx1">
-                                <w14:lumMod w14:val="75000"/>
-                                <w14:lumOff w14:val="25000"/>
-                              </w14:schemeClr>
-                            </w14:solidFill>
-                          </w14:textFill>
                         </w:rPr>
                         <w:t>政治面貌毕业院校</w:t>
                       </w:r>
@@ -948,34 +696,18 @@
                     <w:p>
                       <w:pPr>
                         <w:rPr>
-                          <w:rFonts w:ascii="微软雅黑" w:hAnsi="微软雅黑" w:eastAsia="微软雅黑" w:cs="微软雅黑"/>
+                          <w:rFonts w:ascii="微软雅黑" w:eastAsia="微软雅黑" w:hAnsi="微软雅黑" w:cs="微软雅黑"/>
                           <w:b/>
                           <w:bCs/>
                           <w:color w:val="404040" w:themeColor="text1" w:themeTint="BF"/>
-                          <w14:textFill>
-                            <w14:solidFill>
-                              <w14:schemeClr w14:val="tx1">
-                                <w14:lumMod w14:val="75000"/>
-                                <w14:lumOff w14:val="25000"/>
-                              </w14:schemeClr>
-                            </w14:solidFill>
-                          </w14:textFill>
                         </w:rPr>
                       </w:pPr>
                       <w:r>
                         <w:rPr>
-                          <w:rFonts w:hint="eastAsia" w:ascii="微软雅黑" w:hAnsi="微软雅黑" w:eastAsia="微软雅黑" w:cs="微软雅黑"/>
+                          <w:rFonts w:ascii="微软雅黑" w:eastAsia="微软雅黑" w:hAnsi="微软雅黑" w:cs="微软雅黑" w:hint="eastAsia"/>
                           <w:b/>
                           <w:bCs/>
                           <w:color w:val="404040" w:themeColor="text1" w:themeTint="BF"/>
-                          <w14:textFill>
-                            <w14:solidFill>
-                              <w14:schemeClr w14:val="tx1">
-                                <w14:lumMod w14:val="75000"/>
-                                <w14:lumOff w14:val="25000"/>
-                              </w14:schemeClr>
-                            </w14:solidFill>
-                          </w14:textFill>
                         </w:rPr>
                         <w:t>学    历</w:t>
                       </w:r>
@@ -989,12 +721,13 @@
       </w:r>
       <w:r>
         <w:rPr>
+          <w:noProof/>
           <w:sz w:val="28"/>
         </w:rPr>
         <mc:AlternateContent>
           <mc:Choice Requires="wps">
             <w:drawing>
-              <wp:anchor distT="0" distB="0" distL="114300" distR="114300" simplePos="0" relativeHeight="251665408" behindDoc="0" locked="0" layoutInCell="1" allowOverlap="1">
+              <wp:anchor distT="0" distB="0" distL="114300" distR="114300" simplePos="0" relativeHeight="251665408" behindDoc="0" locked="0" layoutInCell="1" allowOverlap="1" wp14:anchorId="4AC7E3F2" wp14:editId="718092CD">
                 <wp:simplePos x="0" y="0"/>
                 <wp:positionH relativeFrom="column">
                   <wp:posOffset>869950</wp:posOffset>
@@ -1046,45 +779,21 @@
                               <w:snapToGrid w:val="0"/>
                               <w:jc w:val="left"/>
                               <w:rPr>
-                                <w:rFonts w:ascii="微软雅黑" w:hAnsi="微软雅黑" w:eastAsia="微软雅黑"/>
-                                <w:color w:val="404040" w:themeColor="text1" w:themeTint="BF"/>
-                                <w14:textFill>
-                                  <w14:solidFill>
-                                    <w14:schemeClr w14:val="tx1">
-                                      <w14:lumMod w14:val="75000"/>
-                                      <w14:lumOff w14:val="25000"/>
-                                    </w14:schemeClr>
-                                  </w14:solidFill>
-                                </w14:textFill>
+                                <w:rFonts w:ascii="微软雅黑" w:eastAsia="微软雅黑" w:hAnsi="微软雅黑"/>
+                                <w:color w:val="404040" w:themeColor="text1" w:themeTint="BF"/>
                               </w:rPr>
                             </w:pPr>
                             <w:r>
                               <w:rPr>
-                                <w:rFonts w:ascii="微软雅黑" w:hAnsi="微软雅黑" w:eastAsia="微软雅黑"/>
-                                <w:color w:val="404040" w:themeColor="text1" w:themeTint="BF"/>
-                                <w14:textFill>
-                                  <w14:solidFill>
-                                    <w14:schemeClr w14:val="tx1">
-                                      <w14:lumMod w14:val="75000"/>
-                                      <w14:lumOff w14:val="25000"/>
-                                    </w14:schemeClr>
-                                  </w14:solidFill>
-                                </w14:textFill>
+                                <w:rFonts w:ascii="微软雅黑" w:eastAsia="微软雅黑" w:hAnsi="微软雅黑"/>
+                                <w:color w:val="404040" w:themeColor="text1" w:themeTint="BF"/>
                               </w:rPr>
                               <w:t>蔡</w:t>
                             </w:r>
                             <w:r>
                               <w:rPr>
-                                <w:rFonts w:hint="eastAsia" w:ascii="微软雅黑" w:hAnsi="微软雅黑" w:eastAsia="微软雅黑"/>
-                                <w:color w:val="404040" w:themeColor="text1" w:themeTint="BF"/>
-                                <w14:textFill>
-                                  <w14:solidFill>
-                                    <w14:schemeClr w14:val="tx1">
-                                      <w14:lumMod w14:val="75000"/>
-                                      <w14:lumOff w14:val="25000"/>
-                                    </w14:schemeClr>
-                                  </w14:solidFill>
-                                </w14:textFill>
+                                <w:rFonts w:ascii="微软雅黑" w:eastAsia="微软雅黑" w:hAnsi="微软雅黑" w:hint="eastAsia"/>
+                                <w:color w:val="404040" w:themeColor="text1" w:themeTint="BF"/>
                               </w:rPr>
                               <w:t>宙廷</w:t>
                             </w:r>
@@ -1095,30 +804,14 @@
                               <w:snapToGrid w:val="0"/>
                               <w:jc w:val="left"/>
                               <w:rPr>
-                                <w:rFonts w:ascii="微软雅黑" w:hAnsi="微软雅黑" w:eastAsia="微软雅黑"/>
-                                <w:color w:val="404040" w:themeColor="text1" w:themeTint="BF"/>
-                                <w14:textFill>
-                                  <w14:solidFill>
-                                    <w14:schemeClr w14:val="tx1">
-                                      <w14:lumMod w14:val="75000"/>
-                                      <w14:lumOff w14:val="25000"/>
-                                    </w14:schemeClr>
-                                  </w14:solidFill>
-                                </w14:textFill>
+                                <w:rFonts w:ascii="微软雅黑" w:eastAsia="微软雅黑" w:hAnsi="微软雅黑"/>
+                                <w:color w:val="404040" w:themeColor="text1" w:themeTint="BF"/>
                               </w:rPr>
                             </w:pPr>
                             <w:r>
                               <w:rPr>
-                                <w:rFonts w:hint="eastAsia" w:ascii="微软雅黑" w:hAnsi="微软雅黑" w:eastAsia="微软雅黑"/>
-                                <w:color w:val="404040" w:themeColor="text1" w:themeTint="BF"/>
-                                <w14:textFill>
-                                  <w14:solidFill>
-                                    <w14:schemeClr w14:val="tx1">
-                                      <w14:lumMod w14:val="75000"/>
-                                      <w14:lumOff w14:val="25000"/>
-                                    </w14:schemeClr>
-                                  </w14:solidFill>
-                                </w14:textFill>
+                                <w:rFonts w:ascii="微软雅黑" w:eastAsia="微软雅黑" w:hAnsi="微软雅黑" w:hint="eastAsia"/>
+                                <w:color w:val="404040" w:themeColor="text1" w:themeTint="BF"/>
                               </w:rPr>
                               <w:t>汉</w:t>
                             </w:r>
@@ -1129,30 +822,14 @@
                               <w:snapToGrid w:val="0"/>
                               <w:jc w:val="left"/>
                               <w:rPr>
-                                <w:rFonts w:ascii="微软雅黑" w:hAnsi="微软雅黑" w:eastAsia="微软雅黑"/>
-                                <w:color w:val="404040" w:themeColor="text1" w:themeTint="BF"/>
-                                <w14:textFill>
-                                  <w14:solidFill>
-                                    <w14:schemeClr w14:val="tx1">
-                                      <w14:lumMod w14:val="75000"/>
-                                      <w14:lumOff w14:val="25000"/>
-                                    </w14:schemeClr>
-                                  </w14:solidFill>
-                                </w14:textFill>
+                                <w:rFonts w:ascii="微软雅黑" w:eastAsia="微软雅黑" w:hAnsi="微软雅黑"/>
+                                <w:color w:val="404040" w:themeColor="text1" w:themeTint="BF"/>
                               </w:rPr>
                             </w:pPr>
                             <w:r>
                               <w:rPr>
-                                <w:rFonts w:hint="eastAsia" w:ascii="微软雅黑" w:hAnsi="微软雅黑" w:eastAsia="微软雅黑"/>
-                                <w:color w:val="404040" w:themeColor="text1" w:themeTint="BF"/>
-                                <w14:textFill>
-                                  <w14:solidFill>
-                                    <w14:schemeClr w14:val="tx1">
-                                      <w14:lumMod w14:val="75000"/>
-                                      <w14:lumOff w14:val="25000"/>
-                                    </w14:schemeClr>
-                                  </w14:solidFill>
-                                </w14:textFill>
+                                <w:rFonts w:ascii="微软雅黑" w:eastAsia="微软雅黑" w:hAnsi="微软雅黑" w:hint="eastAsia"/>
+                                <w:color w:val="404040" w:themeColor="text1" w:themeTint="BF"/>
                               </w:rPr>
                               <w:t>18664695946</w:t>
                             </w:r>
@@ -1163,32 +840,14 @@
                               <w:snapToGrid w:val="0"/>
                               <w:jc w:val="left"/>
                               <w:rPr>
-                                <w:rFonts w:hint="default" w:ascii="微软雅黑" w:hAnsi="微软雅黑" w:eastAsia="微软雅黑"/>
-                                <w:color w:val="404040" w:themeColor="text1" w:themeTint="BF"/>
-                                <w:lang w:val="en-US" w:eastAsia="zh-CN"/>
-                                <w14:textFill>
-                                  <w14:solidFill>
-                                    <w14:schemeClr w14:val="tx1">
-                                      <w14:lumMod w14:val="75000"/>
-                                      <w14:lumOff w14:val="25000"/>
-                                    </w14:schemeClr>
-                                  </w14:solidFill>
-                                </w14:textFill>
+                                <w:rFonts w:ascii="微软雅黑" w:eastAsia="微软雅黑" w:hAnsi="微软雅黑"/>
+                                <w:color w:val="404040" w:themeColor="text1" w:themeTint="BF"/>
                               </w:rPr>
                             </w:pPr>
                             <w:r>
                               <w:rPr>
-                                <w:rFonts w:hint="eastAsia" w:ascii="微软雅黑" w:hAnsi="微软雅黑" w:eastAsia="微软雅黑"/>
-                                <w:color w:val="404040" w:themeColor="text1" w:themeTint="BF"/>
-                                <w:lang w:val="en-US" w:eastAsia="zh-CN"/>
-                                <w14:textFill>
-                                  <w14:solidFill>
-                                    <w14:schemeClr w14:val="tx1">
-                                      <w14:lumMod w14:val="75000"/>
-                                      <w14:lumOff w14:val="25000"/>
-                                    </w14:schemeClr>
-                                  </w14:solidFill>
-                                </w14:textFill>
+                                <w:rFonts w:ascii="微软雅黑" w:eastAsia="微软雅黑" w:hAnsi="微软雅黑" w:hint="eastAsia"/>
+                                <w:color w:val="404040" w:themeColor="text1" w:themeTint="BF"/>
                               </w:rPr>
                               <w:t>niuzipai@gmail.com</w:t>
                             </w:r>
@@ -1199,16 +858,8 @@
                               <w:snapToGrid w:val="0"/>
                               <w:jc w:val="left"/>
                               <w:rPr>
-                                <w:rFonts w:ascii="微软雅黑" w:hAnsi="微软雅黑" w:eastAsia="微软雅黑"/>
-                                <w:color w:val="404040" w:themeColor="text1" w:themeTint="BF"/>
-                                <w14:textFill>
-                                  <w14:solidFill>
-                                    <w14:schemeClr w14:val="tx1">
-                                      <w14:lumMod w14:val="75000"/>
-                                      <w14:lumOff w14:val="25000"/>
-                                    </w14:schemeClr>
-                                  </w14:solidFill>
-                                </w14:textFill>
+                                <w:rFonts w:ascii="微软雅黑" w:eastAsia="微软雅黑" w:hAnsi="微软雅黑"/>
+                                <w:color w:val="404040" w:themeColor="text1" w:themeTint="BF"/>
                               </w:rPr>
                             </w:pPr>
                           </w:p>
@@ -1225,11 +876,7 @@
           </mc:Choice>
           <mc:Fallback>
             <w:pict>
-              <v:shape id="_x0000_s1026" o:spid="_x0000_s1026" o:spt="202" type="#_x0000_t202" style="position:absolute;left:0pt;margin-left:68.5pt;margin-top:67.8pt;height:116.9pt;width:163.8pt;z-index:251665408;mso-width-relative:page;mso-height-relative:page;" filled="f" stroked="f" coordsize="21600,21600" o:gfxdata="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">
-                <v:fill on="f" focussize="0,0"/>
-                <v:stroke on="f" weight="0.5pt"/>
-                <v:imagedata o:title=""/>
-                <o:lock v:ext="edit" aspectratio="f"/>
+              <v:shape w14:anchorId="4AC7E3F2" id="文本框 34" o:spid="_x0000_s1030" type="#_x0000_t202" style="position:absolute;left:0;text-align:left;margin-left:68.5pt;margin-top:67.8pt;width:163.8pt;height:116.9pt;z-index:251665408;visibility:visible;mso-wrap-style:square;mso-wrap-distance-left:9pt;mso-wrap-distance-top:0;mso-wrap-distance-right:9pt;mso-wrap-distance-bottom:0;mso-position-horizontal:absolute;mso-position-horizontal-relative:text;mso-position-vertical:absolute;mso-position-vertical-relative:text;v-text-anchor:top" o:gfxdata="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" filled="f" stroked="f" strokeweight=".5pt">
                 <v:textbox>
                   <w:txbxContent>
                     <w:p>
@@ -1238,45 +885,21 @@
                         <w:snapToGrid w:val="0"/>
                         <w:jc w:val="left"/>
                         <w:rPr>
-                          <w:rFonts w:ascii="微软雅黑" w:hAnsi="微软雅黑" w:eastAsia="微软雅黑"/>
-                          <w:color w:val="404040" w:themeColor="text1" w:themeTint="BF"/>
-                          <w14:textFill>
-                            <w14:solidFill>
-                              <w14:schemeClr w14:val="tx1">
-                                <w14:lumMod w14:val="75000"/>
-                                <w14:lumOff w14:val="25000"/>
-                              </w14:schemeClr>
-                            </w14:solidFill>
-                          </w14:textFill>
+                          <w:rFonts w:ascii="微软雅黑" w:eastAsia="微软雅黑" w:hAnsi="微软雅黑"/>
+                          <w:color w:val="404040" w:themeColor="text1" w:themeTint="BF"/>
                         </w:rPr>
                       </w:pPr>
                       <w:r>
                         <w:rPr>
-                          <w:rFonts w:ascii="微软雅黑" w:hAnsi="微软雅黑" w:eastAsia="微软雅黑"/>
-                          <w:color w:val="404040" w:themeColor="text1" w:themeTint="BF"/>
-                          <w14:textFill>
-                            <w14:solidFill>
-                              <w14:schemeClr w14:val="tx1">
-                                <w14:lumMod w14:val="75000"/>
-                                <w14:lumOff w14:val="25000"/>
-                              </w14:schemeClr>
-                            </w14:solidFill>
-                          </w14:textFill>
+                          <w:rFonts w:ascii="微软雅黑" w:eastAsia="微软雅黑" w:hAnsi="微软雅黑"/>
+                          <w:color w:val="404040" w:themeColor="text1" w:themeTint="BF"/>
                         </w:rPr>
                         <w:t>蔡</w:t>
                       </w:r>
                       <w:r>
                         <w:rPr>
-                          <w:rFonts w:hint="eastAsia" w:ascii="微软雅黑" w:hAnsi="微软雅黑" w:eastAsia="微软雅黑"/>
-                          <w:color w:val="404040" w:themeColor="text1" w:themeTint="BF"/>
-                          <w14:textFill>
-                            <w14:solidFill>
-                              <w14:schemeClr w14:val="tx1">
-                                <w14:lumMod w14:val="75000"/>
-                                <w14:lumOff w14:val="25000"/>
-                              </w14:schemeClr>
-                            </w14:solidFill>
-                          </w14:textFill>
+                          <w:rFonts w:ascii="微软雅黑" w:eastAsia="微软雅黑" w:hAnsi="微软雅黑" w:hint="eastAsia"/>
+                          <w:color w:val="404040" w:themeColor="text1" w:themeTint="BF"/>
                         </w:rPr>
                         <w:t>宙廷</w:t>
                       </w:r>
@@ -1287,30 +910,14 @@
                         <w:snapToGrid w:val="0"/>
                         <w:jc w:val="left"/>
                         <w:rPr>
-                          <w:rFonts w:ascii="微软雅黑" w:hAnsi="微软雅黑" w:eastAsia="微软雅黑"/>
-                          <w:color w:val="404040" w:themeColor="text1" w:themeTint="BF"/>
-                          <w14:textFill>
-                            <w14:solidFill>
-                              <w14:schemeClr w14:val="tx1">
-                                <w14:lumMod w14:val="75000"/>
-                                <w14:lumOff w14:val="25000"/>
-                              </w14:schemeClr>
-                            </w14:solidFill>
-                          </w14:textFill>
+                          <w:rFonts w:ascii="微软雅黑" w:eastAsia="微软雅黑" w:hAnsi="微软雅黑"/>
+                          <w:color w:val="404040" w:themeColor="text1" w:themeTint="BF"/>
                         </w:rPr>
                       </w:pPr>
                       <w:r>
                         <w:rPr>
-                          <w:rFonts w:hint="eastAsia" w:ascii="微软雅黑" w:hAnsi="微软雅黑" w:eastAsia="微软雅黑"/>
-                          <w:color w:val="404040" w:themeColor="text1" w:themeTint="BF"/>
-                          <w14:textFill>
-                            <w14:solidFill>
-                              <w14:schemeClr w14:val="tx1">
-                                <w14:lumMod w14:val="75000"/>
-                                <w14:lumOff w14:val="25000"/>
-                              </w14:schemeClr>
-                            </w14:solidFill>
-                          </w14:textFill>
+                          <w:rFonts w:ascii="微软雅黑" w:eastAsia="微软雅黑" w:hAnsi="微软雅黑" w:hint="eastAsia"/>
+                          <w:color w:val="404040" w:themeColor="text1" w:themeTint="BF"/>
                         </w:rPr>
                         <w:t>汉</w:t>
                       </w:r>
@@ -1321,30 +928,14 @@
                         <w:snapToGrid w:val="0"/>
                         <w:jc w:val="left"/>
                         <w:rPr>
-                          <w:rFonts w:ascii="微软雅黑" w:hAnsi="微软雅黑" w:eastAsia="微软雅黑"/>
-                          <w:color w:val="404040" w:themeColor="text1" w:themeTint="BF"/>
-                          <w14:textFill>
-                            <w14:solidFill>
-                              <w14:schemeClr w14:val="tx1">
-                                <w14:lumMod w14:val="75000"/>
-                                <w14:lumOff w14:val="25000"/>
-                              </w14:schemeClr>
-                            </w14:solidFill>
-                          </w14:textFill>
+                          <w:rFonts w:ascii="微软雅黑" w:eastAsia="微软雅黑" w:hAnsi="微软雅黑"/>
+                          <w:color w:val="404040" w:themeColor="text1" w:themeTint="BF"/>
                         </w:rPr>
                       </w:pPr>
                       <w:r>
                         <w:rPr>
-                          <w:rFonts w:hint="eastAsia" w:ascii="微软雅黑" w:hAnsi="微软雅黑" w:eastAsia="微软雅黑"/>
-                          <w:color w:val="404040" w:themeColor="text1" w:themeTint="BF"/>
-                          <w14:textFill>
-                            <w14:solidFill>
-                              <w14:schemeClr w14:val="tx1">
-                                <w14:lumMod w14:val="75000"/>
-                                <w14:lumOff w14:val="25000"/>
-                              </w14:schemeClr>
-                            </w14:solidFill>
-                          </w14:textFill>
+                          <w:rFonts w:ascii="微软雅黑" w:eastAsia="微软雅黑" w:hAnsi="微软雅黑" w:hint="eastAsia"/>
+                          <w:color w:val="404040" w:themeColor="text1" w:themeTint="BF"/>
                         </w:rPr>
                         <w:t>18664695946</w:t>
                       </w:r>
@@ -1355,32 +946,14 @@
                         <w:snapToGrid w:val="0"/>
                         <w:jc w:val="left"/>
                         <w:rPr>
-                          <w:rFonts w:hint="default" w:ascii="微软雅黑" w:hAnsi="微软雅黑" w:eastAsia="微软雅黑"/>
-                          <w:color w:val="404040" w:themeColor="text1" w:themeTint="BF"/>
-                          <w:lang w:val="en-US" w:eastAsia="zh-CN"/>
-                          <w14:textFill>
-                            <w14:solidFill>
-                              <w14:schemeClr w14:val="tx1">
-                                <w14:lumMod w14:val="75000"/>
-                                <w14:lumOff w14:val="25000"/>
-                              </w14:schemeClr>
-                            </w14:solidFill>
-                          </w14:textFill>
+                          <w:rFonts w:ascii="微软雅黑" w:eastAsia="微软雅黑" w:hAnsi="微软雅黑"/>
+                          <w:color w:val="404040" w:themeColor="text1" w:themeTint="BF"/>
                         </w:rPr>
                       </w:pPr>
                       <w:r>
                         <w:rPr>
-                          <w:rFonts w:hint="eastAsia" w:ascii="微软雅黑" w:hAnsi="微软雅黑" w:eastAsia="微软雅黑"/>
-                          <w:color w:val="404040" w:themeColor="text1" w:themeTint="BF"/>
-                          <w:lang w:val="en-US" w:eastAsia="zh-CN"/>
-                          <w14:textFill>
-                            <w14:solidFill>
-                              <w14:schemeClr w14:val="tx1">
-                                <w14:lumMod w14:val="75000"/>
-                                <w14:lumOff w14:val="25000"/>
-                              </w14:schemeClr>
-                            </w14:solidFill>
-                          </w14:textFill>
+                          <w:rFonts w:ascii="微软雅黑" w:eastAsia="微软雅黑" w:hAnsi="微软雅黑" w:hint="eastAsia"/>
+                          <w:color w:val="404040" w:themeColor="text1" w:themeTint="BF"/>
                         </w:rPr>
                         <w:t>niuzipai@gmail.com</w:t>
                       </w:r>
@@ -1391,16 +964,8 @@
                         <w:snapToGrid w:val="0"/>
                         <w:jc w:val="left"/>
                         <w:rPr>
-                          <w:rFonts w:ascii="微软雅黑" w:hAnsi="微软雅黑" w:eastAsia="微软雅黑"/>
-                          <w:color w:val="404040" w:themeColor="text1" w:themeTint="BF"/>
-                          <w14:textFill>
-                            <w14:solidFill>
-                              <w14:schemeClr w14:val="tx1">
-                                <w14:lumMod w14:val="75000"/>
-                                <w14:lumOff w14:val="25000"/>
-                              </w14:schemeClr>
-                            </w14:solidFill>
-                          </w14:textFill>
+                          <w:rFonts w:ascii="微软雅黑" w:eastAsia="微软雅黑" w:hAnsi="微软雅黑"/>
+                          <w:color w:val="404040" w:themeColor="text1" w:themeTint="BF"/>
                         </w:rPr>
                       </w:pPr>
                     </w:p>
@@ -1413,12 +978,13 @@
       </w:r>
       <w:r>
         <w:rPr>
+          <w:noProof/>
           <w:sz w:val="28"/>
         </w:rPr>
         <mc:AlternateContent>
           <mc:Choice Requires="wps">
             <w:drawing>
-              <wp:anchor distT="0" distB="0" distL="114300" distR="114300" simplePos="0" relativeHeight="251659264" behindDoc="0" locked="0" layoutInCell="1" allowOverlap="1">
+              <wp:anchor distT="0" distB="0" distL="114300" distR="114300" simplePos="0" relativeHeight="251659264" behindDoc="0" locked="0" layoutInCell="1" allowOverlap="1" wp14:anchorId="6C8CC525" wp14:editId="6F741440">
                 <wp:simplePos x="0" y="0"/>
                 <wp:positionH relativeFrom="column">
                   <wp:posOffset>2469515</wp:posOffset>
@@ -1467,7 +1033,7 @@
                           <w:p>
                             <w:r>
                               <w:rPr>
-                                <w:rFonts w:hint="eastAsia" w:ascii="微软雅黑" w:hAnsi="微软雅黑" w:eastAsia="微软雅黑"/>
+                                <w:rFonts w:ascii="微软雅黑" w:eastAsia="微软雅黑" w:hAnsi="微软雅黑" w:hint="eastAsia"/>
                                 <w:color w:val="414141"/>
                                 <w:sz w:val="60"/>
                                 <w:szCs w:val="60"/>
@@ -1493,17 +1059,13 @@
           </mc:Choice>
           <mc:Fallback>
             <w:pict>
-              <v:shape id="_x0000_s1026" o:spid="_x0000_s1026" o:spt="202" type="#_x0000_t202" style="position:absolute;left:0pt;margin-left:194.45pt;margin-top:-4.7pt;height:63.45pt;width:144.55pt;z-index:251659264;mso-width-relative:page;mso-height-relative:page;" filled="f" stroked="f" coordsize="21600,21600" o:gfxdata="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">
-                <v:fill on="f" focussize="0,0"/>
-                <v:stroke on="f" weight="0.5pt"/>
-                <v:imagedata o:title=""/>
-                <o:lock v:ext="edit" aspectratio="f"/>
+              <v:shape w14:anchorId="6C8CC525" id="文本框 3" o:spid="_x0000_s1031" type="#_x0000_t202" style="position:absolute;left:0;text-align:left;margin-left:194.45pt;margin-top:-4.7pt;width:144.55pt;height:63.45pt;z-index:251659264;visibility:visible;mso-wrap-style:square;mso-wrap-distance-left:9pt;mso-wrap-distance-top:0;mso-wrap-distance-right:9pt;mso-wrap-distance-bottom:0;mso-position-horizontal:absolute;mso-position-horizontal-relative:text;mso-position-vertical:absolute;mso-position-vertical-relative:text;v-text-anchor:top" o:gfxdata="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" filled="f" stroked="f" strokeweight=".5pt">
                 <v:textbox>
                   <w:txbxContent>
                     <w:p>
                       <w:r>
                         <w:rPr>
-                          <w:rFonts w:hint="eastAsia" w:ascii="微软雅黑" w:hAnsi="微软雅黑" w:eastAsia="微软雅黑"/>
+                          <w:rFonts w:ascii="微软雅黑" w:eastAsia="微软雅黑" w:hAnsi="微软雅黑" w:hint="eastAsia"/>
                           <w:color w:val="414141"/>
                           <w:sz w:val="60"/>
                           <w:szCs w:val="60"/>
@@ -1539,16 +1101,19 @@
         <w:snapToGrid w:val="0"/>
         <w:spacing w:line="20" w:lineRule="exact"/>
         <w:rPr>
-          <w:rFonts w:ascii="微软雅黑" w:hAnsi="微软雅黑" w:eastAsia="微软雅黑"/>
+          <w:rFonts w:ascii="微软雅黑" w:eastAsia="微软雅黑" w:hAnsi="微软雅黑"/>
           <w:sz w:val="28"/>
           <w:szCs w:val="28"/>
         </w:rPr>
       </w:pPr>
       <w:r>
+        <w:rPr>
+          <w:noProof/>
+        </w:rPr>
         <mc:AlternateContent>
           <mc:Choice Requires="wps">
             <w:drawing>
-              <wp:anchor distT="0" distB="0" distL="114300" distR="114300" simplePos="0" relativeHeight="251672576" behindDoc="0" locked="0" layoutInCell="1" allowOverlap="1">
+              <wp:anchor distT="0" distB="0" distL="114300" distR="114300" simplePos="0" relativeHeight="251672576" behindDoc="0" locked="0" layoutInCell="1" allowOverlap="1" wp14:anchorId="5339C62C" wp14:editId="6A74679D">
                 <wp:simplePos x="0" y="0"/>
                 <wp:positionH relativeFrom="column">
                   <wp:posOffset>-15240</wp:posOffset>
@@ -1596,56 +1161,33 @@
                         <w:txbxContent>
                           <w:p>
                             <w:pPr>
-                              <w:pStyle w:val="9"/>
-                              <w:numPr>
-                                <w:numId w:val="0"/>
-                              </w:numPr>
+                              <w:pStyle w:val="11"/>
                               <w:adjustRightInd w:val="0"/>
                               <w:snapToGrid w:val="0"/>
-                              <w:ind w:leftChars="0"/>
+                              <w:ind w:firstLineChars="0" w:firstLine="0"/>
                               <w:jc w:val="left"/>
                               <w:rPr>
-                                <w:rFonts w:hint="default" w:ascii="微软雅黑" w:hAnsi="微软雅黑" w:eastAsia="微软雅黑"/>
+                                <w:rFonts w:ascii="微软雅黑" w:eastAsia="微软雅黑" w:hAnsi="微软雅黑"/>
                                 <w:b/>
                                 <w:bCs/>
                                 <w:color w:val="404040" w:themeColor="text1" w:themeTint="BF"/>
                                 <w:sz w:val="22"/>
-                                <w:szCs w:val="22"/>
-                                <w:lang w:val="en-US" w:eastAsia="zh-CN"/>
-                                <w14:textFill>
-                                  <w14:solidFill>
-                                    <w14:schemeClr w14:val="tx1">
-                                      <w14:lumMod w14:val="75000"/>
-                                      <w14:lumOff w14:val="25000"/>
-                                    </w14:schemeClr>
-                                  </w14:solidFill>
-                                </w14:textFill>
                               </w:rPr>
                             </w:pPr>
                             <w:r>
                               <w:rPr>
-                                <w:rFonts w:hint="eastAsia" w:ascii="微软雅黑" w:hAnsi="微软雅黑" w:eastAsia="微软雅黑"/>
+                                <w:rFonts w:ascii="微软雅黑" w:eastAsia="微软雅黑" w:hAnsi="微软雅黑" w:hint="eastAsia"/>
                                 <w:b/>
                                 <w:bCs/>
                                 <w:color w:val="404040" w:themeColor="text1" w:themeTint="BF"/>
                                 <w:sz w:val="22"/>
-                                <w:szCs w:val="22"/>
-                                <w:lang w:val="en-US" w:eastAsia="zh-CN"/>
-                                <w14:textFill>
-                                  <w14:solidFill>
-                                    <w14:schemeClr w14:val="tx1">
-                                      <w14:lumMod w14:val="75000"/>
-                                      <w14:lumOff w14:val="25000"/>
-                                    </w14:schemeClr>
-                                  </w14:solidFill>
-                                </w14:textFill>
                               </w:rPr>
                               <w:t>做出成绩的同时不断共享跟进流程为整个团队赋能，提高整体效率和利润</w:t>
                             </w:r>
                           </w:p>
                           <w:p>
                             <w:pPr>
-                              <w:pStyle w:val="9"/>
+                              <w:pStyle w:val="11"/>
                               <w:numPr>
                                 <w:ilvl w:val="0"/>
                                 <w:numId w:val="1"/>
@@ -1655,80 +1197,26 @@
                               <w:ind w:firstLineChars="0"/>
                               <w:jc w:val="left"/>
                               <w:rPr>
-                                <w:rFonts w:ascii="微软雅黑" w:hAnsi="微软雅黑" w:eastAsia="微软雅黑"/>
+                                <w:rFonts w:ascii="微软雅黑" w:eastAsia="微软雅黑" w:hAnsi="微软雅黑"/>
                                 <w:color w:val="404040" w:themeColor="text1" w:themeTint="BF"/>
                                 <w:sz w:val="20"/>
                                 <w:szCs w:val="20"/>
-                                <w14:textFill>
-                                  <w14:solidFill>
-                                    <w14:schemeClr w14:val="tx1">
-                                      <w14:lumMod w14:val="75000"/>
-                                      <w14:lumOff w14:val="25000"/>
-                                    </w14:schemeClr>
-                                  </w14:solidFill>
-                                </w14:textFill>
                               </w:rPr>
                             </w:pPr>
                             <w:r>
                               <w:rPr>
-                                <w:rFonts w:hint="eastAsia" w:ascii="微软雅黑" w:hAnsi="微软雅黑" w:eastAsia="微软雅黑"/>
+                                <w:rFonts w:ascii="微软雅黑" w:eastAsia="微软雅黑" w:hAnsi="微软雅黑" w:hint="eastAsia"/>
                                 <w:b/>
                                 <w:color w:val="404040" w:themeColor="text1" w:themeTint="BF"/>
                                 <w:sz w:val="20"/>
                                 <w:szCs w:val="20"/>
-                                <w14:textFill>
-                                  <w14:solidFill>
-                                    <w14:schemeClr w14:val="tx1">
-                                      <w14:lumMod w14:val="75000"/>
-                                      <w14:lumOff w14:val="25000"/>
-                                    </w14:schemeClr>
-                                  </w14:solidFill>
-                                </w14:textFill>
-                              </w:rPr>
-                              <w:t>开品速度：约为同事2倍</w:t>
-                            </w:r>
-                            <w:r>
-                              <w:rPr>
-                                <w:rFonts w:hint="eastAsia" w:ascii="微软雅黑" w:hAnsi="微软雅黑" w:eastAsia="微软雅黑"/>
-                                <w:b/>
-                                <w:color w:val="404040" w:themeColor="text1" w:themeTint="BF"/>
-                                <w:sz w:val="20"/>
-                                <w:szCs w:val="20"/>
-                                <w:lang w:eastAsia="zh-CN"/>
-                                <w14:textFill>
-                                  <w14:solidFill>
-                                    <w14:schemeClr w14:val="tx1">
-                                      <w14:lumMod w14:val="75000"/>
-                                      <w14:lumOff w14:val="25000"/>
-                                    </w14:schemeClr>
-                                  </w14:solidFill>
-                                </w14:textFill>
-                              </w:rPr>
-                              <w:t>，</w:t>
-                            </w:r>
-                            <w:r>
-                              <w:rPr>
-                                <w:rFonts w:hint="eastAsia" w:ascii="微软雅黑" w:hAnsi="微软雅黑" w:eastAsia="微软雅黑"/>
-                                <w:b/>
-                                <w:color w:val="404040" w:themeColor="text1" w:themeTint="BF"/>
-                                <w:sz w:val="20"/>
-                                <w:szCs w:val="20"/>
-                                <w:lang w:val="en-US" w:eastAsia="zh-CN"/>
-                                <w14:textFill>
-                                  <w14:solidFill>
-                                    <w14:schemeClr w14:val="tx1">
-                                      <w14:lumMod w14:val="75000"/>
-                                      <w14:lumOff w14:val="25000"/>
-                                    </w14:schemeClr>
-                                  </w14:solidFill>
-                                </w14:textFill>
-                              </w:rPr>
-                              <w:t>每月精铺8个品以上</w:t>
+                              </w:rPr>
+                              <w:t>开品速度：约为同事2倍，每月精铺8个品以上</w:t>
                             </w:r>
                           </w:p>
                           <w:p>
                             <w:pPr>
-                              <w:pStyle w:val="9"/>
+                              <w:pStyle w:val="11"/>
                               <w:numPr>
                                 <w:ilvl w:val="0"/>
                                 <w:numId w:val="1"/>
@@ -1738,42 +1226,26 @@
                               <w:ind w:firstLineChars="0"/>
                               <w:jc w:val="left"/>
                               <w:rPr>
-                                <w:rFonts w:ascii="微软雅黑" w:hAnsi="微软雅黑" w:eastAsia="微软雅黑"/>
+                                <w:rFonts w:ascii="微软雅黑" w:eastAsia="微软雅黑" w:hAnsi="微软雅黑"/>
                                 <w:color w:val="404040" w:themeColor="text1" w:themeTint="BF"/>
                                 <w:sz w:val="20"/>
                                 <w:szCs w:val="20"/>
-                                <w14:textFill>
-                                  <w14:solidFill>
-                                    <w14:schemeClr w14:val="tx1">
-                                      <w14:lumMod w14:val="75000"/>
-                                      <w14:lumOff w14:val="25000"/>
-                                    </w14:schemeClr>
-                                  </w14:solidFill>
-                                </w14:textFill>
                               </w:rPr>
                             </w:pPr>
                             <w:r>
                               <w:rPr>
-                                <w:rFonts w:hint="eastAsia" w:ascii="微软雅黑" w:hAnsi="微软雅黑" w:eastAsia="微软雅黑"/>
+                                <w:rFonts w:ascii="微软雅黑" w:eastAsia="微软雅黑" w:hAnsi="微软雅黑" w:hint="eastAsia"/>
                                 <w:b/>
                                 <w:color w:val="404040" w:themeColor="text1" w:themeTint="BF"/>
                                 <w:sz w:val="20"/>
                                 <w:szCs w:val="20"/>
-                                <w14:textFill>
-                                  <w14:solidFill>
-                                    <w14:schemeClr w14:val="tx1">
-                                      <w14:lumMod w14:val="75000"/>
-                                      <w14:lumOff w14:val="25000"/>
-                                    </w14:schemeClr>
-                                  </w14:solidFill>
-                                </w14:textFill>
                               </w:rPr>
                               <w:t>做图效率：30分钟/套</w:t>
                             </w:r>
                           </w:p>
                           <w:p>
                             <w:pPr>
-                              <w:pStyle w:val="9"/>
+                              <w:pStyle w:val="11"/>
                               <w:numPr>
                                 <w:ilvl w:val="0"/>
                                 <w:numId w:val="1"/>
@@ -1784,38 +1256,22 @@
                               <w:jc w:val="left"/>
                               <w:rPr>
                                 <w:color w:val="404040" w:themeColor="text1" w:themeTint="BF"/>
-                                <w14:textFill>
-                                  <w14:solidFill>
-                                    <w14:schemeClr w14:val="tx1">
-                                      <w14:lumMod w14:val="75000"/>
-                                      <w14:lumOff w14:val="25000"/>
-                                    </w14:schemeClr>
-                                  </w14:solidFill>
-                                </w14:textFill>
                               </w:rPr>
                             </w:pPr>
                             <w:r>
                               <w:rPr>
-                                <w:rFonts w:hint="eastAsia" w:ascii="微软雅黑" w:hAnsi="微软雅黑" w:eastAsia="微软雅黑"/>
+                                <w:rFonts w:ascii="微软雅黑" w:eastAsia="微软雅黑" w:hAnsi="微软雅黑" w:hint="eastAsia"/>
                                 <w:b/>
                                 <w:color w:val="404040" w:themeColor="text1" w:themeTint="BF"/>
                                 <w:sz w:val="20"/>
                                 <w:szCs w:val="20"/>
-                                <w14:textFill>
-                                  <w14:solidFill>
-                                    <w14:schemeClr w14:val="tx1">
-                                      <w14:lumMod w14:val="75000"/>
-                                      <w14:lumOff w14:val="25000"/>
-                                    </w14:schemeClr>
-                                  </w14:solidFill>
-                                </w14:textFill>
                               </w:rPr>
                               <w:t>设计优化：3名设计师</w:t>
                             </w:r>
                           </w:p>
                           <w:p>
                             <w:pPr>
-                              <w:pStyle w:val="9"/>
+                              <w:pStyle w:val="11"/>
                               <w:numPr>
                                 <w:ilvl w:val="0"/>
                                 <w:numId w:val="1"/>
@@ -1826,70 +1282,17 @@
                               <w:jc w:val="left"/>
                               <w:rPr>
                                 <w:color w:val="404040" w:themeColor="text1" w:themeTint="BF"/>
-                                <w14:textFill>
-                                  <w14:solidFill>
-                                    <w14:schemeClr w14:val="tx1">
-                                      <w14:lumMod w14:val="75000"/>
-                                      <w14:lumOff w14:val="25000"/>
-                                    </w14:schemeClr>
-                                  </w14:solidFill>
-                                </w14:textFill>
                               </w:rPr>
                             </w:pPr>
                             <w:r>
                               <w:rPr>
-                                <w:rFonts w:hint="eastAsia" w:ascii="微软雅黑" w:hAnsi="微软雅黑" w:eastAsia="微软雅黑"/>
+                                <w:rFonts w:ascii="微软雅黑" w:eastAsia="微软雅黑" w:hAnsi="微软雅黑" w:hint="eastAsia"/>
                                 <w:b/>
                                 <w:color w:val="404040" w:themeColor="text1" w:themeTint="BF"/>
                                 <w:sz w:val="20"/>
                                 <w:szCs w:val="20"/>
-                                <w14:textFill>
-                                  <w14:solidFill>
-                                    <w14:schemeClr w14:val="tx1">
-                                      <w14:lumMod w14:val="75000"/>
-                                      <w14:lumOff w14:val="25000"/>
-                                    </w14:schemeClr>
-                                  </w14:solidFill>
-                                </w14:textFill>
-                              </w:rPr>
-                              <w:t>利润结果：月度利润贡献≥2万元，</w:t>
-                            </w:r>
-                            <w:r>
-                              <w:rPr>
-                                <w:rFonts w:hint="eastAsia" w:ascii="微软雅黑" w:hAnsi="微软雅黑" w:eastAsia="微软雅黑"/>
-                                <w:b/>
-                                <w:color w:val="404040" w:themeColor="text1" w:themeTint="BF"/>
-                                <w:sz w:val="20"/>
-                                <w:szCs w:val="20"/>
-                                <w:lang w:val="en-US" w:eastAsia="zh-CN"/>
-                                <w14:textFill>
-                                  <w14:solidFill>
-                                    <w14:schemeClr w14:val="tx1">
-                                      <w14:lumMod w14:val="75000"/>
-                                      <w14:lumOff w14:val="25000"/>
-                                    </w14:schemeClr>
-                                  </w14:solidFill>
-                                </w14:textFill>
-                              </w:rPr>
-                              <w:t>最高时选品产生利润一度超过10万元，</w:t>
-                            </w:r>
-                            <w:r>
-                              <w:rPr>
-                                <w:rFonts w:hint="eastAsia" w:ascii="微软雅黑" w:hAnsi="微软雅黑" w:eastAsia="微软雅黑"/>
-                                <w:b/>
-                                <w:color w:val="404040" w:themeColor="text1" w:themeTint="BF"/>
-                                <w:sz w:val="20"/>
-                                <w:szCs w:val="20"/>
-                                <w14:textFill>
-                                  <w14:solidFill>
-                                    <w14:schemeClr w14:val="tx1">
-                                      <w14:lumMod w14:val="75000"/>
-                                      <w14:lumOff w14:val="25000"/>
-                                    </w14:schemeClr>
-                                  </w14:solidFill>
-                                </w14:textFill>
-                              </w:rPr>
-                              <w:t>所选品持续不亏损</w:t>
+                              </w:rPr>
+                              <w:t>利润结果：月度利润贡献≥2万元，最高时选品产生利润一度超过10万元，所选品持续不亏损</w:t>
                             </w:r>
                           </w:p>
                         </w:txbxContent>
@@ -1905,65 +1308,38 @@
           </mc:Choice>
           <mc:Fallback>
             <w:pict>
-              <v:shape id="_x0000_s1026" o:spid="_x0000_s1026" o:spt="202" type="#_x0000_t202" style="position:absolute;left:0pt;margin-left:-1.2pt;margin-top:522.6pt;height:92.4pt;width:525.65pt;z-index:251672576;mso-width-relative:page;mso-height-relative:page;" filled="f" stroked="f" coordsize="21600,21600" o:gfxdata="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">
-                <v:fill on="f" focussize="0,0"/>
-                <v:stroke on="f" weight="0.5pt"/>
-                <v:imagedata o:title=""/>
-                <o:lock v:ext="edit" aspectratio="f"/>
+              <v:shape w14:anchorId="5339C62C" id="文本框 39" o:spid="_x0000_s1032" type="#_x0000_t202" style="position:absolute;left:0;text-align:left;margin-left:-1.2pt;margin-top:522.6pt;width:525.65pt;height:92.4pt;z-index:251672576;visibility:visible;mso-wrap-style:square;mso-wrap-distance-left:9pt;mso-wrap-distance-top:0;mso-wrap-distance-right:9pt;mso-wrap-distance-bottom:0;mso-position-horizontal:absolute;mso-position-horizontal-relative:text;mso-position-vertical:absolute;mso-position-vertical-relative:text;v-text-anchor:top" o:gfxdata="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" filled="f" stroked="f" strokeweight=".5pt">
                 <v:textbox>
                   <w:txbxContent>
                     <w:p>
                       <w:pPr>
-                        <w:pStyle w:val="9"/>
-                        <w:numPr>
-                          <w:numId w:val="0"/>
-                        </w:numPr>
+                        <w:pStyle w:val="11"/>
                         <w:adjustRightInd w:val="0"/>
                         <w:snapToGrid w:val="0"/>
-                        <w:ind w:leftChars="0"/>
+                        <w:ind w:firstLineChars="0" w:firstLine="0"/>
                         <w:jc w:val="left"/>
                         <w:rPr>
-                          <w:rFonts w:hint="default" w:ascii="微软雅黑" w:hAnsi="微软雅黑" w:eastAsia="微软雅黑"/>
+                          <w:rFonts w:ascii="微软雅黑" w:eastAsia="微软雅黑" w:hAnsi="微软雅黑"/>
                           <w:b/>
                           <w:bCs/>
                           <w:color w:val="404040" w:themeColor="text1" w:themeTint="BF"/>
                           <w:sz w:val="22"/>
-                          <w:szCs w:val="22"/>
-                          <w:lang w:val="en-US" w:eastAsia="zh-CN"/>
-                          <w14:textFill>
-                            <w14:solidFill>
-                              <w14:schemeClr w14:val="tx1">
-                                <w14:lumMod w14:val="75000"/>
-                                <w14:lumOff w14:val="25000"/>
-                              </w14:schemeClr>
-                            </w14:solidFill>
-                          </w14:textFill>
                         </w:rPr>
                       </w:pPr>
                       <w:r>
                         <w:rPr>
-                          <w:rFonts w:hint="eastAsia" w:ascii="微软雅黑" w:hAnsi="微软雅黑" w:eastAsia="微软雅黑"/>
+                          <w:rFonts w:ascii="微软雅黑" w:eastAsia="微软雅黑" w:hAnsi="微软雅黑" w:hint="eastAsia"/>
                           <w:b/>
                           <w:bCs/>
                           <w:color w:val="404040" w:themeColor="text1" w:themeTint="BF"/>
                           <w:sz w:val="22"/>
-                          <w:szCs w:val="22"/>
-                          <w:lang w:val="en-US" w:eastAsia="zh-CN"/>
-                          <w14:textFill>
-                            <w14:solidFill>
-                              <w14:schemeClr w14:val="tx1">
-                                <w14:lumMod w14:val="75000"/>
-                                <w14:lumOff w14:val="25000"/>
-                              </w14:schemeClr>
-                            </w14:solidFill>
-                          </w14:textFill>
                         </w:rPr>
                         <w:t>做出成绩的同时不断共享跟进流程为整个团队赋能，提高整体效率和利润</w:t>
                       </w:r>
                     </w:p>
                     <w:p>
                       <w:pPr>
-                        <w:pStyle w:val="9"/>
+                        <w:pStyle w:val="11"/>
                         <w:numPr>
                           <w:ilvl w:val="0"/>
                           <w:numId w:val="1"/>
@@ -1973,80 +1349,26 @@
                         <w:ind w:firstLineChars="0"/>
                         <w:jc w:val="left"/>
                         <w:rPr>
-                          <w:rFonts w:ascii="微软雅黑" w:hAnsi="微软雅黑" w:eastAsia="微软雅黑"/>
+                          <w:rFonts w:ascii="微软雅黑" w:eastAsia="微软雅黑" w:hAnsi="微软雅黑"/>
                           <w:color w:val="404040" w:themeColor="text1" w:themeTint="BF"/>
                           <w:sz w:val="20"/>
                           <w:szCs w:val="20"/>
-                          <w14:textFill>
-                            <w14:solidFill>
-                              <w14:schemeClr w14:val="tx1">
-                                <w14:lumMod w14:val="75000"/>
-                                <w14:lumOff w14:val="25000"/>
-                              </w14:schemeClr>
-                            </w14:solidFill>
-                          </w14:textFill>
                         </w:rPr>
                       </w:pPr>
                       <w:r>
                         <w:rPr>
-                          <w:rFonts w:hint="eastAsia" w:ascii="微软雅黑" w:hAnsi="微软雅黑" w:eastAsia="微软雅黑"/>
+                          <w:rFonts w:ascii="微软雅黑" w:eastAsia="微软雅黑" w:hAnsi="微软雅黑" w:hint="eastAsia"/>
                           <w:b/>
                           <w:color w:val="404040" w:themeColor="text1" w:themeTint="BF"/>
                           <w:sz w:val="20"/>
                           <w:szCs w:val="20"/>
-                          <w14:textFill>
-                            <w14:solidFill>
-                              <w14:schemeClr w14:val="tx1">
-                                <w14:lumMod w14:val="75000"/>
-                                <w14:lumOff w14:val="25000"/>
-                              </w14:schemeClr>
-                            </w14:solidFill>
-                          </w14:textFill>
-                        </w:rPr>
-                        <w:t>开品速度：约为同事2倍</w:t>
-                      </w:r>
-                      <w:r>
-                        <w:rPr>
-                          <w:rFonts w:hint="eastAsia" w:ascii="微软雅黑" w:hAnsi="微软雅黑" w:eastAsia="微软雅黑"/>
-                          <w:b/>
-                          <w:color w:val="404040" w:themeColor="text1" w:themeTint="BF"/>
-                          <w:sz w:val="20"/>
-                          <w:szCs w:val="20"/>
-                          <w:lang w:eastAsia="zh-CN"/>
-                          <w14:textFill>
-                            <w14:solidFill>
-                              <w14:schemeClr w14:val="tx1">
-                                <w14:lumMod w14:val="75000"/>
-                                <w14:lumOff w14:val="25000"/>
-                              </w14:schemeClr>
-                            </w14:solidFill>
-                          </w14:textFill>
-                        </w:rPr>
-                        <w:t>，</w:t>
-                      </w:r>
-                      <w:r>
-                        <w:rPr>
-                          <w:rFonts w:hint="eastAsia" w:ascii="微软雅黑" w:hAnsi="微软雅黑" w:eastAsia="微软雅黑"/>
-                          <w:b/>
-                          <w:color w:val="404040" w:themeColor="text1" w:themeTint="BF"/>
-                          <w:sz w:val="20"/>
-                          <w:szCs w:val="20"/>
-                          <w:lang w:val="en-US" w:eastAsia="zh-CN"/>
-                          <w14:textFill>
-                            <w14:solidFill>
-                              <w14:schemeClr w14:val="tx1">
-                                <w14:lumMod w14:val="75000"/>
-                                <w14:lumOff w14:val="25000"/>
-                              </w14:schemeClr>
-                            </w14:solidFill>
-                          </w14:textFill>
-                        </w:rPr>
-                        <w:t>每月精铺8个品以上</w:t>
+                        </w:rPr>
+                        <w:t>开品速度：约为同事2倍，每月精铺8个品以上</w:t>
                       </w:r>
                     </w:p>
                     <w:p>
                       <w:pPr>
-                        <w:pStyle w:val="9"/>
+                        <w:pStyle w:val="11"/>
                         <w:numPr>
                           <w:ilvl w:val="0"/>
                           <w:numId w:val="1"/>
@@ -2056,42 +1378,26 @@
                         <w:ind w:firstLineChars="0"/>
                         <w:jc w:val="left"/>
                         <w:rPr>
-                          <w:rFonts w:ascii="微软雅黑" w:hAnsi="微软雅黑" w:eastAsia="微软雅黑"/>
+                          <w:rFonts w:ascii="微软雅黑" w:eastAsia="微软雅黑" w:hAnsi="微软雅黑"/>
                           <w:color w:val="404040" w:themeColor="text1" w:themeTint="BF"/>
                           <w:sz w:val="20"/>
                           <w:szCs w:val="20"/>
-                          <w14:textFill>
-                            <w14:solidFill>
-                              <w14:schemeClr w14:val="tx1">
-                                <w14:lumMod w14:val="75000"/>
-                                <w14:lumOff w14:val="25000"/>
-                              </w14:schemeClr>
-                            </w14:solidFill>
-                          </w14:textFill>
                         </w:rPr>
                       </w:pPr>
                       <w:r>
                         <w:rPr>
-                          <w:rFonts w:hint="eastAsia" w:ascii="微软雅黑" w:hAnsi="微软雅黑" w:eastAsia="微软雅黑"/>
+                          <w:rFonts w:ascii="微软雅黑" w:eastAsia="微软雅黑" w:hAnsi="微软雅黑" w:hint="eastAsia"/>
                           <w:b/>
                           <w:color w:val="404040" w:themeColor="text1" w:themeTint="BF"/>
                           <w:sz w:val="20"/>
                           <w:szCs w:val="20"/>
-                          <w14:textFill>
-                            <w14:solidFill>
-                              <w14:schemeClr w14:val="tx1">
-                                <w14:lumMod w14:val="75000"/>
-                                <w14:lumOff w14:val="25000"/>
-                              </w14:schemeClr>
-                            </w14:solidFill>
-                          </w14:textFill>
                         </w:rPr>
                         <w:t>做图效率：30分钟/套</w:t>
                       </w:r>
                     </w:p>
                     <w:p>
                       <w:pPr>
-                        <w:pStyle w:val="9"/>
+                        <w:pStyle w:val="11"/>
                         <w:numPr>
                           <w:ilvl w:val="0"/>
                           <w:numId w:val="1"/>
@@ -2102,38 +1408,22 @@
                         <w:jc w:val="left"/>
                         <w:rPr>
                           <w:color w:val="404040" w:themeColor="text1" w:themeTint="BF"/>
-                          <w14:textFill>
-                            <w14:solidFill>
-                              <w14:schemeClr w14:val="tx1">
-                                <w14:lumMod w14:val="75000"/>
-                                <w14:lumOff w14:val="25000"/>
-                              </w14:schemeClr>
-                            </w14:solidFill>
-                          </w14:textFill>
                         </w:rPr>
                       </w:pPr>
                       <w:r>
                         <w:rPr>
-                          <w:rFonts w:hint="eastAsia" w:ascii="微软雅黑" w:hAnsi="微软雅黑" w:eastAsia="微软雅黑"/>
+                          <w:rFonts w:ascii="微软雅黑" w:eastAsia="微软雅黑" w:hAnsi="微软雅黑" w:hint="eastAsia"/>
                           <w:b/>
                           <w:color w:val="404040" w:themeColor="text1" w:themeTint="BF"/>
                           <w:sz w:val="20"/>
                           <w:szCs w:val="20"/>
-                          <w14:textFill>
-                            <w14:solidFill>
-                              <w14:schemeClr w14:val="tx1">
-                                <w14:lumMod w14:val="75000"/>
-                                <w14:lumOff w14:val="25000"/>
-                              </w14:schemeClr>
-                            </w14:solidFill>
-                          </w14:textFill>
                         </w:rPr>
                         <w:t>设计优化：3名设计师</w:t>
                       </w:r>
                     </w:p>
                     <w:p>
                       <w:pPr>
-                        <w:pStyle w:val="9"/>
+                        <w:pStyle w:val="11"/>
                         <w:numPr>
                           <w:ilvl w:val="0"/>
                           <w:numId w:val="1"/>
@@ -2144,70 +1434,17 @@
                         <w:jc w:val="left"/>
                         <w:rPr>
                           <w:color w:val="404040" w:themeColor="text1" w:themeTint="BF"/>
-                          <w14:textFill>
-                            <w14:solidFill>
-                              <w14:schemeClr w14:val="tx1">
-                                <w14:lumMod w14:val="75000"/>
-                                <w14:lumOff w14:val="25000"/>
-                              </w14:schemeClr>
-                            </w14:solidFill>
-                          </w14:textFill>
                         </w:rPr>
                       </w:pPr>
                       <w:r>
                         <w:rPr>
-                          <w:rFonts w:hint="eastAsia" w:ascii="微软雅黑" w:hAnsi="微软雅黑" w:eastAsia="微软雅黑"/>
+                          <w:rFonts w:ascii="微软雅黑" w:eastAsia="微软雅黑" w:hAnsi="微软雅黑" w:hint="eastAsia"/>
                           <w:b/>
                           <w:color w:val="404040" w:themeColor="text1" w:themeTint="BF"/>
                           <w:sz w:val="20"/>
                           <w:szCs w:val="20"/>
-                          <w14:textFill>
-                            <w14:solidFill>
-                              <w14:schemeClr w14:val="tx1">
-                                <w14:lumMod w14:val="75000"/>
-                                <w14:lumOff w14:val="25000"/>
-                              </w14:schemeClr>
-                            </w14:solidFill>
-                          </w14:textFill>
-                        </w:rPr>
-                        <w:t>利润结果：月度利润贡献≥2万元，</w:t>
-                      </w:r>
-                      <w:r>
-                        <w:rPr>
-                          <w:rFonts w:hint="eastAsia" w:ascii="微软雅黑" w:hAnsi="微软雅黑" w:eastAsia="微软雅黑"/>
-                          <w:b/>
-                          <w:color w:val="404040" w:themeColor="text1" w:themeTint="BF"/>
-                          <w:sz w:val="20"/>
-                          <w:szCs w:val="20"/>
-                          <w:lang w:val="en-US" w:eastAsia="zh-CN"/>
-                          <w14:textFill>
-                            <w14:solidFill>
-                              <w14:schemeClr w14:val="tx1">
-                                <w14:lumMod w14:val="75000"/>
-                                <w14:lumOff w14:val="25000"/>
-                              </w14:schemeClr>
-                            </w14:solidFill>
-                          </w14:textFill>
-                        </w:rPr>
-                        <w:t>最高时选品产生利润一度超过10万元，</w:t>
-                      </w:r>
-                      <w:r>
-                        <w:rPr>
-                          <w:rFonts w:hint="eastAsia" w:ascii="微软雅黑" w:hAnsi="微软雅黑" w:eastAsia="微软雅黑"/>
-                          <w:b/>
-                          <w:color w:val="404040" w:themeColor="text1" w:themeTint="BF"/>
-                          <w:sz w:val="20"/>
-                          <w:szCs w:val="20"/>
-                          <w14:textFill>
-                            <w14:solidFill>
-                              <w14:schemeClr w14:val="tx1">
-                                <w14:lumMod w14:val="75000"/>
-                                <w14:lumOff w14:val="25000"/>
-                              </w14:schemeClr>
-                            </w14:solidFill>
-                          </w14:textFill>
-                        </w:rPr>
-                        <w:t>所选品持续不亏损</w:t>
+                        </w:rPr>
+                        <w:t>利润结果：月度利润贡献≥2万元，最高时选品产生利润一度超过10万元，所选品持续不亏损</w:t>
                       </w:r>
                     </w:p>
                   </w:txbxContent>
@@ -2219,12 +1456,13 @@
       </w:r>
       <w:r>
         <w:rPr>
+          <w:noProof/>
           <w:sz w:val="28"/>
         </w:rPr>
         <mc:AlternateContent>
           <mc:Choice Requires="wpg">
             <w:drawing>
-              <wp:anchor distT="0" distB="0" distL="114300" distR="114300" simplePos="0" relativeHeight="251666432" behindDoc="0" locked="0" layoutInCell="1" allowOverlap="1">
+              <wp:anchor distT="0" distB="0" distL="114300" distR="114300" simplePos="0" relativeHeight="251666432" behindDoc="0" locked="0" layoutInCell="1" allowOverlap="1" wp14:anchorId="0EB7E5E1" wp14:editId="3FFA952C">
                 <wp:simplePos x="0" y="0"/>
                 <wp:positionH relativeFrom="column">
                   <wp:posOffset>-25400</wp:posOffset>
@@ -2372,20 +1610,15 @@
                             <w:p>
                               <w:pPr>
                                 <w:rPr>
-                                  <w:rFonts w:ascii="微软雅黑" w:hAnsi="微软雅黑" w:eastAsia="微软雅黑" w:cs="微软雅黑"/>
+                                  <w:rFonts w:ascii="微软雅黑" w:eastAsia="微软雅黑" w:hAnsi="微软雅黑" w:cs="微软雅黑"/>
                                 </w:rPr>
                               </w:pPr>
                               <w:r>
                                 <w:rPr>
-                                  <w:rFonts w:hint="eastAsia" w:ascii="微软雅黑" w:hAnsi="微软雅黑" w:eastAsia="微软雅黑"/>
+                                  <w:rFonts w:ascii="微软雅黑" w:eastAsia="微软雅黑" w:hAnsi="微软雅黑" w:hint="eastAsia"/>
                                   <w:color w:val="FFFFFF" w:themeColor="background1"/>
                                   <w:sz w:val="28"/>
                                   <w:szCs w:val="28"/>
-                                  <w14:textFill>
-                                    <w14:solidFill>
-                                      <w14:schemeClr w14:val="bg1"/>
-                                    </w14:solidFill>
-                                  </w14:textFill>
                                 </w:rPr>
                                 <w:t>技能证书</w:t>
                               </w:r>
@@ -2404,47 +1637,26 @@
           </mc:Choice>
           <mc:Fallback>
             <w:pict>
-              <v:group id="_x0000_s1026" o:spid="_x0000_s1026" o:spt="203" style="position:absolute;left:0pt;margin-left:-2pt;margin-top:612.65pt;height:28.3pt;width:525pt;z-index:251666432;mso-width-relative:page;mso-height-relative:page;" coordorigin="2604,4592" coordsize="10500,567" o:gfxdata="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">
-                <o:lock v:ext="edit" aspectratio="f"/>
-                <v:group id="组合 7" o:spid="_x0000_s1026" o:spt="203" style="position:absolute;left:2604;top:4697;height:411;width:10500;" coordorigin="4245,4697" coordsize="10500,411" o:gfxdata="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">
-                  <o:lock v:ext="edit" aspectratio="f"/>
-                  <v:rect id="矩形 4" o:spid="_x0000_s1026" o:spt="1" style="position:absolute;left:4245;top:4697;height:410;width:10501;v-text-anchor:middle;" fillcolor="#D8D8D8" filled="t" stroked="f" coordsize="21600,21600" o:gfxdata="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">
-                    <v:fill on="t" focussize="0,0"/>
-                    <v:stroke on="f" weight="1pt" miterlimit="8" joinstyle="miter"/>
-                    <v:imagedata o:title=""/>
-                    <o:lock v:ext="edit" aspectratio="f"/>
-                  </v:rect>
-                  <v:rect id="矩形 5" o:spid="_x0000_s1026" o:spt="1" style="position:absolute;left:4247;top:4698;height:410;width:1427;v-text-anchor:middle;" fillcolor="#414141" filled="t" stroked="f" coordsize="21600,21600" o:gfxdata="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">
-                    <v:fill on="t" focussize="0,0"/>
-                    <v:stroke on="f" weight="1pt" miterlimit="8" joinstyle="miter"/>
-                    <v:imagedata o:title=""/>
-                    <o:lock v:ext="edit" aspectratio="f"/>
-                  </v:rect>
+              <v:group w14:anchorId="0EB7E5E1" id="组合 22" o:spid="_x0000_s1033" style="position:absolute;left:0;text-align:left;margin-left:-2pt;margin-top:612.65pt;width:525pt;height:28.3pt;z-index:251666432" coordorigin="2604,4592" coordsize="10500,567" o:gfxdata="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">
+                <v:group id="组合 7" o:spid="_x0000_s1034" style="position:absolute;left:2604;top:4697;width:10500;height:411" coordorigin="4245,4697" coordsize="10500,411" o:gfxdata="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">
+                  <v:rect id="矩形 4" o:spid="_x0000_s1035" style="position:absolute;left:4245;top:4697;width:10501;height:410;visibility:visible;mso-wrap-style:square;v-text-anchor:middle" o:gfxdata="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" fillcolor="#d8d8d8" stroked="f" strokeweight="1pt"/>
+                  <v:rect id="矩形 5" o:spid="_x0000_s1036" style="position:absolute;left:4247;top:4698;width:1427;height:410;visibility:visible;mso-wrap-style:square;v-text-anchor:middle" o:gfxdata="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" fillcolor="#414141" stroked="f" strokeweight="1pt"/>
                 </v:group>
-                <v:shape id="文本框 6" o:spid="_x0000_s1026" o:spt="202" type="#_x0000_t202" style="position:absolute;left:2612;top:4592;height:567;width:1425;" filled="f" stroked="f" coordsize="21600,21600" o:gfxdata="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">
-                  <v:fill on="f" focussize="0,0"/>
-                  <v:stroke on="f" weight="0.5pt"/>
-                  <v:imagedata o:title=""/>
-                  <o:lock v:ext="edit" aspectratio="f"/>
+                <v:shape id="文本框 6" o:spid="_x0000_s1037" type="#_x0000_t202" style="position:absolute;left:2612;top:4592;width:1425;height:567;visibility:visible;mso-wrap-style:square;v-text-anchor:top" o:gfxdata="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" filled="f" stroked="f" strokeweight=".5pt">
                   <v:textbox>
                     <w:txbxContent>
                       <w:p>
                         <w:pPr>
                           <w:rPr>
-                            <w:rFonts w:ascii="微软雅黑" w:hAnsi="微软雅黑" w:eastAsia="微软雅黑" w:cs="微软雅黑"/>
+                            <w:rFonts w:ascii="微软雅黑" w:eastAsia="微软雅黑" w:hAnsi="微软雅黑" w:cs="微软雅黑"/>
                           </w:rPr>
                         </w:pPr>
                         <w:r>
                           <w:rPr>
-                            <w:rFonts w:hint="eastAsia" w:ascii="微软雅黑" w:hAnsi="微软雅黑" w:eastAsia="微软雅黑"/>
+                            <w:rFonts w:ascii="微软雅黑" w:eastAsia="微软雅黑" w:hAnsi="微软雅黑" w:hint="eastAsia"/>
                             <w:color w:val="FFFFFF" w:themeColor="background1"/>
                             <w:sz w:val="28"/>
                             <w:szCs w:val="28"/>
-                            <w14:textFill>
-                              <w14:solidFill>
-                                <w14:schemeClr w14:val="bg1"/>
-                              </w14:solidFill>
-                            </w14:textFill>
                           </w:rPr>
                           <w:t>技能证书</w:t>
                         </w:r>
@@ -2458,10 +1670,13 @@
         </mc:AlternateContent>
       </w:r>
       <w:r>
+        <w:rPr>
+          <w:noProof/>
+        </w:rPr>
         <mc:AlternateContent>
           <mc:Choice Requires="wps">
             <w:drawing>
-              <wp:anchor distT="0" distB="0" distL="114300" distR="114300" simplePos="0" relativeHeight="251670528" behindDoc="0" locked="0" layoutInCell="1" allowOverlap="1">
+              <wp:anchor distT="0" distB="0" distL="114300" distR="114300" simplePos="0" relativeHeight="251670528" behindDoc="0" locked="0" layoutInCell="1" allowOverlap="1" wp14:anchorId="0B3987D0" wp14:editId="391BED56">
                 <wp:simplePos x="0" y="0"/>
                 <wp:positionH relativeFrom="column">
                   <wp:posOffset>-7620</wp:posOffset>
@@ -2509,7 +1724,7 @@
                         <w:txbxContent>
                           <w:p>
                             <w:pPr>
-                              <w:pStyle w:val="14"/>
+                              <w:pStyle w:val="a8"/>
                               <w:numPr>
                                 <w:ilvl w:val="0"/>
                                 <w:numId w:val="2"/>
@@ -2519,41 +1734,34 @@
                               <w:ind w:leftChars="0"/>
                               <w:jc w:val="left"/>
                               <w:rPr>
-                                <w:rFonts w:ascii="微软雅黑" w:hAnsi="微软雅黑" w:eastAsia="微软雅黑"/>
+                                <w:rFonts w:ascii="微软雅黑" w:eastAsia="微软雅黑" w:hAnsi="微软雅黑"/>
                                 <w:color w:val="404040" w:themeColor="text1" w:themeTint="BF"/>
                                 <w:sz w:val="20"/>
                                 <w:szCs w:val="20"/>
-                                <w14:textFill>
-                                  <w14:solidFill>
-                                    <w14:schemeClr w14:val="tx1">
-                                      <w14:lumMod w14:val="75000"/>
-                                      <w14:lumOff w14:val="25000"/>
-                                    </w14:schemeClr>
-                                  </w14:solidFill>
-                                </w14:textFill>
                               </w:rPr>
                             </w:pPr>
                             <w:r>
                               <w:rPr>
-                                <w:rFonts w:hint="eastAsia" w:ascii="微软雅黑" w:hAnsi="微软雅黑" w:eastAsia="微软雅黑"/>
+                                <w:rFonts w:ascii="微软雅黑" w:eastAsia="微软雅黑" w:hAnsi="微软雅黑" w:hint="eastAsia"/>
                                 <w:color w:val="404040" w:themeColor="text1" w:themeTint="BF"/>
                                 <w:sz w:val="20"/>
                                 <w:szCs w:val="20"/>
-                                <w14:textFill>
-                                  <w14:solidFill>
-                                    <w14:schemeClr w14:val="tx1">
-                                      <w14:lumMod w14:val="75000"/>
-                                      <w14:lumOff w14:val="25000"/>
-                                    </w14:schemeClr>
-                                  </w14:solidFill>
-                                </w14:textFill>
-                              </w:rPr>
-                              <w:t>日语N1，具备日语口语、读写及商务沟通能力</w:t>
+                              </w:rPr>
+                              <w:t>日语N1</w:t>
+                            </w:r>
+                            <w:r>
+                              <w:rPr>
+                                <w:rFonts w:ascii="微软雅黑" w:eastAsia="微软雅黑" w:hAnsi="微软雅黑" w:hint="eastAsia"/>
+                                <w:color w:val="404040" w:themeColor="text1" w:themeTint="BF"/>
+                                <w:sz w:val="20"/>
+                                <w:szCs w:val="20"/>
+                              </w:rPr>
+                              <w:t>，具备日语口语、读写及商务沟通能力</w:t>
                             </w:r>
                           </w:p>
                           <w:p>
                             <w:pPr>
-                              <w:pStyle w:val="14"/>
+                              <w:pStyle w:val="a8"/>
                               <w:numPr>
                                 <w:ilvl w:val="0"/>
                                 <w:numId w:val="2"/>
@@ -2563,41 +1771,25 @@
                               <w:ind w:leftChars="0"/>
                               <w:jc w:val="left"/>
                               <w:rPr>
-                                <w:rFonts w:ascii="微软雅黑" w:hAnsi="微软雅黑" w:eastAsia="微软雅黑"/>
+                                <w:rFonts w:ascii="微软雅黑" w:eastAsia="微软雅黑" w:hAnsi="微软雅黑"/>
                                 <w:color w:val="404040" w:themeColor="text1" w:themeTint="BF"/>
                                 <w:sz w:val="20"/>
                                 <w:szCs w:val="20"/>
-                                <w14:textFill>
-                                  <w14:solidFill>
-                                    <w14:schemeClr w14:val="tx1">
-                                      <w14:lumMod w14:val="75000"/>
-                                      <w14:lumOff w14:val="25000"/>
-                                    </w14:schemeClr>
-                                  </w14:solidFill>
-                                </w14:textFill>
                               </w:rPr>
                             </w:pPr>
                             <w:r>
                               <w:rPr>
-                                <w:rFonts w:hint="eastAsia" w:ascii="微软雅黑" w:hAnsi="微软雅黑" w:eastAsia="微软雅黑"/>
+                                <w:rFonts w:ascii="微软雅黑" w:eastAsia="微软雅黑" w:hAnsi="微软雅黑" w:hint="eastAsia"/>
                                 <w:color w:val="404040" w:themeColor="text1" w:themeTint="BF"/>
                                 <w:sz w:val="20"/>
                                 <w:szCs w:val="20"/>
-                                <w14:textFill>
-                                  <w14:solidFill>
-                                    <w14:schemeClr w14:val="tx1">
-                                      <w14:lumMod w14:val="75000"/>
-                                      <w14:lumOff w14:val="25000"/>
-                                    </w14:schemeClr>
-                                  </w14:solidFill>
-                                </w14:textFill>
                               </w:rPr>
                               <w:t>CET-4，可快速阅读英文产品与技术资料</w:t>
                             </w:r>
                           </w:p>
                           <w:p>
                             <w:pPr>
-                              <w:pStyle w:val="14"/>
+                              <w:pStyle w:val="a8"/>
                               <w:widowControl/>
                               <w:numPr>
                                 <w:ilvl w:val="0"/>
@@ -2606,7 +1798,7 @@
                               <w:ind w:leftChars="0"/>
                               <w:jc w:val="left"/>
                               <w:rPr>
-                                <w:rFonts w:ascii="微软雅黑" w:hAnsi="微软雅黑" w:eastAsia="微软雅黑" w:cs="宋体"/>
+                                <w:rFonts w:ascii="微软雅黑" w:eastAsia="微软雅黑" w:hAnsi="微软雅黑" w:cs="宋体"/>
                                 <w:kern w:val="0"/>
                                 <w:sz w:val="20"/>
                                 <w:szCs w:val="20"/>
@@ -2614,7 +1806,7 @@
                             </w:pPr>
                             <w:r>
                               <w:rPr>
-                                <w:rFonts w:hint="eastAsia" w:ascii="微软雅黑" w:hAnsi="微软雅黑" w:eastAsia="微软雅黑" w:cs="宋体"/>
+                                <w:rFonts w:ascii="微软雅黑" w:eastAsia="微软雅黑" w:hAnsi="微软雅黑" w:cs="宋体" w:hint="eastAsia"/>
                                 <w:kern w:val="0"/>
                                 <w:sz w:val="20"/>
                                 <w:szCs w:val="20"/>
@@ -2624,7 +1816,7 @@
                           </w:p>
                           <w:p>
                             <w:pPr>
-                              <w:pStyle w:val="14"/>
+                              <w:pStyle w:val="a8"/>
                               <w:widowControl/>
                               <w:numPr>
                                 <w:ilvl w:val="0"/>
@@ -2633,7 +1825,7 @@
                               <w:ind w:leftChars="0"/>
                               <w:jc w:val="left"/>
                               <w:rPr>
-                                <w:rFonts w:ascii="微软雅黑" w:hAnsi="微软雅黑" w:eastAsia="微软雅黑" w:cs="宋体"/>
+                                <w:rFonts w:ascii="微软雅黑" w:eastAsia="微软雅黑" w:hAnsi="微软雅黑" w:cs="宋体"/>
                                 <w:kern w:val="0"/>
                                 <w:sz w:val="20"/>
                                 <w:szCs w:val="20"/>
@@ -2641,12 +1833,52 @@
                             </w:pPr>
                             <w:r>
                               <w:rPr>
-                                <w:rFonts w:hint="eastAsia" w:ascii="微软雅黑" w:hAnsi="微软雅黑" w:eastAsia="微软雅黑" w:cs="宋体"/>
+                                <w:rFonts w:ascii="微软雅黑" w:eastAsia="微软雅黑" w:hAnsi="微软雅黑" w:cs="宋体" w:hint="eastAsia"/>
                                 <w:kern w:val="0"/>
                                 <w:sz w:val="20"/>
                                 <w:szCs w:val="20"/>
                               </w:rPr>
-                              <w:t>飞书多维表格、SellerSprite、LinkFox；剪映、PS、AE</w:t>
+                              <w:t>飞书多维表格、</w:t>
+                            </w:r>
+                            <w:proofErr w:type="spellStart"/>
+                            <w:r>
+                              <w:rPr>
+                                <w:rFonts w:ascii="微软雅黑" w:eastAsia="微软雅黑" w:hAnsi="微软雅黑" w:cs="宋体" w:hint="eastAsia"/>
+                                <w:kern w:val="0"/>
+                                <w:sz w:val="20"/>
+                                <w:szCs w:val="20"/>
+                              </w:rPr>
+                              <w:t>SellerSprite</w:t>
+                            </w:r>
+                            <w:proofErr w:type="spellEnd"/>
+                            <w:r>
+                              <w:rPr>
+                                <w:rFonts w:ascii="微软雅黑" w:eastAsia="微软雅黑" w:hAnsi="微软雅黑" w:cs="宋体" w:hint="eastAsia"/>
+                                <w:kern w:val="0"/>
+                                <w:sz w:val="20"/>
+                                <w:szCs w:val="20"/>
+                              </w:rPr>
+                              <w:t>、</w:t>
+                            </w:r>
+                            <w:proofErr w:type="spellStart"/>
+                            <w:r>
+                              <w:rPr>
+                                <w:rFonts w:ascii="微软雅黑" w:eastAsia="微软雅黑" w:hAnsi="微软雅黑" w:cs="宋体" w:hint="eastAsia"/>
+                                <w:kern w:val="0"/>
+                                <w:sz w:val="20"/>
+                                <w:szCs w:val="20"/>
+                              </w:rPr>
+                              <w:t>LinkFox</w:t>
+                            </w:r>
+                            <w:proofErr w:type="spellEnd"/>
+                            <w:r>
+                              <w:rPr>
+                                <w:rFonts w:ascii="微软雅黑" w:eastAsia="微软雅黑" w:hAnsi="微软雅黑" w:cs="宋体" w:hint="eastAsia"/>
+                                <w:kern w:val="0"/>
+                                <w:sz w:val="20"/>
+                                <w:szCs w:val="20"/>
+                              </w:rPr>
+                              <w:t>；剪映、PS、AE</w:t>
                             </w:r>
                           </w:p>
                         </w:txbxContent>
@@ -2662,16 +1894,12 @@
           </mc:Choice>
           <mc:Fallback>
             <w:pict>
-              <v:shape id="_x0000_s1026" o:spid="_x0000_s1026" o:spt="202" type="#_x0000_t202" style="position:absolute;left:0pt;margin-left:-0.6pt;margin-top:636.65pt;height:94.2pt;width:523.55pt;z-index:251670528;mso-width-relative:page;mso-height-relative:page;" filled="f" stroked="f" coordsize="21600,21600" o:gfxdata="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">
-                <v:fill on="f" focussize="0,0"/>
-                <v:stroke on="f" weight="0.5pt"/>
-                <v:imagedata o:title=""/>
-                <o:lock v:ext="edit" aspectratio="f"/>
+              <v:shape w14:anchorId="0B3987D0" id="文本框 40" o:spid="_x0000_s1038" type="#_x0000_t202" style="position:absolute;left:0;text-align:left;margin-left:-.6pt;margin-top:636.65pt;width:523.55pt;height:94.2pt;z-index:251670528;visibility:visible;mso-wrap-style:square;mso-wrap-distance-left:9pt;mso-wrap-distance-top:0;mso-wrap-distance-right:9pt;mso-wrap-distance-bottom:0;mso-position-horizontal:absolute;mso-position-horizontal-relative:text;mso-position-vertical:absolute;mso-position-vertical-relative:text;v-text-anchor:top" o:gfxdata="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" filled="f" stroked="f" strokeweight=".5pt">
                 <v:textbox>
                   <w:txbxContent>
                     <w:p>
                       <w:pPr>
-                        <w:pStyle w:val="14"/>
+                        <w:pStyle w:val="a8"/>
                         <w:numPr>
                           <w:ilvl w:val="0"/>
                           <w:numId w:val="2"/>
@@ -2681,41 +1909,34 @@
                         <w:ind w:leftChars="0"/>
                         <w:jc w:val="left"/>
                         <w:rPr>
-                          <w:rFonts w:ascii="微软雅黑" w:hAnsi="微软雅黑" w:eastAsia="微软雅黑"/>
+                          <w:rFonts w:ascii="微软雅黑" w:eastAsia="微软雅黑" w:hAnsi="微软雅黑"/>
                           <w:color w:val="404040" w:themeColor="text1" w:themeTint="BF"/>
                           <w:sz w:val="20"/>
                           <w:szCs w:val="20"/>
-                          <w14:textFill>
-                            <w14:solidFill>
-                              <w14:schemeClr w14:val="tx1">
-                                <w14:lumMod w14:val="75000"/>
-                                <w14:lumOff w14:val="25000"/>
-                              </w14:schemeClr>
-                            </w14:solidFill>
-                          </w14:textFill>
                         </w:rPr>
                       </w:pPr>
                       <w:r>
                         <w:rPr>
-                          <w:rFonts w:hint="eastAsia" w:ascii="微软雅黑" w:hAnsi="微软雅黑" w:eastAsia="微软雅黑"/>
+                          <w:rFonts w:ascii="微软雅黑" w:eastAsia="微软雅黑" w:hAnsi="微软雅黑" w:hint="eastAsia"/>
                           <w:color w:val="404040" w:themeColor="text1" w:themeTint="BF"/>
                           <w:sz w:val="20"/>
                           <w:szCs w:val="20"/>
-                          <w14:textFill>
-                            <w14:solidFill>
-                              <w14:schemeClr w14:val="tx1">
-                                <w14:lumMod w14:val="75000"/>
-                                <w14:lumOff w14:val="25000"/>
-                              </w14:schemeClr>
-                            </w14:solidFill>
-                          </w14:textFill>
-                        </w:rPr>
-                        <w:t>日语N1，具备日语口语、读写及商务沟通能力</w:t>
+                        </w:rPr>
+                        <w:t>日语N1</w:t>
+                      </w:r>
+                      <w:r>
+                        <w:rPr>
+                          <w:rFonts w:ascii="微软雅黑" w:eastAsia="微软雅黑" w:hAnsi="微软雅黑" w:hint="eastAsia"/>
+                          <w:color w:val="404040" w:themeColor="text1" w:themeTint="BF"/>
+                          <w:sz w:val="20"/>
+                          <w:szCs w:val="20"/>
+                        </w:rPr>
+                        <w:t>，具备日语口语、读写及商务沟通能力</w:t>
                       </w:r>
                     </w:p>
                     <w:p>
                       <w:pPr>
-                        <w:pStyle w:val="14"/>
+                        <w:pStyle w:val="a8"/>
                         <w:numPr>
                           <w:ilvl w:val="0"/>
                           <w:numId w:val="2"/>
@@ -2725,41 +1946,25 @@
                         <w:ind w:leftChars="0"/>
                         <w:jc w:val="left"/>
                         <w:rPr>
-                          <w:rFonts w:ascii="微软雅黑" w:hAnsi="微软雅黑" w:eastAsia="微软雅黑"/>
+                          <w:rFonts w:ascii="微软雅黑" w:eastAsia="微软雅黑" w:hAnsi="微软雅黑"/>
                           <w:color w:val="404040" w:themeColor="text1" w:themeTint="BF"/>
                           <w:sz w:val="20"/>
                           <w:szCs w:val="20"/>
-                          <w14:textFill>
-                            <w14:solidFill>
-                              <w14:schemeClr w14:val="tx1">
-                                <w14:lumMod w14:val="75000"/>
-                                <w14:lumOff w14:val="25000"/>
-                              </w14:schemeClr>
-                            </w14:solidFill>
-                          </w14:textFill>
                         </w:rPr>
                       </w:pPr>
                       <w:r>
                         <w:rPr>
-                          <w:rFonts w:hint="eastAsia" w:ascii="微软雅黑" w:hAnsi="微软雅黑" w:eastAsia="微软雅黑"/>
+                          <w:rFonts w:ascii="微软雅黑" w:eastAsia="微软雅黑" w:hAnsi="微软雅黑" w:hint="eastAsia"/>
                           <w:color w:val="404040" w:themeColor="text1" w:themeTint="BF"/>
                           <w:sz w:val="20"/>
                           <w:szCs w:val="20"/>
-                          <w14:textFill>
-                            <w14:solidFill>
-                              <w14:schemeClr w14:val="tx1">
-                                <w14:lumMod w14:val="75000"/>
-                                <w14:lumOff w14:val="25000"/>
-                              </w14:schemeClr>
-                            </w14:solidFill>
-                          </w14:textFill>
                         </w:rPr>
                         <w:t>CET-4，可快速阅读英文产品与技术资料</w:t>
                       </w:r>
                     </w:p>
                     <w:p>
                       <w:pPr>
-                        <w:pStyle w:val="14"/>
+                        <w:pStyle w:val="a8"/>
                         <w:widowControl/>
                         <w:numPr>
                           <w:ilvl w:val="0"/>
@@ -2768,7 +1973,7 @@
                         <w:ind w:leftChars="0"/>
                         <w:jc w:val="left"/>
                         <w:rPr>
-                          <w:rFonts w:ascii="微软雅黑" w:hAnsi="微软雅黑" w:eastAsia="微软雅黑" w:cs="宋体"/>
+                          <w:rFonts w:ascii="微软雅黑" w:eastAsia="微软雅黑" w:hAnsi="微软雅黑" w:cs="宋体"/>
                           <w:kern w:val="0"/>
                           <w:sz w:val="20"/>
                           <w:szCs w:val="20"/>
@@ -2776,7 +1981,7 @@
                       </w:pPr>
                       <w:r>
                         <w:rPr>
-                          <w:rFonts w:hint="eastAsia" w:ascii="微软雅黑" w:hAnsi="微软雅黑" w:eastAsia="微软雅黑" w:cs="宋体"/>
+                          <w:rFonts w:ascii="微软雅黑" w:eastAsia="微软雅黑" w:hAnsi="微软雅黑" w:cs="宋体" w:hint="eastAsia"/>
                           <w:kern w:val="0"/>
                           <w:sz w:val="20"/>
                           <w:szCs w:val="20"/>
@@ -2786,7 +1991,7 @@
                     </w:p>
                     <w:p>
                       <w:pPr>
-                        <w:pStyle w:val="14"/>
+                        <w:pStyle w:val="a8"/>
                         <w:widowControl/>
                         <w:numPr>
                           <w:ilvl w:val="0"/>
@@ -2795,7 +2000,7 @@
                         <w:ind w:leftChars="0"/>
                         <w:jc w:val="left"/>
                         <w:rPr>
-                          <w:rFonts w:ascii="微软雅黑" w:hAnsi="微软雅黑" w:eastAsia="微软雅黑" w:cs="宋体"/>
+                          <w:rFonts w:ascii="微软雅黑" w:eastAsia="微软雅黑" w:hAnsi="微软雅黑" w:cs="宋体"/>
                           <w:kern w:val="0"/>
                           <w:sz w:val="20"/>
                           <w:szCs w:val="20"/>
@@ -2803,12 +2008,52 @@
                       </w:pPr>
                       <w:r>
                         <w:rPr>
-                          <w:rFonts w:hint="eastAsia" w:ascii="微软雅黑" w:hAnsi="微软雅黑" w:eastAsia="微软雅黑" w:cs="宋体"/>
+                          <w:rFonts w:ascii="微软雅黑" w:eastAsia="微软雅黑" w:hAnsi="微软雅黑" w:cs="宋体" w:hint="eastAsia"/>
                           <w:kern w:val="0"/>
                           <w:sz w:val="20"/>
                           <w:szCs w:val="20"/>
                         </w:rPr>
-                        <w:t>飞书多维表格、SellerSprite、LinkFox；剪映、PS、AE</w:t>
+                        <w:t>飞书多维表格、</w:t>
+                      </w:r>
+                      <w:proofErr w:type="spellStart"/>
+                      <w:r>
+                        <w:rPr>
+                          <w:rFonts w:ascii="微软雅黑" w:eastAsia="微软雅黑" w:hAnsi="微软雅黑" w:cs="宋体" w:hint="eastAsia"/>
+                          <w:kern w:val="0"/>
+                          <w:sz w:val="20"/>
+                          <w:szCs w:val="20"/>
+                        </w:rPr>
+                        <w:t>SellerSprite</w:t>
+                      </w:r>
+                      <w:proofErr w:type="spellEnd"/>
+                      <w:r>
+                        <w:rPr>
+                          <w:rFonts w:ascii="微软雅黑" w:eastAsia="微软雅黑" w:hAnsi="微软雅黑" w:cs="宋体" w:hint="eastAsia"/>
+                          <w:kern w:val="0"/>
+                          <w:sz w:val="20"/>
+                          <w:szCs w:val="20"/>
+                        </w:rPr>
+                        <w:t>、</w:t>
+                      </w:r>
+                      <w:proofErr w:type="spellStart"/>
+                      <w:r>
+                        <w:rPr>
+                          <w:rFonts w:ascii="微软雅黑" w:eastAsia="微软雅黑" w:hAnsi="微软雅黑" w:cs="宋体" w:hint="eastAsia"/>
+                          <w:kern w:val="0"/>
+                          <w:sz w:val="20"/>
+                          <w:szCs w:val="20"/>
+                        </w:rPr>
+                        <w:t>LinkFox</w:t>
+                      </w:r>
+                      <w:proofErr w:type="spellEnd"/>
+                      <w:r>
+                        <w:rPr>
+                          <w:rFonts w:ascii="微软雅黑" w:eastAsia="微软雅黑" w:hAnsi="微软雅黑" w:cs="宋体" w:hint="eastAsia"/>
+                          <w:kern w:val="0"/>
+                          <w:sz w:val="20"/>
+                          <w:szCs w:val="20"/>
+                        </w:rPr>
+                        <w:t>；剪映、PS、AE</w:t>
                       </w:r>
                     </w:p>
                   </w:txbxContent>
@@ -2820,12 +2065,13 @@
       </w:r>
       <w:r>
         <w:rPr>
+          <w:noProof/>
           <w:sz w:val="28"/>
         </w:rPr>
         <mc:AlternateContent>
           <mc:Choice Requires="wpg">
             <w:drawing>
-              <wp:anchor distT="0" distB="0" distL="114300" distR="114300" simplePos="0" relativeHeight="251667456" behindDoc="0" locked="0" layoutInCell="1" allowOverlap="1">
+              <wp:anchor distT="0" distB="0" distL="114300" distR="114300" simplePos="0" relativeHeight="251667456" behindDoc="0" locked="0" layoutInCell="1" allowOverlap="1" wp14:anchorId="7F6CCD9C" wp14:editId="0C18E3EB">
                 <wp:simplePos x="0" y="0"/>
                 <wp:positionH relativeFrom="column">
                   <wp:posOffset>-2540</wp:posOffset>
@@ -2973,20 +2219,15 @@
                             <w:p>
                               <w:pPr>
                                 <w:rPr>
-                                  <w:rFonts w:ascii="微软雅黑" w:hAnsi="微软雅黑" w:eastAsia="微软雅黑" w:cs="微软雅黑"/>
+                                  <w:rFonts w:ascii="微软雅黑" w:eastAsia="微软雅黑" w:hAnsi="微软雅黑" w:cs="微软雅黑"/>
                                 </w:rPr>
                               </w:pPr>
                               <w:r>
                                 <w:rPr>
-                                  <w:rFonts w:hint="eastAsia" w:ascii="微软雅黑" w:hAnsi="微软雅黑" w:eastAsia="微软雅黑"/>
+                                  <w:rFonts w:ascii="微软雅黑" w:eastAsia="微软雅黑" w:hAnsi="微软雅黑" w:hint="eastAsia"/>
                                   <w:color w:val="FFFFFF" w:themeColor="background1"/>
                                   <w:sz w:val="28"/>
                                   <w:szCs w:val="28"/>
-                                  <w14:textFill>
-                                    <w14:solidFill>
-                                      <w14:schemeClr w14:val="bg1"/>
-                                    </w14:solidFill>
-                                  </w14:textFill>
                                 </w:rPr>
                                 <w:t>自我评价</w:t>
                               </w:r>
@@ -3005,47 +2246,26 @@
           </mc:Choice>
           <mc:Fallback>
             <w:pict>
-              <v:group id="_x0000_s1026" o:spid="_x0000_s1026" o:spt="203" style="position:absolute;left:0pt;margin-left:-0.2pt;margin-top:708.95pt;height:28.3pt;width:525pt;z-index:251667456;mso-width-relative:page;mso-height-relative:page;" coordorigin="2604,4592" coordsize="10500,566" o:gfxdata="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">
-                <o:lock v:ext="edit" aspectratio="f"/>
-                <v:group id="组合 7" o:spid="_x0000_s1026" o:spt="203" style="position:absolute;left:2604;top:4697;height:411;width:10500;" coordorigin="4245,4697" coordsize="10500,411" o:gfxdata="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">
-                  <o:lock v:ext="edit" aspectratio="f"/>
-                  <v:rect id="矩形 4" o:spid="_x0000_s1026" o:spt="1" style="position:absolute;left:4245;top:4697;height:410;width:10501;v-text-anchor:middle;" fillcolor="#D8D8D8" filled="t" stroked="f" coordsize="21600,21600" o:gfxdata="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">
-                    <v:fill on="t" focussize="0,0"/>
-                    <v:stroke on="f" weight="1pt" miterlimit="8" joinstyle="miter"/>
-                    <v:imagedata o:title=""/>
-                    <o:lock v:ext="edit" aspectratio="f"/>
-                  </v:rect>
-                  <v:rect id="矩形 5" o:spid="_x0000_s1026" o:spt="1" style="position:absolute;left:4247;top:4698;height:410;width:1427;v-text-anchor:middle;" fillcolor="#414141" filled="t" stroked="f" coordsize="21600,21600" o:gfxdata="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">
-                    <v:fill on="t" focussize="0,0"/>
-                    <v:stroke on="f" weight="1pt" miterlimit="8" joinstyle="miter"/>
-                    <v:imagedata o:title=""/>
-                    <o:lock v:ext="edit" aspectratio="f"/>
-                  </v:rect>
+              <v:group w14:anchorId="7F6CCD9C" id="组合 27" o:spid="_x0000_s1039" style="position:absolute;left:0;text-align:left;margin-left:-.2pt;margin-top:708.95pt;width:525pt;height:28.3pt;z-index:251667456" coordorigin="2604,4592" coordsize="10500,566" o:gfxdata="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">
+                <v:group id="组合 7" o:spid="_x0000_s1040" style="position:absolute;left:2604;top:4697;width:10500;height:411" coordorigin="4245,4697" coordsize="10500,411" o:gfxdata="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">
+                  <v:rect id="矩形 4" o:spid="_x0000_s1041" style="position:absolute;left:4245;top:4697;width:10501;height:410;visibility:visible;mso-wrap-style:square;v-text-anchor:middle" o:gfxdata="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" fillcolor="#d8d8d8" stroked="f" strokeweight="1pt"/>
+                  <v:rect id="矩形 5" o:spid="_x0000_s1042" style="position:absolute;left:4247;top:4698;width:1427;height:410;visibility:visible;mso-wrap-style:square;v-text-anchor:middle" o:gfxdata="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" fillcolor="#414141" stroked="f" strokeweight="1pt"/>
                 </v:group>
-                <v:shape id="文本框 6" o:spid="_x0000_s1026" o:spt="202" type="#_x0000_t202" style="position:absolute;left:2612;top:4592;height:567;width:1425;" filled="f" stroked="f" coordsize="21600,21600" o:gfxdata="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">
-                  <v:fill on="f" focussize="0,0"/>
-                  <v:stroke on="f" weight="0.5pt"/>
-                  <v:imagedata o:title=""/>
-                  <o:lock v:ext="edit" aspectratio="f"/>
+                <v:shape id="文本框 6" o:spid="_x0000_s1043" type="#_x0000_t202" style="position:absolute;left:2612;top:4592;width:1425;height:567;visibility:visible;mso-wrap-style:square;v-text-anchor:top" o:gfxdata="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" filled="f" stroked="f" strokeweight=".5pt">
                   <v:textbox>
                     <w:txbxContent>
                       <w:p>
                         <w:pPr>
                           <w:rPr>
-                            <w:rFonts w:ascii="微软雅黑" w:hAnsi="微软雅黑" w:eastAsia="微软雅黑" w:cs="微软雅黑"/>
+                            <w:rFonts w:ascii="微软雅黑" w:eastAsia="微软雅黑" w:hAnsi="微软雅黑" w:cs="微软雅黑"/>
                           </w:rPr>
                         </w:pPr>
                         <w:r>
                           <w:rPr>
-                            <w:rFonts w:hint="eastAsia" w:ascii="微软雅黑" w:hAnsi="微软雅黑" w:eastAsia="微软雅黑"/>
+                            <w:rFonts w:ascii="微软雅黑" w:eastAsia="微软雅黑" w:hAnsi="微软雅黑" w:hint="eastAsia"/>
                             <w:color w:val="FFFFFF" w:themeColor="background1"/>
                             <w:sz w:val="28"/>
                             <w:szCs w:val="28"/>
-                            <w14:textFill>
-                              <w14:solidFill>
-                                <w14:schemeClr w14:val="bg1"/>
-                              </w14:solidFill>
-                            </w14:textFill>
                           </w:rPr>
                           <w:t>自我评价</w:t>
                         </w:r>
@@ -3059,10 +2279,13 @@
         </mc:AlternateContent>
       </w:r>
       <w:r>
+        <w:rPr>
+          <w:noProof/>
+        </w:rPr>
         <mc:AlternateContent>
           <mc:Choice Requires="wps">
             <w:drawing>
-              <wp:anchor distT="0" distB="0" distL="114300" distR="114300" simplePos="0" relativeHeight="251675648" behindDoc="0" locked="0" layoutInCell="1" allowOverlap="1">
+              <wp:anchor distT="0" distB="0" distL="114300" distR="114300" simplePos="0" relativeHeight="251675648" behindDoc="0" locked="0" layoutInCell="1" allowOverlap="1" wp14:anchorId="31EC66CB" wp14:editId="65433CA7">
                 <wp:simplePos x="0" y="0"/>
                 <wp:positionH relativeFrom="column">
                   <wp:posOffset>-15240</wp:posOffset>
@@ -3114,150 +2337,70 @@
                               <w:snapToGrid w:val="0"/>
                               <w:jc w:val="left"/>
                               <w:rPr>
-                                <w:rFonts w:ascii="微软雅黑" w:hAnsi="微软雅黑" w:eastAsia="微软雅黑"/>
-                                <w:color w:val="404040" w:themeColor="text1" w:themeTint="BF"/>
-                                <w14:textFill>
-                                  <w14:solidFill>
-                                    <w14:schemeClr w14:val="tx1">
-                                      <w14:lumMod w14:val="75000"/>
-                                      <w14:lumOff w14:val="25000"/>
-                                    </w14:schemeClr>
-                                  </w14:solidFill>
-                                </w14:textFill>
+                                <w:rFonts w:ascii="微软雅黑" w:eastAsia="微软雅黑" w:hAnsi="微软雅黑"/>
+                                <w:color w:val="404040" w:themeColor="text1" w:themeTint="BF"/>
                               </w:rPr>
                             </w:pPr>
                             <w:r>
                               <w:rPr>
-                                <w:rFonts w:hint="eastAsia" w:ascii="微软雅黑" w:hAnsi="微软雅黑" w:eastAsia="微软雅黑"/>
-                                <w:color w:val="404040" w:themeColor="text1" w:themeTint="BF"/>
-                                <w14:textFill>
-                                  <w14:solidFill>
-                                    <w14:schemeClr w14:val="tx1">
-                                      <w14:lumMod w14:val="75000"/>
-                                      <w14:lumOff w14:val="25000"/>
-                                    </w14:schemeClr>
-                                  </w14:solidFill>
-                                </w14:textFill>
+                                <w:rFonts w:ascii="微软雅黑" w:eastAsia="微软雅黑" w:hAnsi="微软雅黑" w:hint="eastAsia"/>
+                                <w:color w:val="404040" w:themeColor="text1" w:themeTint="BF"/>
                               </w:rPr>
                               <w:t>20</w:t>
                             </w:r>
                             <w:r>
                               <w:rPr>
-                                <w:rFonts w:ascii="微软雅黑" w:hAnsi="微软雅黑" w:eastAsia="微软雅黑"/>
-                                <w:color w:val="404040" w:themeColor="text1" w:themeTint="BF"/>
-                                <w14:textFill>
-                                  <w14:solidFill>
-                                    <w14:schemeClr w14:val="tx1">
-                                      <w14:lumMod w14:val="75000"/>
-                                      <w14:lumOff w14:val="25000"/>
-                                    </w14:schemeClr>
-                                  </w14:solidFill>
-                                </w14:textFill>
+                                <w:rFonts w:ascii="微软雅黑" w:eastAsia="微软雅黑" w:hAnsi="微软雅黑"/>
+                                <w:color w:val="404040" w:themeColor="text1" w:themeTint="BF"/>
                               </w:rPr>
                               <w:t>22.09</w:t>
                             </w:r>
                             <w:r>
                               <w:rPr>
-                                <w:rFonts w:hint="eastAsia" w:ascii="微软雅黑" w:hAnsi="微软雅黑" w:eastAsia="微软雅黑"/>
-                                <w:color w:val="404040" w:themeColor="text1" w:themeTint="BF"/>
-                                <w14:textFill>
-                                  <w14:solidFill>
-                                    <w14:schemeClr w14:val="tx1">
-                                      <w14:lumMod w14:val="75000"/>
-                                      <w14:lumOff w14:val="25000"/>
-                                    </w14:schemeClr>
-                                  </w14:solidFill>
-                                </w14:textFill>
+                                <w:rFonts w:ascii="微软雅黑" w:eastAsia="微软雅黑" w:hAnsi="微软雅黑" w:hint="eastAsia"/>
+                                <w:color w:val="404040" w:themeColor="text1" w:themeTint="BF"/>
                               </w:rPr>
                               <w:t>-</w:t>
                             </w:r>
                             <w:r>
                               <w:rPr>
-                                <w:rFonts w:ascii="微软雅黑" w:hAnsi="微软雅黑" w:eastAsia="微软雅黑"/>
-                                <w:color w:val="404040" w:themeColor="text1" w:themeTint="BF"/>
-                                <w14:textFill>
-                                  <w14:solidFill>
-                                    <w14:schemeClr w14:val="tx1">
-                                      <w14:lumMod w14:val="75000"/>
-                                      <w14:lumOff w14:val="25000"/>
-                                    </w14:schemeClr>
-                                  </w14:solidFill>
-                                </w14:textFill>
+                                <w:rFonts w:ascii="微软雅黑" w:eastAsia="微软雅黑" w:hAnsi="微软雅黑"/>
+                                <w:color w:val="404040" w:themeColor="text1" w:themeTint="BF"/>
                               </w:rPr>
                               <w:t>2</w:t>
                             </w:r>
                             <w:r>
                               <w:rPr>
-                                <w:rFonts w:hint="eastAsia" w:ascii="微软雅黑" w:hAnsi="微软雅黑" w:eastAsia="微软雅黑"/>
-                                <w:color w:val="404040" w:themeColor="text1" w:themeTint="BF"/>
-                                <w14:textFill>
-                                  <w14:solidFill>
-                                    <w14:schemeClr w14:val="tx1">
-                                      <w14:lumMod w14:val="75000"/>
-                                      <w14:lumOff w14:val="25000"/>
-                                    </w14:schemeClr>
-                                  </w14:solidFill>
-                                </w14:textFill>
+                                <w:rFonts w:ascii="微软雅黑" w:eastAsia="微软雅黑" w:hAnsi="微软雅黑" w:hint="eastAsia"/>
+                                <w:color w:val="404040" w:themeColor="text1" w:themeTint="BF"/>
                               </w:rPr>
                               <w:t>0</w:t>
                             </w:r>
                             <w:r>
                               <w:rPr>
-                                <w:rFonts w:ascii="微软雅黑" w:hAnsi="微软雅黑" w:eastAsia="微软雅黑"/>
-                                <w:color w:val="404040" w:themeColor="text1" w:themeTint="BF"/>
-                                <w14:textFill>
-                                  <w14:solidFill>
-                                    <w14:schemeClr w14:val="tx1">
-                                      <w14:lumMod w14:val="75000"/>
-                                      <w14:lumOff w14:val="25000"/>
-                                    </w14:schemeClr>
-                                  </w14:solidFill>
-                                </w14:textFill>
+                                <w:rFonts w:ascii="微软雅黑" w:eastAsia="微软雅黑" w:hAnsi="微软雅黑"/>
+                                <w:color w:val="404040" w:themeColor="text1" w:themeTint="BF"/>
                               </w:rPr>
                               <w:t xml:space="preserve">26.06          </w:t>
                             </w:r>
                             <w:r>
                               <w:rPr>
-                                <w:rFonts w:hint="eastAsia" w:ascii="微软雅黑" w:hAnsi="微软雅黑" w:eastAsia="微软雅黑"/>
-                                <w:color w:val="404040" w:themeColor="text1" w:themeTint="BF"/>
-                                <w14:textFill>
-                                  <w14:solidFill>
-                                    <w14:schemeClr w14:val="tx1">
-                                      <w14:lumMod w14:val="75000"/>
-                                      <w14:lumOff w14:val="25000"/>
-                                    </w14:schemeClr>
-                                  </w14:solidFill>
-                                </w14:textFill>
+                                <w:rFonts w:ascii="微软雅黑" w:eastAsia="微软雅黑" w:hAnsi="微软雅黑" w:hint="eastAsia"/>
+                                <w:color w:val="404040" w:themeColor="text1" w:themeTint="BF"/>
                               </w:rPr>
                               <w:t xml:space="preserve">广东白云学院         </w:t>
                             </w:r>
                             <w:r>
                               <w:rPr>
-                                <w:rFonts w:ascii="微软雅黑" w:hAnsi="微软雅黑" w:eastAsia="微软雅黑"/>
-                                <w:color w:val="404040" w:themeColor="text1" w:themeTint="BF"/>
-                                <w14:textFill>
-                                  <w14:solidFill>
-                                    <w14:schemeClr w14:val="tx1">
-                                      <w14:lumMod w14:val="75000"/>
-                                      <w14:lumOff w14:val="25000"/>
-                                    </w14:schemeClr>
-                                  </w14:solidFill>
-                                </w14:textFill>
+                                <w:rFonts w:ascii="微软雅黑" w:eastAsia="微软雅黑" w:hAnsi="微软雅黑"/>
+                                <w:color w:val="404040" w:themeColor="text1" w:themeTint="BF"/>
                               </w:rPr>
                               <w:t xml:space="preserve">            </w:t>
                             </w:r>
                             <w:r>
                               <w:rPr>
-                                <w:rFonts w:hint="eastAsia" w:ascii="微软雅黑" w:hAnsi="微软雅黑" w:eastAsia="微软雅黑"/>
-                                <w:color w:val="404040" w:themeColor="text1" w:themeTint="BF"/>
-                                <w14:textFill>
-                                  <w14:solidFill>
-                                    <w14:schemeClr w14:val="tx1">
-                                      <w14:lumMod w14:val="75000"/>
-                                      <w14:lumOff w14:val="25000"/>
-                                    </w14:schemeClr>
-                                  </w14:solidFill>
-                                </w14:textFill>
+                                <w:rFonts w:ascii="微软雅黑" w:eastAsia="微软雅黑" w:hAnsi="微软雅黑" w:hint="eastAsia"/>
+                                <w:color w:val="404040" w:themeColor="text1" w:themeTint="BF"/>
                               </w:rPr>
                               <w:t xml:space="preserve"> 数字经济（本科）</w:t>
                             </w:r>
@@ -3265,34 +2408,18 @@
                           <w:p>
                             <w:pPr>
                               <w:rPr>
-                                <w:rFonts w:ascii="微软雅黑" w:hAnsi="微软雅黑" w:eastAsia="微软雅黑"/>
+                                <w:rFonts w:ascii="微软雅黑" w:eastAsia="微软雅黑" w:hAnsi="微软雅黑"/>
                                 <w:color w:val="404040" w:themeColor="text1" w:themeTint="BF"/>
                                 <w:sz w:val="20"/>
                                 <w:szCs w:val="20"/>
-                                <w14:textFill>
-                                  <w14:solidFill>
-                                    <w14:schemeClr w14:val="tx1">
-                                      <w14:lumMod w14:val="75000"/>
-                                      <w14:lumOff w14:val="25000"/>
-                                    </w14:schemeClr>
-                                  </w14:solidFill>
-                                </w14:textFill>
                               </w:rPr>
                             </w:pPr>
                             <w:r>
                               <w:rPr>
-                                <w:rFonts w:hint="eastAsia" w:ascii="微软雅黑" w:hAnsi="微软雅黑" w:eastAsia="微软雅黑"/>
+                                <w:rFonts w:ascii="微软雅黑" w:eastAsia="微软雅黑" w:hAnsi="微软雅黑" w:hint="eastAsia"/>
                                 <w:color w:val="404040" w:themeColor="text1" w:themeTint="BF"/>
                                 <w:sz w:val="20"/>
                                 <w:szCs w:val="20"/>
-                                <w14:textFill>
-                                  <w14:solidFill>
-                                    <w14:schemeClr w14:val="tx1">
-                                      <w14:lumMod w14:val="75000"/>
-                                      <w14:lumOff w14:val="25000"/>
-                                    </w14:schemeClr>
-                                  </w14:solidFill>
-                                </w14:textFill>
                               </w:rPr>
                               <w:t>主修：Python数据分析、MySQL、SPSS、Power BI、Tableau、国际市场营销</w:t>
                             </w:r>
@@ -3310,11 +2437,7 @@
           </mc:Choice>
           <mc:Fallback>
             <w:pict>
-              <v:shape id="_x0000_s1026" o:spid="_x0000_s1026" o:spt="202" type="#_x0000_t202" style="position:absolute;left:0pt;margin-left:-1.2pt;margin-top:202.25pt;height:47pt;width:524.5pt;z-index:251675648;mso-width-relative:page;mso-height-relative:page;" filled="f" stroked="f" coordsize="21600,21600" o:gfxdata="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">
-                <v:fill on="f" focussize="0,0"/>
-                <v:stroke on="f" weight="0.5pt"/>
-                <v:imagedata o:title=""/>
-                <o:lock v:ext="edit" aspectratio="f"/>
+              <v:shape w14:anchorId="31EC66CB" id="文本框 37" o:spid="_x0000_s1044" type="#_x0000_t202" style="position:absolute;left:0;text-align:left;margin-left:-1.2pt;margin-top:202.25pt;width:524.5pt;height:47pt;z-index:251675648;visibility:visible;mso-wrap-style:square;mso-wrap-distance-left:9pt;mso-wrap-distance-top:0;mso-wrap-distance-right:9pt;mso-wrap-distance-bottom:0;mso-position-horizontal:absolute;mso-position-horizontal-relative:text;mso-position-vertical:absolute;mso-position-vertical-relative:text;v-text-anchor:top" o:gfxdata="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" filled="f" stroked="f" strokeweight=".5pt">
                 <v:textbox>
                   <w:txbxContent>
                     <w:p>
@@ -3323,150 +2446,70 @@
                         <w:snapToGrid w:val="0"/>
                         <w:jc w:val="left"/>
                         <w:rPr>
-                          <w:rFonts w:ascii="微软雅黑" w:hAnsi="微软雅黑" w:eastAsia="微软雅黑"/>
-                          <w:color w:val="404040" w:themeColor="text1" w:themeTint="BF"/>
-                          <w14:textFill>
-                            <w14:solidFill>
-                              <w14:schemeClr w14:val="tx1">
-                                <w14:lumMod w14:val="75000"/>
-                                <w14:lumOff w14:val="25000"/>
-                              </w14:schemeClr>
-                            </w14:solidFill>
-                          </w14:textFill>
+                          <w:rFonts w:ascii="微软雅黑" w:eastAsia="微软雅黑" w:hAnsi="微软雅黑"/>
+                          <w:color w:val="404040" w:themeColor="text1" w:themeTint="BF"/>
                         </w:rPr>
                       </w:pPr>
                       <w:r>
                         <w:rPr>
-                          <w:rFonts w:hint="eastAsia" w:ascii="微软雅黑" w:hAnsi="微软雅黑" w:eastAsia="微软雅黑"/>
-                          <w:color w:val="404040" w:themeColor="text1" w:themeTint="BF"/>
-                          <w14:textFill>
-                            <w14:solidFill>
-                              <w14:schemeClr w14:val="tx1">
-                                <w14:lumMod w14:val="75000"/>
-                                <w14:lumOff w14:val="25000"/>
-                              </w14:schemeClr>
-                            </w14:solidFill>
-                          </w14:textFill>
+                          <w:rFonts w:ascii="微软雅黑" w:eastAsia="微软雅黑" w:hAnsi="微软雅黑" w:hint="eastAsia"/>
+                          <w:color w:val="404040" w:themeColor="text1" w:themeTint="BF"/>
                         </w:rPr>
                         <w:t>20</w:t>
                       </w:r>
                       <w:r>
                         <w:rPr>
-                          <w:rFonts w:ascii="微软雅黑" w:hAnsi="微软雅黑" w:eastAsia="微软雅黑"/>
-                          <w:color w:val="404040" w:themeColor="text1" w:themeTint="BF"/>
-                          <w14:textFill>
-                            <w14:solidFill>
-                              <w14:schemeClr w14:val="tx1">
-                                <w14:lumMod w14:val="75000"/>
-                                <w14:lumOff w14:val="25000"/>
-                              </w14:schemeClr>
-                            </w14:solidFill>
-                          </w14:textFill>
+                          <w:rFonts w:ascii="微软雅黑" w:eastAsia="微软雅黑" w:hAnsi="微软雅黑"/>
+                          <w:color w:val="404040" w:themeColor="text1" w:themeTint="BF"/>
                         </w:rPr>
                         <w:t>22.09</w:t>
                       </w:r>
                       <w:r>
                         <w:rPr>
-                          <w:rFonts w:hint="eastAsia" w:ascii="微软雅黑" w:hAnsi="微软雅黑" w:eastAsia="微软雅黑"/>
-                          <w:color w:val="404040" w:themeColor="text1" w:themeTint="BF"/>
-                          <w14:textFill>
-                            <w14:solidFill>
-                              <w14:schemeClr w14:val="tx1">
-                                <w14:lumMod w14:val="75000"/>
-                                <w14:lumOff w14:val="25000"/>
-                              </w14:schemeClr>
-                            </w14:solidFill>
-                          </w14:textFill>
+                          <w:rFonts w:ascii="微软雅黑" w:eastAsia="微软雅黑" w:hAnsi="微软雅黑" w:hint="eastAsia"/>
+                          <w:color w:val="404040" w:themeColor="text1" w:themeTint="BF"/>
                         </w:rPr>
                         <w:t>-</w:t>
                       </w:r>
                       <w:r>
                         <w:rPr>
-                          <w:rFonts w:ascii="微软雅黑" w:hAnsi="微软雅黑" w:eastAsia="微软雅黑"/>
-                          <w:color w:val="404040" w:themeColor="text1" w:themeTint="BF"/>
-                          <w14:textFill>
-                            <w14:solidFill>
-                              <w14:schemeClr w14:val="tx1">
-                                <w14:lumMod w14:val="75000"/>
-                                <w14:lumOff w14:val="25000"/>
-                              </w14:schemeClr>
-                            </w14:solidFill>
-                          </w14:textFill>
+                          <w:rFonts w:ascii="微软雅黑" w:eastAsia="微软雅黑" w:hAnsi="微软雅黑"/>
+                          <w:color w:val="404040" w:themeColor="text1" w:themeTint="BF"/>
                         </w:rPr>
                         <w:t>2</w:t>
                       </w:r>
                       <w:r>
                         <w:rPr>
-                          <w:rFonts w:hint="eastAsia" w:ascii="微软雅黑" w:hAnsi="微软雅黑" w:eastAsia="微软雅黑"/>
-                          <w:color w:val="404040" w:themeColor="text1" w:themeTint="BF"/>
-                          <w14:textFill>
-                            <w14:solidFill>
-                              <w14:schemeClr w14:val="tx1">
-                                <w14:lumMod w14:val="75000"/>
-                                <w14:lumOff w14:val="25000"/>
-                              </w14:schemeClr>
-                            </w14:solidFill>
-                          </w14:textFill>
+                          <w:rFonts w:ascii="微软雅黑" w:eastAsia="微软雅黑" w:hAnsi="微软雅黑" w:hint="eastAsia"/>
+                          <w:color w:val="404040" w:themeColor="text1" w:themeTint="BF"/>
                         </w:rPr>
                         <w:t>0</w:t>
                       </w:r>
                       <w:r>
                         <w:rPr>
-                          <w:rFonts w:ascii="微软雅黑" w:hAnsi="微软雅黑" w:eastAsia="微软雅黑"/>
-                          <w:color w:val="404040" w:themeColor="text1" w:themeTint="BF"/>
-                          <w14:textFill>
-                            <w14:solidFill>
-                              <w14:schemeClr w14:val="tx1">
-                                <w14:lumMod w14:val="75000"/>
-                                <w14:lumOff w14:val="25000"/>
-                              </w14:schemeClr>
-                            </w14:solidFill>
-                          </w14:textFill>
+                          <w:rFonts w:ascii="微软雅黑" w:eastAsia="微软雅黑" w:hAnsi="微软雅黑"/>
+                          <w:color w:val="404040" w:themeColor="text1" w:themeTint="BF"/>
                         </w:rPr>
                         <w:t xml:space="preserve">26.06          </w:t>
                       </w:r>
                       <w:r>
                         <w:rPr>
-                          <w:rFonts w:hint="eastAsia" w:ascii="微软雅黑" w:hAnsi="微软雅黑" w:eastAsia="微软雅黑"/>
-                          <w:color w:val="404040" w:themeColor="text1" w:themeTint="BF"/>
-                          <w14:textFill>
-                            <w14:solidFill>
-                              <w14:schemeClr w14:val="tx1">
-                                <w14:lumMod w14:val="75000"/>
-                                <w14:lumOff w14:val="25000"/>
-                              </w14:schemeClr>
-                            </w14:solidFill>
-                          </w14:textFill>
+                          <w:rFonts w:ascii="微软雅黑" w:eastAsia="微软雅黑" w:hAnsi="微软雅黑" w:hint="eastAsia"/>
+                          <w:color w:val="404040" w:themeColor="text1" w:themeTint="BF"/>
                         </w:rPr>
                         <w:t xml:space="preserve">广东白云学院         </w:t>
                       </w:r>
                       <w:r>
                         <w:rPr>
-                          <w:rFonts w:ascii="微软雅黑" w:hAnsi="微软雅黑" w:eastAsia="微软雅黑"/>
-                          <w:color w:val="404040" w:themeColor="text1" w:themeTint="BF"/>
-                          <w14:textFill>
-                            <w14:solidFill>
-                              <w14:schemeClr w14:val="tx1">
-                                <w14:lumMod w14:val="75000"/>
-                                <w14:lumOff w14:val="25000"/>
-                              </w14:schemeClr>
-                            </w14:solidFill>
-                          </w14:textFill>
+                          <w:rFonts w:ascii="微软雅黑" w:eastAsia="微软雅黑" w:hAnsi="微软雅黑"/>
+                          <w:color w:val="404040" w:themeColor="text1" w:themeTint="BF"/>
                         </w:rPr>
                         <w:t xml:space="preserve">            </w:t>
                       </w:r>
                       <w:r>
                         <w:rPr>
-                          <w:rFonts w:hint="eastAsia" w:ascii="微软雅黑" w:hAnsi="微软雅黑" w:eastAsia="微软雅黑"/>
-                          <w:color w:val="404040" w:themeColor="text1" w:themeTint="BF"/>
-                          <w14:textFill>
-                            <w14:solidFill>
-                              <w14:schemeClr w14:val="tx1">
-                                <w14:lumMod w14:val="75000"/>
-                                <w14:lumOff w14:val="25000"/>
-                              </w14:schemeClr>
-                            </w14:solidFill>
-                          </w14:textFill>
+                          <w:rFonts w:ascii="微软雅黑" w:eastAsia="微软雅黑" w:hAnsi="微软雅黑" w:hint="eastAsia"/>
+                          <w:color w:val="404040" w:themeColor="text1" w:themeTint="BF"/>
                         </w:rPr>
                         <w:t xml:space="preserve"> 数字经济（本科）</w:t>
                       </w:r>
@@ -3474,34 +2517,18 @@
                     <w:p>
                       <w:pPr>
                         <w:rPr>
-                          <w:rFonts w:ascii="微软雅黑" w:hAnsi="微软雅黑" w:eastAsia="微软雅黑"/>
+                          <w:rFonts w:ascii="微软雅黑" w:eastAsia="微软雅黑" w:hAnsi="微软雅黑"/>
                           <w:color w:val="404040" w:themeColor="text1" w:themeTint="BF"/>
                           <w:sz w:val="20"/>
                           <w:szCs w:val="20"/>
-                          <w14:textFill>
-                            <w14:solidFill>
-                              <w14:schemeClr w14:val="tx1">
-                                <w14:lumMod w14:val="75000"/>
-                                <w14:lumOff w14:val="25000"/>
-                              </w14:schemeClr>
-                            </w14:solidFill>
-                          </w14:textFill>
                         </w:rPr>
                       </w:pPr>
                       <w:r>
                         <w:rPr>
-                          <w:rFonts w:hint="eastAsia" w:ascii="微软雅黑" w:hAnsi="微软雅黑" w:eastAsia="微软雅黑"/>
+                          <w:rFonts w:ascii="微软雅黑" w:eastAsia="微软雅黑" w:hAnsi="微软雅黑" w:hint="eastAsia"/>
                           <w:color w:val="404040" w:themeColor="text1" w:themeTint="BF"/>
                           <w:sz w:val="20"/>
                           <w:szCs w:val="20"/>
-                          <w14:textFill>
-                            <w14:solidFill>
-                              <w14:schemeClr w14:val="tx1">
-                                <w14:lumMod w14:val="75000"/>
-                                <w14:lumOff w14:val="25000"/>
-                              </w14:schemeClr>
-                            </w14:solidFill>
-                          </w14:textFill>
                         </w:rPr>
                         <w:t>主修：Python数据分析、MySQL、SPSS、Power BI、Tableau、国际市场营销</w:t>
                       </w:r>
@@ -3515,12 +2542,13 @@
       </w:r>
       <w:r>
         <w:rPr>
+          <w:noProof/>
           <w:sz w:val="28"/>
         </w:rPr>
         <mc:AlternateContent>
           <mc:Choice Requires="wpg">
             <w:drawing>
-              <wp:anchor distT="0" distB="0" distL="114300" distR="114300" simplePos="0" relativeHeight="251660288" behindDoc="0" locked="0" layoutInCell="1" allowOverlap="1">
+              <wp:anchor distT="0" distB="0" distL="114300" distR="114300" simplePos="0" relativeHeight="251660288" behindDoc="0" locked="0" layoutInCell="1" allowOverlap="1" wp14:anchorId="38B8E20A" wp14:editId="27C45A39">
                 <wp:simplePos x="0" y="0"/>
                 <wp:positionH relativeFrom="column">
                   <wp:posOffset>-8890</wp:posOffset>
@@ -3668,36 +2696,26 @@
                             <w:p>
                               <w:pPr>
                                 <w:rPr>
-                                  <w:rFonts w:ascii="微软雅黑" w:hAnsi="微软雅黑" w:eastAsia="微软雅黑" w:cs="微软雅黑"/>
+                                  <w:rFonts w:ascii="微软雅黑" w:eastAsia="微软雅黑" w:hAnsi="微软雅黑" w:cs="微软雅黑"/>
                                 </w:rPr>
                               </w:pPr>
                               <w:r>
                                 <w:rPr>
-                                  <w:rFonts w:ascii="微软雅黑" w:hAnsi="微软雅黑" w:eastAsia="微软雅黑"/>
+                                  <w:rFonts w:ascii="微软雅黑" w:eastAsia="微软雅黑" w:hAnsi="微软雅黑"/>
                                   <w:b/>
                                   <w:color w:val="FFFFFF" w:themeColor="background1"/>
                                   <w:sz w:val="28"/>
                                   <w:szCs w:val="28"/>
-                                  <w14:textFill>
-                                    <w14:solidFill>
-                                      <w14:schemeClr w14:val="bg1"/>
-                                    </w14:solidFill>
-                                  </w14:textFill>
                                 </w:rPr>
                                 <w:t>教育</w:t>
                               </w:r>
                               <w:r>
                                 <w:rPr>
-                                  <w:rFonts w:hint="eastAsia" w:ascii="微软雅黑" w:hAnsi="微软雅黑" w:eastAsia="微软雅黑"/>
+                                  <w:rFonts w:ascii="微软雅黑" w:eastAsia="微软雅黑" w:hAnsi="微软雅黑" w:hint="eastAsia"/>
                                   <w:b/>
                                   <w:color w:val="FFFFFF" w:themeColor="background1"/>
                                   <w:sz w:val="28"/>
                                   <w:szCs w:val="28"/>
-                                  <w14:textFill>
-                                    <w14:solidFill>
-                                      <w14:schemeClr w14:val="bg1"/>
-                                    </w14:solidFill>
-                                  </w14:textFill>
                                 </w:rPr>
                                 <w:t>背景</w:t>
                               </w:r>
@@ -3716,63 +2734,37 @@
           </mc:Choice>
           <mc:Fallback>
             <w:pict>
-              <v:group id="_x0000_s1026" o:spid="_x0000_s1026" o:spt="203" style="position:absolute;left:0pt;margin-left:-0.7pt;margin-top:175.3pt;height:28.3pt;width:525pt;z-index:251660288;mso-width-relative:page;mso-height-relative:page;" coordorigin="2604,4592" coordsize="10500,566" o:gfxdata="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">
-                <o:lock v:ext="edit" aspectratio="f"/>
-                <v:group id="_x0000_s1026" o:spid="_x0000_s1026" o:spt="203" style="position:absolute;left:2604;top:4697;height:411;width:10500;" coordorigin="4245,4697" coordsize="10500,411" o:gfxdata="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">
-                  <o:lock v:ext="edit" aspectratio="f"/>
-                  <v:rect id="_x0000_s1026" o:spid="_x0000_s1026" o:spt="1" style="position:absolute;left:4245;top:4697;height:410;width:10501;v-text-anchor:middle;" fillcolor="#D8D8D8" filled="t" stroked="f" coordsize="21600,21600" o:gfxdata="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">
-                    <v:fill on="t" focussize="0,0"/>
-                    <v:stroke on="f" weight="1pt" miterlimit="8" joinstyle="miter"/>
-                    <v:imagedata o:title=""/>
-                    <o:lock v:ext="edit" aspectratio="f"/>
-                  </v:rect>
-                  <v:rect id="_x0000_s1026" o:spid="_x0000_s1026" o:spt="1" style="position:absolute;left:4247;top:4698;height:410;width:1427;v-text-anchor:middle;" fillcolor="#414141" filled="t" stroked="f" coordsize="21600,21600" o:gfxdata="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">
-                    <v:fill on="t" focussize="0,0"/>
-                    <v:stroke on="f" weight="1pt" miterlimit="8" joinstyle="miter"/>
-                    <v:imagedata o:title=""/>
-                    <o:lock v:ext="edit" aspectratio="f"/>
-                  </v:rect>
+              <v:group w14:anchorId="38B8E20A" id="组合 11" o:spid="_x0000_s1045" style="position:absolute;left:0;text-align:left;margin-left:-.7pt;margin-top:175.3pt;width:525pt;height:28.3pt;z-index:251660288" coordorigin="2604,4592" coordsize="10500,566" o:gfxdata="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">
+                <v:group id="组合 7" o:spid="_x0000_s1046" style="position:absolute;left:2604;top:4697;width:10500;height:411" coordorigin="4245,4697" coordsize="10500,411" o:gfxdata="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">
+                  <v:rect id="矩形 4" o:spid="_x0000_s1047" style="position:absolute;left:4245;top:4697;width:10501;height:410;visibility:visible;mso-wrap-style:square;v-text-anchor:middle" o:gfxdata="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" fillcolor="#d8d8d8" stroked="f" strokeweight="1pt"/>
+                  <v:rect id="矩形 5" o:spid="_x0000_s1048" style="position:absolute;left:4247;top:4698;width:1427;height:410;visibility:visible;mso-wrap-style:square;v-text-anchor:middle" o:gfxdata="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" fillcolor="#414141" stroked="f" strokeweight="1pt"/>
                 </v:group>
-                <v:shape id="_x0000_s1026" o:spid="_x0000_s1026" o:spt="202" type="#_x0000_t202" style="position:absolute;left:2612;top:4592;height:567;width:1425;" filled="f" stroked="f" coordsize="21600,21600" o:gfxdata="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">
-                  <v:fill on="f" focussize="0,0"/>
-                  <v:stroke on="f" weight="0.5pt"/>
-                  <v:imagedata o:title=""/>
-                  <o:lock v:ext="edit" aspectratio="f"/>
+                <v:shape id="文本框 6" o:spid="_x0000_s1049" type="#_x0000_t202" style="position:absolute;left:2612;top:4592;width:1425;height:567;visibility:visible;mso-wrap-style:square;v-text-anchor:top" o:gfxdata="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" filled="f" stroked="f" strokeweight=".5pt">
                   <v:textbox>
                     <w:txbxContent>
                       <w:p>
                         <w:pPr>
                           <w:rPr>
-                            <w:rFonts w:ascii="微软雅黑" w:hAnsi="微软雅黑" w:eastAsia="微软雅黑" w:cs="微软雅黑"/>
+                            <w:rFonts w:ascii="微软雅黑" w:eastAsia="微软雅黑" w:hAnsi="微软雅黑" w:cs="微软雅黑"/>
                           </w:rPr>
                         </w:pPr>
                         <w:r>
                           <w:rPr>
-                            <w:rFonts w:ascii="微软雅黑" w:hAnsi="微软雅黑" w:eastAsia="微软雅黑"/>
+                            <w:rFonts w:ascii="微软雅黑" w:eastAsia="微软雅黑" w:hAnsi="微软雅黑"/>
                             <w:b/>
                             <w:color w:val="FFFFFF" w:themeColor="background1"/>
                             <w:sz w:val="28"/>
                             <w:szCs w:val="28"/>
-                            <w14:textFill>
-                              <w14:solidFill>
-                                <w14:schemeClr w14:val="bg1"/>
-                              </w14:solidFill>
-                            </w14:textFill>
                           </w:rPr>
                           <w:t>教育</w:t>
                         </w:r>
                         <w:r>
                           <w:rPr>
-                            <w:rFonts w:hint="eastAsia" w:ascii="微软雅黑" w:hAnsi="微软雅黑" w:eastAsia="微软雅黑"/>
+                            <w:rFonts w:ascii="微软雅黑" w:eastAsia="微软雅黑" w:hAnsi="微软雅黑" w:hint="eastAsia"/>
                             <w:b/>
                             <w:color w:val="FFFFFF" w:themeColor="background1"/>
                             <w:sz w:val="28"/>
                             <w:szCs w:val="28"/>
-                            <w14:textFill>
-                              <w14:solidFill>
-                                <w14:schemeClr w14:val="bg1"/>
-                              </w14:solidFill>
-                            </w14:textFill>
                           </w:rPr>
                           <w:t>背景</w:t>
                         </w:r>
@@ -3785,13 +2777,14 @@
           </mc:Fallback>
         </mc:AlternateContent>
       </w:r>
-      <w:bookmarkStart w:id="0" w:name="_GoBack"/>
-      <w:bookmarkEnd w:id="0"/>
-      <w:r>
+      <w:r>
+        <w:rPr>
+          <w:noProof/>
+        </w:rPr>
         <mc:AlternateContent>
           <mc:Choice Requires="wps">
             <w:drawing>
-              <wp:anchor distT="0" distB="0" distL="114300" distR="114300" simplePos="0" relativeHeight="251673600" behindDoc="0" locked="0" layoutInCell="1" allowOverlap="1">
+              <wp:anchor distT="0" distB="0" distL="114300" distR="114300" simplePos="0" relativeHeight="251673600" behindDoc="0" locked="0" layoutInCell="1" allowOverlap="1" wp14:anchorId="32C60636" wp14:editId="71E926B9">
                 <wp:simplePos x="0" y="0"/>
                 <wp:positionH relativeFrom="column">
                   <wp:posOffset>-60960</wp:posOffset>
@@ -3839,164 +2832,83 @@
                         <w:txbxContent>
                           <w:p>
                             <w:pPr>
-                              <w:pStyle w:val="9"/>
+                              <w:pStyle w:val="11"/>
                               <w:adjustRightInd w:val="0"/>
                               <w:snapToGrid w:val="0"/>
-                              <w:ind w:firstLine="120" w:firstLineChars="50"/>
+                              <w:ind w:firstLineChars="50" w:firstLine="120"/>
                               <w:jc w:val="left"/>
                               <w:rPr>
-                                <w:rFonts w:hint="default" w:ascii="微软雅黑" w:hAnsi="微软雅黑" w:eastAsia="微软雅黑"/>
+                                <w:rFonts w:ascii="微软雅黑" w:eastAsia="微软雅黑" w:hAnsi="微软雅黑"/>
                                 <w:b/>
                                 <w:bCs/>
                                 <w:color w:val="404040" w:themeColor="text1" w:themeTint="BF"/>
                                 <w:sz w:val="24"/>
                                 <w:szCs w:val="24"/>
-                                <w:lang w:val="en-US" w:eastAsia="zh-CN"/>
-                                <w14:textFill>
-                                  <w14:solidFill>
-                                    <w14:schemeClr w14:val="tx1">
-                                      <w14:lumMod w14:val="75000"/>
-                                      <w14:lumOff w14:val="25000"/>
-                                    </w14:schemeClr>
-                                  </w14:solidFill>
-                                </w14:textFill>
                               </w:rPr>
                             </w:pPr>
                             <w:r>
                               <w:rPr>
-                                <w:rFonts w:hint="eastAsia" w:ascii="微软雅黑" w:hAnsi="微软雅黑" w:eastAsia="微软雅黑"/>
+                                <w:rFonts w:ascii="微软雅黑" w:eastAsia="微软雅黑" w:hAnsi="微软雅黑" w:hint="eastAsia"/>
                                 <w:b/>
                                 <w:bCs/>
                                 <w:color w:val="404040" w:themeColor="text1" w:themeTint="BF"/>
                                 <w:sz w:val="24"/>
                                 <w:szCs w:val="24"/>
-                                <w14:textFill>
-                                  <w14:solidFill>
-                                    <w14:schemeClr w14:val="tx1">
-                                      <w14:lumMod w14:val="75000"/>
-                                      <w14:lumOff w14:val="25000"/>
-                                    </w14:schemeClr>
-                                  </w14:solidFill>
-                                </w14:textFill>
-                              </w:rPr>
-                              <w:t>能把业务目标拆成可落地的AI流程与工具，兼顾数据、效率和商业结果</w:t>
-                            </w:r>
-                            <w:r>
-                              <w:rPr>
-                                <w:rFonts w:hint="eastAsia" w:ascii="微软雅黑" w:hAnsi="微软雅黑" w:eastAsia="微软雅黑"/>
-                                <w:b/>
-                                <w:bCs/>
-                                <w:color w:val="404040" w:themeColor="text1" w:themeTint="BF"/>
-                                <w:sz w:val="24"/>
-                                <w:szCs w:val="24"/>
-                                <w:lang w:eastAsia="zh-CN"/>
-                                <w14:textFill>
-                                  <w14:solidFill>
-                                    <w14:schemeClr w14:val="tx1">
-                                      <w14:lumMod w14:val="75000"/>
-                                      <w14:lumOff w14:val="25000"/>
-                                    </w14:schemeClr>
-                                  </w14:solidFill>
-                                </w14:textFill>
-                              </w:rPr>
-                              <w:t>，</w:t>
-                            </w:r>
-                            <w:r>
-                              <w:rPr>
-                                <w:rFonts w:hint="eastAsia" w:ascii="微软雅黑" w:hAnsi="微软雅黑" w:eastAsia="微软雅黑"/>
-                                <w:b/>
-                                <w:bCs/>
-                                <w:color w:val="404040" w:themeColor="text1" w:themeTint="BF"/>
-                                <w:sz w:val="24"/>
-                                <w:szCs w:val="24"/>
-                                <w:lang w:val="en-US" w:eastAsia="zh-CN"/>
-                                <w14:textFill>
-                                  <w14:solidFill>
-                                    <w14:schemeClr w14:val="tx1">
-                                      <w14:lumMod w14:val="75000"/>
-                                      <w14:lumOff w14:val="25000"/>
-                                    </w14:schemeClr>
-                                  </w14:solidFill>
-                                </w14:textFill>
-                              </w:rPr>
-                              <w:t>并为整个团队赋能</w:t>
+                              </w:rPr>
+                              <w:t>能把业务目标拆成可落地的AI流程与工具，兼顾数据、效率和商业结果，并为整个团队赋能</w:t>
                             </w:r>
                           </w:p>
                           <w:p>
                             <w:pPr>
-                              <w:pStyle w:val="9"/>
+                              <w:pStyle w:val="11"/>
                               <w:adjustRightInd w:val="0"/>
                               <w:snapToGrid w:val="0"/>
-                              <w:ind w:firstLine="100" w:firstLineChars="50"/>
+                              <w:ind w:firstLineChars="50" w:firstLine="100"/>
                               <w:jc w:val="left"/>
                               <w:rPr>
-                                <w:rFonts w:ascii="微软雅黑" w:hAnsi="微软雅黑" w:eastAsia="微软雅黑"/>
+                                <w:rFonts w:ascii="微软雅黑" w:eastAsia="微软雅黑" w:hAnsi="微软雅黑"/>
                                 <w:color w:val="404040" w:themeColor="text1" w:themeTint="BF"/>
                                 <w:sz w:val="20"/>
                                 <w:szCs w:val="20"/>
-                                <w14:textFill>
-                                  <w14:solidFill>
-                                    <w14:schemeClr w14:val="tx1">
-                                      <w14:lumMod w14:val="75000"/>
-                                      <w14:lumOff w14:val="25000"/>
-                                    </w14:schemeClr>
-                                  </w14:solidFill>
-                                </w14:textFill>
                               </w:rPr>
                             </w:pPr>
                           </w:p>
                           <w:p>
                             <w:pPr>
-                              <w:pStyle w:val="9"/>
+                              <w:pStyle w:val="11"/>
                               <w:adjustRightInd w:val="0"/>
                               <w:snapToGrid w:val="0"/>
-                              <w:ind w:firstLine="0" w:firstLineChars="0"/>
+                              <w:ind w:firstLineChars="0" w:firstLine="0"/>
                               <w:jc w:val="left"/>
                               <w:rPr>
-                                <w:rFonts w:ascii="微软雅黑" w:hAnsi="微软雅黑" w:eastAsia="微软雅黑"/>
+                                <w:rFonts w:ascii="微软雅黑" w:eastAsia="微软雅黑" w:hAnsi="微软雅黑"/>
                                 <w:color w:val="404040" w:themeColor="text1" w:themeTint="BF"/>
                                 <w:sz w:val="20"/>
                                 <w:szCs w:val="20"/>
-                                <w14:textFill>
-                                  <w14:solidFill>
-                                    <w14:schemeClr w14:val="tx1">
-                                      <w14:lumMod w14:val="75000"/>
-                                      <w14:lumOff w14:val="25000"/>
-                                    </w14:schemeClr>
-                                  </w14:solidFill>
-                                </w14:textFill>
                               </w:rPr>
                             </w:pPr>
                           </w:p>
                           <w:p>
                             <w:pPr>
-                              <w:pStyle w:val="9"/>
+                              <w:pStyle w:val="11"/>
                               <w:adjustRightInd w:val="0"/>
                               <w:snapToGrid w:val="0"/>
-                              <w:ind w:firstLine="0" w:firstLineChars="0"/>
+                              <w:ind w:firstLineChars="0" w:firstLine="0"/>
                               <w:jc w:val="left"/>
                               <w:rPr>
-                                <w:rFonts w:ascii="微软雅黑" w:hAnsi="微软雅黑" w:eastAsia="微软雅黑"/>
+                                <w:rFonts w:ascii="微软雅黑" w:eastAsia="微软雅黑" w:hAnsi="微软雅黑"/>
                                 <w:color w:val="404040" w:themeColor="text1" w:themeTint="BF"/>
                                 <w:sz w:val="20"/>
                                 <w:szCs w:val="20"/>
-                                <w14:textFill>
-                                  <w14:solidFill>
-                                    <w14:schemeClr w14:val="tx1">
-                                      <w14:lumMod w14:val="75000"/>
-                                      <w14:lumOff w14:val="25000"/>
-                                    </w14:schemeClr>
-                                  </w14:solidFill>
-                                </w14:textFill>
                               </w:rPr>
                             </w:pPr>
                           </w:p>
                           <w:p>
                             <w:pPr>
-                              <w:pStyle w:val="9"/>
+                              <w:pStyle w:val="11"/>
                               <w:adjustRightInd w:val="0"/>
                               <w:snapToGrid w:val="0"/>
-                              <w:ind w:firstLine="0" w:firstLineChars="0"/>
+                              <w:ind w:firstLineChars="0" w:firstLine="0"/>
                               <w:jc w:val="left"/>
                             </w:pPr>
                           </w:p>
@@ -4013,173 +2925,88 @@
           </mc:Choice>
           <mc:Fallback>
             <w:pict>
-              <v:shape id="_x0000_s1026" o:spid="_x0000_s1026" o:spt="202" type="#_x0000_t202" style="position:absolute;left:0pt;margin-left:-4.8pt;margin-top:741.05pt;height:42pt;width:527.75pt;z-index:251673600;mso-width-relative:page;mso-height-relative:page;" filled="f" stroked="f" coordsize="21600,21600" o:gfxdata="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">
-                <v:fill on="f" focussize="0,0"/>
-                <v:stroke on="f" weight="0.5pt"/>
-                <v:imagedata o:title=""/>
-                <o:lock v:ext="edit" aspectratio="f"/>
+              <v:shape w14:anchorId="32C60636" id="文本框 41" o:spid="_x0000_s1050" type="#_x0000_t202" style="position:absolute;left:0;text-align:left;margin-left:-4.8pt;margin-top:741.05pt;width:527.75pt;height:42pt;z-index:251673600;visibility:visible;mso-wrap-style:square;mso-wrap-distance-left:9pt;mso-wrap-distance-top:0;mso-wrap-distance-right:9pt;mso-wrap-distance-bottom:0;mso-position-horizontal:absolute;mso-position-horizontal-relative:text;mso-position-vertical:absolute;mso-position-vertical-relative:text;v-text-anchor:top" o:gfxdata="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" filled="f" stroked="f" strokeweight=".5pt">
                 <v:textbox>
                   <w:txbxContent>
                     <w:p>
                       <w:pPr>
-                        <w:pStyle w:val="9"/>
+                        <w:pStyle w:val="11"/>
                         <w:adjustRightInd w:val="0"/>
                         <w:snapToGrid w:val="0"/>
-                        <w:ind w:firstLine="120" w:firstLineChars="50"/>
+                        <w:ind w:firstLineChars="50" w:firstLine="120"/>
                         <w:jc w:val="left"/>
                         <w:rPr>
-                          <w:rFonts w:hint="default" w:ascii="微软雅黑" w:hAnsi="微软雅黑" w:eastAsia="微软雅黑"/>
+                          <w:rFonts w:ascii="微软雅黑" w:eastAsia="微软雅黑" w:hAnsi="微软雅黑"/>
                           <w:b/>
                           <w:bCs/>
                           <w:color w:val="404040" w:themeColor="text1" w:themeTint="BF"/>
                           <w:sz w:val="24"/>
                           <w:szCs w:val="24"/>
-                          <w:lang w:val="en-US" w:eastAsia="zh-CN"/>
-                          <w14:textFill>
-                            <w14:solidFill>
-                              <w14:schemeClr w14:val="tx1">
-                                <w14:lumMod w14:val="75000"/>
-                                <w14:lumOff w14:val="25000"/>
-                              </w14:schemeClr>
-                            </w14:solidFill>
-                          </w14:textFill>
                         </w:rPr>
                       </w:pPr>
                       <w:r>
                         <w:rPr>
-                          <w:rFonts w:hint="eastAsia" w:ascii="微软雅黑" w:hAnsi="微软雅黑" w:eastAsia="微软雅黑"/>
+                          <w:rFonts w:ascii="微软雅黑" w:eastAsia="微软雅黑" w:hAnsi="微软雅黑" w:hint="eastAsia"/>
                           <w:b/>
                           <w:bCs/>
                           <w:color w:val="404040" w:themeColor="text1" w:themeTint="BF"/>
                           <w:sz w:val="24"/>
                           <w:szCs w:val="24"/>
-                          <w14:textFill>
-                            <w14:solidFill>
-                              <w14:schemeClr w14:val="tx1">
-                                <w14:lumMod w14:val="75000"/>
-                                <w14:lumOff w14:val="25000"/>
-                              </w14:schemeClr>
-                            </w14:solidFill>
-                          </w14:textFill>
-                        </w:rPr>
-                        <w:t>能把业务目标拆成可落地的AI流程与工具，兼顾数据、效率和商业结果</w:t>
-                      </w:r>
-                      <w:r>
-                        <w:rPr>
-                          <w:rFonts w:hint="eastAsia" w:ascii="微软雅黑" w:hAnsi="微软雅黑" w:eastAsia="微软雅黑"/>
-                          <w:b/>
-                          <w:bCs/>
-                          <w:color w:val="404040" w:themeColor="text1" w:themeTint="BF"/>
-                          <w:sz w:val="24"/>
-                          <w:szCs w:val="24"/>
-                          <w:lang w:eastAsia="zh-CN"/>
-                          <w14:textFill>
-                            <w14:solidFill>
-                              <w14:schemeClr w14:val="tx1">
-                                <w14:lumMod w14:val="75000"/>
-                                <w14:lumOff w14:val="25000"/>
-                              </w14:schemeClr>
-                            </w14:solidFill>
-                          </w14:textFill>
-                        </w:rPr>
-                        <w:t>，</w:t>
-                      </w:r>
-                      <w:r>
-                        <w:rPr>
-                          <w:rFonts w:hint="eastAsia" w:ascii="微软雅黑" w:hAnsi="微软雅黑" w:eastAsia="微软雅黑"/>
-                          <w:b/>
-                          <w:bCs/>
-                          <w:color w:val="404040" w:themeColor="text1" w:themeTint="BF"/>
-                          <w:sz w:val="24"/>
-                          <w:szCs w:val="24"/>
-                          <w:lang w:val="en-US" w:eastAsia="zh-CN"/>
-                          <w14:textFill>
-                            <w14:solidFill>
-                              <w14:schemeClr w14:val="tx1">
-                                <w14:lumMod w14:val="75000"/>
-                                <w14:lumOff w14:val="25000"/>
-                              </w14:schemeClr>
-                            </w14:solidFill>
-                          </w14:textFill>
-                        </w:rPr>
-                        <w:t>并为整个团队赋能</w:t>
+                        </w:rPr>
+                        <w:t>能把业务目标拆成可落地的AI流程与工具，兼顾数据、效率和商业结果，并为整个团队赋能</w:t>
                       </w:r>
                     </w:p>
                     <w:p>
                       <w:pPr>
-                        <w:pStyle w:val="9"/>
+                        <w:pStyle w:val="11"/>
                         <w:adjustRightInd w:val="0"/>
                         <w:snapToGrid w:val="0"/>
-                        <w:ind w:firstLine="100" w:firstLineChars="50"/>
+                        <w:ind w:firstLineChars="50" w:firstLine="100"/>
                         <w:jc w:val="left"/>
                         <w:rPr>
-                          <w:rFonts w:ascii="微软雅黑" w:hAnsi="微软雅黑" w:eastAsia="微软雅黑"/>
+                          <w:rFonts w:ascii="微软雅黑" w:eastAsia="微软雅黑" w:hAnsi="微软雅黑"/>
                           <w:color w:val="404040" w:themeColor="text1" w:themeTint="BF"/>
                           <w:sz w:val="20"/>
                           <w:szCs w:val="20"/>
-                          <w14:textFill>
-                            <w14:solidFill>
-                              <w14:schemeClr w14:val="tx1">
-                                <w14:lumMod w14:val="75000"/>
-                                <w14:lumOff w14:val="25000"/>
-                              </w14:schemeClr>
-                            </w14:solidFill>
-                          </w14:textFill>
                         </w:rPr>
                       </w:pPr>
                     </w:p>
                     <w:p>
                       <w:pPr>
-                        <w:pStyle w:val="9"/>
+                        <w:pStyle w:val="11"/>
                         <w:adjustRightInd w:val="0"/>
                         <w:snapToGrid w:val="0"/>
-                        <w:ind w:firstLine="0" w:firstLineChars="0"/>
+                        <w:ind w:firstLineChars="0" w:firstLine="0"/>
                         <w:jc w:val="left"/>
                         <w:rPr>
-                          <w:rFonts w:ascii="微软雅黑" w:hAnsi="微软雅黑" w:eastAsia="微软雅黑"/>
+                          <w:rFonts w:ascii="微软雅黑" w:eastAsia="微软雅黑" w:hAnsi="微软雅黑"/>
                           <w:color w:val="404040" w:themeColor="text1" w:themeTint="BF"/>
                           <w:sz w:val="20"/>
                           <w:szCs w:val="20"/>
-                          <w14:textFill>
-                            <w14:solidFill>
-                              <w14:schemeClr w14:val="tx1">
-                                <w14:lumMod w14:val="75000"/>
-                                <w14:lumOff w14:val="25000"/>
-                              </w14:schemeClr>
-                            </w14:solidFill>
-                          </w14:textFill>
                         </w:rPr>
                       </w:pPr>
                     </w:p>
                     <w:p>
                       <w:pPr>
-                        <w:pStyle w:val="9"/>
+                        <w:pStyle w:val="11"/>
                         <w:adjustRightInd w:val="0"/>
                         <w:snapToGrid w:val="0"/>
-                        <w:ind w:firstLine="0" w:firstLineChars="0"/>
+                        <w:ind w:firstLineChars="0" w:firstLine="0"/>
                         <w:jc w:val="left"/>
                         <w:rPr>
-                          <w:rFonts w:ascii="微软雅黑" w:hAnsi="微软雅黑" w:eastAsia="微软雅黑"/>
+                          <w:rFonts w:ascii="微软雅黑" w:eastAsia="微软雅黑" w:hAnsi="微软雅黑"/>
                           <w:color w:val="404040" w:themeColor="text1" w:themeTint="BF"/>
                           <w:sz w:val="20"/>
                           <w:szCs w:val="20"/>
-                          <w14:textFill>
-                            <w14:solidFill>
-                              <w14:schemeClr w14:val="tx1">
-                                <w14:lumMod w14:val="75000"/>
-                                <w14:lumOff w14:val="25000"/>
-                              </w14:schemeClr>
-                            </w14:solidFill>
-                          </w14:textFill>
                         </w:rPr>
                       </w:pPr>
                     </w:p>
                     <w:p>
                       <w:pPr>
-                        <w:pStyle w:val="9"/>
+                        <w:pStyle w:val="11"/>
                         <w:adjustRightInd w:val="0"/>
                         <w:snapToGrid w:val="0"/>
-                        <w:ind w:firstLine="0" w:firstLineChars="0"/>
+                        <w:ind w:firstLineChars="0" w:firstLine="0"/>
                         <w:jc w:val="left"/>
                       </w:pPr>
                     </w:p>
@@ -4192,190 +3019,11 @@
       </w:r>
       <w:r>
         <w:rPr>
-          <w:rFonts w:ascii="微软雅黑" w:hAnsi="微软雅黑" w:eastAsia="微软雅黑"/>
+          <w:noProof/>
           <w:sz w:val="28"/>
-          <w:szCs w:val="28"/>
-        </w:rPr>
-        <mc:AlternateContent>
-          <mc:Choice Requires="wps">
-            <w:drawing>
-              <wp:anchor distT="45720" distB="45720" distL="114300" distR="114300" simplePos="0" relativeHeight="251676672" behindDoc="0" locked="0" layoutInCell="1" allowOverlap="1">
-                <wp:simplePos x="0" y="0"/>
-                <wp:positionH relativeFrom="column">
-                  <wp:posOffset>5111750</wp:posOffset>
-                </wp:positionH>
-                <wp:positionV relativeFrom="paragraph">
-                  <wp:posOffset>732155</wp:posOffset>
-                </wp:positionV>
-                <wp:extent cx="1263650" cy="1422400"/>
-                <wp:effectExtent l="0" t="0" r="12700" b="25400"/>
-                <wp:wrapSquare wrapText="bothSides"/>
-                <wp:docPr id="217" name="文本框 2"/>
-                <wp:cNvGraphicFramePr/>
-                <a:graphic xmlns:a="http://schemas.openxmlformats.org/drawingml/2006/main">
-                  <a:graphicData uri="http://schemas.microsoft.com/office/word/2010/wordprocessingShape">
-                    <wps:wsp>
-                      <wps:cNvSpPr txBox="1">
-                        <a:spLocks noChangeArrowheads="1"/>
-                      </wps:cNvSpPr>
-                      <wps:spPr bwMode="auto">
-                        <a:xfrm>
-                          <a:off x="0" y="0"/>
-                          <a:ext cx="1263650" cy="1422400"/>
-                        </a:xfrm>
-                        <a:prstGeom prst="rect">
-                          <a:avLst/>
-                        </a:prstGeom>
-                        <a:solidFill>
-                          <a:srgbClr val="FFFFFF"/>
-                        </a:solidFill>
-                        <a:ln w="9525">
-                          <a:solidFill>
-                            <a:srgbClr val="000000"/>
-                          </a:solidFill>
-                          <a:miter lim="800000"/>
-                        </a:ln>
-                      </wps:spPr>
-                      <wps:txbx>
-                        <w:txbxContent>
-                          <w:p>
-                            <w:r>
-                              <w:drawing>
-                                <wp:inline distT="0" distB="0" distL="0" distR="0">
-                                  <wp:extent cx="1079500" cy="1327150"/>
-                                  <wp:effectExtent l="0" t="0" r="6350" b="6350"/>
-                                  <wp:docPr id="8" name="图片 8"/>
-                                  <wp:cNvGraphicFramePr>
-                                    <a:graphicFrameLocks xmlns:a="http://schemas.openxmlformats.org/drawingml/2006/main" noChangeAspect="1"/>
-                                  </wp:cNvGraphicFramePr>
-                                  <a:graphic xmlns:a="http://schemas.openxmlformats.org/drawingml/2006/main">
-                                    <a:graphicData uri="http://schemas.openxmlformats.org/drawingml/2006/picture">
-                                      <pic:pic xmlns:pic="http://schemas.openxmlformats.org/drawingml/2006/picture">
-                                        <pic:nvPicPr>
-                                          <pic:cNvPr id="8" name="图片 8"/>
-                                          <pic:cNvPicPr>
-                                            <a:picLocks noChangeAspect="1" noChangeArrowheads="1"/>
-                                          </pic:cNvPicPr>
-                                        </pic:nvPicPr>
-                                        <pic:blipFill>
-                                          <a:blip r:embed="rId4">
-                                            <a:extLst>
-                                              <a:ext uri="{28A0092B-C50C-407E-A947-70E740481C1C}">
-                                                <a14:useLocalDpi xmlns:a14="http://schemas.microsoft.com/office/drawing/2010/main" val="0"/>
-                                              </a:ext>
-                                            </a:extLst>
-                                          </a:blip>
-                                          <a:srcRect/>
-                                          <a:stretch>
-                                            <a:fillRect/>
-                                          </a:stretch>
-                                        </pic:blipFill>
-                                        <pic:spPr>
-                                          <a:xfrm>
-                                            <a:off x="0" y="0"/>
-                                            <a:ext cx="1079500" cy="1327150"/>
-                                          </a:xfrm>
-                                          <a:prstGeom prst="rect">
-                                            <a:avLst/>
-                                          </a:prstGeom>
-                                          <a:noFill/>
-                                          <a:ln>
-                                            <a:noFill/>
-                                          </a:ln>
-                                        </pic:spPr>
-                                      </pic:pic>
-                                    </a:graphicData>
-                                  </a:graphic>
-                                </wp:inline>
-                              </w:drawing>
-                            </w:r>
-                          </w:p>
-                        </w:txbxContent>
-                      </wps:txbx>
-                      <wps:bodyPr rot="0" vert="horz" wrap="square" lIns="91440" tIns="45720" rIns="91440" bIns="45720" anchor="t" anchorCtr="0">
-                        <a:noAutofit/>
-                      </wps:bodyPr>
-                    </wps:wsp>
-                  </a:graphicData>
-                </a:graphic>
-              </wp:anchor>
-            </w:drawing>
-          </mc:Choice>
-          <mc:Fallback>
-            <w:pict>
-              <v:shape id="文本框 2" o:spid="_x0000_s1026" o:spt="202" type="#_x0000_t202" style="position:absolute;left:0pt;margin-left:402.5pt;margin-top:57.65pt;height:112pt;width:99.5pt;mso-wrap-distance-bottom:3.6pt;mso-wrap-distance-left:9pt;mso-wrap-distance-right:9pt;mso-wrap-distance-top:3.6pt;z-index:251676672;mso-width-relative:page;mso-height-relative:page;" fillcolor="#FFFFFF" filled="t" stroked="t" coordsize="21600,21600" o:gfxdata="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">
-                <v:fill on="t" focussize="0,0"/>
-                <v:stroke color="#000000" miterlimit="8" joinstyle="miter"/>
-                <v:imagedata o:title=""/>
-                <o:lock v:ext="edit" aspectratio="f"/>
-                <v:textbox>
-                  <w:txbxContent>
-                    <w:p>
-                      <w:r>
-                        <w:drawing>
-                          <wp:inline distT="0" distB="0" distL="0" distR="0">
-                            <wp:extent cx="1079500" cy="1327150"/>
-                            <wp:effectExtent l="0" t="0" r="6350" b="6350"/>
-                            <wp:docPr id="8" name="图片 8"/>
-                            <wp:cNvGraphicFramePr>
-                              <a:graphicFrameLocks xmlns:a="http://schemas.openxmlformats.org/drawingml/2006/main" noChangeAspect="1"/>
-                            </wp:cNvGraphicFramePr>
-                            <a:graphic xmlns:a="http://schemas.openxmlformats.org/drawingml/2006/main">
-                              <a:graphicData uri="http://schemas.openxmlformats.org/drawingml/2006/picture">
-                                <pic:pic xmlns:pic="http://schemas.openxmlformats.org/drawingml/2006/picture">
-                                  <pic:nvPicPr>
-                                    <pic:cNvPr id="8" name="图片 8"/>
-                                    <pic:cNvPicPr>
-                                      <a:picLocks noChangeAspect="1" noChangeArrowheads="1"/>
-                                    </pic:cNvPicPr>
-                                  </pic:nvPicPr>
-                                  <pic:blipFill>
-                                    <a:blip r:embed="rId4">
-                                      <a:extLst>
-                                        <a:ext uri="{28A0092B-C50C-407E-A947-70E740481C1C}">
-                                          <a14:useLocalDpi xmlns:a14="http://schemas.microsoft.com/office/drawing/2010/main" val="0"/>
-                                        </a:ext>
-                                      </a:extLst>
-                                    </a:blip>
-                                    <a:srcRect/>
-                                    <a:stretch>
-                                      <a:fillRect/>
-                                    </a:stretch>
-                                  </pic:blipFill>
-                                  <pic:spPr>
-                                    <a:xfrm>
-                                      <a:off x="0" y="0"/>
-                                      <a:ext cx="1079500" cy="1327150"/>
-                                    </a:xfrm>
-                                    <a:prstGeom prst="rect">
-                                      <a:avLst/>
-                                    </a:prstGeom>
-                                    <a:noFill/>
-                                    <a:ln>
-                                      <a:noFill/>
-                                    </a:ln>
-                                  </pic:spPr>
-                                </pic:pic>
-                              </a:graphicData>
-                            </a:graphic>
-                          </wp:inline>
-                        </w:drawing>
-                      </w:r>
-                    </w:p>
-                  </w:txbxContent>
-                </v:textbox>
-                <w10:wrap type="square"/>
-              </v:shape>
-            </w:pict>
-          </mc:Fallback>
-        </mc:AlternateContent>
-      </w:r>
-      <w:r>
-        <w:rPr>
-          <w:sz w:val="28"/>
         </w:rPr>
         <w:drawing>
-          <wp:inline distT="0" distB="0" distL="0" distR="0">
+          <wp:inline distT="0" distB="0" distL="0" distR="0" wp14:anchorId="59AA846C" wp14:editId="2D7BA3DD">
             <wp:extent cx="801370" cy="1029970"/>
             <wp:effectExtent l="0" t="0" r="0" b="0"/>
             <wp:docPr id="1" name="图片 1" descr="男人穿着衬衫&#10;&#10;AI 生成的内容可能不正确。"/>
@@ -4392,7 +3040,7 @@
                     </pic:cNvPicPr>
                   </pic:nvPicPr>
                   <pic:blipFill>
-                    <a:blip r:embed="rId5" cstate="print">
+                    <a:blip r:embed="rId7" cstate="print">
                       <a:extLst>
                         <a:ext uri="{28A0092B-C50C-407E-A947-70E740481C1C}">
                           <a14:useLocalDpi xmlns:a14="http://schemas.microsoft.com/office/drawing/2010/main" val="0"/>
@@ -4420,12 +3068,13 @@
       </w:r>
       <w:r>
         <w:rPr>
+          <w:noProof/>
           <w:sz w:val="28"/>
         </w:rPr>
         <mc:AlternateContent>
           <mc:Choice Requires="wps">
             <w:drawing>
-              <wp:anchor distT="0" distB="0" distL="114300" distR="114300" simplePos="0" relativeHeight="251668480" behindDoc="0" locked="0" layoutInCell="1" allowOverlap="1">
+              <wp:anchor distT="0" distB="0" distL="114300" distR="114300" simplePos="0" relativeHeight="251657216" behindDoc="0" locked="0" layoutInCell="1" allowOverlap="1" wp14:anchorId="0DDF6A31" wp14:editId="4EF9A4F4">
                 <wp:simplePos x="0" y="0"/>
                 <wp:positionH relativeFrom="column">
                   <wp:posOffset>3860800</wp:posOffset>
@@ -4477,32 +3126,23 @@
                               <w:snapToGrid w:val="0"/>
                               <w:jc w:val="left"/>
                               <w:rPr>
-                                <w:rFonts w:ascii="微软雅黑" w:hAnsi="微软雅黑" w:eastAsia="微软雅黑"/>
-                                <w:color w:val="404040" w:themeColor="text1" w:themeTint="BF"/>
-                                <w14:textFill>
-                                  <w14:solidFill>
-                                    <w14:schemeClr w14:val="tx1">
-                                      <w14:lumMod w14:val="75000"/>
-                                      <w14:lumOff w14:val="25000"/>
-                                    </w14:schemeClr>
-                                  </w14:solidFill>
-                                </w14:textFill>
+                                <w:rFonts w:ascii="微软雅黑" w:eastAsia="微软雅黑" w:hAnsi="微软雅黑"/>
+                                <w:color w:val="404040" w:themeColor="text1" w:themeTint="BF"/>
                               </w:rPr>
                             </w:pPr>
                             <w:r>
                               <w:rPr>
-                                <w:rFonts w:ascii="微软雅黑" w:hAnsi="微软雅黑" w:eastAsia="微软雅黑"/>
-                                <w:color w:val="404040" w:themeColor="text1" w:themeTint="BF"/>
-                                <w14:textFill>
-                                  <w14:solidFill>
-                                    <w14:schemeClr w14:val="tx1">
-                                      <w14:lumMod w14:val="75000"/>
-                                      <w14:lumOff w14:val="25000"/>
-                                    </w14:schemeClr>
-                                  </w14:solidFill>
-                                </w14:textFill>
-                              </w:rPr>
-                              <w:t>23岁</w:t>
+                                <w:rFonts w:ascii="微软雅黑" w:eastAsia="微软雅黑" w:hAnsi="微软雅黑"/>
+                                <w:color w:val="404040" w:themeColor="text1" w:themeTint="BF"/>
+                              </w:rPr>
+                              <w:t>23</w:t>
+                            </w:r>
+                            <w:r>
+                              <w:rPr>
+                                <w:rFonts w:ascii="微软雅黑" w:eastAsia="微软雅黑" w:hAnsi="微软雅黑"/>
+                                <w:color w:val="404040" w:themeColor="text1" w:themeTint="BF"/>
+                              </w:rPr>
+                              <w:t>岁</w:t>
                             </w:r>
                           </w:p>
                           <w:p>
@@ -4511,30 +3151,14 @@
                               <w:snapToGrid w:val="0"/>
                               <w:jc w:val="left"/>
                               <w:rPr>
-                                <w:rFonts w:ascii="微软雅黑" w:hAnsi="微软雅黑" w:eastAsia="微软雅黑"/>
-                                <w:color w:val="404040" w:themeColor="text1" w:themeTint="BF"/>
-                                <w14:textFill>
-                                  <w14:solidFill>
-                                    <w14:schemeClr w14:val="tx1">
-                                      <w14:lumMod w14:val="75000"/>
-                                      <w14:lumOff w14:val="25000"/>
-                                    </w14:schemeClr>
-                                  </w14:solidFill>
-                                </w14:textFill>
+                                <w:rFonts w:ascii="微软雅黑" w:eastAsia="微软雅黑" w:hAnsi="微软雅黑"/>
+                                <w:color w:val="404040" w:themeColor="text1" w:themeTint="BF"/>
                               </w:rPr>
                             </w:pPr>
                             <w:r>
                               <w:rPr>
-                                <w:rFonts w:hint="eastAsia" w:ascii="微软雅黑" w:hAnsi="微软雅黑" w:eastAsia="微软雅黑"/>
-                                <w:color w:val="404040" w:themeColor="text1" w:themeTint="BF"/>
-                                <w14:textFill>
-                                  <w14:solidFill>
-                                    <w14:schemeClr w14:val="tx1">
-                                      <w14:lumMod w14:val="75000"/>
-                                      <w14:lumOff w14:val="25000"/>
-                                    </w14:schemeClr>
-                                  </w14:solidFill>
-                                </w14:textFill>
+                                <w:rFonts w:ascii="微软雅黑" w:eastAsia="微软雅黑" w:hAnsi="微软雅黑" w:hint="eastAsia"/>
+                                <w:color w:val="404040" w:themeColor="text1" w:themeTint="BF"/>
                               </w:rPr>
                               <w:t>群众</w:t>
                             </w:r>
@@ -4545,30 +3169,14 @@
                               <w:snapToGrid w:val="0"/>
                               <w:jc w:val="left"/>
                               <w:rPr>
-                                <w:rFonts w:ascii="微软雅黑" w:hAnsi="微软雅黑" w:eastAsia="微软雅黑"/>
-                                <w:color w:val="404040" w:themeColor="text1" w:themeTint="BF"/>
-                                <w14:textFill>
-                                  <w14:solidFill>
-                                    <w14:schemeClr w14:val="tx1">
-                                      <w14:lumMod w14:val="75000"/>
-                                      <w14:lumOff w14:val="25000"/>
-                                    </w14:schemeClr>
-                                  </w14:solidFill>
-                                </w14:textFill>
+                                <w:rFonts w:ascii="微软雅黑" w:eastAsia="微软雅黑" w:hAnsi="微软雅黑"/>
+                                <w:color w:val="404040" w:themeColor="text1" w:themeTint="BF"/>
                               </w:rPr>
                             </w:pPr>
                             <w:r>
                               <w:rPr>
-                                <w:rFonts w:hint="eastAsia" w:ascii="微软雅黑" w:hAnsi="微软雅黑" w:eastAsia="微软雅黑"/>
-                                <w:color w:val="404040" w:themeColor="text1" w:themeTint="BF"/>
-                                <w14:textFill>
-                                  <w14:solidFill>
-                                    <w14:schemeClr w14:val="tx1">
-                                      <w14:lumMod w14:val="75000"/>
-                                      <w14:lumOff w14:val="25000"/>
-                                    </w14:schemeClr>
-                                  </w14:solidFill>
-                                </w14:textFill>
+                                <w:rFonts w:ascii="微软雅黑" w:eastAsia="微软雅黑" w:hAnsi="微软雅黑" w:hint="eastAsia"/>
+                                <w:color w:val="404040" w:themeColor="text1" w:themeTint="BF"/>
                               </w:rPr>
                               <w:t>广东白云学院</w:t>
                             </w:r>
@@ -4579,30 +3187,14 @@
                               <w:snapToGrid w:val="0"/>
                               <w:jc w:val="left"/>
                               <w:rPr>
-                                <w:rFonts w:ascii="微软雅黑" w:hAnsi="微软雅黑" w:eastAsia="微软雅黑"/>
-                                <w:color w:val="404040" w:themeColor="text1" w:themeTint="BF"/>
-                                <w14:textFill>
-                                  <w14:solidFill>
-                                    <w14:schemeClr w14:val="tx1">
-                                      <w14:lumMod w14:val="75000"/>
-                                      <w14:lumOff w14:val="25000"/>
-                                    </w14:schemeClr>
-                                  </w14:solidFill>
-                                </w14:textFill>
+                                <w:rFonts w:ascii="微软雅黑" w:eastAsia="微软雅黑" w:hAnsi="微软雅黑"/>
+                                <w:color w:val="404040" w:themeColor="text1" w:themeTint="BF"/>
                               </w:rPr>
                             </w:pPr>
                             <w:r>
                               <w:rPr>
-                                <w:rFonts w:hint="eastAsia" w:ascii="微软雅黑" w:hAnsi="微软雅黑" w:eastAsia="微软雅黑"/>
-                                <w:color w:val="404040" w:themeColor="text1" w:themeTint="BF"/>
-                                <w14:textFill>
-                                  <w14:solidFill>
-                                    <w14:schemeClr w14:val="tx1">
-                                      <w14:lumMod w14:val="75000"/>
-                                      <w14:lumOff w14:val="25000"/>
-                                    </w14:schemeClr>
-                                  </w14:solidFill>
-                                </w14:textFill>
+                                <w:rFonts w:ascii="微软雅黑" w:eastAsia="微软雅黑" w:hAnsi="微软雅黑" w:hint="eastAsia"/>
+                                <w:color w:val="404040" w:themeColor="text1" w:themeTint="BF"/>
                               </w:rPr>
                               <w:t>本科</w:t>
                             </w:r>
@@ -4620,11 +3212,7 @@
           </mc:Choice>
           <mc:Fallback>
             <w:pict>
-              <v:shape id="_x0000_s1026" o:spid="_x0000_s1026" o:spt="202" type="#_x0000_t202" style="position:absolute;left:0pt;margin-left:304pt;margin-top:67.15pt;height:116.9pt;width:78pt;z-index:251668480;mso-width-relative:page;mso-height-relative:page;" filled="f" stroked="f" coordsize="21600,21600" o:gfxdata="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">
-                <v:fill on="f" focussize="0,0"/>
-                <v:stroke on="f" weight="0.5pt"/>
-                <v:imagedata o:title=""/>
-                <o:lock v:ext="edit" aspectratio="f"/>
+              <v:shape w14:anchorId="0DDF6A31" id="文本框 35" o:spid="_x0000_s1051" type="#_x0000_t202" style="position:absolute;left:0;text-align:left;margin-left:304pt;margin-top:67.15pt;width:78pt;height:116.9pt;z-index:251657216;visibility:visible;mso-wrap-style:square;mso-wrap-distance-left:9pt;mso-wrap-distance-top:0;mso-wrap-distance-right:9pt;mso-wrap-distance-bottom:0;mso-position-horizontal:absolute;mso-position-horizontal-relative:text;mso-position-vertical:absolute;mso-position-vertical-relative:text;v-text-anchor:top" o:gfxdata="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" filled="f" stroked="f" strokeweight=".5pt">
                 <v:textbox>
                   <w:txbxContent>
                     <w:p>
@@ -4633,32 +3221,23 @@
                         <w:snapToGrid w:val="0"/>
                         <w:jc w:val="left"/>
                         <w:rPr>
-                          <w:rFonts w:ascii="微软雅黑" w:hAnsi="微软雅黑" w:eastAsia="微软雅黑"/>
-                          <w:color w:val="404040" w:themeColor="text1" w:themeTint="BF"/>
-                          <w14:textFill>
-                            <w14:solidFill>
-                              <w14:schemeClr w14:val="tx1">
-                                <w14:lumMod w14:val="75000"/>
-                                <w14:lumOff w14:val="25000"/>
-                              </w14:schemeClr>
-                            </w14:solidFill>
-                          </w14:textFill>
+                          <w:rFonts w:ascii="微软雅黑" w:eastAsia="微软雅黑" w:hAnsi="微软雅黑"/>
+                          <w:color w:val="404040" w:themeColor="text1" w:themeTint="BF"/>
                         </w:rPr>
                       </w:pPr>
                       <w:r>
                         <w:rPr>
-                          <w:rFonts w:ascii="微软雅黑" w:hAnsi="微软雅黑" w:eastAsia="微软雅黑"/>
-                          <w:color w:val="404040" w:themeColor="text1" w:themeTint="BF"/>
-                          <w14:textFill>
-                            <w14:solidFill>
-                              <w14:schemeClr w14:val="tx1">
-                                <w14:lumMod w14:val="75000"/>
-                                <w14:lumOff w14:val="25000"/>
-                              </w14:schemeClr>
-                            </w14:solidFill>
-                          </w14:textFill>
-                        </w:rPr>
-                        <w:t>23岁</w:t>
+                          <w:rFonts w:ascii="微软雅黑" w:eastAsia="微软雅黑" w:hAnsi="微软雅黑"/>
+                          <w:color w:val="404040" w:themeColor="text1" w:themeTint="BF"/>
+                        </w:rPr>
+                        <w:t>23</w:t>
+                      </w:r>
+                      <w:r>
+                        <w:rPr>
+                          <w:rFonts w:ascii="微软雅黑" w:eastAsia="微软雅黑" w:hAnsi="微软雅黑"/>
+                          <w:color w:val="404040" w:themeColor="text1" w:themeTint="BF"/>
+                        </w:rPr>
+                        <w:t>岁</w:t>
                       </w:r>
                     </w:p>
                     <w:p>
@@ -4667,30 +3246,14 @@
                         <w:snapToGrid w:val="0"/>
                         <w:jc w:val="left"/>
                         <w:rPr>
-                          <w:rFonts w:ascii="微软雅黑" w:hAnsi="微软雅黑" w:eastAsia="微软雅黑"/>
-                          <w:color w:val="404040" w:themeColor="text1" w:themeTint="BF"/>
-                          <w14:textFill>
-                            <w14:solidFill>
-                              <w14:schemeClr w14:val="tx1">
-                                <w14:lumMod w14:val="75000"/>
-                                <w14:lumOff w14:val="25000"/>
-                              </w14:schemeClr>
-                            </w14:solidFill>
-                          </w14:textFill>
+                          <w:rFonts w:ascii="微软雅黑" w:eastAsia="微软雅黑" w:hAnsi="微软雅黑"/>
+                          <w:color w:val="404040" w:themeColor="text1" w:themeTint="BF"/>
                         </w:rPr>
                       </w:pPr>
                       <w:r>
                         <w:rPr>
-                          <w:rFonts w:hint="eastAsia" w:ascii="微软雅黑" w:hAnsi="微软雅黑" w:eastAsia="微软雅黑"/>
-                          <w:color w:val="404040" w:themeColor="text1" w:themeTint="BF"/>
-                          <w14:textFill>
-                            <w14:solidFill>
-                              <w14:schemeClr w14:val="tx1">
-                                <w14:lumMod w14:val="75000"/>
-                                <w14:lumOff w14:val="25000"/>
-                              </w14:schemeClr>
-                            </w14:solidFill>
-                          </w14:textFill>
+                          <w:rFonts w:ascii="微软雅黑" w:eastAsia="微软雅黑" w:hAnsi="微软雅黑" w:hint="eastAsia"/>
+                          <w:color w:val="404040" w:themeColor="text1" w:themeTint="BF"/>
                         </w:rPr>
                         <w:t>群众</w:t>
                       </w:r>
@@ -4701,30 +3264,14 @@
                         <w:snapToGrid w:val="0"/>
                         <w:jc w:val="left"/>
                         <w:rPr>
-                          <w:rFonts w:ascii="微软雅黑" w:hAnsi="微软雅黑" w:eastAsia="微软雅黑"/>
-                          <w:color w:val="404040" w:themeColor="text1" w:themeTint="BF"/>
-                          <w14:textFill>
-                            <w14:solidFill>
-                              <w14:schemeClr w14:val="tx1">
-                                <w14:lumMod w14:val="75000"/>
-                                <w14:lumOff w14:val="25000"/>
-                              </w14:schemeClr>
-                            </w14:solidFill>
-                          </w14:textFill>
+                          <w:rFonts w:ascii="微软雅黑" w:eastAsia="微软雅黑" w:hAnsi="微软雅黑"/>
+                          <w:color w:val="404040" w:themeColor="text1" w:themeTint="BF"/>
                         </w:rPr>
                       </w:pPr>
                       <w:r>
                         <w:rPr>
-                          <w:rFonts w:hint="eastAsia" w:ascii="微软雅黑" w:hAnsi="微软雅黑" w:eastAsia="微软雅黑"/>
-                          <w:color w:val="404040" w:themeColor="text1" w:themeTint="BF"/>
-                          <w14:textFill>
-                            <w14:solidFill>
-                              <w14:schemeClr w14:val="tx1">
-                                <w14:lumMod w14:val="75000"/>
-                                <w14:lumOff w14:val="25000"/>
-                              </w14:schemeClr>
-                            </w14:solidFill>
-                          </w14:textFill>
+                          <w:rFonts w:ascii="微软雅黑" w:eastAsia="微软雅黑" w:hAnsi="微软雅黑" w:hint="eastAsia"/>
+                          <w:color w:val="404040" w:themeColor="text1" w:themeTint="BF"/>
                         </w:rPr>
                         <w:t>广东白云学院</w:t>
                       </w:r>
@@ -4735,30 +3282,14 @@
                         <w:snapToGrid w:val="0"/>
                         <w:jc w:val="left"/>
                         <w:rPr>
-                          <w:rFonts w:ascii="微软雅黑" w:hAnsi="微软雅黑" w:eastAsia="微软雅黑"/>
-                          <w:color w:val="404040" w:themeColor="text1" w:themeTint="BF"/>
-                          <w14:textFill>
-                            <w14:solidFill>
-                              <w14:schemeClr w14:val="tx1">
-                                <w14:lumMod w14:val="75000"/>
-                                <w14:lumOff w14:val="25000"/>
-                              </w14:schemeClr>
-                            </w14:solidFill>
-                          </w14:textFill>
+                          <w:rFonts w:ascii="微软雅黑" w:eastAsia="微软雅黑" w:hAnsi="微软雅黑"/>
+                          <w:color w:val="404040" w:themeColor="text1" w:themeTint="BF"/>
                         </w:rPr>
                       </w:pPr>
                       <w:r>
                         <w:rPr>
-                          <w:rFonts w:hint="eastAsia" w:ascii="微软雅黑" w:hAnsi="微软雅黑" w:eastAsia="微软雅黑"/>
-                          <w:color w:val="404040" w:themeColor="text1" w:themeTint="BF"/>
-                          <w14:textFill>
-                            <w14:solidFill>
-                              <w14:schemeClr w14:val="tx1">
-                                <w14:lumMod w14:val="75000"/>
-                                <w14:lumOff w14:val="25000"/>
-                              </w14:schemeClr>
-                            </w14:solidFill>
-                          </w14:textFill>
+                          <w:rFonts w:ascii="微软雅黑" w:eastAsia="微软雅黑" w:hAnsi="微软雅黑" w:hint="eastAsia"/>
+                          <w:color w:val="404040" w:themeColor="text1" w:themeTint="BF"/>
                         </w:rPr>
                         <w:t>本科</w:t>
                       </w:r>
@@ -4774,12 +3305,198 @@
     <w:p>
       <w:r>
         <w:rPr>
+          <w:rFonts w:ascii="微软雅黑" w:eastAsia="微软雅黑" w:hAnsi="微软雅黑"/>
+          <w:noProof/>
+          <w:sz w:val="28"/>
+          <w:szCs w:val="28"/>
+        </w:rPr>
+        <mc:AlternateContent>
+          <mc:Choice Requires="wps">
+            <w:drawing>
+              <wp:anchor distT="45720" distB="45720" distL="114300" distR="114300" simplePos="0" relativeHeight="251659264" behindDoc="0" locked="0" layoutInCell="1" allowOverlap="1" wp14:anchorId="187F70A2" wp14:editId="7F2523BD">
+                <wp:simplePos x="0" y="0"/>
+                <wp:positionH relativeFrom="column">
+                  <wp:posOffset>5013960</wp:posOffset>
+                </wp:positionH>
+                <wp:positionV relativeFrom="paragraph">
+                  <wp:posOffset>643255</wp:posOffset>
+                </wp:positionV>
+                <wp:extent cx="1569720" cy="1562100"/>
+                <wp:effectExtent l="0" t="0" r="11430" b="19050"/>
+                <wp:wrapSquare wrapText="bothSides"/>
+                <wp:docPr id="217" name="文本框 2"/>
+                <wp:cNvGraphicFramePr>
+                  <a:graphicFrameLocks xmlns:a="http://schemas.openxmlformats.org/drawingml/2006/main"/>
+                </wp:cNvGraphicFramePr>
+                <a:graphic xmlns:a="http://schemas.openxmlformats.org/drawingml/2006/main">
+                  <a:graphicData uri="http://schemas.microsoft.com/office/word/2010/wordprocessingShape">
+                    <wps:wsp>
+                      <wps:cNvSpPr txBox="1">
+                        <a:spLocks noChangeArrowheads="1"/>
+                      </wps:cNvSpPr>
+                      <wps:spPr bwMode="auto">
+                        <a:xfrm>
+                          <a:off x="0" y="0"/>
+                          <a:ext cx="1569720" cy="1562100"/>
+                        </a:xfrm>
+                        <a:prstGeom prst="rect">
+                          <a:avLst/>
+                        </a:prstGeom>
+                        <a:solidFill>
+                          <a:srgbClr val="FFFFFF"/>
+                        </a:solidFill>
+                        <a:ln w="9525">
+                          <a:solidFill>
+                            <a:srgbClr val="000000"/>
+                          </a:solidFill>
+                          <a:miter lim="800000"/>
+                        </a:ln>
+                      </wps:spPr>
+                      <wps:txbx>
+                        <w:txbxContent>
+                          <w:p>
+                            <w:r>
+                              <w:rPr>
+                                <w:rFonts w:ascii="微软雅黑" w:eastAsia="微软雅黑" w:hAnsi="微软雅黑"/>
+                                <w:noProof/>
+                                <w:color w:val="000000" w:themeColor="text1"/>
+                                <w:sz w:val="20"/>
+                                <w:szCs w:val="20"/>
+                              </w:rPr>
+                              <w:drawing>
+                                <wp:inline distT="0" distB="0" distL="0" distR="0" wp14:anchorId="7B84705B" wp14:editId="2557D70C">
+                                  <wp:extent cx="1395095" cy="1437084"/>
+                                  <wp:effectExtent l="0" t="0" r="0" b="0"/>
+                                  <wp:docPr id="671207950" name="图片 30"/>
+                                  <wp:cNvGraphicFramePr>
+                                    <a:graphicFrameLocks xmlns:a="http://schemas.openxmlformats.org/drawingml/2006/main" noChangeAspect="1"/>
+                                  </wp:cNvGraphicFramePr>
+                                  <a:graphic xmlns:a="http://schemas.openxmlformats.org/drawingml/2006/main">
+                                    <a:graphicData uri="http://schemas.openxmlformats.org/drawingml/2006/picture">
+                                      <pic:pic xmlns:pic="http://schemas.openxmlformats.org/drawingml/2006/picture">
+                                        <pic:nvPicPr>
+                                          <pic:cNvPr id="671207950" name="图片 30"/>
+                                          <pic:cNvPicPr/>
+                                        </pic:nvPicPr>
+                                        <pic:blipFill>
+                                          <a:blip r:embed="rId8">
+                                            <a:extLst>
+                                              <a:ext uri="{28A0092B-C50C-407E-A947-70E740481C1C}">
+                                                <a14:useLocalDpi xmlns:a14="http://schemas.microsoft.com/office/drawing/2010/main" val="0"/>
+                                              </a:ext>
+                                            </a:extLst>
+                                          </a:blip>
+                                          <a:stretch>
+                                            <a:fillRect/>
+                                          </a:stretch>
+                                        </pic:blipFill>
+                                        <pic:spPr>
+                                          <a:xfrm>
+                                            <a:off x="0" y="0"/>
+                                            <a:ext cx="1403620" cy="1445865"/>
+                                          </a:xfrm>
+                                          <a:prstGeom prst="rect">
+                                            <a:avLst/>
+                                          </a:prstGeom>
+                                        </pic:spPr>
+                                      </pic:pic>
+                                    </a:graphicData>
+                                  </a:graphic>
+                                </wp:inline>
+                              </w:drawing>
+                            </w:r>
+                          </w:p>
+                        </w:txbxContent>
+                      </wps:txbx>
+                      <wps:bodyPr rot="0" vert="horz" wrap="square" lIns="91440" tIns="45720" rIns="91440" bIns="45720" anchor="t" anchorCtr="0">
+                        <a:noAutofit/>
+                      </wps:bodyPr>
+                    </wps:wsp>
+                  </a:graphicData>
+                </a:graphic>
+                <wp14:sizeRelH relativeFrom="margin">
+                  <wp14:pctWidth>0</wp14:pctWidth>
+                </wp14:sizeRelH>
+                <wp14:sizeRelV relativeFrom="margin">
+                  <wp14:pctHeight>0</wp14:pctHeight>
+                </wp14:sizeRelV>
+              </wp:anchor>
+            </w:drawing>
+          </mc:Choice>
+          <mc:Fallback>
+            <w:pict>
+              <v:shape w14:anchorId="187F70A2" id="文本框 2" o:spid="_x0000_s1052" type="#_x0000_t202" style="position:absolute;left:0;text-align:left;margin-left:394.8pt;margin-top:50.65pt;width:123.6pt;height:123pt;z-index:251659264;visibility:visible;mso-wrap-style:square;mso-width-percent:0;mso-height-percent:0;mso-wrap-distance-left:9pt;mso-wrap-distance-top:3.6pt;mso-wrap-distance-right:9pt;mso-wrap-distance-bottom:3.6pt;mso-position-horizontal:absolute;mso-position-horizontal-relative:text;mso-position-vertical:absolute;mso-position-vertical-relative:text;mso-width-percent:0;mso-height-percent:0;mso-width-relative:margin;mso-height-relative:margin;v-text-anchor:top" o:gfxdata="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">
+                <v:textbox>
+                  <w:txbxContent>
+                    <w:p>
+                      <w:r>
+                        <w:rPr>
+                          <w:rFonts w:ascii="微软雅黑" w:eastAsia="微软雅黑" w:hAnsi="微软雅黑"/>
+                          <w:noProof/>
+                          <w:color w:val="000000" w:themeColor="text1"/>
+                          <w:sz w:val="20"/>
+                          <w:szCs w:val="20"/>
+                        </w:rPr>
+                        <w:drawing>
+                          <wp:inline distT="0" distB="0" distL="0" distR="0" wp14:anchorId="7B84705B" wp14:editId="2557D70C">
+                            <wp:extent cx="1395095" cy="1437084"/>
+                            <wp:effectExtent l="0" t="0" r="0" b="0"/>
+                            <wp:docPr id="671207950" name="图片 30"/>
+                            <wp:cNvGraphicFramePr>
+                              <a:graphicFrameLocks xmlns:a="http://schemas.openxmlformats.org/drawingml/2006/main" noChangeAspect="1"/>
+                            </wp:cNvGraphicFramePr>
+                            <a:graphic xmlns:a="http://schemas.openxmlformats.org/drawingml/2006/main">
+                              <a:graphicData uri="http://schemas.openxmlformats.org/drawingml/2006/picture">
+                                <pic:pic xmlns:pic="http://schemas.openxmlformats.org/drawingml/2006/picture">
+                                  <pic:nvPicPr>
+                                    <pic:cNvPr id="671207950" name="图片 30"/>
+                                    <pic:cNvPicPr/>
+                                  </pic:nvPicPr>
+                                  <pic:blipFill>
+                                    <a:blip r:embed="rId8">
+                                      <a:extLst>
+                                        <a:ext uri="{28A0092B-C50C-407E-A947-70E740481C1C}">
+                                          <a14:useLocalDpi xmlns:a14="http://schemas.microsoft.com/office/drawing/2010/main" val="0"/>
+                                        </a:ext>
+                                      </a:extLst>
+                                    </a:blip>
+                                    <a:stretch>
+                                      <a:fillRect/>
+                                    </a:stretch>
+                                  </pic:blipFill>
+                                  <pic:spPr>
+                                    <a:xfrm>
+                                      <a:off x="0" y="0"/>
+                                      <a:ext cx="1403620" cy="1445865"/>
+                                    </a:xfrm>
+                                    <a:prstGeom prst="rect">
+                                      <a:avLst/>
+                                    </a:prstGeom>
+                                  </pic:spPr>
+                                </pic:pic>
+                              </a:graphicData>
+                            </a:graphic>
+                          </wp:inline>
+                        </w:drawing>
+                      </w:r>
+                    </w:p>
+                  </w:txbxContent>
+                </v:textbox>
+                <w10:wrap type="square"/>
+              </v:shape>
+            </w:pict>
+          </mc:Fallback>
+        </mc:AlternateContent>
+      </w:r>
+      <w:r>
+        <w:rPr>
+          <w:noProof/>
           <w:sz w:val="28"/>
         </w:rPr>
         <mc:AlternateContent>
           <mc:Choice Requires="wpg">
             <w:drawing>
-              <wp:anchor distT="0" distB="0" distL="114300" distR="114300" simplePos="0" relativeHeight="251664384" behindDoc="0" locked="0" layoutInCell="1" allowOverlap="1">
+              <wp:anchor distT="0" distB="0" distL="114300" distR="114300" simplePos="0" relativeHeight="251664384" behindDoc="0" locked="0" layoutInCell="1" allowOverlap="1" wp14:anchorId="5A3A0599" wp14:editId="7EF59A11">
                 <wp:simplePos x="0" y="0"/>
                 <wp:positionH relativeFrom="column">
                   <wp:posOffset>-21590</wp:posOffset>
@@ -4927,21 +3644,16 @@
                             <w:p>
                               <w:pPr>
                                 <w:rPr>
-                                  <w:rFonts w:ascii="微软雅黑" w:hAnsi="微软雅黑" w:eastAsia="微软雅黑" w:cs="微软雅黑"/>
+                                  <w:rFonts w:ascii="微软雅黑" w:eastAsia="微软雅黑" w:hAnsi="微软雅黑" w:cs="微软雅黑"/>
                                 </w:rPr>
                               </w:pPr>
                               <w:r>
                                 <w:rPr>
-                                  <w:rFonts w:hint="eastAsia" w:ascii="微软雅黑" w:hAnsi="微软雅黑" w:eastAsia="微软雅黑"/>
+                                  <w:rFonts w:ascii="微软雅黑" w:eastAsia="微软雅黑" w:hAnsi="微软雅黑" w:hint="eastAsia"/>
                                   <w:b/>
                                   <w:color w:val="FFFFFF" w:themeColor="background1"/>
                                   <w:sz w:val="28"/>
                                   <w:szCs w:val="28"/>
-                                  <w14:textFill>
-                                    <w14:solidFill>
-                                      <w14:schemeClr w14:val="bg1"/>
-                                    </w14:solidFill>
-                                  </w14:textFill>
                                 </w:rPr>
                                 <w:t>核心数据</w:t>
                               </w:r>
@@ -4960,48 +3672,27 @@
           </mc:Choice>
           <mc:Fallback>
             <w:pict>
-              <v:group id="_x0000_s1026" o:spid="_x0000_s1026" o:spt="203" style="position:absolute;left:0pt;margin-left:-1.7pt;margin-top:495.4pt;height:28.3pt;width:525pt;z-index:251664384;mso-width-relative:page;mso-height-relative:page;" coordorigin="2604,4592" coordsize="10500,566" o:gfxdata="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">
-                <o:lock v:ext="edit" aspectratio="f"/>
-                <v:group id="组合 7" o:spid="_x0000_s1026" o:spt="203" style="position:absolute;left:2604;top:4697;height:411;width:10500;" coordorigin="4245,4697" coordsize="10500,411" o:gfxdata="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">
-                  <o:lock v:ext="edit" aspectratio="f"/>
-                  <v:rect id="矩形 4" o:spid="_x0000_s1026" o:spt="1" style="position:absolute;left:4245;top:4697;height:410;width:10501;v-text-anchor:middle;" fillcolor="#D8D8D8" filled="t" stroked="f" coordsize="21600,21600" o:gfxdata="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">
-                    <v:fill on="t" focussize="0,0"/>
-                    <v:stroke on="f" weight="1pt" miterlimit="8" joinstyle="miter"/>
-                    <v:imagedata o:title=""/>
-                    <o:lock v:ext="edit" aspectratio="f"/>
-                  </v:rect>
-                  <v:rect id="矩形 5" o:spid="_x0000_s1026" o:spt="1" style="position:absolute;left:4247;top:4698;height:410;width:1427;v-text-anchor:middle;" fillcolor="#414141" filled="t" stroked="f" coordsize="21600,21600" o:gfxdata="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">
-                    <v:fill on="t" focussize="0,0"/>
-                    <v:stroke on="f" weight="1pt" miterlimit="8" joinstyle="miter"/>
-                    <v:imagedata o:title=""/>
-                    <o:lock v:ext="edit" aspectratio="f"/>
-                  </v:rect>
+              <v:group w14:anchorId="5A3A0599" id="组合 17" o:spid="_x0000_s1053" style="position:absolute;left:0;text-align:left;margin-left:-1.7pt;margin-top:495.4pt;width:525pt;height:28.3pt;z-index:251664384" coordorigin="2604,4592" coordsize="10500,566" o:gfxdata="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">
+                <v:group id="组合 7" o:spid="_x0000_s1054" style="position:absolute;left:2604;top:4697;width:10500;height:411" coordorigin="4245,4697" coordsize="10500,411" o:gfxdata="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">
+                  <v:rect id="矩形 4" o:spid="_x0000_s1055" style="position:absolute;left:4245;top:4697;width:10501;height:410;visibility:visible;mso-wrap-style:square;v-text-anchor:middle" o:gfxdata="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" fillcolor="#d8d8d8" stroked="f" strokeweight="1pt"/>
+                  <v:rect id="矩形 5" o:spid="_x0000_s1056" style="position:absolute;left:4247;top:4698;width:1427;height:410;visibility:visible;mso-wrap-style:square;v-text-anchor:middle" o:gfxdata="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" fillcolor="#414141" stroked="f" strokeweight="1pt"/>
                 </v:group>
-                <v:shape id="文本框 6" o:spid="_x0000_s1026" o:spt="202" type="#_x0000_t202" style="position:absolute;left:2612;top:4592;height:567;width:1425;" filled="f" stroked="f" coordsize="21600,21600" o:gfxdata="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">
-                  <v:fill on="f" focussize="0,0"/>
-                  <v:stroke on="f" weight="0.5pt"/>
-                  <v:imagedata o:title=""/>
-                  <o:lock v:ext="edit" aspectratio="f"/>
+                <v:shape id="文本框 6" o:spid="_x0000_s1057" type="#_x0000_t202" style="position:absolute;left:2612;top:4592;width:1425;height:567;visibility:visible;mso-wrap-style:square;v-text-anchor:top" o:gfxdata="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" filled="f" stroked="f" strokeweight=".5pt">
                   <v:textbox>
                     <w:txbxContent>
                       <w:p>
                         <w:pPr>
                           <w:rPr>
-                            <w:rFonts w:ascii="微软雅黑" w:hAnsi="微软雅黑" w:eastAsia="微软雅黑" w:cs="微软雅黑"/>
+                            <w:rFonts w:ascii="微软雅黑" w:eastAsia="微软雅黑" w:hAnsi="微软雅黑" w:cs="微软雅黑"/>
                           </w:rPr>
                         </w:pPr>
                         <w:r>
                           <w:rPr>
-                            <w:rFonts w:hint="eastAsia" w:ascii="微软雅黑" w:hAnsi="微软雅黑" w:eastAsia="微软雅黑"/>
+                            <w:rFonts w:ascii="微软雅黑" w:eastAsia="微软雅黑" w:hAnsi="微软雅黑" w:hint="eastAsia"/>
                             <w:b/>
                             <w:color w:val="FFFFFF" w:themeColor="background1"/>
                             <w:sz w:val="28"/>
                             <w:szCs w:val="28"/>
-                            <w14:textFill>
-                              <w14:solidFill>
-                                <w14:schemeClr w14:val="bg1"/>
-                              </w14:solidFill>
-                            </w14:textFill>
                           </w:rPr>
                           <w:t>核心数据</w:t>
                         </w:r>
@@ -5015,10 +3706,13 @@
         </mc:AlternateContent>
       </w:r>
       <w:r>
+        <w:rPr>
+          <w:noProof/>
+        </w:rPr>
         <mc:AlternateContent>
           <mc:Choice Requires="wps">
             <w:drawing>
-              <wp:anchor distT="0" distB="0" distL="114300" distR="114300" simplePos="0" relativeHeight="251671552" behindDoc="0" locked="0" layoutInCell="1" allowOverlap="1">
+              <wp:anchor distT="0" distB="0" distL="114300" distR="114300" simplePos="0" relativeHeight="251671552" behindDoc="0" locked="0" layoutInCell="1" allowOverlap="1" wp14:anchorId="2F247610" wp14:editId="24D20F44">
                 <wp:simplePos x="0" y="0"/>
                 <wp:positionH relativeFrom="column">
                   <wp:posOffset>-104775</wp:posOffset>
@@ -5066,452 +3760,302 @@
                         <w:txbxContent>
                           <w:p>
                             <w:pPr>
-                              <w:pStyle w:val="9"/>
+                              <w:pStyle w:val="11"/>
                               <w:adjustRightInd w:val="0"/>
                               <w:snapToGrid w:val="0"/>
                               <w:spacing w:after="35" w:line="230" w:lineRule="auto"/>
-                              <w:ind w:left="0" w:firstLine="0"/>
-                              <w:rPr>
-                                <w:rFonts w:ascii="微软雅黑" w:hAnsi="微软雅黑" w:eastAsia="微软雅黑"/>
+                              <w:rPr>
+                                <w:rFonts w:ascii="微软雅黑" w:eastAsia="微软雅黑" w:hAnsi="微软雅黑"/>
                                 <w:b/>
                                 <w:bCs/>
                                 <w:color w:val="404040" w:themeColor="text1" w:themeTint="BF"/>
                                 <w:szCs w:val="21"/>
-                                <w14:textFill>
-                                  <w14:solidFill>
-                                    <w14:schemeClr w14:val="tx1">
-                                      <w14:lumMod w14:val="75000"/>
-                                      <w14:lumOff w14:val="25000"/>
-                                    </w14:schemeClr>
-                                  </w14:solidFill>
-                                </w14:textFill>
                               </w:rPr>
                             </w:pPr>
                             <w:r>
                               <w:rPr>
-                                <w:rFonts w:hint="eastAsia" w:ascii="微软雅黑" w:hAnsi="微软雅黑" w:eastAsia="微软雅黑"/>
+                                <w:rFonts w:ascii="微软雅黑" w:eastAsia="微软雅黑" w:hAnsi="微软雅黑" w:hint="eastAsia"/>
                                 <w:b/>
                                 <w:color w:val="404040" w:themeColor="text1" w:themeTint="BF"/>
                                 <w:szCs w:val="21"/>
-                                <w14:textFill>
-                                  <w14:solidFill>
-                                    <w14:schemeClr w14:val="tx1">
-                                      <w14:lumMod w14:val="75000"/>
-                                      <w14:lumOff w14:val="25000"/>
-                                    </w14:schemeClr>
-                                  </w14:solidFill>
-                                </w14:textFill>
-                              </w:rPr>
-                              <w:t>2026-04至2027-04｜深圳市坤信科技有限公司｜AI产品开发</w:t>
+                              </w:rPr>
+                              <w:t>2026-04</w:t>
+                            </w:r>
+                            <w:r>
+                              <w:rPr>
+                                <w:rFonts w:ascii="微软雅黑" w:eastAsia="微软雅黑" w:hAnsi="微软雅黑" w:hint="eastAsia"/>
+                                <w:b/>
+                                <w:color w:val="404040" w:themeColor="text1" w:themeTint="BF"/>
+                                <w:szCs w:val="21"/>
+                              </w:rPr>
+                              <w:t>至2027-04｜深圳市坤信科技有限公司｜AI产品开发</w:t>
                             </w:r>
                           </w:p>
                           <w:p>
                             <w:pPr>
-                              <w:pStyle w:val="9"/>
+                              <w:pStyle w:val="11"/>
                               <w:adjustRightInd w:val="0"/>
                               <w:snapToGrid w:val="0"/>
                               <w:spacing w:after="35" w:line="230" w:lineRule="auto"/>
-                              <w:ind w:left="360" w:hanging="180"/>
-                              <w:rPr>
-                                <w:rFonts w:ascii="微软雅黑" w:hAnsi="微软雅黑" w:eastAsia="微软雅黑"/>
+                              <w:ind w:left="360" w:firstLine="400"/>
+                              <w:rPr>
+                                <w:rFonts w:ascii="微软雅黑" w:eastAsia="微软雅黑" w:hAnsi="微软雅黑"/>
                                 <w:color w:val="404040" w:themeColor="text1" w:themeTint="BF"/>
                                 <w:sz w:val="20"/>
                                 <w:szCs w:val="20"/>
-                                <w14:textFill>
-                                  <w14:solidFill>
-                                    <w14:schemeClr w14:val="tx1">
-                                      <w14:lumMod w14:val="75000"/>
-                                      <w14:lumOff w14:val="25000"/>
-                                    </w14:schemeClr>
-                                  </w14:solidFill>
-                                </w14:textFill>
                               </w:rPr>
                             </w:pPr>
                             <w:r>
                               <w:rPr>
-                                <w:rFonts w:hint="eastAsia" w:ascii="微软雅黑" w:hAnsi="微软雅黑" w:eastAsia="微软雅黑"/>
+                                <w:rFonts w:ascii="微软雅黑" w:eastAsia="微软雅黑" w:hAnsi="微软雅黑" w:hint="eastAsia"/>
                                 <w:b/>
                                 <w:color w:val="404040" w:themeColor="text1" w:themeTint="BF"/>
                                 <w:sz w:val="20"/>
                                 <w:szCs w:val="20"/>
-                                <w14:textFill>
-                                  <w14:solidFill>
-                                    <w14:schemeClr w14:val="tx1">
-                                      <w14:lumMod w14:val="75000"/>
-                                      <w14:lumOff w14:val="25000"/>
-                                    </w14:schemeClr>
-                                  </w14:solidFill>
-                                </w14:textFill>
                               </w:rPr>
                               <w:t>• 负责AI产品开发与Amazon流程落地；每月精铺8个品以上，负责品月度利润贡献≥2万元且持续不亏损。</w:t>
                             </w:r>
                           </w:p>
                           <w:p>
                             <w:pPr>
-                              <w:pStyle w:val="9"/>
+                              <w:pStyle w:val="11"/>
                               <w:adjustRightInd w:val="0"/>
                               <w:snapToGrid w:val="0"/>
                               <w:spacing w:after="35" w:line="230" w:lineRule="auto"/>
-                              <w:ind w:left="0" w:firstLine="0"/>
-                              <w:rPr>
-                                <w:rFonts w:hint="eastAsia" w:ascii="微软雅黑" w:hAnsi="微软雅黑" w:eastAsia="微软雅黑"/>
+                              <w:ind w:firstLine="400"/>
+                              <w:rPr>
+                                <w:rFonts w:ascii="微软雅黑" w:eastAsia="微软雅黑" w:hAnsi="微软雅黑"/>
                                 <w:color w:val="404040" w:themeColor="text1" w:themeTint="BF"/>
                                 <w:sz w:val="20"/>
                                 <w:szCs w:val="20"/>
-                                <w14:textFill>
-                                  <w14:solidFill>
-                                    <w14:schemeClr w14:val="tx1">
-                                      <w14:lumMod w14:val="75000"/>
-                                      <w14:lumOff w14:val="25000"/>
-                                    </w14:schemeClr>
-                                  </w14:solidFill>
-                                </w14:textFill>
                               </w:rPr>
                             </w:pPr>
                             <w:r>
                               <w:rPr>
-                                <w:rFonts w:hint="eastAsia" w:ascii="微软雅黑" w:hAnsi="微软雅黑" w:eastAsia="微软雅黑"/>
+                                <w:rFonts w:ascii="微软雅黑" w:eastAsia="微软雅黑" w:hAnsi="微软雅黑" w:hint="eastAsia"/>
                                 <w:b/>
                                 <w:color w:val="404040" w:themeColor="text1" w:themeTint="BF"/>
                                 <w:sz w:val="20"/>
                                 <w:szCs w:val="20"/>
-                                <w14:textFill>
-                                  <w14:solidFill>
-                                    <w14:schemeClr w14:val="tx1">
-                                      <w14:lumMod w14:val="75000"/>
-                                      <w14:lumOff w14:val="25000"/>
-                                    </w14:schemeClr>
-                                  </w14:solidFill>
-                                </w14:textFill>
                               </w:rPr>
                               <w:t>2025-09至2026-01｜冠仕医疗供应链有限公司｜采购</w:t>
                             </w:r>
                           </w:p>
                           <w:p>
                             <w:pPr>
-                              <w:pStyle w:val="9"/>
+                              <w:pStyle w:val="11"/>
                               <w:adjustRightInd w:val="0"/>
                               <w:snapToGrid w:val="0"/>
                               <w:spacing w:after="35" w:line="230" w:lineRule="auto"/>
-                              <w:ind w:left="360" w:hanging="180"/>
-                              <w:rPr>
-                                <w:rFonts w:hint="eastAsia" w:ascii="微软雅黑" w:hAnsi="微软雅黑" w:eastAsia="微软雅黑"/>
+                              <w:ind w:left="360"/>
+                              <w:rPr>
+                                <w:rFonts w:ascii="微软雅黑" w:eastAsia="微软雅黑" w:hAnsi="微软雅黑"/>
                                 <w:b/>
                                 <w:bCs/>
                                 <w:color w:val="404040" w:themeColor="text1" w:themeTint="BF"/>
                                 <w:szCs w:val="21"/>
-                                <w14:textFill>
-                                  <w14:solidFill>
-                                    <w14:schemeClr w14:val="tx1">
-                                      <w14:lumMod w14:val="75000"/>
-                                      <w14:lumOff w14:val="25000"/>
-                                    </w14:schemeClr>
-                                  </w14:solidFill>
-                                </w14:textFill>
                               </w:rPr>
                             </w:pPr>
                             <w:r>
                               <w:rPr>
-                                <w:rFonts w:hint="eastAsia" w:ascii="微软雅黑" w:hAnsi="微软雅黑" w:eastAsia="微软雅黑"/>
+                                <w:rFonts w:ascii="微软雅黑" w:eastAsia="微软雅黑" w:hAnsi="微软雅黑" w:hint="eastAsia"/>
                                 <w:b/>
                                 <w:color w:val="404040" w:themeColor="text1" w:themeTint="BF"/>
                                 <w:szCs w:val="21"/>
-                                <w14:textFill>
-                                  <w14:solidFill>
-                                    <w14:schemeClr w14:val="tx1">
-                                      <w14:lumMod w14:val="75000"/>
-                                      <w14:lumOff w14:val="25000"/>
-                                    </w14:schemeClr>
-                                  </w14:solidFill>
-                                </w14:textFill>
                               </w:rPr>
                               <w:t>• 负责找货、采购、发货、供应商议价；月均降本1-2万元，推动21家供应商进入ERP长期合作。</w:t>
                             </w:r>
                           </w:p>
                           <w:p>
                             <w:pPr>
-                              <w:pStyle w:val="9"/>
+                              <w:pStyle w:val="11"/>
                               <w:adjustRightInd w:val="0"/>
                               <w:snapToGrid w:val="0"/>
                               <w:spacing w:after="35" w:line="230" w:lineRule="auto"/>
-                              <w:ind w:left="0" w:firstLine="0"/>
-                              <w:rPr>
-                                <w:rFonts w:ascii="微软雅黑" w:hAnsi="微软雅黑" w:eastAsia="微软雅黑"/>
+                              <w:ind w:firstLine="400"/>
+                              <w:rPr>
+                                <w:rFonts w:ascii="微软雅黑" w:eastAsia="微软雅黑" w:hAnsi="微软雅黑"/>
                                 <w:color w:val="404040" w:themeColor="text1" w:themeTint="BF"/>
                                 <w:sz w:val="20"/>
                                 <w:szCs w:val="20"/>
-                                <w14:textFill>
-                                  <w14:solidFill>
-                                    <w14:schemeClr w14:val="tx1">
-                                      <w14:lumMod w14:val="75000"/>
-                                      <w14:lumOff w14:val="25000"/>
-                                    </w14:schemeClr>
-                                  </w14:solidFill>
-                                </w14:textFill>
                               </w:rPr>
                             </w:pPr>
                             <w:r>
                               <w:rPr>
-                                <w:rFonts w:hint="eastAsia" w:ascii="微软雅黑" w:hAnsi="微软雅黑" w:eastAsia="微软雅黑"/>
+                                <w:rFonts w:ascii="微软雅黑" w:eastAsia="微软雅黑" w:hAnsi="微软雅黑" w:hint="eastAsia"/>
                                 <w:b/>
                                 <w:color w:val="404040" w:themeColor="text1" w:themeTint="BF"/>
                                 <w:sz w:val="20"/>
                                 <w:szCs w:val="20"/>
-                                <w14:textFill>
-                                  <w14:solidFill>
-                                    <w14:schemeClr w14:val="tx1">
-                                      <w14:lumMod w14:val="75000"/>
-                                      <w14:lumOff w14:val="25000"/>
-                                    </w14:schemeClr>
-                                  </w14:solidFill>
-                                </w14:textFill>
                               </w:rPr>
                               <w:t>2023-07至09｜柔宇科技｜数据分析（实习生）</w:t>
                             </w:r>
                           </w:p>
                           <w:p>
                             <w:pPr>
-                              <w:pStyle w:val="9"/>
+                              <w:pStyle w:val="11"/>
                               <w:adjustRightInd w:val="0"/>
                               <w:snapToGrid w:val="0"/>
                               <w:spacing w:after="35" w:line="230" w:lineRule="auto"/>
-                              <w:ind w:left="360" w:hanging="180"/>
-                              <w:rPr>
-                                <w:rFonts w:ascii="微软雅黑" w:hAnsi="微软雅黑" w:eastAsia="微软雅黑"/>
+                              <w:ind w:left="360" w:firstLine="400"/>
+                              <w:rPr>
+                                <w:rFonts w:ascii="微软雅黑" w:eastAsia="微软雅黑" w:hAnsi="微软雅黑"/>
                                 <w:color w:val="404040" w:themeColor="text1" w:themeTint="BF"/>
                                 <w:sz w:val="20"/>
                                 <w:szCs w:val="20"/>
-                                <w14:textFill>
-                                  <w14:solidFill>
-                                    <w14:schemeClr w14:val="tx1">
-                                      <w14:lumMod w14:val="75000"/>
-                                      <w14:lumOff w14:val="25000"/>
-                                    </w14:schemeClr>
-                                  </w14:solidFill>
-                                </w14:textFill>
                               </w:rPr>
                             </w:pPr>
                             <w:r>
                               <w:rPr>
-                                <w:rFonts w:hint="eastAsia" w:ascii="微软雅黑" w:hAnsi="微软雅黑" w:eastAsia="微软雅黑"/>
+                                <w:rFonts w:ascii="微软雅黑" w:eastAsia="微软雅黑" w:hAnsi="微软雅黑" w:hint="eastAsia"/>
                                 <w:color w:val="404040" w:themeColor="text1" w:themeTint="BF"/>
                                 <w:sz w:val="20"/>
                                 <w:szCs w:val="20"/>
-                                <w14:textFill>
-                                  <w14:solidFill>
-                                    <w14:schemeClr w14:val="tx1">
-                                      <w14:lumMod w14:val="75000"/>
-                                      <w14:lumOff w14:val="25000"/>
-                                    </w14:schemeClr>
-                                  </w14:solidFill>
-                                </w14:textFill>
                               </w:rPr>
                               <w:t>• 负责电商销售数据采集监控，使用Python爬取清洗并建立销售数据库；使用SPSS分析销售趋势、预测季度销量。</w:t>
                             </w:r>
                           </w:p>
                           <w:p>
                             <w:pPr>
-                              <w:pStyle w:val="9"/>
+                              <w:pStyle w:val="11"/>
                               <w:adjustRightInd w:val="0"/>
                               <w:snapToGrid w:val="0"/>
-                              <w:ind w:firstLine="0" w:firstLineChars="0"/>
-                              <w:rPr>
-                                <w:rFonts w:ascii="微软雅黑" w:hAnsi="微软雅黑" w:eastAsia="微软雅黑"/>
+                              <w:ind w:firstLineChars="0" w:firstLine="0"/>
+                              <w:rPr>
+                                <w:rFonts w:ascii="微软雅黑" w:eastAsia="微软雅黑" w:hAnsi="微软雅黑"/>
                                 <w:b/>
                                 <w:bCs/>
                                 <w:color w:val="404040" w:themeColor="text1" w:themeTint="BF"/>
                                 <w:szCs w:val="21"/>
-                                <w14:textFill>
-                                  <w14:solidFill>
-                                    <w14:schemeClr w14:val="tx1">
-                                      <w14:lumMod w14:val="75000"/>
-                                      <w14:lumOff w14:val="25000"/>
-                                    </w14:schemeClr>
-                                  </w14:solidFill>
-                                </w14:textFill>
                               </w:rPr>
                             </w:pPr>
                             <w:r>
                               <w:rPr>
-                                <w:rFonts w:hint="eastAsia" w:ascii="微软雅黑" w:hAnsi="微软雅黑" w:eastAsia="微软雅黑"/>
+                                <w:rFonts w:ascii="微软雅黑" w:eastAsia="微软雅黑" w:hAnsi="微软雅黑" w:hint="eastAsia"/>
                                 <w:b/>
                                 <w:bCs/>
                                 <w:color w:val="404040" w:themeColor="text1" w:themeTint="BF"/>
                                 <w:szCs w:val="21"/>
-                                <w14:textFill>
-                                  <w14:solidFill>
-                                    <w14:schemeClr w14:val="tx1">
-                                      <w14:lumMod w14:val="75000"/>
-                                      <w14:lumOff w14:val="25000"/>
-                                    </w14:schemeClr>
-                                  </w14:solidFill>
-                                </w14:textFill>
                               </w:rPr>
                               <w:t>项目经历</w:t>
                             </w:r>
                           </w:p>
                           <w:p>
                             <w:pPr>
-                              <w:pStyle w:val="9"/>
+                              <w:pStyle w:val="11"/>
                               <w:adjustRightInd w:val="0"/>
                               <w:snapToGrid w:val="0"/>
                               <w:spacing w:after="35" w:line="230" w:lineRule="auto"/>
-                              <w:ind w:left="0" w:firstLine="0"/>
-                              <w:rPr>
-                                <w:rFonts w:ascii="微软雅黑" w:hAnsi="微软雅黑" w:eastAsia="微软雅黑"/>
+                              <w:rPr>
+                                <w:rFonts w:ascii="微软雅黑" w:eastAsia="微软雅黑" w:hAnsi="微软雅黑"/>
                                 <w:color w:val="404040" w:themeColor="text1" w:themeTint="BF"/>
                                 <w:szCs w:val="21"/>
-                                <w14:textFill>
-                                  <w14:solidFill>
-                                    <w14:schemeClr w14:val="tx1">
-                                      <w14:lumMod w14:val="75000"/>
-                                      <w14:lumOff w14:val="25000"/>
-                                    </w14:schemeClr>
-                                  </w14:solidFill>
-                                </w14:textFill>
                               </w:rPr>
                             </w:pPr>
                             <w:r>
                               <w:rPr>
-                                <w:rFonts w:hint="eastAsia" w:ascii="微软雅黑" w:hAnsi="微软雅黑" w:eastAsia="微软雅黑"/>
+                                <w:rFonts w:ascii="微软雅黑" w:eastAsia="微软雅黑" w:hAnsi="微软雅黑" w:hint="eastAsia"/>
                                 <w:b/>
                                 <w:color w:val="404040" w:themeColor="text1" w:themeTint="BF"/>
                                 <w:szCs w:val="21"/>
-                                <w14:textFill>
-                                  <w14:solidFill>
-                                    <w14:schemeClr w14:val="tx1">
-                                      <w14:lumMod w14:val="75000"/>
-                                      <w14:lumOff w14:val="25000"/>
-                                    </w14:schemeClr>
-                                  </w14:solidFill>
-                                </w14:textFill>
                               </w:rPr>
                               <w:t>2026-04至2027-04｜AI选品与开品流程</w:t>
                             </w:r>
                           </w:p>
                           <w:p>
                             <w:pPr>
-                              <w:pStyle w:val="9"/>
+                              <w:pStyle w:val="11"/>
                               <w:adjustRightInd w:val="0"/>
                               <w:snapToGrid w:val="0"/>
                               <w:spacing w:after="35" w:line="230" w:lineRule="auto"/>
-                              <w:ind w:left="360" w:hanging="180"/>
-                              <w:rPr>
-                                <w:rFonts w:ascii="微软雅黑" w:hAnsi="微软雅黑" w:eastAsia="微软雅黑"/>
+                              <w:ind w:left="360" w:firstLine="400"/>
+                              <w:rPr>
+                                <w:rFonts w:ascii="微软雅黑" w:eastAsia="微软雅黑" w:hAnsi="微软雅黑"/>
                                 <w:color w:val="404040" w:themeColor="text1" w:themeTint="BF"/>
                                 <w:sz w:val="20"/>
                                 <w:szCs w:val="20"/>
-                                <w14:textFill>
-                                  <w14:solidFill>
-                                    <w14:schemeClr w14:val="tx1">
-                                      <w14:lumMod w14:val="75000"/>
-                                      <w14:lumOff w14:val="25000"/>
-                                    </w14:schemeClr>
-                                  </w14:solidFill>
-                                </w14:textFill>
                               </w:rPr>
                             </w:pPr>
                             <w:r>
                               <w:rPr>
-                                <w:rFonts w:hint="eastAsia" w:ascii="微软雅黑" w:hAnsi="微软雅黑" w:eastAsia="微软雅黑"/>
+                                <w:rFonts w:ascii="微软雅黑" w:eastAsia="微软雅黑" w:hAnsi="微软雅黑" w:hint="eastAsia"/>
                                 <w:color w:val="404040" w:themeColor="text1" w:themeTint="BF"/>
                                 <w:sz w:val="20"/>
                                 <w:szCs w:val="20"/>
-                                <w14:textFill>
-                                  <w14:solidFill>
-                                    <w14:schemeClr w14:val="tx1">
-                                      <w14:lumMod w14:val="75000"/>
-                                      <w14:lumOff w14:val="25000"/>
-                                    </w14:schemeClr>
-                                  </w14:solidFill>
-                                </w14:textFill>
                               </w:rPr>
                               <w:t>• 结合飞书多维表格与多套选品逻辑，搭建从需求、竞品、关键词到利润判断和开品执行的全套流程。</w:t>
                             </w:r>
                           </w:p>
                           <w:p>
                             <w:pPr>
-                              <w:pStyle w:val="9"/>
+                              <w:pStyle w:val="11"/>
                               <w:adjustRightInd w:val="0"/>
                               <w:snapToGrid w:val="0"/>
                               <w:spacing w:after="35" w:line="230" w:lineRule="auto"/>
-                              <w:ind w:left="360" w:hanging="180"/>
-                              <w:rPr>
-                                <w:rFonts w:ascii="微软雅黑" w:hAnsi="微软雅黑" w:eastAsia="微软雅黑"/>
+                              <w:ind w:left="360" w:firstLine="400"/>
+                              <w:rPr>
+                                <w:rFonts w:ascii="微软雅黑" w:eastAsia="微软雅黑" w:hAnsi="微软雅黑"/>
                                 <w:color w:val="404040" w:themeColor="text1" w:themeTint="BF"/>
                                 <w:sz w:val="20"/>
                                 <w:szCs w:val="20"/>
-                                <w14:textFill>
-                                  <w14:solidFill>
-                                    <w14:schemeClr w14:val="tx1">
-                                      <w14:lumMod w14:val="75000"/>
-                                      <w14:lumOff w14:val="25000"/>
-                                    </w14:schemeClr>
-                                  </w14:solidFill>
-                                </w14:textFill>
                               </w:rPr>
                             </w:pPr>
                             <w:r>
                               <w:rPr>
-                                <w:rFonts w:hint="eastAsia" w:ascii="微软雅黑" w:hAnsi="微软雅黑" w:eastAsia="微软雅黑"/>
+                                <w:rFonts w:ascii="微软雅黑" w:eastAsia="微软雅黑" w:hAnsi="微软雅黑" w:hint="eastAsia"/>
                                 <w:b/>
                                 <w:color w:val="404040" w:themeColor="text1" w:themeTint="BF"/>
                                 <w:sz w:val="20"/>
                                 <w:szCs w:val="20"/>
-                                <w14:textFill>
-                                  <w14:solidFill>
-                                    <w14:schemeClr w14:val="tx1">
-                                      <w14:lumMod w14:val="75000"/>
-                                      <w14:lumOff w14:val="25000"/>
-                                    </w14:schemeClr>
-                                  </w14:solidFill>
-                                </w14:textFill>
                               </w:rPr>
                               <w:t>• 结果：每月精铺8个品以上，开品速度约为同事2倍。</w:t>
                             </w:r>
                           </w:p>
                           <w:p>
                             <w:pPr>
-                              <w:pStyle w:val="9"/>
+                              <w:pStyle w:val="11"/>
                               <w:adjustRightInd w:val="0"/>
                               <w:snapToGrid w:val="0"/>
                               <w:spacing w:after="35" w:line="230" w:lineRule="auto"/>
-                              <w:ind w:left="0" w:firstLine="0"/>
-                              <w:rPr>
-                                <w:rFonts w:ascii="微软雅黑" w:hAnsi="微软雅黑" w:eastAsia="微软雅黑"/>
+                              <w:rPr>
+                                <w:rFonts w:ascii="微软雅黑" w:eastAsia="微软雅黑" w:hAnsi="微软雅黑"/>
                                 <w:color w:val="404040" w:themeColor="text1" w:themeTint="BF"/>
                                 <w:szCs w:val="21"/>
-                                <w14:textFill>
-                                  <w14:solidFill>
-                                    <w14:schemeClr w14:val="tx1">
-                                      <w14:lumMod w14:val="75000"/>
-                                      <w14:lumOff w14:val="25000"/>
-                                    </w14:schemeClr>
-                                  </w14:solidFill>
-                                </w14:textFill>
                               </w:rPr>
                             </w:pPr>
                             <w:r>
                               <w:rPr>
-                                <w:rFonts w:hint="eastAsia" w:ascii="微软雅黑" w:hAnsi="微软雅黑" w:eastAsia="微软雅黑"/>
+                                <w:rFonts w:ascii="微软雅黑" w:eastAsia="微软雅黑" w:hAnsi="微软雅黑" w:hint="eastAsia"/>
                                 <w:b/>
                                 <w:color w:val="404040" w:themeColor="text1" w:themeTint="BF"/>
                                 <w:szCs w:val="21"/>
-                                <w14:textFill>
-                                  <w14:solidFill>
-                                    <w14:schemeClr w14:val="tx1">
-                                      <w14:lumMod w14:val="75000"/>
-                                      <w14:lumOff w14:val="25000"/>
-                                    </w14:schemeClr>
-                                  </w14:solidFill>
-                                </w14:textFill>
-                              </w:rPr>
-                              <w:t>2026-04至2027-04｜AI做图提效：LinkFox快速做图，30分钟/套，优化3名设计师。</w:t>
+                              </w:rPr>
+                              <w:t>2026-04至2027-04｜AI做图提效：</w:t>
+                            </w:r>
+                            <w:proofErr w:type="spellStart"/>
+                            <w:r>
+                              <w:rPr>
+                                <w:rFonts w:ascii="微软雅黑" w:eastAsia="微软雅黑" w:hAnsi="微软雅黑" w:hint="eastAsia"/>
+                                <w:b/>
+                                <w:color w:val="404040" w:themeColor="text1" w:themeTint="BF"/>
+                                <w:szCs w:val="21"/>
+                              </w:rPr>
+                              <w:t>LinkFox</w:t>
+                            </w:r>
+                            <w:proofErr w:type="spellEnd"/>
+                            <w:r>
+                              <w:rPr>
+                                <w:rFonts w:ascii="微软雅黑" w:eastAsia="微软雅黑" w:hAnsi="微软雅黑" w:hint="eastAsia"/>
+                                <w:b/>
+                                <w:color w:val="404040" w:themeColor="text1" w:themeTint="BF"/>
+                                <w:szCs w:val="21"/>
+                              </w:rPr>
+                              <w:t>快速做图，30分钟/套，优化3名设计师。</w:t>
                             </w:r>
                           </w:p>
                           <w:p>
                             <w:pPr>
-                              <w:pStyle w:val="9"/>
+                              <w:pStyle w:val="11"/>
                               <w:numPr>
                                 <w:ilvl w:val="0"/>
                                 <w:numId w:val="3"/>
@@ -5520,53 +4064,29 @@
                               <w:snapToGrid w:val="0"/>
                               <w:ind w:firstLineChars="0"/>
                               <w:rPr>
-                                <w:rFonts w:ascii="微软雅黑" w:hAnsi="微软雅黑" w:eastAsia="微软雅黑"/>
+                                <w:rFonts w:ascii="微软雅黑" w:eastAsia="微软雅黑" w:hAnsi="微软雅黑"/>
                                 <w:color w:val="404040" w:themeColor="text1" w:themeTint="BF"/>
                                 <w:szCs w:val="21"/>
-                                <w14:textFill>
-                                  <w14:solidFill>
-                                    <w14:schemeClr w14:val="tx1">
-                                      <w14:lumMod w14:val="75000"/>
-                                      <w14:lumOff w14:val="25000"/>
-                                    </w14:schemeClr>
-                                  </w14:solidFill>
-                                </w14:textFill>
                               </w:rPr>
                             </w:pPr>
                           </w:p>
                           <w:p>
                             <w:pPr>
-                              <w:pStyle w:val="9"/>
+                              <w:pStyle w:val="11"/>
                               <w:adjustRightInd w:val="0"/>
                               <w:snapToGrid w:val="0"/>
-                              <w:ind w:firstLine="0" w:firstLineChars="0"/>
-                              <w:rPr>
-                                <w:rFonts w:ascii="微软雅黑" w:hAnsi="微软雅黑" w:eastAsia="微软雅黑"/>
+                              <w:ind w:firstLineChars="0" w:firstLine="0"/>
+                              <w:rPr>
+                                <w:rFonts w:ascii="微软雅黑" w:eastAsia="微软雅黑" w:hAnsi="微软雅黑"/>
                                 <w:color w:val="404040" w:themeColor="text1" w:themeTint="BF"/>
                                 <w:szCs w:val="21"/>
-                                <w14:textFill>
-                                  <w14:solidFill>
-                                    <w14:schemeClr w14:val="tx1">
-                                      <w14:lumMod w14:val="75000"/>
-                                      <w14:lumOff w14:val="25000"/>
-                                    </w14:schemeClr>
-                                  </w14:solidFill>
-                                </w14:textFill>
                               </w:rPr>
                             </w:pPr>
                             <w:r>
                               <w:rPr>
-                                <w:rFonts w:hint="eastAsia" w:ascii="微软雅黑" w:hAnsi="微软雅黑" w:eastAsia="微软雅黑"/>
+                                <w:rFonts w:ascii="微软雅黑" w:eastAsia="微软雅黑" w:hAnsi="微软雅黑" w:hint="eastAsia"/>
                                 <w:color w:val="404040" w:themeColor="text1" w:themeTint="BF"/>
                                 <w:szCs w:val="21"/>
-                                <w14:textFill>
-                                  <w14:solidFill>
-                                    <w14:schemeClr w14:val="tx1">
-                                      <w14:lumMod w14:val="75000"/>
-                                      <w14:lumOff w14:val="25000"/>
-                                    </w14:schemeClr>
-                                  </w14:solidFill>
-                                </w14:textFill>
                               </w:rPr>
                               <w:t xml:space="preserve">   </w:t>
                             </w:r>
@@ -5584,461 +4104,307 @@
           </mc:Choice>
           <mc:Fallback>
             <w:pict>
-              <v:shape id="_x0000_s1026" o:spid="_x0000_s1026" o:spt="202" type="#_x0000_t202" style="position:absolute;left:0pt;margin-left:-8.25pt;margin-top:276.25pt;height:225pt;width:546.6pt;z-index:251671552;mso-width-relative:page;mso-height-relative:page;" filled="f" stroked="f" coordsize="21600,21600" o:gfxdata="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">
-                <v:fill on="f" focussize="0,0"/>
-                <v:stroke on="f" weight="0.5pt"/>
-                <v:imagedata o:title=""/>
-                <o:lock v:ext="edit" aspectratio="f"/>
+              <v:shape w14:anchorId="2F247610" id="文本框 38" o:spid="_x0000_s1058" type="#_x0000_t202" style="position:absolute;left:0;text-align:left;margin-left:-8.25pt;margin-top:276.25pt;width:546.6pt;height:225pt;z-index:251671552;visibility:visible;mso-wrap-style:square;mso-wrap-distance-left:9pt;mso-wrap-distance-top:0;mso-wrap-distance-right:9pt;mso-wrap-distance-bottom:0;mso-position-horizontal:absolute;mso-position-horizontal-relative:text;mso-position-vertical:absolute;mso-position-vertical-relative:text;v-text-anchor:top" o:gfxdata="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" filled="f" stroked="f" strokeweight=".5pt">
                 <v:textbox>
                   <w:txbxContent>
                     <w:p>
                       <w:pPr>
-                        <w:pStyle w:val="9"/>
+                        <w:pStyle w:val="11"/>
                         <w:adjustRightInd w:val="0"/>
                         <w:snapToGrid w:val="0"/>
                         <w:spacing w:after="35" w:line="230" w:lineRule="auto"/>
-                        <w:ind w:left="0" w:firstLine="0"/>
-                        <w:rPr>
-                          <w:rFonts w:ascii="微软雅黑" w:hAnsi="微软雅黑" w:eastAsia="微软雅黑"/>
+                        <w:rPr>
+                          <w:rFonts w:ascii="微软雅黑" w:eastAsia="微软雅黑" w:hAnsi="微软雅黑"/>
                           <w:b/>
                           <w:bCs/>
                           <w:color w:val="404040" w:themeColor="text1" w:themeTint="BF"/>
                           <w:szCs w:val="21"/>
-                          <w14:textFill>
-                            <w14:solidFill>
-                              <w14:schemeClr w14:val="tx1">
-                                <w14:lumMod w14:val="75000"/>
-                                <w14:lumOff w14:val="25000"/>
-                              </w14:schemeClr>
-                            </w14:solidFill>
-                          </w14:textFill>
                         </w:rPr>
                       </w:pPr>
                       <w:r>
                         <w:rPr>
-                          <w:rFonts w:hint="eastAsia" w:ascii="微软雅黑" w:hAnsi="微软雅黑" w:eastAsia="微软雅黑"/>
+                          <w:rFonts w:ascii="微软雅黑" w:eastAsia="微软雅黑" w:hAnsi="微软雅黑" w:hint="eastAsia"/>
                           <w:b/>
                           <w:color w:val="404040" w:themeColor="text1" w:themeTint="BF"/>
                           <w:szCs w:val="21"/>
-                          <w14:textFill>
-                            <w14:solidFill>
-                              <w14:schemeClr w14:val="tx1">
-                                <w14:lumMod w14:val="75000"/>
-                                <w14:lumOff w14:val="25000"/>
-                              </w14:schemeClr>
-                            </w14:solidFill>
-                          </w14:textFill>
-                        </w:rPr>
-                        <w:t>2026-04至2027-04｜深圳市坤信科技有限公司｜AI产品开发</w:t>
+                        </w:rPr>
+                        <w:t>2026-04</w:t>
+                      </w:r>
+                      <w:r>
+                        <w:rPr>
+                          <w:rFonts w:ascii="微软雅黑" w:eastAsia="微软雅黑" w:hAnsi="微软雅黑" w:hint="eastAsia"/>
+                          <w:b/>
+                          <w:color w:val="404040" w:themeColor="text1" w:themeTint="BF"/>
+                          <w:szCs w:val="21"/>
+                        </w:rPr>
+                        <w:t>至2027-04｜深圳市坤信科技有限公司｜AI产品开发</w:t>
                       </w:r>
                     </w:p>
                     <w:p>
                       <w:pPr>
-                        <w:pStyle w:val="9"/>
+                        <w:pStyle w:val="11"/>
                         <w:adjustRightInd w:val="0"/>
                         <w:snapToGrid w:val="0"/>
                         <w:spacing w:after="35" w:line="230" w:lineRule="auto"/>
-                        <w:ind w:left="360" w:hanging="180"/>
-                        <w:rPr>
-                          <w:rFonts w:ascii="微软雅黑" w:hAnsi="微软雅黑" w:eastAsia="微软雅黑"/>
+                        <w:ind w:left="360" w:firstLine="400"/>
+                        <w:rPr>
+                          <w:rFonts w:ascii="微软雅黑" w:eastAsia="微软雅黑" w:hAnsi="微软雅黑"/>
                           <w:color w:val="404040" w:themeColor="text1" w:themeTint="BF"/>
                           <w:sz w:val="20"/>
                           <w:szCs w:val="20"/>
-                          <w14:textFill>
-                            <w14:solidFill>
-                              <w14:schemeClr w14:val="tx1">
-                                <w14:lumMod w14:val="75000"/>
-                                <w14:lumOff w14:val="25000"/>
-                              </w14:schemeClr>
-                            </w14:solidFill>
-                          </w14:textFill>
                         </w:rPr>
                       </w:pPr>
                       <w:r>
                         <w:rPr>
-                          <w:rFonts w:hint="eastAsia" w:ascii="微软雅黑" w:hAnsi="微软雅黑" w:eastAsia="微软雅黑"/>
+                          <w:rFonts w:ascii="微软雅黑" w:eastAsia="微软雅黑" w:hAnsi="微软雅黑" w:hint="eastAsia"/>
                           <w:b/>
                           <w:color w:val="404040" w:themeColor="text1" w:themeTint="BF"/>
                           <w:sz w:val="20"/>
                           <w:szCs w:val="20"/>
-                          <w14:textFill>
-                            <w14:solidFill>
-                              <w14:schemeClr w14:val="tx1">
-                                <w14:lumMod w14:val="75000"/>
-                                <w14:lumOff w14:val="25000"/>
-                              </w14:schemeClr>
-                            </w14:solidFill>
-                          </w14:textFill>
                         </w:rPr>
                         <w:t>• 负责AI产品开发与Amazon流程落地；每月精铺8个品以上，负责品月度利润贡献≥2万元且持续不亏损。</w:t>
                       </w:r>
                     </w:p>
                     <w:p>
                       <w:pPr>
-                        <w:pStyle w:val="9"/>
+                        <w:pStyle w:val="11"/>
                         <w:adjustRightInd w:val="0"/>
                         <w:snapToGrid w:val="0"/>
                         <w:spacing w:after="35" w:line="230" w:lineRule="auto"/>
-                        <w:ind w:left="0" w:firstLine="0"/>
-                        <w:rPr>
-                          <w:rFonts w:hint="eastAsia" w:ascii="微软雅黑" w:hAnsi="微软雅黑" w:eastAsia="微软雅黑"/>
+                        <w:ind w:firstLine="400"/>
+                        <w:rPr>
+                          <w:rFonts w:ascii="微软雅黑" w:eastAsia="微软雅黑" w:hAnsi="微软雅黑"/>
                           <w:color w:val="404040" w:themeColor="text1" w:themeTint="BF"/>
                           <w:sz w:val="20"/>
                           <w:szCs w:val="20"/>
-                          <w14:textFill>
-                            <w14:solidFill>
-                              <w14:schemeClr w14:val="tx1">
-                                <w14:lumMod w14:val="75000"/>
-                                <w14:lumOff w14:val="25000"/>
-                              </w14:schemeClr>
-                            </w14:solidFill>
-                          </w14:textFill>
                         </w:rPr>
                       </w:pPr>
                       <w:r>
                         <w:rPr>
-                          <w:rFonts w:hint="eastAsia" w:ascii="微软雅黑" w:hAnsi="微软雅黑" w:eastAsia="微软雅黑"/>
+                          <w:rFonts w:ascii="微软雅黑" w:eastAsia="微软雅黑" w:hAnsi="微软雅黑" w:hint="eastAsia"/>
                           <w:b/>
                           <w:color w:val="404040" w:themeColor="text1" w:themeTint="BF"/>
                           <w:sz w:val="20"/>
                           <w:szCs w:val="20"/>
-                          <w14:textFill>
-                            <w14:solidFill>
-                              <w14:schemeClr w14:val="tx1">
-                                <w14:lumMod w14:val="75000"/>
-                                <w14:lumOff w14:val="25000"/>
-                              </w14:schemeClr>
-                            </w14:solidFill>
-                          </w14:textFill>
                         </w:rPr>
                         <w:t>2025-09至2026-01｜冠仕医疗供应链有限公司｜采购</w:t>
                       </w:r>
                     </w:p>
                     <w:p>
                       <w:pPr>
-                        <w:pStyle w:val="9"/>
+                        <w:pStyle w:val="11"/>
                         <w:adjustRightInd w:val="0"/>
                         <w:snapToGrid w:val="0"/>
                         <w:spacing w:after="35" w:line="230" w:lineRule="auto"/>
-                        <w:ind w:left="360" w:hanging="180"/>
-                        <w:rPr>
-                          <w:rFonts w:hint="eastAsia" w:ascii="微软雅黑" w:hAnsi="微软雅黑" w:eastAsia="微软雅黑"/>
+                        <w:ind w:left="360"/>
+                        <w:rPr>
+                          <w:rFonts w:ascii="微软雅黑" w:eastAsia="微软雅黑" w:hAnsi="微软雅黑"/>
                           <w:b/>
                           <w:bCs/>
                           <w:color w:val="404040" w:themeColor="text1" w:themeTint="BF"/>
                           <w:szCs w:val="21"/>
-                          <w14:textFill>
-                            <w14:solidFill>
-                              <w14:schemeClr w14:val="tx1">
-                                <w14:lumMod w14:val="75000"/>
-                                <w14:lumOff w14:val="25000"/>
-                              </w14:schemeClr>
-                            </w14:solidFill>
-                          </w14:textFill>
                         </w:rPr>
                       </w:pPr>
                       <w:r>
                         <w:rPr>
-                          <w:rFonts w:hint="eastAsia" w:ascii="微软雅黑" w:hAnsi="微软雅黑" w:eastAsia="微软雅黑"/>
+                          <w:rFonts w:ascii="微软雅黑" w:eastAsia="微软雅黑" w:hAnsi="微软雅黑" w:hint="eastAsia"/>
                           <w:b/>
                           <w:color w:val="404040" w:themeColor="text1" w:themeTint="BF"/>
                           <w:szCs w:val="21"/>
-                          <w14:textFill>
-                            <w14:solidFill>
-                              <w14:schemeClr w14:val="tx1">
-                                <w14:lumMod w14:val="75000"/>
-                                <w14:lumOff w14:val="25000"/>
-                              </w14:schemeClr>
-                            </w14:solidFill>
-                          </w14:textFill>
                         </w:rPr>
                         <w:t>• 负责找货、采购、发货、供应商议价；月均降本1-2万元，推动21家供应商进入ERP长期合作。</w:t>
                       </w:r>
                     </w:p>
                     <w:p>
                       <w:pPr>
-                        <w:pStyle w:val="9"/>
+                        <w:pStyle w:val="11"/>
                         <w:adjustRightInd w:val="0"/>
                         <w:snapToGrid w:val="0"/>
                         <w:spacing w:after="35" w:line="230" w:lineRule="auto"/>
-                        <w:ind w:left="0" w:firstLine="0"/>
-                        <w:rPr>
-                          <w:rFonts w:ascii="微软雅黑" w:hAnsi="微软雅黑" w:eastAsia="微软雅黑"/>
+                        <w:ind w:firstLine="400"/>
+                        <w:rPr>
+                          <w:rFonts w:ascii="微软雅黑" w:eastAsia="微软雅黑" w:hAnsi="微软雅黑"/>
                           <w:color w:val="404040" w:themeColor="text1" w:themeTint="BF"/>
                           <w:sz w:val="20"/>
                           <w:szCs w:val="20"/>
-                          <w14:textFill>
-                            <w14:solidFill>
-                              <w14:schemeClr w14:val="tx1">
-                                <w14:lumMod w14:val="75000"/>
-                                <w14:lumOff w14:val="25000"/>
-                              </w14:schemeClr>
-                            </w14:solidFill>
-                          </w14:textFill>
                         </w:rPr>
                       </w:pPr>
                       <w:r>
                         <w:rPr>
-                          <w:rFonts w:hint="eastAsia" w:ascii="微软雅黑" w:hAnsi="微软雅黑" w:eastAsia="微软雅黑"/>
+                          <w:rFonts w:ascii="微软雅黑" w:eastAsia="微软雅黑" w:hAnsi="微软雅黑" w:hint="eastAsia"/>
                           <w:b/>
                           <w:color w:val="404040" w:themeColor="text1" w:themeTint="BF"/>
                           <w:sz w:val="20"/>
                           <w:szCs w:val="20"/>
-                          <w14:textFill>
-                            <w14:solidFill>
-                              <w14:schemeClr w14:val="tx1">
-                                <w14:lumMod w14:val="75000"/>
-                                <w14:lumOff w14:val="25000"/>
-                              </w14:schemeClr>
-                            </w14:solidFill>
-                          </w14:textFill>
                         </w:rPr>
                         <w:t>2023-07至09｜柔宇科技｜数据分析（实习生）</w:t>
                       </w:r>
                     </w:p>
                     <w:p>
                       <w:pPr>
-                        <w:pStyle w:val="9"/>
+                        <w:pStyle w:val="11"/>
                         <w:adjustRightInd w:val="0"/>
                         <w:snapToGrid w:val="0"/>
                         <w:spacing w:after="35" w:line="230" w:lineRule="auto"/>
-                        <w:ind w:left="360" w:hanging="180"/>
-                        <w:rPr>
-                          <w:rFonts w:ascii="微软雅黑" w:hAnsi="微软雅黑" w:eastAsia="微软雅黑"/>
+                        <w:ind w:left="360" w:firstLine="400"/>
+                        <w:rPr>
+                          <w:rFonts w:ascii="微软雅黑" w:eastAsia="微软雅黑" w:hAnsi="微软雅黑"/>
                           <w:color w:val="404040" w:themeColor="text1" w:themeTint="BF"/>
                           <w:sz w:val="20"/>
                           <w:szCs w:val="20"/>
-                          <w14:textFill>
-                            <w14:solidFill>
-                              <w14:schemeClr w14:val="tx1">
-                                <w14:lumMod w14:val="75000"/>
-                                <w14:lumOff w14:val="25000"/>
-                              </w14:schemeClr>
-                            </w14:solidFill>
-                          </w14:textFill>
                         </w:rPr>
                       </w:pPr>
                       <w:r>
                         <w:rPr>
-                          <w:rFonts w:hint="eastAsia" w:ascii="微软雅黑" w:hAnsi="微软雅黑" w:eastAsia="微软雅黑"/>
+                          <w:rFonts w:ascii="微软雅黑" w:eastAsia="微软雅黑" w:hAnsi="微软雅黑" w:hint="eastAsia"/>
                           <w:color w:val="404040" w:themeColor="text1" w:themeTint="BF"/>
                           <w:sz w:val="20"/>
                           <w:szCs w:val="20"/>
-                          <w14:textFill>
-                            <w14:solidFill>
-                              <w14:schemeClr w14:val="tx1">
-                                <w14:lumMod w14:val="75000"/>
-                                <w14:lumOff w14:val="25000"/>
-                              </w14:schemeClr>
-                            </w14:solidFill>
-                          </w14:textFill>
                         </w:rPr>
                         <w:t>• 负责电商销售数据采集监控，使用Python爬取清洗并建立销售数据库；使用SPSS分析销售趋势、预测季度销量。</w:t>
                       </w:r>
                     </w:p>
                     <w:p>
                       <w:pPr>
-                        <w:pStyle w:val="9"/>
+                        <w:pStyle w:val="11"/>
                         <w:adjustRightInd w:val="0"/>
                         <w:snapToGrid w:val="0"/>
-                        <w:ind w:firstLine="0" w:firstLineChars="0"/>
-                        <w:rPr>
-                          <w:rFonts w:ascii="微软雅黑" w:hAnsi="微软雅黑" w:eastAsia="微软雅黑"/>
+                        <w:ind w:firstLineChars="0" w:firstLine="0"/>
+                        <w:rPr>
+                          <w:rFonts w:ascii="微软雅黑" w:eastAsia="微软雅黑" w:hAnsi="微软雅黑"/>
                           <w:b/>
                           <w:bCs/>
                           <w:color w:val="404040" w:themeColor="text1" w:themeTint="BF"/>
                           <w:szCs w:val="21"/>
-                          <w14:textFill>
-                            <w14:solidFill>
-                              <w14:schemeClr w14:val="tx1">
-                                <w14:lumMod w14:val="75000"/>
-                                <w14:lumOff w14:val="25000"/>
-                              </w14:schemeClr>
-                            </w14:solidFill>
-                          </w14:textFill>
                         </w:rPr>
                       </w:pPr>
                       <w:r>
                         <w:rPr>
-                          <w:rFonts w:hint="eastAsia" w:ascii="微软雅黑" w:hAnsi="微软雅黑" w:eastAsia="微软雅黑"/>
+                          <w:rFonts w:ascii="微软雅黑" w:eastAsia="微软雅黑" w:hAnsi="微软雅黑" w:hint="eastAsia"/>
                           <w:b/>
                           <w:bCs/>
                           <w:color w:val="404040" w:themeColor="text1" w:themeTint="BF"/>
                           <w:szCs w:val="21"/>
-                          <w14:textFill>
-                            <w14:solidFill>
-                              <w14:schemeClr w14:val="tx1">
-                                <w14:lumMod w14:val="75000"/>
-                                <w14:lumOff w14:val="25000"/>
-                              </w14:schemeClr>
-                            </w14:solidFill>
-                          </w14:textFill>
                         </w:rPr>
                         <w:t>项目经历</w:t>
                       </w:r>
                     </w:p>
                     <w:p>
                       <w:pPr>
-                        <w:pStyle w:val="9"/>
+                        <w:pStyle w:val="11"/>
                         <w:adjustRightInd w:val="0"/>
                         <w:snapToGrid w:val="0"/>
                         <w:spacing w:after="35" w:line="230" w:lineRule="auto"/>
-                        <w:ind w:left="0" w:firstLine="0"/>
-                        <w:rPr>
-                          <w:rFonts w:ascii="微软雅黑" w:hAnsi="微软雅黑" w:eastAsia="微软雅黑"/>
+                        <w:rPr>
+                          <w:rFonts w:ascii="微软雅黑" w:eastAsia="微软雅黑" w:hAnsi="微软雅黑"/>
                           <w:color w:val="404040" w:themeColor="text1" w:themeTint="BF"/>
                           <w:szCs w:val="21"/>
-                          <w14:textFill>
-                            <w14:solidFill>
-                              <w14:schemeClr w14:val="tx1">
-                                <w14:lumMod w14:val="75000"/>
-                                <w14:lumOff w14:val="25000"/>
-                              </w14:schemeClr>
-                            </w14:solidFill>
-                          </w14:textFill>
                         </w:rPr>
                       </w:pPr>
                       <w:r>
                         <w:rPr>
-                          <w:rFonts w:hint="eastAsia" w:ascii="微软雅黑" w:hAnsi="微软雅黑" w:eastAsia="微软雅黑"/>
+                          <w:rFonts w:ascii="微软雅黑" w:eastAsia="微软雅黑" w:hAnsi="微软雅黑" w:hint="eastAsia"/>
                           <w:b/>
                           <w:color w:val="404040" w:themeColor="text1" w:themeTint="BF"/>
                           <w:szCs w:val="21"/>
-                          <w14:textFill>
-                            <w14:solidFill>
-                              <w14:schemeClr w14:val="tx1">
-                                <w14:lumMod w14:val="75000"/>
-                                <w14:lumOff w14:val="25000"/>
-                              </w14:schemeClr>
-                            </w14:solidFill>
-                          </w14:textFill>
                         </w:rPr>
                         <w:t>2026-04至2027-04｜AI选品与开品流程</w:t>
                       </w:r>
                     </w:p>
                     <w:p>
                       <w:pPr>
-                        <w:pStyle w:val="9"/>
+                        <w:pStyle w:val="11"/>
                         <w:adjustRightInd w:val="0"/>
                         <w:snapToGrid w:val="0"/>
                         <w:spacing w:after="35" w:line="230" w:lineRule="auto"/>
-                        <w:ind w:left="360" w:hanging="180"/>
-                        <w:rPr>
-                          <w:rFonts w:ascii="微软雅黑" w:hAnsi="微软雅黑" w:eastAsia="微软雅黑"/>
+                        <w:ind w:left="360" w:firstLine="400"/>
+                        <w:rPr>
+                          <w:rFonts w:ascii="微软雅黑" w:eastAsia="微软雅黑" w:hAnsi="微软雅黑"/>
                           <w:color w:val="404040" w:themeColor="text1" w:themeTint="BF"/>
                           <w:sz w:val="20"/>
                           <w:szCs w:val="20"/>
-                          <w14:textFill>
-                            <w14:solidFill>
-                              <w14:schemeClr w14:val="tx1">
-                                <w14:lumMod w14:val="75000"/>
-                                <w14:lumOff w14:val="25000"/>
-                              </w14:schemeClr>
-                            </w14:solidFill>
-                          </w14:textFill>
                         </w:rPr>
                       </w:pPr>
                       <w:r>
                         <w:rPr>
-                          <w:rFonts w:hint="eastAsia" w:ascii="微软雅黑" w:hAnsi="微软雅黑" w:eastAsia="微软雅黑"/>
+                          <w:rFonts w:ascii="微软雅黑" w:eastAsia="微软雅黑" w:hAnsi="微软雅黑" w:hint="eastAsia"/>
                           <w:color w:val="404040" w:themeColor="text1" w:themeTint="BF"/>
                           <w:sz w:val="20"/>
                           <w:szCs w:val="20"/>
-                          <w14:textFill>
-                            <w14:solidFill>
-                              <w14:schemeClr w14:val="tx1">
-                                <w14:lumMod w14:val="75000"/>
-                                <w14:lumOff w14:val="25000"/>
-                              </w14:schemeClr>
-                            </w14:solidFill>
-                          </w14:textFill>
                         </w:rPr>
                         <w:t>• 结合飞书多维表格与多套选品逻辑，搭建从需求、竞品、关键词到利润判断和开品执行的全套流程。</w:t>
                       </w:r>
                     </w:p>
                     <w:p>
                       <w:pPr>
-                        <w:pStyle w:val="9"/>
+                        <w:pStyle w:val="11"/>
                         <w:adjustRightInd w:val="0"/>
                         <w:snapToGrid w:val="0"/>
                         <w:spacing w:after="35" w:line="230" w:lineRule="auto"/>
-                        <w:ind w:left="360" w:hanging="180"/>
-                        <w:rPr>
-                          <w:rFonts w:ascii="微软雅黑" w:hAnsi="微软雅黑" w:eastAsia="微软雅黑"/>
+                        <w:ind w:left="360" w:firstLine="400"/>
+                        <w:rPr>
+                          <w:rFonts w:ascii="微软雅黑" w:eastAsia="微软雅黑" w:hAnsi="微软雅黑"/>
                           <w:color w:val="404040" w:themeColor="text1" w:themeTint="BF"/>
                           <w:sz w:val="20"/>
                           <w:szCs w:val="20"/>
-                          <w14:textFill>
-                            <w14:solidFill>
-                              <w14:schemeClr w14:val="tx1">
-                                <w14:lumMod w14:val="75000"/>
-                                <w14:lumOff w14:val="25000"/>
-                              </w14:schemeClr>
-                            </w14:solidFill>
-                          </w14:textFill>
                         </w:rPr>
                       </w:pPr>
                       <w:r>
                         <w:rPr>
-                          <w:rFonts w:hint="eastAsia" w:ascii="微软雅黑" w:hAnsi="微软雅黑" w:eastAsia="微软雅黑"/>
+                          <w:rFonts w:ascii="微软雅黑" w:eastAsia="微软雅黑" w:hAnsi="微软雅黑" w:hint="eastAsia"/>
                           <w:b/>
                           <w:color w:val="404040" w:themeColor="text1" w:themeTint="BF"/>
                           <w:sz w:val="20"/>
                           <w:szCs w:val="20"/>
-                          <w14:textFill>
-                            <w14:solidFill>
-                              <w14:schemeClr w14:val="tx1">
-                                <w14:lumMod w14:val="75000"/>
-                                <w14:lumOff w14:val="25000"/>
-                              </w14:schemeClr>
-                            </w14:solidFill>
-                          </w14:textFill>
                         </w:rPr>
                         <w:t>• 结果：每月精铺8个品以上，开品速度约为同事2倍。</w:t>
                       </w:r>
                     </w:p>
                     <w:p>
                       <w:pPr>
-                        <w:pStyle w:val="9"/>
+                        <w:pStyle w:val="11"/>
                         <w:adjustRightInd w:val="0"/>
                         <w:snapToGrid w:val="0"/>
                         <w:spacing w:after="35" w:line="230" w:lineRule="auto"/>
-                        <w:ind w:left="0" w:firstLine="0"/>
-                        <w:rPr>
-                          <w:rFonts w:ascii="微软雅黑" w:hAnsi="微软雅黑" w:eastAsia="微软雅黑"/>
+                        <w:rPr>
+                          <w:rFonts w:ascii="微软雅黑" w:eastAsia="微软雅黑" w:hAnsi="微软雅黑"/>
                           <w:color w:val="404040" w:themeColor="text1" w:themeTint="BF"/>
                           <w:szCs w:val="21"/>
-                          <w14:textFill>
-                            <w14:solidFill>
-                              <w14:schemeClr w14:val="tx1">
-                                <w14:lumMod w14:val="75000"/>
-                                <w14:lumOff w14:val="25000"/>
-                              </w14:schemeClr>
-                            </w14:solidFill>
-                          </w14:textFill>
                         </w:rPr>
                       </w:pPr>
                       <w:r>
                         <w:rPr>
-                          <w:rFonts w:hint="eastAsia" w:ascii="微软雅黑" w:hAnsi="微软雅黑" w:eastAsia="微软雅黑"/>
+                          <w:rFonts w:ascii="微软雅黑" w:eastAsia="微软雅黑" w:hAnsi="微软雅黑" w:hint="eastAsia"/>
                           <w:b/>
                           <w:color w:val="404040" w:themeColor="text1" w:themeTint="BF"/>
                           <w:szCs w:val="21"/>
-                          <w14:textFill>
-                            <w14:solidFill>
-                              <w14:schemeClr w14:val="tx1">
-                                <w14:lumMod w14:val="75000"/>
-                                <w14:lumOff w14:val="25000"/>
-                              </w14:schemeClr>
-                            </w14:solidFill>
-                          </w14:textFill>
-                        </w:rPr>
-                        <w:t>2026-04至2027-04｜AI做图提效：LinkFox快速做图，30分钟/套，优化3名设计师。</w:t>
+                        </w:rPr>
+                        <w:t>2026-04至2027-04｜AI做图提效：</w:t>
+                      </w:r>
+                      <w:proofErr w:type="spellStart"/>
+                      <w:r>
+                        <w:rPr>
+                          <w:rFonts w:ascii="微软雅黑" w:eastAsia="微软雅黑" w:hAnsi="微软雅黑" w:hint="eastAsia"/>
+                          <w:b/>
+                          <w:color w:val="404040" w:themeColor="text1" w:themeTint="BF"/>
+                          <w:szCs w:val="21"/>
+                        </w:rPr>
+                        <w:t>LinkFox</w:t>
+                      </w:r>
+                      <w:proofErr w:type="spellEnd"/>
+                      <w:r>
+                        <w:rPr>
+                          <w:rFonts w:ascii="微软雅黑" w:eastAsia="微软雅黑" w:hAnsi="微软雅黑" w:hint="eastAsia"/>
+                          <w:b/>
+                          <w:color w:val="404040" w:themeColor="text1" w:themeTint="BF"/>
+                          <w:szCs w:val="21"/>
+                        </w:rPr>
+                        <w:t>快速做图，30分钟/套，优化3名设计师。</w:t>
                       </w:r>
                     </w:p>
                     <w:p>
                       <w:pPr>
-                        <w:pStyle w:val="9"/>
+                        <w:pStyle w:val="11"/>
                         <w:numPr>
                           <w:ilvl w:val="0"/>
                           <w:numId w:val="3"/>
@@ -6047,53 +4413,29 @@
                         <w:snapToGrid w:val="0"/>
                         <w:ind w:firstLineChars="0"/>
                         <w:rPr>
-                          <w:rFonts w:ascii="微软雅黑" w:hAnsi="微软雅黑" w:eastAsia="微软雅黑"/>
+                          <w:rFonts w:ascii="微软雅黑" w:eastAsia="微软雅黑" w:hAnsi="微软雅黑"/>
                           <w:color w:val="404040" w:themeColor="text1" w:themeTint="BF"/>
                           <w:szCs w:val="21"/>
-                          <w14:textFill>
-                            <w14:solidFill>
-                              <w14:schemeClr w14:val="tx1">
-                                <w14:lumMod w14:val="75000"/>
-                                <w14:lumOff w14:val="25000"/>
-                              </w14:schemeClr>
-                            </w14:solidFill>
-                          </w14:textFill>
                         </w:rPr>
                       </w:pPr>
                     </w:p>
                     <w:p>
                       <w:pPr>
-                        <w:pStyle w:val="9"/>
+                        <w:pStyle w:val="11"/>
                         <w:adjustRightInd w:val="0"/>
                         <w:snapToGrid w:val="0"/>
-                        <w:ind w:firstLine="0" w:firstLineChars="0"/>
-                        <w:rPr>
-                          <w:rFonts w:ascii="微软雅黑" w:hAnsi="微软雅黑" w:eastAsia="微软雅黑"/>
+                        <w:ind w:firstLineChars="0" w:firstLine="0"/>
+                        <w:rPr>
+                          <w:rFonts w:ascii="微软雅黑" w:eastAsia="微软雅黑" w:hAnsi="微软雅黑"/>
                           <w:color w:val="404040" w:themeColor="text1" w:themeTint="BF"/>
                           <w:szCs w:val="21"/>
-                          <w14:textFill>
-                            <w14:solidFill>
-                              <w14:schemeClr w14:val="tx1">
-                                <w14:lumMod w14:val="75000"/>
-                                <w14:lumOff w14:val="25000"/>
-                              </w14:schemeClr>
-                            </w14:solidFill>
-                          </w14:textFill>
                         </w:rPr>
                       </w:pPr>
                       <w:r>
                         <w:rPr>
-                          <w:rFonts w:hint="eastAsia" w:ascii="微软雅黑" w:hAnsi="微软雅黑" w:eastAsia="微软雅黑"/>
+                          <w:rFonts w:ascii="微软雅黑" w:eastAsia="微软雅黑" w:hAnsi="微软雅黑" w:hint="eastAsia"/>
                           <w:color w:val="404040" w:themeColor="text1" w:themeTint="BF"/>
                           <w:szCs w:val="21"/>
-                          <w14:textFill>
-                            <w14:solidFill>
-                              <w14:schemeClr w14:val="tx1">
-                                <w14:lumMod w14:val="75000"/>
-                                <w14:lumOff w14:val="25000"/>
-                              </w14:schemeClr>
-                            </w14:solidFill>
-                          </w14:textFill>
                         </w:rPr>
                         <w:t xml:space="preserve">   </w:t>
                       </w:r>
@@ -6107,12 +4449,13 @@
       </w:r>
       <w:r>
         <w:rPr>
+          <w:noProof/>
           <w:sz w:val="28"/>
         </w:rPr>
         <mc:AlternateContent>
           <mc:Choice Requires="wpg">
             <w:drawing>
-              <wp:anchor distT="0" distB="0" distL="114300" distR="114300" simplePos="0" relativeHeight="251661312" behindDoc="0" locked="0" layoutInCell="1" allowOverlap="1">
+              <wp:anchor distT="0" distB="0" distL="114300" distR="114300" simplePos="0" relativeHeight="251661312" behindDoc="0" locked="0" layoutInCell="1" allowOverlap="1" wp14:anchorId="29A07A2C" wp14:editId="0C7BB4FE">
                 <wp:simplePos x="0" y="0"/>
                 <wp:positionH relativeFrom="column">
                   <wp:posOffset>-5080</wp:posOffset>
@@ -6260,21 +4603,16 @@
                             <w:p>
                               <w:pPr>
                                 <w:rPr>
-                                  <w:rFonts w:ascii="微软雅黑" w:hAnsi="微软雅黑" w:eastAsia="微软雅黑" w:cs="微软雅黑"/>
+                                  <w:rFonts w:ascii="微软雅黑" w:eastAsia="微软雅黑" w:hAnsi="微软雅黑" w:cs="微软雅黑"/>
                                 </w:rPr>
                               </w:pPr>
                               <w:r>
                                 <w:rPr>
-                                  <w:rFonts w:hint="eastAsia" w:ascii="微软雅黑" w:hAnsi="微软雅黑" w:eastAsia="微软雅黑"/>
+                                  <w:rFonts w:ascii="微软雅黑" w:eastAsia="微软雅黑" w:hAnsi="微软雅黑" w:hint="eastAsia"/>
                                   <w:b/>
                                   <w:color w:val="FFFFFF" w:themeColor="background1"/>
                                   <w:sz w:val="28"/>
                                   <w:szCs w:val="28"/>
-                                  <w14:textFill>
-                                    <w14:solidFill>
-                                      <w14:schemeClr w14:val="bg1"/>
-                                    </w14:solidFill>
-                                  </w14:textFill>
                                 </w:rPr>
                                 <w:t>工作经历</w:t>
                               </w:r>
@@ -6293,48 +4631,27 @@
           </mc:Choice>
           <mc:Fallback>
             <w:pict>
-              <v:group id="_x0000_s1026" o:spid="_x0000_s1026" o:spt="203" style="position:absolute;left:0pt;margin-left:-0.4pt;margin-top:243.85pt;height:28.3pt;width:525pt;z-index:251661312;mso-width-relative:page;mso-height-relative:page;" coordorigin="2604,4592" coordsize="10500,566" o:gfxdata="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">
-                <o:lock v:ext="edit" aspectratio="f"/>
-                <v:group id="组合 7" o:spid="_x0000_s1026" o:spt="203" style="position:absolute;left:2604;top:4697;height:411;width:10500;" coordorigin="4245,4697" coordsize="10500,411" o:gfxdata="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">
-                  <o:lock v:ext="edit" aspectratio="f"/>
-                  <v:rect id="矩形 4" o:spid="_x0000_s1026" o:spt="1" style="position:absolute;left:4245;top:4697;height:410;width:10501;v-text-anchor:middle;" fillcolor="#D8D8D8" filled="t" stroked="f" coordsize="21600,21600" o:gfxdata="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">
-                    <v:fill on="t" focussize="0,0"/>
-                    <v:stroke on="f" weight="1pt" miterlimit="8" joinstyle="miter"/>
-                    <v:imagedata o:title=""/>
-                    <o:lock v:ext="edit" aspectratio="f"/>
-                  </v:rect>
-                  <v:rect id="矩形 5" o:spid="_x0000_s1026" o:spt="1" style="position:absolute;left:4247;top:4698;height:410;width:1427;v-text-anchor:middle;" fillcolor="#414141" filled="t" stroked="f" coordsize="21600,21600" o:gfxdata="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">
-                    <v:fill on="t" focussize="0,0"/>
-                    <v:stroke on="f" weight="1pt" miterlimit="8" joinstyle="miter"/>
-                    <v:imagedata o:title=""/>
-                    <o:lock v:ext="edit" aspectratio="f"/>
-                  </v:rect>
+              <v:group w14:anchorId="29A07A2C" id="组合 12" o:spid="_x0000_s1059" style="position:absolute;left:0;text-align:left;margin-left:-.4pt;margin-top:243.85pt;width:525pt;height:28.3pt;z-index:251661312" coordorigin="2604,4592" coordsize="10500,566" o:gfxdata="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">
+                <v:group id="组合 7" o:spid="_x0000_s1060" style="position:absolute;left:2604;top:4697;width:10500;height:411" coordorigin="4245,4697" coordsize="10500,411" o:gfxdata="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">
+                  <v:rect id="矩形 4" o:spid="_x0000_s1061" style="position:absolute;left:4245;top:4697;width:10501;height:410;visibility:visible;mso-wrap-style:square;v-text-anchor:middle" o:gfxdata="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" fillcolor="#d8d8d8" stroked="f" strokeweight="1pt"/>
+                  <v:rect id="矩形 5" o:spid="_x0000_s1062" style="position:absolute;left:4247;top:4698;width:1427;height:410;visibility:visible;mso-wrap-style:square;v-text-anchor:middle" o:gfxdata="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" fillcolor="#414141" stroked="f" strokeweight="1pt"/>
                 </v:group>
-                <v:shape id="文本框 6" o:spid="_x0000_s1026" o:spt="202" type="#_x0000_t202" style="position:absolute;left:2612;top:4592;height:567;width:1425;" filled="f" stroked="f" coordsize="21600,21600" o:gfxdata="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">
-                  <v:fill on="f" focussize="0,0"/>
-                  <v:stroke on="f" weight="0.5pt"/>
-                  <v:imagedata o:title=""/>
-                  <o:lock v:ext="edit" aspectratio="f"/>
+                <v:shape id="文本框 6" o:spid="_x0000_s1063" type="#_x0000_t202" style="position:absolute;left:2612;top:4592;width:1425;height:567;visibility:visible;mso-wrap-style:square;v-text-anchor:top" o:gfxdata="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" filled="f" stroked="f" strokeweight=".5pt">
                   <v:textbox>
                     <w:txbxContent>
                       <w:p>
                         <w:pPr>
                           <w:rPr>
-                            <w:rFonts w:ascii="微软雅黑" w:hAnsi="微软雅黑" w:eastAsia="微软雅黑" w:cs="微软雅黑"/>
+                            <w:rFonts w:ascii="微软雅黑" w:eastAsia="微软雅黑" w:hAnsi="微软雅黑" w:cs="微软雅黑"/>
                           </w:rPr>
                         </w:pPr>
                         <w:r>
                           <w:rPr>
-                            <w:rFonts w:hint="eastAsia" w:ascii="微软雅黑" w:hAnsi="微软雅黑" w:eastAsia="微软雅黑"/>
+                            <w:rFonts w:ascii="微软雅黑" w:eastAsia="微软雅黑" w:hAnsi="微软雅黑" w:hint="eastAsia"/>
                             <w:b/>
                             <w:color w:val="FFFFFF" w:themeColor="background1"/>
                             <w:sz w:val="28"/>
                             <w:szCs w:val="28"/>
-                            <w14:textFill>
-                              <w14:solidFill>
-                                <w14:schemeClr w14:val="bg1"/>
-                              </w14:solidFill>
-                            </w14:textFill>
                           </w:rPr>
                           <w:t>工作经历</w:t>
                         </w:r>
@@ -6355,18 +4672,19 @@
       <w:pPr>
         <w:keepNext/>
         <w:pBdr>
-          <w:bottom w:val="single" w:color="1F4E79" w:sz="8" w:space="3"/>
+          <w:bottom w:val="single" w:sz="8" w:space="3" w:color="1F4E79"/>
         </w:pBdr>
         <w:spacing w:after="120" w:line="300" w:lineRule="auto"/>
       </w:pPr>
       <w:r>
         <w:rPr>
-          <w:rFonts w:ascii="微软雅黑" w:hAnsi="微软雅黑" w:eastAsia="微软雅黑"/>
+          <w:rFonts w:ascii="微软雅黑" w:eastAsia="微软雅黑" w:hAnsi="微软雅黑"/>
           <w:b/>
           <w:color w:val="1F4E79"/>
           <w:sz w:val="30"/>
           <w:szCs w:val="30"/>
         </w:rPr>
+        <w:lastRenderedPageBreak/>
         <w:t>坤信科技｜AI产品开发工作详述</w:t>
       </w:r>
     </w:p>
@@ -6374,28 +4692,58 @@
       <w:pPr>
         <w:spacing w:after="150" w:line="260" w:lineRule="auto"/>
       </w:pPr>
-      <w:r>
-        <w:rPr>
-          <w:rFonts w:ascii="微软雅黑" w:hAnsi="微软雅黑" w:eastAsia="微软雅黑"/>
+      <w:proofErr w:type="gramStart"/>
+      <w:r>
+        <w:rPr>
+          <w:rFonts w:ascii="微软雅黑" w:eastAsia="微软雅黑" w:hAnsi="微软雅黑"/>
           <w:b/>
           <w:color w:val="404040"/>
-          <w:sz w:val="21"/>
           <w:szCs w:val="21"/>
         </w:rPr>
-        <w:t>深圳市坤信科技有限公司  |  AI产品开发  |  2026-04至2027-04</w:t>
+        <w:t>深圳市坤信科技有限公司  |</w:t>
+      </w:r>
+      <w:proofErr w:type="gramEnd"/>
+      <w:r>
+        <w:rPr>
+          <w:rFonts w:ascii="微软雅黑" w:eastAsia="微软雅黑" w:hAnsi="微软雅黑"/>
+          <w:b/>
+          <w:color w:val="404040"/>
+          <w:szCs w:val="21"/>
+        </w:rPr>
+        <w:t xml:space="preserve">  AI</w:t>
+      </w:r>
+      <w:proofErr w:type="gramStart"/>
+      <w:r>
+        <w:rPr>
+          <w:rFonts w:ascii="微软雅黑" w:eastAsia="微软雅黑" w:hAnsi="微软雅黑"/>
+          <w:b/>
+          <w:color w:val="404040"/>
+          <w:szCs w:val="21"/>
+        </w:rPr>
+        <w:t>产品开发  |</w:t>
+      </w:r>
+      <w:proofErr w:type="gramEnd"/>
+      <w:r>
+        <w:rPr>
+          <w:rFonts w:ascii="微软雅黑" w:eastAsia="微软雅黑" w:hAnsi="微软雅黑"/>
+          <w:b/>
+          <w:color w:val="404040"/>
+          <w:szCs w:val="21"/>
+        </w:rPr>
+        <w:t xml:space="preserve">  2026-04至2027-04</w:t>
       </w:r>
     </w:p>
     <w:p>
       <w:pPr>
         <w:keepNext/>
         <w:pBdr>
-          <w:bottom w:val="single" w:color="1F4E79" w:sz="8" w:space="3"/>
+          <w:bottom w:val="single" w:sz="8" w:space="3" w:color="1F4E79"/>
         </w:pBdr>
         <w:spacing w:after="75" w:line="280" w:lineRule="auto"/>
       </w:pPr>
       <w:r>
         <w:rPr>
-          <w:rFonts w:ascii="微软雅黑" w:hAnsi="微软雅黑" w:eastAsia="微软雅黑"/>
+          <w:rFonts w:ascii="微软雅黑" w:eastAsia="微软雅黑" w:hAnsi="微软雅黑"/>
           <w:b/>
           <w:color w:val="1F4E79"/>
           <w:sz w:val="23"/>
@@ -6410,7 +4758,7 @@
       </w:pPr>
       <w:r>
         <w:rPr>
-          <w:rFonts w:ascii="微软雅黑" w:hAnsi="微软雅黑" w:eastAsia="微软雅黑"/>
+          <w:rFonts w:ascii="微软雅黑" w:eastAsia="微软雅黑" w:hAnsi="微软雅黑"/>
           <w:b/>
           <w:color w:val="1F4E79"/>
           <w:sz w:val="20"/>
@@ -6420,7 +4768,7 @@
       </w:r>
       <w:r>
         <w:rPr>
-          <w:rFonts w:ascii="微软雅黑" w:hAnsi="微软雅黑" w:eastAsia="微软雅黑"/>
+          <w:rFonts w:ascii="微软雅黑" w:eastAsia="微软雅黑" w:hAnsi="微软雅黑"/>
           <w:color w:val="404040"/>
           <w:sz w:val="20"/>
           <w:szCs w:val="20"/>
@@ -6434,7 +4782,7 @@
       </w:pPr>
       <w:r>
         <w:rPr>
-          <w:rFonts w:ascii="微软雅黑" w:hAnsi="微软雅黑" w:eastAsia="微软雅黑"/>
+          <w:rFonts w:ascii="微软雅黑" w:eastAsia="微软雅黑" w:hAnsi="微软雅黑"/>
           <w:b/>
           <w:color w:val="1F4E79"/>
           <w:sz w:val="20"/>
@@ -6444,7 +4792,7 @@
       </w:r>
       <w:r>
         <w:rPr>
-          <w:rFonts w:ascii="微软雅黑" w:hAnsi="微软雅黑" w:eastAsia="微软雅黑"/>
+          <w:rFonts w:ascii="微软雅黑" w:eastAsia="微软雅黑" w:hAnsi="微软雅黑"/>
           <w:color w:val="404040"/>
           <w:sz w:val="20"/>
           <w:szCs w:val="20"/>
@@ -6458,7 +4806,7 @@
       </w:pPr>
       <w:r>
         <w:rPr>
-          <w:rFonts w:ascii="微软雅黑" w:hAnsi="微软雅黑" w:eastAsia="微软雅黑"/>
+          <w:rFonts w:ascii="微软雅黑" w:eastAsia="微软雅黑" w:hAnsi="微软雅黑"/>
           <w:b/>
           <w:color w:val="1F4E79"/>
           <w:sz w:val="20"/>
@@ -6468,7 +4816,7 @@
       </w:r>
       <w:r>
         <w:rPr>
-          <w:rFonts w:ascii="微软雅黑" w:hAnsi="微软雅黑" w:eastAsia="微软雅黑"/>
+          <w:rFonts w:ascii="微软雅黑" w:eastAsia="微软雅黑" w:hAnsi="微软雅黑"/>
           <w:color w:val="404040"/>
           <w:sz w:val="20"/>
           <w:szCs w:val="20"/>
@@ -6482,7 +4830,7 @@
       </w:pPr>
       <w:r>
         <w:rPr>
-          <w:rFonts w:ascii="微软雅黑" w:hAnsi="微软雅黑" w:eastAsia="微软雅黑"/>
+          <w:rFonts w:ascii="微软雅黑" w:eastAsia="微软雅黑" w:hAnsi="微软雅黑"/>
           <w:b/>
           <w:color w:val="1F4E79"/>
           <w:sz w:val="20"/>
@@ -6492,7 +4840,7 @@
       </w:r>
       <w:r>
         <w:rPr>
-          <w:rFonts w:ascii="微软雅黑" w:hAnsi="微软雅黑" w:eastAsia="微软雅黑"/>
+          <w:rFonts w:ascii="微软雅黑" w:eastAsia="微软雅黑" w:hAnsi="微软雅黑"/>
           <w:color w:val="404040"/>
           <w:sz w:val="20"/>
           <w:szCs w:val="20"/>
@@ -6504,13 +4852,13 @@
       <w:pPr>
         <w:keepNext/>
         <w:pBdr>
-          <w:bottom w:val="single" w:color="1F4E79" w:sz="8" w:space="3"/>
+          <w:bottom w:val="single" w:sz="8" w:space="3" w:color="1F4E79"/>
         </w:pBdr>
         <w:spacing w:after="75" w:line="280" w:lineRule="auto"/>
       </w:pPr>
       <w:r>
         <w:rPr>
-          <w:rFonts w:ascii="微软雅黑" w:hAnsi="微软雅黑" w:eastAsia="微软雅黑"/>
+          <w:rFonts w:ascii="微软雅黑" w:eastAsia="微软雅黑" w:hAnsi="微软雅黑"/>
           <w:b/>
           <w:color w:val="1F4E79"/>
           <w:sz w:val="23"/>
@@ -6525,7 +4873,7 @@
       </w:pPr>
       <w:r>
         <w:rPr>
-          <w:rFonts w:ascii="微软雅黑" w:hAnsi="微软雅黑" w:eastAsia="微软雅黑"/>
+          <w:rFonts w:ascii="微软雅黑" w:eastAsia="微软雅黑" w:hAnsi="微软雅黑"/>
           <w:b/>
           <w:color w:val="1F4E79"/>
           <w:sz w:val="20"/>
@@ -6535,12 +4883,32 @@
       </w:r>
       <w:r>
         <w:rPr>
-          <w:rFonts w:ascii="微软雅黑" w:hAnsi="微软雅黑" w:eastAsia="微软雅黑"/>
+          <w:rFonts w:ascii="微软雅黑" w:eastAsia="微软雅黑" w:hAnsi="微软雅黑"/>
           <w:color w:val="404040"/>
           <w:sz w:val="20"/>
           <w:szCs w:val="20"/>
         </w:rPr>
-        <w:t>结合LinkFox等工具研究商品图快速生产方式，拆解素材整理、产品卖点提炼、提示词与画面要求、生成筛选、尺寸检查和交付归档等环节。</w:t>
+        <w:t>结合</w:t>
+      </w:r>
+      <w:proofErr w:type="spellStart"/>
+      <w:r>
+        <w:rPr>
+          <w:rFonts w:ascii="微软雅黑" w:eastAsia="微软雅黑" w:hAnsi="微软雅黑"/>
+          <w:color w:val="404040"/>
+          <w:sz w:val="20"/>
+          <w:szCs w:val="20"/>
+        </w:rPr>
+        <w:t>LinkFox</w:t>
+      </w:r>
+      <w:proofErr w:type="spellEnd"/>
+      <w:r>
+        <w:rPr>
+          <w:rFonts w:ascii="微软雅黑" w:eastAsia="微软雅黑" w:hAnsi="微软雅黑"/>
+          <w:color w:val="404040"/>
+          <w:sz w:val="20"/>
+          <w:szCs w:val="20"/>
+        </w:rPr>
+        <w:t>等工具研究商品图快速生产方式，拆解素材整理、产品卖点提炼、提示词与画面要求、生成筛选、尺寸检查和交付归档等环节。</w:t>
       </w:r>
     </w:p>
     <w:p>
@@ -6549,7 +4917,7 @@
       </w:pPr>
       <w:r>
         <w:rPr>
-          <w:rFonts w:ascii="微软雅黑" w:hAnsi="微软雅黑" w:eastAsia="微软雅黑"/>
+          <w:rFonts w:ascii="微软雅黑" w:eastAsia="微软雅黑" w:hAnsi="微软雅黑"/>
           <w:b/>
           <w:color w:val="1F4E79"/>
           <w:sz w:val="20"/>
@@ -6559,7 +4927,7 @@
       </w:r>
       <w:r>
         <w:rPr>
-          <w:rFonts w:ascii="微软雅黑" w:hAnsi="微软雅黑" w:eastAsia="微软雅黑"/>
+          <w:rFonts w:ascii="微软雅黑" w:eastAsia="微软雅黑" w:hAnsi="微软雅黑"/>
           <w:color w:val="404040"/>
           <w:sz w:val="20"/>
           <w:szCs w:val="20"/>
@@ -6573,7 +4941,7 @@
       </w:pPr>
       <w:r>
         <w:rPr>
-          <w:rFonts w:ascii="微软雅黑" w:hAnsi="微软雅黑" w:eastAsia="微软雅黑"/>
+          <w:rFonts w:ascii="微软雅黑" w:eastAsia="微软雅黑" w:hAnsi="微软雅黑"/>
           <w:b/>
           <w:color w:val="1F4E79"/>
           <w:sz w:val="20"/>
@@ -6583,7 +4951,7 @@
       </w:r>
       <w:r>
         <w:rPr>
-          <w:rFonts w:ascii="微软雅黑" w:hAnsi="微软雅黑" w:eastAsia="微软雅黑"/>
+          <w:rFonts w:ascii="微软雅黑" w:eastAsia="微软雅黑" w:hAnsi="微软雅黑"/>
           <w:color w:val="404040"/>
           <w:sz w:val="20"/>
           <w:szCs w:val="20"/>
@@ -6595,13 +4963,13 @@
       <w:pPr>
         <w:keepNext/>
         <w:pBdr>
-          <w:bottom w:val="single" w:color="1F4E79" w:sz="8" w:space="3"/>
+          <w:bottom w:val="single" w:sz="8" w:space="3" w:color="1F4E79"/>
         </w:pBdr>
         <w:spacing w:after="75" w:line="280" w:lineRule="auto"/>
       </w:pPr>
       <w:r>
         <w:rPr>
-          <w:rFonts w:ascii="微软雅黑" w:hAnsi="微软雅黑" w:eastAsia="微软雅黑"/>
+          <w:rFonts w:ascii="微软雅黑" w:eastAsia="微软雅黑" w:hAnsi="微软雅黑"/>
           <w:b/>
           <w:color w:val="1F4E79"/>
           <w:sz w:val="23"/>
@@ -6616,7 +4984,7 @@
       </w:pPr>
       <w:r>
         <w:rPr>
-          <w:rFonts w:ascii="微软雅黑" w:hAnsi="微软雅黑" w:eastAsia="微软雅黑"/>
+          <w:rFonts w:ascii="微软雅黑" w:eastAsia="微软雅黑" w:hAnsi="微软雅黑"/>
           <w:b/>
           <w:color w:val="1F4E79"/>
           <w:sz w:val="20"/>
@@ -6626,7 +4994,7 @@
       </w:r>
       <w:r>
         <w:rPr>
-          <w:rFonts w:ascii="微软雅黑" w:hAnsi="微软雅黑" w:eastAsia="微软雅黑"/>
+          <w:rFonts w:ascii="微软雅黑" w:eastAsia="微软雅黑" w:hAnsi="微软雅黑"/>
           <w:color w:val="404040"/>
           <w:sz w:val="20"/>
           <w:szCs w:val="20"/>
@@ -6640,7 +5008,7 @@
       </w:pPr>
       <w:r>
         <w:rPr>
-          <w:rFonts w:ascii="微软雅黑" w:hAnsi="微软雅黑" w:eastAsia="微软雅黑"/>
+          <w:rFonts w:ascii="微软雅黑" w:eastAsia="微软雅黑" w:hAnsi="微软雅黑"/>
           <w:b/>
           <w:color w:val="1F4E79"/>
           <w:sz w:val="20"/>
@@ -6650,12 +5018,52 @@
       </w:r>
       <w:r>
         <w:rPr>
-          <w:rFonts w:ascii="微软雅黑" w:hAnsi="微软雅黑" w:eastAsia="微软雅黑"/>
+          <w:rFonts w:ascii="微软雅黑" w:eastAsia="微软雅黑" w:hAnsi="微软雅黑"/>
           <w:color w:val="404040"/>
           <w:sz w:val="20"/>
           <w:szCs w:val="20"/>
         </w:rPr>
-        <w:t>熟悉飞书多维表格、SellerSprite、LinkFox及AI辅助编程，能够把工具组合成可执行、可复盘的工作方案。</w:t>
+        <w:t>熟悉飞书多维表格、</w:t>
+      </w:r>
+      <w:proofErr w:type="spellStart"/>
+      <w:r>
+        <w:rPr>
+          <w:rFonts w:ascii="微软雅黑" w:eastAsia="微软雅黑" w:hAnsi="微软雅黑"/>
+          <w:color w:val="404040"/>
+          <w:sz w:val="20"/>
+          <w:szCs w:val="20"/>
+        </w:rPr>
+        <w:t>SellerSprite</w:t>
+      </w:r>
+      <w:proofErr w:type="spellEnd"/>
+      <w:r>
+        <w:rPr>
+          <w:rFonts w:ascii="微软雅黑" w:eastAsia="微软雅黑" w:hAnsi="微软雅黑"/>
+          <w:color w:val="404040"/>
+          <w:sz w:val="20"/>
+          <w:szCs w:val="20"/>
+        </w:rPr>
+        <w:t>、</w:t>
+      </w:r>
+      <w:proofErr w:type="spellStart"/>
+      <w:r>
+        <w:rPr>
+          <w:rFonts w:ascii="微软雅黑" w:eastAsia="微软雅黑" w:hAnsi="微软雅黑"/>
+          <w:color w:val="404040"/>
+          <w:sz w:val="20"/>
+          <w:szCs w:val="20"/>
+        </w:rPr>
+        <w:t>LinkFox</w:t>
+      </w:r>
+      <w:proofErr w:type="spellEnd"/>
+      <w:r>
+        <w:rPr>
+          <w:rFonts w:ascii="微软雅黑" w:eastAsia="微软雅黑" w:hAnsi="微软雅黑"/>
+          <w:color w:val="404040"/>
+          <w:sz w:val="20"/>
+          <w:szCs w:val="20"/>
+        </w:rPr>
+        <w:t>及AI辅助编程，能够把工具组合成可执行、可复盘的工作方案。</w:t>
       </w:r>
     </w:p>
     <w:p>
@@ -6664,7 +5072,7 @@
       </w:pPr>
       <w:r>
         <w:rPr>
-          <w:rFonts w:ascii="微软雅黑" w:hAnsi="微软雅黑" w:eastAsia="微软雅黑"/>
+          <w:rFonts w:ascii="微软雅黑" w:eastAsia="微软雅黑" w:hAnsi="微软雅黑"/>
           <w:b/>
           <w:color w:val="1F4E79"/>
           <w:sz w:val="20"/>
@@ -6674,7 +5082,7 @@
       </w:r>
       <w:r>
         <w:rPr>
-          <w:rFonts w:ascii="微软雅黑" w:hAnsi="微软雅黑" w:eastAsia="微软雅黑"/>
+          <w:rFonts w:ascii="微软雅黑" w:eastAsia="微软雅黑" w:hAnsi="微软雅黑"/>
           <w:color w:val="404040"/>
           <w:sz w:val="20"/>
           <w:szCs w:val="20"/>
@@ -6686,13 +5094,13 @@
       <w:pPr>
         <w:keepNext/>
         <w:pBdr>
-          <w:bottom w:val="single" w:color="1F4E79" w:sz="8" w:space="3"/>
+          <w:bottom w:val="single" w:sz="8" w:space="3" w:color="1F4E79"/>
         </w:pBdr>
         <w:spacing w:after="75" w:line="280" w:lineRule="auto"/>
       </w:pPr>
       <w:r>
         <w:rPr>
-          <w:rFonts w:ascii="微软雅黑" w:hAnsi="微软雅黑" w:eastAsia="微软雅黑"/>
+          <w:rFonts w:ascii="微软雅黑" w:eastAsia="微软雅黑" w:hAnsi="微软雅黑"/>
           <w:b/>
           <w:color w:val="1F4E79"/>
           <w:sz w:val="23"/>
@@ -6707,13 +5115,35 @@
       </w:pPr>
       <w:r>
         <w:rPr>
-          <w:rFonts w:ascii="微软雅黑" w:hAnsi="微软雅黑" w:eastAsia="微软雅黑"/>
+          <w:rFonts w:ascii="微软雅黑" w:eastAsia="微软雅黑" w:hAnsi="微软雅黑"/>
           <w:b/>
           <w:color w:val="404040"/>
           <w:sz w:val="20"/>
           <w:szCs w:val="20"/>
         </w:rPr>
-        <w:t>2023-09至2024-02  |  日本手机退差价项目</w:t>
+        <w:t>2023-09至2024-</w:t>
+      </w:r>
+      <w:proofErr w:type="gramStart"/>
+      <w:r>
+        <w:rPr>
+          <w:rFonts w:ascii="微软雅黑" w:eastAsia="微软雅黑" w:hAnsi="微软雅黑"/>
+          <w:b/>
+          <w:color w:val="404040"/>
+          <w:sz w:val="20"/>
+          <w:szCs w:val="20"/>
+        </w:rPr>
+        <w:t>02  |</w:t>
+      </w:r>
+      <w:proofErr w:type="gramEnd"/>
+      <w:r>
+        <w:rPr>
+          <w:rFonts w:ascii="微软雅黑" w:eastAsia="微软雅黑" w:hAnsi="微软雅黑"/>
+          <w:b/>
+          <w:color w:val="404040"/>
+          <w:sz w:val="20"/>
+          <w:szCs w:val="20"/>
+        </w:rPr>
+        <w:t xml:space="preserve">  日本手机退差价项目</w:t>
       </w:r>
     </w:p>
     <w:p>
@@ -6722,7 +5152,7 @@
       </w:pPr>
       <w:r>
         <w:rPr>
-          <w:rFonts w:ascii="微软雅黑" w:hAnsi="微软雅黑" w:eastAsia="微软雅黑"/>
+          <w:rFonts w:ascii="微软雅黑" w:eastAsia="微软雅黑" w:hAnsi="微软雅黑"/>
           <w:b/>
           <w:color w:val="1F4E79"/>
           <w:sz w:val="20"/>
@@ -6732,7 +5162,7 @@
       </w:r>
       <w:r>
         <w:rPr>
-          <w:rFonts w:ascii="微软雅黑" w:hAnsi="微软雅黑" w:eastAsia="微软雅黑"/>
+          <w:rFonts w:ascii="微软雅黑" w:eastAsia="微软雅黑" w:hAnsi="微软雅黑"/>
           <w:color w:val="404040"/>
           <w:sz w:val="20"/>
           <w:szCs w:val="20"/>
@@ -6746,22 +5176,44 @@
       </w:pPr>
       <w:r>
         <w:rPr>
-          <w:rFonts w:ascii="微软雅黑" w:hAnsi="微软雅黑" w:eastAsia="微软雅黑"/>
+          <w:rFonts w:ascii="微软雅黑" w:eastAsia="微软雅黑" w:hAnsi="微软雅黑"/>
           <w:b/>
           <w:color w:val="404040"/>
           <w:sz w:val="20"/>
           <w:szCs w:val="20"/>
         </w:rPr>
-        <w:t>2025-03至07  |  中日高差价商品转卖与销售</w:t>
+        <w:t>2025-03至</w:t>
+      </w:r>
+      <w:proofErr w:type="gramStart"/>
+      <w:r>
+        <w:rPr>
+          <w:rFonts w:ascii="微软雅黑" w:eastAsia="微软雅黑" w:hAnsi="微软雅黑"/>
+          <w:b/>
+          <w:color w:val="404040"/>
+          <w:sz w:val="20"/>
+          <w:szCs w:val="20"/>
+        </w:rPr>
+        <w:t>07  |</w:t>
+      </w:r>
+      <w:proofErr w:type="gramEnd"/>
+      <w:r>
+        <w:rPr>
+          <w:rFonts w:ascii="微软雅黑" w:eastAsia="微软雅黑" w:hAnsi="微软雅黑"/>
+          <w:b/>
+          <w:color w:val="404040"/>
+          <w:sz w:val="20"/>
+          <w:szCs w:val="20"/>
+        </w:rPr>
+        <w:t xml:space="preserve">  中日高差价商品转卖与销售</w:t>
       </w:r>
     </w:p>
     <w:p>
       <w:pPr>
-        <w:spacing w:after="0" w:line="260" w:lineRule="auto"/>
+        <w:spacing w:line="260" w:lineRule="auto"/>
       </w:pPr>
       <w:r>
         <w:rPr>
-          <w:rFonts w:ascii="微软雅黑" w:hAnsi="微软雅黑" w:eastAsia="微软雅黑"/>
+          <w:rFonts w:ascii="微软雅黑" w:eastAsia="微软雅黑" w:hAnsi="微软雅黑"/>
           <w:b/>
           <w:color w:val="1F4E79"/>
           <w:sz w:val="20"/>
@@ -6771,7 +5223,7 @@
       </w:r>
       <w:r>
         <w:rPr>
-          <w:rFonts w:ascii="微软雅黑" w:hAnsi="微软雅黑" w:eastAsia="微软雅黑"/>
+          <w:rFonts w:ascii="微软雅黑" w:eastAsia="微软雅黑" w:hAnsi="微软雅黑"/>
           <w:color w:val="404040"/>
           <w:sz w:val="20"/>
           <w:szCs w:val="20"/>
@@ -6783,13 +5235,13 @@
       <w:pPr>
         <w:keepNext/>
         <w:pBdr>
-          <w:bottom w:val="single" w:color="1F4E79" w:sz="8" w:space="3"/>
+          <w:bottom w:val="single" w:sz="8" w:space="3" w:color="1F4E79"/>
         </w:pBdr>
         <w:spacing w:after="75" w:line="280" w:lineRule="auto"/>
       </w:pPr>
       <w:r>
         <w:rPr>
-          <w:rFonts w:ascii="微软雅黑" w:hAnsi="微软雅黑" w:eastAsia="微软雅黑"/>
+          <w:rFonts w:ascii="微软雅黑" w:eastAsia="微软雅黑" w:hAnsi="微软雅黑"/>
           <w:b/>
           <w:color w:val="1F4E79"/>
           <w:sz w:val="23"/>
@@ -6804,7 +5256,7 @@
       </w:pPr>
       <w:r>
         <w:rPr>
-          <w:rFonts w:ascii="微软雅黑" w:hAnsi="微软雅黑" w:eastAsia="微软雅黑"/>
+          <w:rFonts w:ascii="微软雅黑" w:eastAsia="微软雅黑" w:hAnsi="微软雅黑"/>
           <w:b/>
           <w:color w:val="1F4E79"/>
           <w:sz w:val="20"/>
@@ -6814,7 +5266,7 @@
       </w:r>
       <w:r>
         <w:rPr>
-          <w:rFonts w:ascii="微软雅黑" w:hAnsi="微软雅黑" w:eastAsia="微软雅黑"/>
+          <w:rFonts w:ascii="微软雅黑" w:eastAsia="微软雅黑" w:hAnsi="微软雅黑"/>
           <w:color w:val="404040"/>
           <w:sz w:val="20"/>
           <w:szCs w:val="20"/>
@@ -6828,7 +5280,7 @@
       </w:pPr>
       <w:r>
         <w:rPr>
-          <w:rFonts w:ascii="微软雅黑" w:hAnsi="微软雅黑" w:eastAsia="微软雅黑"/>
+          <w:rFonts w:ascii="微软雅黑" w:eastAsia="微软雅黑" w:hAnsi="微软雅黑"/>
           <w:b/>
           <w:color w:val="1F4E79"/>
           <w:sz w:val="20"/>
@@ -6838,7 +5290,7 @@
       </w:r>
       <w:r>
         <w:rPr>
-          <w:rFonts w:ascii="微软雅黑" w:hAnsi="微软雅黑" w:eastAsia="微软雅黑"/>
+          <w:rFonts w:ascii="微软雅黑" w:eastAsia="微软雅黑" w:hAnsi="微软雅黑"/>
           <w:color w:val="404040"/>
           <w:sz w:val="20"/>
           <w:szCs w:val="20"/>
@@ -6848,11 +5300,11 @@
     </w:p>
     <w:p>
       <w:pPr>
-        <w:spacing w:after="0" w:line="260" w:lineRule="auto"/>
+        <w:spacing w:line="260" w:lineRule="auto"/>
       </w:pPr>
       <w:r>
         <w:rPr>
-          <w:rFonts w:ascii="微软雅黑" w:hAnsi="微软雅黑" w:eastAsia="微软雅黑"/>
+          <w:rFonts w:ascii="微软雅黑" w:eastAsia="微软雅黑" w:hAnsi="微软雅黑"/>
           <w:b/>
           <w:color w:val="1F4E79"/>
           <w:sz w:val="20"/>
@@ -6862,7 +5314,7 @@
       </w:r>
       <w:r>
         <w:rPr>
-          <w:rFonts w:ascii="微软雅黑" w:hAnsi="微软雅黑" w:eastAsia="微软雅黑"/>
+          <w:rFonts w:ascii="微软雅黑" w:eastAsia="微软雅黑" w:hAnsi="微软雅黑"/>
           <w:color w:val="404040"/>
           <w:sz w:val="20"/>
           <w:szCs w:val="20"/>
@@ -6873,20 +5325,20 @@
     <w:sectPr>
       <w:pgSz w:w="11906" w:h="16838"/>
       <w:pgMar w:top="567" w:right="720" w:bottom="567" w:left="720" w:header="851" w:footer="992" w:gutter="0"/>
-      <w:cols w:space="0" w:num="1"/>
-      <w:docGrid w:linePitch="312" w:charSpace="0"/>
+      <w:cols w:space="0"/>
+      <w:docGrid w:linePitch="312"/>
     </w:sectPr>
   </w:body>
 </w:document>
 </file>
 
 <file path=word/numbering.xml><?xml version="1.0" encoding="utf-8"?>
-<w:numbering xmlns:wpc="http://schemas.microsoft.com/office/word/2010/wordprocessingCanvas" xmlns:mc="http://schemas.openxmlformats.org/markup-compatibility/2006" xmlns:o="urn:schemas-microsoft-com:office:office" xmlns:r="http://schemas.openxmlformats.org/officeDocument/2006/relationships" xmlns:m="http://schemas.openxmlformats.org/officeDocument/2006/math" xmlns:v="urn:schemas-microsoft-com:vml" xmlns:wp14="http://schemas.microsoft.com/office/word/2010/wordprocessingDrawing" xmlns:wp="http://schemas.openxmlformats.org/drawingml/2006/wordprocessingDrawing" xmlns:w10="urn:schemas-microsoft-com:office:word" xmlns:w="http://schemas.openxmlformats.org/wordprocessingml/2006/main" xmlns:w14="http://schemas.microsoft.com/office/word/2010/wordml" xmlns:wpg="http://schemas.microsoft.com/office/word/2010/wordprocessingGroup" xmlns:wpi="http://schemas.microsoft.com/office/word/2010/wordprocessingInk" xmlns:wne="http://schemas.microsoft.com/office/word/2006/wordml" xmlns:wps="http://schemas.microsoft.com/office/word/2010/wordprocessingShape" xmlns:wpsCustomData="http://www.wps.cn/officeDocument/2013/wpsCustomData" mc:Ignorable="w14 wp14">
-  <w:abstractNum w:abstractNumId="0">
+<w:numbering xmlns:wpc="http://schemas.microsoft.com/office/word/2010/wordprocessingCanvas" xmlns:cx="http://schemas.microsoft.com/office/drawing/2014/chartex" xmlns:cx1="http://schemas.microsoft.com/office/drawing/2015/9/8/chartex" xmlns:cx2="http://schemas.microsoft.com/office/drawing/2015/10/21/chartex" xmlns:cx3="http://schemas.microsoft.com/office/drawing/2016/5/9/chartex" xmlns:cx4="http://schemas.microsoft.com/office/drawing/2016/5/10/chartex" xmlns:cx5="http://schemas.microsoft.com/office/drawing/2016/5/11/chartex" xmlns:cx6="http://schemas.microsoft.com/office/drawing/2016/5/12/chartex" xmlns:cx7="http://schemas.microsoft.com/office/drawing/2016/5/13/chartex" xmlns:cx8="http://schemas.microsoft.com/office/drawing/2016/5/14/chartex" xmlns:mc="http://schemas.openxmlformats.org/markup-compatibility/2006" xmlns:aink="http://schemas.microsoft.com/office/drawing/2016/ink" xmlns:am3d="http://schemas.microsoft.com/office/drawing/2017/model3d" xmlns:o="urn:schemas-microsoft-com:office:office" xmlns:oel="http://schemas.microsoft.com/office/2019/extlst" xmlns:r="http://schemas.openxmlformats.org/officeDocument/2006/relationships" xmlns:m="http://schemas.openxmlformats.org/officeDocument/2006/math" xmlns:v="urn:schemas-microsoft-com:vml" xmlns:wp14="http://schemas.microsoft.com/office/word/2010/wordprocessingDrawing" xmlns:wp="http://schemas.openxmlformats.org/drawingml/2006/wordprocessingDrawing" xmlns:w10="urn:schemas-microsoft-com:office:word" xmlns:w="http://schemas.openxmlformats.org/wordprocessingml/2006/main" xmlns:w14="http://schemas.microsoft.com/office/word/2010/wordml" xmlns:w15="http://schemas.microsoft.com/office/word/2012/wordml" xmlns:w16cei="http://schemas.microsoft.com/office/word/2026/wordml/cei" xmlns:w16cex="http://schemas.microsoft.com/office/word/2018/wordml/cex" xmlns:w16cid="http://schemas.microsoft.com/office/word/2016/wordml/cid" xmlns:w16="http://schemas.microsoft.com/office/word/2018/wordml" xmlns:w16du="http://schemas.microsoft.com/office/word/2023/wordml/word16du" xmlns:w16sdtdh="http://schemas.microsoft.com/office/word/2020/wordml/sdtdatahash" xmlns:w16sdtfl="http://schemas.microsoft.com/office/word/2024/wordml/sdtformatlock" xmlns:w16se="http://schemas.microsoft.com/office/word/2015/wordml/symex" xmlns:wpg="http://schemas.microsoft.com/office/word/2010/wordprocessingGroup" xmlns:wpi="http://schemas.microsoft.com/office/word/2010/wordprocessingInk" xmlns:wne="http://schemas.microsoft.com/office/word/2006/wordml" xmlns:wps="http://schemas.microsoft.com/office/word/2010/wordprocessingShape" mc:Ignorable="w14 w15 w16se w16cid w16 w16cex w16sdtdh w16sdtfl w16du wp14">
+  <w:abstractNum w:abstractNumId="0" w15:restartNumberingAfterBreak="0">
     <w:nsid w:val="01E4418A"/>
     <w:multiLevelType w:val="multilevel"/>
     <w:tmpl w:val="01E4418A"/>
-    <w:lvl w:ilvl="0" w:tentative="0">
+    <w:lvl w:ilvl="0">
       <w:start w:val="1"/>
       <w:numFmt w:val="bullet"/>
       <w:lvlText w:val=""/>
@@ -6895,13 +5347,13 @@
         <w:ind w:left="360" w:hanging="360"/>
       </w:pPr>
       <w:rPr>
-        <w:rFonts w:hint="default" w:ascii="Wingdings" w:hAnsi="Wingdings"/>
+        <w:rFonts w:ascii="Wingdings" w:hAnsi="Wingdings" w:hint="default"/>
         <w:b/>
         <w:bCs/>
         <w:color w:val="D9D9D9" w:themeColor="background1" w:themeShade="D9"/>
       </w:rPr>
     </w:lvl>
-    <w:lvl w:ilvl="1" w:tentative="0">
+    <w:lvl w:ilvl="1">
       <w:start w:val="1"/>
       <w:numFmt w:val="lowerLetter"/>
       <w:lvlText w:val="%2)"/>
@@ -6910,7 +5362,7 @@
         <w:ind w:left="840" w:hanging="420"/>
       </w:pPr>
     </w:lvl>
-    <w:lvl w:ilvl="2" w:tentative="0">
+    <w:lvl w:ilvl="2">
       <w:start w:val="1"/>
       <w:numFmt w:val="lowerRoman"/>
       <w:lvlText w:val="%3."/>
@@ -6919,7 +5371,7 @@
         <w:ind w:left="1260" w:hanging="420"/>
       </w:pPr>
     </w:lvl>
-    <w:lvl w:ilvl="3" w:tentative="0">
+    <w:lvl w:ilvl="3">
       <w:start w:val="1"/>
       <w:numFmt w:val="decimal"/>
       <w:lvlText w:val="%4."/>
@@ -6928,7 +5380,7 @@
         <w:ind w:left="1680" w:hanging="420"/>
       </w:pPr>
     </w:lvl>
-    <w:lvl w:ilvl="4" w:tentative="0">
+    <w:lvl w:ilvl="4">
       <w:start w:val="1"/>
       <w:numFmt w:val="lowerLetter"/>
       <w:lvlText w:val="%5)"/>
@@ -6937,7 +5389,7 @@
         <w:ind w:left="2100" w:hanging="420"/>
       </w:pPr>
     </w:lvl>
-    <w:lvl w:ilvl="5" w:tentative="0">
+    <w:lvl w:ilvl="5">
       <w:start w:val="1"/>
       <w:numFmt w:val="lowerRoman"/>
       <w:lvlText w:val="%6."/>
@@ -6946,7 +5398,7 @@
         <w:ind w:left="2520" w:hanging="420"/>
       </w:pPr>
     </w:lvl>
-    <w:lvl w:ilvl="6" w:tentative="0">
+    <w:lvl w:ilvl="6">
       <w:start w:val="1"/>
       <w:numFmt w:val="decimal"/>
       <w:lvlText w:val="%7."/>
@@ -6955,7 +5407,7 @@
         <w:ind w:left="2940" w:hanging="420"/>
       </w:pPr>
     </w:lvl>
-    <w:lvl w:ilvl="7" w:tentative="0">
+    <w:lvl w:ilvl="7">
       <w:start w:val="1"/>
       <w:numFmt w:val="lowerLetter"/>
       <w:lvlText w:val="%8)"/>
@@ -6964,7 +5416,7 @@
         <w:ind w:left="3360" w:hanging="420"/>
       </w:pPr>
     </w:lvl>
-    <w:lvl w:ilvl="8" w:tentative="0">
+    <w:lvl w:ilvl="8">
       <w:start w:val="1"/>
       <w:numFmt w:val="lowerRoman"/>
       <w:lvlText w:val="%9."/>
@@ -6974,11 +5426,11 @@
       </w:pPr>
     </w:lvl>
   </w:abstractNum>
-  <w:abstractNum w:abstractNumId="1">
+  <w:abstractNum w:abstractNumId="1" w15:restartNumberingAfterBreak="0">
     <w:nsid w:val="571B7126"/>
     <w:multiLevelType w:val="multilevel"/>
     <w:tmpl w:val="571B7126"/>
-    <w:lvl w:ilvl="0" w:tentative="0">
+    <w:lvl w:ilvl="0">
       <w:start w:val="1"/>
       <w:numFmt w:val="bullet"/>
       <w:lvlText w:val=""/>
@@ -6987,10 +5439,10 @@
         <w:ind w:left="720" w:hanging="360"/>
       </w:pPr>
       <w:rPr>
-        <w:rFonts w:hint="default" w:ascii="Symbol" w:hAnsi="Symbol"/>
+        <w:rFonts w:ascii="Symbol" w:hAnsi="Symbol" w:hint="default"/>
       </w:rPr>
     </w:lvl>
-    <w:lvl w:ilvl="1" w:tentative="0">
+    <w:lvl w:ilvl="1">
       <w:start w:val="1"/>
       <w:numFmt w:val="bullet"/>
       <w:lvlText w:val="o"/>
@@ -6999,10 +5451,10 @@
         <w:ind w:left="1440" w:hanging="360"/>
       </w:pPr>
       <w:rPr>
-        <w:rFonts w:hint="default" w:ascii="Courier New" w:hAnsi="Courier New" w:cs="Courier New"/>
+        <w:rFonts w:ascii="Courier New" w:hAnsi="Courier New" w:cs="Courier New" w:hint="default"/>
       </w:rPr>
     </w:lvl>
-    <w:lvl w:ilvl="2" w:tentative="0">
+    <w:lvl w:ilvl="2">
       <w:start w:val="1"/>
       <w:numFmt w:val="bullet"/>
       <w:lvlText w:val=""/>
@@ -7011,10 +5463,10 @@
         <w:ind w:left="2160" w:hanging="360"/>
       </w:pPr>
       <w:rPr>
-        <w:rFonts w:hint="default" w:ascii="Wingdings" w:hAnsi="Wingdings"/>
+        <w:rFonts w:ascii="Wingdings" w:hAnsi="Wingdings" w:hint="default"/>
       </w:rPr>
     </w:lvl>
-    <w:lvl w:ilvl="3" w:tentative="0">
+    <w:lvl w:ilvl="3">
       <w:start w:val="1"/>
       <w:numFmt w:val="bullet"/>
       <w:lvlText w:val=""/>
@@ -7023,10 +5475,10 @@
         <w:ind w:left="2880" w:hanging="360"/>
       </w:pPr>
       <w:rPr>
-        <w:rFonts w:hint="default" w:ascii="Symbol" w:hAnsi="Symbol"/>
+        <w:rFonts w:ascii="Symbol" w:hAnsi="Symbol" w:hint="default"/>
       </w:rPr>
     </w:lvl>
-    <w:lvl w:ilvl="4" w:tentative="0">
+    <w:lvl w:ilvl="4">
       <w:start w:val="1"/>
       <w:numFmt w:val="bullet"/>
       <w:lvlText w:val="o"/>
@@ -7035,10 +5487,10 @@
         <w:ind w:left="3600" w:hanging="360"/>
       </w:pPr>
       <w:rPr>
-        <w:rFonts w:hint="default" w:ascii="Courier New" w:hAnsi="Courier New" w:cs="Courier New"/>
+        <w:rFonts w:ascii="Courier New" w:hAnsi="Courier New" w:cs="Courier New" w:hint="default"/>
       </w:rPr>
     </w:lvl>
-    <w:lvl w:ilvl="5" w:tentative="0">
+    <w:lvl w:ilvl="5">
       <w:start w:val="1"/>
       <w:numFmt w:val="bullet"/>
       <w:lvlText w:val=""/>
@@ -7047,10 +5499,10 @@
         <w:ind w:left="4320" w:hanging="360"/>
       </w:pPr>
       <w:rPr>
-        <w:rFonts w:hint="default" w:ascii="Wingdings" w:hAnsi="Wingdings"/>
+        <w:rFonts w:ascii="Wingdings" w:hAnsi="Wingdings" w:hint="default"/>
       </w:rPr>
     </w:lvl>
-    <w:lvl w:ilvl="6" w:tentative="0">
+    <w:lvl w:ilvl="6">
       <w:start w:val="1"/>
       <w:numFmt w:val="bullet"/>
       <w:lvlText w:val=""/>
@@ -7059,10 +5511,10 @@
         <w:ind w:left="5040" w:hanging="360"/>
       </w:pPr>
       <w:rPr>
-        <w:rFonts w:hint="default" w:ascii="Symbol" w:hAnsi="Symbol"/>
+        <w:rFonts w:ascii="Symbol" w:hAnsi="Symbol" w:hint="default"/>
       </w:rPr>
     </w:lvl>
-    <w:lvl w:ilvl="7" w:tentative="0">
+    <w:lvl w:ilvl="7">
       <w:start w:val="1"/>
       <w:numFmt w:val="bullet"/>
       <w:lvlText w:val="o"/>
@@ -7071,10 +5523,10 @@
         <w:ind w:left="5760" w:hanging="360"/>
       </w:pPr>
       <w:rPr>
-        <w:rFonts w:hint="default" w:ascii="Courier New" w:hAnsi="Courier New" w:cs="Courier New"/>
+        <w:rFonts w:ascii="Courier New" w:hAnsi="Courier New" w:cs="Courier New" w:hint="default"/>
       </w:rPr>
     </w:lvl>
-    <w:lvl w:ilvl="8" w:tentative="0">
+    <w:lvl w:ilvl="8">
       <w:start w:val="1"/>
       <w:numFmt w:val="bullet"/>
       <w:lvlText w:val=""/>
@@ -7083,15 +5535,15 @@
         <w:ind w:left="6480" w:hanging="360"/>
       </w:pPr>
       <w:rPr>
-        <w:rFonts w:hint="default" w:ascii="Wingdings" w:hAnsi="Wingdings"/>
+        <w:rFonts w:ascii="Wingdings" w:hAnsi="Wingdings" w:hint="default"/>
       </w:rPr>
     </w:lvl>
   </w:abstractNum>
-  <w:abstractNum w:abstractNumId="2">
+  <w:abstractNum w:abstractNumId="2" w15:restartNumberingAfterBreak="0">
     <w:nsid w:val="632C67C4"/>
     <w:multiLevelType w:val="multilevel"/>
     <w:tmpl w:val="632C67C4"/>
-    <w:lvl w:ilvl="0" w:tentative="0">
+    <w:lvl w:ilvl="0">
       <w:start w:val="1"/>
       <w:numFmt w:val="bullet"/>
       <w:lvlText w:val=""/>
@@ -7100,10 +5552,10 @@
         <w:ind w:left="1220" w:hanging="360"/>
       </w:pPr>
       <w:rPr>
-        <w:rFonts w:hint="default" w:ascii="Symbol" w:hAnsi="Symbol"/>
+        <w:rFonts w:ascii="Symbol" w:hAnsi="Symbol" w:hint="default"/>
       </w:rPr>
     </w:lvl>
-    <w:lvl w:ilvl="1" w:tentative="0">
+    <w:lvl w:ilvl="1">
       <w:start w:val="1"/>
       <w:numFmt w:val="bullet"/>
       <w:lvlText w:val="o"/>
@@ -7112,10 +5564,10 @@
         <w:ind w:left="1940" w:hanging="360"/>
       </w:pPr>
       <w:rPr>
-        <w:rFonts w:hint="default" w:ascii="Courier New" w:hAnsi="Courier New" w:cs="Courier New"/>
+        <w:rFonts w:ascii="Courier New" w:hAnsi="Courier New" w:cs="Courier New" w:hint="default"/>
       </w:rPr>
     </w:lvl>
-    <w:lvl w:ilvl="2" w:tentative="0">
+    <w:lvl w:ilvl="2">
       <w:start w:val="1"/>
       <w:numFmt w:val="bullet"/>
       <w:lvlText w:val=""/>
@@ -7124,10 +5576,10 @@
         <w:ind w:left="2660" w:hanging="360"/>
       </w:pPr>
       <w:rPr>
-        <w:rFonts w:hint="default" w:ascii="Wingdings" w:hAnsi="Wingdings"/>
+        <w:rFonts w:ascii="Wingdings" w:hAnsi="Wingdings" w:hint="default"/>
       </w:rPr>
     </w:lvl>
-    <w:lvl w:ilvl="3" w:tentative="0">
+    <w:lvl w:ilvl="3">
       <w:start w:val="1"/>
       <w:numFmt w:val="bullet"/>
       <w:lvlText w:val=""/>
@@ -7136,10 +5588,10 @@
         <w:ind w:left="3380" w:hanging="360"/>
       </w:pPr>
       <w:rPr>
-        <w:rFonts w:hint="default" w:ascii="Symbol" w:hAnsi="Symbol"/>
+        <w:rFonts w:ascii="Symbol" w:hAnsi="Symbol" w:hint="default"/>
       </w:rPr>
     </w:lvl>
-    <w:lvl w:ilvl="4" w:tentative="0">
+    <w:lvl w:ilvl="4">
       <w:start w:val="1"/>
       <w:numFmt w:val="bullet"/>
       <w:lvlText w:val="o"/>
@@ -7148,10 +5600,10 @@
         <w:ind w:left="4100" w:hanging="360"/>
       </w:pPr>
       <w:rPr>
-        <w:rFonts w:hint="default" w:ascii="Courier New" w:hAnsi="Courier New" w:cs="Courier New"/>
+        <w:rFonts w:ascii="Courier New" w:hAnsi="Courier New" w:cs="Courier New" w:hint="default"/>
       </w:rPr>
     </w:lvl>
-    <w:lvl w:ilvl="5" w:tentative="0">
+    <w:lvl w:ilvl="5">
       <w:start w:val="1"/>
       <w:numFmt w:val="bullet"/>
       <w:lvlText w:val=""/>
@@ -7160,10 +5612,10 @@
         <w:ind w:left="4820" w:hanging="360"/>
       </w:pPr>
       <w:rPr>
-        <w:rFonts w:hint="default" w:ascii="Wingdings" w:hAnsi="Wingdings"/>
+        <w:rFonts w:ascii="Wingdings" w:hAnsi="Wingdings" w:hint="default"/>
       </w:rPr>
     </w:lvl>
-    <w:lvl w:ilvl="6" w:tentative="0">
+    <w:lvl w:ilvl="6">
       <w:start w:val="1"/>
       <w:numFmt w:val="bullet"/>
       <w:lvlText w:val=""/>
@@ -7172,10 +5624,10 @@
         <w:ind w:left="5540" w:hanging="360"/>
       </w:pPr>
       <w:rPr>
-        <w:rFonts w:hint="default" w:ascii="Symbol" w:hAnsi="Symbol"/>
+        <w:rFonts w:ascii="Symbol" w:hAnsi="Symbol" w:hint="default"/>
       </w:rPr>
     </w:lvl>
-    <w:lvl w:ilvl="7" w:tentative="0">
+    <w:lvl w:ilvl="7">
       <w:start w:val="1"/>
       <w:numFmt w:val="bullet"/>
       <w:lvlText w:val="o"/>
@@ -7184,10 +5636,10 @@
         <w:ind w:left="6260" w:hanging="360"/>
       </w:pPr>
       <w:rPr>
-        <w:rFonts w:hint="default" w:ascii="Courier New" w:hAnsi="Courier New" w:cs="Courier New"/>
+        <w:rFonts w:ascii="Courier New" w:hAnsi="Courier New" w:cs="Courier New" w:hint="default"/>
       </w:rPr>
     </w:lvl>
-    <w:lvl w:ilvl="8" w:tentative="0">
+    <w:lvl w:ilvl="8">
       <w:start w:val="1"/>
       <w:numFmt w:val="bullet"/>
       <w:lvlText w:val=""/>
@@ -7196,306 +5648,431 @@
         <w:ind w:left="6980" w:hanging="360"/>
       </w:pPr>
       <w:rPr>
-        <w:rFonts w:hint="default" w:ascii="Wingdings" w:hAnsi="Wingdings"/>
+        <w:rFonts w:ascii="Wingdings" w:hAnsi="Wingdings" w:hint="default"/>
       </w:rPr>
     </w:lvl>
   </w:abstractNum>
-  <w:num w:numId="1">
+  <w:num w:numId="1" w16cid:durableId="1800537957">
     <w:abstractNumId w:val="0"/>
   </w:num>
-  <w:num w:numId="2">
+  <w:num w:numId="2" w16cid:durableId="1611160550">
     <w:abstractNumId w:val="1"/>
   </w:num>
-  <w:num w:numId="3">
+  <w:num w:numId="3" w16cid:durableId="834732391">
     <w:abstractNumId w:val="2"/>
   </w:num>
 </w:numbering>
 </file>
 
 <file path=word/styles.xml><?xml version="1.0" encoding="utf-8"?>
-<w:styles xmlns:mc="http://schemas.openxmlformats.org/markup-compatibility/2006" xmlns:o="urn:schemas-microsoft-com:office:office" xmlns:r="http://schemas.openxmlformats.org/officeDocument/2006/relationships" xmlns:m="http://schemas.openxmlformats.org/officeDocument/2006/math" xmlns:v="urn:schemas-microsoft-com:vml" xmlns:w="http://schemas.openxmlformats.org/wordprocessingml/2006/main" xmlns:w14="http://schemas.microsoft.com/office/word/2010/wordml" xmlns:w10="urn:schemas-microsoft-com:office:word" xmlns:sl="http://schemas.openxmlformats.org/schemaLibrary/2006/main" xmlns:wpsCustomData="http://www.wps.cn/officeDocument/2013/wpsCustomData" mc:Ignorable="w14">
+<w:styles xmlns:mc="http://schemas.openxmlformats.org/markup-compatibility/2006" xmlns:r="http://schemas.openxmlformats.org/officeDocument/2006/relationships" xmlns:w="http://schemas.openxmlformats.org/wordprocessingml/2006/main" xmlns:w14="http://schemas.microsoft.com/office/word/2010/wordml" xmlns:w15="http://schemas.microsoft.com/office/word/2012/wordml" xmlns:w16cex="http://schemas.microsoft.com/office/word/2018/wordml/cex" xmlns:w16cid="http://schemas.microsoft.com/office/word/2016/wordml/cid" xmlns:w16="http://schemas.microsoft.com/office/word/2018/wordml" xmlns:w16du="http://schemas.microsoft.com/office/word/2023/wordml/word16du" xmlns:w16sdtdh="http://schemas.microsoft.com/office/word/2020/wordml/sdtdatahash" xmlns:w16sdtfl="http://schemas.microsoft.com/office/word/2024/wordml/sdtformatlock" xmlns:w16se="http://schemas.microsoft.com/office/word/2015/wordml/symex" mc:Ignorable="w14 w15 w16se w16cid w16 w16cex w16sdtdh w16sdtfl w16du">
   <w:docDefaults>
     <w:rPrDefault>
       <w:rPr>
-        <w:rFonts w:asciiTheme="minorHAnsi" w:hAnsiTheme="minorHAnsi" w:eastAsiaTheme="minorEastAsia" w:cstheme="minorBidi"/>
+        <w:rFonts w:asciiTheme="minorHAnsi" w:eastAsiaTheme="minorEastAsia" w:hAnsiTheme="minorHAnsi" w:cstheme="minorBidi"/>
+        <w:lang w:eastAsia="zh-CN" w:bidi="ar-SA"/>
       </w:rPr>
     </w:rPrDefault>
     <w:pPrDefault/>
   </w:docDefaults>
-  <w:latentStyles w:count="260" w:defQFormat="0" w:defUnhideWhenUsed="1" w:defSemiHidden="1" w:defUIPriority="99" w:defLockedState="0">
-    <w:lsdException w:qFormat="1" w:unhideWhenUsed="0" w:uiPriority="0" w:semiHidden="0" w:name="Normal"/>
-    <w:lsdException w:qFormat="1" w:unhideWhenUsed="0" w:uiPriority="9" w:semiHidden="0" w:name="heading 1"/>
-    <w:lsdException w:qFormat="1" w:uiPriority="9" w:semiHidden="0" w:name="heading 2"/>
-    <w:lsdException w:qFormat="1" w:uiPriority="9" w:name="heading 3"/>
-    <w:lsdException w:qFormat="1" w:uiPriority="9" w:name="heading 4"/>
-    <w:lsdException w:qFormat="1" w:uiPriority="9" w:name="heading 5"/>
-    <w:lsdException w:qFormat="1" w:uiPriority="9" w:name="heading 6"/>
-    <w:lsdException w:qFormat="1" w:uiPriority="9" w:name="heading 7"/>
-    <w:lsdException w:qFormat="1" w:uiPriority="9" w:name="heading 8"/>
-    <w:lsdException w:qFormat="1" w:uiPriority="9" w:name="heading 9"/>
-    <w:lsdException w:uiPriority="99" w:name="index 1"/>
-    <w:lsdException w:uiPriority="99" w:name="index 2"/>
-    <w:lsdException w:uiPriority="99" w:name="index 3"/>
-    <w:lsdException w:uiPriority="99" w:name="index 4"/>
-    <w:lsdException w:uiPriority="99" w:name="index 5"/>
-    <w:lsdException w:uiPriority="99" w:name="index 6"/>
-    <w:lsdException w:uiPriority="99" w:name="index 7"/>
-    <w:lsdException w:uiPriority="99" w:name="index 8"/>
-    <w:lsdException w:uiPriority="99" w:name="index 9"/>
-    <w:lsdException w:uiPriority="39" w:name="toc 1"/>
-    <w:lsdException w:uiPriority="39" w:name="toc 2"/>
-    <w:lsdException w:uiPriority="39" w:name="toc 3"/>
-    <w:lsdException w:uiPriority="39" w:name="toc 4"/>
-    <w:lsdException w:uiPriority="39" w:name="toc 5"/>
-    <w:lsdException w:uiPriority="39" w:name="toc 6"/>
-    <w:lsdException w:uiPriority="39" w:name="toc 7"/>
-    <w:lsdException w:uiPriority="39" w:name="toc 8"/>
-    <w:lsdException w:uiPriority="39" w:name="toc 9"/>
-    <w:lsdException w:uiPriority="99" w:name="Normal Indent"/>
-    <w:lsdException w:uiPriority="99" w:name="footnote text"/>
-    <w:lsdException w:uiPriority="99" w:name="annotation text"/>
-    <w:lsdException w:uiPriority="99" w:semiHidden="0" w:name="header"/>
-    <w:lsdException w:qFormat="1" w:uiPriority="99" w:semiHidden="0" w:name="footer"/>
-    <w:lsdException w:uiPriority="99" w:name="index heading"/>
-    <w:lsdException w:qFormat="1" w:uiPriority="35" w:name="caption"/>
-    <w:lsdException w:uiPriority="99" w:name="table of figures"/>
-    <w:lsdException w:uiPriority="99" w:name="envelope address"/>
-    <w:lsdException w:uiPriority="99" w:name="envelope return"/>
-    <w:lsdException w:uiPriority="99" w:name="footnote reference"/>
-    <w:lsdException w:uiPriority="99" w:name="annotation reference"/>
-    <w:lsdException w:uiPriority="99" w:name="line number"/>
-    <w:lsdException w:uiPriority="99" w:name="page number"/>
-    <w:lsdException w:uiPriority="99" w:name="endnote reference"/>
-    <w:lsdException w:uiPriority="99" w:name="endnote text"/>
-    <w:lsdException w:uiPriority="99" w:name="table of authorities"/>
-    <w:lsdException w:uiPriority="99" w:name="macro"/>
-    <w:lsdException w:uiPriority="99" w:name="toa heading"/>
-    <w:lsdException w:uiPriority="99" w:name="List"/>
-    <w:lsdException w:uiPriority="99" w:name="List Bullet"/>
-    <w:lsdException w:uiPriority="99" w:name="List Number"/>
-    <w:lsdException w:uiPriority="99" w:name="List 2"/>
-    <w:lsdException w:uiPriority="99" w:name="List 3"/>
-    <w:lsdException w:uiPriority="99" w:name="List 4"/>
-    <w:lsdException w:uiPriority="99" w:name="List 5"/>
-    <w:lsdException w:uiPriority="99" w:name="List Bullet 2"/>
-    <w:lsdException w:uiPriority="99" w:name="List Bullet 3"/>
-    <w:lsdException w:uiPriority="99" w:name="List Bullet 4"/>
-    <w:lsdException w:uiPriority="99" w:name="List Bullet 5"/>
-    <w:lsdException w:uiPriority="99" w:name="List Number 2"/>
-    <w:lsdException w:uiPriority="99" w:name="List Number 3"/>
-    <w:lsdException w:uiPriority="99" w:name="List Number 4"/>
-    <w:lsdException w:uiPriority="99" w:name="List Number 5"/>
-    <w:lsdException w:qFormat="1" w:unhideWhenUsed="0" w:uiPriority="10" w:semiHidden="0" w:name="Title"/>
-    <w:lsdException w:uiPriority="99" w:name="Closing"/>
-    <w:lsdException w:uiPriority="99" w:name="Signature"/>
-    <w:lsdException w:uiPriority="1" w:name="Default Paragraph Font"/>
-    <w:lsdException w:uiPriority="99" w:name="Body Text"/>
-    <w:lsdException w:uiPriority="99" w:name="Body Text Indent"/>
-    <w:lsdException w:uiPriority="99" w:name="List Continue"/>
-    <w:lsdException w:uiPriority="99" w:name="List Continue 2"/>
-    <w:lsdException w:uiPriority="99" w:name="List Continue 3"/>
-    <w:lsdException w:uiPriority="99" w:name="List Continue 4"/>
-    <w:lsdException w:uiPriority="99" w:name="List Continue 5"/>
-    <w:lsdException w:uiPriority="99" w:name="Message Header"/>
-    <w:lsdException w:qFormat="1" w:unhideWhenUsed="0" w:uiPriority="11" w:semiHidden="0" w:name="Subtitle"/>
-    <w:lsdException w:uiPriority="99" w:name="Salutation"/>
-    <w:lsdException w:uiPriority="99" w:name="Date"/>
-    <w:lsdException w:uiPriority="99" w:name="Body Text First Indent"/>
-    <w:lsdException w:uiPriority="99" w:name="Body Text First Indent 2"/>
-    <w:lsdException w:uiPriority="99" w:name="Note Heading"/>
-    <w:lsdException w:uiPriority="99" w:name="Body Text 2"/>
-    <w:lsdException w:uiPriority="99" w:name="Body Text 3"/>
-    <w:lsdException w:uiPriority="99" w:name="Body Text Indent 2"/>
-    <w:lsdException w:uiPriority="99" w:name="Body Text Indent 3"/>
-    <w:lsdException w:uiPriority="99" w:name="Block Text"/>
-    <w:lsdException w:uiPriority="99" w:name="Hyperlink"/>
-    <w:lsdException w:uiPriority="99" w:name="FollowedHyperlink"/>
-    <w:lsdException w:qFormat="1" w:unhideWhenUsed="0" w:uiPriority="22" w:semiHidden="0" w:name="Strong"/>
-    <w:lsdException w:qFormat="1" w:unhideWhenUsed="0" w:uiPriority="20" w:semiHidden="0" w:name="Emphasis"/>
-    <w:lsdException w:uiPriority="99" w:name="Document Map"/>
-    <w:lsdException w:uiPriority="99" w:name="Plain Text"/>
-    <w:lsdException w:uiPriority="99" w:name="E-mail Signature"/>
-    <w:lsdException w:uiPriority="99" w:name="Normal (Web)"/>
-    <w:lsdException w:uiPriority="99" w:name="HTML Acronym"/>
-    <w:lsdException w:uiPriority="99" w:name="HTML Address"/>
-    <w:lsdException w:uiPriority="99" w:name="HTML Cite"/>
-    <w:lsdException w:uiPriority="99" w:name="HTML Code"/>
-    <w:lsdException w:uiPriority="99" w:name="HTML Definition"/>
-    <w:lsdException w:uiPriority="99" w:name="HTML Keyboard"/>
-    <w:lsdException w:uiPriority="99" w:name="HTML Preformatted"/>
-    <w:lsdException w:uiPriority="99" w:name="HTML Sample"/>
-    <w:lsdException w:uiPriority="99" w:name="HTML Typewriter"/>
-    <w:lsdException w:uiPriority="99" w:name="HTML Variable"/>
-    <w:lsdException w:uiPriority="99" w:name="Normal Table"/>
-    <w:lsdException w:uiPriority="99" w:name="annotation subject"/>
-    <w:lsdException w:uiPriority="99" w:name="Table Simple 1"/>
-    <w:lsdException w:uiPriority="99" w:name="Table Simple 2"/>
-    <w:lsdException w:uiPriority="99" w:name="Table Simple 3"/>
-    <w:lsdException w:uiPriority="99" w:name="Table Classic 1"/>
-    <w:lsdException w:uiPriority="99" w:name="Table Classic 2"/>
-    <w:lsdException w:uiPriority="99" w:name="Table Classic 3"/>
-    <w:lsdException w:uiPriority="99" w:name="Table Classic 4"/>
-    <w:lsdException w:uiPriority="99" w:name="Table Colorful 1"/>
-    <w:lsdException w:uiPriority="99" w:name="Table Colorful 2"/>
-    <w:lsdException w:uiPriority="99" w:name="Table Colorful 3"/>
-    <w:lsdException w:uiPriority="99" w:name="Table Columns 1"/>
-    <w:lsdException w:uiPriority="99" w:name="Table Columns 2"/>
-    <w:lsdException w:uiPriority="99" w:name="Table Columns 3"/>
-    <w:lsdException w:uiPriority="99" w:name="Table Columns 4"/>
-    <w:lsdException w:uiPriority="99" w:name="Table Columns 5"/>
-    <w:lsdException w:uiPriority="99" w:name="Table Grid 1"/>
-    <w:lsdException w:uiPriority="99" w:name="Table Grid 2"/>
-    <w:lsdException w:uiPriority="99" w:name="Table Grid 3"/>
-    <w:lsdException w:uiPriority="99" w:name="Table Grid 4"/>
-    <w:lsdException w:uiPriority="99" w:name="Table Grid 5"/>
-    <w:lsdException w:uiPriority="99" w:name="Table Grid 6"/>
-    <w:lsdException w:uiPriority="99" w:name="Table Grid 7"/>
-    <w:lsdException w:uiPriority="99" w:name="Table Grid 8"/>
-    <w:lsdException w:uiPriority="99" w:name="Table List 1"/>
-    <w:lsdException w:uiPriority="99" w:name="Table List 2"/>
-    <w:lsdException w:uiPriority="99" w:name="Table List 3"/>
-    <w:lsdException w:uiPriority="99" w:name="Table List 4"/>
-    <w:lsdException w:uiPriority="99" w:name="Table List 5"/>
-    <w:lsdException w:uiPriority="99" w:name="Table List 6"/>
-    <w:lsdException w:uiPriority="99" w:name="Table List 7"/>
-    <w:lsdException w:uiPriority="99" w:name="Table List 8"/>
-    <w:lsdException w:uiPriority="99" w:name="Table 3D effects 1"/>
-    <w:lsdException w:uiPriority="99" w:name="Table 3D effects 2"/>
-    <w:lsdException w:uiPriority="99" w:name="Table 3D effects 3"/>
-    <w:lsdException w:uiPriority="99" w:name="Table Contemporary"/>
-    <w:lsdException w:uiPriority="99" w:name="Table Elegant"/>
-    <w:lsdException w:uiPriority="99" w:name="Table Professional"/>
-    <w:lsdException w:uiPriority="99" w:name="Table Subtle 1"/>
-    <w:lsdException w:uiPriority="99" w:name="Table Subtle 2"/>
-    <w:lsdException w:uiPriority="99" w:name="Table Web 1"/>
-    <w:lsdException w:uiPriority="99" w:name="Table Web 2"/>
-    <w:lsdException w:uiPriority="99" w:name="Table Web 3"/>
-    <w:lsdException w:uiPriority="99" w:name="Balloon Text"/>
-    <w:lsdException w:qFormat="1" w:unhideWhenUsed="0" w:uiPriority="39" w:semiHidden="0" w:name="Table Grid"/>
-    <w:lsdException w:uiPriority="99" w:name="Table Theme"/>
-    <w:lsdException w:unhideWhenUsed="0" w:uiPriority="60" w:semiHidden="0" w:name="Light Shading"/>
-    <w:lsdException w:unhideWhenUsed="0" w:uiPriority="61" w:semiHidden="0" w:name="Light List"/>
-    <w:lsdException w:unhideWhenUsed="0" w:uiPriority="62" w:semiHidden="0" w:name="Light Grid"/>
-    <w:lsdException w:unhideWhenUsed="0" w:uiPriority="63" w:semiHidden="0" w:name="Medium Shading 1"/>
-    <w:lsdException w:unhideWhenUsed="0" w:uiPriority="64" w:semiHidden="0" w:name="Medium Shading 2"/>
-    <w:lsdException w:unhideWhenUsed="0" w:uiPriority="65" w:semiHidden="0" w:name="Medium List 1"/>
-    <w:lsdException w:unhideWhenUsed="0" w:uiPriority="66" w:semiHidden="0" w:name="Medium List 2"/>
-    <w:lsdException w:unhideWhenUsed="0" w:uiPriority="67" w:semiHidden="0" w:name="Medium Grid 1"/>
-    <w:lsdException w:unhideWhenUsed="0" w:uiPriority="68" w:semiHidden="0" w:name="Medium Grid 2"/>
-    <w:lsdException w:unhideWhenUsed="0" w:uiPriority="69" w:semiHidden="0" w:name="Medium Grid 3"/>
-    <w:lsdException w:unhideWhenUsed="0" w:uiPriority="70" w:semiHidden="0" w:name="Dark List"/>
-    <w:lsdException w:unhideWhenUsed="0" w:uiPriority="71" w:semiHidden="0" w:name="Colorful Shading"/>
-    <w:lsdException w:unhideWhenUsed="0" w:uiPriority="72" w:semiHidden="0" w:name="Colorful List"/>
-    <w:lsdException w:unhideWhenUsed="0" w:uiPriority="73" w:semiHidden="0" w:name="Colorful Grid"/>
-    <w:lsdException w:unhideWhenUsed="0" w:uiPriority="60" w:semiHidden="0" w:name="Light Shading Accent 1"/>
-    <w:lsdException w:unhideWhenUsed="0" w:uiPriority="61" w:semiHidden="0" w:name="Light List Accent 1"/>
-    <w:lsdException w:unhideWhenUsed="0" w:uiPriority="62" w:semiHidden="0" w:name="Light Grid Accent 1"/>
-    <w:lsdException w:unhideWhenUsed="0" w:uiPriority="63" w:semiHidden="0" w:name="Medium Shading 1 Accent 1"/>
-    <w:lsdException w:unhideWhenUsed="0" w:uiPriority="64" w:semiHidden="0" w:name="Medium Shading 2 Accent 1"/>
-    <w:lsdException w:unhideWhenUsed="0" w:uiPriority="65" w:semiHidden="0" w:name="Medium List 1 Accent 1"/>
-    <w:lsdException w:unhideWhenUsed="0" w:uiPriority="99" w:semiHidden="0" w:name="List Paragraph"/>
-    <w:lsdException w:unhideWhenUsed="0" w:uiPriority="66" w:semiHidden="0" w:name="Medium List 2 Accent 1"/>
-    <w:lsdException w:unhideWhenUsed="0" w:uiPriority="67" w:semiHidden="0" w:name="Medium Grid 1 Accent 1"/>
-    <w:lsdException w:unhideWhenUsed="0" w:uiPriority="68" w:semiHidden="0" w:name="Medium Grid 2 Accent 1"/>
-    <w:lsdException w:unhideWhenUsed="0" w:uiPriority="69" w:semiHidden="0" w:name="Medium Grid 3 Accent 1"/>
-    <w:lsdException w:unhideWhenUsed="0" w:uiPriority="70" w:semiHidden="0" w:name="Dark List Accent 1"/>
-    <w:lsdException w:unhideWhenUsed="0" w:uiPriority="71" w:semiHidden="0" w:name="Colorful Shading Accent 1"/>
-    <w:lsdException w:unhideWhenUsed="0" w:uiPriority="72" w:semiHidden="0" w:name="Colorful List Accent 1"/>
-    <w:lsdException w:unhideWhenUsed="0" w:uiPriority="73" w:semiHidden="0" w:name="Colorful Grid Accent 1"/>
-    <w:lsdException w:unhideWhenUsed="0" w:uiPriority="60" w:semiHidden="0" w:name="Light Shading Accent 2"/>
-    <w:lsdException w:unhideWhenUsed="0" w:uiPriority="61" w:semiHidden="0" w:name="Light List Accent 2"/>
-    <w:lsdException w:unhideWhenUsed="0" w:uiPriority="62" w:semiHidden="0" w:name="Light Grid Accent 2"/>
-    <w:lsdException w:unhideWhenUsed="0" w:uiPriority="63" w:semiHidden="0" w:name="Medium Shading 1 Accent 2"/>
-    <w:lsdException w:unhideWhenUsed="0" w:uiPriority="64" w:semiHidden="0" w:name="Medium Shading 2 Accent 2"/>
-    <w:lsdException w:unhideWhenUsed="0" w:uiPriority="65" w:semiHidden="0" w:name="Medium List 1 Accent 2"/>
-    <w:lsdException w:unhideWhenUsed="0" w:uiPriority="66" w:semiHidden="0" w:name="Medium List 2 Accent 2"/>
-    <w:lsdException w:unhideWhenUsed="0" w:uiPriority="67" w:semiHidden="0" w:name="Medium Grid 1 Accent 2"/>
-    <w:lsdException w:unhideWhenUsed="0" w:uiPriority="68" w:semiHidden="0" w:name="Medium Grid 2 Accent 2"/>
-    <w:lsdException w:unhideWhenUsed="0" w:uiPriority="69" w:semiHidden="0" w:name="Medium Grid 3 Accent 2"/>
-    <w:lsdException w:unhideWhenUsed="0" w:uiPriority="70" w:semiHidden="0" w:name="Dark List Accent 2"/>
-    <w:lsdException w:unhideWhenUsed="0" w:uiPriority="71" w:semiHidden="0" w:name="Colorful Shading Accent 2"/>
-    <w:lsdException w:unhideWhenUsed="0" w:uiPriority="72" w:semiHidden="0" w:name="Colorful List Accent 2"/>
-    <w:lsdException w:unhideWhenUsed="0" w:uiPriority="73" w:semiHidden="0" w:name="Colorful Grid Accent 2"/>
-    <w:lsdException w:unhideWhenUsed="0" w:uiPriority="60" w:semiHidden="0" w:name="Light Shading Accent 3"/>
-    <w:lsdException w:unhideWhenUsed="0" w:uiPriority="61" w:semiHidden="0" w:name="Light List Accent 3"/>
-    <w:lsdException w:unhideWhenUsed="0" w:uiPriority="62" w:semiHidden="0" w:name="Light Grid Accent 3"/>
-    <w:lsdException w:unhideWhenUsed="0" w:uiPriority="63" w:semiHidden="0" w:name="Medium Shading 1 Accent 3"/>
-    <w:lsdException w:unhideWhenUsed="0" w:uiPriority="64" w:semiHidden="0" w:name="Medium Shading 2 Accent 3"/>
-    <w:lsdException w:unhideWhenUsed="0" w:uiPriority="65" w:semiHidden="0" w:name="Medium List 1 Accent 3"/>
-    <w:lsdException w:unhideWhenUsed="0" w:uiPriority="66" w:semiHidden="0" w:name="Medium List 2 Accent 3"/>
-    <w:lsdException w:unhideWhenUsed="0" w:uiPriority="67" w:semiHidden="0" w:name="Medium Grid 1 Accent 3"/>
-    <w:lsdException w:unhideWhenUsed="0" w:uiPriority="68" w:semiHidden="0" w:name="Medium Grid 2 Accent 3"/>
-    <w:lsdException w:unhideWhenUsed="0" w:uiPriority="69" w:semiHidden="0" w:name="Medium Grid 3 Accent 3"/>
-    <w:lsdException w:unhideWhenUsed="0" w:uiPriority="70" w:semiHidden="0" w:name="Dark List Accent 3"/>
-    <w:lsdException w:unhideWhenUsed="0" w:uiPriority="71" w:semiHidden="0" w:name="Colorful Shading Accent 3"/>
-    <w:lsdException w:unhideWhenUsed="0" w:uiPriority="72" w:semiHidden="0" w:name="Colorful List Accent 3"/>
-    <w:lsdException w:unhideWhenUsed="0" w:uiPriority="73" w:semiHidden="0" w:name="Colorful Grid Accent 3"/>
-    <w:lsdException w:unhideWhenUsed="0" w:uiPriority="60" w:semiHidden="0" w:name="Light Shading Accent 4"/>
-    <w:lsdException w:unhideWhenUsed="0" w:uiPriority="61" w:semiHidden="0" w:name="Light List Accent 4"/>
-    <w:lsdException w:unhideWhenUsed="0" w:uiPriority="62" w:semiHidden="0" w:name="Light Grid Accent 4"/>
-    <w:lsdException w:unhideWhenUsed="0" w:uiPriority="63" w:semiHidden="0" w:name="Medium Shading 1 Accent 4"/>
-    <w:lsdException w:unhideWhenUsed="0" w:uiPriority="64" w:semiHidden="0" w:name="Medium Shading 2 Accent 4"/>
-    <w:lsdException w:unhideWhenUsed="0" w:uiPriority="65" w:semiHidden="0" w:name="Medium List 1 Accent 4"/>
-    <w:lsdException w:unhideWhenUsed="0" w:uiPriority="66" w:semiHidden="0" w:name="Medium List 2 Accent 4"/>
-    <w:lsdException w:unhideWhenUsed="0" w:uiPriority="67" w:semiHidden="0" w:name="Medium Grid 1 Accent 4"/>
-    <w:lsdException w:unhideWhenUsed="0" w:uiPriority="68" w:semiHidden="0" w:name="Medium Grid 2 Accent 4"/>
-    <w:lsdException w:unhideWhenUsed="0" w:uiPriority="69" w:semiHidden="0" w:name="Medium Grid 3 Accent 4"/>
-    <w:lsdException w:unhideWhenUsed="0" w:uiPriority="70" w:semiHidden="0" w:name="Dark List Accent 4"/>
-    <w:lsdException w:unhideWhenUsed="0" w:uiPriority="71" w:semiHidden="0" w:name="Colorful Shading Accent 4"/>
-    <w:lsdException w:unhideWhenUsed="0" w:uiPriority="72" w:semiHidden="0" w:name="Colorful List Accent 4"/>
-    <w:lsdException w:unhideWhenUsed="0" w:uiPriority="73" w:semiHidden="0" w:name="Colorful Grid Accent 4"/>
-    <w:lsdException w:unhideWhenUsed="0" w:uiPriority="60" w:semiHidden="0" w:name="Light Shading Accent 5"/>
-    <w:lsdException w:unhideWhenUsed="0" w:uiPriority="61" w:semiHidden="0" w:name="Light List Accent 5"/>
-    <w:lsdException w:unhideWhenUsed="0" w:uiPriority="62" w:semiHidden="0" w:name="Light Grid Accent 5"/>
-    <w:lsdException w:unhideWhenUsed="0" w:uiPriority="63" w:semiHidden="0" w:name="Medium Shading 1 Accent 5"/>
-    <w:lsdException w:unhideWhenUsed="0" w:uiPriority="64" w:semiHidden="0" w:name="Medium Shading 2 Accent 5"/>
-    <w:lsdException w:unhideWhenUsed="0" w:uiPriority="65" w:semiHidden="0" w:name="Medium List 1 Accent 5"/>
-    <w:lsdException w:unhideWhenUsed="0" w:uiPriority="66" w:semiHidden="0" w:name="Medium List 2 Accent 5"/>
-    <w:lsdException w:unhideWhenUsed="0" w:uiPriority="67" w:semiHidden="0" w:name="Medium Grid 1 Accent 5"/>
-    <w:lsdException w:unhideWhenUsed="0" w:uiPriority="68" w:semiHidden="0" w:name="Medium Grid 2 Accent 5"/>
-    <w:lsdException w:unhideWhenUsed="0" w:uiPriority="69" w:semiHidden="0" w:name="Medium Grid 3 Accent 5"/>
-    <w:lsdException w:unhideWhenUsed="0" w:uiPriority="70" w:semiHidden="0" w:name="Dark List Accent 5"/>
-    <w:lsdException w:unhideWhenUsed="0" w:uiPriority="71" w:semiHidden="0" w:name="Colorful Shading Accent 5"/>
-    <w:lsdException w:unhideWhenUsed="0" w:uiPriority="72" w:semiHidden="0" w:name="Colorful List Accent 5"/>
-    <w:lsdException w:unhideWhenUsed="0" w:uiPriority="73" w:semiHidden="0" w:name="Colorful Grid Accent 5"/>
-    <w:lsdException w:unhideWhenUsed="0" w:uiPriority="60" w:semiHidden="0" w:name="Light Shading Accent 6"/>
-    <w:lsdException w:unhideWhenUsed="0" w:uiPriority="61" w:semiHidden="0" w:name="Light List Accent 6"/>
-    <w:lsdException w:unhideWhenUsed="0" w:uiPriority="62" w:semiHidden="0" w:name="Light Grid Accent 6"/>
-    <w:lsdException w:unhideWhenUsed="0" w:uiPriority="63" w:semiHidden="0" w:name="Medium Shading 1 Accent 6"/>
-    <w:lsdException w:unhideWhenUsed="0" w:uiPriority="64" w:semiHidden="0" w:name="Medium Shading 2 Accent 6"/>
-    <w:lsdException w:unhideWhenUsed="0" w:uiPriority="65" w:semiHidden="0" w:name="Medium List 1 Accent 6"/>
-    <w:lsdException w:unhideWhenUsed="0" w:uiPriority="66" w:semiHidden="0" w:name="Medium List 2 Accent 6"/>
-    <w:lsdException w:unhideWhenUsed="0" w:uiPriority="67" w:semiHidden="0" w:name="Medium Grid 1 Accent 6"/>
-    <w:lsdException w:unhideWhenUsed="0" w:uiPriority="68" w:semiHidden="0" w:name="Medium Grid 2 Accent 6"/>
-    <w:lsdException w:unhideWhenUsed="0" w:uiPriority="69" w:semiHidden="0" w:name="Medium Grid 3 Accent 6"/>
-    <w:lsdException w:unhideWhenUsed="0" w:uiPriority="70" w:semiHidden="0" w:name="Dark List Accent 6"/>
-    <w:lsdException w:unhideWhenUsed="0" w:uiPriority="71" w:semiHidden="0" w:name="Colorful Shading Accent 6"/>
-    <w:lsdException w:unhideWhenUsed="0" w:uiPriority="72" w:semiHidden="0" w:name="Colorful List Accent 6"/>
-    <w:lsdException w:unhideWhenUsed="0" w:uiPriority="73" w:semiHidden="0" w:name="Colorful Grid Accent 6"/>
+  <w:latentStyles w:defLockedState="0" w:defUIPriority="99" w:defSemiHidden="0" w:defUnhideWhenUsed="0" w:defQFormat="0" w:count="376">
+    <w:lsdException w:name="Normal" w:uiPriority="0" w:qFormat="1"/>
+    <w:lsdException w:name="heading 1" w:uiPriority="9" w:qFormat="1"/>
+    <w:lsdException w:name="heading 2" w:uiPriority="9" w:unhideWhenUsed="1" w:qFormat="1"/>
+    <w:lsdException w:name="heading 3" w:semiHidden="1" w:uiPriority="9" w:unhideWhenUsed="1" w:qFormat="1"/>
+    <w:lsdException w:name="heading 4" w:semiHidden="1" w:uiPriority="9" w:unhideWhenUsed="1" w:qFormat="1"/>
+    <w:lsdException w:name="heading 5" w:semiHidden="1" w:uiPriority="9" w:unhideWhenUsed="1" w:qFormat="1"/>
+    <w:lsdException w:name="heading 6" w:semiHidden="1" w:uiPriority="9" w:unhideWhenUsed="1" w:qFormat="1"/>
+    <w:lsdException w:name="heading 7" w:semiHidden="1" w:uiPriority="9" w:unhideWhenUsed="1" w:qFormat="1"/>
+    <w:lsdException w:name="heading 8" w:semiHidden="1" w:uiPriority="9" w:unhideWhenUsed="1" w:qFormat="1"/>
+    <w:lsdException w:name="heading 9" w:semiHidden="1" w:uiPriority="9" w:unhideWhenUsed="1" w:qFormat="1"/>
+    <w:lsdException w:name="index 1" w:semiHidden="1" w:unhideWhenUsed="1"/>
+    <w:lsdException w:name="index 2" w:semiHidden="1" w:unhideWhenUsed="1"/>
+    <w:lsdException w:name="index 3" w:semiHidden="1" w:unhideWhenUsed="1"/>
+    <w:lsdException w:name="index 4" w:semiHidden="1" w:unhideWhenUsed="1"/>
+    <w:lsdException w:name="index 5" w:semiHidden="1" w:unhideWhenUsed="1"/>
+    <w:lsdException w:name="index 6" w:semiHidden="1" w:unhideWhenUsed="1"/>
+    <w:lsdException w:name="index 7" w:semiHidden="1" w:unhideWhenUsed="1"/>
+    <w:lsdException w:name="index 8" w:semiHidden="1" w:unhideWhenUsed="1"/>
+    <w:lsdException w:name="index 9" w:semiHidden="1" w:unhideWhenUsed="1"/>
+    <w:lsdException w:name="toc 1" w:semiHidden="1" w:uiPriority="39" w:unhideWhenUsed="1"/>
+    <w:lsdException w:name="toc 2" w:semiHidden="1" w:uiPriority="39" w:unhideWhenUsed="1"/>
+    <w:lsdException w:name="toc 3" w:semiHidden="1" w:uiPriority="39" w:unhideWhenUsed="1"/>
+    <w:lsdException w:name="toc 4" w:semiHidden="1" w:uiPriority="39" w:unhideWhenUsed="1"/>
+    <w:lsdException w:name="toc 5" w:semiHidden="1" w:uiPriority="39" w:unhideWhenUsed="1"/>
+    <w:lsdException w:name="toc 6" w:semiHidden="1" w:uiPriority="39" w:unhideWhenUsed="1"/>
+    <w:lsdException w:name="toc 7" w:semiHidden="1" w:uiPriority="39" w:unhideWhenUsed="1"/>
+    <w:lsdException w:name="toc 8" w:semiHidden="1" w:uiPriority="39" w:unhideWhenUsed="1"/>
+    <w:lsdException w:name="toc 9" w:semiHidden="1" w:uiPriority="39" w:unhideWhenUsed="1"/>
+    <w:lsdException w:name="Normal Indent" w:semiHidden="1" w:unhideWhenUsed="1"/>
+    <w:lsdException w:name="footnote text" w:semiHidden="1" w:unhideWhenUsed="1"/>
+    <w:lsdException w:name="annotation text" w:semiHidden="1" w:unhideWhenUsed="1"/>
+    <w:lsdException w:name="header" w:unhideWhenUsed="1"/>
+    <w:lsdException w:name="footer" w:unhideWhenUsed="1" w:qFormat="1"/>
+    <w:lsdException w:name="index heading" w:semiHidden="1" w:unhideWhenUsed="1"/>
+    <w:lsdException w:name="caption" w:semiHidden="1" w:uiPriority="35" w:unhideWhenUsed="1" w:qFormat="1"/>
+    <w:lsdException w:name="table of figures" w:semiHidden="1" w:unhideWhenUsed="1"/>
+    <w:lsdException w:name="envelope address" w:semiHidden="1" w:unhideWhenUsed="1"/>
+    <w:lsdException w:name="envelope return" w:semiHidden="1" w:unhideWhenUsed="1"/>
+    <w:lsdException w:name="footnote reference" w:semiHidden="1" w:unhideWhenUsed="1"/>
+    <w:lsdException w:name="annotation reference" w:semiHidden="1" w:unhideWhenUsed="1"/>
+    <w:lsdException w:name="line number" w:semiHidden="1" w:unhideWhenUsed="1"/>
+    <w:lsdException w:name="page number" w:semiHidden="1" w:unhideWhenUsed="1"/>
+    <w:lsdException w:name="endnote reference" w:semiHidden="1" w:unhideWhenUsed="1"/>
+    <w:lsdException w:name="endnote text" w:semiHidden="1" w:unhideWhenUsed="1"/>
+    <w:lsdException w:name="table of authorities" w:semiHidden="1" w:unhideWhenUsed="1"/>
+    <w:lsdException w:name="macro" w:semiHidden="1" w:unhideWhenUsed="1"/>
+    <w:lsdException w:name="toa heading" w:semiHidden="1" w:unhideWhenUsed="1"/>
+    <w:lsdException w:name="List" w:semiHidden="1" w:unhideWhenUsed="1"/>
+    <w:lsdException w:name="List Bullet" w:semiHidden="1" w:unhideWhenUsed="1"/>
+    <w:lsdException w:name="List Number" w:semiHidden="1" w:unhideWhenUsed="1"/>
+    <w:lsdException w:name="List 2" w:semiHidden="1" w:unhideWhenUsed="1"/>
+    <w:lsdException w:name="List 3" w:semiHidden="1" w:unhideWhenUsed="1"/>
+    <w:lsdException w:name="List 4" w:semiHidden="1" w:unhideWhenUsed="1"/>
+    <w:lsdException w:name="List 5" w:semiHidden="1" w:unhideWhenUsed="1"/>
+    <w:lsdException w:name="List Bullet 2" w:semiHidden="1" w:unhideWhenUsed="1"/>
+    <w:lsdException w:name="List Bullet 3" w:semiHidden="1" w:unhideWhenUsed="1"/>
+    <w:lsdException w:name="List Bullet 4" w:semiHidden="1" w:unhideWhenUsed="1"/>
+    <w:lsdException w:name="List Bullet 5" w:semiHidden="1" w:unhideWhenUsed="1"/>
+    <w:lsdException w:name="List Number 2" w:semiHidden="1" w:unhideWhenUsed="1"/>
+    <w:lsdException w:name="List Number 3" w:semiHidden="1" w:unhideWhenUsed="1"/>
+    <w:lsdException w:name="List Number 4" w:semiHidden="1" w:unhideWhenUsed="1"/>
+    <w:lsdException w:name="List Number 5" w:semiHidden="1" w:unhideWhenUsed="1"/>
+    <w:lsdException w:name="Title" w:uiPriority="10" w:qFormat="1"/>
+    <w:lsdException w:name="Closing" w:semiHidden="1" w:unhideWhenUsed="1"/>
+    <w:lsdException w:name="Signature" w:semiHidden="1" w:unhideWhenUsed="1"/>
+    <w:lsdException w:name="Default Paragraph Font" w:semiHidden="1" w:uiPriority="1" w:unhideWhenUsed="1"/>
+    <w:lsdException w:name="Body Text" w:semiHidden="1" w:unhideWhenUsed="1"/>
+    <w:lsdException w:name="Body Text Indent" w:semiHidden="1" w:unhideWhenUsed="1"/>
+    <w:lsdException w:name="List Continue" w:semiHidden="1" w:unhideWhenUsed="1"/>
+    <w:lsdException w:name="List Continue 2" w:semiHidden="1" w:unhideWhenUsed="1"/>
+    <w:lsdException w:name="List Continue 3" w:semiHidden="1" w:unhideWhenUsed="1"/>
+    <w:lsdException w:name="List Continue 4" w:semiHidden="1" w:unhideWhenUsed="1"/>
+    <w:lsdException w:name="List Continue 5" w:semiHidden="1" w:unhideWhenUsed="1"/>
+    <w:lsdException w:name="Message Header" w:semiHidden="1" w:unhideWhenUsed="1"/>
+    <w:lsdException w:name="Subtitle" w:uiPriority="11" w:qFormat="1"/>
+    <w:lsdException w:name="Salutation" w:semiHidden="1" w:unhideWhenUsed="1"/>
+    <w:lsdException w:name="Date" w:semiHidden="1" w:unhideWhenUsed="1"/>
+    <w:lsdException w:name="Body Text First Indent" w:semiHidden="1" w:unhideWhenUsed="1"/>
+    <w:lsdException w:name="Body Text First Indent 2" w:semiHidden="1" w:unhideWhenUsed="1"/>
+    <w:lsdException w:name="Note Heading" w:semiHidden="1" w:unhideWhenUsed="1"/>
+    <w:lsdException w:name="Body Text 2" w:semiHidden="1" w:unhideWhenUsed="1"/>
+    <w:lsdException w:name="Body Text 3" w:semiHidden="1" w:unhideWhenUsed="1"/>
+    <w:lsdException w:name="Body Text Indent 2" w:semiHidden="1" w:unhideWhenUsed="1"/>
+    <w:lsdException w:name="Body Text Indent 3" w:semiHidden="1" w:unhideWhenUsed="1"/>
+    <w:lsdException w:name="Block Text" w:semiHidden="1" w:unhideWhenUsed="1"/>
+    <w:lsdException w:name="Hyperlink" w:semiHidden="1" w:unhideWhenUsed="1"/>
+    <w:lsdException w:name="FollowedHyperlink" w:semiHidden="1" w:unhideWhenUsed="1"/>
+    <w:lsdException w:name="Strong" w:uiPriority="22" w:qFormat="1"/>
+    <w:lsdException w:name="Emphasis" w:uiPriority="20" w:qFormat="1"/>
+    <w:lsdException w:name="Document Map" w:semiHidden="1" w:unhideWhenUsed="1"/>
+    <w:lsdException w:name="Plain Text" w:semiHidden="1" w:unhideWhenUsed="1"/>
+    <w:lsdException w:name="E-mail Signature" w:semiHidden="1" w:unhideWhenUsed="1"/>
+    <w:lsdException w:name="HTML Top of Form" w:semiHidden="1" w:unhideWhenUsed="1"/>
+    <w:lsdException w:name="HTML Bottom of Form" w:semiHidden="1" w:unhideWhenUsed="1"/>
+    <w:lsdException w:name="Normal (Web)" w:semiHidden="1" w:unhideWhenUsed="1"/>
+    <w:lsdException w:name="HTML Acronym" w:semiHidden="1" w:unhideWhenUsed="1"/>
+    <w:lsdException w:name="HTML Address" w:semiHidden="1" w:unhideWhenUsed="1"/>
+    <w:lsdException w:name="HTML Cite" w:semiHidden="1" w:unhideWhenUsed="1"/>
+    <w:lsdException w:name="HTML Code" w:semiHidden="1" w:unhideWhenUsed="1"/>
+    <w:lsdException w:name="HTML Definition" w:semiHidden="1" w:unhideWhenUsed="1"/>
+    <w:lsdException w:name="HTML Keyboard" w:semiHidden="1" w:unhideWhenUsed="1"/>
+    <w:lsdException w:name="HTML Preformatted" w:semiHidden="1" w:unhideWhenUsed="1"/>
+    <w:lsdException w:name="HTML Sample" w:semiHidden="1" w:unhideWhenUsed="1"/>
+    <w:lsdException w:name="HTML Typewriter" w:semiHidden="1" w:unhideWhenUsed="1"/>
+    <w:lsdException w:name="HTML Variable" w:semiHidden="1" w:unhideWhenUsed="1"/>
+    <w:lsdException w:name="Normal Table" w:semiHidden="1" w:unhideWhenUsed="1"/>
+    <w:lsdException w:name="annotation subject" w:semiHidden="1" w:unhideWhenUsed="1"/>
+    <w:lsdException w:name="No List" w:semiHidden="1" w:unhideWhenUsed="1"/>
+    <w:lsdException w:name="Outline List 1" w:semiHidden="1" w:unhideWhenUsed="1"/>
+    <w:lsdException w:name="Outline List 2" w:semiHidden="1" w:unhideWhenUsed="1"/>
+    <w:lsdException w:name="Outline List 3" w:semiHidden="1" w:unhideWhenUsed="1"/>
+    <w:lsdException w:name="Table Simple 1" w:semiHidden="1" w:unhideWhenUsed="1"/>
+    <w:lsdException w:name="Table Simple 2" w:semiHidden="1" w:unhideWhenUsed="1"/>
+    <w:lsdException w:name="Table Simple 3" w:semiHidden="1" w:unhideWhenUsed="1"/>
+    <w:lsdException w:name="Table Classic 1" w:semiHidden="1" w:unhideWhenUsed="1"/>
+    <w:lsdException w:name="Table Classic 2" w:semiHidden="1" w:unhideWhenUsed="1"/>
+    <w:lsdException w:name="Table Classic 3" w:semiHidden="1" w:unhideWhenUsed="1"/>
+    <w:lsdException w:name="Table Classic 4" w:semiHidden="1" w:unhideWhenUsed="1"/>
+    <w:lsdException w:name="Table Colorful 1" w:semiHidden="1" w:unhideWhenUsed="1"/>
+    <w:lsdException w:name="Table Colorful 2" w:semiHidden="1" w:unhideWhenUsed="1"/>
+    <w:lsdException w:name="Table Colorful 3" w:semiHidden="1" w:unhideWhenUsed="1"/>
+    <w:lsdException w:name="Table Columns 1" w:semiHidden="1" w:unhideWhenUsed="1"/>
+    <w:lsdException w:name="Table Columns 2" w:semiHidden="1" w:unhideWhenUsed="1"/>
+    <w:lsdException w:name="Table Columns 3" w:semiHidden="1" w:unhideWhenUsed="1"/>
+    <w:lsdException w:name="Table Columns 4" w:semiHidden="1" w:unhideWhenUsed="1"/>
+    <w:lsdException w:name="Table Columns 5" w:semiHidden="1" w:unhideWhenUsed="1"/>
+    <w:lsdException w:name="Table Grid 1" w:semiHidden="1" w:unhideWhenUsed="1"/>
+    <w:lsdException w:name="Table Grid 2" w:semiHidden="1" w:unhideWhenUsed="1"/>
+    <w:lsdException w:name="Table Grid 3" w:semiHidden="1" w:unhideWhenUsed="1"/>
+    <w:lsdException w:name="Table Grid 4" w:semiHidden="1" w:unhideWhenUsed="1"/>
+    <w:lsdException w:name="Table Grid 5" w:semiHidden="1" w:unhideWhenUsed="1"/>
+    <w:lsdException w:name="Table Grid 6" w:semiHidden="1" w:unhideWhenUsed="1"/>
+    <w:lsdException w:name="Table Grid 7" w:semiHidden="1" w:unhideWhenUsed="1"/>
+    <w:lsdException w:name="Table Grid 8" w:semiHidden="1" w:unhideWhenUsed="1"/>
+    <w:lsdException w:name="Table List 1" w:semiHidden="1" w:unhideWhenUsed="1"/>
+    <w:lsdException w:name="Table List 2" w:semiHidden="1" w:unhideWhenUsed="1"/>
+    <w:lsdException w:name="Table List 3" w:semiHidden="1" w:unhideWhenUsed="1"/>
+    <w:lsdException w:name="Table List 4" w:semiHidden="1" w:unhideWhenUsed="1"/>
+    <w:lsdException w:name="Table List 5" w:semiHidden="1" w:unhideWhenUsed="1"/>
+    <w:lsdException w:name="Table List 6" w:semiHidden="1" w:unhideWhenUsed="1"/>
+    <w:lsdException w:name="Table List 7" w:semiHidden="1" w:unhideWhenUsed="1"/>
+    <w:lsdException w:name="Table List 8" w:semiHidden="1" w:unhideWhenUsed="1"/>
+    <w:lsdException w:name="Table 3D effects 1" w:semiHidden="1" w:unhideWhenUsed="1"/>
+    <w:lsdException w:name="Table 3D effects 2" w:semiHidden="1" w:unhideWhenUsed="1"/>
+    <w:lsdException w:name="Table 3D effects 3" w:semiHidden="1" w:unhideWhenUsed="1"/>
+    <w:lsdException w:name="Table Contemporary" w:semiHidden="1" w:unhideWhenUsed="1"/>
+    <w:lsdException w:name="Table Elegant" w:semiHidden="1" w:unhideWhenUsed="1"/>
+    <w:lsdException w:name="Table Professional" w:semiHidden="1" w:unhideWhenUsed="1"/>
+    <w:lsdException w:name="Table Subtle 1" w:semiHidden="1" w:unhideWhenUsed="1"/>
+    <w:lsdException w:name="Table Subtle 2" w:semiHidden="1" w:unhideWhenUsed="1"/>
+    <w:lsdException w:name="Table Web 1" w:semiHidden="1" w:unhideWhenUsed="1"/>
+    <w:lsdException w:name="Table Web 2" w:semiHidden="1" w:unhideWhenUsed="1"/>
+    <w:lsdException w:name="Table Web 3" w:semiHidden="1" w:unhideWhenUsed="1"/>
+    <w:lsdException w:name="Balloon Text" w:semiHidden="1" w:unhideWhenUsed="1"/>
+    <w:lsdException w:name="Table Grid" w:uiPriority="39" w:qFormat="1"/>
+    <w:lsdException w:name="Table Theme" w:semiHidden="1" w:unhideWhenUsed="1"/>
+    <w:lsdException w:name="Placeholder Text" w:semiHidden="1" w:unhideWhenUsed="1"/>
+    <w:lsdException w:name="No Spacing" w:semiHidden="1" w:unhideWhenUsed="1"/>
+    <w:lsdException w:name="Light Shading" w:uiPriority="60"/>
+    <w:lsdException w:name="Light List" w:uiPriority="61"/>
+    <w:lsdException w:name="Light Grid" w:uiPriority="62"/>
+    <w:lsdException w:name="Medium Shading 1" w:uiPriority="63"/>
+    <w:lsdException w:name="Medium Shading 2" w:uiPriority="64"/>
+    <w:lsdException w:name="Medium List 1" w:uiPriority="65"/>
+    <w:lsdException w:name="Medium List 2" w:uiPriority="66"/>
+    <w:lsdException w:name="Medium Grid 1" w:uiPriority="67"/>
+    <w:lsdException w:name="Medium Grid 2" w:uiPriority="68"/>
+    <w:lsdException w:name="Medium Grid 3" w:uiPriority="69"/>
+    <w:lsdException w:name="Dark List" w:uiPriority="70"/>
+    <w:lsdException w:name="Colorful Shading" w:uiPriority="71"/>
+    <w:lsdException w:name="Colorful List" w:uiPriority="72"/>
+    <w:lsdException w:name="Colorful Grid" w:uiPriority="73"/>
+    <w:lsdException w:name="Light Shading Accent 1" w:uiPriority="60"/>
+    <w:lsdException w:name="Light List Accent 1" w:uiPriority="61"/>
+    <w:lsdException w:name="Light Grid Accent 1" w:uiPriority="62"/>
+    <w:lsdException w:name="Medium Shading 1 Accent 1" w:uiPriority="63"/>
+    <w:lsdException w:name="Medium Shading 2 Accent 1" w:uiPriority="64"/>
+    <w:lsdException w:name="Medium List 1 Accent 1" w:uiPriority="65"/>
+    <w:lsdException w:name="Revision" w:semiHidden="1" w:unhideWhenUsed="1"/>
+    <w:lsdException w:name="Quote" w:semiHidden="1" w:unhideWhenUsed="1"/>
+    <w:lsdException w:name="Intense Quote" w:semiHidden="1" w:unhideWhenUsed="1"/>
+    <w:lsdException w:name="Medium List 2 Accent 1" w:uiPriority="66"/>
+    <w:lsdException w:name="Medium Grid 1 Accent 1" w:uiPriority="67"/>
+    <w:lsdException w:name="Medium Grid 2 Accent 1" w:uiPriority="68"/>
+    <w:lsdException w:name="Medium Grid 3 Accent 1" w:uiPriority="69"/>
+    <w:lsdException w:name="Dark List Accent 1" w:uiPriority="70"/>
+    <w:lsdException w:name="Colorful Shading Accent 1" w:uiPriority="71"/>
+    <w:lsdException w:name="Colorful List Accent 1" w:uiPriority="72"/>
+    <w:lsdException w:name="Colorful Grid Accent 1" w:uiPriority="73"/>
+    <w:lsdException w:name="Light Shading Accent 2" w:uiPriority="60"/>
+    <w:lsdException w:name="Light List Accent 2" w:uiPriority="61"/>
+    <w:lsdException w:name="Light Grid Accent 2" w:uiPriority="62"/>
+    <w:lsdException w:name="Medium Shading 1 Accent 2" w:uiPriority="63"/>
+    <w:lsdException w:name="Medium Shading 2 Accent 2" w:uiPriority="64"/>
+    <w:lsdException w:name="Medium List 1 Accent 2" w:uiPriority="65"/>
+    <w:lsdException w:name="Medium List 2 Accent 2" w:uiPriority="66"/>
+    <w:lsdException w:name="Medium Grid 1 Accent 2" w:uiPriority="67"/>
+    <w:lsdException w:name="Medium Grid 2 Accent 2" w:uiPriority="68"/>
+    <w:lsdException w:name="Medium Grid 3 Accent 2" w:uiPriority="69"/>
+    <w:lsdException w:name="Dark List Accent 2" w:uiPriority="70"/>
+    <w:lsdException w:name="Colorful Shading Accent 2" w:uiPriority="71"/>
+    <w:lsdException w:name="Colorful List Accent 2" w:uiPriority="72"/>
+    <w:lsdException w:name="Colorful Grid Accent 2" w:uiPriority="73"/>
+    <w:lsdException w:name="Light Shading Accent 3" w:uiPriority="60"/>
+    <w:lsdException w:name="Light List Accent 3" w:uiPriority="61"/>
+    <w:lsdException w:name="Light Grid Accent 3" w:uiPriority="62"/>
+    <w:lsdException w:name="Medium Shading 1 Accent 3" w:uiPriority="63"/>
+    <w:lsdException w:name="Medium Shading 2 Accent 3" w:uiPriority="64"/>
+    <w:lsdException w:name="Medium List 1 Accent 3" w:uiPriority="65"/>
+    <w:lsdException w:name="Medium List 2 Accent 3" w:uiPriority="66"/>
+    <w:lsdException w:name="Medium Grid 1 Accent 3" w:uiPriority="67"/>
+    <w:lsdException w:name="Medium Grid 2 Accent 3" w:uiPriority="68"/>
+    <w:lsdException w:name="Medium Grid 3 Accent 3" w:uiPriority="69"/>
+    <w:lsdException w:name="Dark List Accent 3" w:uiPriority="70"/>
+    <w:lsdException w:name="Colorful Shading Accent 3" w:uiPriority="71"/>
+    <w:lsdException w:name="Colorful List Accent 3" w:uiPriority="72"/>
+    <w:lsdException w:name="Colorful Grid Accent 3" w:uiPriority="73"/>
+    <w:lsdException w:name="Light Shading Accent 4" w:uiPriority="60"/>
+    <w:lsdException w:name="Light List Accent 4" w:uiPriority="61"/>
+    <w:lsdException w:name="Light Grid Accent 4" w:uiPriority="62"/>
+    <w:lsdException w:name="Medium Shading 1 Accent 4" w:uiPriority="63"/>
+    <w:lsdException w:name="Medium Shading 2 Accent 4" w:uiPriority="64"/>
+    <w:lsdException w:name="Medium List 1 Accent 4" w:uiPriority="65"/>
+    <w:lsdException w:name="Medium List 2 Accent 4" w:uiPriority="66"/>
+    <w:lsdException w:name="Medium Grid 1 Accent 4" w:uiPriority="67"/>
+    <w:lsdException w:name="Medium Grid 2 Accent 4" w:uiPriority="68"/>
+    <w:lsdException w:name="Medium Grid 3 Accent 4" w:uiPriority="69"/>
+    <w:lsdException w:name="Dark List Accent 4" w:uiPriority="70"/>
+    <w:lsdException w:name="Colorful Shading Accent 4" w:uiPriority="71"/>
+    <w:lsdException w:name="Colorful List Accent 4" w:uiPriority="72"/>
+    <w:lsdException w:name="Colorful Grid Accent 4" w:uiPriority="73"/>
+    <w:lsdException w:name="Light Shading Accent 5" w:uiPriority="60"/>
+    <w:lsdException w:name="Light List Accent 5" w:uiPriority="61"/>
+    <w:lsdException w:name="Light Grid Accent 5" w:uiPriority="62"/>
+    <w:lsdException w:name="Medium Shading 1 Accent 5" w:uiPriority="63"/>
+    <w:lsdException w:name="Medium Shading 2 Accent 5" w:uiPriority="64"/>
+    <w:lsdException w:name="Medium List 1 Accent 5" w:uiPriority="65"/>
+    <w:lsdException w:name="Medium List 2 Accent 5" w:uiPriority="66"/>
+    <w:lsdException w:name="Medium Grid 1 Accent 5" w:uiPriority="67"/>
+    <w:lsdException w:name="Medium Grid 2 Accent 5" w:uiPriority="68"/>
+    <w:lsdException w:name="Medium Grid 3 Accent 5" w:uiPriority="69"/>
+    <w:lsdException w:name="Dark List Accent 5" w:uiPriority="70"/>
+    <w:lsdException w:name="Colorful Shading Accent 5" w:uiPriority="71"/>
+    <w:lsdException w:name="Colorful List Accent 5" w:uiPriority="72"/>
+    <w:lsdException w:name="Colorful Grid Accent 5" w:uiPriority="73"/>
+    <w:lsdException w:name="Light Shading Accent 6" w:uiPriority="60"/>
+    <w:lsdException w:name="Light List Accent 6" w:uiPriority="61"/>
+    <w:lsdException w:name="Light Grid Accent 6" w:uiPriority="62"/>
+    <w:lsdException w:name="Medium Shading 1 Accent 6" w:uiPriority="63"/>
+    <w:lsdException w:name="Medium Shading 2 Accent 6" w:uiPriority="64"/>
+    <w:lsdException w:name="Medium List 1 Accent 6" w:uiPriority="65"/>
+    <w:lsdException w:name="Medium List 2 Accent 6" w:uiPriority="66"/>
+    <w:lsdException w:name="Medium Grid 1 Accent 6" w:uiPriority="67"/>
+    <w:lsdException w:name="Medium Grid 2 Accent 6" w:uiPriority="68"/>
+    <w:lsdException w:name="Medium Grid 3 Accent 6" w:uiPriority="69"/>
+    <w:lsdException w:name="Dark List Accent 6" w:uiPriority="70"/>
+    <w:lsdException w:name="Colorful Shading Accent 6" w:uiPriority="71"/>
+    <w:lsdException w:name="Colorful List Accent 6" w:uiPriority="72"/>
+    <w:lsdException w:name="Colorful Grid Accent 6" w:uiPriority="73"/>
+    <w:lsdException w:name="Subtle Emphasis" w:uiPriority="19" w:qFormat="1"/>
+    <w:lsdException w:name="Intense Emphasis" w:uiPriority="21" w:qFormat="1"/>
+    <w:lsdException w:name="Subtle Reference" w:uiPriority="31" w:qFormat="1"/>
+    <w:lsdException w:name="Intense Reference" w:uiPriority="32" w:qFormat="1"/>
+    <w:lsdException w:name="Book Title" w:uiPriority="33" w:qFormat="1"/>
+    <w:lsdException w:name="Bibliography" w:semiHidden="1" w:uiPriority="37" w:unhideWhenUsed="1"/>
+    <w:lsdException w:name="TOC Heading" w:semiHidden="1" w:uiPriority="39" w:unhideWhenUsed="1" w:qFormat="1"/>
+    <w:lsdException w:name="Plain Table 1" w:uiPriority="41"/>
+    <w:lsdException w:name="Plain Table 2" w:uiPriority="42"/>
+    <w:lsdException w:name="Plain Table 3" w:uiPriority="43"/>
+    <w:lsdException w:name="Plain Table 4" w:uiPriority="44"/>
+    <w:lsdException w:name="Plain Table 5" w:uiPriority="45"/>
+    <w:lsdException w:name="Grid Table Light" w:uiPriority="40"/>
+    <w:lsdException w:name="Grid Table 1 Light" w:uiPriority="46"/>
+    <w:lsdException w:name="Grid Table 2" w:uiPriority="47"/>
+    <w:lsdException w:name="Grid Table 3" w:uiPriority="48"/>
+    <w:lsdException w:name="Grid Table 4" w:uiPriority="49"/>
+    <w:lsdException w:name="Grid Table 5 Dark" w:uiPriority="50"/>
+    <w:lsdException w:name="Grid Table 6 Colorful" w:uiPriority="51"/>
+    <w:lsdException w:name="Grid Table 7 Colorful" w:uiPriority="52"/>
+    <w:lsdException w:name="Grid Table 1 Light Accent 1" w:uiPriority="46"/>
+    <w:lsdException w:name="Grid Table 2 Accent 1" w:uiPriority="47"/>
+    <w:lsdException w:name="Grid Table 3 Accent 1" w:uiPriority="48"/>
+    <w:lsdException w:name="Grid Table 4 Accent 1" w:uiPriority="49"/>
+    <w:lsdException w:name="Grid Table 5 Dark Accent 1" w:uiPriority="50"/>
+    <w:lsdException w:name="Grid Table 6 Colorful Accent 1" w:uiPriority="51"/>
+    <w:lsdException w:name="Grid Table 7 Colorful Accent 1" w:uiPriority="52"/>
+    <w:lsdException w:name="Grid Table 1 Light Accent 2" w:uiPriority="46"/>
+    <w:lsdException w:name="Grid Table 2 Accent 2" w:uiPriority="47"/>
+    <w:lsdException w:name="Grid Table 3 Accent 2" w:uiPriority="48"/>
+    <w:lsdException w:name="Grid Table 4 Accent 2" w:uiPriority="49"/>
+    <w:lsdException w:name="Grid Table 5 Dark Accent 2" w:uiPriority="50"/>
+    <w:lsdException w:name="Grid Table 6 Colorful Accent 2" w:uiPriority="51"/>
+    <w:lsdException w:name="Grid Table 7 Colorful Accent 2" w:uiPriority="52"/>
+    <w:lsdException w:name="Grid Table 1 Light Accent 3" w:uiPriority="46"/>
+    <w:lsdException w:name="Grid Table 2 Accent 3" w:uiPriority="47"/>
+    <w:lsdException w:name="Grid Table 3 Accent 3" w:uiPriority="48"/>
+    <w:lsdException w:name="Grid Table 4 Accent 3" w:uiPriority="49"/>
+    <w:lsdException w:name="Grid Table 5 Dark Accent 3" w:uiPriority="50"/>
+    <w:lsdException w:name="Grid Table 6 Colorful Accent 3" w:uiPriority="51"/>
+    <w:lsdException w:name="Grid Table 7 Colorful Accent 3" w:uiPriority="52"/>
+    <w:lsdException w:name="Grid Table 1 Light Accent 4" w:uiPriority="46"/>
+    <w:lsdException w:name="Grid Table 2 Accent 4" w:uiPriority="47"/>
+    <w:lsdException w:name="Grid Table 3 Accent 4" w:uiPriority="48"/>
+    <w:lsdException w:name="Grid Table 4 Accent 4" w:uiPriority="49"/>
+    <w:lsdException w:name="Grid Table 5 Dark Accent 4" w:uiPriority="50"/>
+    <w:lsdException w:name="Grid Table 6 Colorful Accent 4" w:uiPriority="51"/>
+    <w:lsdException w:name="Grid Table 7 Colorful Accent 4" w:uiPriority="52"/>
+    <w:lsdException w:name="Grid Table 1 Light Accent 5" w:uiPriority="46"/>
+    <w:lsdException w:name="Grid Table 2 Accent 5" w:uiPriority="47"/>
+    <w:lsdException w:name="Grid Table 3 Accent 5" w:uiPriority="48"/>
+    <w:lsdException w:name="Grid Table 4 Accent 5" w:uiPriority="49"/>
+    <w:lsdException w:name="Grid Table 5 Dark Accent 5" w:uiPriority="50"/>
+    <w:lsdException w:name="Grid Table 6 Colorful Accent 5" w:uiPriority="51"/>
+    <w:lsdException w:name="Grid Table 7 Colorful Accent 5" w:uiPriority="52"/>
+    <w:lsdException w:name="Grid Table 1 Light Accent 6" w:uiPriority="46"/>
+    <w:lsdException w:name="Grid Table 2 Accent 6" w:uiPriority="47"/>
+    <w:lsdException w:name="Grid Table 3 Accent 6" w:uiPriority="48"/>
+    <w:lsdException w:name="Grid Table 4 Accent 6" w:uiPriority="49"/>
+    <w:lsdException w:name="Grid Table 5 Dark Accent 6" w:uiPriority="50"/>
+    <w:lsdException w:name="Grid Table 6 Colorful Accent 6" w:uiPriority="51"/>
+    <w:lsdException w:name="Grid Table 7 Colorful Accent 6" w:uiPriority="52"/>
+    <w:lsdException w:name="List Table 1 Light" w:uiPriority="46"/>
+    <w:lsdException w:name="List Table 2" w:uiPriority="47"/>
+    <w:lsdException w:name="List Table 3" w:uiPriority="48"/>
+    <w:lsdException w:name="List Table 4" w:uiPriority="49"/>
+    <w:lsdException w:name="List Table 5 Dark" w:uiPriority="50"/>
+    <w:lsdException w:name="List Table 6 Colorful" w:uiPriority="51"/>
+    <w:lsdException w:name="List Table 7 Colorful" w:uiPriority="52"/>
+    <w:lsdException w:name="List Table 1 Light Accent 1" w:uiPriority="46"/>
+    <w:lsdException w:name="List Table 2 Accent 1" w:uiPriority="47"/>
+    <w:lsdException w:name="List Table 3 Accent 1" w:uiPriority="48"/>
+    <w:lsdException w:name="List Table 4 Accent 1" w:uiPriority="49"/>
+    <w:lsdException w:name="List Table 5 Dark Accent 1" w:uiPriority="50"/>
+    <w:lsdException w:name="List Table 6 Colorful Accent 1" w:uiPriority="51"/>
+    <w:lsdException w:name="List Table 7 Colorful Accent 1" w:uiPriority="52"/>
+    <w:lsdException w:name="List Table 1 Light Accent 2" w:uiPriority="46"/>
+    <w:lsdException w:name="List Table 2 Accent 2" w:uiPriority="47"/>
+    <w:lsdException w:name="List Table 3 Accent 2" w:uiPriority="48"/>
+    <w:lsdException w:name="List Table 4 Accent 2" w:uiPriority="49"/>
+    <w:lsdException w:name="List Table 5 Dark Accent 2" w:uiPriority="50"/>
+    <w:lsdException w:name="List Table 6 Colorful Accent 2" w:uiPriority="51"/>
+    <w:lsdException w:name="List Table 7 Colorful Accent 2" w:uiPriority="52"/>
+    <w:lsdException w:name="List Table 1 Light Accent 3" w:uiPriority="46"/>
+    <w:lsdException w:name="List Table 2 Accent 3" w:uiPriority="47"/>
+    <w:lsdException w:name="List Table 3 Accent 3" w:uiPriority="48"/>
+    <w:lsdException w:name="List Table 4 Accent 3" w:uiPriority="49"/>
+    <w:lsdException w:name="List Table 5 Dark Accent 3" w:uiPriority="50"/>
+    <w:lsdException w:name="List Table 6 Colorful Accent 3" w:uiPriority="51"/>
+    <w:lsdException w:name="List Table 7 Colorful Accent 3" w:uiPriority="52"/>
+    <w:lsdException w:name="List Table 1 Light Accent 4" w:uiPriority="46"/>
+    <w:lsdException w:name="List Table 2 Accent 4" w:uiPriority="47"/>
+    <w:lsdException w:name="List Table 3 Accent 4" w:uiPriority="48"/>
+    <w:lsdException w:name="List Table 4 Accent 4" w:uiPriority="49"/>
+    <w:lsdException w:name="List Table 5 Dark Accent 4" w:uiPriority="50"/>
+    <w:lsdException w:name="List Table 6 Colorful Accent 4" w:uiPriority="51"/>
+    <w:lsdException w:name="List Table 7 Colorful Accent 4" w:uiPriority="52"/>
+    <w:lsdException w:name="List Table 1 Light Accent 5" w:uiPriority="46"/>
+    <w:lsdException w:name="List Table 2 Accent 5" w:uiPriority="47"/>
+    <w:lsdException w:name="List Table 3 Accent 5" w:uiPriority="48"/>
+    <w:lsdException w:name="List Table 4 Accent 5" w:uiPriority="49"/>
+    <w:lsdException w:name="List Table 5 Dark Accent 5" w:uiPriority="50"/>
+    <w:lsdException w:name="List Table 6 Colorful Accent 5" w:uiPriority="51"/>
+    <w:lsdException w:name="List Table 7 Colorful Accent 5" w:uiPriority="52"/>
+    <w:lsdException w:name="List Table 1 Light Accent 6" w:uiPriority="46"/>
+    <w:lsdException w:name="List Table 2 Accent 6" w:uiPriority="47"/>
+    <w:lsdException w:name="List Table 3 Accent 6" w:uiPriority="48"/>
+    <w:lsdException w:name="List Table 4 Accent 6" w:uiPriority="49"/>
+    <w:lsdException w:name="List Table 5 Dark Accent 6" w:uiPriority="50"/>
+    <w:lsdException w:name="List Table 6 Colorful Accent 6" w:uiPriority="51"/>
+    <w:lsdException w:name="List Table 7 Colorful Accent 6" w:uiPriority="52"/>
+    <w:lsdException w:name="Mention" w:semiHidden="1" w:unhideWhenUsed="1"/>
+    <w:lsdException w:name="Smart Hyperlink" w:semiHidden="1" w:unhideWhenUsed="1"/>
+    <w:lsdException w:name="Hashtag" w:semiHidden="1" w:unhideWhenUsed="1"/>
+    <w:lsdException w:name="Unresolved Mention" w:semiHidden="1" w:unhideWhenUsed="1"/>
+    <w:lsdException w:name="Smart Link" w:semiHidden="1" w:unhideWhenUsed="1"/>
   </w:latentStyles>
-  <w:style w:type="paragraph" w:default="1" w:styleId="1">
+  <w:style w:type="paragraph" w:default="1" w:styleId="a">
     <w:name w:val="Normal"/>
     <w:qFormat/>
-    <w:uiPriority w:val="0"/>
     <w:pPr>
       <w:widowControl w:val="0"/>
       <w:jc w:val="both"/>
     </w:pPr>
     <w:rPr>
-      <w:rFonts w:asciiTheme="minorHAnsi" w:hAnsiTheme="minorHAnsi" w:eastAsiaTheme="minorEastAsia" w:cstheme="minorBidi"/>
       <w:kern w:val="2"/>
       <w:sz w:val="21"/>
       <w:szCs w:val="22"/>
-      <w:lang w:val="en-US" w:eastAsia="zh-CN" w:bidi="ar-SA"/>
+      <w:lang w:val="en-US"/>
     </w:rPr>
   </w:style>
-  <w:style w:type="paragraph" w:styleId="2">
+  <w:style w:type="paragraph" w:styleId="1">
     <w:name w:val="heading 1"/>
-    <w:basedOn w:val="1"/>
-    <w:next w:val="1"/>
-    <w:link w:val="12"/>
+    <w:basedOn w:val="a"/>
+    <w:next w:val="a"/>
+    <w:link w:val="10"/>
+    <w:uiPriority w:val="9"/>
     <w:qFormat/>
-    <w:uiPriority w:val="9"/>
     <w:pPr>
       <w:keepNext/>
       <w:keepLines/>
@@ -7510,14 +6087,14 @@
       <w:szCs w:val="44"/>
     </w:rPr>
   </w:style>
-  <w:style w:type="paragraph" w:styleId="3">
+  <w:style w:type="paragraph" w:styleId="2">
     <w:name w:val="heading 2"/>
-    <w:basedOn w:val="1"/>
-    <w:next w:val="1"/>
-    <w:link w:val="13"/>
+    <w:basedOn w:val="a"/>
+    <w:next w:val="a"/>
+    <w:link w:val="20"/>
+    <w:uiPriority w:val="9"/>
     <w:unhideWhenUsed/>
     <w:qFormat/>
-    <w:uiPriority w:val="9"/>
     <w:pPr>
       <w:keepNext/>
       <w:keepLines/>
@@ -7525,25 +6102,26 @@
       <w:outlineLvl w:val="1"/>
     </w:pPr>
     <w:rPr>
-      <w:rFonts w:asciiTheme="majorHAnsi" w:hAnsiTheme="majorHAnsi" w:eastAsiaTheme="majorEastAsia" w:cstheme="majorBidi"/>
+      <w:rFonts w:asciiTheme="majorHAnsi" w:eastAsiaTheme="majorEastAsia" w:hAnsiTheme="majorHAnsi" w:cstheme="majorBidi"/>
       <w:b/>
       <w:bCs/>
       <w:sz w:val="32"/>
       <w:szCs w:val="32"/>
     </w:rPr>
   </w:style>
-  <w:style w:type="character" w:default="1" w:styleId="8">
+  <w:style w:type="character" w:default="1" w:styleId="a0">
     <w:name w:val="Default Paragraph Font"/>
+    <w:uiPriority w:val="1"/>
     <w:semiHidden/>
     <w:unhideWhenUsed/>
-    <w:uiPriority w:val="1"/>
   </w:style>
-  <w:style w:type="table" w:default="1" w:styleId="6">
+  <w:style w:type="table" w:default="1" w:styleId="a1">
     <w:name w:val="Normal Table"/>
+    <w:uiPriority w:val="99"/>
     <w:semiHidden/>
     <w:unhideWhenUsed/>
-    <w:uiPriority w:val="99"/>
     <w:tblPr>
+      <w:tblInd w:w="0" w:type="dxa"/>
       <w:tblCellMar>
         <w:top w:w="0" w:type="dxa"/>
         <w:left w:w="108" w:type="dxa"/>
@@ -7552,13 +6130,19 @@
       </w:tblCellMar>
     </w:tblPr>
   </w:style>
-  <w:style w:type="paragraph" w:styleId="4">
+  <w:style w:type="numbering" w:default="1" w:styleId="a2">
+    <w:name w:val="No List"/>
+    <w:uiPriority w:val="99"/>
+    <w:semiHidden/>
+    <w:unhideWhenUsed/>
+  </w:style>
+  <w:style w:type="paragraph" w:styleId="a3">
     <w:name w:val="footer"/>
-    <w:basedOn w:val="1"/>
-    <w:link w:val="11"/>
+    <w:basedOn w:val="a"/>
+    <w:link w:val="a4"/>
+    <w:uiPriority w:val="99"/>
     <w:unhideWhenUsed/>
     <w:qFormat/>
-    <w:uiPriority w:val="99"/>
     <w:pPr>
       <w:tabs>
         <w:tab w:val="center" w:pos="4153"/>
@@ -7572,15 +6156,15 @@
       <w:szCs w:val="18"/>
     </w:rPr>
   </w:style>
-  <w:style w:type="paragraph" w:styleId="5">
+  <w:style w:type="paragraph" w:styleId="a5">
     <w:name w:val="header"/>
-    <w:basedOn w:val="1"/>
-    <w:link w:val="10"/>
+    <w:basedOn w:val="a"/>
+    <w:link w:val="a6"/>
+    <w:uiPriority w:val="99"/>
     <w:unhideWhenUsed/>
-    <w:uiPriority w:val="99"/>
     <w:pPr>
       <w:pBdr>
-        <w:bottom w:val="single" w:color="auto" w:sz="6" w:space="1"/>
+        <w:bottom w:val="single" w:sz="6" w:space="1" w:color="auto"/>
       </w:pBdr>
       <w:tabs>
         <w:tab w:val="center" w:pos="4153"/>
@@ -7594,61 +6178,61 @@
       <w:szCs w:val="18"/>
     </w:rPr>
   </w:style>
-  <w:style w:type="table" w:styleId="7">
+  <w:style w:type="table" w:styleId="a7">
     <w:name w:val="Table Grid"/>
-    <w:basedOn w:val="6"/>
+    <w:basedOn w:val="a1"/>
+    <w:uiPriority w:val="39"/>
     <w:qFormat/>
-    <w:uiPriority w:val="39"/>
     <w:tblPr>
       <w:tblBorders>
-        <w:top w:val="single" w:color="auto" w:sz="4" w:space="0"/>
-        <w:left w:val="single" w:color="auto" w:sz="4" w:space="0"/>
-        <w:bottom w:val="single" w:color="auto" w:sz="4" w:space="0"/>
-        <w:right w:val="single" w:color="auto" w:sz="4" w:space="0"/>
-        <w:insideH w:val="single" w:color="auto" w:sz="4" w:space="0"/>
-        <w:insideV w:val="single" w:color="auto" w:sz="4" w:space="0"/>
+        <w:top w:val="single" w:sz="4" w:space="0" w:color="auto"/>
+        <w:left w:val="single" w:sz="4" w:space="0" w:color="auto"/>
+        <w:bottom w:val="single" w:sz="4" w:space="0" w:color="auto"/>
+        <w:right w:val="single" w:sz="4" w:space="0" w:color="auto"/>
+        <w:insideH w:val="single" w:sz="4" w:space="0" w:color="auto"/>
+        <w:insideV w:val="single" w:sz="4" w:space="0" w:color="auto"/>
       </w:tblBorders>
     </w:tblPr>
   </w:style>
-  <w:style w:type="paragraph" w:customStyle="1" w:styleId="9">
+  <w:style w:type="paragraph" w:customStyle="1" w:styleId="11">
     <w:name w:val="列出段落1"/>
-    <w:basedOn w:val="1"/>
+    <w:basedOn w:val="a"/>
+    <w:uiPriority w:val="34"/>
     <w:qFormat/>
-    <w:uiPriority w:val="34"/>
     <w:pPr>
-      <w:ind w:firstLine="420" w:firstLineChars="200"/>
+      <w:ind w:firstLineChars="200" w:firstLine="420"/>
     </w:pPr>
   </w:style>
-  <w:style w:type="character" w:customStyle="1" w:styleId="10">
+  <w:style w:type="character" w:customStyle="1" w:styleId="a6">
     <w:name w:val="页眉 字符"/>
-    <w:basedOn w:val="8"/>
-    <w:link w:val="5"/>
+    <w:basedOn w:val="a0"/>
+    <w:link w:val="a5"/>
+    <w:uiPriority w:val="99"/>
     <w:qFormat/>
-    <w:uiPriority w:val="99"/>
     <w:rPr>
       <w:kern w:val="2"/>
       <w:sz w:val="18"/>
       <w:szCs w:val="18"/>
     </w:rPr>
   </w:style>
-  <w:style w:type="character" w:customStyle="1" w:styleId="11">
+  <w:style w:type="character" w:customStyle="1" w:styleId="a4">
     <w:name w:val="页脚 字符"/>
-    <w:basedOn w:val="8"/>
-    <w:link w:val="4"/>
+    <w:basedOn w:val="a0"/>
+    <w:link w:val="a3"/>
+    <w:uiPriority w:val="99"/>
     <w:qFormat/>
-    <w:uiPriority w:val="99"/>
     <w:rPr>
       <w:kern w:val="2"/>
       <w:sz w:val="18"/>
       <w:szCs w:val="18"/>
     </w:rPr>
   </w:style>
-  <w:style w:type="character" w:customStyle="1" w:styleId="12">
+  <w:style w:type="character" w:customStyle="1" w:styleId="10">
     <w:name w:val="标题 1 字符"/>
-    <w:basedOn w:val="8"/>
-    <w:link w:val="2"/>
+    <w:basedOn w:val="a0"/>
+    <w:link w:val="1"/>
+    <w:uiPriority w:val="9"/>
     <w:qFormat/>
-    <w:uiPriority w:val="9"/>
     <w:rPr>
       <w:b/>
       <w:bCs/>
@@ -7657,14 +6241,14 @@
       <w:szCs w:val="44"/>
     </w:rPr>
   </w:style>
-  <w:style w:type="character" w:customStyle="1" w:styleId="13">
+  <w:style w:type="character" w:customStyle="1" w:styleId="20">
     <w:name w:val="标题 2 字符"/>
-    <w:basedOn w:val="8"/>
-    <w:link w:val="3"/>
+    <w:basedOn w:val="a0"/>
+    <w:link w:val="2"/>
+    <w:uiPriority w:val="9"/>
     <w:qFormat/>
-    <w:uiPriority w:val="9"/>
     <w:rPr>
-      <w:rFonts w:asciiTheme="majorHAnsi" w:hAnsiTheme="majorHAnsi" w:eastAsiaTheme="majorEastAsia" w:cstheme="majorBidi"/>
+      <w:rFonts w:asciiTheme="majorHAnsi" w:eastAsiaTheme="majorEastAsia" w:hAnsiTheme="majorHAnsi" w:cstheme="majorBidi"/>
       <w:b/>
       <w:bCs/>
       <w:kern w:val="2"/>
@@ -7672,12 +6256,12 @@
       <w:szCs w:val="32"/>
     </w:rPr>
   </w:style>
-  <w:style w:type="paragraph" w:styleId="14">
+  <w:style w:type="paragraph" w:styleId="a8">
     <w:name w:val="List Paragraph"/>
-    <w:basedOn w:val="1"/>
+    <w:basedOn w:val="a"/>
     <w:uiPriority w:val="99"/>
     <w:pPr>
-      <w:ind w:left="720" w:leftChars="400"/>
+      <w:ind w:leftChars="400" w:left="720"/>
     </w:pPr>
   </w:style>
 </w:styles>
@@ -7935,10 +6519,15 @@
     </a:fmtScheme>
   </a:themeElements>
   <a:objectDefaults/>
+  <a:extraClrSchemeLst/>
 </a:theme>
 </file>
 
 <file path=customXml/item1.xml><?xml version="1.0" encoding="utf-8"?>
+<b:Sources xmlns:b="http://schemas.openxmlformats.org/officeDocument/2006/bibliography" xmlns="http://schemas.openxmlformats.org/officeDocument/2006/bibliography" SelectedStyle="\APASixthEditionOfficeOnline.xsl" StyleName="APA" Version="6"/>
+</file>
+
+<file path=customXml/item2.xml><?xml version="1.0" encoding="utf-8"?>
 <s:customData xmlns="http://www.wps.cn/officeDocument/2013/wpsCustomData" xmlns:s="http://www.wps.cn/officeDocument/2013/wpsCustomData">
   <customSectProps>
     <customSectPr/>
@@ -7949,20 +6538,18 @@
 </s:customData>
 </file>
 
-<file path=customXml/item2.xml><?xml version="1.0" encoding="utf-8"?>
-<b:Sources xmlns:b="http://schemas.openxmlformats.org/officeDocument/2006/bibliography" xmlns="http://schemas.openxmlformats.org/officeDocument/2006/bibliography" SelectedStyle="\APASixthEditionOfficeOnline.xsl" StyleName="APA" Version="6"/>
+<file path=customXml/itemProps1.xml><?xml version="1.0" encoding="utf-8"?>
+<ds:datastoreItem xmlns:ds="http://schemas.openxmlformats.org/officeDocument/2006/customXml" ds:itemID="{E1C5ACFC-44CA-482A-B952-FDEF9FAB3DAD}">
+  <ds:schemaRefs>
+    <ds:schemaRef ds:uri="http://schemas.openxmlformats.org/officeDocument/2006/bibliography"/>
+  </ds:schemaRefs>
+</ds:datastoreItem>
 </file>
 
-<file path=customXml/itemProps1.xml><?xml version="1.0" encoding="utf-8"?>
+<file path=customXml/itemProps2.xml><?xml version="1.0" encoding="utf-8"?>
 <ds:datastoreItem xmlns:ds="http://schemas.openxmlformats.org/officeDocument/2006/customXml" ds:itemID="{B1977F7D-205B-4081-913C-38D41E755F92}">
   <ds:schemaRefs>
     <ds:schemaRef ds:uri="http://www.wps.cn/officeDocument/2013/wpsCustomData"/>
   </ds:schemaRefs>
 </ds:datastoreItem>
-</file>
-
-<file path=customXml/itemProps2.xml><?xml version="1.0" encoding="utf-8"?>
-<ds:datastoreItem xmlns:ds="http://schemas.openxmlformats.org/officeDocument/2006/customXml" ds:itemID="{E1C5ACFC-44CA-482A-B952-FDEF9FAB3DAD}">
-  <ds:schemaRefs/>
-</ds:datastoreItem>
 </file>
--- a/public/resume.docx
+++ b/public/resume.docx
@@ -1,6 +1,6 @@
 
 <file path=word/document.xml><?xml version="1.0" encoding="utf-8"?>
-<w:document xmlns:wpc="http://schemas.microsoft.com/office/word/2010/wordprocessingCanvas" xmlns:cx="http://schemas.microsoft.com/office/drawing/2014/chartex" xmlns:cx1="http://schemas.microsoft.com/office/drawing/2015/9/8/chartex" xmlns:cx2="http://schemas.microsoft.com/office/drawing/2015/10/21/chartex" xmlns:cx3="http://schemas.microsoft.com/office/drawing/2016/5/9/chartex" xmlns:cx4="http://schemas.microsoft.com/office/drawing/2016/5/10/chartex" xmlns:cx5="http://schemas.microsoft.com/office/drawing/2016/5/11/chartex" xmlns:cx6="http://schemas.microsoft.com/office/drawing/2016/5/12/chartex" xmlns:cx7="http://schemas.microsoft.com/office/drawing/2016/5/13/chartex" xmlns:cx8="http://schemas.microsoft.com/office/drawing/2016/5/14/chartex" xmlns:mc="http://schemas.openxmlformats.org/markup-compatibility/2006" xmlns:aink="http://schemas.microsoft.com/office/drawing/2016/ink" xmlns:am3d="http://schemas.microsoft.com/office/drawing/2017/model3d" xmlns:o="urn:schemas-microsoft-com:office:office" xmlns:oel="http://schemas.microsoft.com/office/2019/extlst" xmlns:r="http://schemas.openxmlformats.org/officeDocument/2006/relationships" xmlns:m="http://schemas.openxmlformats.org/officeDocument/2006/math" xmlns:v="urn:schemas-microsoft-com:vml" xmlns:wp14="http://schemas.microsoft.com/office/word/2010/wordprocessingDrawing" xmlns:wp="http://schemas.openxmlformats.org/drawingml/2006/wordprocessingDrawing" xmlns:w10="urn:schemas-microsoft-com:office:word" xmlns:w="http://schemas.openxmlformats.org/wordprocessingml/2006/main" xmlns:w14="http://schemas.microsoft.com/office/word/2010/wordml" xmlns:w15="http://schemas.microsoft.com/office/word/2012/wordml" xmlns:w16cei="http://schemas.microsoft.com/office/word/2026/wordml/cei" xmlns:w16cex="http://schemas.microsoft.com/office/word/2018/wordml/cex" xmlns:w16cid="http://schemas.microsoft.com/office/word/2016/wordml/cid" xmlns:w16="http://schemas.microsoft.com/office/word/2018/wordml" xmlns:w16du="http://schemas.microsoft.com/office/word/2023/wordml/word16du" xmlns:w16sdtdh="http://schemas.microsoft.com/office/word/2020/wordml/sdtdatahash" xmlns:w16sdtfl="http://schemas.microsoft.com/office/word/2024/wordml/sdtformatlock" xmlns:w16se="http://schemas.microsoft.com/office/word/2015/wordml/symex" xmlns:wpg="http://schemas.microsoft.com/office/word/2010/wordprocessingGroup" xmlns:wpi="http://schemas.microsoft.com/office/word/2010/wordprocessingInk" xmlns:wne="http://schemas.microsoft.com/office/word/2006/wordml" xmlns:wps="http://schemas.microsoft.com/office/word/2010/wordprocessingShape" mc:Ignorable="w14 w15 w16se w16cid w16 w16cex w16sdtdh w16sdtfl w16du wp14">
+<w:document xmlns:wpc="http://schemas.microsoft.com/office/word/2010/wordprocessingCanvas" xmlns:mc="http://schemas.openxmlformats.org/markup-compatibility/2006" xmlns:o="urn:schemas-microsoft-com:office:office" xmlns:r="http://schemas.openxmlformats.org/officeDocument/2006/relationships" xmlns:m="http://schemas.openxmlformats.org/officeDocument/2006/math" xmlns:v="urn:schemas-microsoft-com:vml" xmlns:wp14="http://schemas.microsoft.com/office/word/2010/wordprocessingDrawing" xmlns:wp="http://schemas.openxmlformats.org/drawingml/2006/wordprocessingDrawing" xmlns:w="http://schemas.openxmlformats.org/wordprocessingml/2006/main" xmlns:w14="http://schemas.microsoft.com/office/word/2010/wordml" xmlns:w10="urn:schemas-microsoft-com:office:word" xmlns:w15="http://schemas.microsoft.com/office/word/2012/wordml" xmlns:wpg="http://schemas.microsoft.com/office/word/2010/wordprocessingGroup" xmlns:wpi="http://schemas.microsoft.com/office/word/2010/wordprocessingInk" xmlns:wne="http://schemas.microsoft.com/office/word/2006/wordml" xmlns:wps="http://schemas.microsoft.com/office/word/2010/wordprocessingShape" xmlns:wpsCustomData="http://www.wps.cn/officeDocument/2013/wpsCustomData" mc:Ignorable="w14 w15 wp14">
   <w:background w:color="FFFFFF" w:themeColor="background1"/>
   <w:body>
     <w:p>
@@ -16,13 +16,12 @@
       </w:pPr>
       <w:r>
         <w:rPr>
-          <w:noProof/>
           <w:sz w:val="28"/>
         </w:rPr>
         <mc:AlternateContent>
           <mc:Choice Requires="wps">
             <w:drawing>
-              <wp:anchor distT="0" distB="0" distL="114300" distR="114300" simplePos="0" relativeHeight="251663360" behindDoc="0" locked="0" layoutInCell="1" allowOverlap="1" wp14:anchorId="32C7F150" wp14:editId="3B814E19">
+              <wp:anchor distT="0" distB="0" distL="114300" distR="114300" simplePos="0" relativeHeight="251663360" behindDoc="0" locked="0" layoutInCell="1" allowOverlap="1">
                 <wp:simplePos x="0" y="0"/>
                 <wp:positionH relativeFrom="column">
                   <wp:posOffset>-19685</wp:posOffset>
@@ -74,9 +73,11 @@
                         <w:txbxContent>
                           <w:p>
                             <w:pPr>
-                              <w:pStyle w:val="1"/>
+                              <w:pStyle w:val="2"/>
                               <w:jc w:val="center"/>
                               <w:rPr>
+                                <w:b w:val="0"/>
+                                <w:bCs w:val="0"/>
                                 <w:sz w:val="56"/>
                                 <w:szCs w:val="56"/>
                               </w:rPr>
@@ -84,6 +85,8 @@
                             <w:r>
                               <w:rPr>
                                 <w:rFonts w:hint="eastAsia"/>
+                                <w:b w:val="0"/>
+                                <w:bCs w:val="0"/>
                                 <w:sz w:val="56"/>
                                 <w:szCs w:val="56"/>
                               </w:rPr>
@@ -103,14 +106,20 @@
           </mc:Choice>
           <mc:Fallback>
             <w:pict>
-              <v:rect w14:anchorId="32C7F150" id="矩形 2" o:spid="_x0000_s1026" style="position:absolute;left:0;text-align:left;margin-left:-1.55pt;margin-top:-3.75pt;width:525.35pt;height:55.15pt;z-index:251663360;visibility:visible;mso-wrap-style:square;mso-wrap-distance-left:9pt;mso-wrap-distance-top:0;mso-wrap-distance-right:9pt;mso-wrap-distance-bottom:0;mso-position-horizontal:absolute;mso-position-horizontal-relative:text;mso-position-vertical:absolute;mso-position-vertical-relative:text;v-text-anchor:middle" o:gfxdata="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" fillcolor="#d8d8d8" stroked="f" strokeweight="1pt">
+              <v:rect id="_x0000_s1026" o:spid="_x0000_s1026" o:spt="1" style="position:absolute;left:0pt;margin-left:-1.55pt;margin-top:-3.75pt;height:55.15pt;width:525.35pt;z-index:251663360;v-text-anchor:middle;mso-width-relative:page;mso-height-relative:page;" fillcolor="#D8D8D8" filled="t" stroked="f" coordsize="21600,21600" o:gfxdata="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">
+                <v:fill on="t" focussize="0,0"/>
+                <v:stroke on="f" weight="1pt" miterlimit="8" joinstyle="miter"/>
+                <v:imagedata o:title=""/>
+                <o:lock v:ext="edit" aspectratio="f"/>
                 <v:textbox>
                   <w:txbxContent>
                     <w:p>
                       <w:pPr>
-                        <w:pStyle w:val="1"/>
+                        <w:pStyle w:val="2"/>
                         <w:jc w:val="center"/>
                         <w:rPr>
+                          <w:b w:val="0"/>
+                          <w:bCs w:val="0"/>
                           <w:sz w:val="56"/>
                           <w:szCs w:val="56"/>
                         </w:rPr>
@@ -118,6 +127,8 @@
                       <w:r>
                         <w:rPr>
                           <w:rFonts w:hint="eastAsia"/>
+                          <w:b w:val="0"/>
+                          <w:bCs w:val="0"/>
                           <w:sz w:val="56"/>
                           <w:szCs w:val="56"/>
                         </w:rPr>
@@ -132,13 +143,10 @@
         </mc:AlternateContent>
       </w:r>
       <w:r>
-        <w:rPr>
-          <w:noProof/>
-        </w:rPr>
         <mc:AlternateContent>
           <mc:Choice Requires="wps">
             <w:drawing>
-              <wp:anchor distT="0" distB="0" distL="114300" distR="114300" simplePos="0" relativeHeight="251662336" behindDoc="1" locked="0" layoutInCell="1" allowOverlap="1" wp14:anchorId="6A9DEC39" wp14:editId="477C2A10">
+              <wp:anchor distT="0" distB="0" distL="114300" distR="114300" simplePos="0" relativeHeight="251662336" behindDoc="1" locked="0" layoutInCell="1" allowOverlap="1">
                 <wp:simplePos x="0" y="0"/>
                 <wp:positionH relativeFrom="column">
                   <wp:posOffset>-469900</wp:posOffset>
@@ -206,7 +214,11 @@
           </mc:Choice>
           <mc:Fallback>
             <w:pict>
-              <v:rect w14:anchorId="6A9DEC39" id="矩形 42" o:spid="_x0000_s1027" style="position:absolute;left:0;text-align:left;margin-left:-37pt;margin-top:-51.85pt;width:599.95pt;height:29.5pt;z-index:-251654144;visibility:visible;mso-wrap-style:square;mso-wrap-distance-left:9pt;mso-wrap-distance-top:0;mso-wrap-distance-right:9pt;mso-wrap-distance-bottom:0;mso-position-horizontal:absolute;mso-position-horizontal-relative:text;mso-position-vertical:absolute;mso-position-vertical-relative:text;v-text-anchor:middle" o:gfxdata="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" fillcolor="white [3212]" stroked="f" strokeweight="1pt">
+              <v:rect id="_x0000_s1026" o:spid="_x0000_s1026" o:spt="1" style="position:absolute;left:0pt;margin-left:-37pt;margin-top:-51.85pt;height:29.5pt;width:599.95pt;z-index:-251654144;v-text-anchor:middle;mso-width-relative:page;mso-height-relative:page;" fillcolor="#FFFFFF [3212]" filled="t" stroked="f" coordsize="21600,21600" o:gfxdata="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">
+                <v:fill on="t" focussize="0,0"/>
+                <v:stroke on="f" weight="1pt" miterlimit="8" joinstyle="miter"/>
+                <v:imagedata o:title=""/>
+                <o:lock v:ext="edit" aspectratio="f"/>
                 <v:textbox>
                   <w:txbxContent>
                     <w:p>
@@ -223,13 +235,12 @@
       </w:r>
       <w:r>
         <w:rPr>
-          <w:noProof/>
           <w:sz w:val="28"/>
         </w:rPr>
         <mc:AlternateContent>
           <mc:Choice Requires="wps">
             <w:drawing>
-              <wp:anchor distT="0" distB="0" distL="114300" distR="114300" simplePos="0" relativeHeight="251669504" behindDoc="0" locked="0" layoutInCell="1" allowOverlap="1" wp14:anchorId="01667C1C" wp14:editId="53B3FEE9">
+              <wp:anchor distT="0" distB="0" distL="114300" distR="114300" simplePos="0" relativeHeight="251669504" behindDoc="0" locked="0" layoutInCell="1" allowOverlap="1">
                 <wp:simplePos x="0" y="0"/>
                 <wp:positionH relativeFrom="column">
                   <wp:posOffset>86995</wp:posOffset>
@@ -278,46 +289,69 @@
                           <w:p>
                             <w:pPr>
                               <w:rPr>
-                                <w:rFonts w:ascii="微软雅黑" w:eastAsia="微软雅黑" w:hAnsi="微软雅黑" w:cs="微软雅黑"/>
+                                <w:rFonts w:ascii="微软雅黑" w:hAnsi="微软雅黑" w:eastAsia="微软雅黑" w:cs="微软雅黑"/>
                                 <w:b/>
                                 <w:bCs/>
                                 <w:color w:val="404040" w:themeColor="text1" w:themeTint="BF"/>
+                                <w14:textFill>
+                                  <w14:solidFill>
+                                    <w14:schemeClr w14:val="tx1">
+                                      <w14:lumMod w14:val="75000"/>
+                                      <w14:lumOff w14:val="25000"/>
+                                    </w14:schemeClr>
+                                  </w14:solidFill>
+                                </w14:textFill>
                               </w:rPr>
                             </w:pPr>
                             <w:r>
                               <w:rPr>
-                                <w:rFonts w:ascii="微软雅黑" w:eastAsia="微软雅黑" w:hAnsi="微软雅黑" w:cs="微软雅黑" w:hint="eastAsia"/>
+                                <w:rFonts w:hint="eastAsia" w:ascii="微软雅黑" w:hAnsi="微软雅黑" w:eastAsia="微软雅黑" w:cs="微软雅黑"/>
                                 <w:b/>
                                 <w:bCs/>
                                 <w:color w:val="404040" w:themeColor="text1" w:themeTint="BF"/>
-                              </w:rPr>
-                              <w:t xml:space="preserve">姓    </w:t>
-                            </w:r>
-                            <w:r>
-                              <w:rPr>
-                                <w:rFonts w:ascii="微软雅黑" w:eastAsia="微软雅黑" w:hAnsi="微软雅黑" w:cs="微软雅黑" w:hint="eastAsia"/>
-                                <w:b/>
-                                <w:bCs/>
-                                <w:color w:val="404040" w:themeColor="text1" w:themeTint="BF"/>
-                              </w:rPr>
-                              <w:t>名</w:t>
+                                <w14:textFill>
+                                  <w14:solidFill>
+                                    <w14:schemeClr w14:val="tx1">
+                                      <w14:lumMod w14:val="75000"/>
+                                      <w14:lumOff w14:val="25000"/>
+                                    </w14:schemeClr>
+                                  </w14:solidFill>
+                                </w14:textFill>
+                              </w:rPr>
+                              <w:t>姓    名</w:t>
                             </w:r>
                           </w:p>
                           <w:p>
                             <w:pPr>
                               <w:rPr>
-                                <w:rFonts w:ascii="微软雅黑" w:eastAsia="微软雅黑" w:hAnsi="微软雅黑" w:cs="微软雅黑"/>
+                                <w:rFonts w:ascii="微软雅黑" w:hAnsi="微软雅黑" w:eastAsia="微软雅黑" w:cs="微软雅黑"/>
                                 <w:b/>
                                 <w:bCs/>
                                 <w:color w:val="404040" w:themeColor="text1" w:themeTint="BF"/>
+                                <w14:textFill>
+                                  <w14:solidFill>
+                                    <w14:schemeClr w14:val="tx1">
+                                      <w14:lumMod w14:val="75000"/>
+                                      <w14:lumOff w14:val="25000"/>
+                                    </w14:schemeClr>
+                                  </w14:solidFill>
+                                </w14:textFill>
                               </w:rPr>
                             </w:pPr>
                             <w:r>
                               <w:rPr>
-                                <w:rFonts w:ascii="微软雅黑" w:eastAsia="微软雅黑" w:hAnsi="微软雅黑" w:cs="微软雅黑" w:hint="eastAsia"/>
+                                <w:rFonts w:hint="eastAsia" w:ascii="微软雅黑" w:hAnsi="微软雅黑" w:eastAsia="微软雅黑" w:cs="微软雅黑"/>
                                 <w:b/>
                                 <w:bCs/>
                                 <w:color w:val="404040" w:themeColor="text1" w:themeTint="BF"/>
+                                <w14:textFill>
+                                  <w14:solidFill>
+                                    <w14:schemeClr w14:val="tx1">
+                                      <w14:lumMod w14:val="75000"/>
+                                      <w14:lumOff w14:val="25000"/>
+                                    </w14:schemeClr>
+                                  </w14:solidFill>
+                                </w14:textFill>
                               </w:rPr>
                               <w:t>民    族</w:t>
                             </w:r>
@@ -325,18 +359,34 @@
                           <w:p>
                             <w:pPr>
                               <w:rPr>
-                                <w:rFonts w:ascii="微软雅黑" w:eastAsia="微软雅黑" w:hAnsi="微软雅黑" w:cs="微软雅黑"/>
+                                <w:rFonts w:ascii="微软雅黑" w:hAnsi="微软雅黑" w:eastAsia="微软雅黑" w:cs="微软雅黑"/>
                                 <w:b/>
                                 <w:bCs/>
                                 <w:color w:val="404040" w:themeColor="text1" w:themeTint="BF"/>
+                                <w14:textFill>
+                                  <w14:solidFill>
+                                    <w14:schemeClr w14:val="tx1">
+                                      <w14:lumMod w14:val="75000"/>
+                                      <w14:lumOff w14:val="25000"/>
+                                    </w14:schemeClr>
+                                  </w14:solidFill>
+                                </w14:textFill>
                               </w:rPr>
                             </w:pPr>
                             <w:r>
                               <w:rPr>
-                                <w:rFonts w:ascii="微软雅黑" w:eastAsia="微软雅黑" w:hAnsi="微软雅黑" w:cs="微软雅黑" w:hint="eastAsia"/>
+                                <w:rFonts w:hint="eastAsia" w:ascii="微软雅黑" w:hAnsi="微软雅黑" w:eastAsia="微软雅黑" w:cs="微软雅黑"/>
                                 <w:b/>
                                 <w:bCs/>
                                 <w:color w:val="404040" w:themeColor="text1" w:themeTint="BF"/>
+                                <w14:textFill>
+                                  <w14:solidFill>
+                                    <w14:schemeClr w14:val="tx1">
+                                      <w14:lumMod w14:val="75000"/>
+                                      <w14:lumOff w14:val="25000"/>
+                                    </w14:schemeClr>
+                                  </w14:solidFill>
+                                </w14:textFill>
                               </w:rPr>
                               <w:t>电    话</w:t>
                             </w:r>
@@ -344,18 +394,34 @@
                           <w:p>
                             <w:pPr>
                               <w:rPr>
-                                <w:rFonts w:ascii="微软雅黑" w:eastAsia="微软雅黑" w:hAnsi="微软雅黑" w:cs="微软雅黑"/>
+                                <w:rFonts w:ascii="微软雅黑" w:hAnsi="微软雅黑" w:eastAsia="微软雅黑" w:cs="微软雅黑"/>
                                 <w:b/>
                                 <w:bCs/>
                                 <w:color w:val="404040" w:themeColor="text1" w:themeTint="BF"/>
+                                <w14:textFill>
+                                  <w14:solidFill>
+                                    <w14:schemeClr w14:val="tx1">
+                                      <w14:lumMod w14:val="75000"/>
+                                      <w14:lumOff w14:val="25000"/>
+                                    </w14:schemeClr>
+                                  </w14:solidFill>
+                                </w14:textFill>
                               </w:rPr>
                             </w:pPr>
                             <w:r>
                               <w:rPr>
-                                <w:rFonts w:ascii="微软雅黑" w:eastAsia="微软雅黑" w:hAnsi="微软雅黑" w:cs="微软雅黑" w:hint="eastAsia"/>
+                                <w:rFonts w:hint="eastAsia" w:ascii="微软雅黑" w:hAnsi="微软雅黑" w:eastAsia="微软雅黑" w:cs="微软雅黑"/>
                                 <w:b/>
                                 <w:bCs/>
                                 <w:color w:val="404040" w:themeColor="text1" w:themeTint="BF"/>
+                                <w14:textFill>
+                                  <w14:solidFill>
+                                    <w14:schemeClr w14:val="tx1">
+                                      <w14:lumMod w14:val="75000"/>
+                                      <w14:lumOff w14:val="25000"/>
+                                    </w14:schemeClr>
+                                  </w14:solidFill>
+                                </w14:textFill>
                               </w:rPr>
                               <w:t>邮    箱</w:t>
                             </w:r>
@@ -363,10 +429,18 @@
                           <w:p>
                             <w:pPr>
                               <w:rPr>
-                                <w:rFonts w:ascii="微软雅黑" w:eastAsia="微软雅黑" w:hAnsi="微软雅黑" w:cs="微软雅黑"/>
+                                <w:rFonts w:ascii="微软雅黑" w:hAnsi="微软雅黑" w:eastAsia="微软雅黑" w:cs="微软雅黑"/>
                                 <w:b/>
                                 <w:bCs/>
                                 <w:color w:val="404040" w:themeColor="text1" w:themeTint="BF"/>
+                                <w14:textFill>
+                                  <w14:solidFill>
+                                    <w14:schemeClr w14:val="tx1">
+                                      <w14:lumMod w14:val="75000"/>
+                                      <w14:lumOff w14:val="25000"/>
+                                    </w14:schemeClr>
+                                  </w14:solidFill>
+                                </w14:textFill>
                               </w:rPr>
                             </w:pPr>
                           </w:p>
@@ -383,56 +457,79 @@
           </mc:Choice>
           <mc:Fallback>
             <w:pict>
-              <v:shapetype w14:anchorId="01667C1C" id="_x0000_t202" coordsize="21600,21600" o:spt="202" path="m,l,21600r21600,l21600,xe">
-                <v:stroke joinstyle="miter"/>
-                <v:path gradientshapeok="t" o:connecttype="rect"/>
-              </v:shapetype>
-              <v:shape id="文本框 32" o:spid="_x0000_s1028" type="#_x0000_t202" style="position:absolute;left:0;text-align:left;margin-left:6.85pt;margin-top:67.95pt;width:57.65pt;height:116.9pt;z-index:251669504;visibility:visible;mso-wrap-style:square;mso-wrap-distance-left:9pt;mso-wrap-distance-top:0;mso-wrap-distance-right:9pt;mso-wrap-distance-bottom:0;mso-position-horizontal:absolute;mso-position-horizontal-relative:text;mso-position-vertical:absolute;mso-position-vertical-relative:text;v-text-anchor:top" o:gfxdata="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" filled="f" stroked="f" strokeweight=".5pt">
+              <v:shape id="_x0000_s1026" o:spid="_x0000_s1026" o:spt="202" type="#_x0000_t202" style="position:absolute;left:0pt;margin-left:6.85pt;margin-top:67.95pt;height:116.9pt;width:57.65pt;z-index:251669504;mso-width-relative:page;mso-height-relative:page;" filled="f" stroked="f" coordsize="21600,21600" o:gfxdata="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">
+                <v:fill on="f" focussize="0,0"/>
+                <v:stroke on="f" weight="0.5pt"/>
+                <v:imagedata o:title=""/>
+                <o:lock v:ext="edit" aspectratio="f"/>
                 <v:textbox>
                   <w:txbxContent>
                     <w:p>
                       <w:pPr>
                         <w:rPr>
-                          <w:rFonts w:ascii="微软雅黑" w:eastAsia="微软雅黑" w:hAnsi="微软雅黑" w:cs="微软雅黑"/>
+                          <w:rFonts w:ascii="微软雅黑" w:hAnsi="微软雅黑" w:eastAsia="微软雅黑" w:cs="微软雅黑"/>
                           <w:b/>
                           <w:bCs/>
                           <w:color w:val="404040" w:themeColor="text1" w:themeTint="BF"/>
+                          <w14:textFill>
+                            <w14:solidFill>
+                              <w14:schemeClr w14:val="tx1">
+                                <w14:lumMod w14:val="75000"/>
+                                <w14:lumOff w14:val="25000"/>
+                              </w14:schemeClr>
+                            </w14:solidFill>
+                          </w14:textFill>
                         </w:rPr>
                       </w:pPr>
                       <w:r>
                         <w:rPr>
-                          <w:rFonts w:ascii="微软雅黑" w:eastAsia="微软雅黑" w:hAnsi="微软雅黑" w:cs="微软雅黑" w:hint="eastAsia"/>
+                          <w:rFonts w:hint="eastAsia" w:ascii="微软雅黑" w:hAnsi="微软雅黑" w:eastAsia="微软雅黑" w:cs="微软雅黑"/>
                           <w:b/>
                           <w:bCs/>
                           <w:color w:val="404040" w:themeColor="text1" w:themeTint="BF"/>
-                        </w:rPr>
-                        <w:t xml:space="preserve">姓    </w:t>
-                      </w:r>
-                      <w:r>
-                        <w:rPr>
-                          <w:rFonts w:ascii="微软雅黑" w:eastAsia="微软雅黑" w:hAnsi="微软雅黑" w:cs="微软雅黑" w:hint="eastAsia"/>
-                          <w:b/>
-                          <w:bCs/>
-                          <w:color w:val="404040" w:themeColor="text1" w:themeTint="BF"/>
-                        </w:rPr>
-                        <w:t>名</w:t>
+                          <w14:textFill>
+                            <w14:solidFill>
+                              <w14:schemeClr w14:val="tx1">
+                                <w14:lumMod w14:val="75000"/>
+                                <w14:lumOff w14:val="25000"/>
+                              </w14:schemeClr>
+                            </w14:solidFill>
+                          </w14:textFill>
+                        </w:rPr>
+                        <w:t>姓    名</w:t>
                       </w:r>
                     </w:p>
                     <w:p>
                       <w:pPr>
                         <w:rPr>
-                          <w:rFonts w:ascii="微软雅黑" w:eastAsia="微软雅黑" w:hAnsi="微软雅黑" w:cs="微软雅黑"/>
+                          <w:rFonts w:ascii="微软雅黑" w:hAnsi="微软雅黑" w:eastAsia="微软雅黑" w:cs="微软雅黑"/>
                           <w:b/>
                           <w:bCs/>
                           <w:color w:val="404040" w:themeColor="text1" w:themeTint="BF"/>
+                          <w14:textFill>
+                            <w14:solidFill>
+                              <w14:schemeClr w14:val="tx1">
+                                <w14:lumMod w14:val="75000"/>
+                                <w14:lumOff w14:val="25000"/>
+                              </w14:schemeClr>
+                            </w14:solidFill>
+                          </w14:textFill>
                         </w:rPr>
                       </w:pPr>
                       <w:r>
                         <w:rPr>
-                          <w:rFonts w:ascii="微软雅黑" w:eastAsia="微软雅黑" w:hAnsi="微软雅黑" w:cs="微软雅黑" w:hint="eastAsia"/>
+                          <w:rFonts w:hint="eastAsia" w:ascii="微软雅黑" w:hAnsi="微软雅黑" w:eastAsia="微软雅黑" w:cs="微软雅黑"/>
                           <w:b/>
                           <w:bCs/>
                           <w:color w:val="404040" w:themeColor="text1" w:themeTint="BF"/>
+                          <w14:textFill>
+                            <w14:solidFill>
+                              <w14:schemeClr w14:val="tx1">
+                                <w14:lumMod w14:val="75000"/>
+                                <w14:lumOff w14:val="25000"/>
+                              </w14:schemeClr>
+                            </w14:solidFill>
+                          </w14:textFill>
                         </w:rPr>
                         <w:t>民    族</w:t>
                       </w:r>
@@ -440,18 +537,34 @@
                     <w:p>
                       <w:pPr>
                         <w:rPr>
-                          <w:rFonts w:ascii="微软雅黑" w:eastAsia="微软雅黑" w:hAnsi="微软雅黑" w:cs="微软雅黑"/>
+                          <w:rFonts w:ascii="微软雅黑" w:hAnsi="微软雅黑" w:eastAsia="微软雅黑" w:cs="微软雅黑"/>
                           <w:b/>
                           <w:bCs/>
                           <w:color w:val="404040" w:themeColor="text1" w:themeTint="BF"/>
+                          <w14:textFill>
+                            <w14:solidFill>
+                              <w14:schemeClr w14:val="tx1">
+                                <w14:lumMod w14:val="75000"/>
+                                <w14:lumOff w14:val="25000"/>
+                              </w14:schemeClr>
+                            </w14:solidFill>
+                          </w14:textFill>
                         </w:rPr>
                       </w:pPr>
                       <w:r>
                         <w:rPr>
-                          <w:rFonts w:ascii="微软雅黑" w:eastAsia="微软雅黑" w:hAnsi="微软雅黑" w:cs="微软雅黑" w:hint="eastAsia"/>
+                          <w:rFonts w:hint="eastAsia" w:ascii="微软雅黑" w:hAnsi="微软雅黑" w:eastAsia="微软雅黑" w:cs="微软雅黑"/>
                           <w:b/>
                           <w:bCs/>
                           <w:color w:val="404040" w:themeColor="text1" w:themeTint="BF"/>
+                          <w14:textFill>
+                            <w14:solidFill>
+                              <w14:schemeClr w14:val="tx1">
+                                <w14:lumMod w14:val="75000"/>
+                                <w14:lumOff w14:val="25000"/>
+                              </w14:schemeClr>
+                            </w14:solidFill>
+                          </w14:textFill>
                         </w:rPr>
                         <w:t>电    话</w:t>
                       </w:r>
@@ -459,18 +572,34 @@
                     <w:p>
                       <w:pPr>
                         <w:rPr>
-                          <w:rFonts w:ascii="微软雅黑" w:eastAsia="微软雅黑" w:hAnsi="微软雅黑" w:cs="微软雅黑"/>
+                          <w:rFonts w:ascii="微软雅黑" w:hAnsi="微软雅黑" w:eastAsia="微软雅黑" w:cs="微软雅黑"/>
                           <w:b/>
                           <w:bCs/>
                           <w:color w:val="404040" w:themeColor="text1" w:themeTint="BF"/>
+                          <w14:textFill>
+                            <w14:solidFill>
+                              <w14:schemeClr w14:val="tx1">
+                                <w14:lumMod w14:val="75000"/>
+                                <w14:lumOff w14:val="25000"/>
+                              </w14:schemeClr>
+                            </w14:solidFill>
+                          </w14:textFill>
                         </w:rPr>
                       </w:pPr>
                       <w:r>
                         <w:rPr>
-                          <w:rFonts w:ascii="微软雅黑" w:eastAsia="微软雅黑" w:hAnsi="微软雅黑" w:cs="微软雅黑" w:hint="eastAsia"/>
+                          <w:rFonts w:hint="eastAsia" w:ascii="微软雅黑" w:hAnsi="微软雅黑" w:eastAsia="微软雅黑" w:cs="微软雅黑"/>
                           <w:b/>
                           <w:bCs/>
                           <w:color w:val="404040" w:themeColor="text1" w:themeTint="BF"/>
+                          <w14:textFill>
+                            <w14:solidFill>
+                              <w14:schemeClr w14:val="tx1">
+                                <w14:lumMod w14:val="75000"/>
+                                <w14:lumOff w14:val="25000"/>
+                              </w14:schemeClr>
+                            </w14:solidFill>
+                          </w14:textFill>
                         </w:rPr>
                         <w:t>邮    箱</w:t>
                       </w:r>
@@ -478,10 +607,18 @@
                     <w:p>
                       <w:pPr>
                         <w:rPr>
-                          <w:rFonts w:ascii="微软雅黑" w:eastAsia="微软雅黑" w:hAnsi="微软雅黑" w:cs="微软雅黑"/>
+                          <w:rFonts w:ascii="微软雅黑" w:hAnsi="微软雅黑" w:eastAsia="微软雅黑" w:cs="微软雅黑"/>
                           <w:b/>
                           <w:bCs/>
                           <w:color w:val="404040" w:themeColor="text1" w:themeTint="BF"/>
+                          <w14:textFill>
+                            <w14:solidFill>
+                              <w14:schemeClr w14:val="tx1">
+                                <w14:lumMod w14:val="75000"/>
+                                <w14:lumOff w14:val="25000"/>
+                              </w14:schemeClr>
+                            </w14:solidFill>
+                          </w14:textFill>
                         </w:rPr>
                       </w:pPr>
                     </w:p>
@@ -494,13 +631,12 @@
       </w:r>
       <w:r>
         <w:rPr>
-          <w:noProof/>
           <w:sz w:val="28"/>
         </w:rPr>
         <mc:AlternateContent>
           <mc:Choice Requires="wps">
             <w:drawing>
-              <wp:anchor distT="0" distB="0" distL="114300" distR="114300" simplePos="0" relativeHeight="251674624" behindDoc="0" locked="0" layoutInCell="1" allowOverlap="1" wp14:anchorId="3B470816" wp14:editId="2F0E1853">
+              <wp:anchor distT="0" distB="0" distL="114300" distR="114300" simplePos="0" relativeHeight="251674624" behindDoc="0" locked="0" layoutInCell="1" allowOverlap="1">
                 <wp:simplePos x="0" y="0"/>
                 <wp:positionH relativeFrom="column">
                   <wp:posOffset>3067050</wp:posOffset>
@@ -549,36 +685,68 @@
                           <w:p>
                             <w:pPr>
                               <w:rPr>
-                                <w:rFonts w:ascii="微软雅黑" w:eastAsia="微软雅黑" w:hAnsi="微软雅黑" w:cs="微软雅黑"/>
+                                <w:rFonts w:ascii="微软雅黑" w:hAnsi="微软雅黑" w:eastAsia="微软雅黑" w:cs="微软雅黑"/>
                                 <w:b/>
                                 <w:bCs/>
                                 <w:color w:val="404040" w:themeColor="text1" w:themeTint="BF"/>
+                                <w14:textFill>
+                                  <w14:solidFill>
+                                    <w14:schemeClr w14:val="tx1">
+                                      <w14:lumMod w14:val="75000"/>
+                                      <w14:lumOff w14:val="25000"/>
+                                    </w14:schemeClr>
+                                  </w14:solidFill>
+                                </w14:textFill>
                               </w:rPr>
                             </w:pPr>
                             <w:r>
                               <w:rPr>
-                                <w:rFonts w:ascii="微软雅黑" w:eastAsia="微软雅黑" w:hAnsi="微软雅黑" w:cs="微软雅黑" w:hint="eastAsia"/>
+                                <w:rFonts w:hint="eastAsia" w:ascii="微软雅黑" w:hAnsi="微软雅黑" w:eastAsia="微软雅黑" w:cs="微软雅黑"/>
                                 <w:b/>
                                 <w:bCs/>
                                 <w:color w:val="404040" w:themeColor="text1" w:themeTint="BF"/>
+                                <w14:textFill>
+                                  <w14:solidFill>
+                                    <w14:schemeClr w14:val="tx1">
+                                      <w14:lumMod w14:val="75000"/>
+                                      <w14:lumOff w14:val="25000"/>
+                                    </w14:schemeClr>
+                                  </w14:solidFill>
+                                </w14:textFill>
                               </w:rPr>
                               <w:t xml:space="preserve">年 </w:t>
                             </w:r>
                             <w:r>
                               <w:rPr>
-                                <w:rFonts w:ascii="微软雅黑" w:eastAsia="微软雅黑" w:hAnsi="微软雅黑" w:cs="微软雅黑"/>
+                                <w:rFonts w:ascii="微软雅黑" w:hAnsi="微软雅黑" w:eastAsia="微软雅黑" w:cs="微软雅黑"/>
                                 <w:b/>
                                 <w:bCs/>
                                 <w:color w:val="404040" w:themeColor="text1" w:themeTint="BF"/>
+                                <w14:textFill>
+                                  <w14:solidFill>
+                                    <w14:schemeClr w14:val="tx1">
+                                      <w14:lumMod w14:val="75000"/>
+                                      <w14:lumOff w14:val="25000"/>
+                                    </w14:schemeClr>
+                                  </w14:solidFill>
+                                </w14:textFill>
                               </w:rPr>
                               <w:t xml:space="preserve">   </w:t>
                             </w:r>
                             <w:r>
                               <w:rPr>
-                                <w:rFonts w:ascii="微软雅黑" w:eastAsia="微软雅黑" w:hAnsi="微软雅黑" w:cs="微软雅黑" w:hint="eastAsia"/>
+                                <w:rFonts w:hint="eastAsia" w:ascii="微软雅黑" w:hAnsi="微软雅黑" w:eastAsia="微软雅黑" w:cs="微软雅黑"/>
                                 <w:b/>
                                 <w:bCs/>
                                 <w:color w:val="404040" w:themeColor="text1" w:themeTint="BF"/>
+                                <w14:textFill>
+                                  <w14:solidFill>
+                                    <w14:schemeClr w14:val="tx1">
+                                      <w14:lumMod w14:val="75000"/>
+                                      <w14:lumOff w14:val="25000"/>
+                                    </w14:schemeClr>
+                                  </w14:solidFill>
+                                </w14:textFill>
                               </w:rPr>
                               <w:t>龄</w:t>
                             </w:r>
@@ -586,18 +754,34 @@
                           <w:p>
                             <w:pPr>
                               <w:rPr>
-                                <w:rFonts w:ascii="微软雅黑" w:eastAsia="微软雅黑" w:hAnsi="微软雅黑" w:cs="微软雅黑"/>
+                                <w:rFonts w:ascii="微软雅黑" w:hAnsi="微软雅黑" w:eastAsia="微软雅黑" w:cs="微软雅黑"/>
                                 <w:b/>
                                 <w:bCs/>
                                 <w:color w:val="404040" w:themeColor="text1" w:themeTint="BF"/>
+                                <w14:textFill>
+                                  <w14:solidFill>
+                                    <w14:schemeClr w14:val="tx1">
+                                      <w14:lumMod w14:val="75000"/>
+                                      <w14:lumOff w14:val="25000"/>
+                                    </w14:schemeClr>
+                                  </w14:solidFill>
+                                </w14:textFill>
                               </w:rPr>
                             </w:pPr>
                             <w:r>
                               <w:rPr>
-                                <w:rFonts w:ascii="微软雅黑" w:eastAsia="微软雅黑" w:hAnsi="微软雅黑" w:cs="微软雅黑" w:hint="eastAsia"/>
+                                <w:rFonts w:hint="eastAsia" w:ascii="微软雅黑" w:hAnsi="微软雅黑" w:eastAsia="微软雅黑" w:cs="微软雅黑"/>
                                 <w:b/>
                                 <w:bCs/>
                                 <w:color w:val="404040" w:themeColor="text1" w:themeTint="BF"/>
+                                <w14:textFill>
+                                  <w14:solidFill>
+                                    <w14:schemeClr w14:val="tx1">
+                                      <w14:lumMod w14:val="75000"/>
+                                      <w14:lumOff w14:val="25000"/>
+                                    </w14:schemeClr>
+                                  </w14:solidFill>
+                                </w14:textFill>
                               </w:rPr>
                               <w:t>政治面貌毕业院校</w:t>
                             </w:r>
@@ -605,18 +789,34 @@
                           <w:p>
                             <w:pPr>
                               <w:rPr>
-                                <w:rFonts w:ascii="微软雅黑" w:eastAsia="微软雅黑" w:hAnsi="微软雅黑" w:cs="微软雅黑"/>
+                                <w:rFonts w:ascii="微软雅黑" w:hAnsi="微软雅黑" w:eastAsia="微软雅黑" w:cs="微软雅黑"/>
                                 <w:b/>
                                 <w:bCs/>
                                 <w:color w:val="404040" w:themeColor="text1" w:themeTint="BF"/>
+                                <w14:textFill>
+                                  <w14:solidFill>
+                                    <w14:schemeClr w14:val="tx1">
+                                      <w14:lumMod w14:val="75000"/>
+                                      <w14:lumOff w14:val="25000"/>
+                                    </w14:schemeClr>
+                                  </w14:solidFill>
+                                </w14:textFill>
                               </w:rPr>
                             </w:pPr>
                             <w:r>
                               <w:rPr>
-                                <w:rFonts w:ascii="微软雅黑" w:eastAsia="微软雅黑" w:hAnsi="微软雅黑" w:cs="微软雅黑" w:hint="eastAsia"/>
+                                <w:rFonts w:hint="eastAsia" w:ascii="微软雅黑" w:hAnsi="微软雅黑" w:eastAsia="微软雅黑" w:cs="微软雅黑"/>
                                 <w:b/>
                                 <w:bCs/>
                                 <w:color w:val="404040" w:themeColor="text1" w:themeTint="BF"/>
+                                <w14:textFill>
+                                  <w14:solidFill>
+                                    <w14:schemeClr w14:val="tx1">
+                                      <w14:lumMod w14:val="75000"/>
+                                      <w14:lumOff w14:val="25000"/>
+                                    </w14:schemeClr>
+                                  </w14:solidFill>
+                                </w14:textFill>
                               </w:rPr>
                               <w:t>学    历</w:t>
                             </w:r>
@@ -634,42 +834,78 @@
           </mc:Choice>
           <mc:Fallback>
             <w:pict>
-              <v:shape w14:anchorId="3B470816" id="文本框 33" o:spid="_x0000_s1029" type="#_x0000_t202" style="position:absolute;left:0;text-align:left;margin-left:241.5pt;margin-top:67.75pt;width:57.65pt;height:96.15pt;z-index:251674624;visibility:visible;mso-wrap-style:square;mso-wrap-distance-left:9pt;mso-wrap-distance-top:0;mso-wrap-distance-right:9pt;mso-wrap-distance-bottom:0;mso-position-horizontal:absolute;mso-position-horizontal-relative:text;mso-position-vertical:absolute;mso-position-vertical-relative:text;v-text-anchor:top" o:gfxdata="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" filled="f" stroked="f" strokeweight=".5pt">
+              <v:shape id="_x0000_s1026" o:spid="_x0000_s1026" o:spt="202" type="#_x0000_t202" style="position:absolute;left:0pt;margin-left:241.5pt;margin-top:67.75pt;height:96.15pt;width:57.65pt;z-index:251674624;mso-width-relative:page;mso-height-relative:page;" filled="f" stroked="f" coordsize="21600,21600" o:gfxdata="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">
+                <v:fill on="f" focussize="0,0"/>
+                <v:stroke on="f" weight="0.5pt"/>
+                <v:imagedata o:title=""/>
+                <o:lock v:ext="edit" aspectratio="f"/>
                 <v:textbox>
                   <w:txbxContent>
                     <w:p>
                       <w:pPr>
                         <w:rPr>
-                          <w:rFonts w:ascii="微软雅黑" w:eastAsia="微软雅黑" w:hAnsi="微软雅黑" w:cs="微软雅黑"/>
+                          <w:rFonts w:ascii="微软雅黑" w:hAnsi="微软雅黑" w:eastAsia="微软雅黑" w:cs="微软雅黑"/>
                           <w:b/>
                           <w:bCs/>
                           <w:color w:val="404040" w:themeColor="text1" w:themeTint="BF"/>
+                          <w14:textFill>
+                            <w14:solidFill>
+                              <w14:schemeClr w14:val="tx1">
+                                <w14:lumMod w14:val="75000"/>
+                                <w14:lumOff w14:val="25000"/>
+                              </w14:schemeClr>
+                            </w14:solidFill>
+                          </w14:textFill>
                         </w:rPr>
                       </w:pPr>
                       <w:r>
                         <w:rPr>
-                          <w:rFonts w:ascii="微软雅黑" w:eastAsia="微软雅黑" w:hAnsi="微软雅黑" w:cs="微软雅黑" w:hint="eastAsia"/>
+                          <w:rFonts w:hint="eastAsia" w:ascii="微软雅黑" w:hAnsi="微软雅黑" w:eastAsia="微软雅黑" w:cs="微软雅黑"/>
                           <w:b/>
                           <w:bCs/>
                           <w:color w:val="404040" w:themeColor="text1" w:themeTint="BF"/>
+                          <w14:textFill>
+                            <w14:solidFill>
+                              <w14:schemeClr w14:val="tx1">
+                                <w14:lumMod w14:val="75000"/>
+                                <w14:lumOff w14:val="25000"/>
+                              </w14:schemeClr>
+                            </w14:solidFill>
+                          </w14:textFill>
                         </w:rPr>
                         <w:t xml:space="preserve">年 </w:t>
                       </w:r>
                       <w:r>
                         <w:rPr>
-                          <w:rFonts w:ascii="微软雅黑" w:eastAsia="微软雅黑" w:hAnsi="微软雅黑" w:cs="微软雅黑"/>
+                          <w:rFonts w:ascii="微软雅黑" w:hAnsi="微软雅黑" w:eastAsia="微软雅黑" w:cs="微软雅黑"/>
                           <w:b/>
                           <w:bCs/>
                           <w:color w:val="404040" w:themeColor="text1" w:themeTint="BF"/>
+                          <w14:textFill>
+                            <w14:solidFill>
+                              <w14:schemeClr w14:val="tx1">
+                                <w14:lumMod w14:val="75000"/>
+                                <w14:lumOff w14:val="25000"/>
+                              </w14:schemeClr>
+                            </w14:solidFill>
+                          </w14:textFill>
                         </w:rPr>
                         <w:t xml:space="preserve">   </w:t>
                       </w:r>
                       <w:r>
                         <w:rPr>
-                          <w:rFonts w:ascii="微软雅黑" w:eastAsia="微软雅黑" w:hAnsi="微软雅黑" w:cs="微软雅黑" w:hint="eastAsia"/>
+                          <w:rFonts w:hint="eastAsia" w:ascii="微软雅黑" w:hAnsi="微软雅黑" w:eastAsia="微软雅黑" w:cs="微软雅黑"/>
                           <w:b/>
                           <w:bCs/>
                           <w:color w:val="404040" w:themeColor="text1" w:themeTint="BF"/>
+                          <w14:textFill>
+                            <w14:solidFill>
+                              <w14:schemeClr w14:val="tx1">
+                                <w14:lumMod w14:val="75000"/>
+                                <w14:lumOff w14:val="25000"/>
+                              </w14:schemeClr>
+                            </w14:solidFill>
+                          </w14:textFill>
                         </w:rPr>
                         <w:t>龄</w:t>
                       </w:r>
@@ -677,18 +913,34 @@
                     <w:p>
                       <w:pPr>
                         <w:rPr>
-                          <w:rFonts w:ascii="微软雅黑" w:eastAsia="微软雅黑" w:hAnsi="微软雅黑" w:cs="微软雅黑"/>
+                          <w:rFonts w:ascii="微软雅黑" w:hAnsi="微软雅黑" w:eastAsia="微软雅黑" w:cs="微软雅黑"/>
                           <w:b/>
                           <w:bCs/>
                           <w:color w:val="404040" w:themeColor="text1" w:themeTint="BF"/>
+                          <w14:textFill>
+                            <w14:solidFill>
+                              <w14:schemeClr w14:val="tx1">
+                                <w14:lumMod w14:val="75000"/>
+                                <w14:lumOff w14:val="25000"/>
+                              </w14:schemeClr>
+                            </w14:solidFill>
+                          </w14:textFill>
                         </w:rPr>
                       </w:pPr>
                       <w:r>
                         <w:rPr>
-                          <w:rFonts w:ascii="微软雅黑" w:eastAsia="微软雅黑" w:hAnsi="微软雅黑" w:cs="微软雅黑" w:hint="eastAsia"/>
+                          <w:rFonts w:hint="eastAsia" w:ascii="微软雅黑" w:hAnsi="微软雅黑" w:eastAsia="微软雅黑" w:cs="微软雅黑"/>
                           <w:b/>
                           <w:bCs/>
                           <w:color w:val="404040" w:themeColor="text1" w:themeTint="BF"/>
+                          <w14:textFill>
+                            <w14:solidFill>
+                              <w14:schemeClr w14:val="tx1">
+                                <w14:lumMod w14:val="75000"/>
+                                <w14:lumOff w14:val="25000"/>
+                              </w14:schemeClr>
+                            </w14:solidFill>
+                          </w14:textFill>
                         </w:rPr>
                         <w:t>政治面貌毕业院校</w:t>
                       </w:r>
@@ -696,18 +948,34 @@
                     <w:p>
                       <w:pPr>
                         <w:rPr>
-                          <w:rFonts w:ascii="微软雅黑" w:eastAsia="微软雅黑" w:hAnsi="微软雅黑" w:cs="微软雅黑"/>
+                          <w:rFonts w:ascii="微软雅黑" w:hAnsi="微软雅黑" w:eastAsia="微软雅黑" w:cs="微软雅黑"/>
                           <w:b/>
                           <w:bCs/>
                           <w:color w:val="404040" w:themeColor="text1" w:themeTint="BF"/>
+                          <w14:textFill>
+                            <w14:solidFill>
+                              <w14:schemeClr w14:val="tx1">
+                                <w14:lumMod w14:val="75000"/>
+                                <w14:lumOff w14:val="25000"/>
+                              </w14:schemeClr>
+                            </w14:solidFill>
+                          </w14:textFill>
                         </w:rPr>
                       </w:pPr>
                       <w:r>
                         <w:rPr>
-                          <w:rFonts w:ascii="微软雅黑" w:eastAsia="微软雅黑" w:hAnsi="微软雅黑" w:cs="微软雅黑" w:hint="eastAsia"/>
+                          <w:rFonts w:hint="eastAsia" w:ascii="微软雅黑" w:hAnsi="微软雅黑" w:eastAsia="微软雅黑" w:cs="微软雅黑"/>
                           <w:b/>
                           <w:bCs/>
                           <w:color w:val="404040" w:themeColor="text1" w:themeTint="BF"/>
+                          <w14:textFill>
+                            <w14:solidFill>
+                              <w14:schemeClr w14:val="tx1">
+                                <w14:lumMod w14:val="75000"/>
+                                <w14:lumOff w14:val="25000"/>
+                              </w14:schemeClr>
+                            </w14:solidFill>
+                          </w14:textFill>
                         </w:rPr>
                         <w:t>学    历</w:t>
                       </w:r>
@@ -721,13 +989,12 @@
       </w:r>
       <w:r>
         <w:rPr>
-          <w:noProof/>
           <w:sz w:val="28"/>
         </w:rPr>
         <mc:AlternateContent>
           <mc:Choice Requires="wps">
             <w:drawing>
-              <wp:anchor distT="0" distB="0" distL="114300" distR="114300" simplePos="0" relativeHeight="251665408" behindDoc="0" locked="0" layoutInCell="1" allowOverlap="1" wp14:anchorId="4AC7E3F2" wp14:editId="718092CD">
+              <wp:anchor distT="0" distB="0" distL="114300" distR="114300" simplePos="0" relativeHeight="251665408" behindDoc="0" locked="0" layoutInCell="1" allowOverlap="1">
                 <wp:simplePos x="0" y="0"/>
                 <wp:positionH relativeFrom="column">
                   <wp:posOffset>869950</wp:posOffset>
@@ -779,21 +1046,45 @@
                               <w:snapToGrid w:val="0"/>
                               <w:jc w:val="left"/>
                               <w:rPr>
-                                <w:rFonts w:ascii="微软雅黑" w:eastAsia="微软雅黑" w:hAnsi="微软雅黑"/>
-                                <w:color w:val="404040" w:themeColor="text1" w:themeTint="BF"/>
+                                <w:rFonts w:ascii="微软雅黑" w:hAnsi="微软雅黑" w:eastAsia="微软雅黑"/>
+                                <w:color w:val="404040" w:themeColor="text1" w:themeTint="BF"/>
+                                <w14:textFill>
+                                  <w14:solidFill>
+                                    <w14:schemeClr w14:val="tx1">
+                                      <w14:lumMod w14:val="75000"/>
+                                      <w14:lumOff w14:val="25000"/>
+                                    </w14:schemeClr>
+                                  </w14:solidFill>
+                                </w14:textFill>
                               </w:rPr>
                             </w:pPr>
                             <w:r>
                               <w:rPr>
-                                <w:rFonts w:ascii="微软雅黑" w:eastAsia="微软雅黑" w:hAnsi="微软雅黑"/>
-                                <w:color w:val="404040" w:themeColor="text1" w:themeTint="BF"/>
+                                <w:rFonts w:ascii="微软雅黑" w:hAnsi="微软雅黑" w:eastAsia="微软雅黑"/>
+                                <w:color w:val="404040" w:themeColor="text1" w:themeTint="BF"/>
+                                <w14:textFill>
+                                  <w14:solidFill>
+                                    <w14:schemeClr w14:val="tx1">
+                                      <w14:lumMod w14:val="75000"/>
+                                      <w14:lumOff w14:val="25000"/>
+                                    </w14:schemeClr>
+                                  </w14:solidFill>
+                                </w14:textFill>
                               </w:rPr>
                               <w:t>蔡</w:t>
                             </w:r>
                             <w:r>
                               <w:rPr>
-                                <w:rFonts w:ascii="微软雅黑" w:eastAsia="微软雅黑" w:hAnsi="微软雅黑" w:hint="eastAsia"/>
-                                <w:color w:val="404040" w:themeColor="text1" w:themeTint="BF"/>
+                                <w:rFonts w:hint="eastAsia" w:ascii="微软雅黑" w:hAnsi="微软雅黑" w:eastAsia="微软雅黑"/>
+                                <w:color w:val="404040" w:themeColor="text1" w:themeTint="BF"/>
+                                <w14:textFill>
+                                  <w14:solidFill>
+                                    <w14:schemeClr w14:val="tx1">
+                                      <w14:lumMod w14:val="75000"/>
+                                      <w14:lumOff w14:val="25000"/>
+                                    </w14:schemeClr>
+                                  </w14:solidFill>
+                                </w14:textFill>
                               </w:rPr>
                               <w:t>宙廷</w:t>
                             </w:r>
@@ -804,14 +1095,30 @@
                               <w:snapToGrid w:val="0"/>
                               <w:jc w:val="left"/>
                               <w:rPr>
-                                <w:rFonts w:ascii="微软雅黑" w:eastAsia="微软雅黑" w:hAnsi="微软雅黑"/>
-                                <w:color w:val="404040" w:themeColor="text1" w:themeTint="BF"/>
+                                <w:rFonts w:ascii="微软雅黑" w:hAnsi="微软雅黑" w:eastAsia="微软雅黑"/>
+                                <w:color w:val="404040" w:themeColor="text1" w:themeTint="BF"/>
+                                <w14:textFill>
+                                  <w14:solidFill>
+                                    <w14:schemeClr w14:val="tx1">
+                                      <w14:lumMod w14:val="75000"/>
+                                      <w14:lumOff w14:val="25000"/>
+                                    </w14:schemeClr>
+                                  </w14:solidFill>
+                                </w14:textFill>
                               </w:rPr>
                             </w:pPr>
                             <w:r>
                               <w:rPr>
-                                <w:rFonts w:ascii="微软雅黑" w:eastAsia="微软雅黑" w:hAnsi="微软雅黑" w:hint="eastAsia"/>
-                                <w:color w:val="404040" w:themeColor="text1" w:themeTint="BF"/>
+                                <w:rFonts w:hint="eastAsia" w:ascii="微软雅黑" w:hAnsi="微软雅黑" w:eastAsia="微软雅黑"/>
+                                <w:color w:val="404040" w:themeColor="text1" w:themeTint="BF"/>
+                                <w14:textFill>
+                                  <w14:solidFill>
+                                    <w14:schemeClr w14:val="tx1">
+                                      <w14:lumMod w14:val="75000"/>
+                                      <w14:lumOff w14:val="25000"/>
+                                    </w14:schemeClr>
+                                  </w14:solidFill>
+                                </w14:textFill>
                               </w:rPr>
                               <w:t>汉</w:t>
                             </w:r>
@@ -822,14 +1129,30 @@
                               <w:snapToGrid w:val="0"/>
                               <w:jc w:val="left"/>
                               <w:rPr>
-                                <w:rFonts w:ascii="微软雅黑" w:eastAsia="微软雅黑" w:hAnsi="微软雅黑"/>
-                                <w:color w:val="404040" w:themeColor="text1" w:themeTint="BF"/>
+                                <w:rFonts w:ascii="微软雅黑" w:hAnsi="微软雅黑" w:eastAsia="微软雅黑"/>
+                                <w:color w:val="404040" w:themeColor="text1" w:themeTint="BF"/>
+                                <w14:textFill>
+                                  <w14:solidFill>
+                                    <w14:schemeClr w14:val="tx1">
+                                      <w14:lumMod w14:val="75000"/>
+                                      <w14:lumOff w14:val="25000"/>
+                                    </w14:schemeClr>
+                                  </w14:solidFill>
+                                </w14:textFill>
                               </w:rPr>
                             </w:pPr>
                             <w:r>
                               <w:rPr>
-                                <w:rFonts w:ascii="微软雅黑" w:eastAsia="微软雅黑" w:hAnsi="微软雅黑" w:hint="eastAsia"/>
-                                <w:color w:val="404040" w:themeColor="text1" w:themeTint="BF"/>
+                                <w:rFonts w:hint="eastAsia" w:ascii="微软雅黑" w:hAnsi="微软雅黑" w:eastAsia="微软雅黑"/>
+                                <w:color w:val="404040" w:themeColor="text1" w:themeTint="BF"/>
+                                <w14:textFill>
+                                  <w14:solidFill>
+                                    <w14:schemeClr w14:val="tx1">
+                                      <w14:lumMod w14:val="75000"/>
+                                      <w14:lumOff w14:val="25000"/>
+                                    </w14:schemeClr>
+                                  </w14:solidFill>
+                                </w14:textFill>
                               </w:rPr>
                               <w:t>18664695946</w:t>
                             </w:r>
@@ -840,14 +1163,32 @@
                               <w:snapToGrid w:val="0"/>
                               <w:jc w:val="left"/>
                               <w:rPr>
-                                <w:rFonts w:ascii="微软雅黑" w:eastAsia="微软雅黑" w:hAnsi="微软雅黑"/>
-                                <w:color w:val="404040" w:themeColor="text1" w:themeTint="BF"/>
+                                <w:rFonts w:hint="default" w:ascii="微软雅黑" w:hAnsi="微软雅黑" w:eastAsia="微软雅黑"/>
+                                <w:color w:val="404040" w:themeColor="text1" w:themeTint="BF"/>
+                                <w:lang w:val="en-US" w:eastAsia="zh-CN"/>
+                                <w14:textFill>
+                                  <w14:solidFill>
+                                    <w14:schemeClr w14:val="tx1">
+                                      <w14:lumMod w14:val="75000"/>
+                                      <w14:lumOff w14:val="25000"/>
+                                    </w14:schemeClr>
+                                  </w14:solidFill>
+                                </w14:textFill>
                               </w:rPr>
                             </w:pPr>
                             <w:r>
                               <w:rPr>
-                                <w:rFonts w:ascii="微软雅黑" w:eastAsia="微软雅黑" w:hAnsi="微软雅黑" w:hint="eastAsia"/>
-                                <w:color w:val="404040" w:themeColor="text1" w:themeTint="BF"/>
+                                <w:rFonts w:hint="eastAsia" w:ascii="微软雅黑" w:hAnsi="微软雅黑" w:eastAsia="微软雅黑"/>
+                                <w:color w:val="404040" w:themeColor="text1" w:themeTint="BF"/>
+                                <w:lang w:val="en-US" w:eastAsia="zh-CN"/>
+                                <w14:textFill>
+                                  <w14:solidFill>
+                                    <w14:schemeClr w14:val="tx1">
+                                      <w14:lumMod w14:val="75000"/>
+                                      <w14:lumOff w14:val="25000"/>
+                                    </w14:schemeClr>
+                                  </w14:solidFill>
+                                </w14:textFill>
                               </w:rPr>
                               <w:t>niuzipai@gmail.com</w:t>
                             </w:r>
@@ -858,8 +1199,16 @@
                               <w:snapToGrid w:val="0"/>
                               <w:jc w:val="left"/>
                               <w:rPr>
-                                <w:rFonts w:ascii="微软雅黑" w:eastAsia="微软雅黑" w:hAnsi="微软雅黑"/>
-                                <w:color w:val="404040" w:themeColor="text1" w:themeTint="BF"/>
+                                <w:rFonts w:ascii="微软雅黑" w:hAnsi="微软雅黑" w:eastAsia="微软雅黑"/>
+                                <w:color w:val="404040" w:themeColor="text1" w:themeTint="BF"/>
+                                <w14:textFill>
+                                  <w14:solidFill>
+                                    <w14:schemeClr w14:val="tx1">
+                                      <w14:lumMod w14:val="75000"/>
+                                      <w14:lumOff w14:val="25000"/>
+                                    </w14:schemeClr>
+                                  </w14:solidFill>
+                                </w14:textFill>
                               </w:rPr>
                             </w:pPr>
                           </w:p>
@@ -876,7 +1225,11 @@
           </mc:Choice>
           <mc:Fallback>
             <w:pict>
-              <v:shape w14:anchorId="4AC7E3F2" id="文本框 34" o:spid="_x0000_s1030" type="#_x0000_t202" style="position:absolute;left:0;text-align:left;margin-left:68.5pt;margin-top:67.8pt;width:163.8pt;height:116.9pt;z-index:251665408;visibility:visible;mso-wrap-style:square;mso-wrap-distance-left:9pt;mso-wrap-distance-top:0;mso-wrap-distance-right:9pt;mso-wrap-distance-bottom:0;mso-position-horizontal:absolute;mso-position-horizontal-relative:text;mso-position-vertical:absolute;mso-position-vertical-relative:text;v-text-anchor:top" o:gfxdata="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" filled="f" stroked="f" strokeweight=".5pt">
+              <v:shape id="_x0000_s1026" o:spid="_x0000_s1026" o:spt="202" type="#_x0000_t202" style="position:absolute;left:0pt;margin-left:68.5pt;margin-top:67.8pt;height:116.9pt;width:163.8pt;z-index:251665408;mso-width-relative:page;mso-height-relative:page;" filled="f" stroked="f" coordsize="21600,21600" o:gfxdata="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">
+                <v:fill on="f" focussize="0,0"/>
+                <v:stroke on="f" weight="0.5pt"/>
+                <v:imagedata o:title=""/>
+                <o:lock v:ext="edit" aspectratio="f"/>
                 <v:textbox>
                   <w:txbxContent>
                     <w:p>
@@ -885,21 +1238,45 @@
                         <w:snapToGrid w:val="0"/>
                         <w:jc w:val="left"/>
                         <w:rPr>
-                          <w:rFonts w:ascii="微软雅黑" w:eastAsia="微软雅黑" w:hAnsi="微软雅黑"/>
-                          <w:color w:val="404040" w:themeColor="text1" w:themeTint="BF"/>
+                          <w:rFonts w:ascii="微软雅黑" w:hAnsi="微软雅黑" w:eastAsia="微软雅黑"/>
+                          <w:color w:val="404040" w:themeColor="text1" w:themeTint="BF"/>
+                          <w14:textFill>
+                            <w14:solidFill>
+                              <w14:schemeClr w14:val="tx1">
+                                <w14:lumMod w14:val="75000"/>
+                                <w14:lumOff w14:val="25000"/>
+                              </w14:schemeClr>
+                            </w14:solidFill>
+                          </w14:textFill>
                         </w:rPr>
                       </w:pPr>
                       <w:r>
                         <w:rPr>
-                          <w:rFonts w:ascii="微软雅黑" w:eastAsia="微软雅黑" w:hAnsi="微软雅黑"/>
-                          <w:color w:val="404040" w:themeColor="text1" w:themeTint="BF"/>
+                          <w:rFonts w:ascii="微软雅黑" w:hAnsi="微软雅黑" w:eastAsia="微软雅黑"/>
+                          <w:color w:val="404040" w:themeColor="text1" w:themeTint="BF"/>
+                          <w14:textFill>
+                            <w14:solidFill>
+                              <w14:schemeClr w14:val="tx1">
+                                <w14:lumMod w14:val="75000"/>
+                                <w14:lumOff w14:val="25000"/>
+                              </w14:schemeClr>
+                            </w14:solidFill>
+                          </w14:textFill>
                         </w:rPr>
                         <w:t>蔡</w:t>
                       </w:r>
                       <w:r>
                         <w:rPr>
-                          <w:rFonts w:ascii="微软雅黑" w:eastAsia="微软雅黑" w:hAnsi="微软雅黑" w:hint="eastAsia"/>
-                          <w:color w:val="404040" w:themeColor="text1" w:themeTint="BF"/>
+                          <w:rFonts w:hint="eastAsia" w:ascii="微软雅黑" w:hAnsi="微软雅黑" w:eastAsia="微软雅黑"/>
+                          <w:color w:val="404040" w:themeColor="text1" w:themeTint="BF"/>
+                          <w14:textFill>
+                            <w14:solidFill>
+                              <w14:schemeClr w14:val="tx1">
+                                <w14:lumMod w14:val="75000"/>
+                                <w14:lumOff w14:val="25000"/>
+                              </w14:schemeClr>
+                            </w14:solidFill>
+                          </w14:textFill>
                         </w:rPr>
                         <w:t>宙廷</w:t>
                       </w:r>
@@ -910,14 +1287,30 @@
                         <w:snapToGrid w:val="0"/>
                         <w:jc w:val="left"/>
                         <w:rPr>
-                          <w:rFonts w:ascii="微软雅黑" w:eastAsia="微软雅黑" w:hAnsi="微软雅黑"/>
-                          <w:color w:val="404040" w:themeColor="text1" w:themeTint="BF"/>
+                          <w:rFonts w:ascii="微软雅黑" w:hAnsi="微软雅黑" w:eastAsia="微软雅黑"/>
+                          <w:color w:val="404040" w:themeColor="text1" w:themeTint="BF"/>
+                          <w14:textFill>
+                            <w14:solidFill>
+                              <w14:schemeClr w14:val="tx1">
+                                <w14:lumMod w14:val="75000"/>
+                                <w14:lumOff w14:val="25000"/>
+                              </w14:schemeClr>
+                            </w14:solidFill>
+                          </w14:textFill>
                         </w:rPr>
                       </w:pPr>
                       <w:r>
                         <w:rPr>
-                          <w:rFonts w:ascii="微软雅黑" w:eastAsia="微软雅黑" w:hAnsi="微软雅黑" w:hint="eastAsia"/>
-                          <w:color w:val="404040" w:themeColor="text1" w:themeTint="BF"/>
+                          <w:rFonts w:hint="eastAsia" w:ascii="微软雅黑" w:hAnsi="微软雅黑" w:eastAsia="微软雅黑"/>
+                          <w:color w:val="404040" w:themeColor="text1" w:themeTint="BF"/>
+                          <w14:textFill>
+                            <w14:solidFill>
+                              <w14:schemeClr w14:val="tx1">
+                                <w14:lumMod w14:val="75000"/>
+                                <w14:lumOff w14:val="25000"/>
+                              </w14:schemeClr>
+                            </w14:solidFill>
+                          </w14:textFill>
                         </w:rPr>
                         <w:t>汉</w:t>
                       </w:r>
@@ -928,14 +1321,30 @@
                         <w:snapToGrid w:val="0"/>
                         <w:jc w:val="left"/>
                         <w:rPr>
-                          <w:rFonts w:ascii="微软雅黑" w:eastAsia="微软雅黑" w:hAnsi="微软雅黑"/>
-                          <w:color w:val="404040" w:themeColor="text1" w:themeTint="BF"/>
+                          <w:rFonts w:ascii="微软雅黑" w:hAnsi="微软雅黑" w:eastAsia="微软雅黑"/>
+                          <w:color w:val="404040" w:themeColor="text1" w:themeTint="BF"/>
+                          <w14:textFill>
+                            <w14:solidFill>
+                              <w14:schemeClr w14:val="tx1">
+                                <w14:lumMod w14:val="75000"/>
+                                <w14:lumOff w14:val="25000"/>
+                              </w14:schemeClr>
+                            </w14:solidFill>
+                          </w14:textFill>
                         </w:rPr>
                       </w:pPr>
                       <w:r>
                         <w:rPr>
-                          <w:rFonts w:ascii="微软雅黑" w:eastAsia="微软雅黑" w:hAnsi="微软雅黑" w:hint="eastAsia"/>
-                          <w:color w:val="404040" w:themeColor="text1" w:themeTint="BF"/>
+                          <w:rFonts w:hint="eastAsia" w:ascii="微软雅黑" w:hAnsi="微软雅黑" w:eastAsia="微软雅黑"/>
+                          <w:color w:val="404040" w:themeColor="text1" w:themeTint="BF"/>
+                          <w14:textFill>
+                            <w14:solidFill>
+                              <w14:schemeClr w14:val="tx1">
+                                <w14:lumMod w14:val="75000"/>
+                                <w14:lumOff w14:val="25000"/>
+                              </w14:schemeClr>
+                            </w14:solidFill>
+                          </w14:textFill>
                         </w:rPr>
                         <w:t>18664695946</w:t>
                       </w:r>
@@ -946,14 +1355,32 @@
                         <w:snapToGrid w:val="0"/>
                         <w:jc w:val="left"/>
                         <w:rPr>
-                          <w:rFonts w:ascii="微软雅黑" w:eastAsia="微软雅黑" w:hAnsi="微软雅黑"/>
-                          <w:color w:val="404040" w:themeColor="text1" w:themeTint="BF"/>
+                          <w:rFonts w:hint="default" w:ascii="微软雅黑" w:hAnsi="微软雅黑" w:eastAsia="微软雅黑"/>
+                          <w:color w:val="404040" w:themeColor="text1" w:themeTint="BF"/>
+                          <w:lang w:val="en-US" w:eastAsia="zh-CN"/>
+                          <w14:textFill>
+                            <w14:solidFill>
+                              <w14:schemeClr w14:val="tx1">
+                                <w14:lumMod w14:val="75000"/>
+                                <w14:lumOff w14:val="25000"/>
+                              </w14:schemeClr>
+                            </w14:solidFill>
+                          </w14:textFill>
                         </w:rPr>
                       </w:pPr>
                       <w:r>
                         <w:rPr>
-                          <w:rFonts w:ascii="微软雅黑" w:eastAsia="微软雅黑" w:hAnsi="微软雅黑" w:hint="eastAsia"/>
-                          <w:color w:val="404040" w:themeColor="text1" w:themeTint="BF"/>
+                          <w:rFonts w:hint="eastAsia" w:ascii="微软雅黑" w:hAnsi="微软雅黑" w:eastAsia="微软雅黑"/>
+                          <w:color w:val="404040" w:themeColor="text1" w:themeTint="BF"/>
+                          <w:lang w:val="en-US" w:eastAsia="zh-CN"/>
+                          <w14:textFill>
+                            <w14:solidFill>
+                              <w14:schemeClr w14:val="tx1">
+                                <w14:lumMod w14:val="75000"/>
+                                <w14:lumOff w14:val="25000"/>
+                              </w14:schemeClr>
+                            </w14:solidFill>
+                          </w14:textFill>
                         </w:rPr>
                         <w:t>niuzipai@gmail.com</w:t>
                       </w:r>
@@ -964,8 +1391,16 @@
                         <w:snapToGrid w:val="0"/>
                         <w:jc w:val="left"/>
                         <w:rPr>
-                          <w:rFonts w:ascii="微软雅黑" w:eastAsia="微软雅黑" w:hAnsi="微软雅黑"/>
-                          <w:color w:val="404040" w:themeColor="text1" w:themeTint="BF"/>
+                          <w:rFonts w:ascii="微软雅黑" w:hAnsi="微软雅黑" w:eastAsia="微软雅黑"/>
+                          <w:color w:val="404040" w:themeColor="text1" w:themeTint="BF"/>
+                          <w14:textFill>
+                            <w14:solidFill>
+                              <w14:schemeClr w14:val="tx1">
+                                <w14:lumMod w14:val="75000"/>
+                                <w14:lumOff w14:val="25000"/>
+                              </w14:schemeClr>
+                            </w14:solidFill>
+                          </w14:textFill>
                         </w:rPr>
                       </w:pPr>
                     </w:p>
@@ -978,13 +1413,12 @@
       </w:r>
       <w:r>
         <w:rPr>
-          <w:noProof/>
           <w:sz w:val="28"/>
         </w:rPr>
         <mc:AlternateContent>
           <mc:Choice Requires="wps">
             <w:drawing>
-              <wp:anchor distT="0" distB="0" distL="114300" distR="114300" simplePos="0" relativeHeight="251659264" behindDoc="0" locked="0" layoutInCell="1" allowOverlap="1" wp14:anchorId="6C8CC525" wp14:editId="6F741440">
+              <wp:anchor distT="0" distB="0" distL="114300" distR="114300" simplePos="0" relativeHeight="251659264" behindDoc="0" locked="0" layoutInCell="1" allowOverlap="1">
                 <wp:simplePos x="0" y="0"/>
                 <wp:positionH relativeFrom="column">
                   <wp:posOffset>2469515</wp:posOffset>
@@ -1033,7 +1467,7 @@
                           <w:p>
                             <w:r>
                               <w:rPr>
-                                <w:rFonts w:ascii="微软雅黑" w:eastAsia="微软雅黑" w:hAnsi="微软雅黑" w:hint="eastAsia"/>
+                                <w:rFonts w:hint="eastAsia" w:ascii="微软雅黑" w:hAnsi="微软雅黑" w:eastAsia="微软雅黑"/>
                                 <w:color w:val="414141"/>
                                 <w:sz w:val="60"/>
                                 <w:szCs w:val="60"/>
@@ -1059,13 +1493,17 @@
           </mc:Choice>
           <mc:Fallback>
             <w:pict>
-              <v:shape w14:anchorId="6C8CC525" id="文本框 3" o:spid="_x0000_s1031" type="#_x0000_t202" style="position:absolute;left:0;text-align:left;margin-left:194.45pt;margin-top:-4.7pt;width:144.55pt;height:63.45pt;z-index:251659264;visibility:visible;mso-wrap-style:square;mso-wrap-distance-left:9pt;mso-wrap-distance-top:0;mso-wrap-distance-right:9pt;mso-wrap-distance-bottom:0;mso-position-horizontal:absolute;mso-position-horizontal-relative:text;mso-position-vertical:absolute;mso-position-vertical-relative:text;v-text-anchor:top" o:gfxdata="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" filled="f" stroked="f" strokeweight=".5pt">
+              <v:shape id="_x0000_s1026" o:spid="_x0000_s1026" o:spt="202" type="#_x0000_t202" style="position:absolute;left:0pt;margin-left:194.45pt;margin-top:-4.7pt;height:63.45pt;width:144.55pt;z-index:251659264;mso-width-relative:page;mso-height-relative:page;" filled="f" stroked="f" coordsize="21600,21600" o:gfxdata="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">
+                <v:fill on="f" focussize="0,0"/>
+                <v:stroke on="f" weight="0.5pt"/>
+                <v:imagedata o:title=""/>
+                <o:lock v:ext="edit" aspectratio="f"/>
                 <v:textbox>
                   <w:txbxContent>
                     <w:p>
                       <w:r>
                         <w:rPr>
-                          <w:rFonts w:ascii="微软雅黑" w:eastAsia="微软雅黑" w:hAnsi="微软雅黑" w:hint="eastAsia"/>
+                          <w:rFonts w:hint="eastAsia" w:ascii="微软雅黑" w:hAnsi="微软雅黑" w:eastAsia="微软雅黑"/>
                           <w:color w:val="414141"/>
                           <w:sz w:val="60"/>
                           <w:szCs w:val="60"/>
@@ -1101,19 +1539,16 @@
         <w:snapToGrid w:val="0"/>
         <w:spacing w:line="20" w:lineRule="exact"/>
         <w:rPr>
-          <w:rFonts w:ascii="微软雅黑" w:eastAsia="微软雅黑" w:hAnsi="微软雅黑"/>
+          <w:rFonts w:ascii="微软雅黑" w:hAnsi="微软雅黑" w:eastAsia="微软雅黑"/>
           <w:sz w:val="28"/>
           <w:szCs w:val="28"/>
         </w:rPr>
       </w:pPr>
       <w:r>
-        <w:rPr>
-          <w:noProof/>
-        </w:rPr>
         <mc:AlternateContent>
           <mc:Choice Requires="wps">
             <w:drawing>
-              <wp:anchor distT="0" distB="0" distL="114300" distR="114300" simplePos="0" relativeHeight="251672576" behindDoc="0" locked="0" layoutInCell="1" allowOverlap="1" wp14:anchorId="5339C62C" wp14:editId="6A74679D">
+              <wp:anchor distT="0" distB="0" distL="114300" distR="114300" simplePos="0" relativeHeight="251672576" behindDoc="0" locked="0" layoutInCell="1" allowOverlap="1">
                 <wp:simplePos x="0" y="0"/>
                 <wp:positionH relativeFrom="column">
                   <wp:posOffset>-15240</wp:posOffset>
@@ -1161,33 +1596,56 @@
                         <w:txbxContent>
                           <w:p>
                             <w:pPr>
-                              <w:pStyle w:val="11"/>
+                              <w:pStyle w:val="9"/>
+                              <w:numPr>
+                                <w:numId w:val="0"/>
+                              </w:numPr>
                               <w:adjustRightInd w:val="0"/>
                               <w:snapToGrid w:val="0"/>
-                              <w:ind w:firstLineChars="0" w:firstLine="0"/>
+                              <w:ind w:leftChars="0"/>
                               <w:jc w:val="left"/>
                               <w:rPr>
-                                <w:rFonts w:ascii="微软雅黑" w:eastAsia="微软雅黑" w:hAnsi="微软雅黑"/>
+                                <w:rFonts w:hint="default" w:ascii="微软雅黑" w:hAnsi="微软雅黑" w:eastAsia="微软雅黑"/>
                                 <w:b/>
                                 <w:bCs/>
                                 <w:color w:val="404040" w:themeColor="text1" w:themeTint="BF"/>
                                 <w:sz w:val="22"/>
+                                <w:szCs w:val="22"/>
+                                <w:lang w:val="en-US" w:eastAsia="zh-CN"/>
+                                <w14:textFill>
+                                  <w14:solidFill>
+                                    <w14:schemeClr w14:val="tx1">
+                                      <w14:lumMod w14:val="75000"/>
+                                      <w14:lumOff w14:val="25000"/>
+                                    </w14:schemeClr>
+                                  </w14:solidFill>
+                                </w14:textFill>
                               </w:rPr>
                             </w:pPr>
                             <w:r>
                               <w:rPr>
-                                <w:rFonts w:ascii="微软雅黑" w:eastAsia="微软雅黑" w:hAnsi="微软雅黑" w:hint="eastAsia"/>
+                                <w:rFonts w:hint="eastAsia" w:ascii="微软雅黑" w:hAnsi="微软雅黑" w:eastAsia="微软雅黑"/>
                                 <w:b/>
                                 <w:bCs/>
                                 <w:color w:val="404040" w:themeColor="text1" w:themeTint="BF"/>
                                 <w:sz w:val="22"/>
+                                <w:szCs w:val="22"/>
+                                <w:lang w:val="en-US" w:eastAsia="zh-CN"/>
+                                <w14:textFill>
+                                  <w14:solidFill>
+                                    <w14:schemeClr w14:val="tx1">
+                                      <w14:lumMod w14:val="75000"/>
+                                      <w14:lumOff w14:val="25000"/>
+                                    </w14:schemeClr>
+                                  </w14:solidFill>
+                                </w14:textFill>
                               </w:rPr>
                               <w:t>做出成绩的同时不断共享跟进流程为整个团队赋能，提高整体效率和利润</w:t>
                             </w:r>
                           </w:p>
                           <w:p>
                             <w:pPr>
-                              <w:pStyle w:val="11"/>
+                              <w:pStyle w:val="9"/>
                               <w:numPr>
                                 <w:ilvl w:val="0"/>
                                 <w:numId w:val="1"/>
@@ -1197,26 +1655,80 @@
                               <w:ind w:firstLineChars="0"/>
                               <w:jc w:val="left"/>
                               <w:rPr>
-                                <w:rFonts w:ascii="微软雅黑" w:eastAsia="微软雅黑" w:hAnsi="微软雅黑"/>
+                                <w:rFonts w:ascii="微软雅黑" w:hAnsi="微软雅黑" w:eastAsia="微软雅黑"/>
                                 <w:color w:val="404040" w:themeColor="text1" w:themeTint="BF"/>
                                 <w:sz w:val="20"/>
                                 <w:szCs w:val="20"/>
+                                <w14:textFill>
+                                  <w14:solidFill>
+                                    <w14:schemeClr w14:val="tx1">
+                                      <w14:lumMod w14:val="75000"/>
+                                      <w14:lumOff w14:val="25000"/>
+                                    </w14:schemeClr>
+                                  </w14:solidFill>
+                                </w14:textFill>
                               </w:rPr>
                             </w:pPr>
                             <w:r>
                               <w:rPr>
-                                <w:rFonts w:ascii="微软雅黑" w:eastAsia="微软雅黑" w:hAnsi="微软雅黑" w:hint="eastAsia"/>
+                                <w:rFonts w:hint="eastAsia" w:ascii="微软雅黑" w:hAnsi="微软雅黑" w:eastAsia="微软雅黑"/>
                                 <w:b/>
                                 <w:color w:val="404040" w:themeColor="text1" w:themeTint="BF"/>
                                 <w:sz w:val="20"/>
                                 <w:szCs w:val="20"/>
-                              </w:rPr>
-                              <w:t>开品速度：约为同事2倍，每月精铺8个品以上</w:t>
+                                <w14:textFill>
+                                  <w14:solidFill>
+                                    <w14:schemeClr w14:val="tx1">
+                                      <w14:lumMod w14:val="75000"/>
+                                      <w14:lumOff w14:val="25000"/>
+                                    </w14:schemeClr>
+                                  </w14:solidFill>
+                                </w14:textFill>
+                              </w:rPr>
+                              <w:t>开品速度：约为同事2倍</w:t>
+                            </w:r>
+                            <w:r>
+                              <w:rPr>
+                                <w:rFonts w:hint="eastAsia" w:ascii="微软雅黑" w:hAnsi="微软雅黑" w:eastAsia="微软雅黑"/>
+                                <w:b/>
+                                <w:color w:val="404040" w:themeColor="text1" w:themeTint="BF"/>
+                                <w:sz w:val="20"/>
+                                <w:szCs w:val="20"/>
+                                <w:lang w:eastAsia="zh-CN"/>
+                                <w14:textFill>
+                                  <w14:solidFill>
+                                    <w14:schemeClr w14:val="tx1">
+                                      <w14:lumMod w14:val="75000"/>
+                                      <w14:lumOff w14:val="25000"/>
+                                    </w14:schemeClr>
+                                  </w14:solidFill>
+                                </w14:textFill>
+                              </w:rPr>
+                              <w:t>，</w:t>
+                            </w:r>
+                            <w:r>
+                              <w:rPr>
+                                <w:rFonts w:hint="eastAsia" w:ascii="微软雅黑" w:hAnsi="微软雅黑" w:eastAsia="微软雅黑"/>
+                                <w:b/>
+                                <w:color w:val="404040" w:themeColor="text1" w:themeTint="BF"/>
+                                <w:sz w:val="20"/>
+                                <w:szCs w:val="20"/>
+                                <w:lang w:val="en-US" w:eastAsia="zh-CN"/>
+                                <w14:textFill>
+                                  <w14:solidFill>
+                                    <w14:schemeClr w14:val="tx1">
+                                      <w14:lumMod w14:val="75000"/>
+                                      <w14:lumOff w14:val="25000"/>
+                                    </w14:schemeClr>
+                                  </w14:solidFill>
+                                </w14:textFill>
+                              </w:rPr>
+                              <w:t>每月精铺8个品以上</w:t>
                             </w:r>
                           </w:p>
                           <w:p>
                             <w:pPr>
-                              <w:pStyle w:val="11"/>
+                              <w:pStyle w:val="9"/>
                               <w:numPr>
                                 <w:ilvl w:val="0"/>
                                 <w:numId w:val="1"/>
@@ -1226,26 +1738,42 @@
                               <w:ind w:firstLineChars="0"/>
                               <w:jc w:val="left"/>
                               <w:rPr>
-                                <w:rFonts w:ascii="微软雅黑" w:eastAsia="微软雅黑" w:hAnsi="微软雅黑"/>
+                                <w:rFonts w:ascii="微软雅黑" w:hAnsi="微软雅黑" w:eastAsia="微软雅黑"/>
                                 <w:color w:val="404040" w:themeColor="text1" w:themeTint="BF"/>
                                 <w:sz w:val="20"/>
                                 <w:szCs w:val="20"/>
+                                <w14:textFill>
+                                  <w14:solidFill>
+                                    <w14:schemeClr w14:val="tx1">
+                                      <w14:lumMod w14:val="75000"/>
+                                      <w14:lumOff w14:val="25000"/>
+                                    </w14:schemeClr>
+                                  </w14:solidFill>
+                                </w14:textFill>
                               </w:rPr>
                             </w:pPr>
                             <w:r>
                               <w:rPr>
-                                <w:rFonts w:ascii="微软雅黑" w:eastAsia="微软雅黑" w:hAnsi="微软雅黑" w:hint="eastAsia"/>
+                                <w:rFonts w:hint="eastAsia" w:ascii="微软雅黑" w:hAnsi="微软雅黑" w:eastAsia="微软雅黑"/>
                                 <w:b/>
                                 <w:color w:val="404040" w:themeColor="text1" w:themeTint="BF"/>
                                 <w:sz w:val="20"/>
                                 <w:szCs w:val="20"/>
+                                <w14:textFill>
+                                  <w14:solidFill>
+                                    <w14:schemeClr w14:val="tx1">
+                                      <w14:lumMod w14:val="75000"/>
+                                      <w14:lumOff w14:val="25000"/>
+                                    </w14:schemeClr>
+                                  </w14:solidFill>
+                                </w14:textFill>
                               </w:rPr>
                               <w:t>做图效率：30分钟/套</w:t>
                             </w:r>
                           </w:p>
                           <w:p>
                             <w:pPr>
-                              <w:pStyle w:val="11"/>
+                              <w:pStyle w:val="9"/>
                               <w:numPr>
                                 <w:ilvl w:val="0"/>
                                 <w:numId w:val="1"/>
@@ -1256,22 +1784,38 @@
                               <w:jc w:val="left"/>
                               <w:rPr>
                                 <w:color w:val="404040" w:themeColor="text1" w:themeTint="BF"/>
+                                <w14:textFill>
+                                  <w14:solidFill>
+                                    <w14:schemeClr w14:val="tx1">
+                                      <w14:lumMod w14:val="75000"/>
+                                      <w14:lumOff w14:val="25000"/>
+                                    </w14:schemeClr>
+                                  </w14:solidFill>
+                                </w14:textFill>
                               </w:rPr>
                             </w:pPr>
                             <w:r>
                               <w:rPr>
-                                <w:rFonts w:ascii="微软雅黑" w:eastAsia="微软雅黑" w:hAnsi="微软雅黑" w:hint="eastAsia"/>
+                                <w:rFonts w:hint="eastAsia" w:ascii="微软雅黑" w:hAnsi="微软雅黑" w:eastAsia="微软雅黑"/>
                                 <w:b/>
                                 <w:color w:val="404040" w:themeColor="text1" w:themeTint="BF"/>
                                 <w:sz w:val="20"/>
                                 <w:szCs w:val="20"/>
+                                <w14:textFill>
+                                  <w14:solidFill>
+                                    <w14:schemeClr w14:val="tx1">
+                                      <w14:lumMod w14:val="75000"/>
+                                      <w14:lumOff w14:val="25000"/>
+                                    </w14:schemeClr>
+                                  </w14:solidFill>
+                                </w14:textFill>
                               </w:rPr>
                               <w:t>设计优化：3名设计师</w:t>
                             </w:r>
                           </w:p>
                           <w:p>
                             <w:pPr>
-                              <w:pStyle w:val="11"/>
+                              <w:pStyle w:val="9"/>
                               <w:numPr>
                                 <w:ilvl w:val="0"/>
                                 <w:numId w:val="1"/>
@@ -1282,17 +1826,70 @@
                               <w:jc w:val="left"/>
                               <w:rPr>
                                 <w:color w:val="404040" w:themeColor="text1" w:themeTint="BF"/>
+                                <w14:textFill>
+                                  <w14:solidFill>
+                                    <w14:schemeClr w14:val="tx1">
+                                      <w14:lumMod w14:val="75000"/>
+                                      <w14:lumOff w14:val="25000"/>
+                                    </w14:schemeClr>
+                                  </w14:solidFill>
+                                </w14:textFill>
                               </w:rPr>
                             </w:pPr>
                             <w:r>
                               <w:rPr>
-                                <w:rFonts w:ascii="微软雅黑" w:eastAsia="微软雅黑" w:hAnsi="微软雅黑" w:hint="eastAsia"/>
+                                <w:rFonts w:hint="eastAsia" w:ascii="微软雅黑" w:hAnsi="微软雅黑" w:eastAsia="微软雅黑"/>
                                 <w:b/>
                                 <w:color w:val="404040" w:themeColor="text1" w:themeTint="BF"/>
                                 <w:sz w:val="20"/>
                                 <w:szCs w:val="20"/>
-                              </w:rPr>
-                              <w:t>利润结果：月度利润贡献≥2万元，最高时选品产生利润一度超过10万元，所选品持续不亏损</w:t>
+                                <w14:textFill>
+                                  <w14:solidFill>
+                                    <w14:schemeClr w14:val="tx1">
+                                      <w14:lumMod w14:val="75000"/>
+                                      <w14:lumOff w14:val="25000"/>
+                                    </w14:schemeClr>
+                                  </w14:solidFill>
+                                </w14:textFill>
+                              </w:rPr>
+                              <w:t>利润结果：月度利润贡献≥2万元，</w:t>
+                            </w:r>
+                            <w:r>
+                              <w:rPr>
+                                <w:rFonts w:hint="eastAsia" w:ascii="微软雅黑" w:hAnsi="微软雅黑" w:eastAsia="微软雅黑"/>
+                                <w:b/>
+                                <w:color w:val="404040" w:themeColor="text1" w:themeTint="BF"/>
+                                <w:sz w:val="20"/>
+                                <w:szCs w:val="20"/>
+                                <w:lang w:val="en-US" w:eastAsia="zh-CN"/>
+                                <w14:textFill>
+                                  <w14:solidFill>
+                                    <w14:schemeClr w14:val="tx1">
+                                      <w14:lumMod w14:val="75000"/>
+                                      <w14:lumOff w14:val="25000"/>
+                                    </w14:schemeClr>
+                                  </w14:solidFill>
+                                </w14:textFill>
+                              </w:rPr>
+                              <w:t>最高时选品产生利润一度超过10万元，</w:t>
+                            </w:r>
+                            <w:r>
+                              <w:rPr>
+                                <w:rFonts w:hint="eastAsia" w:ascii="微软雅黑" w:hAnsi="微软雅黑" w:eastAsia="微软雅黑"/>
+                                <w:b/>
+                                <w:color w:val="404040" w:themeColor="text1" w:themeTint="BF"/>
+                                <w:sz w:val="20"/>
+                                <w:szCs w:val="20"/>
+                                <w14:textFill>
+                                  <w14:solidFill>
+                                    <w14:schemeClr w14:val="tx1">
+                                      <w14:lumMod w14:val="75000"/>
+                                      <w14:lumOff w14:val="25000"/>
+                                    </w14:schemeClr>
+                                  </w14:solidFill>
+                                </w14:textFill>
+                              </w:rPr>
+                              <w:t>所选品持续不亏损</w:t>
                             </w:r>
                           </w:p>
                         </w:txbxContent>
@@ -1308,38 +1905,65 @@
           </mc:Choice>
           <mc:Fallback>
             <w:pict>
-              <v:shape w14:anchorId="5339C62C" id="文本框 39" o:spid="_x0000_s1032" type="#_x0000_t202" style="position:absolute;left:0;text-align:left;margin-left:-1.2pt;margin-top:522.6pt;width:525.65pt;height:92.4pt;z-index:251672576;visibility:visible;mso-wrap-style:square;mso-wrap-distance-left:9pt;mso-wrap-distance-top:0;mso-wrap-distance-right:9pt;mso-wrap-distance-bottom:0;mso-position-horizontal:absolute;mso-position-horizontal-relative:text;mso-position-vertical:absolute;mso-position-vertical-relative:text;v-text-anchor:top" o:gfxdata="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" filled="f" stroked="f" strokeweight=".5pt">
+              <v:shape id="_x0000_s1026" o:spid="_x0000_s1026" o:spt="202" type="#_x0000_t202" style="position:absolute;left:0pt;margin-left:-1.2pt;margin-top:522.6pt;height:92.4pt;width:525.65pt;z-index:251672576;mso-width-relative:page;mso-height-relative:page;" filled="f" stroked="f" coordsize="21600,21600" o:gfxdata="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">
+                <v:fill on="f" focussize="0,0"/>
+                <v:stroke on="f" weight="0.5pt"/>
+                <v:imagedata o:title=""/>
+                <o:lock v:ext="edit" aspectratio="f"/>
                 <v:textbox>
                   <w:txbxContent>
                     <w:p>
                       <w:pPr>
-                        <w:pStyle w:val="11"/>
+                        <w:pStyle w:val="9"/>
+                        <w:numPr>
+                          <w:numId w:val="0"/>
+                        </w:numPr>
                         <w:adjustRightInd w:val="0"/>
                         <w:snapToGrid w:val="0"/>
-                        <w:ind w:firstLineChars="0" w:firstLine="0"/>
+                        <w:ind w:leftChars="0"/>
                         <w:jc w:val="left"/>
                         <w:rPr>
-                          <w:rFonts w:ascii="微软雅黑" w:eastAsia="微软雅黑" w:hAnsi="微软雅黑"/>
+                          <w:rFonts w:hint="default" w:ascii="微软雅黑" w:hAnsi="微软雅黑" w:eastAsia="微软雅黑"/>
                           <w:b/>
                           <w:bCs/>
                           <w:color w:val="404040" w:themeColor="text1" w:themeTint="BF"/>
                           <w:sz w:val="22"/>
+                          <w:szCs w:val="22"/>
+                          <w:lang w:val="en-US" w:eastAsia="zh-CN"/>
+                          <w14:textFill>
+                            <w14:solidFill>
+                              <w14:schemeClr w14:val="tx1">
+                                <w14:lumMod w14:val="75000"/>
+                                <w14:lumOff w14:val="25000"/>
+                              </w14:schemeClr>
+                            </w14:solidFill>
+                          </w14:textFill>
                         </w:rPr>
                       </w:pPr>
                       <w:r>
                         <w:rPr>
-                          <w:rFonts w:ascii="微软雅黑" w:eastAsia="微软雅黑" w:hAnsi="微软雅黑" w:hint="eastAsia"/>
+                          <w:rFonts w:hint="eastAsia" w:ascii="微软雅黑" w:hAnsi="微软雅黑" w:eastAsia="微软雅黑"/>
                           <w:b/>
                           <w:bCs/>
                           <w:color w:val="404040" w:themeColor="text1" w:themeTint="BF"/>
                           <w:sz w:val="22"/>
+                          <w:szCs w:val="22"/>
+                          <w:lang w:val="en-US" w:eastAsia="zh-CN"/>
+                          <w14:textFill>
+                            <w14:solidFill>
+                              <w14:schemeClr w14:val="tx1">
+                                <w14:lumMod w14:val="75000"/>
+                                <w14:lumOff w14:val="25000"/>
+                              </w14:schemeClr>
+                            </w14:solidFill>
+                          </w14:textFill>
                         </w:rPr>
                         <w:t>做出成绩的同时不断共享跟进流程为整个团队赋能，提高整体效率和利润</w:t>
                       </w:r>
                     </w:p>
                     <w:p>
                       <w:pPr>
-                        <w:pStyle w:val="11"/>
+                        <w:pStyle w:val="9"/>
                         <w:numPr>
                           <w:ilvl w:val="0"/>
                           <w:numId w:val="1"/>
@@ -1349,26 +1973,80 @@
                         <w:ind w:firstLineChars="0"/>
                         <w:jc w:val="left"/>
                         <w:rPr>
-                          <w:rFonts w:ascii="微软雅黑" w:eastAsia="微软雅黑" w:hAnsi="微软雅黑"/>
+                          <w:rFonts w:ascii="微软雅黑" w:hAnsi="微软雅黑" w:eastAsia="微软雅黑"/>
                           <w:color w:val="404040" w:themeColor="text1" w:themeTint="BF"/>
                           <w:sz w:val="20"/>
                           <w:szCs w:val="20"/>
+                          <w14:textFill>
+                            <w14:solidFill>
+                              <w14:schemeClr w14:val="tx1">
+                                <w14:lumMod w14:val="75000"/>
+                                <w14:lumOff w14:val="25000"/>
+                              </w14:schemeClr>
+                            </w14:solidFill>
+                          </w14:textFill>
                         </w:rPr>
                       </w:pPr>
                       <w:r>
                         <w:rPr>
-                          <w:rFonts w:ascii="微软雅黑" w:eastAsia="微软雅黑" w:hAnsi="微软雅黑" w:hint="eastAsia"/>
+                          <w:rFonts w:hint="eastAsia" w:ascii="微软雅黑" w:hAnsi="微软雅黑" w:eastAsia="微软雅黑"/>
                           <w:b/>
                           <w:color w:val="404040" w:themeColor="text1" w:themeTint="BF"/>
                           <w:sz w:val="20"/>
                           <w:szCs w:val="20"/>
-                        </w:rPr>
-                        <w:t>开品速度：约为同事2倍，每月精铺8个品以上</w:t>
+                          <w14:textFill>
+                            <w14:solidFill>
+                              <w14:schemeClr w14:val="tx1">
+                                <w14:lumMod w14:val="75000"/>
+                                <w14:lumOff w14:val="25000"/>
+                              </w14:schemeClr>
+                            </w14:solidFill>
+                          </w14:textFill>
+                        </w:rPr>
+                        <w:t>开品速度：约为同事2倍</w:t>
+                      </w:r>
+                      <w:r>
+                        <w:rPr>
+                          <w:rFonts w:hint="eastAsia" w:ascii="微软雅黑" w:hAnsi="微软雅黑" w:eastAsia="微软雅黑"/>
+                          <w:b/>
+                          <w:color w:val="404040" w:themeColor="text1" w:themeTint="BF"/>
+                          <w:sz w:val="20"/>
+                          <w:szCs w:val="20"/>
+                          <w:lang w:eastAsia="zh-CN"/>
+                          <w14:textFill>
+                            <w14:solidFill>
+                              <w14:schemeClr w14:val="tx1">
+                                <w14:lumMod w14:val="75000"/>
+                                <w14:lumOff w14:val="25000"/>
+                              </w14:schemeClr>
+                            </w14:solidFill>
+                          </w14:textFill>
+                        </w:rPr>
+                        <w:t>，</w:t>
+                      </w:r>
+                      <w:r>
+                        <w:rPr>
+                          <w:rFonts w:hint="eastAsia" w:ascii="微软雅黑" w:hAnsi="微软雅黑" w:eastAsia="微软雅黑"/>
+                          <w:b/>
+                          <w:color w:val="404040" w:themeColor="text1" w:themeTint="BF"/>
+                          <w:sz w:val="20"/>
+                          <w:szCs w:val="20"/>
+                          <w:lang w:val="en-US" w:eastAsia="zh-CN"/>
+                          <w14:textFill>
+                            <w14:solidFill>
+                              <w14:schemeClr w14:val="tx1">
+                                <w14:lumMod w14:val="75000"/>
+                                <w14:lumOff w14:val="25000"/>
+                              </w14:schemeClr>
+                            </w14:solidFill>
+                          </w14:textFill>
+                        </w:rPr>
+                        <w:t>每月精铺8个品以上</w:t>
                       </w:r>
                     </w:p>
                     <w:p>
                       <w:pPr>
-                        <w:pStyle w:val="11"/>
+                        <w:pStyle w:val="9"/>
                         <w:numPr>
                           <w:ilvl w:val="0"/>
                           <w:numId w:val="1"/>
@@ -1378,26 +2056,42 @@
                         <w:ind w:firstLineChars="0"/>
                         <w:jc w:val="left"/>
                         <w:rPr>
-                          <w:rFonts w:ascii="微软雅黑" w:eastAsia="微软雅黑" w:hAnsi="微软雅黑"/>
+                          <w:rFonts w:ascii="微软雅黑" w:hAnsi="微软雅黑" w:eastAsia="微软雅黑"/>
                           <w:color w:val="404040" w:themeColor="text1" w:themeTint="BF"/>
                           <w:sz w:val="20"/>
                           <w:szCs w:val="20"/>
+                          <w14:textFill>
+                            <w14:solidFill>
+                              <w14:schemeClr w14:val="tx1">
+                                <w14:lumMod w14:val="75000"/>
+                                <w14:lumOff w14:val="25000"/>
+                              </w14:schemeClr>
+                            </w14:solidFill>
+                          </w14:textFill>
                         </w:rPr>
                       </w:pPr>
                       <w:r>
                         <w:rPr>
-                          <w:rFonts w:ascii="微软雅黑" w:eastAsia="微软雅黑" w:hAnsi="微软雅黑" w:hint="eastAsia"/>
+                          <w:rFonts w:hint="eastAsia" w:ascii="微软雅黑" w:hAnsi="微软雅黑" w:eastAsia="微软雅黑"/>
                           <w:b/>
                           <w:color w:val="404040" w:themeColor="text1" w:themeTint="BF"/>
                           <w:sz w:val="20"/>
                           <w:szCs w:val="20"/>
+                          <w14:textFill>
+                            <w14:solidFill>
+                              <w14:schemeClr w14:val="tx1">
+                                <w14:lumMod w14:val="75000"/>
+                                <w14:lumOff w14:val="25000"/>
+                              </w14:schemeClr>
+                            </w14:solidFill>
+                          </w14:textFill>
                         </w:rPr>
                         <w:t>做图效率：30分钟/套</w:t>
                       </w:r>
                     </w:p>
                     <w:p>
                       <w:pPr>
-                        <w:pStyle w:val="11"/>
+                        <w:pStyle w:val="9"/>
                         <w:numPr>
                           <w:ilvl w:val="0"/>
                           <w:numId w:val="1"/>
@@ -1408,22 +2102,38 @@
                         <w:jc w:val="left"/>
                         <w:rPr>
                           <w:color w:val="404040" w:themeColor="text1" w:themeTint="BF"/>
+                          <w14:textFill>
+                            <w14:solidFill>
+                              <w14:schemeClr w14:val="tx1">
+                                <w14:lumMod w14:val="75000"/>
+                                <w14:lumOff w14:val="25000"/>
+                              </w14:schemeClr>
+                            </w14:solidFill>
+                          </w14:textFill>
                         </w:rPr>
                       </w:pPr>
                       <w:r>
                         <w:rPr>
-                          <w:rFonts w:ascii="微软雅黑" w:eastAsia="微软雅黑" w:hAnsi="微软雅黑" w:hint="eastAsia"/>
+                          <w:rFonts w:hint="eastAsia" w:ascii="微软雅黑" w:hAnsi="微软雅黑" w:eastAsia="微软雅黑"/>
                           <w:b/>
                           <w:color w:val="404040" w:themeColor="text1" w:themeTint="BF"/>
                           <w:sz w:val="20"/>
                           <w:szCs w:val="20"/>
+                          <w14:textFill>
+                            <w14:solidFill>
+                              <w14:schemeClr w14:val="tx1">
+                                <w14:lumMod w14:val="75000"/>
+                                <w14:lumOff w14:val="25000"/>
+                              </w14:schemeClr>
+                            </w14:solidFill>
+                          </w14:textFill>
                         </w:rPr>
                         <w:t>设计优化：3名设计师</w:t>
                       </w:r>
                     </w:p>
                     <w:p>
                       <w:pPr>
-                        <w:pStyle w:val="11"/>
+                        <w:pStyle w:val="9"/>
                         <w:numPr>
                           <w:ilvl w:val="0"/>
                           <w:numId w:val="1"/>
@@ -1434,17 +2144,70 @@
                         <w:jc w:val="left"/>
                         <w:rPr>
                           <w:color w:val="404040" w:themeColor="text1" w:themeTint="BF"/>
+                          <w14:textFill>
+                            <w14:solidFill>
+                              <w14:schemeClr w14:val="tx1">
+                                <w14:lumMod w14:val="75000"/>
+                                <w14:lumOff w14:val="25000"/>
+                              </w14:schemeClr>
+                            </w14:solidFill>
+                          </w14:textFill>
                         </w:rPr>
                       </w:pPr>
                       <w:r>
                         <w:rPr>
-                          <w:rFonts w:ascii="微软雅黑" w:eastAsia="微软雅黑" w:hAnsi="微软雅黑" w:hint="eastAsia"/>
+                          <w:rFonts w:hint="eastAsia" w:ascii="微软雅黑" w:hAnsi="微软雅黑" w:eastAsia="微软雅黑"/>
                           <w:b/>
                           <w:color w:val="404040" w:themeColor="text1" w:themeTint="BF"/>
                           <w:sz w:val="20"/>
                           <w:szCs w:val="20"/>
-                        </w:rPr>
-                        <w:t>利润结果：月度利润贡献≥2万元，最高时选品产生利润一度超过10万元，所选品持续不亏损</w:t>
+                          <w14:textFill>
+                            <w14:solidFill>
+                              <w14:schemeClr w14:val="tx1">
+                                <w14:lumMod w14:val="75000"/>
+                                <w14:lumOff w14:val="25000"/>
+                              </w14:schemeClr>
+                            </w14:solidFill>
+                          </w14:textFill>
+                        </w:rPr>
+                        <w:t>利润结果：月度利润贡献≥2万元，</w:t>
+                      </w:r>
+                      <w:r>
+                        <w:rPr>
+                          <w:rFonts w:hint="eastAsia" w:ascii="微软雅黑" w:hAnsi="微软雅黑" w:eastAsia="微软雅黑"/>
+                          <w:b/>
+                          <w:color w:val="404040" w:themeColor="text1" w:themeTint="BF"/>
+                          <w:sz w:val="20"/>
+                          <w:szCs w:val="20"/>
+                          <w:lang w:val="en-US" w:eastAsia="zh-CN"/>
+                          <w14:textFill>
+                            <w14:solidFill>
+                              <w14:schemeClr w14:val="tx1">
+                                <w14:lumMod w14:val="75000"/>
+                                <w14:lumOff w14:val="25000"/>
+                              </w14:schemeClr>
+                            </w14:solidFill>
+                          </w14:textFill>
+                        </w:rPr>
+                        <w:t>最高时选品产生利润一度超过10万元，</w:t>
+                      </w:r>
+                      <w:r>
+                        <w:rPr>
+                          <w:rFonts w:hint="eastAsia" w:ascii="微软雅黑" w:hAnsi="微软雅黑" w:eastAsia="微软雅黑"/>
+                          <w:b/>
+                          <w:color w:val="404040" w:themeColor="text1" w:themeTint="BF"/>
+                          <w:sz w:val="20"/>
+                          <w:szCs w:val="20"/>
+                          <w14:textFill>
+                            <w14:solidFill>
+                              <w14:schemeClr w14:val="tx1">
+                                <w14:lumMod w14:val="75000"/>
+                                <w14:lumOff w14:val="25000"/>
+                              </w14:schemeClr>
+                            </w14:solidFill>
+                          </w14:textFill>
+                        </w:rPr>
+                        <w:t>所选品持续不亏损</w:t>
                       </w:r>
                     </w:p>
                   </w:txbxContent>
@@ -1456,13 +2219,12 @@
       </w:r>
       <w:r>
         <w:rPr>
-          <w:noProof/>
           <w:sz w:val="28"/>
         </w:rPr>
         <mc:AlternateContent>
           <mc:Choice Requires="wpg">
             <w:drawing>
-              <wp:anchor distT="0" distB="0" distL="114300" distR="114300" simplePos="0" relativeHeight="251666432" behindDoc="0" locked="0" layoutInCell="1" allowOverlap="1" wp14:anchorId="0EB7E5E1" wp14:editId="3FFA952C">
+              <wp:anchor distT="0" distB="0" distL="114300" distR="114300" simplePos="0" relativeHeight="251666432" behindDoc="0" locked="0" layoutInCell="1" allowOverlap="1">
                 <wp:simplePos x="0" y="0"/>
                 <wp:positionH relativeFrom="column">
                   <wp:posOffset>-25400</wp:posOffset>
@@ -1610,15 +2372,20 @@
                             <w:p>
                               <w:pPr>
                                 <w:rPr>
-                                  <w:rFonts w:ascii="微软雅黑" w:eastAsia="微软雅黑" w:hAnsi="微软雅黑" w:cs="微软雅黑"/>
+                                  <w:rFonts w:ascii="微软雅黑" w:hAnsi="微软雅黑" w:eastAsia="微软雅黑" w:cs="微软雅黑"/>
                                 </w:rPr>
                               </w:pPr>
                               <w:r>
                                 <w:rPr>
-                                  <w:rFonts w:ascii="微软雅黑" w:eastAsia="微软雅黑" w:hAnsi="微软雅黑" w:hint="eastAsia"/>
+                                  <w:rFonts w:hint="eastAsia" w:ascii="微软雅黑" w:hAnsi="微软雅黑" w:eastAsia="微软雅黑"/>
                                   <w:color w:val="FFFFFF" w:themeColor="background1"/>
                                   <w:sz w:val="28"/>
                                   <w:szCs w:val="28"/>
+                                  <w14:textFill>
+                                    <w14:solidFill>
+                                      <w14:schemeClr w14:val="bg1"/>
+                                    </w14:solidFill>
+                                  </w14:textFill>
                                 </w:rPr>
                                 <w:t>技能证书</w:t>
                               </w:r>
@@ -1637,26 +2404,47 @@
           </mc:Choice>
           <mc:Fallback>
             <w:pict>
-              <v:group w14:anchorId="0EB7E5E1" id="组合 22" o:spid="_x0000_s1033" style="position:absolute;left:0;text-align:left;margin-left:-2pt;margin-top:612.65pt;width:525pt;height:28.3pt;z-index:251666432" coordorigin="2604,4592" coordsize="10500,567" o:gfxdata="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">
-                <v:group id="组合 7" o:spid="_x0000_s1034" style="position:absolute;left:2604;top:4697;width:10500;height:411" coordorigin="4245,4697" coordsize="10500,411" o:gfxdata="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">
-                  <v:rect id="矩形 4" o:spid="_x0000_s1035" style="position:absolute;left:4245;top:4697;width:10501;height:410;visibility:visible;mso-wrap-style:square;v-text-anchor:middle" o:gfxdata="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" fillcolor="#d8d8d8" stroked="f" strokeweight="1pt"/>
-                  <v:rect id="矩形 5" o:spid="_x0000_s1036" style="position:absolute;left:4247;top:4698;width:1427;height:410;visibility:visible;mso-wrap-style:square;v-text-anchor:middle" o:gfxdata="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" fillcolor="#414141" stroked="f" strokeweight="1pt"/>
+              <v:group id="_x0000_s1026" o:spid="_x0000_s1026" o:spt="203" style="position:absolute;left:0pt;margin-left:-2pt;margin-top:612.65pt;height:28.3pt;width:525pt;z-index:251666432;mso-width-relative:page;mso-height-relative:page;" coordorigin="2604,4592" coordsize="10500,567" o:gfxdata="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">
+                <o:lock v:ext="edit" aspectratio="f"/>
+                <v:group id="组合 7" o:spid="_x0000_s1026" o:spt="203" style="position:absolute;left:2604;top:4697;height:411;width:10500;" coordorigin="4245,4697" coordsize="10500,411" o:gfxdata="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">
+                  <o:lock v:ext="edit" aspectratio="f"/>
+                  <v:rect id="矩形 4" o:spid="_x0000_s1026" o:spt="1" style="position:absolute;left:4245;top:4697;height:410;width:10501;v-text-anchor:middle;" fillcolor="#D8D8D8" filled="t" stroked="f" coordsize="21600,21600" o:gfxdata="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">
+                    <v:fill on="t" focussize="0,0"/>
+                    <v:stroke on="f" weight="1pt" miterlimit="8" joinstyle="miter"/>
+                    <v:imagedata o:title=""/>
+                    <o:lock v:ext="edit" aspectratio="f"/>
+                  </v:rect>
+                  <v:rect id="矩形 5" o:spid="_x0000_s1026" o:spt="1" style="position:absolute;left:4247;top:4698;height:410;width:1427;v-text-anchor:middle;" fillcolor="#414141" filled="t" stroked="f" coordsize="21600,21600" o:gfxdata="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">
+                    <v:fill on="t" focussize="0,0"/>
+                    <v:stroke on="f" weight="1pt" miterlimit="8" joinstyle="miter"/>
+                    <v:imagedata o:title=""/>
+                    <o:lock v:ext="edit" aspectratio="f"/>
+                  </v:rect>
                 </v:group>
-                <v:shape id="文本框 6" o:spid="_x0000_s1037" type="#_x0000_t202" style="position:absolute;left:2612;top:4592;width:1425;height:567;visibility:visible;mso-wrap-style:square;v-text-anchor:top" o:gfxdata="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" filled="f" stroked="f" strokeweight=".5pt">
+                <v:shape id="文本框 6" o:spid="_x0000_s1026" o:spt="202" type="#_x0000_t202" style="position:absolute;left:2612;top:4592;height:567;width:1425;" filled="f" stroked="f" coordsize="21600,21600" o:gfxdata="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">
+                  <v:fill on="f" focussize="0,0"/>
+                  <v:stroke on="f" weight="0.5pt"/>
+                  <v:imagedata o:title=""/>
+                  <o:lock v:ext="edit" aspectratio="f"/>
                   <v:textbox>
                     <w:txbxContent>
                       <w:p>
                         <w:pPr>
                           <w:rPr>
-                            <w:rFonts w:ascii="微软雅黑" w:eastAsia="微软雅黑" w:hAnsi="微软雅黑" w:cs="微软雅黑"/>
+                            <w:rFonts w:ascii="微软雅黑" w:hAnsi="微软雅黑" w:eastAsia="微软雅黑" w:cs="微软雅黑"/>
                           </w:rPr>
                         </w:pPr>
                         <w:r>
                           <w:rPr>
-                            <w:rFonts w:ascii="微软雅黑" w:eastAsia="微软雅黑" w:hAnsi="微软雅黑" w:hint="eastAsia"/>
+                            <w:rFonts w:hint="eastAsia" w:ascii="微软雅黑" w:hAnsi="微软雅黑" w:eastAsia="微软雅黑"/>
                             <w:color w:val="FFFFFF" w:themeColor="background1"/>
                             <w:sz w:val="28"/>
                             <w:szCs w:val="28"/>
+                            <w14:textFill>
+                              <w14:solidFill>
+                                <w14:schemeClr w14:val="bg1"/>
+                              </w14:solidFill>
+                            </w14:textFill>
                           </w:rPr>
                           <w:t>技能证书</w:t>
                         </w:r>
@@ -1670,13 +2458,10 @@
         </mc:AlternateContent>
       </w:r>
       <w:r>
-        <w:rPr>
-          <w:noProof/>
-        </w:rPr>
         <mc:AlternateContent>
           <mc:Choice Requires="wps">
             <w:drawing>
-              <wp:anchor distT="0" distB="0" distL="114300" distR="114300" simplePos="0" relativeHeight="251670528" behindDoc="0" locked="0" layoutInCell="1" allowOverlap="1" wp14:anchorId="0B3987D0" wp14:editId="391BED56">
+              <wp:anchor distT="0" distB="0" distL="114300" distR="114300" simplePos="0" relativeHeight="251670528" behindDoc="0" locked="0" layoutInCell="1" allowOverlap="1">
                 <wp:simplePos x="0" y="0"/>
                 <wp:positionH relativeFrom="column">
                   <wp:posOffset>-7620</wp:posOffset>
@@ -1724,7 +2509,7 @@
                         <w:txbxContent>
                           <w:p>
                             <w:pPr>
-                              <w:pStyle w:val="a8"/>
+                              <w:pStyle w:val="14"/>
                               <w:numPr>
                                 <w:ilvl w:val="0"/>
                                 <w:numId w:val="2"/>
@@ -1734,34 +2519,41 @@
                               <w:ind w:leftChars="0"/>
                               <w:jc w:val="left"/>
                               <w:rPr>
-                                <w:rFonts w:ascii="微软雅黑" w:eastAsia="微软雅黑" w:hAnsi="微软雅黑"/>
+                                <w:rFonts w:ascii="微软雅黑" w:hAnsi="微软雅黑" w:eastAsia="微软雅黑"/>
                                 <w:color w:val="404040" w:themeColor="text1" w:themeTint="BF"/>
                                 <w:sz w:val="20"/>
                                 <w:szCs w:val="20"/>
+                                <w14:textFill>
+                                  <w14:solidFill>
+                                    <w14:schemeClr w14:val="tx1">
+                                      <w14:lumMod w14:val="75000"/>
+                                      <w14:lumOff w14:val="25000"/>
+                                    </w14:schemeClr>
+                                  </w14:solidFill>
+                                </w14:textFill>
                               </w:rPr>
                             </w:pPr>
                             <w:r>
                               <w:rPr>
-                                <w:rFonts w:ascii="微软雅黑" w:eastAsia="微软雅黑" w:hAnsi="微软雅黑" w:hint="eastAsia"/>
+                                <w:rFonts w:hint="eastAsia" w:ascii="微软雅黑" w:hAnsi="微软雅黑" w:eastAsia="微软雅黑"/>
                                 <w:color w:val="404040" w:themeColor="text1" w:themeTint="BF"/>
                                 <w:sz w:val="20"/>
                                 <w:szCs w:val="20"/>
-                              </w:rPr>
-                              <w:t>日语N1</w:t>
-                            </w:r>
-                            <w:r>
-                              <w:rPr>
-                                <w:rFonts w:ascii="微软雅黑" w:eastAsia="微软雅黑" w:hAnsi="微软雅黑" w:hint="eastAsia"/>
-                                <w:color w:val="404040" w:themeColor="text1" w:themeTint="BF"/>
-                                <w:sz w:val="20"/>
-                                <w:szCs w:val="20"/>
-                              </w:rPr>
-                              <w:t>，具备日语口语、读写及商务沟通能力</w:t>
+                                <w14:textFill>
+                                  <w14:solidFill>
+                                    <w14:schemeClr w14:val="tx1">
+                                      <w14:lumMod w14:val="75000"/>
+                                      <w14:lumOff w14:val="25000"/>
+                                    </w14:schemeClr>
+                                  </w14:solidFill>
+                                </w14:textFill>
+                              </w:rPr>
+                              <w:t>日语N1，具备日语口语、读写及商务沟通能力</w:t>
                             </w:r>
                           </w:p>
                           <w:p>
                             <w:pPr>
-                              <w:pStyle w:val="a8"/>
+                              <w:pStyle w:val="14"/>
                               <w:numPr>
                                 <w:ilvl w:val="0"/>
                                 <w:numId w:val="2"/>
@@ -1771,25 +2563,41 @@
                               <w:ind w:leftChars="0"/>
                               <w:jc w:val="left"/>
                               <w:rPr>
-                                <w:rFonts w:ascii="微软雅黑" w:eastAsia="微软雅黑" w:hAnsi="微软雅黑"/>
+                                <w:rFonts w:ascii="微软雅黑" w:hAnsi="微软雅黑" w:eastAsia="微软雅黑"/>
                                 <w:color w:val="404040" w:themeColor="text1" w:themeTint="BF"/>
                                 <w:sz w:val="20"/>
                                 <w:szCs w:val="20"/>
+                                <w14:textFill>
+                                  <w14:solidFill>
+                                    <w14:schemeClr w14:val="tx1">
+                                      <w14:lumMod w14:val="75000"/>
+                                      <w14:lumOff w14:val="25000"/>
+                                    </w14:schemeClr>
+                                  </w14:solidFill>
+                                </w14:textFill>
                               </w:rPr>
                             </w:pPr>
                             <w:r>
                               <w:rPr>
-                                <w:rFonts w:ascii="微软雅黑" w:eastAsia="微软雅黑" w:hAnsi="微软雅黑" w:hint="eastAsia"/>
+                                <w:rFonts w:hint="eastAsia" w:ascii="微软雅黑" w:hAnsi="微软雅黑" w:eastAsia="微软雅黑"/>
                                 <w:color w:val="404040" w:themeColor="text1" w:themeTint="BF"/>
                                 <w:sz w:val="20"/>
                                 <w:szCs w:val="20"/>
+                                <w14:textFill>
+                                  <w14:solidFill>
+                                    <w14:schemeClr w14:val="tx1">
+                                      <w14:lumMod w14:val="75000"/>
+                                      <w14:lumOff w14:val="25000"/>
+                                    </w14:schemeClr>
+                                  </w14:solidFill>
+                                </w14:textFill>
                               </w:rPr>
                               <w:t>CET-4，可快速阅读英文产品与技术资料</w:t>
                             </w:r>
                           </w:p>
                           <w:p>
                             <w:pPr>
-                              <w:pStyle w:val="a8"/>
+                              <w:pStyle w:val="14"/>
                               <w:widowControl/>
                               <w:numPr>
                                 <w:ilvl w:val="0"/>
@@ -1798,7 +2606,7 @@
                               <w:ind w:leftChars="0"/>
                               <w:jc w:val="left"/>
                               <w:rPr>
-                                <w:rFonts w:ascii="微软雅黑" w:eastAsia="微软雅黑" w:hAnsi="微软雅黑" w:cs="宋体"/>
+                                <w:rFonts w:ascii="微软雅黑" w:hAnsi="微软雅黑" w:eastAsia="微软雅黑" w:cs="宋体"/>
                                 <w:kern w:val="0"/>
                                 <w:sz w:val="20"/>
                                 <w:szCs w:val="20"/>
@@ -1806,7 +2614,7 @@
                             </w:pPr>
                             <w:r>
                               <w:rPr>
-                                <w:rFonts w:ascii="微软雅黑" w:eastAsia="微软雅黑" w:hAnsi="微软雅黑" w:cs="宋体" w:hint="eastAsia"/>
+                                <w:rFonts w:hint="eastAsia" w:ascii="微软雅黑" w:hAnsi="微软雅黑" w:eastAsia="微软雅黑" w:cs="宋体"/>
                                 <w:kern w:val="0"/>
                                 <w:sz w:val="20"/>
                                 <w:szCs w:val="20"/>
@@ -1816,7 +2624,7 @@
                           </w:p>
                           <w:p>
                             <w:pPr>
-                              <w:pStyle w:val="a8"/>
+                              <w:pStyle w:val="14"/>
                               <w:widowControl/>
                               <w:numPr>
                                 <w:ilvl w:val="0"/>
@@ -1825,7 +2633,7 @@
                               <w:ind w:leftChars="0"/>
                               <w:jc w:val="left"/>
                               <w:rPr>
-                                <w:rFonts w:ascii="微软雅黑" w:eastAsia="微软雅黑" w:hAnsi="微软雅黑" w:cs="宋体"/>
+                                <w:rFonts w:ascii="微软雅黑" w:hAnsi="微软雅黑" w:eastAsia="微软雅黑" w:cs="宋体"/>
                                 <w:kern w:val="0"/>
                                 <w:sz w:val="20"/>
                                 <w:szCs w:val="20"/>
@@ -1833,52 +2641,12 @@
                             </w:pPr>
                             <w:r>
                               <w:rPr>
-                                <w:rFonts w:ascii="微软雅黑" w:eastAsia="微软雅黑" w:hAnsi="微软雅黑" w:cs="宋体" w:hint="eastAsia"/>
+                                <w:rFonts w:hint="eastAsia" w:ascii="微软雅黑" w:hAnsi="微软雅黑" w:eastAsia="微软雅黑" w:cs="宋体"/>
                                 <w:kern w:val="0"/>
                                 <w:sz w:val="20"/>
                                 <w:szCs w:val="20"/>
                               </w:rPr>
-                              <w:t>飞书多维表格、</w:t>
-                            </w:r>
-                            <w:proofErr w:type="spellStart"/>
-                            <w:r>
-                              <w:rPr>
-                                <w:rFonts w:ascii="微软雅黑" w:eastAsia="微软雅黑" w:hAnsi="微软雅黑" w:cs="宋体" w:hint="eastAsia"/>
-                                <w:kern w:val="0"/>
-                                <w:sz w:val="20"/>
-                                <w:szCs w:val="20"/>
-                              </w:rPr>
-                              <w:t>SellerSprite</w:t>
-                            </w:r>
-                            <w:proofErr w:type="spellEnd"/>
-                            <w:r>
-                              <w:rPr>
-                                <w:rFonts w:ascii="微软雅黑" w:eastAsia="微软雅黑" w:hAnsi="微软雅黑" w:cs="宋体" w:hint="eastAsia"/>
-                                <w:kern w:val="0"/>
-                                <w:sz w:val="20"/>
-                                <w:szCs w:val="20"/>
-                              </w:rPr>
-                              <w:t>、</w:t>
-                            </w:r>
-                            <w:proofErr w:type="spellStart"/>
-                            <w:r>
-                              <w:rPr>
-                                <w:rFonts w:ascii="微软雅黑" w:eastAsia="微软雅黑" w:hAnsi="微软雅黑" w:cs="宋体" w:hint="eastAsia"/>
-                                <w:kern w:val="0"/>
-                                <w:sz w:val="20"/>
-                                <w:szCs w:val="20"/>
-                              </w:rPr>
-                              <w:t>LinkFox</w:t>
-                            </w:r>
-                            <w:proofErr w:type="spellEnd"/>
-                            <w:r>
-                              <w:rPr>
-                                <w:rFonts w:ascii="微软雅黑" w:eastAsia="微软雅黑" w:hAnsi="微软雅黑" w:cs="宋体" w:hint="eastAsia"/>
-                                <w:kern w:val="0"/>
-                                <w:sz w:val="20"/>
-                                <w:szCs w:val="20"/>
-                              </w:rPr>
-                              <w:t>；剪映、PS、AE</w:t>
+                              <w:t>飞书多维表格、SellerSprite、LinkFox；剪映、PS、AE</w:t>
                             </w:r>
                           </w:p>
                         </w:txbxContent>
@@ -1894,12 +2662,16 @@
           </mc:Choice>
           <mc:Fallback>
             <w:pict>
-              <v:shape w14:anchorId="0B3987D0" id="文本框 40" o:spid="_x0000_s1038" type="#_x0000_t202" style="position:absolute;left:0;text-align:left;margin-left:-.6pt;margin-top:636.65pt;width:523.55pt;height:94.2pt;z-index:251670528;visibility:visible;mso-wrap-style:square;mso-wrap-distance-left:9pt;mso-wrap-distance-top:0;mso-wrap-distance-right:9pt;mso-wrap-distance-bottom:0;mso-position-horizontal:absolute;mso-position-horizontal-relative:text;mso-position-vertical:absolute;mso-position-vertical-relative:text;v-text-anchor:top" o:gfxdata="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" filled="f" stroked="f" strokeweight=".5pt">
+              <v:shape id="_x0000_s1026" o:spid="_x0000_s1026" o:spt="202" type="#_x0000_t202" style="position:absolute;left:0pt;margin-left:-0.6pt;margin-top:636.65pt;height:94.2pt;width:523.55pt;z-index:251670528;mso-width-relative:page;mso-height-relative:page;" filled="f" stroked="f" coordsize="21600,21600" o:gfxdata="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">
+                <v:fill on="f" focussize="0,0"/>
+                <v:stroke on="f" weight="0.5pt"/>
+                <v:imagedata o:title=""/>
+                <o:lock v:ext="edit" aspectratio="f"/>
                 <v:textbox>
                   <w:txbxContent>
                     <w:p>
                       <w:pPr>
-                        <w:pStyle w:val="a8"/>
+                        <w:pStyle w:val="14"/>
                         <w:numPr>
                           <w:ilvl w:val="0"/>
                           <w:numId w:val="2"/>
@@ -1909,34 +2681,41 @@
                         <w:ind w:leftChars="0"/>
                         <w:jc w:val="left"/>
                         <w:rPr>
-                          <w:rFonts w:ascii="微软雅黑" w:eastAsia="微软雅黑" w:hAnsi="微软雅黑"/>
+                          <w:rFonts w:ascii="微软雅黑" w:hAnsi="微软雅黑" w:eastAsia="微软雅黑"/>
                           <w:color w:val="404040" w:themeColor="text1" w:themeTint="BF"/>
                           <w:sz w:val="20"/>
                           <w:szCs w:val="20"/>
+                          <w14:textFill>
+                            <w14:solidFill>
+                              <w14:schemeClr w14:val="tx1">
+                                <w14:lumMod w14:val="75000"/>
+                                <w14:lumOff w14:val="25000"/>
+                              </w14:schemeClr>
+                            </w14:solidFill>
+                          </w14:textFill>
                         </w:rPr>
                       </w:pPr>
                       <w:r>
                         <w:rPr>
-                          <w:rFonts w:ascii="微软雅黑" w:eastAsia="微软雅黑" w:hAnsi="微软雅黑" w:hint="eastAsia"/>
+                          <w:rFonts w:hint="eastAsia" w:ascii="微软雅黑" w:hAnsi="微软雅黑" w:eastAsia="微软雅黑"/>
                           <w:color w:val="404040" w:themeColor="text1" w:themeTint="BF"/>
                           <w:sz w:val="20"/>
                           <w:szCs w:val="20"/>
-                        </w:rPr>
-                        <w:t>日语N1</w:t>
-                      </w:r>
-                      <w:r>
-                        <w:rPr>
-                          <w:rFonts w:ascii="微软雅黑" w:eastAsia="微软雅黑" w:hAnsi="微软雅黑" w:hint="eastAsia"/>
-                          <w:color w:val="404040" w:themeColor="text1" w:themeTint="BF"/>
-                          <w:sz w:val="20"/>
-                          <w:szCs w:val="20"/>
-                        </w:rPr>
-                        <w:t>，具备日语口语、读写及商务沟通能力</w:t>
+                          <w14:textFill>
+                            <w14:solidFill>
+                              <w14:schemeClr w14:val="tx1">
+                                <w14:lumMod w14:val="75000"/>
+                                <w14:lumOff w14:val="25000"/>
+                              </w14:schemeClr>
+                            </w14:solidFill>
+                          </w14:textFill>
+                        </w:rPr>
+                        <w:t>日语N1，具备日语口语、读写及商务沟通能力</w:t>
                       </w:r>
                     </w:p>
                     <w:p>
                       <w:pPr>
-                        <w:pStyle w:val="a8"/>
+                        <w:pStyle w:val="14"/>
                         <w:numPr>
                           <w:ilvl w:val="0"/>
                           <w:numId w:val="2"/>
@@ -1946,25 +2725,41 @@
                         <w:ind w:leftChars="0"/>
                         <w:jc w:val="left"/>
                         <w:rPr>
-                          <w:rFonts w:ascii="微软雅黑" w:eastAsia="微软雅黑" w:hAnsi="微软雅黑"/>
+                          <w:rFonts w:ascii="微软雅黑" w:hAnsi="微软雅黑" w:eastAsia="微软雅黑"/>
                           <w:color w:val="404040" w:themeColor="text1" w:themeTint="BF"/>
                           <w:sz w:val="20"/>
                           <w:szCs w:val="20"/>
+                          <w14:textFill>
+                            <w14:solidFill>
+                              <w14:schemeClr w14:val="tx1">
+                                <w14:lumMod w14:val="75000"/>
+                                <w14:lumOff w14:val="25000"/>
+                              </w14:schemeClr>
+                            </w14:solidFill>
+                          </w14:textFill>
                         </w:rPr>
                       </w:pPr>
                       <w:r>
                         <w:rPr>
-                          <w:rFonts w:ascii="微软雅黑" w:eastAsia="微软雅黑" w:hAnsi="微软雅黑" w:hint="eastAsia"/>
+                          <w:rFonts w:hint="eastAsia" w:ascii="微软雅黑" w:hAnsi="微软雅黑" w:eastAsia="微软雅黑"/>
                           <w:color w:val="404040" w:themeColor="text1" w:themeTint="BF"/>
                           <w:sz w:val="20"/>
                           <w:szCs w:val="20"/>
+                          <w14:textFill>
+                            <w14:solidFill>
+                              <w14:schemeClr w14:val="tx1">
+                                <w14:lumMod w14:val="75000"/>
+                                <w14:lumOff w14:val="25000"/>
+                              </w14:schemeClr>
+                            </w14:solidFill>
+                          </w14:textFill>
                         </w:rPr>
                         <w:t>CET-4，可快速阅读英文产品与技术资料</w:t>
                       </w:r>
                     </w:p>
                     <w:p>
                       <w:pPr>
-                        <w:pStyle w:val="a8"/>
+                        <w:pStyle w:val="14"/>
                         <w:widowControl/>
                         <w:numPr>
                           <w:ilvl w:val="0"/>
@@ -1973,7 +2768,7 @@
                         <w:ind w:leftChars="0"/>
                         <w:jc w:val="left"/>
                         <w:rPr>
-                          <w:rFonts w:ascii="微软雅黑" w:eastAsia="微软雅黑" w:hAnsi="微软雅黑" w:cs="宋体"/>
+                          <w:rFonts w:ascii="微软雅黑" w:hAnsi="微软雅黑" w:eastAsia="微软雅黑" w:cs="宋体"/>
                           <w:kern w:val="0"/>
                           <w:sz w:val="20"/>
                           <w:szCs w:val="20"/>
@@ -1981,7 +2776,7 @@
                       </w:pPr>
                       <w:r>
                         <w:rPr>
-                          <w:rFonts w:ascii="微软雅黑" w:eastAsia="微软雅黑" w:hAnsi="微软雅黑" w:cs="宋体" w:hint="eastAsia"/>
+                          <w:rFonts w:hint="eastAsia" w:ascii="微软雅黑" w:hAnsi="微软雅黑" w:eastAsia="微软雅黑" w:cs="宋体"/>
                           <w:kern w:val="0"/>
                           <w:sz w:val="20"/>
                           <w:szCs w:val="20"/>
@@ -1991,7 +2786,7 @@
                     </w:p>
                     <w:p>
                       <w:pPr>
-                        <w:pStyle w:val="a8"/>
+                        <w:pStyle w:val="14"/>
                         <w:widowControl/>
                         <w:numPr>
                           <w:ilvl w:val="0"/>
@@ -2000,7 +2795,7 @@
                         <w:ind w:leftChars="0"/>
                         <w:jc w:val="left"/>
                         <w:rPr>
-                          <w:rFonts w:ascii="微软雅黑" w:eastAsia="微软雅黑" w:hAnsi="微软雅黑" w:cs="宋体"/>
+                          <w:rFonts w:ascii="微软雅黑" w:hAnsi="微软雅黑" w:eastAsia="微软雅黑" w:cs="宋体"/>
                           <w:kern w:val="0"/>
                           <w:sz w:val="20"/>
                           <w:szCs w:val="20"/>
@@ -2008,52 +2803,12 @@
                       </w:pPr>
                       <w:r>
                         <w:rPr>
-                          <w:rFonts w:ascii="微软雅黑" w:eastAsia="微软雅黑" w:hAnsi="微软雅黑" w:cs="宋体" w:hint="eastAsia"/>
+                          <w:rFonts w:hint="eastAsia" w:ascii="微软雅黑" w:hAnsi="微软雅黑" w:eastAsia="微软雅黑" w:cs="宋体"/>
                           <w:kern w:val="0"/>
                           <w:sz w:val="20"/>
                           <w:szCs w:val="20"/>
                         </w:rPr>
-                        <w:t>飞书多维表格、</w:t>
-                      </w:r>
-                      <w:proofErr w:type="spellStart"/>
-                      <w:r>
-                        <w:rPr>
-                          <w:rFonts w:ascii="微软雅黑" w:eastAsia="微软雅黑" w:hAnsi="微软雅黑" w:cs="宋体" w:hint="eastAsia"/>
-                          <w:kern w:val="0"/>
-                          <w:sz w:val="20"/>
-                          <w:szCs w:val="20"/>
-                        </w:rPr>
-                        <w:t>SellerSprite</w:t>
-                      </w:r>
-                      <w:proofErr w:type="spellEnd"/>
-                      <w:r>
-                        <w:rPr>
-                          <w:rFonts w:ascii="微软雅黑" w:eastAsia="微软雅黑" w:hAnsi="微软雅黑" w:cs="宋体" w:hint="eastAsia"/>
-                          <w:kern w:val="0"/>
-                          <w:sz w:val="20"/>
-                          <w:szCs w:val="20"/>
-                        </w:rPr>
-                        <w:t>、</w:t>
-                      </w:r>
-                      <w:proofErr w:type="spellStart"/>
-                      <w:r>
-                        <w:rPr>
-                          <w:rFonts w:ascii="微软雅黑" w:eastAsia="微软雅黑" w:hAnsi="微软雅黑" w:cs="宋体" w:hint="eastAsia"/>
-                          <w:kern w:val="0"/>
-                          <w:sz w:val="20"/>
-                          <w:szCs w:val="20"/>
-                        </w:rPr>
-                        <w:t>LinkFox</w:t>
-                      </w:r>
-                      <w:proofErr w:type="spellEnd"/>
-                      <w:r>
-                        <w:rPr>
-                          <w:rFonts w:ascii="微软雅黑" w:eastAsia="微软雅黑" w:hAnsi="微软雅黑" w:cs="宋体" w:hint="eastAsia"/>
-                          <w:kern w:val="0"/>
-                          <w:sz w:val="20"/>
-                          <w:szCs w:val="20"/>
-                        </w:rPr>
-                        <w:t>；剪映、PS、AE</w:t>
+                        <w:t>飞书多维表格、SellerSprite、LinkFox；剪映、PS、AE</w:t>
                       </w:r>
                     </w:p>
                   </w:txbxContent>
@@ -2065,13 +2820,12 @@
       </w:r>
       <w:r>
         <w:rPr>
-          <w:noProof/>
           <w:sz w:val="28"/>
         </w:rPr>
         <mc:AlternateContent>
           <mc:Choice Requires="wpg">
             <w:drawing>
-              <wp:anchor distT="0" distB="0" distL="114300" distR="114300" simplePos="0" relativeHeight="251667456" behindDoc="0" locked="0" layoutInCell="1" allowOverlap="1" wp14:anchorId="7F6CCD9C" wp14:editId="0C18E3EB">
+              <wp:anchor distT="0" distB="0" distL="114300" distR="114300" simplePos="0" relativeHeight="251667456" behindDoc="0" locked="0" layoutInCell="1" allowOverlap="1">
                 <wp:simplePos x="0" y="0"/>
                 <wp:positionH relativeFrom="column">
                   <wp:posOffset>-2540</wp:posOffset>
@@ -2219,15 +2973,20 @@
                             <w:p>
                               <w:pPr>
                                 <w:rPr>
-                                  <w:rFonts w:ascii="微软雅黑" w:eastAsia="微软雅黑" w:hAnsi="微软雅黑" w:cs="微软雅黑"/>
+                                  <w:rFonts w:ascii="微软雅黑" w:hAnsi="微软雅黑" w:eastAsia="微软雅黑" w:cs="微软雅黑"/>
                                 </w:rPr>
                               </w:pPr>
                               <w:r>
                                 <w:rPr>
-                                  <w:rFonts w:ascii="微软雅黑" w:eastAsia="微软雅黑" w:hAnsi="微软雅黑" w:hint="eastAsia"/>
+                                  <w:rFonts w:hint="eastAsia" w:ascii="微软雅黑" w:hAnsi="微软雅黑" w:eastAsia="微软雅黑"/>
                                   <w:color w:val="FFFFFF" w:themeColor="background1"/>
                                   <w:sz w:val="28"/>
                                   <w:szCs w:val="28"/>
+                                  <w14:textFill>
+                                    <w14:solidFill>
+                                      <w14:schemeClr w14:val="bg1"/>
+                                    </w14:solidFill>
+                                  </w14:textFill>
                                 </w:rPr>
                                 <w:t>自我评价</w:t>
                               </w:r>
@@ -2246,26 +3005,47 @@
           </mc:Choice>
           <mc:Fallback>
             <w:pict>
-              <v:group w14:anchorId="7F6CCD9C" id="组合 27" o:spid="_x0000_s1039" style="position:absolute;left:0;text-align:left;margin-left:-.2pt;margin-top:708.95pt;width:525pt;height:28.3pt;z-index:251667456" coordorigin="2604,4592" coordsize="10500,566" o:gfxdata="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">
-                <v:group id="组合 7" o:spid="_x0000_s1040" style="position:absolute;left:2604;top:4697;width:10500;height:411" coordorigin="4245,4697" coordsize="10500,411" o:gfxdata="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">
-                  <v:rect id="矩形 4" o:spid="_x0000_s1041" style="position:absolute;left:4245;top:4697;width:10501;height:410;visibility:visible;mso-wrap-style:square;v-text-anchor:middle" o:gfxdata="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" fillcolor="#d8d8d8" stroked="f" strokeweight="1pt"/>
-                  <v:rect id="矩形 5" o:spid="_x0000_s1042" style="position:absolute;left:4247;top:4698;width:1427;height:410;visibility:visible;mso-wrap-style:square;v-text-anchor:middle" o:gfxdata="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" fillcolor="#414141" stroked="f" strokeweight="1pt"/>
+              <v:group id="_x0000_s1026" o:spid="_x0000_s1026" o:spt="203" style="position:absolute;left:0pt;margin-left:-0.2pt;margin-top:708.95pt;height:28.3pt;width:525pt;z-index:251667456;mso-width-relative:page;mso-height-relative:page;" coordorigin="2604,4592" coordsize="10500,566" o:gfxdata="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">
+                <o:lock v:ext="edit" aspectratio="f"/>
+                <v:group id="组合 7" o:spid="_x0000_s1026" o:spt="203" style="position:absolute;left:2604;top:4697;height:411;width:10500;" coordorigin="4245,4697" coordsize="10500,411" o:gfxdata="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">
+                  <o:lock v:ext="edit" aspectratio="f"/>
+                  <v:rect id="矩形 4" o:spid="_x0000_s1026" o:spt="1" style="position:absolute;left:4245;top:4697;height:410;width:10501;v-text-anchor:middle;" fillcolor="#D8D8D8" filled="t" stroked="f" coordsize="21600,21600" o:gfxdata="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">
+                    <v:fill on="t" focussize="0,0"/>
+                    <v:stroke on="f" weight="1pt" miterlimit="8" joinstyle="miter"/>
+                    <v:imagedata o:title=""/>
+                    <o:lock v:ext="edit" aspectratio="f"/>
+                  </v:rect>
+                  <v:rect id="矩形 5" o:spid="_x0000_s1026" o:spt="1" style="position:absolute;left:4247;top:4698;height:410;width:1427;v-text-anchor:middle;" fillcolor="#414141" filled="t" stroked="f" coordsize="21600,21600" o:gfxdata="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">
+                    <v:fill on="t" focussize="0,0"/>
+                    <v:stroke on="f" weight="1pt" miterlimit="8" joinstyle="miter"/>
+                    <v:imagedata o:title=""/>
+                    <o:lock v:ext="edit" aspectratio="f"/>
+                  </v:rect>
                 </v:group>
-                <v:shape id="文本框 6" o:spid="_x0000_s1043" type="#_x0000_t202" style="position:absolute;left:2612;top:4592;width:1425;height:567;visibility:visible;mso-wrap-style:square;v-text-anchor:top" o:gfxdata="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" filled="f" stroked="f" strokeweight=".5pt">
+                <v:shape id="文本框 6" o:spid="_x0000_s1026" o:spt="202" type="#_x0000_t202" style="position:absolute;left:2612;top:4592;height:567;width:1425;" filled="f" stroked="f" coordsize="21600,21600" o:gfxdata="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">
+                  <v:fill on="f" focussize="0,0"/>
+                  <v:stroke on="f" weight="0.5pt"/>
+                  <v:imagedata o:title=""/>
+                  <o:lock v:ext="edit" aspectratio="f"/>
                   <v:textbox>
                     <w:txbxContent>
                       <w:p>
                         <w:pPr>
                           <w:rPr>
-                            <w:rFonts w:ascii="微软雅黑" w:eastAsia="微软雅黑" w:hAnsi="微软雅黑" w:cs="微软雅黑"/>
+                            <w:rFonts w:ascii="微软雅黑" w:hAnsi="微软雅黑" w:eastAsia="微软雅黑" w:cs="微软雅黑"/>
                           </w:rPr>
                         </w:pPr>
                         <w:r>
                           <w:rPr>
-                            <w:rFonts w:ascii="微软雅黑" w:eastAsia="微软雅黑" w:hAnsi="微软雅黑" w:hint="eastAsia"/>
+                            <w:rFonts w:hint="eastAsia" w:ascii="微软雅黑" w:hAnsi="微软雅黑" w:eastAsia="微软雅黑"/>
                             <w:color w:val="FFFFFF" w:themeColor="background1"/>
                             <w:sz w:val="28"/>
                             <w:szCs w:val="28"/>
+                            <w14:textFill>
+                              <w14:solidFill>
+                                <w14:schemeClr w14:val="bg1"/>
+                              </w14:solidFill>
+                            </w14:textFill>
                           </w:rPr>
                           <w:t>自我评价</w:t>
                         </w:r>
@@ -2279,13 +3059,10 @@
         </mc:AlternateContent>
       </w:r>
       <w:r>
-        <w:rPr>
-          <w:noProof/>
-        </w:rPr>
         <mc:AlternateContent>
           <mc:Choice Requires="wps">
             <w:drawing>
-              <wp:anchor distT="0" distB="0" distL="114300" distR="114300" simplePos="0" relativeHeight="251675648" behindDoc="0" locked="0" layoutInCell="1" allowOverlap="1" wp14:anchorId="31EC66CB" wp14:editId="65433CA7">
+              <wp:anchor distT="0" distB="0" distL="114300" distR="114300" simplePos="0" relativeHeight="251675648" behindDoc="0" locked="0" layoutInCell="1" allowOverlap="1">
                 <wp:simplePos x="0" y="0"/>
                 <wp:positionH relativeFrom="column">
                   <wp:posOffset>-15240</wp:posOffset>
@@ -2337,70 +3114,150 @@
                               <w:snapToGrid w:val="0"/>
                               <w:jc w:val="left"/>
                               <w:rPr>
-                                <w:rFonts w:ascii="微软雅黑" w:eastAsia="微软雅黑" w:hAnsi="微软雅黑"/>
-                                <w:color w:val="404040" w:themeColor="text1" w:themeTint="BF"/>
+                                <w:rFonts w:ascii="微软雅黑" w:hAnsi="微软雅黑" w:eastAsia="微软雅黑"/>
+                                <w:color w:val="404040" w:themeColor="text1" w:themeTint="BF"/>
+                                <w14:textFill>
+                                  <w14:solidFill>
+                                    <w14:schemeClr w14:val="tx1">
+                                      <w14:lumMod w14:val="75000"/>
+                                      <w14:lumOff w14:val="25000"/>
+                                    </w14:schemeClr>
+                                  </w14:solidFill>
+                                </w14:textFill>
                               </w:rPr>
                             </w:pPr>
                             <w:r>
                               <w:rPr>
-                                <w:rFonts w:ascii="微软雅黑" w:eastAsia="微软雅黑" w:hAnsi="微软雅黑" w:hint="eastAsia"/>
-                                <w:color w:val="404040" w:themeColor="text1" w:themeTint="BF"/>
+                                <w:rFonts w:hint="eastAsia" w:ascii="微软雅黑" w:hAnsi="微软雅黑" w:eastAsia="微软雅黑"/>
+                                <w:color w:val="404040" w:themeColor="text1" w:themeTint="BF"/>
+                                <w14:textFill>
+                                  <w14:solidFill>
+                                    <w14:schemeClr w14:val="tx1">
+                                      <w14:lumMod w14:val="75000"/>
+                                      <w14:lumOff w14:val="25000"/>
+                                    </w14:schemeClr>
+                                  </w14:solidFill>
+                                </w14:textFill>
                               </w:rPr>
                               <w:t>20</w:t>
                             </w:r>
                             <w:r>
                               <w:rPr>
-                                <w:rFonts w:ascii="微软雅黑" w:eastAsia="微软雅黑" w:hAnsi="微软雅黑"/>
-                                <w:color w:val="404040" w:themeColor="text1" w:themeTint="BF"/>
+                                <w:rFonts w:ascii="微软雅黑" w:hAnsi="微软雅黑" w:eastAsia="微软雅黑"/>
+                                <w:color w:val="404040" w:themeColor="text1" w:themeTint="BF"/>
+                                <w14:textFill>
+                                  <w14:solidFill>
+                                    <w14:schemeClr w14:val="tx1">
+                                      <w14:lumMod w14:val="75000"/>
+                                      <w14:lumOff w14:val="25000"/>
+                                    </w14:schemeClr>
+                                  </w14:solidFill>
+                                </w14:textFill>
                               </w:rPr>
                               <w:t>22.09</w:t>
                             </w:r>
                             <w:r>
                               <w:rPr>
-                                <w:rFonts w:ascii="微软雅黑" w:eastAsia="微软雅黑" w:hAnsi="微软雅黑" w:hint="eastAsia"/>
-                                <w:color w:val="404040" w:themeColor="text1" w:themeTint="BF"/>
+                                <w:rFonts w:hint="eastAsia" w:ascii="微软雅黑" w:hAnsi="微软雅黑" w:eastAsia="微软雅黑"/>
+                                <w:color w:val="404040" w:themeColor="text1" w:themeTint="BF"/>
+                                <w14:textFill>
+                                  <w14:solidFill>
+                                    <w14:schemeClr w14:val="tx1">
+                                      <w14:lumMod w14:val="75000"/>
+                                      <w14:lumOff w14:val="25000"/>
+                                    </w14:schemeClr>
+                                  </w14:solidFill>
+                                </w14:textFill>
                               </w:rPr>
                               <w:t>-</w:t>
                             </w:r>
                             <w:r>
                               <w:rPr>
-                                <w:rFonts w:ascii="微软雅黑" w:eastAsia="微软雅黑" w:hAnsi="微软雅黑"/>
-                                <w:color w:val="404040" w:themeColor="text1" w:themeTint="BF"/>
+                                <w:rFonts w:ascii="微软雅黑" w:hAnsi="微软雅黑" w:eastAsia="微软雅黑"/>
+                                <w:color w:val="404040" w:themeColor="text1" w:themeTint="BF"/>
+                                <w14:textFill>
+                                  <w14:solidFill>
+                                    <w14:schemeClr w14:val="tx1">
+                                      <w14:lumMod w14:val="75000"/>
+                                      <w14:lumOff w14:val="25000"/>
+                                    </w14:schemeClr>
+                                  </w14:solidFill>
+                                </w14:textFill>
                               </w:rPr>
                               <w:t>2</w:t>
                             </w:r>
                             <w:r>
                               <w:rPr>
-                                <w:rFonts w:ascii="微软雅黑" w:eastAsia="微软雅黑" w:hAnsi="微软雅黑" w:hint="eastAsia"/>
-                                <w:color w:val="404040" w:themeColor="text1" w:themeTint="BF"/>
+                                <w:rFonts w:hint="eastAsia" w:ascii="微软雅黑" w:hAnsi="微软雅黑" w:eastAsia="微软雅黑"/>
+                                <w:color w:val="404040" w:themeColor="text1" w:themeTint="BF"/>
+                                <w14:textFill>
+                                  <w14:solidFill>
+                                    <w14:schemeClr w14:val="tx1">
+                                      <w14:lumMod w14:val="75000"/>
+                                      <w14:lumOff w14:val="25000"/>
+                                    </w14:schemeClr>
+                                  </w14:solidFill>
+                                </w14:textFill>
                               </w:rPr>
                               <w:t>0</w:t>
                             </w:r>
                             <w:r>
                               <w:rPr>
-                                <w:rFonts w:ascii="微软雅黑" w:eastAsia="微软雅黑" w:hAnsi="微软雅黑"/>
-                                <w:color w:val="404040" w:themeColor="text1" w:themeTint="BF"/>
+                                <w:rFonts w:ascii="微软雅黑" w:hAnsi="微软雅黑" w:eastAsia="微软雅黑"/>
+                                <w:color w:val="404040" w:themeColor="text1" w:themeTint="BF"/>
+                                <w14:textFill>
+                                  <w14:solidFill>
+                                    <w14:schemeClr w14:val="tx1">
+                                      <w14:lumMod w14:val="75000"/>
+                                      <w14:lumOff w14:val="25000"/>
+                                    </w14:schemeClr>
+                                  </w14:solidFill>
+                                </w14:textFill>
                               </w:rPr>
                               <w:t xml:space="preserve">26.06          </w:t>
                             </w:r>
                             <w:r>
                               <w:rPr>
-                                <w:rFonts w:ascii="微软雅黑" w:eastAsia="微软雅黑" w:hAnsi="微软雅黑" w:hint="eastAsia"/>
-                                <w:color w:val="404040" w:themeColor="text1" w:themeTint="BF"/>
+                                <w:rFonts w:hint="eastAsia" w:ascii="微软雅黑" w:hAnsi="微软雅黑" w:eastAsia="微软雅黑"/>
+                                <w:color w:val="404040" w:themeColor="text1" w:themeTint="BF"/>
+                                <w14:textFill>
+                                  <w14:solidFill>
+                                    <w14:schemeClr w14:val="tx1">
+                                      <w14:lumMod w14:val="75000"/>
+                                      <w14:lumOff w14:val="25000"/>
+                                    </w14:schemeClr>
+                                  </w14:solidFill>
+                                </w14:textFill>
                               </w:rPr>
                               <w:t xml:space="preserve">广东白云学院         </w:t>
                             </w:r>
                             <w:r>
                               <w:rPr>
-                                <w:rFonts w:ascii="微软雅黑" w:eastAsia="微软雅黑" w:hAnsi="微软雅黑"/>
-                                <w:color w:val="404040" w:themeColor="text1" w:themeTint="BF"/>
+                                <w:rFonts w:ascii="微软雅黑" w:hAnsi="微软雅黑" w:eastAsia="微软雅黑"/>
+                                <w:color w:val="404040" w:themeColor="text1" w:themeTint="BF"/>
+                                <w14:textFill>
+                                  <w14:solidFill>
+                                    <w14:schemeClr w14:val="tx1">
+                                      <w14:lumMod w14:val="75000"/>
+                                      <w14:lumOff w14:val="25000"/>
+                                    </w14:schemeClr>
+                                  </w14:solidFill>
+                                </w14:textFill>
                               </w:rPr>
                               <w:t xml:space="preserve">            </w:t>
                             </w:r>
                             <w:r>
                               <w:rPr>
-                                <w:rFonts w:ascii="微软雅黑" w:eastAsia="微软雅黑" w:hAnsi="微软雅黑" w:hint="eastAsia"/>
-                                <w:color w:val="404040" w:themeColor="text1" w:themeTint="BF"/>
+                                <w:rFonts w:hint="eastAsia" w:ascii="微软雅黑" w:hAnsi="微软雅黑" w:eastAsia="微软雅黑"/>
+                                <w:color w:val="404040" w:themeColor="text1" w:themeTint="BF"/>
+                                <w14:textFill>
+                                  <w14:solidFill>
+                                    <w14:schemeClr w14:val="tx1">
+                                      <w14:lumMod w14:val="75000"/>
+                                      <w14:lumOff w14:val="25000"/>
+                                    </w14:schemeClr>
+                                  </w14:solidFill>
+                                </w14:textFill>
                               </w:rPr>
                               <w:t xml:space="preserve"> 数字经济（本科）</w:t>
                             </w:r>
@@ -2408,18 +3265,34 @@
                           <w:p>
                             <w:pPr>
                               <w:rPr>
-                                <w:rFonts w:ascii="微软雅黑" w:eastAsia="微软雅黑" w:hAnsi="微软雅黑"/>
+                                <w:rFonts w:ascii="微软雅黑" w:hAnsi="微软雅黑" w:eastAsia="微软雅黑"/>
                                 <w:color w:val="404040" w:themeColor="text1" w:themeTint="BF"/>
                                 <w:sz w:val="20"/>
                                 <w:szCs w:val="20"/>
+                                <w14:textFill>
+                                  <w14:solidFill>
+                                    <w14:schemeClr w14:val="tx1">
+                                      <w14:lumMod w14:val="75000"/>
+                                      <w14:lumOff w14:val="25000"/>
+                                    </w14:schemeClr>
+                                  </w14:solidFill>
+                                </w14:textFill>
                               </w:rPr>
                             </w:pPr>
                             <w:r>
                               <w:rPr>
-                                <w:rFonts w:ascii="微软雅黑" w:eastAsia="微软雅黑" w:hAnsi="微软雅黑" w:hint="eastAsia"/>
+                                <w:rFonts w:hint="eastAsia" w:ascii="微软雅黑" w:hAnsi="微软雅黑" w:eastAsia="微软雅黑"/>
                                 <w:color w:val="404040" w:themeColor="text1" w:themeTint="BF"/>
                                 <w:sz w:val="20"/>
                                 <w:szCs w:val="20"/>
+                                <w14:textFill>
+                                  <w14:solidFill>
+                                    <w14:schemeClr w14:val="tx1">
+                                      <w14:lumMod w14:val="75000"/>
+                                      <w14:lumOff w14:val="25000"/>
+                                    </w14:schemeClr>
+                                  </w14:solidFill>
+                                </w14:textFill>
                               </w:rPr>
                               <w:t>主修：Python数据分析、MySQL、SPSS、Power BI、Tableau、国际市场营销</w:t>
                             </w:r>
@@ -2437,7 +3310,11 @@
           </mc:Choice>
           <mc:Fallback>
             <w:pict>
-              <v:shape w14:anchorId="31EC66CB" id="文本框 37" o:spid="_x0000_s1044" type="#_x0000_t202" style="position:absolute;left:0;text-align:left;margin-left:-1.2pt;margin-top:202.25pt;width:524.5pt;height:47pt;z-index:251675648;visibility:visible;mso-wrap-style:square;mso-wrap-distance-left:9pt;mso-wrap-distance-top:0;mso-wrap-distance-right:9pt;mso-wrap-distance-bottom:0;mso-position-horizontal:absolute;mso-position-horizontal-relative:text;mso-position-vertical:absolute;mso-position-vertical-relative:text;v-text-anchor:top" o:gfxdata="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" filled="f" stroked="f" strokeweight=".5pt">
+              <v:shape id="_x0000_s1026" o:spid="_x0000_s1026" o:spt="202" type="#_x0000_t202" style="position:absolute;left:0pt;margin-left:-1.2pt;margin-top:202.25pt;height:47pt;width:524.5pt;z-index:251675648;mso-width-relative:page;mso-height-relative:page;" filled="f" stroked="f" coordsize="21600,21600" o:gfxdata="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">
+                <v:fill on="f" focussize="0,0"/>
+                <v:stroke on="f" weight="0.5pt"/>
+                <v:imagedata o:title=""/>
+                <o:lock v:ext="edit" aspectratio="f"/>
                 <v:textbox>
                   <w:txbxContent>
                     <w:p>
@@ -2446,70 +3323,150 @@
                         <w:snapToGrid w:val="0"/>
                         <w:jc w:val="left"/>
                         <w:rPr>
-                          <w:rFonts w:ascii="微软雅黑" w:eastAsia="微软雅黑" w:hAnsi="微软雅黑"/>
-                          <w:color w:val="404040" w:themeColor="text1" w:themeTint="BF"/>
+                          <w:rFonts w:ascii="微软雅黑" w:hAnsi="微软雅黑" w:eastAsia="微软雅黑"/>
+                          <w:color w:val="404040" w:themeColor="text1" w:themeTint="BF"/>
+                          <w14:textFill>
+                            <w14:solidFill>
+                              <w14:schemeClr w14:val="tx1">
+                                <w14:lumMod w14:val="75000"/>
+                                <w14:lumOff w14:val="25000"/>
+                              </w14:schemeClr>
+                            </w14:solidFill>
+                          </w14:textFill>
                         </w:rPr>
                       </w:pPr>
                       <w:r>
                         <w:rPr>
-                          <w:rFonts w:ascii="微软雅黑" w:eastAsia="微软雅黑" w:hAnsi="微软雅黑" w:hint="eastAsia"/>
-                          <w:color w:val="404040" w:themeColor="text1" w:themeTint="BF"/>
+                          <w:rFonts w:hint="eastAsia" w:ascii="微软雅黑" w:hAnsi="微软雅黑" w:eastAsia="微软雅黑"/>
+                          <w:color w:val="404040" w:themeColor="text1" w:themeTint="BF"/>
+                          <w14:textFill>
+                            <w14:solidFill>
+                              <w14:schemeClr w14:val="tx1">
+                                <w14:lumMod w14:val="75000"/>
+                                <w14:lumOff w14:val="25000"/>
+                              </w14:schemeClr>
+                            </w14:solidFill>
+                          </w14:textFill>
                         </w:rPr>
                         <w:t>20</w:t>
                       </w:r>
                       <w:r>
                         <w:rPr>
-                          <w:rFonts w:ascii="微软雅黑" w:eastAsia="微软雅黑" w:hAnsi="微软雅黑"/>
-                          <w:color w:val="404040" w:themeColor="text1" w:themeTint="BF"/>
+                          <w:rFonts w:ascii="微软雅黑" w:hAnsi="微软雅黑" w:eastAsia="微软雅黑"/>
+                          <w:color w:val="404040" w:themeColor="text1" w:themeTint="BF"/>
+                          <w14:textFill>
+                            <w14:solidFill>
+                              <w14:schemeClr w14:val="tx1">
+                                <w14:lumMod w14:val="75000"/>
+                                <w14:lumOff w14:val="25000"/>
+                              </w14:schemeClr>
+                            </w14:solidFill>
+                          </w14:textFill>
                         </w:rPr>
                         <w:t>22.09</w:t>
                       </w:r>
                       <w:r>
                         <w:rPr>
-                          <w:rFonts w:ascii="微软雅黑" w:eastAsia="微软雅黑" w:hAnsi="微软雅黑" w:hint="eastAsia"/>
-                          <w:color w:val="404040" w:themeColor="text1" w:themeTint="BF"/>
+                          <w:rFonts w:hint="eastAsia" w:ascii="微软雅黑" w:hAnsi="微软雅黑" w:eastAsia="微软雅黑"/>
+                          <w:color w:val="404040" w:themeColor="text1" w:themeTint="BF"/>
+                          <w14:textFill>
+                            <w14:solidFill>
+                              <w14:schemeClr w14:val="tx1">
+                                <w14:lumMod w14:val="75000"/>
+                                <w14:lumOff w14:val="25000"/>
+                              </w14:schemeClr>
+                            </w14:solidFill>
+                          </w14:textFill>
                         </w:rPr>
                         <w:t>-</w:t>
                       </w:r>
                       <w:r>
                         <w:rPr>
-                          <w:rFonts w:ascii="微软雅黑" w:eastAsia="微软雅黑" w:hAnsi="微软雅黑"/>
-                          <w:color w:val="404040" w:themeColor="text1" w:themeTint="BF"/>
+                          <w:rFonts w:ascii="微软雅黑" w:hAnsi="微软雅黑" w:eastAsia="微软雅黑"/>
+                          <w:color w:val="404040" w:themeColor="text1" w:themeTint="BF"/>
+                          <w14:textFill>
+                            <w14:solidFill>
+                              <w14:schemeClr w14:val="tx1">
+                                <w14:lumMod w14:val="75000"/>
+                                <w14:lumOff w14:val="25000"/>
+                              </w14:schemeClr>
+                            </w14:solidFill>
+                          </w14:textFill>
                         </w:rPr>
                         <w:t>2</w:t>
                       </w:r>
                       <w:r>
                         <w:rPr>
-                          <w:rFonts w:ascii="微软雅黑" w:eastAsia="微软雅黑" w:hAnsi="微软雅黑" w:hint="eastAsia"/>
-                          <w:color w:val="404040" w:themeColor="text1" w:themeTint="BF"/>
+                          <w:rFonts w:hint="eastAsia" w:ascii="微软雅黑" w:hAnsi="微软雅黑" w:eastAsia="微软雅黑"/>
+                          <w:color w:val="404040" w:themeColor="text1" w:themeTint="BF"/>
+                          <w14:textFill>
+                            <w14:solidFill>
+                              <w14:schemeClr w14:val="tx1">
+                                <w14:lumMod w14:val="75000"/>
+                                <w14:lumOff w14:val="25000"/>
+                              </w14:schemeClr>
+                            </w14:solidFill>
+                          </w14:textFill>
                         </w:rPr>
                         <w:t>0</w:t>
                       </w:r>
                       <w:r>
                         <w:rPr>
-                          <w:rFonts w:ascii="微软雅黑" w:eastAsia="微软雅黑" w:hAnsi="微软雅黑"/>
-                          <w:color w:val="404040" w:themeColor="text1" w:themeTint="BF"/>
+                          <w:rFonts w:ascii="微软雅黑" w:hAnsi="微软雅黑" w:eastAsia="微软雅黑"/>
+                          <w:color w:val="404040" w:themeColor="text1" w:themeTint="BF"/>
+                          <w14:textFill>
+                            <w14:solidFill>
+                              <w14:schemeClr w14:val="tx1">
+                                <w14:lumMod w14:val="75000"/>
+                                <w14:lumOff w14:val="25000"/>
+                              </w14:schemeClr>
+                            </w14:solidFill>
+                          </w14:textFill>
                         </w:rPr>
                         <w:t xml:space="preserve">26.06          </w:t>
                       </w:r>
                       <w:r>
                         <w:rPr>
-                          <w:rFonts w:ascii="微软雅黑" w:eastAsia="微软雅黑" w:hAnsi="微软雅黑" w:hint="eastAsia"/>
-                          <w:color w:val="404040" w:themeColor="text1" w:themeTint="BF"/>
+                          <w:rFonts w:hint="eastAsia" w:ascii="微软雅黑" w:hAnsi="微软雅黑" w:eastAsia="微软雅黑"/>
+                          <w:color w:val="404040" w:themeColor="text1" w:themeTint="BF"/>
+                          <w14:textFill>
+                            <w14:solidFill>
+                              <w14:schemeClr w14:val="tx1">
+                                <w14:lumMod w14:val="75000"/>
+                                <w14:lumOff w14:val="25000"/>
+                              </w14:schemeClr>
+                            </w14:solidFill>
+                          </w14:textFill>
                         </w:rPr>
                         <w:t xml:space="preserve">广东白云学院         </w:t>
                       </w:r>
                       <w:r>
                         <w:rPr>
-                          <w:rFonts w:ascii="微软雅黑" w:eastAsia="微软雅黑" w:hAnsi="微软雅黑"/>
-                          <w:color w:val="404040" w:themeColor="text1" w:themeTint="BF"/>
+                          <w:rFonts w:ascii="微软雅黑" w:hAnsi="微软雅黑" w:eastAsia="微软雅黑"/>
+                          <w:color w:val="404040" w:themeColor="text1" w:themeTint="BF"/>
+                          <w14:textFill>
+                            <w14:solidFill>
+                              <w14:schemeClr w14:val="tx1">
+                                <w14:lumMod w14:val="75000"/>
+                                <w14:lumOff w14:val="25000"/>
+                              </w14:schemeClr>
+                            </w14:solidFill>
+                          </w14:textFill>
                         </w:rPr>
                         <w:t xml:space="preserve">            </w:t>
                       </w:r>
                       <w:r>
                         <w:rPr>
-                          <w:rFonts w:ascii="微软雅黑" w:eastAsia="微软雅黑" w:hAnsi="微软雅黑" w:hint="eastAsia"/>
-                          <w:color w:val="404040" w:themeColor="text1" w:themeTint="BF"/>
+                          <w:rFonts w:hint="eastAsia" w:ascii="微软雅黑" w:hAnsi="微软雅黑" w:eastAsia="微软雅黑"/>
+                          <w:color w:val="404040" w:themeColor="text1" w:themeTint="BF"/>
+                          <w14:textFill>
+                            <w14:solidFill>
+                              <w14:schemeClr w14:val="tx1">
+                                <w14:lumMod w14:val="75000"/>
+                                <w14:lumOff w14:val="25000"/>
+                              </w14:schemeClr>
+                            </w14:solidFill>
+                          </w14:textFill>
                         </w:rPr>
                         <w:t xml:space="preserve"> 数字经济（本科）</w:t>
                       </w:r>
@@ -2517,18 +3474,34 @@
                     <w:p>
                       <w:pPr>
                         <w:rPr>
-                          <w:rFonts w:ascii="微软雅黑" w:eastAsia="微软雅黑" w:hAnsi="微软雅黑"/>
+                          <w:rFonts w:ascii="微软雅黑" w:hAnsi="微软雅黑" w:eastAsia="微软雅黑"/>
                           <w:color w:val="404040" w:themeColor="text1" w:themeTint="BF"/>
                           <w:sz w:val="20"/>
                           <w:szCs w:val="20"/>
+                          <w14:textFill>
+                            <w14:solidFill>
+                              <w14:schemeClr w14:val="tx1">
+                                <w14:lumMod w14:val="75000"/>
+                                <w14:lumOff w14:val="25000"/>
+                              </w14:schemeClr>
+                            </w14:solidFill>
+                          </w14:textFill>
                         </w:rPr>
                       </w:pPr>
                       <w:r>
                         <w:rPr>
-                          <w:rFonts w:ascii="微软雅黑" w:eastAsia="微软雅黑" w:hAnsi="微软雅黑" w:hint="eastAsia"/>
+                          <w:rFonts w:hint="eastAsia" w:ascii="微软雅黑" w:hAnsi="微软雅黑" w:eastAsia="微软雅黑"/>
                           <w:color w:val="404040" w:themeColor="text1" w:themeTint="BF"/>
                           <w:sz w:val="20"/>
                           <w:szCs w:val="20"/>
+                          <w14:textFill>
+                            <w14:solidFill>
+                              <w14:schemeClr w14:val="tx1">
+                                <w14:lumMod w14:val="75000"/>
+                                <w14:lumOff w14:val="25000"/>
+                              </w14:schemeClr>
+                            </w14:solidFill>
+                          </w14:textFill>
                         </w:rPr>
                         <w:t>主修：Python数据分析、MySQL、SPSS、Power BI、Tableau、国际市场营销</w:t>
                       </w:r>
@@ -2542,13 +3515,12 @@
       </w:r>
       <w:r>
         <w:rPr>
-          <w:noProof/>
           <w:sz w:val="28"/>
         </w:rPr>
         <mc:AlternateContent>
           <mc:Choice Requires="wpg">
             <w:drawing>
-              <wp:anchor distT="0" distB="0" distL="114300" distR="114300" simplePos="0" relativeHeight="251660288" behindDoc="0" locked="0" layoutInCell="1" allowOverlap="1" wp14:anchorId="38B8E20A" wp14:editId="27C45A39">
+              <wp:anchor distT="0" distB="0" distL="114300" distR="114300" simplePos="0" relativeHeight="251660288" behindDoc="0" locked="0" layoutInCell="1" allowOverlap="1">
                 <wp:simplePos x="0" y="0"/>
                 <wp:positionH relativeFrom="column">
                   <wp:posOffset>-8890</wp:posOffset>
@@ -2696,26 +3668,36 @@
                             <w:p>
                               <w:pPr>
                                 <w:rPr>
-                                  <w:rFonts w:ascii="微软雅黑" w:eastAsia="微软雅黑" w:hAnsi="微软雅黑" w:cs="微软雅黑"/>
+                                  <w:rFonts w:ascii="微软雅黑" w:hAnsi="微软雅黑" w:eastAsia="微软雅黑" w:cs="微软雅黑"/>
                                 </w:rPr>
                               </w:pPr>
                               <w:r>
                                 <w:rPr>
-                                  <w:rFonts w:ascii="微软雅黑" w:eastAsia="微软雅黑" w:hAnsi="微软雅黑"/>
+                                  <w:rFonts w:ascii="微软雅黑" w:hAnsi="微软雅黑" w:eastAsia="微软雅黑"/>
                                   <w:b/>
                                   <w:color w:val="FFFFFF" w:themeColor="background1"/>
                                   <w:sz w:val="28"/>
                                   <w:szCs w:val="28"/>
+                                  <w14:textFill>
+                                    <w14:solidFill>
+                                      <w14:schemeClr w14:val="bg1"/>
+                                    </w14:solidFill>
+                                  </w14:textFill>
                                 </w:rPr>
                                 <w:t>教育</w:t>
                               </w:r>
                               <w:r>
                                 <w:rPr>
-                                  <w:rFonts w:ascii="微软雅黑" w:eastAsia="微软雅黑" w:hAnsi="微软雅黑" w:hint="eastAsia"/>
+                                  <w:rFonts w:hint="eastAsia" w:ascii="微软雅黑" w:hAnsi="微软雅黑" w:eastAsia="微软雅黑"/>
                                   <w:b/>
                                   <w:color w:val="FFFFFF" w:themeColor="background1"/>
                                   <w:sz w:val="28"/>
                                   <w:szCs w:val="28"/>
+                                  <w14:textFill>
+                                    <w14:solidFill>
+                                      <w14:schemeClr w14:val="bg1"/>
+                                    </w14:solidFill>
+                                  </w14:textFill>
                                 </w:rPr>
                                 <w:t>背景</w:t>
                               </w:r>
@@ -2734,37 +3716,63 @@
           </mc:Choice>
           <mc:Fallback>
             <w:pict>
-              <v:group w14:anchorId="38B8E20A" id="组合 11" o:spid="_x0000_s1045" style="position:absolute;left:0;text-align:left;margin-left:-.7pt;margin-top:175.3pt;width:525pt;height:28.3pt;z-index:251660288" coordorigin="2604,4592" coordsize="10500,566" o:gfxdata="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">
-                <v:group id="组合 7" o:spid="_x0000_s1046" style="position:absolute;left:2604;top:4697;width:10500;height:411" coordorigin="4245,4697" coordsize="10500,411" o:gfxdata="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">
-                  <v:rect id="矩形 4" o:spid="_x0000_s1047" style="position:absolute;left:4245;top:4697;width:10501;height:410;visibility:visible;mso-wrap-style:square;v-text-anchor:middle" o:gfxdata="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" fillcolor="#d8d8d8" stroked="f" strokeweight="1pt"/>
-                  <v:rect id="矩形 5" o:spid="_x0000_s1048" style="position:absolute;left:4247;top:4698;width:1427;height:410;visibility:visible;mso-wrap-style:square;v-text-anchor:middle" o:gfxdata="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" fillcolor="#414141" stroked="f" strokeweight="1pt"/>
+              <v:group id="_x0000_s1026" o:spid="_x0000_s1026" o:spt="203" style="position:absolute;left:0pt;margin-left:-0.7pt;margin-top:175.3pt;height:28.3pt;width:525pt;z-index:251660288;mso-width-relative:page;mso-height-relative:page;" coordorigin="2604,4592" coordsize="10500,566" o:gfxdata="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">
+                <o:lock v:ext="edit" aspectratio="f"/>
+                <v:group id="_x0000_s1026" o:spid="_x0000_s1026" o:spt="203" style="position:absolute;left:2604;top:4697;height:411;width:10500;" coordorigin="4245,4697" coordsize="10500,411" o:gfxdata="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">
+                  <o:lock v:ext="edit" aspectratio="f"/>
+                  <v:rect id="_x0000_s1026" o:spid="_x0000_s1026" o:spt="1" style="position:absolute;left:4245;top:4697;height:410;width:10501;v-text-anchor:middle;" fillcolor="#D8D8D8" filled="t" stroked="f" coordsize="21600,21600" o:gfxdata="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">
+                    <v:fill on="t" focussize="0,0"/>
+                    <v:stroke on="f" weight="1pt" miterlimit="8" joinstyle="miter"/>
+                    <v:imagedata o:title=""/>
+                    <o:lock v:ext="edit" aspectratio="f"/>
+                  </v:rect>
+                  <v:rect id="_x0000_s1026" o:spid="_x0000_s1026" o:spt="1" style="position:absolute;left:4247;top:4698;height:410;width:1427;v-text-anchor:middle;" fillcolor="#414141" filled="t" stroked="f" coordsize="21600,21600" o:gfxdata="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">
+                    <v:fill on="t" focussize="0,0"/>
+                    <v:stroke on="f" weight="1pt" miterlimit="8" joinstyle="miter"/>
+                    <v:imagedata o:title=""/>
+                    <o:lock v:ext="edit" aspectratio="f"/>
+                  </v:rect>
                 </v:group>
-                <v:shape id="文本框 6" o:spid="_x0000_s1049" type="#_x0000_t202" style="position:absolute;left:2612;top:4592;width:1425;height:567;visibility:visible;mso-wrap-style:square;v-text-anchor:top" o:gfxdata="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" filled="f" stroked="f" strokeweight=".5pt">
+                <v:shape id="_x0000_s1026" o:spid="_x0000_s1026" o:spt="202" type="#_x0000_t202" style="position:absolute;left:2612;top:4592;height:567;width:1425;" filled="f" stroked="f" coordsize="21600,21600" o:gfxdata="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">
+                  <v:fill on="f" focussize="0,0"/>
+                  <v:stroke on="f" weight="0.5pt"/>
+                  <v:imagedata o:title=""/>
+                  <o:lock v:ext="edit" aspectratio="f"/>
                   <v:textbox>
                     <w:txbxContent>
                       <w:p>
                         <w:pPr>
                           <w:rPr>
-                            <w:rFonts w:ascii="微软雅黑" w:eastAsia="微软雅黑" w:hAnsi="微软雅黑" w:cs="微软雅黑"/>
+                            <w:rFonts w:ascii="微软雅黑" w:hAnsi="微软雅黑" w:eastAsia="微软雅黑" w:cs="微软雅黑"/>
                           </w:rPr>
                         </w:pPr>
                         <w:r>
                           <w:rPr>
-                            <w:rFonts w:ascii="微软雅黑" w:eastAsia="微软雅黑" w:hAnsi="微软雅黑"/>
+                            <w:rFonts w:ascii="微软雅黑" w:hAnsi="微软雅黑" w:eastAsia="微软雅黑"/>
                             <w:b/>
                             <w:color w:val="FFFFFF" w:themeColor="background1"/>
                             <w:sz w:val="28"/>
                             <w:szCs w:val="28"/>
+                            <w14:textFill>
+                              <w14:solidFill>
+                                <w14:schemeClr w14:val="bg1"/>
+                              </w14:solidFill>
+                            </w14:textFill>
                           </w:rPr>
                           <w:t>教育</w:t>
                         </w:r>
                         <w:r>
                           <w:rPr>
-                            <w:rFonts w:ascii="微软雅黑" w:eastAsia="微软雅黑" w:hAnsi="微软雅黑" w:hint="eastAsia"/>
+                            <w:rFonts w:hint="eastAsia" w:ascii="微软雅黑" w:hAnsi="微软雅黑" w:eastAsia="微软雅黑"/>
                             <w:b/>
                             <w:color w:val="FFFFFF" w:themeColor="background1"/>
                             <w:sz w:val="28"/>
                             <w:szCs w:val="28"/>
+                            <w14:textFill>
+                              <w14:solidFill>
+                                <w14:schemeClr w14:val="bg1"/>
+                              </w14:solidFill>
+                            </w14:textFill>
                           </w:rPr>
                           <w:t>背景</w:t>
                         </w:r>
@@ -2777,14 +3785,13 @@
           </mc:Fallback>
         </mc:AlternateContent>
       </w:r>
+      <w:bookmarkStart w:id="0" w:name="_GoBack"/>
+      <w:bookmarkEnd w:id="0"/>
       <w:r>
-        <w:rPr>
-          <w:noProof/>
-        </w:rPr>
         <mc:AlternateContent>
           <mc:Choice Requires="wps">
             <w:drawing>
-              <wp:anchor distT="0" distB="0" distL="114300" distR="114300" simplePos="0" relativeHeight="251673600" behindDoc="0" locked="0" layoutInCell="1" allowOverlap="1" wp14:anchorId="32C60636" wp14:editId="71E926B9">
+              <wp:anchor distT="0" distB="0" distL="114300" distR="114300" simplePos="0" relativeHeight="251673600" behindDoc="0" locked="0" layoutInCell="1" allowOverlap="1">
                 <wp:simplePos x="0" y="0"/>
                 <wp:positionH relativeFrom="column">
                   <wp:posOffset>-60960</wp:posOffset>
@@ -2832,83 +3839,164 @@
                         <w:txbxContent>
                           <w:p>
                             <w:pPr>
-                              <w:pStyle w:val="11"/>
+                              <w:pStyle w:val="9"/>
                               <w:adjustRightInd w:val="0"/>
                               <w:snapToGrid w:val="0"/>
-                              <w:ind w:firstLineChars="50" w:firstLine="120"/>
+                              <w:ind w:firstLine="120" w:firstLineChars="50"/>
                               <w:jc w:val="left"/>
                               <w:rPr>
-                                <w:rFonts w:ascii="微软雅黑" w:eastAsia="微软雅黑" w:hAnsi="微软雅黑"/>
+                                <w:rFonts w:hint="default" w:ascii="微软雅黑" w:hAnsi="微软雅黑" w:eastAsia="微软雅黑"/>
                                 <w:b/>
                                 <w:bCs/>
                                 <w:color w:val="404040" w:themeColor="text1" w:themeTint="BF"/>
                                 <w:sz w:val="24"/>
                                 <w:szCs w:val="24"/>
+                                <w:lang w:val="en-US" w:eastAsia="zh-CN"/>
+                                <w14:textFill>
+                                  <w14:solidFill>
+                                    <w14:schemeClr w14:val="tx1">
+                                      <w14:lumMod w14:val="75000"/>
+                                      <w14:lumOff w14:val="25000"/>
+                                    </w14:schemeClr>
+                                  </w14:solidFill>
+                                </w14:textFill>
                               </w:rPr>
                             </w:pPr>
                             <w:r>
                               <w:rPr>
-                                <w:rFonts w:ascii="微软雅黑" w:eastAsia="微软雅黑" w:hAnsi="微软雅黑" w:hint="eastAsia"/>
+                                <w:rFonts w:hint="eastAsia" w:ascii="微软雅黑" w:hAnsi="微软雅黑" w:eastAsia="微软雅黑"/>
                                 <w:b/>
                                 <w:bCs/>
                                 <w:color w:val="404040" w:themeColor="text1" w:themeTint="BF"/>
                                 <w:sz w:val="24"/>
                                 <w:szCs w:val="24"/>
-                              </w:rPr>
-                              <w:t>能把业务目标拆成可落地的AI流程与工具，兼顾数据、效率和商业结果，并为整个团队赋能</w:t>
+                                <w14:textFill>
+                                  <w14:solidFill>
+                                    <w14:schemeClr w14:val="tx1">
+                                      <w14:lumMod w14:val="75000"/>
+                                      <w14:lumOff w14:val="25000"/>
+                                    </w14:schemeClr>
+                                  </w14:solidFill>
+                                </w14:textFill>
+                              </w:rPr>
+                              <w:t>能把业务目标拆成可落地的AI流程与工具，兼顾数据、效率和商业结果</w:t>
+                            </w:r>
+                            <w:r>
+                              <w:rPr>
+                                <w:rFonts w:hint="eastAsia" w:ascii="微软雅黑" w:hAnsi="微软雅黑" w:eastAsia="微软雅黑"/>
+                                <w:b/>
+                                <w:bCs/>
+                                <w:color w:val="404040" w:themeColor="text1" w:themeTint="BF"/>
+                                <w:sz w:val="24"/>
+                                <w:szCs w:val="24"/>
+                                <w:lang w:eastAsia="zh-CN"/>
+                                <w14:textFill>
+                                  <w14:solidFill>
+                                    <w14:schemeClr w14:val="tx1">
+                                      <w14:lumMod w14:val="75000"/>
+                                      <w14:lumOff w14:val="25000"/>
+                                    </w14:schemeClr>
+                                  </w14:solidFill>
+                                </w14:textFill>
+                              </w:rPr>
+                              <w:t>，</w:t>
+                            </w:r>
+                            <w:r>
+                              <w:rPr>
+                                <w:rFonts w:hint="eastAsia" w:ascii="微软雅黑" w:hAnsi="微软雅黑" w:eastAsia="微软雅黑"/>
+                                <w:b/>
+                                <w:bCs/>
+                                <w:color w:val="404040" w:themeColor="text1" w:themeTint="BF"/>
+                                <w:sz w:val="24"/>
+                                <w:szCs w:val="24"/>
+                                <w:lang w:val="en-US" w:eastAsia="zh-CN"/>
+                                <w14:textFill>
+                                  <w14:solidFill>
+                                    <w14:schemeClr w14:val="tx1">
+                                      <w14:lumMod w14:val="75000"/>
+                                      <w14:lumOff w14:val="25000"/>
+                                    </w14:schemeClr>
+                                  </w14:solidFill>
+                                </w14:textFill>
+                              </w:rPr>
+                              <w:t>并为整个团队赋能</w:t>
                             </w:r>
                           </w:p>
                           <w:p>
                             <w:pPr>
-                              <w:pStyle w:val="11"/>
+                              <w:pStyle w:val="9"/>
                               <w:adjustRightInd w:val="0"/>
                               <w:snapToGrid w:val="0"/>
-                              <w:ind w:firstLineChars="50" w:firstLine="100"/>
+                              <w:ind w:firstLine="100" w:firstLineChars="50"/>
                               <w:jc w:val="left"/>
                               <w:rPr>
-                                <w:rFonts w:ascii="微软雅黑" w:eastAsia="微软雅黑" w:hAnsi="微软雅黑"/>
+                                <w:rFonts w:ascii="微软雅黑" w:hAnsi="微软雅黑" w:eastAsia="微软雅黑"/>
                                 <w:color w:val="404040" w:themeColor="text1" w:themeTint="BF"/>
                                 <w:sz w:val="20"/>
                                 <w:szCs w:val="20"/>
+                                <w14:textFill>
+                                  <w14:solidFill>
+                                    <w14:schemeClr w14:val="tx1">
+                                      <w14:lumMod w14:val="75000"/>
+                                      <w14:lumOff w14:val="25000"/>
+                                    </w14:schemeClr>
+                                  </w14:solidFill>
+                                </w14:textFill>
                               </w:rPr>
                             </w:pPr>
                           </w:p>
                           <w:p>
                             <w:pPr>
-                              <w:pStyle w:val="11"/>
+                              <w:pStyle w:val="9"/>
                               <w:adjustRightInd w:val="0"/>
                               <w:snapToGrid w:val="0"/>
-                              <w:ind w:firstLineChars="0" w:firstLine="0"/>
+                              <w:ind w:firstLine="0" w:firstLineChars="0"/>
                               <w:jc w:val="left"/>
                               <w:rPr>
-                                <w:rFonts w:ascii="微软雅黑" w:eastAsia="微软雅黑" w:hAnsi="微软雅黑"/>
+                                <w:rFonts w:ascii="微软雅黑" w:hAnsi="微软雅黑" w:eastAsia="微软雅黑"/>
                                 <w:color w:val="404040" w:themeColor="text1" w:themeTint="BF"/>
                                 <w:sz w:val="20"/>
                                 <w:szCs w:val="20"/>
+                                <w14:textFill>
+                                  <w14:solidFill>
+                                    <w14:schemeClr w14:val="tx1">
+                                      <w14:lumMod w14:val="75000"/>
+                                      <w14:lumOff w14:val="25000"/>
+                                    </w14:schemeClr>
+                                  </w14:solidFill>
+                                </w14:textFill>
                               </w:rPr>
                             </w:pPr>
                           </w:p>
                           <w:p>
                             <w:pPr>
-                              <w:pStyle w:val="11"/>
+                              <w:pStyle w:val="9"/>
                               <w:adjustRightInd w:val="0"/>
                               <w:snapToGrid w:val="0"/>
-                              <w:ind w:firstLineChars="0" w:firstLine="0"/>
+                              <w:ind w:firstLine="0" w:firstLineChars="0"/>
                               <w:jc w:val="left"/>
                               <w:rPr>
-                                <w:rFonts w:ascii="微软雅黑" w:eastAsia="微软雅黑" w:hAnsi="微软雅黑"/>
+                                <w:rFonts w:ascii="微软雅黑" w:hAnsi="微软雅黑" w:eastAsia="微软雅黑"/>
                                 <w:color w:val="404040" w:themeColor="text1" w:themeTint="BF"/>
                                 <w:sz w:val="20"/>
                                 <w:szCs w:val="20"/>
+                                <w14:textFill>
+                                  <w14:solidFill>
+                                    <w14:schemeClr w14:val="tx1">
+                                      <w14:lumMod w14:val="75000"/>
+                                      <w14:lumOff w14:val="25000"/>
+                                    </w14:schemeClr>
+                                  </w14:solidFill>
+                                </w14:textFill>
                               </w:rPr>
                             </w:pPr>
                           </w:p>
                           <w:p>
                             <w:pPr>
-                              <w:pStyle w:val="11"/>
+                              <w:pStyle w:val="9"/>
                               <w:adjustRightInd w:val="0"/>
                               <w:snapToGrid w:val="0"/>
-                              <w:ind w:firstLineChars="0" w:firstLine="0"/>
+                              <w:ind w:firstLine="0" w:firstLineChars="0"/>
                               <w:jc w:val="left"/>
                             </w:pPr>
                           </w:p>
@@ -2925,88 +4013,173 @@
           </mc:Choice>
           <mc:Fallback>
             <w:pict>
-              <v:shape w14:anchorId="32C60636" id="文本框 41" o:spid="_x0000_s1050" type="#_x0000_t202" style="position:absolute;left:0;text-align:left;margin-left:-4.8pt;margin-top:741.05pt;width:527.75pt;height:42pt;z-index:251673600;visibility:visible;mso-wrap-style:square;mso-wrap-distance-left:9pt;mso-wrap-distance-top:0;mso-wrap-distance-right:9pt;mso-wrap-distance-bottom:0;mso-position-horizontal:absolute;mso-position-horizontal-relative:text;mso-position-vertical:absolute;mso-position-vertical-relative:text;v-text-anchor:top" o:gfxdata="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" filled="f" stroked="f" strokeweight=".5pt">
+              <v:shape id="_x0000_s1026" o:spid="_x0000_s1026" o:spt="202" type="#_x0000_t202" style="position:absolute;left:0pt;margin-left:-4.8pt;margin-top:741.05pt;height:42pt;width:527.75pt;z-index:251673600;mso-width-relative:page;mso-height-relative:page;" filled="f" stroked="f" coordsize="21600,21600" o:gfxdata="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">
+                <v:fill on="f" focussize="0,0"/>
+                <v:stroke on="f" weight="0.5pt"/>
+                <v:imagedata o:title=""/>
+                <o:lock v:ext="edit" aspectratio="f"/>
                 <v:textbox>
                   <w:txbxContent>
                     <w:p>
                       <w:pPr>
-                        <w:pStyle w:val="11"/>
+                        <w:pStyle w:val="9"/>
                         <w:adjustRightInd w:val="0"/>
                         <w:snapToGrid w:val="0"/>
-                        <w:ind w:firstLineChars="50" w:firstLine="120"/>
+                        <w:ind w:firstLine="120" w:firstLineChars="50"/>
                         <w:jc w:val="left"/>
                         <w:rPr>
-                          <w:rFonts w:ascii="微软雅黑" w:eastAsia="微软雅黑" w:hAnsi="微软雅黑"/>
+                          <w:rFonts w:hint="default" w:ascii="微软雅黑" w:hAnsi="微软雅黑" w:eastAsia="微软雅黑"/>
                           <w:b/>
                           <w:bCs/>
                           <w:color w:val="404040" w:themeColor="text1" w:themeTint="BF"/>
                           <w:sz w:val="24"/>
                           <w:szCs w:val="24"/>
+                          <w:lang w:val="en-US" w:eastAsia="zh-CN"/>
+                          <w14:textFill>
+                            <w14:solidFill>
+                              <w14:schemeClr w14:val="tx1">
+                                <w14:lumMod w14:val="75000"/>
+                                <w14:lumOff w14:val="25000"/>
+                              </w14:schemeClr>
+                            </w14:solidFill>
+                          </w14:textFill>
                         </w:rPr>
                       </w:pPr>
                       <w:r>
                         <w:rPr>
-                          <w:rFonts w:ascii="微软雅黑" w:eastAsia="微软雅黑" w:hAnsi="微软雅黑" w:hint="eastAsia"/>
+                          <w:rFonts w:hint="eastAsia" w:ascii="微软雅黑" w:hAnsi="微软雅黑" w:eastAsia="微软雅黑"/>
                           <w:b/>
                           <w:bCs/>
                           <w:color w:val="404040" w:themeColor="text1" w:themeTint="BF"/>
                           <w:sz w:val="24"/>
                           <w:szCs w:val="24"/>
-                        </w:rPr>
-                        <w:t>能把业务目标拆成可落地的AI流程与工具，兼顾数据、效率和商业结果，并为整个团队赋能</w:t>
+                          <w14:textFill>
+                            <w14:solidFill>
+                              <w14:schemeClr w14:val="tx1">
+                                <w14:lumMod w14:val="75000"/>
+                                <w14:lumOff w14:val="25000"/>
+                              </w14:schemeClr>
+                            </w14:solidFill>
+                          </w14:textFill>
+                        </w:rPr>
+                        <w:t>能把业务目标拆成可落地的AI流程与工具，兼顾数据、效率和商业结果</w:t>
+                      </w:r>
+                      <w:r>
+                        <w:rPr>
+                          <w:rFonts w:hint="eastAsia" w:ascii="微软雅黑" w:hAnsi="微软雅黑" w:eastAsia="微软雅黑"/>
+                          <w:b/>
+                          <w:bCs/>
+                          <w:color w:val="404040" w:themeColor="text1" w:themeTint="BF"/>
+                          <w:sz w:val="24"/>
+                          <w:szCs w:val="24"/>
+                          <w:lang w:eastAsia="zh-CN"/>
+                          <w14:textFill>
+                            <w14:solidFill>
+                              <w14:schemeClr w14:val="tx1">
+                                <w14:lumMod w14:val="75000"/>
+                                <w14:lumOff w14:val="25000"/>
+                              </w14:schemeClr>
+                            </w14:solidFill>
+                          </w14:textFill>
+                        </w:rPr>
+                        <w:t>，</w:t>
+                      </w:r>
+                      <w:r>
+                        <w:rPr>
+                          <w:rFonts w:hint="eastAsia" w:ascii="微软雅黑" w:hAnsi="微软雅黑" w:eastAsia="微软雅黑"/>
+                          <w:b/>
+                          <w:bCs/>
+                          <w:color w:val="404040" w:themeColor="text1" w:themeTint="BF"/>
+                          <w:sz w:val="24"/>
+                          <w:szCs w:val="24"/>
+                          <w:lang w:val="en-US" w:eastAsia="zh-CN"/>
+                          <w14:textFill>
+                            <w14:solidFill>
+                              <w14:schemeClr w14:val="tx1">
+                                <w14:lumMod w14:val="75000"/>
+                                <w14:lumOff w14:val="25000"/>
+                              </w14:schemeClr>
+                            </w14:solidFill>
+                          </w14:textFill>
+                        </w:rPr>
+                        <w:t>并为整个团队赋能</w:t>
                       </w:r>
                     </w:p>
                     <w:p>
                       <w:pPr>
-                        <w:pStyle w:val="11"/>
+                        <w:pStyle w:val="9"/>
                         <w:adjustRightInd w:val="0"/>
                         <w:snapToGrid w:val="0"/>
-                        <w:ind w:firstLineChars="50" w:firstLine="100"/>
+                        <w:ind w:firstLine="100" w:firstLineChars="50"/>
                         <w:jc w:val="left"/>
                         <w:rPr>
-                          <w:rFonts w:ascii="微软雅黑" w:eastAsia="微软雅黑" w:hAnsi="微软雅黑"/>
+                          <w:rFonts w:ascii="微软雅黑" w:hAnsi="微软雅黑" w:eastAsia="微软雅黑"/>
                           <w:color w:val="404040" w:themeColor="text1" w:themeTint="BF"/>
                           <w:sz w:val="20"/>
                           <w:szCs w:val="20"/>
+                          <w14:textFill>
+                            <w14:solidFill>
+                              <w14:schemeClr w14:val="tx1">
+                                <w14:lumMod w14:val="75000"/>
+                                <w14:lumOff w14:val="25000"/>
+                              </w14:schemeClr>
+                            </w14:solidFill>
+                          </w14:textFill>
                         </w:rPr>
                       </w:pPr>
                     </w:p>
                     <w:p>
                       <w:pPr>
-                        <w:pStyle w:val="11"/>
+                        <w:pStyle w:val="9"/>
                         <w:adjustRightInd w:val="0"/>
                         <w:snapToGrid w:val="0"/>
-                        <w:ind w:firstLineChars="0" w:firstLine="0"/>
+                        <w:ind w:firstLine="0" w:firstLineChars="0"/>
                         <w:jc w:val="left"/>
                         <w:rPr>
-                          <w:rFonts w:ascii="微软雅黑" w:eastAsia="微软雅黑" w:hAnsi="微软雅黑"/>
+                          <w:rFonts w:ascii="微软雅黑" w:hAnsi="微软雅黑" w:eastAsia="微软雅黑"/>
                           <w:color w:val="404040" w:themeColor="text1" w:themeTint="BF"/>
                           <w:sz w:val="20"/>
                           <w:szCs w:val="20"/>
+                          <w14:textFill>
+                            <w14:solidFill>
+                              <w14:schemeClr w14:val="tx1">
+                                <w14:lumMod w14:val="75000"/>
+                                <w14:lumOff w14:val="25000"/>
+                              </w14:schemeClr>
+                            </w14:solidFill>
+                          </w14:textFill>
                         </w:rPr>
                       </w:pPr>
                     </w:p>
                     <w:p>
                       <w:pPr>
-                        <w:pStyle w:val="11"/>
+                        <w:pStyle w:val="9"/>
                         <w:adjustRightInd w:val="0"/>
                         <w:snapToGrid w:val="0"/>
-                        <w:ind w:firstLineChars="0" w:firstLine="0"/>
+                        <w:ind w:firstLine="0" w:firstLineChars="0"/>
                         <w:jc w:val="left"/>
                         <w:rPr>
-                          <w:rFonts w:ascii="微软雅黑" w:eastAsia="微软雅黑" w:hAnsi="微软雅黑"/>
+                          <w:rFonts w:ascii="微软雅黑" w:hAnsi="微软雅黑" w:eastAsia="微软雅黑"/>
                           <w:color w:val="404040" w:themeColor="text1" w:themeTint="BF"/>
                           <w:sz w:val="20"/>
                           <w:szCs w:val="20"/>
+                          <w14:textFill>
+                            <w14:solidFill>
+                              <w14:schemeClr w14:val="tx1">
+                                <w14:lumMod w14:val="75000"/>
+                                <w14:lumOff w14:val="25000"/>
+                              </w14:schemeClr>
+                            </w14:solidFill>
+                          </w14:textFill>
                         </w:rPr>
                       </w:pPr>
                     </w:p>
                     <w:p>
                       <w:pPr>
-                        <w:pStyle w:val="11"/>
+                        <w:pStyle w:val="9"/>
                         <w:adjustRightInd w:val="0"/>
                         <w:snapToGrid w:val="0"/>
-                        <w:ind w:firstLineChars="0" w:firstLine="0"/>
+                        <w:ind w:firstLine="0" w:firstLineChars="0"/>
                         <w:jc w:val="left"/>
                       </w:pPr>
                     </w:p>
@@ -3019,11 +4192,190 @@
       </w:r>
       <w:r>
         <w:rPr>
-          <w:noProof/>
+          <w:rFonts w:ascii="微软雅黑" w:hAnsi="微软雅黑" w:eastAsia="微软雅黑"/>
+          <w:sz w:val="28"/>
+          <w:szCs w:val="28"/>
+        </w:rPr>
+        <mc:AlternateContent>
+          <mc:Choice Requires="wps">
+            <w:drawing>
+              <wp:anchor distT="45720" distB="45720" distL="114300" distR="114300" simplePos="0" relativeHeight="251676672" behindDoc="0" locked="0" layoutInCell="1" allowOverlap="1">
+                <wp:simplePos x="0" y="0"/>
+                <wp:positionH relativeFrom="column">
+                  <wp:posOffset>5111750</wp:posOffset>
+                </wp:positionH>
+                <wp:positionV relativeFrom="paragraph">
+                  <wp:posOffset>732155</wp:posOffset>
+                </wp:positionV>
+                <wp:extent cx="1263650" cy="1422400"/>
+                <wp:effectExtent l="0" t="0" r="12700" b="25400"/>
+                <wp:wrapSquare wrapText="bothSides"/>
+                <wp:docPr id="217" name="文本框 2"/>
+                <wp:cNvGraphicFramePr/>
+                <a:graphic xmlns:a="http://schemas.openxmlformats.org/drawingml/2006/main">
+                  <a:graphicData uri="http://schemas.microsoft.com/office/word/2010/wordprocessingShape">
+                    <wps:wsp>
+                      <wps:cNvSpPr txBox="1">
+                        <a:spLocks noChangeArrowheads="1"/>
+                      </wps:cNvSpPr>
+                      <wps:spPr bwMode="auto">
+                        <a:xfrm>
+                          <a:off x="0" y="0"/>
+                          <a:ext cx="1263650" cy="1422400"/>
+                        </a:xfrm>
+                        <a:prstGeom prst="rect">
+                          <a:avLst/>
+                        </a:prstGeom>
+                        <a:solidFill>
+                          <a:srgbClr val="FFFFFF"/>
+                        </a:solidFill>
+                        <a:ln w="9525">
+                          <a:solidFill>
+                            <a:srgbClr val="000000"/>
+                          </a:solidFill>
+                          <a:miter lim="800000"/>
+                        </a:ln>
+                      </wps:spPr>
+                      <wps:txbx>
+                        <w:txbxContent>
+                          <w:p>
+                            <w:r>
+                              <w:drawing>
+                                <wp:inline distT="0" distB="0" distL="0" distR="0">
+                                  <wp:extent cx="1079500" cy="1327150"/>
+                                  <wp:effectExtent l="0" t="0" r="6350" b="6350"/>
+                                  <wp:docPr id="8" name="图片 8"/>
+                                  <wp:cNvGraphicFramePr>
+                                    <a:graphicFrameLocks xmlns:a="http://schemas.openxmlformats.org/drawingml/2006/main" noChangeAspect="1"/>
+                                  </wp:cNvGraphicFramePr>
+                                  <a:graphic xmlns:a="http://schemas.openxmlformats.org/drawingml/2006/main">
+                                    <a:graphicData uri="http://schemas.openxmlformats.org/drawingml/2006/picture">
+                                      <pic:pic xmlns:pic="http://schemas.openxmlformats.org/drawingml/2006/picture">
+                                        <pic:nvPicPr>
+                                          <pic:cNvPr id="8" name="图片 8"/>
+                                          <pic:cNvPicPr>
+                                            <a:picLocks noChangeAspect="1" noChangeArrowheads="1"/>
+                                          </pic:cNvPicPr>
+                                        </pic:nvPicPr>
+                                        <pic:blipFill>
+                                          <a:blip r:embed="rId4">
+                                            <a:extLst>
+                                              <a:ext uri="{28A0092B-C50C-407E-A947-70E740481C1C}">
+                                                <a14:useLocalDpi xmlns:a14="http://schemas.microsoft.com/office/drawing/2010/main" val="0"/>
+                                              </a:ext>
+                                            </a:extLst>
+                                          </a:blip>
+                                          <a:srcRect/>
+                                          <a:stretch>
+                                            <a:fillRect/>
+                                          </a:stretch>
+                                        </pic:blipFill>
+                                        <pic:spPr>
+                                          <a:xfrm>
+                                            <a:off x="0" y="0"/>
+                                            <a:ext cx="1079500" cy="1327150"/>
+                                          </a:xfrm>
+                                          <a:prstGeom prst="rect">
+                                            <a:avLst/>
+                                          </a:prstGeom>
+                                          <a:noFill/>
+                                          <a:ln>
+                                            <a:noFill/>
+                                          </a:ln>
+                                        </pic:spPr>
+                                      </pic:pic>
+                                    </a:graphicData>
+                                  </a:graphic>
+                                </wp:inline>
+                              </w:drawing>
+                            </w:r>
+                          </w:p>
+                        </w:txbxContent>
+                      </wps:txbx>
+                      <wps:bodyPr rot="0" vert="horz" wrap="square" lIns="91440" tIns="45720" rIns="91440" bIns="45720" anchor="t" anchorCtr="0">
+                        <a:noAutofit/>
+                      </wps:bodyPr>
+                    </wps:wsp>
+                  </a:graphicData>
+                </a:graphic>
+              </wp:anchor>
+            </w:drawing>
+          </mc:Choice>
+          <mc:Fallback>
+            <w:pict>
+              <v:shape id="文本框 2" o:spid="_x0000_s1026" o:spt="202" type="#_x0000_t202" style="position:absolute;left:0pt;margin-left:402.5pt;margin-top:57.65pt;height:112pt;width:99.5pt;mso-wrap-distance-bottom:3.6pt;mso-wrap-distance-left:9pt;mso-wrap-distance-right:9pt;mso-wrap-distance-top:3.6pt;z-index:251676672;mso-width-relative:page;mso-height-relative:page;" fillcolor="#FFFFFF" filled="t" stroked="t" coordsize="21600,21600" o:gfxdata="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">
+                <v:fill on="t" focussize="0,0"/>
+                <v:stroke color="#000000" miterlimit="8" joinstyle="miter"/>
+                <v:imagedata o:title=""/>
+                <o:lock v:ext="edit" aspectratio="f"/>
+                <v:textbox>
+                  <w:txbxContent>
+                    <w:p>
+                      <w:r>
+                        <w:drawing>
+                          <wp:inline distT="0" distB="0" distL="0" distR="0">
+                            <wp:extent cx="1079500" cy="1327150"/>
+                            <wp:effectExtent l="0" t="0" r="6350" b="6350"/>
+                            <wp:docPr id="8" name="图片 8"/>
+                            <wp:cNvGraphicFramePr>
+                              <a:graphicFrameLocks xmlns:a="http://schemas.openxmlformats.org/drawingml/2006/main" noChangeAspect="1"/>
+                            </wp:cNvGraphicFramePr>
+                            <a:graphic xmlns:a="http://schemas.openxmlformats.org/drawingml/2006/main">
+                              <a:graphicData uri="http://schemas.openxmlformats.org/drawingml/2006/picture">
+                                <pic:pic xmlns:pic="http://schemas.openxmlformats.org/drawingml/2006/picture">
+                                  <pic:nvPicPr>
+                                    <pic:cNvPr id="8" name="图片 8"/>
+                                    <pic:cNvPicPr>
+                                      <a:picLocks noChangeAspect="1" noChangeArrowheads="1"/>
+                                    </pic:cNvPicPr>
+                                  </pic:nvPicPr>
+                                  <pic:blipFill>
+                                    <a:blip r:embed="rId4">
+                                      <a:extLst>
+                                        <a:ext uri="{28A0092B-C50C-407E-A947-70E740481C1C}">
+                                          <a14:useLocalDpi xmlns:a14="http://schemas.microsoft.com/office/drawing/2010/main" val="0"/>
+                                        </a:ext>
+                                      </a:extLst>
+                                    </a:blip>
+                                    <a:srcRect/>
+                                    <a:stretch>
+                                      <a:fillRect/>
+                                    </a:stretch>
+                                  </pic:blipFill>
+                                  <pic:spPr>
+                                    <a:xfrm>
+                                      <a:off x="0" y="0"/>
+                                      <a:ext cx="1079500" cy="1327150"/>
+                                    </a:xfrm>
+                                    <a:prstGeom prst="rect">
+                                      <a:avLst/>
+                                    </a:prstGeom>
+                                    <a:noFill/>
+                                    <a:ln>
+                                      <a:noFill/>
+                                    </a:ln>
+                                  </pic:spPr>
+                                </pic:pic>
+                              </a:graphicData>
+                            </a:graphic>
+                          </wp:inline>
+                        </w:drawing>
+                      </w:r>
+                    </w:p>
+                  </w:txbxContent>
+                </v:textbox>
+                <w10:wrap type="square"/>
+              </v:shape>
+            </w:pict>
+          </mc:Fallback>
+        </mc:AlternateContent>
+      </w:r>
+      <w:r>
+        <w:rPr>
           <w:sz w:val="28"/>
         </w:rPr>
         <w:drawing>
-          <wp:inline distT="0" distB="0" distL="0" distR="0" wp14:anchorId="59AA846C" wp14:editId="2D7BA3DD">
+          <wp:inline distT="0" distB="0" distL="0" distR="0">
             <wp:extent cx="801370" cy="1029970"/>
             <wp:effectExtent l="0" t="0" r="0" b="0"/>
             <wp:docPr id="1" name="图片 1" descr="男人穿着衬衫&#10;&#10;AI 生成的内容可能不正确。"/>
@@ -3040,7 +4392,7 @@
                     </pic:cNvPicPr>
                   </pic:nvPicPr>
                   <pic:blipFill>
-                    <a:blip r:embed="rId7" cstate="print">
+                    <a:blip r:embed="rId5" cstate="print">
                       <a:extLst>
                         <a:ext uri="{28A0092B-C50C-407E-A947-70E740481C1C}">
                           <a14:useLocalDpi xmlns:a14="http://schemas.microsoft.com/office/drawing/2010/main" val="0"/>
@@ -3068,13 +4420,12 @@
       </w:r>
       <w:r>
         <w:rPr>
-          <w:noProof/>
           <w:sz w:val="28"/>
         </w:rPr>
         <mc:AlternateContent>
           <mc:Choice Requires="wps">
             <w:drawing>
-              <wp:anchor distT="0" distB="0" distL="114300" distR="114300" simplePos="0" relativeHeight="251657216" behindDoc="0" locked="0" layoutInCell="1" allowOverlap="1" wp14:anchorId="0DDF6A31" wp14:editId="4EF9A4F4">
+              <wp:anchor distT="0" distB="0" distL="114300" distR="114300" simplePos="0" relativeHeight="251668480" behindDoc="0" locked="0" layoutInCell="1" allowOverlap="1">
                 <wp:simplePos x="0" y="0"/>
                 <wp:positionH relativeFrom="column">
                   <wp:posOffset>3860800</wp:posOffset>
@@ -3126,23 +4477,32 @@
                               <w:snapToGrid w:val="0"/>
                               <w:jc w:val="left"/>
                               <w:rPr>
-                                <w:rFonts w:ascii="微软雅黑" w:eastAsia="微软雅黑" w:hAnsi="微软雅黑"/>
-                                <w:color w:val="404040" w:themeColor="text1" w:themeTint="BF"/>
+                                <w:rFonts w:ascii="微软雅黑" w:hAnsi="微软雅黑" w:eastAsia="微软雅黑"/>
+                                <w:color w:val="404040" w:themeColor="text1" w:themeTint="BF"/>
+                                <w14:textFill>
+                                  <w14:solidFill>
+                                    <w14:schemeClr w14:val="tx1">
+                                      <w14:lumMod w14:val="75000"/>
+                                      <w14:lumOff w14:val="25000"/>
+                                    </w14:schemeClr>
+                                  </w14:solidFill>
+                                </w14:textFill>
                               </w:rPr>
                             </w:pPr>
                             <w:r>
                               <w:rPr>
-                                <w:rFonts w:ascii="微软雅黑" w:eastAsia="微软雅黑" w:hAnsi="微软雅黑"/>
-                                <w:color w:val="404040" w:themeColor="text1" w:themeTint="BF"/>
-                              </w:rPr>
-                              <w:t>23</w:t>
-                            </w:r>
-                            <w:r>
-                              <w:rPr>
-                                <w:rFonts w:ascii="微软雅黑" w:eastAsia="微软雅黑" w:hAnsi="微软雅黑"/>
-                                <w:color w:val="404040" w:themeColor="text1" w:themeTint="BF"/>
-                              </w:rPr>
-                              <w:t>岁</w:t>
+                                <w:rFonts w:ascii="微软雅黑" w:hAnsi="微软雅黑" w:eastAsia="微软雅黑"/>
+                                <w:color w:val="404040" w:themeColor="text1" w:themeTint="BF"/>
+                                <w14:textFill>
+                                  <w14:solidFill>
+                                    <w14:schemeClr w14:val="tx1">
+                                      <w14:lumMod w14:val="75000"/>
+                                      <w14:lumOff w14:val="25000"/>
+                                    </w14:schemeClr>
+                                  </w14:solidFill>
+                                </w14:textFill>
+                              </w:rPr>
+                              <w:t>23岁</w:t>
                             </w:r>
                           </w:p>
                           <w:p>
@@ -3151,14 +4511,30 @@
                               <w:snapToGrid w:val="0"/>
                               <w:jc w:val="left"/>
                               <w:rPr>
-                                <w:rFonts w:ascii="微软雅黑" w:eastAsia="微软雅黑" w:hAnsi="微软雅黑"/>
-                                <w:color w:val="404040" w:themeColor="text1" w:themeTint="BF"/>
+                                <w:rFonts w:ascii="微软雅黑" w:hAnsi="微软雅黑" w:eastAsia="微软雅黑"/>
+                                <w:color w:val="404040" w:themeColor="text1" w:themeTint="BF"/>
+                                <w14:textFill>
+                                  <w14:solidFill>
+                                    <w14:schemeClr w14:val="tx1">
+                                      <w14:lumMod w14:val="75000"/>
+                                      <w14:lumOff w14:val="25000"/>
+                                    </w14:schemeClr>
+                                  </w14:solidFill>
+                                </w14:textFill>
                               </w:rPr>
                             </w:pPr>
                             <w:r>
                               <w:rPr>
-                                <w:rFonts w:ascii="微软雅黑" w:eastAsia="微软雅黑" w:hAnsi="微软雅黑" w:hint="eastAsia"/>
-                                <w:color w:val="404040" w:themeColor="text1" w:themeTint="BF"/>
+                                <w:rFonts w:hint="eastAsia" w:ascii="微软雅黑" w:hAnsi="微软雅黑" w:eastAsia="微软雅黑"/>
+                                <w:color w:val="404040" w:themeColor="text1" w:themeTint="BF"/>
+                                <w14:textFill>
+                                  <w14:solidFill>
+                                    <w14:schemeClr w14:val="tx1">
+                                      <w14:lumMod w14:val="75000"/>
+                                      <w14:lumOff w14:val="25000"/>
+                                    </w14:schemeClr>
+                                  </w14:solidFill>
+                                </w14:textFill>
                               </w:rPr>
                               <w:t>群众</w:t>
                             </w:r>
@@ -3169,14 +4545,30 @@
                               <w:snapToGrid w:val="0"/>
                               <w:jc w:val="left"/>
                               <w:rPr>
-                                <w:rFonts w:ascii="微软雅黑" w:eastAsia="微软雅黑" w:hAnsi="微软雅黑"/>
-                                <w:color w:val="404040" w:themeColor="text1" w:themeTint="BF"/>
+                                <w:rFonts w:ascii="微软雅黑" w:hAnsi="微软雅黑" w:eastAsia="微软雅黑"/>
+                                <w:color w:val="404040" w:themeColor="text1" w:themeTint="BF"/>
+                                <w14:textFill>
+                                  <w14:solidFill>
+                                    <w14:schemeClr w14:val="tx1">
+                                      <w14:lumMod w14:val="75000"/>
+                                      <w14:lumOff w14:val="25000"/>
+                                    </w14:schemeClr>
+                                  </w14:solidFill>
+                                </w14:textFill>
                               </w:rPr>
                             </w:pPr>
                             <w:r>
                               <w:rPr>
-                                <w:rFonts w:ascii="微软雅黑" w:eastAsia="微软雅黑" w:hAnsi="微软雅黑" w:hint="eastAsia"/>
-                                <w:color w:val="404040" w:themeColor="text1" w:themeTint="BF"/>
+                                <w:rFonts w:hint="eastAsia" w:ascii="微软雅黑" w:hAnsi="微软雅黑" w:eastAsia="微软雅黑"/>
+                                <w:color w:val="404040" w:themeColor="text1" w:themeTint="BF"/>
+                                <w14:textFill>
+                                  <w14:solidFill>
+                                    <w14:schemeClr w14:val="tx1">
+                                      <w14:lumMod w14:val="75000"/>
+                                      <w14:lumOff w14:val="25000"/>
+                                    </w14:schemeClr>
+                                  </w14:solidFill>
+                                </w14:textFill>
                               </w:rPr>
                               <w:t>广东白云学院</w:t>
                             </w:r>
@@ -3187,14 +4579,30 @@
                               <w:snapToGrid w:val="0"/>
                               <w:jc w:val="left"/>
                               <w:rPr>
-                                <w:rFonts w:ascii="微软雅黑" w:eastAsia="微软雅黑" w:hAnsi="微软雅黑"/>
-                                <w:color w:val="404040" w:themeColor="text1" w:themeTint="BF"/>
+                                <w:rFonts w:ascii="微软雅黑" w:hAnsi="微软雅黑" w:eastAsia="微软雅黑"/>
+                                <w:color w:val="404040" w:themeColor="text1" w:themeTint="BF"/>
+                                <w14:textFill>
+                                  <w14:solidFill>
+                                    <w14:schemeClr w14:val="tx1">
+                                      <w14:lumMod w14:val="75000"/>
+                                      <w14:lumOff w14:val="25000"/>
+                                    </w14:schemeClr>
+                                  </w14:solidFill>
+                                </w14:textFill>
                               </w:rPr>
                             </w:pPr>
                             <w:r>
                               <w:rPr>
-                                <w:rFonts w:ascii="微软雅黑" w:eastAsia="微软雅黑" w:hAnsi="微软雅黑" w:hint="eastAsia"/>
-                                <w:color w:val="404040" w:themeColor="text1" w:themeTint="BF"/>
+                                <w:rFonts w:hint="eastAsia" w:ascii="微软雅黑" w:hAnsi="微软雅黑" w:eastAsia="微软雅黑"/>
+                                <w:color w:val="404040" w:themeColor="text1" w:themeTint="BF"/>
+                                <w14:textFill>
+                                  <w14:solidFill>
+                                    <w14:schemeClr w14:val="tx1">
+                                      <w14:lumMod w14:val="75000"/>
+                                      <w14:lumOff w14:val="25000"/>
+                                    </w14:schemeClr>
+                                  </w14:solidFill>
+                                </w14:textFill>
                               </w:rPr>
                               <w:t>本科</w:t>
                             </w:r>
@@ -3212,7 +4620,11 @@
           </mc:Choice>
           <mc:Fallback>
             <w:pict>
-              <v:shape w14:anchorId="0DDF6A31" id="文本框 35" o:spid="_x0000_s1051" type="#_x0000_t202" style="position:absolute;left:0;text-align:left;margin-left:304pt;margin-top:67.15pt;width:78pt;height:116.9pt;z-index:251657216;visibility:visible;mso-wrap-style:square;mso-wrap-distance-left:9pt;mso-wrap-distance-top:0;mso-wrap-distance-right:9pt;mso-wrap-distance-bottom:0;mso-position-horizontal:absolute;mso-position-horizontal-relative:text;mso-position-vertical:absolute;mso-position-vertical-relative:text;v-text-anchor:top" o:gfxdata="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" filled="f" stroked="f" strokeweight=".5pt">
+              <v:shape id="_x0000_s1026" o:spid="_x0000_s1026" o:spt="202" type="#_x0000_t202" style="position:absolute;left:0pt;margin-left:304pt;margin-top:67.15pt;height:116.9pt;width:78pt;z-index:251668480;mso-width-relative:page;mso-height-relative:page;" filled="f" stroked="f" coordsize="21600,21600" o:gfxdata="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">
+                <v:fill on="f" focussize="0,0"/>
+                <v:stroke on="f" weight="0.5pt"/>
+                <v:imagedata o:title=""/>
+                <o:lock v:ext="edit" aspectratio="f"/>
                 <v:textbox>
                   <w:txbxContent>
                     <w:p>
@@ -3221,23 +4633,32 @@
                         <w:snapToGrid w:val="0"/>
                         <w:jc w:val="left"/>
                         <w:rPr>
-                          <w:rFonts w:ascii="微软雅黑" w:eastAsia="微软雅黑" w:hAnsi="微软雅黑"/>
-                          <w:color w:val="404040" w:themeColor="text1" w:themeTint="BF"/>
+                          <w:rFonts w:ascii="微软雅黑" w:hAnsi="微软雅黑" w:eastAsia="微软雅黑"/>
+                          <w:color w:val="404040" w:themeColor="text1" w:themeTint="BF"/>
+                          <w14:textFill>
+                            <w14:solidFill>
+                              <w14:schemeClr w14:val="tx1">
+                                <w14:lumMod w14:val="75000"/>
+                                <w14:lumOff w14:val="25000"/>
+                              </w14:schemeClr>
+                            </w14:solidFill>
+                          </w14:textFill>
                         </w:rPr>
                       </w:pPr>
                       <w:r>
                         <w:rPr>
-                          <w:rFonts w:ascii="微软雅黑" w:eastAsia="微软雅黑" w:hAnsi="微软雅黑"/>
-                          <w:color w:val="404040" w:themeColor="text1" w:themeTint="BF"/>
-                        </w:rPr>
-                        <w:t>23</w:t>
-                      </w:r>
-                      <w:r>
-                        <w:rPr>
-                          <w:rFonts w:ascii="微软雅黑" w:eastAsia="微软雅黑" w:hAnsi="微软雅黑"/>
-                          <w:color w:val="404040" w:themeColor="text1" w:themeTint="BF"/>
-                        </w:rPr>
-                        <w:t>岁</w:t>
+                          <w:rFonts w:ascii="微软雅黑" w:hAnsi="微软雅黑" w:eastAsia="微软雅黑"/>
+                          <w:color w:val="404040" w:themeColor="text1" w:themeTint="BF"/>
+                          <w14:textFill>
+                            <w14:solidFill>
+                              <w14:schemeClr w14:val="tx1">
+                                <w14:lumMod w14:val="75000"/>
+                                <w14:lumOff w14:val="25000"/>
+                              </w14:schemeClr>
+                            </w14:solidFill>
+                          </w14:textFill>
+                        </w:rPr>
+                        <w:t>23岁</w:t>
                       </w:r>
                     </w:p>
                     <w:p>
@@ -3246,14 +4667,30 @@
                         <w:snapToGrid w:val="0"/>
                         <w:jc w:val="left"/>
                         <w:rPr>
-                          <w:rFonts w:ascii="微软雅黑" w:eastAsia="微软雅黑" w:hAnsi="微软雅黑"/>
-                          <w:color w:val="404040" w:themeColor="text1" w:themeTint="BF"/>
+                          <w:rFonts w:ascii="微软雅黑" w:hAnsi="微软雅黑" w:eastAsia="微软雅黑"/>
+                          <w:color w:val="404040" w:themeColor="text1" w:themeTint="BF"/>
+                          <w14:textFill>
+                            <w14:solidFill>
+                              <w14:schemeClr w14:val="tx1">
+                                <w14:lumMod w14:val="75000"/>
+                                <w14:lumOff w14:val="25000"/>
+                              </w14:schemeClr>
+                            </w14:solidFill>
+                          </w14:textFill>
                         </w:rPr>
                       </w:pPr>
                       <w:r>
                         <w:rPr>
-                          <w:rFonts w:ascii="微软雅黑" w:eastAsia="微软雅黑" w:hAnsi="微软雅黑" w:hint="eastAsia"/>
-                          <w:color w:val="404040" w:themeColor="text1" w:themeTint="BF"/>
+                          <w:rFonts w:hint="eastAsia" w:ascii="微软雅黑" w:hAnsi="微软雅黑" w:eastAsia="微软雅黑"/>
+                          <w:color w:val="404040" w:themeColor="text1" w:themeTint="BF"/>
+                          <w14:textFill>
+                            <w14:solidFill>
+                              <w14:schemeClr w14:val="tx1">
+                                <w14:lumMod w14:val="75000"/>
+                                <w14:lumOff w14:val="25000"/>
+                              </w14:schemeClr>
+                            </w14:solidFill>
+                          </w14:textFill>
                         </w:rPr>
                         <w:t>群众</w:t>
                       </w:r>
@@ -3264,14 +4701,30 @@
                         <w:snapToGrid w:val="0"/>
                         <w:jc w:val="left"/>
                         <w:rPr>
-                          <w:rFonts w:ascii="微软雅黑" w:eastAsia="微软雅黑" w:hAnsi="微软雅黑"/>
-                          <w:color w:val="404040" w:themeColor="text1" w:themeTint="BF"/>
+                          <w:rFonts w:ascii="微软雅黑" w:hAnsi="微软雅黑" w:eastAsia="微软雅黑"/>
+                          <w:color w:val="404040" w:themeColor="text1" w:themeTint="BF"/>
+                          <w14:textFill>
+                            <w14:solidFill>
+                              <w14:schemeClr w14:val="tx1">
+                                <w14:lumMod w14:val="75000"/>
+                                <w14:lumOff w14:val="25000"/>
+                              </w14:schemeClr>
+                            </w14:solidFill>
+                          </w14:textFill>
                         </w:rPr>
                       </w:pPr>
                       <w:r>
                         <w:rPr>
-                          <w:rFonts w:ascii="微软雅黑" w:eastAsia="微软雅黑" w:hAnsi="微软雅黑" w:hint="eastAsia"/>
-                          <w:color w:val="404040" w:themeColor="text1" w:themeTint="BF"/>
+                          <w:rFonts w:hint="eastAsia" w:ascii="微软雅黑" w:hAnsi="微软雅黑" w:eastAsia="微软雅黑"/>
+                          <w:color w:val="404040" w:themeColor="text1" w:themeTint="BF"/>
+                          <w14:textFill>
+                            <w14:solidFill>
+                              <w14:schemeClr w14:val="tx1">
+                                <w14:lumMod w14:val="75000"/>
+                                <w14:lumOff w14:val="25000"/>
+                              </w14:schemeClr>
+                            </w14:solidFill>
+                          </w14:textFill>
                         </w:rPr>
                         <w:t>广东白云学院</w:t>
                       </w:r>
@@ -3282,14 +4735,30 @@
                         <w:snapToGrid w:val="0"/>
                         <w:jc w:val="left"/>
                         <w:rPr>
-                          <w:rFonts w:ascii="微软雅黑" w:eastAsia="微软雅黑" w:hAnsi="微软雅黑"/>
-                          <w:color w:val="404040" w:themeColor="text1" w:themeTint="BF"/>
+                          <w:rFonts w:ascii="微软雅黑" w:hAnsi="微软雅黑" w:eastAsia="微软雅黑"/>
+                          <w:color w:val="404040" w:themeColor="text1" w:themeTint="BF"/>
+                          <w14:textFill>
+                            <w14:solidFill>
+                              <w14:schemeClr w14:val="tx1">
+                                <w14:lumMod w14:val="75000"/>
+                                <w14:lumOff w14:val="25000"/>
+                              </w14:schemeClr>
+                            </w14:solidFill>
+                          </w14:textFill>
                         </w:rPr>
                       </w:pPr>
                       <w:r>
                         <w:rPr>
-                          <w:rFonts w:ascii="微软雅黑" w:eastAsia="微软雅黑" w:hAnsi="微软雅黑" w:hint="eastAsia"/>
-                          <w:color w:val="404040" w:themeColor="text1" w:themeTint="BF"/>
+                          <w:rFonts w:hint="eastAsia" w:ascii="微软雅黑" w:hAnsi="微软雅黑" w:eastAsia="微软雅黑"/>
+                          <w:color w:val="404040" w:themeColor="text1" w:themeTint="BF"/>
+                          <w14:textFill>
+                            <w14:solidFill>
+                              <w14:schemeClr w14:val="tx1">
+                                <w14:lumMod w14:val="75000"/>
+                                <w14:lumOff w14:val="25000"/>
+                              </w14:schemeClr>
+                            </w14:solidFill>
+                          </w14:textFill>
                         </w:rPr>
                         <w:t>本科</w:t>
                       </w:r>
@@ -3305,198 +4774,12 @@
     <w:p>
       <w:r>
         <w:rPr>
-          <w:rFonts w:ascii="微软雅黑" w:eastAsia="微软雅黑" w:hAnsi="微软雅黑"/>
-          <w:noProof/>
-          <w:sz w:val="28"/>
-          <w:szCs w:val="28"/>
-        </w:rPr>
-        <mc:AlternateContent>
-          <mc:Choice Requires="wps">
-            <w:drawing>
-              <wp:anchor distT="45720" distB="45720" distL="114300" distR="114300" simplePos="0" relativeHeight="251659264" behindDoc="0" locked="0" layoutInCell="1" allowOverlap="1" wp14:anchorId="187F70A2" wp14:editId="7F2523BD">
-                <wp:simplePos x="0" y="0"/>
-                <wp:positionH relativeFrom="column">
-                  <wp:posOffset>5013960</wp:posOffset>
-                </wp:positionH>
-                <wp:positionV relativeFrom="paragraph">
-                  <wp:posOffset>643255</wp:posOffset>
-                </wp:positionV>
-                <wp:extent cx="1569720" cy="1562100"/>
-                <wp:effectExtent l="0" t="0" r="11430" b="19050"/>
-                <wp:wrapSquare wrapText="bothSides"/>
-                <wp:docPr id="217" name="文本框 2"/>
-                <wp:cNvGraphicFramePr>
-                  <a:graphicFrameLocks xmlns:a="http://schemas.openxmlformats.org/drawingml/2006/main"/>
-                </wp:cNvGraphicFramePr>
-                <a:graphic xmlns:a="http://schemas.openxmlformats.org/drawingml/2006/main">
-                  <a:graphicData uri="http://schemas.microsoft.com/office/word/2010/wordprocessingShape">
-                    <wps:wsp>
-                      <wps:cNvSpPr txBox="1">
-                        <a:spLocks noChangeArrowheads="1"/>
-                      </wps:cNvSpPr>
-                      <wps:spPr bwMode="auto">
-                        <a:xfrm>
-                          <a:off x="0" y="0"/>
-                          <a:ext cx="1569720" cy="1562100"/>
-                        </a:xfrm>
-                        <a:prstGeom prst="rect">
-                          <a:avLst/>
-                        </a:prstGeom>
-                        <a:solidFill>
-                          <a:srgbClr val="FFFFFF"/>
-                        </a:solidFill>
-                        <a:ln w="9525">
-                          <a:solidFill>
-                            <a:srgbClr val="000000"/>
-                          </a:solidFill>
-                          <a:miter lim="800000"/>
-                        </a:ln>
-                      </wps:spPr>
-                      <wps:txbx>
-                        <w:txbxContent>
-                          <w:p>
-                            <w:r>
-                              <w:rPr>
-                                <w:rFonts w:ascii="微软雅黑" w:eastAsia="微软雅黑" w:hAnsi="微软雅黑"/>
-                                <w:noProof/>
-                                <w:color w:val="000000" w:themeColor="text1"/>
-                                <w:sz w:val="20"/>
-                                <w:szCs w:val="20"/>
-                              </w:rPr>
-                              <w:drawing>
-                                <wp:inline distT="0" distB="0" distL="0" distR="0" wp14:anchorId="7B84705B" wp14:editId="2557D70C">
-                                  <wp:extent cx="1395095" cy="1437084"/>
-                                  <wp:effectExtent l="0" t="0" r="0" b="0"/>
-                                  <wp:docPr id="671207950" name="图片 30"/>
-                                  <wp:cNvGraphicFramePr>
-                                    <a:graphicFrameLocks xmlns:a="http://schemas.openxmlformats.org/drawingml/2006/main" noChangeAspect="1"/>
-                                  </wp:cNvGraphicFramePr>
-                                  <a:graphic xmlns:a="http://schemas.openxmlformats.org/drawingml/2006/main">
-                                    <a:graphicData uri="http://schemas.openxmlformats.org/drawingml/2006/picture">
-                                      <pic:pic xmlns:pic="http://schemas.openxmlformats.org/drawingml/2006/picture">
-                                        <pic:nvPicPr>
-                                          <pic:cNvPr id="671207950" name="图片 30"/>
-                                          <pic:cNvPicPr/>
-                                        </pic:nvPicPr>
-                                        <pic:blipFill>
-                                          <a:blip r:embed="rId8">
-                                            <a:extLst>
-                                              <a:ext uri="{28A0092B-C50C-407E-A947-70E740481C1C}">
-                                                <a14:useLocalDpi xmlns:a14="http://schemas.microsoft.com/office/drawing/2010/main" val="0"/>
-                                              </a:ext>
-                                            </a:extLst>
-                                          </a:blip>
-                                          <a:stretch>
-                                            <a:fillRect/>
-                                          </a:stretch>
-                                        </pic:blipFill>
-                                        <pic:spPr>
-                                          <a:xfrm>
-                                            <a:off x="0" y="0"/>
-                                            <a:ext cx="1403620" cy="1445865"/>
-                                          </a:xfrm>
-                                          <a:prstGeom prst="rect">
-                                            <a:avLst/>
-                                          </a:prstGeom>
-                                        </pic:spPr>
-                                      </pic:pic>
-                                    </a:graphicData>
-                                  </a:graphic>
-                                </wp:inline>
-                              </w:drawing>
-                            </w:r>
-                          </w:p>
-                        </w:txbxContent>
-                      </wps:txbx>
-                      <wps:bodyPr rot="0" vert="horz" wrap="square" lIns="91440" tIns="45720" rIns="91440" bIns="45720" anchor="t" anchorCtr="0">
-                        <a:noAutofit/>
-                      </wps:bodyPr>
-                    </wps:wsp>
-                  </a:graphicData>
-                </a:graphic>
-                <wp14:sizeRelH relativeFrom="margin">
-                  <wp14:pctWidth>0</wp14:pctWidth>
-                </wp14:sizeRelH>
-                <wp14:sizeRelV relativeFrom="margin">
-                  <wp14:pctHeight>0</wp14:pctHeight>
-                </wp14:sizeRelV>
-              </wp:anchor>
-            </w:drawing>
-          </mc:Choice>
-          <mc:Fallback>
-            <w:pict>
-              <v:shape w14:anchorId="187F70A2" id="文本框 2" o:spid="_x0000_s1052" type="#_x0000_t202" style="position:absolute;left:0;text-align:left;margin-left:394.8pt;margin-top:50.65pt;width:123.6pt;height:123pt;z-index:251659264;visibility:visible;mso-wrap-style:square;mso-width-percent:0;mso-height-percent:0;mso-wrap-distance-left:9pt;mso-wrap-distance-top:3.6pt;mso-wrap-distance-right:9pt;mso-wrap-distance-bottom:3.6pt;mso-position-horizontal:absolute;mso-position-horizontal-relative:text;mso-position-vertical:absolute;mso-position-vertical-relative:text;mso-width-percent:0;mso-height-percent:0;mso-width-relative:margin;mso-height-relative:margin;v-text-anchor:top" o:gfxdata="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">
-                <v:textbox>
-                  <w:txbxContent>
-                    <w:p>
-                      <w:r>
-                        <w:rPr>
-                          <w:rFonts w:ascii="微软雅黑" w:eastAsia="微软雅黑" w:hAnsi="微软雅黑"/>
-                          <w:noProof/>
-                          <w:color w:val="000000" w:themeColor="text1"/>
-                          <w:sz w:val="20"/>
-                          <w:szCs w:val="20"/>
-                        </w:rPr>
-                        <w:drawing>
-                          <wp:inline distT="0" distB="0" distL="0" distR="0" wp14:anchorId="7B84705B" wp14:editId="2557D70C">
-                            <wp:extent cx="1395095" cy="1437084"/>
-                            <wp:effectExtent l="0" t="0" r="0" b="0"/>
-                            <wp:docPr id="671207950" name="图片 30"/>
-                            <wp:cNvGraphicFramePr>
-                              <a:graphicFrameLocks xmlns:a="http://schemas.openxmlformats.org/drawingml/2006/main" noChangeAspect="1"/>
-                            </wp:cNvGraphicFramePr>
-                            <a:graphic xmlns:a="http://schemas.openxmlformats.org/drawingml/2006/main">
-                              <a:graphicData uri="http://schemas.openxmlformats.org/drawingml/2006/picture">
-                                <pic:pic xmlns:pic="http://schemas.openxmlformats.org/drawingml/2006/picture">
-                                  <pic:nvPicPr>
-                                    <pic:cNvPr id="671207950" name="图片 30"/>
-                                    <pic:cNvPicPr/>
-                                  </pic:nvPicPr>
-                                  <pic:blipFill>
-                                    <a:blip r:embed="rId8">
-                                      <a:extLst>
-                                        <a:ext uri="{28A0092B-C50C-407E-A947-70E740481C1C}">
-                                          <a14:useLocalDpi xmlns:a14="http://schemas.microsoft.com/office/drawing/2010/main" val="0"/>
-                                        </a:ext>
-                                      </a:extLst>
-                                    </a:blip>
-                                    <a:stretch>
-                                      <a:fillRect/>
-                                    </a:stretch>
-                                  </pic:blipFill>
-                                  <pic:spPr>
-                                    <a:xfrm>
-                                      <a:off x="0" y="0"/>
-                                      <a:ext cx="1403620" cy="1445865"/>
-                                    </a:xfrm>
-                                    <a:prstGeom prst="rect">
-                                      <a:avLst/>
-                                    </a:prstGeom>
-                                  </pic:spPr>
-                                </pic:pic>
-                              </a:graphicData>
-                            </a:graphic>
-                          </wp:inline>
-                        </w:drawing>
-                      </w:r>
-                    </w:p>
-                  </w:txbxContent>
-                </v:textbox>
-                <w10:wrap type="square"/>
-              </v:shape>
-            </w:pict>
-          </mc:Fallback>
-        </mc:AlternateContent>
-      </w:r>
-      <w:r>
-        <w:rPr>
-          <w:noProof/>
           <w:sz w:val="28"/>
         </w:rPr>
         <mc:AlternateContent>
           <mc:Choice Requires="wpg">
             <w:drawing>
-              <wp:anchor distT="0" distB="0" distL="114300" distR="114300" simplePos="0" relativeHeight="251664384" behindDoc="0" locked="0" layoutInCell="1" allowOverlap="1" wp14:anchorId="5A3A0599" wp14:editId="7EF59A11">
+              <wp:anchor distT="0" distB="0" distL="114300" distR="114300" simplePos="0" relativeHeight="251664384" behindDoc="0" locked="0" layoutInCell="1" allowOverlap="1">
                 <wp:simplePos x="0" y="0"/>
                 <wp:positionH relativeFrom="column">
                   <wp:posOffset>-21590</wp:posOffset>
@@ -3644,16 +4927,21 @@
                             <w:p>
                               <w:pPr>
                                 <w:rPr>
-                                  <w:rFonts w:ascii="微软雅黑" w:eastAsia="微软雅黑" w:hAnsi="微软雅黑" w:cs="微软雅黑"/>
+                                  <w:rFonts w:ascii="微软雅黑" w:hAnsi="微软雅黑" w:eastAsia="微软雅黑" w:cs="微软雅黑"/>
                                 </w:rPr>
                               </w:pPr>
                               <w:r>
                                 <w:rPr>
-                                  <w:rFonts w:ascii="微软雅黑" w:eastAsia="微软雅黑" w:hAnsi="微软雅黑" w:hint="eastAsia"/>
+                                  <w:rFonts w:hint="eastAsia" w:ascii="微软雅黑" w:hAnsi="微软雅黑" w:eastAsia="微软雅黑"/>
                                   <w:b/>
                                   <w:color w:val="FFFFFF" w:themeColor="background1"/>
                                   <w:sz w:val="28"/>
                                   <w:szCs w:val="28"/>
+                                  <w14:textFill>
+                                    <w14:solidFill>
+                                      <w14:schemeClr w14:val="bg1"/>
+                                    </w14:solidFill>
+                                  </w14:textFill>
                                 </w:rPr>
                                 <w:t>核心数据</w:t>
                               </w:r>
@@ -3672,27 +4960,48 @@
           </mc:Choice>
           <mc:Fallback>
             <w:pict>
-              <v:group w14:anchorId="5A3A0599" id="组合 17" o:spid="_x0000_s1053" style="position:absolute;left:0;text-align:left;margin-left:-1.7pt;margin-top:495.4pt;width:525pt;height:28.3pt;z-index:251664384" coordorigin="2604,4592" coordsize="10500,566" o:gfxdata="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">
-                <v:group id="组合 7" o:spid="_x0000_s1054" style="position:absolute;left:2604;top:4697;width:10500;height:411" coordorigin="4245,4697" coordsize="10500,411" o:gfxdata="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">
-                  <v:rect id="矩形 4" o:spid="_x0000_s1055" style="position:absolute;left:4245;top:4697;width:10501;height:410;visibility:visible;mso-wrap-style:square;v-text-anchor:middle" o:gfxdata="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" fillcolor="#d8d8d8" stroked="f" strokeweight="1pt"/>
-                  <v:rect id="矩形 5" o:spid="_x0000_s1056" style="position:absolute;left:4247;top:4698;width:1427;height:410;visibility:visible;mso-wrap-style:square;v-text-anchor:middle" o:gfxdata="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" fillcolor="#414141" stroked="f" strokeweight="1pt"/>
+              <v:group id="_x0000_s1026" o:spid="_x0000_s1026" o:spt="203" style="position:absolute;left:0pt;margin-left:-1.7pt;margin-top:495.4pt;height:28.3pt;width:525pt;z-index:251664384;mso-width-relative:page;mso-height-relative:page;" coordorigin="2604,4592" coordsize="10500,566" o:gfxdata="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">
+                <o:lock v:ext="edit" aspectratio="f"/>
+                <v:group id="组合 7" o:spid="_x0000_s1026" o:spt="203" style="position:absolute;left:2604;top:4697;height:411;width:10500;" coordorigin="4245,4697" coordsize="10500,411" o:gfxdata="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">
+                  <o:lock v:ext="edit" aspectratio="f"/>
+                  <v:rect id="矩形 4" o:spid="_x0000_s1026" o:spt="1" style="position:absolute;left:4245;top:4697;height:410;width:10501;v-text-anchor:middle;" fillcolor="#D8D8D8" filled="t" stroked="f" coordsize="21600,21600" o:gfxdata="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">
+                    <v:fill on="t" focussize="0,0"/>
+                    <v:stroke on="f" weight="1pt" miterlimit="8" joinstyle="miter"/>
+                    <v:imagedata o:title=""/>
+                    <o:lock v:ext="edit" aspectratio="f"/>
+                  </v:rect>
+                  <v:rect id="矩形 5" o:spid="_x0000_s1026" o:spt="1" style="position:absolute;left:4247;top:4698;height:410;width:1427;v-text-anchor:middle;" fillcolor="#414141" filled="t" stroked="f" coordsize="21600,21600" o:gfxdata="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">
+                    <v:fill on="t" focussize="0,0"/>
+                    <v:stroke on="f" weight="1pt" miterlimit="8" joinstyle="miter"/>
+                    <v:imagedata o:title=""/>
+                    <o:lock v:ext="edit" aspectratio="f"/>
+                  </v:rect>
                 </v:group>
-                <v:shape id="文本框 6" o:spid="_x0000_s1057" type="#_x0000_t202" style="position:absolute;left:2612;top:4592;width:1425;height:567;visibility:visible;mso-wrap-style:square;v-text-anchor:top" o:gfxdata="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" filled="f" stroked="f" strokeweight=".5pt">
+                <v:shape id="文本框 6" o:spid="_x0000_s1026" o:spt="202" type="#_x0000_t202" style="position:absolute;left:2612;top:4592;height:567;width:1425;" filled="f" stroked="f" coordsize="21600,21600" o:gfxdata="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">
+                  <v:fill on="f" focussize="0,0"/>
+                  <v:stroke on="f" weight="0.5pt"/>
+                  <v:imagedata o:title=""/>
+                  <o:lock v:ext="edit" aspectratio="f"/>
                   <v:textbox>
                     <w:txbxContent>
                       <w:p>
                         <w:pPr>
                           <w:rPr>
-                            <w:rFonts w:ascii="微软雅黑" w:eastAsia="微软雅黑" w:hAnsi="微软雅黑" w:cs="微软雅黑"/>
+                            <w:rFonts w:ascii="微软雅黑" w:hAnsi="微软雅黑" w:eastAsia="微软雅黑" w:cs="微软雅黑"/>
                           </w:rPr>
                         </w:pPr>
                         <w:r>
                           <w:rPr>
-                            <w:rFonts w:ascii="微软雅黑" w:eastAsia="微软雅黑" w:hAnsi="微软雅黑" w:hint="eastAsia"/>
+                            <w:rFonts w:hint="eastAsia" w:ascii="微软雅黑" w:hAnsi="微软雅黑" w:eastAsia="微软雅黑"/>
                             <w:b/>
                             <w:color w:val="FFFFFF" w:themeColor="background1"/>
                             <w:sz w:val="28"/>
                             <w:szCs w:val="28"/>
+                            <w14:textFill>
+                              <w14:solidFill>
+                                <w14:schemeClr w14:val="bg1"/>
+                              </w14:solidFill>
+                            </w14:textFill>
                           </w:rPr>
                           <w:t>核心数据</w:t>
                         </w:r>
@@ -3706,13 +5015,10 @@
         </mc:AlternateContent>
       </w:r>
       <w:r>
-        <w:rPr>
-          <w:noProof/>
-        </w:rPr>
         <mc:AlternateContent>
           <mc:Choice Requires="wps">
             <w:drawing>
-              <wp:anchor distT="0" distB="0" distL="114300" distR="114300" simplePos="0" relativeHeight="251671552" behindDoc="0" locked="0" layoutInCell="1" allowOverlap="1" wp14:anchorId="2F247610" wp14:editId="24D20F44">
+              <wp:anchor distT="0" distB="0" distL="114300" distR="114300" simplePos="0" relativeHeight="251671552" behindDoc="0" locked="0" layoutInCell="1" allowOverlap="1">
                 <wp:simplePos x="0" y="0"/>
                 <wp:positionH relativeFrom="column">
                   <wp:posOffset>-104775</wp:posOffset>
@@ -3760,302 +5066,452 @@
                         <w:txbxContent>
                           <w:p>
                             <w:pPr>
-                              <w:pStyle w:val="11"/>
+                              <w:pStyle w:val="9"/>
                               <w:adjustRightInd w:val="0"/>
                               <w:snapToGrid w:val="0"/>
                               <w:spacing w:after="35" w:line="230" w:lineRule="auto"/>
-                              <w:rPr>
-                                <w:rFonts w:ascii="微软雅黑" w:eastAsia="微软雅黑" w:hAnsi="微软雅黑"/>
+                              <w:ind w:left="0" w:firstLine="0"/>
+                              <w:rPr>
+                                <w:rFonts w:ascii="微软雅黑" w:hAnsi="微软雅黑" w:eastAsia="微软雅黑"/>
                                 <w:b/>
                                 <w:bCs/>
                                 <w:color w:val="404040" w:themeColor="text1" w:themeTint="BF"/>
                                 <w:szCs w:val="21"/>
+                                <w14:textFill>
+                                  <w14:solidFill>
+                                    <w14:schemeClr w14:val="tx1">
+                                      <w14:lumMod w14:val="75000"/>
+                                      <w14:lumOff w14:val="25000"/>
+                                    </w14:schemeClr>
+                                  </w14:solidFill>
+                                </w14:textFill>
                               </w:rPr>
                             </w:pPr>
                             <w:r>
                               <w:rPr>
-                                <w:rFonts w:ascii="微软雅黑" w:eastAsia="微软雅黑" w:hAnsi="微软雅黑" w:hint="eastAsia"/>
+                                <w:rFonts w:hint="eastAsia" w:ascii="微软雅黑" w:hAnsi="微软雅黑" w:eastAsia="微软雅黑"/>
                                 <w:b/>
                                 <w:color w:val="404040" w:themeColor="text1" w:themeTint="BF"/>
                                 <w:szCs w:val="21"/>
-                              </w:rPr>
-                              <w:t>2026-04</w:t>
-                            </w:r>
-                            <w:r>
-                              <w:rPr>
-                                <w:rFonts w:ascii="微软雅黑" w:eastAsia="微软雅黑" w:hAnsi="微软雅黑" w:hint="eastAsia"/>
-                                <w:b/>
-                                <w:color w:val="404040" w:themeColor="text1" w:themeTint="BF"/>
-                                <w:szCs w:val="21"/>
-                              </w:rPr>
-                              <w:t>至2027-04｜深圳市坤信科技有限公司｜AI产品开发</w:t>
+                                <w14:textFill>
+                                  <w14:solidFill>
+                                    <w14:schemeClr w14:val="tx1">
+                                      <w14:lumMod w14:val="75000"/>
+                                      <w14:lumOff w14:val="25000"/>
+                                    </w14:schemeClr>
+                                  </w14:solidFill>
+                                </w14:textFill>
+                              </w:rPr>
+                              <w:t>2026-04至2027-04｜深圳市坤信科技有限公司｜AI产品开发</w:t>
                             </w:r>
                           </w:p>
                           <w:p>
                             <w:pPr>
-                              <w:pStyle w:val="11"/>
+                              <w:pStyle w:val="9"/>
                               <w:adjustRightInd w:val="0"/>
                               <w:snapToGrid w:val="0"/>
                               <w:spacing w:after="35" w:line="230" w:lineRule="auto"/>
-                              <w:ind w:left="360" w:firstLine="400"/>
-                              <w:rPr>
-                                <w:rFonts w:ascii="微软雅黑" w:eastAsia="微软雅黑" w:hAnsi="微软雅黑"/>
+                              <w:ind w:left="360" w:hanging="180"/>
+                              <w:rPr>
+                                <w:rFonts w:ascii="微软雅黑" w:hAnsi="微软雅黑" w:eastAsia="微软雅黑"/>
                                 <w:color w:val="404040" w:themeColor="text1" w:themeTint="BF"/>
                                 <w:sz w:val="20"/>
                                 <w:szCs w:val="20"/>
+                                <w14:textFill>
+                                  <w14:solidFill>
+                                    <w14:schemeClr w14:val="tx1">
+                                      <w14:lumMod w14:val="75000"/>
+                                      <w14:lumOff w14:val="25000"/>
+                                    </w14:schemeClr>
+                                  </w14:solidFill>
+                                </w14:textFill>
                               </w:rPr>
                             </w:pPr>
                             <w:r>
                               <w:rPr>
-                                <w:rFonts w:ascii="微软雅黑" w:eastAsia="微软雅黑" w:hAnsi="微软雅黑" w:hint="eastAsia"/>
+                                <w:rFonts w:hint="eastAsia" w:ascii="微软雅黑" w:hAnsi="微软雅黑" w:eastAsia="微软雅黑"/>
                                 <w:b/>
                                 <w:color w:val="404040" w:themeColor="text1" w:themeTint="BF"/>
                                 <w:sz w:val="20"/>
                                 <w:szCs w:val="20"/>
+                                <w14:textFill>
+                                  <w14:solidFill>
+                                    <w14:schemeClr w14:val="tx1">
+                                      <w14:lumMod w14:val="75000"/>
+                                      <w14:lumOff w14:val="25000"/>
+                                    </w14:schemeClr>
+                                  </w14:solidFill>
+                                </w14:textFill>
                               </w:rPr>
                               <w:t>• 负责AI产品开发与Amazon流程落地；每月精铺8个品以上，负责品月度利润贡献≥2万元且持续不亏损。</w:t>
                             </w:r>
                           </w:p>
                           <w:p>
                             <w:pPr>
-                              <w:pStyle w:val="11"/>
+                              <w:pStyle w:val="9"/>
                               <w:adjustRightInd w:val="0"/>
                               <w:snapToGrid w:val="0"/>
                               <w:spacing w:after="35" w:line="230" w:lineRule="auto"/>
-                              <w:ind w:firstLine="400"/>
-                              <w:rPr>
-                                <w:rFonts w:ascii="微软雅黑" w:eastAsia="微软雅黑" w:hAnsi="微软雅黑"/>
+                              <w:ind w:left="0" w:firstLine="0"/>
+                              <w:rPr>
+                                <w:rFonts w:hint="eastAsia" w:ascii="微软雅黑" w:hAnsi="微软雅黑" w:eastAsia="微软雅黑"/>
                                 <w:color w:val="404040" w:themeColor="text1" w:themeTint="BF"/>
                                 <w:sz w:val="20"/>
                                 <w:szCs w:val="20"/>
+                                <w14:textFill>
+                                  <w14:solidFill>
+                                    <w14:schemeClr w14:val="tx1">
+                                      <w14:lumMod w14:val="75000"/>
+                                      <w14:lumOff w14:val="25000"/>
+                                    </w14:schemeClr>
+                                  </w14:solidFill>
+                                </w14:textFill>
                               </w:rPr>
                             </w:pPr>
                             <w:r>
                               <w:rPr>
-                                <w:rFonts w:ascii="微软雅黑" w:eastAsia="微软雅黑" w:hAnsi="微软雅黑" w:hint="eastAsia"/>
+                                <w:rFonts w:hint="eastAsia" w:ascii="微软雅黑" w:hAnsi="微软雅黑" w:eastAsia="微软雅黑"/>
                                 <w:b/>
                                 <w:color w:val="404040" w:themeColor="text1" w:themeTint="BF"/>
                                 <w:sz w:val="20"/>
                                 <w:szCs w:val="20"/>
+                                <w14:textFill>
+                                  <w14:solidFill>
+                                    <w14:schemeClr w14:val="tx1">
+                                      <w14:lumMod w14:val="75000"/>
+                                      <w14:lumOff w14:val="25000"/>
+                                    </w14:schemeClr>
+                                  </w14:solidFill>
+                                </w14:textFill>
                               </w:rPr>
                               <w:t>2025-09至2026-01｜冠仕医疗供应链有限公司｜采购</w:t>
                             </w:r>
                           </w:p>
                           <w:p>
                             <w:pPr>
-                              <w:pStyle w:val="11"/>
+                              <w:pStyle w:val="9"/>
                               <w:adjustRightInd w:val="0"/>
                               <w:snapToGrid w:val="0"/>
                               <w:spacing w:after="35" w:line="230" w:lineRule="auto"/>
-                              <w:ind w:left="360"/>
-                              <w:rPr>
-                                <w:rFonts w:ascii="微软雅黑" w:eastAsia="微软雅黑" w:hAnsi="微软雅黑"/>
+                              <w:ind w:left="360" w:hanging="180"/>
+                              <w:rPr>
+                                <w:rFonts w:hint="eastAsia" w:ascii="微软雅黑" w:hAnsi="微软雅黑" w:eastAsia="微软雅黑"/>
                                 <w:b/>
                                 <w:bCs/>
                                 <w:color w:val="404040" w:themeColor="text1" w:themeTint="BF"/>
                                 <w:szCs w:val="21"/>
+                                <w14:textFill>
+                                  <w14:solidFill>
+                                    <w14:schemeClr w14:val="tx1">
+                                      <w14:lumMod w14:val="75000"/>
+                                      <w14:lumOff w14:val="25000"/>
+                                    </w14:schemeClr>
+                                  </w14:solidFill>
+                                </w14:textFill>
                               </w:rPr>
                             </w:pPr>
                             <w:r>
                               <w:rPr>
-                                <w:rFonts w:ascii="微软雅黑" w:eastAsia="微软雅黑" w:hAnsi="微软雅黑" w:hint="eastAsia"/>
+                                <w:rFonts w:hint="eastAsia" w:ascii="微软雅黑" w:hAnsi="微软雅黑" w:eastAsia="微软雅黑"/>
                                 <w:b/>
                                 <w:color w:val="404040" w:themeColor="text1" w:themeTint="BF"/>
                                 <w:szCs w:val="21"/>
+                                <w14:textFill>
+                                  <w14:solidFill>
+                                    <w14:schemeClr w14:val="tx1">
+                                      <w14:lumMod w14:val="75000"/>
+                                      <w14:lumOff w14:val="25000"/>
+                                    </w14:schemeClr>
+                                  </w14:solidFill>
+                                </w14:textFill>
                               </w:rPr>
                               <w:t>• 负责找货、采购、发货、供应商议价；月均降本1-2万元，推动21家供应商进入ERP长期合作。</w:t>
                             </w:r>
                           </w:p>
                           <w:p>
                             <w:pPr>
-                              <w:pStyle w:val="11"/>
+                              <w:pStyle w:val="9"/>
                               <w:adjustRightInd w:val="0"/>
                               <w:snapToGrid w:val="0"/>
                               <w:spacing w:after="35" w:line="230" w:lineRule="auto"/>
-                              <w:ind w:firstLine="400"/>
-                              <w:rPr>
-                                <w:rFonts w:ascii="微软雅黑" w:eastAsia="微软雅黑" w:hAnsi="微软雅黑"/>
+                              <w:ind w:left="0" w:firstLine="0"/>
+                              <w:rPr>
+                                <w:rFonts w:ascii="微软雅黑" w:hAnsi="微软雅黑" w:eastAsia="微软雅黑"/>
                                 <w:color w:val="404040" w:themeColor="text1" w:themeTint="BF"/>
                                 <w:sz w:val="20"/>
                                 <w:szCs w:val="20"/>
+                                <w14:textFill>
+                                  <w14:solidFill>
+                                    <w14:schemeClr w14:val="tx1">
+                                      <w14:lumMod w14:val="75000"/>
+                                      <w14:lumOff w14:val="25000"/>
+                                    </w14:schemeClr>
+                                  </w14:solidFill>
+                                </w14:textFill>
                               </w:rPr>
                             </w:pPr>
                             <w:r>
                               <w:rPr>
-                                <w:rFonts w:ascii="微软雅黑" w:eastAsia="微软雅黑" w:hAnsi="微软雅黑" w:hint="eastAsia"/>
+                                <w:rFonts w:hint="eastAsia" w:ascii="微软雅黑" w:hAnsi="微软雅黑" w:eastAsia="微软雅黑"/>
                                 <w:b/>
                                 <w:color w:val="404040" w:themeColor="text1" w:themeTint="BF"/>
                                 <w:sz w:val="20"/>
                                 <w:szCs w:val="20"/>
+                                <w14:textFill>
+                                  <w14:solidFill>
+                                    <w14:schemeClr w14:val="tx1">
+                                      <w14:lumMod w14:val="75000"/>
+                                      <w14:lumOff w14:val="25000"/>
+                                    </w14:schemeClr>
+                                  </w14:solidFill>
+                                </w14:textFill>
                               </w:rPr>
                               <w:t>2023-07至09｜柔宇科技｜数据分析（实习生）</w:t>
                             </w:r>
                           </w:p>
                           <w:p>
                             <w:pPr>
-                              <w:pStyle w:val="11"/>
+                              <w:pStyle w:val="9"/>
                               <w:adjustRightInd w:val="0"/>
                               <w:snapToGrid w:val="0"/>
                               <w:spacing w:after="35" w:line="230" w:lineRule="auto"/>
-                              <w:ind w:left="360" w:firstLine="400"/>
-                              <w:rPr>
-                                <w:rFonts w:ascii="微软雅黑" w:eastAsia="微软雅黑" w:hAnsi="微软雅黑"/>
+                              <w:ind w:left="360" w:hanging="180"/>
+                              <w:rPr>
+                                <w:rFonts w:ascii="微软雅黑" w:hAnsi="微软雅黑" w:eastAsia="微软雅黑"/>
                                 <w:color w:val="404040" w:themeColor="text1" w:themeTint="BF"/>
                                 <w:sz w:val="20"/>
                                 <w:szCs w:val="20"/>
+                                <w14:textFill>
+                                  <w14:solidFill>
+                                    <w14:schemeClr w14:val="tx1">
+                                      <w14:lumMod w14:val="75000"/>
+                                      <w14:lumOff w14:val="25000"/>
+                                    </w14:schemeClr>
+                                  </w14:solidFill>
+                                </w14:textFill>
                               </w:rPr>
                             </w:pPr>
                             <w:r>
                               <w:rPr>
-                                <w:rFonts w:ascii="微软雅黑" w:eastAsia="微软雅黑" w:hAnsi="微软雅黑" w:hint="eastAsia"/>
+                                <w:rFonts w:hint="eastAsia" w:ascii="微软雅黑" w:hAnsi="微软雅黑" w:eastAsia="微软雅黑"/>
                                 <w:color w:val="404040" w:themeColor="text1" w:themeTint="BF"/>
                                 <w:sz w:val="20"/>
                                 <w:szCs w:val="20"/>
+                                <w14:textFill>
+                                  <w14:solidFill>
+                                    <w14:schemeClr w14:val="tx1">
+                                      <w14:lumMod w14:val="75000"/>
+                                      <w14:lumOff w14:val="25000"/>
+                                    </w14:schemeClr>
+                                  </w14:solidFill>
+                                </w14:textFill>
                               </w:rPr>
                               <w:t>• 负责电商销售数据采集监控，使用Python爬取清洗并建立销售数据库；使用SPSS分析销售趋势、预测季度销量。</w:t>
                             </w:r>
                           </w:p>
                           <w:p>
                             <w:pPr>
-                              <w:pStyle w:val="11"/>
+                              <w:pStyle w:val="9"/>
                               <w:adjustRightInd w:val="0"/>
                               <w:snapToGrid w:val="0"/>
-                              <w:ind w:firstLineChars="0" w:firstLine="0"/>
-                              <w:rPr>
-                                <w:rFonts w:ascii="微软雅黑" w:eastAsia="微软雅黑" w:hAnsi="微软雅黑"/>
+                              <w:ind w:firstLine="0" w:firstLineChars="0"/>
+                              <w:rPr>
+                                <w:rFonts w:ascii="微软雅黑" w:hAnsi="微软雅黑" w:eastAsia="微软雅黑"/>
                                 <w:b/>
                                 <w:bCs/>
                                 <w:color w:val="404040" w:themeColor="text1" w:themeTint="BF"/>
                                 <w:szCs w:val="21"/>
+                                <w14:textFill>
+                                  <w14:solidFill>
+                                    <w14:schemeClr w14:val="tx1">
+                                      <w14:lumMod w14:val="75000"/>
+                                      <w14:lumOff w14:val="25000"/>
+                                    </w14:schemeClr>
+                                  </w14:solidFill>
+                                </w14:textFill>
                               </w:rPr>
                             </w:pPr>
                             <w:r>
                               <w:rPr>
-                                <w:rFonts w:ascii="微软雅黑" w:eastAsia="微软雅黑" w:hAnsi="微软雅黑" w:hint="eastAsia"/>
+                                <w:rFonts w:hint="eastAsia" w:ascii="微软雅黑" w:hAnsi="微软雅黑" w:eastAsia="微软雅黑"/>
                                 <w:b/>
                                 <w:bCs/>
                                 <w:color w:val="404040" w:themeColor="text1" w:themeTint="BF"/>
                                 <w:szCs w:val="21"/>
+                                <w14:textFill>
+                                  <w14:solidFill>
+                                    <w14:schemeClr w14:val="tx1">
+                                      <w14:lumMod w14:val="75000"/>
+                                      <w14:lumOff w14:val="25000"/>
+                                    </w14:schemeClr>
+                                  </w14:solidFill>
+                                </w14:textFill>
                               </w:rPr>
                               <w:t>项目经历</w:t>
                             </w:r>
                           </w:p>
                           <w:p>
                             <w:pPr>
-                              <w:pStyle w:val="11"/>
+                              <w:pStyle w:val="9"/>
                               <w:adjustRightInd w:val="0"/>
                               <w:snapToGrid w:val="0"/>
                               <w:spacing w:after="35" w:line="230" w:lineRule="auto"/>
-                              <w:rPr>
-                                <w:rFonts w:ascii="微软雅黑" w:eastAsia="微软雅黑" w:hAnsi="微软雅黑"/>
+                              <w:ind w:left="0" w:firstLine="0"/>
+                              <w:rPr>
+                                <w:rFonts w:ascii="微软雅黑" w:hAnsi="微软雅黑" w:eastAsia="微软雅黑"/>
                                 <w:color w:val="404040" w:themeColor="text1" w:themeTint="BF"/>
                                 <w:szCs w:val="21"/>
+                                <w14:textFill>
+                                  <w14:solidFill>
+                                    <w14:schemeClr w14:val="tx1">
+                                      <w14:lumMod w14:val="75000"/>
+                                      <w14:lumOff w14:val="25000"/>
+                                    </w14:schemeClr>
+                                  </w14:solidFill>
+                                </w14:textFill>
                               </w:rPr>
                             </w:pPr>
                             <w:r>
                               <w:rPr>
-                                <w:rFonts w:ascii="微软雅黑" w:eastAsia="微软雅黑" w:hAnsi="微软雅黑" w:hint="eastAsia"/>
+                                <w:rFonts w:hint="eastAsia" w:ascii="微软雅黑" w:hAnsi="微软雅黑" w:eastAsia="微软雅黑"/>
                                 <w:b/>
                                 <w:color w:val="404040" w:themeColor="text1" w:themeTint="BF"/>
                                 <w:szCs w:val="21"/>
+                                <w14:textFill>
+                                  <w14:solidFill>
+                                    <w14:schemeClr w14:val="tx1">
+                                      <w14:lumMod w14:val="75000"/>
+                                      <w14:lumOff w14:val="25000"/>
+                                    </w14:schemeClr>
+                                  </w14:solidFill>
+                                </w14:textFill>
                               </w:rPr>
                               <w:t>2026-04至2027-04｜AI选品与开品流程</w:t>
                             </w:r>
                           </w:p>
                           <w:p>
                             <w:pPr>
-                              <w:pStyle w:val="11"/>
+                              <w:pStyle w:val="9"/>
                               <w:adjustRightInd w:val="0"/>
                               <w:snapToGrid w:val="0"/>
                               <w:spacing w:after="35" w:line="230" w:lineRule="auto"/>
-                              <w:ind w:left="360" w:firstLine="400"/>
-                              <w:rPr>
-                                <w:rFonts w:ascii="微软雅黑" w:eastAsia="微软雅黑" w:hAnsi="微软雅黑"/>
+                              <w:ind w:left="360" w:hanging="180"/>
+                              <w:rPr>
+                                <w:rFonts w:ascii="微软雅黑" w:hAnsi="微软雅黑" w:eastAsia="微软雅黑"/>
                                 <w:color w:val="404040" w:themeColor="text1" w:themeTint="BF"/>
                                 <w:sz w:val="20"/>
                                 <w:szCs w:val="20"/>
+                                <w14:textFill>
+                                  <w14:solidFill>
+                                    <w14:schemeClr w14:val="tx1">
+                                      <w14:lumMod w14:val="75000"/>
+                                      <w14:lumOff w14:val="25000"/>
+                                    </w14:schemeClr>
+                                  </w14:solidFill>
+                                </w14:textFill>
                               </w:rPr>
                             </w:pPr>
                             <w:r>
                               <w:rPr>
-                                <w:rFonts w:ascii="微软雅黑" w:eastAsia="微软雅黑" w:hAnsi="微软雅黑" w:hint="eastAsia"/>
+                                <w:rFonts w:hint="eastAsia" w:ascii="微软雅黑" w:hAnsi="微软雅黑" w:eastAsia="微软雅黑"/>
                                 <w:color w:val="404040" w:themeColor="text1" w:themeTint="BF"/>
                                 <w:sz w:val="20"/>
                                 <w:szCs w:val="20"/>
+                                <w14:textFill>
+                                  <w14:solidFill>
+                                    <w14:schemeClr w14:val="tx1">
+                                      <w14:lumMod w14:val="75000"/>
+                                      <w14:lumOff w14:val="25000"/>
+                                    </w14:schemeClr>
+                                  </w14:solidFill>
+                                </w14:textFill>
                               </w:rPr>
                               <w:t>• 结合飞书多维表格与多套选品逻辑，搭建从需求、竞品、关键词到利润判断和开品执行的全套流程。</w:t>
                             </w:r>
                           </w:p>
                           <w:p>
                             <w:pPr>
-                              <w:pStyle w:val="11"/>
+                              <w:pStyle w:val="9"/>
                               <w:adjustRightInd w:val="0"/>
                               <w:snapToGrid w:val="0"/>
                               <w:spacing w:after="35" w:line="230" w:lineRule="auto"/>
-                              <w:ind w:left="360" w:firstLine="400"/>
-                              <w:rPr>
-                                <w:rFonts w:ascii="微软雅黑" w:eastAsia="微软雅黑" w:hAnsi="微软雅黑"/>
+                              <w:ind w:left="360" w:hanging="180"/>
+                              <w:rPr>
+                                <w:rFonts w:ascii="微软雅黑" w:hAnsi="微软雅黑" w:eastAsia="微软雅黑"/>
                                 <w:color w:val="404040" w:themeColor="text1" w:themeTint="BF"/>
                                 <w:sz w:val="20"/>
                                 <w:szCs w:val="20"/>
+                                <w14:textFill>
+                                  <w14:solidFill>
+                                    <w14:schemeClr w14:val="tx1">
+                                      <w14:lumMod w14:val="75000"/>
+                                      <w14:lumOff w14:val="25000"/>
+                                    </w14:schemeClr>
+                                  </w14:solidFill>
+                                </w14:textFill>
                               </w:rPr>
                             </w:pPr>
                             <w:r>
                               <w:rPr>
-                                <w:rFonts w:ascii="微软雅黑" w:eastAsia="微软雅黑" w:hAnsi="微软雅黑" w:hint="eastAsia"/>
+                                <w:rFonts w:hint="eastAsia" w:ascii="微软雅黑" w:hAnsi="微软雅黑" w:eastAsia="微软雅黑"/>
                                 <w:b/>
                                 <w:color w:val="404040" w:themeColor="text1" w:themeTint="BF"/>
                                 <w:sz w:val="20"/>
                                 <w:szCs w:val="20"/>
+                                <w14:textFill>
+                                  <w14:solidFill>
+                                    <w14:schemeClr w14:val="tx1">
+                                      <w14:lumMod w14:val="75000"/>
+                                      <w14:lumOff w14:val="25000"/>
+                                    </w14:schemeClr>
+                                  </w14:solidFill>
+                                </w14:textFill>
                               </w:rPr>
                               <w:t>• 结果：每月精铺8个品以上，开品速度约为同事2倍。</w:t>
                             </w:r>
                           </w:p>
                           <w:p>
                             <w:pPr>
-                              <w:pStyle w:val="11"/>
+                              <w:pStyle w:val="9"/>
                               <w:adjustRightInd w:val="0"/>
                               <w:snapToGrid w:val="0"/>
                               <w:spacing w:after="35" w:line="230" w:lineRule="auto"/>
-                              <w:rPr>
-                                <w:rFonts w:ascii="微软雅黑" w:eastAsia="微软雅黑" w:hAnsi="微软雅黑"/>
+                              <w:ind w:left="0" w:firstLine="0"/>
+                              <w:rPr>
+                                <w:rFonts w:ascii="微软雅黑" w:hAnsi="微软雅黑" w:eastAsia="微软雅黑"/>
                                 <w:color w:val="404040" w:themeColor="text1" w:themeTint="BF"/>
                                 <w:szCs w:val="21"/>
+                                <w14:textFill>
+                                  <w14:solidFill>
+                                    <w14:schemeClr w14:val="tx1">
+                                      <w14:lumMod w14:val="75000"/>
+                                      <w14:lumOff w14:val="25000"/>
+                                    </w14:schemeClr>
+                                  </w14:solidFill>
+                                </w14:textFill>
                               </w:rPr>
                             </w:pPr>
                             <w:r>
                               <w:rPr>
-                                <w:rFonts w:ascii="微软雅黑" w:eastAsia="微软雅黑" w:hAnsi="微软雅黑" w:hint="eastAsia"/>
+                                <w:rFonts w:hint="eastAsia" w:ascii="微软雅黑" w:hAnsi="微软雅黑" w:eastAsia="微软雅黑"/>
                                 <w:b/>
                                 <w:color w:val="404040" w:themeColor="text1" w:themeTint="BF"/>
                                 <w:szCs w:val="21"/>
-                              </w:rPr>
-                              <w:t>2026-04至2027-04｜AI做图提效：</w:t>
-                            </w:r>
-                            <w:proofErr w:type="spellStart"/>
-                            <w:r>
-                              <w:rPr>
-                                <w:rFonts w:ascii="微软雅黑" w:eastAsia="微软雅黑" w:hAnsi="微软雅黑" w:hint="eastAsia"/>
-                                <w:b/>
-                                <w:color w:val="404040" w:themeColor="text1" w:themeTint="BF"/>
-                                <w:szCs w:val="21"/>
-                              </w:rPr>
-                              <w:t>LinkFox</w:t>
-                            </w:r>
-                            <w:proofErr w:type="spellEnd"/>
-                            <w:r>
-                              <w:rPr>
-                                <w:rFonts w:ascii="微软雅黑" w:eastAsia="微软雅黑" w:hAnsi="微软雅黑" w:hint="eastAsia"/>
-                                <w:b/>
-                                <w:color w:val="404040" w:themeColor="text1" w:themeTint="BF"/>
-                                <w:szCs w:val="21"/>
-                              </w:rPr>
-                              <w:t>快速做图，30分钟/套，优化3名设计师。</w:t>
+                                <w14:textFill>
+                                  <w14:solidFill>
+                                    <w14:schemeClr w14:val="tx1">
+                                      <w14:lumMod w14:val="75000"/>
+                                      <w14:lumOff w14:val="25000"/>
+                                    </w14:schemeClr>
+                                  </w14:solidFill>
+                                </w14:textFill>
+                              </w:rPr>
+                              <w:t>2026-04至2027-04｜AI做图提效：LinkFox快速做图，30分钟/套，优化3名设计师。</w:t>
                             </w:r>
                           </w:p>
                           <w:p>
                             <w:pPr>
-                              <w:pStyle w:val="11"/>
+                              <w:pStyle w:val="9"/>
                               <w:numPr>
                                 <w:ilvl w:val="0"/>
                                 <w:numId w:val="3"/>
@@ -4064,29 +5520,53 @@
                               <w:snapToGrid w:val="0"/>
                               <w:ind w:firstLineChars="0"/>
                               <w:rPr>
-                                <w:rFonts w:ascii="微软雅黑" w:eastAsia="微软雅黑" w:hAnsi="微软雅黑"/>
+                                <w:rFonts w:ascii="微软雅黑" w:hAnsi="微软雅黑" w:eastAsia="微软雅黑"/>
                                 <w:color w:val="404040" w:themeColor="text1" w:themeTint="BF"/>
                                 <w:szCs w:val="21"/>
+                                <w14:textFill>
+                                  <w14:solidFill>
+                                    <w14:schemeClr w14:val="tx1">
+                                      <w14:lumMod w14:val="75000"/>
+                                      <w14:lumOff w14:val="25000"/>
+                                    </w14:schemeClr>
+                                  </w14:solidFill>
+                                </w14:textFill>
                               </w:rPr>
                             </w:pPr>
                           </w:p>
                           <w:p>
                             <w:pPr>
-                              <w:pStyle w:val="11"/>
+                              <w:pStyle w:val="9"/>
                               <w:adjustRightInd w:val="0"/>
                               <w:snapToGrid w:val="0"/>
-                              <w:ind w:firstLineChars="0" w:firstLine="0"/>
-                              <w:rPr>
-                                <w:rFonts w:ascii="微软雅黑" w:eastAsia="微软雅黑" w:hAnsi="微软雅黑"/>
+                              <w:ind w:firstLine="0" w:firstLineChars="0"/>
+                              <w:rPr>
+                                <w:rFonts w:ascii="微软雅黑" w:hAnsi="微软雅黑" w:eastAsia="微软雅黑"/>
                                 <w:color w:val="404040" w:themeColor="text1" w:themeTint="BF"/>
                                 <w:szCs w:val="21"/>
+                                <w14:textFill>
+                                  <w14:solidFill>
+                                    <w14:schemeClr w14:val="tx1">
+                                      <w14:lumMod w14:val="75000"/>
+                                      <w14:lumOff w14:val="25000"/>
+                                    </w14:schemeClr>
+                                  </w14:solidFill>
+                                </w14:textFill>
                               </w:rPr>
                             </w:pPr>
                             <w:r>
                               <w:rPr>
-                                <w:rFonts w:ascii="微软雅黑" w:eastAsia="微软雅黑" w:hAnsi="微软雅黑" w:hint="eastAsia"/>
+                                <w:rFonts w:hint="eastAsia" w:ascii="微软雅黑" w:hAnsi="微软雅黑" w:eastAsia="微软雅黑"/>
                                 <w:color w:val="404040" w:themeColor="text1" w:themeTint="BF"/>
                                 <w:szCs w:val="21"/>
+                                <w14:textFill>
+                                  <w14:solidFill>
+                                    <w14:schemeClr w14:val="tx1">
+                                      <w14:lumMod w14:val="75000"/>
+                                      <w14:lumOff w14:val="25000"/>
+                                    </w14:schemeClr>
+                                  </w14:solidFill>
+                                </w14:textFill>
                               </w:rPr>
                               <w:t xml:space="preserve">   </w:t>
                             </w:r>
@@ -4104,307 +5584,461 @@
           </mc:Choice>
           <mc:Fallback>
             <w:pict>
-              <v:shape w14:anchorId="2F247610" id="文本框 38" o:spid="_x0000_s1058" type="#_x0000_t202" style="position:absolute;left:0;text-align:left;margin-left:-8.25pt;margin-top:276.25pt;width:546.6pt;height:225pt;z-index:251671552;visibility:visible;mso-wrap-style:square;mso-wrap-distance-left:9pt;mso-wrap-distance-top:0;mso-wrap-distance-right:9pt;mso-wrap-distance-bottom:0;mso-position-horizontal:absolute;mso-position-horizontal-relative:text;mso-position-vertical:absolute;mso-position-vertical-relative:text;v-text-anchor:top" o:gfxdata="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" filled="f" stroked="f" strokeweight=".5pt">
+              <v:shape id="_x0000_s1026" o:spid="_x0000_s1026" o:spt="202" type="#_x0000_t202" style="position:absolute;left:0pt;margin-left:-8.25pt;margin-top:276.25pt;height:225pt;width:546.6pt;z-index:251671552;mso-width-relative:page;mso-height-relative:page;" filled="f" stroked="f" coordsize="21600,21600" o:gfxdata="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">
+                <v:fill on="f" focussize="0,0"/>
+                <v:stroke on="f" weight="0.5pt"/>
+                <v:imagedata o:title=""/>
+                <o:lock v:ext="edit" aspectratio="f"/>
                 <v:textbox>
                   <w:txbxContent>
                     <w:p>
                       <w:pPr>
-                        <w:pStyle w:val="11"/>
+                        <w:pStyle w:val="9"/>
                         <w:adjustRightInd w:val="0"/>
                         <w:snapToGrid w:val="0"/>
                         <w:spacing w:after="35" w:line="230" w:lineRule="auto"/>
-                        <w:rPr>
-                          <w:rFonts w:ascii="微软雅黑" w:eastAsia="微软雅黑" w:hAnsi="微软雅黑"/>
+                        <w:ind w:left="0" w:firstLine="0"/>
+                        <w:rPr>
+                          <w:rFonts w:ascii="微软雅黑" w:hAnsi="微软雅黑" w:eastAsia="微软雅黑"/>
                           <w:b/>
                           <w:bCs/>
                           <w:color w:val="404040" w:themeColor="text1" w:themeTint="BF"/>
                           <w:szCs w:val="21"/>
+                          <w14:textFill>
+                            <w14:solidFill>
+                              <w14:schemeClr w14:val="tx1">
+                                <w14:lumMod w14:val="75000"/>
+                                <w14:lumOff w14:val="25000"/>
+                              </w14:schemeClr>
+                            </w14:solidFill>
+                          </w14:textFill>
                         </w:rPr>
                       </w:pPr>
                       <w:r>
                         <w:rPr>
-                          <w:rFonts w:ascii="微软雅黑" w:eastAsia="微软雅黑" w:hAnsi="微软雅黑" w:hint="eastAsia"/>
+                          <w:rFonts w:hint="eastAsia" w:ascii="微软雅黑" w:hAnsi="微软雅黑" w:eastAsia="微软雅黑"/>
                           <w:b/>
                           <w:color w:val="404040" w:themeColor="text1" w:themeTint="BF"/>
                           <w:szCs w:val="21"/>
-                        </w:rPr>
-                        <w:t>2026-04</w:t>
-                      </w:r>
-                      <w:r>
-                        <w:rPr>
-                          <w:rFonts w:ascii="微软雅黑" w:eastAsia="微软雅黑" w:hAnsi="微软雅黑" w:hint="eastAsia"/>
-                          <w:b/>
-                          <w:color w:val="404040" w:themeColor="text1" w:themeTint="BF"/>
-                          <w:szCs w:val="21"/>
-                        </w:rPr>
-                        <w:t>至2027-04｜深圳市坤信科技有限公司｜AI产品开发</w:t>
+                          <w14:textFill>
+                            <w14:solidFill>
+                              <w14:schemeClr w14:val="tx1">
+                                <w14:lumMod w14:val="75000"/>
+                                <w14:lumOff w14:val="25000"/>
+                              </w14:schemeClr>
+                            </w14:solidFill>
+                          </w14:textFill>
+                        </w:rPr>
+                        <w:t>2026-04至2027-04｜深圳市坤信科技有限公司｜AI产品开发</w:t>
                       </w:r>
                     </w:p>
                     <w:p>
                       <w:pPr>
-                        <w:pStyle w:val="11"/>
+                        <w:pStyle w:val="9"/>
                         <w:adjustRightInd w:val="0"/>
                         <w:snapToGrid w:val="0"/>
                         <w:spacing w:after="35" w:line="230" w:lineRule="auto"/>
-                        <w:ind w:left="360" w:firstLine="400"/>
-                        <w:rPr>
-                          <w:rFonts w:ascii="微软雅黑" w:eastAsia="微软雅黑" w:hAnsi="微软雅黑"/>
+                        <w:ind w:left="360" w:hanging="180"/>
+                        <w:rPr>
+                          <w:rFonts w:ascii="微软雅黑" w:hAnsi="微软雅黑" w:eastAsia="微软雅黑"/>
                           <w:color w:val="404040" w:themeColor="text1" w:themeTint="BF"/>
                           <w:sz w:val="20"/>
                           <w:szCs w:val="20"/>
+                          <w14:textFill>
+                            <w14:solidFill>
+                              <w14:schemeClr w14:val="tx1">
+                                <w14:lumMod w14:val="75000"/>
+                                <w14:lumOff w14:val="25000"/>
+                              </w14:schemeClr>
+                            </w14:solidFill>
+                          </w14:textFill>
                         </w:rPr>
                       </w:pPr>
                       <w:r>
                         <w:rPr>
-                          <w:rFonts w:ascii="微软雅黑" w:eastAsia="微软雅黑" w:hAnsi="微软雅黑" w:hint="eastAsia"/>
+                          <w:rFonts w:hint="eastAsia" w:ascii="微软雅黑" w:hAnsi="微软雅黑" w:eastAsia="微软雅黑"/>
                           <w:b/>
                           <w:color w:val="404040" w:themeColor="text1" w:themeTint="BF"/>
                           <w:sz w:val="20"/>
                           <w:szCs w:val="20"/>
+                          <w14:textFill>
+                            <w14:solidFill>
+                              <w14:schemeClr w14:val="tx1">
+                                <w14:lumMod w14:val="75000"/>
+                                <w14:lumOff w14:val="25000"/>
+                              </w14:schemeClr>
+                            </w14:solidFill>
+                          </w14:textFill>
                         </w:rPr>
                         <w:t>• 负责AI产品开发与Amazon流程落地；每月精铺8个品以上，负责品月度利润贡献≥2万元且持续不亏损。</w:t>
                       </w:r>
                     </w:p>
                     <w:p>
                       <w:pPr>
-                        <w:pStyle w:val="11"/>
+                        <w:pStyle w:val="9"/>
                         <w:adjustRightInd w:val="0"/>
                         <w:snapToGrid w:val="0"/>
                         <w:spacing w:after="35" w:line="230" w:lineRule="auto"/>
-                        <w:ind w:firstLine="400"/>
-                        <w:rPr>
-                          <w:rFonts w:ascii="微软雅黑" w:eastAsia="微软雅黑" w:hAnsi="微软雅黑"/>
+                        <w:ind w:left="0" w:firstLine="0"/>
+                        <w:rPr>
+                          <w:rFonts w:hint="eastAsia" w:ascii="微软雅黑" w:hAnsi="微软雅黑" w:eastAsia="微软雅黑"/>
                           <w:color w:val="404040" w:themeColor="text1" w:themeTint="BF"/>
                           <w:sz w:val="20"/>
                           <w:szCs w:val="20"/>
+                          <w14:textFill>
+                            <w14:solidFill>
+                              <w14:schemeClr w14:val="tx1">
+                                <w14:lumMod w14:val="75000"/>
+                                <w14:lumOff w14:val="25000"/>
+                              </w14:schemeClr>
+                            </w14:solidFill>
+                          </w14:textFill>
                         </w:rPr>
                       </w:pPr>
                       <w:r>
                         <w:rPr>
-                          <w:rFonts w:ascii="微软雅黑" w:eastAsia="微软雅黑" w:hAnsi="微软雅黑" w:hint="eastAsia"/>
+                          <w:rFonts w:hint="eastAsia" w:ascii="微软雅黑" w:hAnsi="微软雅黑" w:eastAsia="微软雅黑"/>
                           <w:b/>
                           <w:color w:val="404040" w:themeColor="text1" w:themeTint="BF"/>
                           <w:sz w:val="20"/>
                           <w:szCs w:val="20"/>
+                          <w14:textFill>
+                            <w14:solidFill>
+                              <w14:schemeClr w14:val="tx1">
+                                <w14:lumMod w14:val="75000"/>
+                                <w14:lumOff w14:val="25000"/>
+                              </w14:schemeClr>
+                            </w14:solidFill>
+                          </w14:textFill>
                         </w:rPr>
                         <w:t>2025-09至2026-01｜冠仕医疗供应链有限公司｜采购</w:t>
                       </w:r>
                     </w:p>
                     <w:p>
                       <w:pPr>
-                        <w:pStyle w:val="11"/>
+                        <w:pStyle w:val="9"/>
                         <w:adjustRightInd w:val="0"/>
                         <w:snapToGrid w:val="0"/>
                         <w:spacing w:after="35" w:line="230" w:lineRule="auto"/>
-                        <w:ind w:left="360"/>
-                        <w:rPr>
-                          <w:rFonts w:ascii="微软雅黑" w:eastAsia="微软雅黑" w:hAnsi="微软雅黑"/>
+                        <w:ind w:left="360" w:hanging="180"/>
+                        <w:rPr>
+                          <w:rFonts w:hint="eastAsia" w:ascii="微软雅黑" w:hAnsi="微软雅黑" w:eastAsia="微软雅黑"/>
                           <w:b/>
                           <w:bCs/>
                           <w:color w:val="404040" w:themeColor="text1" w:themeTint="BF"/>
                           <w:szCs w:val="21"/>
+                          <w14:textFill>
+                            <w14:solidFill>
+                              <w14:schemeClr w14:val="tx1">
+                                <w14:lumMod w14:val="75000"/>
+                                <w14:lumOff w14:val="25000"/>
+                              </w14:schemeClr>
+                            </w14:solidFill>
+                          </w14:textFill>
                         </w:rPr>
                       </w:pPr>
                       <w:r>
                         <w:rPr>
-                          <w:rFonts w:ascii="微软雅黑" w:eastAsia="微软雅黑" w:hAnsi="微软雅黑" w:hint="eastAsia"/>
+                          <w:rFonts w:hint="eastAsia" w:ascii="微软雅黑" w:hAnsi="微软雅黑" w:eastAsia="微软雅黑"/>
                           <w:b/>
                           <w:color w:val="404040" w:themeColor="text1" w:themeTint="BF"/>
                           <w:szCs w:val="21"/>
+                          <w14:textFill>
+                            <w14:solidFill>
+                              <w14:schemeClr w14:val="tx1">
+                                <w14:lumMod w14:val="75000"/>
+                                <w14:lumOff w14:val="25000"/>
+                              </w14:schemeClr>
+                            </w14:solidFill>
+                          </w14:textFill>
                         </w:rPr>
                         <w:t>• 负责找货、采购、发货、供应商议价；月均降本1-2万元，推动21家供应商进入ERP长期合作。</w:t>
                       </w:r>
                     </w:p>
                     <w:p>
                       <w:pPr>
-                        <w:pStyle w:val="11"/>
+                        <w:pStyle w:val="9"/>
                         <w:adjustRightInd w:val="0"/>
                         <w:snapToGrid w:val="0"/>
                         <w:spacing w:after="35" w:line="230" w:lineRule="auto"/>
-                        <w:ind w:firstLine="400"/>
-                        <w:rPr>
-                          <w:rFonts w:ascii="微软雅黑" w:eastAsia="微软雅黑" w:hAnsi="微软雅黑"/>
+                        <w:ind w:left="0" w:firstLine="0"/>
+                        <w:rPr>
+                          <w:rFonts w:ascii="微软雅黑" w:hAnsi="微软雅黑" w:eastAsia="微软雅黑"/>
                           <w:color w:val="404040" w:themeColor="text1" w:themeTint="BF"/>
                           <w:sz w:val="20"/>
                           <w:szCs w:val="20"/>
+                          <w14:textFill>
+                            <w14:solidFill>
+                              <w14:schemeClr w14:val="tx1">
+                                <w14:lumMod w14:val="75000"/>
+                                <w14:lumOff w14:val="25000"/>
+                              </w14:schemeClr>
+                            </w14:solidFill>
+                          </w14:textFill>
                         </w:rPr>
                       </w:pPr>
                       <w:r>
                         <w:rPr>
-                          <w:rFonts w:ascii="微软雅黑" w:eastAsia="微软雅黑" w:hAnsi="微软雅黑" w:hint="eastAsia"/>
+                          <w:rFonts w:hint="eastAsia" w:ascii="微软雅黑" w:hAnsi="微软雅黑" w:eastAsia="微软雅黑"/>
                           <w:b/>
                           <w:color w:val="404040" w:themeColor="text1" w:themeTint="BF"/>
                           <w:sz w:val="20"/>
                           <w:szCs w:val="20"/>
+                          <w14:textFill>
+                            <w14:solidFill>
+                              <w14:schemeClr w14:val="tx1">
+                                <w14:lumMod w14:val="75000"/>
+                                <w14:lumOff w14:val="25000"/>
+                              </w14:schemeClr>
+                            </w14:solidFill>
+                          </w14:textFill>
                         </w:rPr>
                         <w:t>2023-07至09｜柔宇科技｜数据分析（实习生）</w:t>
                       </w:r>
                     </w:p>
                     <w:p>
                       <w:pPr>
-                        <w:pStyle w:val="11"/>
+                        <w:pStyle w:val="9"/>
                         <w:adjustRightInd w:val="0"/>
                         <w:snapToGrid w:val="0"/>
                         <w:spacing w:after="35" w:line="230" w:lineRule="auto"/>
-                        <w:ind w:left="360" w:firstLine="400"/>
-                        <w:rPr>
-                          <w:rFonts w:ascii="微软雅黑" w:eastAsia="微软雅黑" w:hAnsi="微软雅黑"/>
+                        <w:ind w:left="360" w:hanging="180"/>
+                        <w:rPr>
+                          <w:rFonts w:ascii="微软雅黑" w:hAnsi="微软雅黑" w:eastAsia="微软雅黑"/>
                           <w:color w:val="404040" w:themeColor="text1" w:themeTint="BF"/>
                           <w:sz w:val="20"/>
                           <w:szCs w:val="20"/>
+                          <w14:textFill>
+                            <w14:solidFill>
+                              <w14:schemeClr w14:val="tx1">
+                                <w14:lumMod w14:val="75000"/>
+                                <w14:lumOff w14:val="25000"/>
+                              </w14:schemeClr>
+                            </w14:solidFill>
+                          </w14:textFill>
                         </w:rPr>
                       </w:pPr>
                       <w:r>
                         <w:rPr>
-                          <w:rFonts w:ascii="微软雅黑" w:eastAsia="微软雅黑" w:hAnsi="微软雅黑" w:hint="eastAsia"/>
+                          <w:rFonts w:hint="eastAsia" w:ascii="微软雅黑" w:hAnsi="微软雅黑" w:eastAsia="微软雅黑"/>
                           <w:color w:val="404040" w:themeColor="text1" w:themeTint="BF"/>
                           <w:sz w:val="20"/>
                           <w:szCs w:val="20"/>
+                          <w14:textFill>
+                            <w14:solidFill>
+                              <w14:schemeClr w14:val="tx1">
+                                <w14:lumMod w14:val="75000"/>
+                                <w14:lumOff w14:val="25000"/>
+                              </w14:schemeClr>
+                            </w14:solidFill>
+                          </w14:textFill>
                         </w:rPr>
                         <w:t>• 负责电商销售数据采集监控，使用Python爬取清洗并建立销售数据库；使用SPSS分析销售趋势、预测季度销量。</w:t>
                       </w:r>
                     </w:p>
                     <w:p>
                       <w:pPr>
-                        <w:pStyle w:val="11"/>
+                        <w:pStyle w:val="9"/>
                         <w:adjustRightInd w:val="0"/>
                         <w:snapToGrid w:val="0"/>
-                        <w:ind w:firstLineChars="0" w:firstLine="0"/>
-                        <w:rPr>
-                          <w:rFonts w:ascii="微软雅黑" w:eastAsia="微软雅黑" w:hAnsi="微软雅黑"/>
+                        <w:ind w:firstLine="0" w:firstLineChars="0"/>
+                        <w:rPr>
+                          <w:rFonts w:ascii="微软雅黑" w:hAnsi="微软雅黑" w:eastAsia="微软雅黑"/>
                           <w:b/>
                           <w:bCs/>
                           <w:color w:val="404040" w:themeColor="text1" w:themeTint="BF"/>
                           <w:szCs w:val="21"/>
+                          <w14:textFill>
+                            <w14:solidFill>
+                              <w14:schemeClr w14:val="tx1">
+                                <w14:lumMod w14:val="75000"/>
+                                <w14:lumOff w14:val="25000"/>
+                              </w14:schemeClr>
+                            </w14:solidFill>
+                          </w14:textFill>
                         </w:rPr>
                       </w:pPr>
                       <w:r>
                         <w:rPr>
-                          <w:rFonts w:ascii="微软雅黑" w:eastAsia="微软雅黑" w:hAnsi="微软雅黑" w:hint="eastAsia"/>
+                          <w:rFonts w:hint="eastAsia" w:ascii="微软雅黑" w:hAnsi="微软雅黑" w:eastAsia="微软雅黑"/>
                           <w:b/>
                           <w:bCs/>
                           <w:color w:val="404040" w:themeColor="text1" w:themeTint="BF"/>
                           <w:szCs w:val="21"/>
+                          <w14:textFill>
+                            <w14:solidFill>
+                              <w14:schemeClr w14:val="tx1">
+                                <w14:lumMod w14:val="75000"/>
+                                <w14:lumOff w14:val="25000"/>
+                              </w14:schemeClr>
+                            </w14:solidFill>
+                          </w14:textFill>
                         </w:rPr>
                         <w:t>项目经历</w:t>
                       </w:r>
                     </w:p>
                     <w:p>
                       <w:pPr>
-                        <w:pStyle w:val="11"/>
+                        <w:pStyle w:val="9"/>
                         <w:adjustRightInd w:val="0"/>
                         <w:snapToGrid w:val="0"/>
                         <w:spacing w:after="35" w:line="230" w:lineRule="auto"/>
-                        <w:rPr>
-                          <w:rFonts w:ascii="微软雅黑" w:eastAsia="微软雅黑" w:hAnsi="微软雅黑"/>
+                        <w:ind w:left="0" w:firstLine="0"/>
+                        <w:rPr>
+                          <w:rFonts w:ascii="微软雅黑" w:hAnsi="微软雅黑" w:eastAsia="微软雅黑"/>
                           <w:color w:val="404040" w:themeColor="text1" w:themeTint="BF"/>
                           <w:szCs w:val="21"/>
+                          <w14:textFill>
+                            <w14:solidFill>
+                              <w14:schemeClr w14:val="tx1">
+                                <w14:lumMod w14:val="75000"/>
+                                <w14:lumOff w14:val="25000"/>
+                              </w14:schemeClr>
+                            </w14:solidFill>
+                          </w14:textFill>
                         </w:rPr>
                       </w:pPr>
                       <w:r>
                         <w:rPr>
-                          <w:rFonts w:ascii="微软雅黑" w:eastAsia="微软雅黑" w:hAnsi="微软雅黑" w:hint="eastAsia"/>
+                          <w:rFonts w:hint="eastAsia" w:ascii="微软雅黑" w:hAnsi="微软雅黑" w:eastAsia="微软雅黑"/>
                           <w:b/>
                           <w:color w:val="404040" w:themeColor="text1" w:themeTint="BF"/>
                           <w:szCs w:val="21"/>
+                          <w14:textFill>
+                            <w14:solidFill>
+                              <w14:schemeClr w14:val="tx1">
+                                <w14:lumMod w14:val="75000"/>
+                                <w14:lumOff w14:val="25000"/>
+                              </w14:schemeClr>
+                            </w14:solidFill>
+                          </w14:textFill>
                         </w:rPr>
                         <w:t>2026-04至2027-04｜AI选品与开品流程</w:t>
                       </w:r>
                     </w:p>
                     <w:p>
                       <w:pPr>
-                        <w:pStyle w:val="11"/>
+                        <w:pStyle w:val="9"/>
                         <w:adjustRightInd w:val="0"/>
                         <w:snapToGrid w:val="0"/>
                         <w:spacing w:after="35" w:line="230" w:lineRule="auto"/>
-                        <w:ind w:left="360" w:firstLine="400"/>
-                        <w:rPr>
-                          <w:rFonts w:ascii="微软雅黑" w:eastAsia="微软雅黑" w:hAnsi="微软雅黑"/>
+                        <w:ind w:left="360" w:hanging="180"/>
+                        <w:rPr>
+                          <w:rFonts w:ascii="微软雅黑" w:hAnsi="微软雅黑" w:eastAsia="微软雅黑"/>
                           <w:color w:val="404040" w:themeColor="text1" w:themeTint="BF"/>
                           <w:sz w:val="20"/>
                           <w:szCs w:val="20"/>
+                          <w14:textFill>
+                            <w14:solidFill>
+                              <w14:schemeClr w14:val="tx1">
+                                <w14:lumMod w14:val="75000"/>
+                                <w14:lumOff w14:val="25000"/>
+                              </w14:schemeClr>
+                            </w14:solidFill>
+                          </w14:textFill>
                         </w:rPr>
                       </w:pPr>
                       <w:r>
                         <w:rPr>
-                          <w:rFonts w:ascii="微软雅黑" w:eastAsia="微软雅黑" w:hAnsi="微软雅黑" w:hint="eastAsia"/>
+                          <w:rFonts w:hint="eastAsia" w:ascii="微软雅黑" w:hAnsi="微软雅黑" w:eastAsia="微软雅黑"/>
                           <w:color w:val="404040" w:themeColor="text1" w:themeTint="BF"/>
                           <w:sz w:val="20"/>
                           <w:szCs w:val="20"/>
+                          <w14:textFill>
+                            <w14:solidFill>
+                              <w14:schemeClr w14:val="tx1">
+                                <w14:lumMod w14:val="75000"/>
+                                <w14:lumOff w14:val="25000"/>
+                              </w14:schemeClr>
+                            </w14:solidFill>
+                          </w14:textFill>
                         </w:rPr>
                         <w:t>• 结合飞书多维表格与多套选品逻辑，搭建从需求、竞品、关键词到利润判断和开品执行的全套流程。</w:t>
                       </w:r>
                     </w:p>
                     <w:p>
                       <w:pPr>
-                        <w:pStyle w:val="11"/>
+                        <w:pStyle w:val="9"/>
                         <w:adjustRightInd w:val="0"/>
                         <w:snapToGrid w:val="0"/>
                         <w:spacing w:after="35" w:line="230" w:lineRule="auto"/>
-                        <w:ind w:left="360" w:firstLine="400"/>
-                        <w:rPr>
-                          <w:rFonts w:ascii="微软雅黑" w:eastAsia="微软雅黑" w:hAnsi="微软雅黑"/>
+                        <w:ind w:left="360" w:hanging="180"/>
+                        <w:rPr>
+                          <w:rFonts w:ascii="微软雅黑" w:hAnsi="微软雅黑" w:eastAsia="微软雅黑"/>
                           <w:color w:val="404040" w:themeColor="text1" w:themeTint="BF"/>
                           <w:sz w:val="20"/>
                           <w:szCs w:val="20"/>
+                          <w14:textFill>
+                            <w14:solidFill>
+                              <w14:schemeClr w14:val="tx1">
+                                <w14:lumMod w14:val="75000"/>
+                                <w14:lumOff w14:val="25000"/>
+                              </w14:schemeClr>
+                            </w14:solidFill>
+                          </w14:textFill>
                         </w:rPr>
                       </w:pPr>
                       <w:r>
                         <w:rPr>
-                          <w:rFonts w:ascii="微软雅黑" w:eastAsia="微软雅黑" w:hAnsi="微软雅黑" w:hint="eastAsia"/>
+                          <w:rFonts w:hint="eastAsia" w:ascii="微软雅黑" w:hAnsi="微软雅黑" w:eastAsia="微软雅黑"/>
                           <w:b/>
                           <w:color w:val="404040" w:themeColor="text1" w:themeTint="BF"/>
                           <w:sz w:val="20"/>
                           <w:szCs w:val="20"/>
+                          <w14:textFill>
+                            <w14:solidFill>
+                              <w14:schemeClr w14:val="tx1">
+                                <w14:lumMod w14:val="75000"/>
+                                <w14:lumOff w14:val="25000"/>
+                              </w14:schemeClr>
+                            </w14:solidFill>
+                          </w14:textFill>
                         </w:rPr>
                         <w:t>• 结果：每月精铺8个品以上，开品速度约为同事2倍。</w:t>
                       </w:r>
                     </w:p>
                     <w:p>
                       <w:pPr>
-                        <w:pStyle w:val="11"/>
+                        <w:pStyle w:val="9"/>
                         <w:adjustRightInd w:val="0"/>
                         <w:snapToGrid w:val="0"/>
                         <w:spacing w:after="35" w:line="230" w:lineRule="auto"/>
-                        <w:rPr>
-                          <w:rFonts w:ascii="微软雅黑" w:eastAsia="微软雅黑" w:hAnsi="微软雅黑"/>
+                        <w:ind w:left="0" w:firstLine="0"/>
+                        <w:rPr>
+                          <w:rFonts w:ascii="微软雅黑" w:hAnsi="微软雅黑" w:eastAsia="微软雅黑"/>
                           <w:color w:val="404040" w:themeColor="text1" w:themeTint="BF"/>
                           <w:szCs w:val="21"/>
+                          <w14:textFill>
+                            <w14:solidFill>
+                              <w14:schemeClr w14:val="tx1">
+                                <w14:lumMod w14:val="75000"/>
+                                <w14:lumOff w14:val="25000"/>
+                              </w14:schemeClr>
+                            </w14:solidFill>
+                          </w14:textFill>
                         </w:rPr>
                       </w:pPr>
                       <w:r>
                         <w:rPr>
-                          <w:rFonts w:ascii="微软雅黑" w:eastAsia="微软雅黑" w:hAnsi="微软雅黑" w:hint="eastAsia"/>
+                          <w:rFonts w:hint="eastAsia" w:ascii="微软雅黑" w:hAnsi="微软雅黑" w:eastAsia="微软雅黑"/>
                           <w:b/>
                           <w:color w:val="404040" w:themeColor="text1" w:themeTint="BF"/>
                           <w:szCs w:val="21"/>
-                        </w:rPr>
-                        <w:t>2026-04至2027-04｜AI做图提效：</w:t>
-                      </w:r>
-                      <w:proofErr w:type="spellStart"/>
-                      <w:r>
-                        <w:rPr>
-                          <w:rFonts w:ascii="微软雅黑" w:eastAsia="微软雅黑" w:hAnsi="微软雅黑" w:hint="eastAsia"/>
-                          <w:b/>
-                          <w:color w:val="404040" w:themeColor="text1" w:themeTint="BF"/>
-                          <w:szCs w:val="21"/>
-                        </w:rPr>
-                        <w:t>LinkFox</w:t>
-                      </w:r>
-                      <w:proofErr w:type="spellEnd"/>
-                      <w:r>
-                        <w:rPr>
-                          <w:rFonts w:ascii="微软雅黑" w:eastAsia="微软雅黑" w:hAnsi="微软雅黑" w:hint="eastAsia"/>
-                          <w:b/>
-                          <w:color w:val="404040" w:themeColor="text1" w:themeTint="BF"/>
-                          <w:szCs w:val="21"/>
-                        </w:rPr>
-                        <w:t>快速做图，30分钟/套，优化3名设计师。</w:t>
+                          <w14:textFill>
+                            <w14:solidFill>
+                              <w14:schemeClr w14:val="tx1">
+                                <w14:lumMod w14:val="75000"/>
+                                <w14:lumOff w14:val="25000"/>
+                              </w14:schemeClr>
+                            </w14:solidFill>
+                          </w14:textFill>
+                        </w:rPr>
+                        <w:t>2026-04至2027-04｜AI做图提效：LinkFox快速做图，30分钟/套，优化3名设计师。</w:t>
                       </w:r>
                     </w:p>
                     <w:p>
                       <w:pPr>
-                        <w:pStyle w:val="11"/>
+                        <w:pStyle w:val="9"/>
                         <w:numPr>
                           <w:ilvl w:val="0"/>
                           <w:numId w:val="3"/>
@@ -4413,29 +6047,53 @@
                         <w:snapToGrid w:val="0"/>
                         <w:ind w:firstLineChars="0"/>
                         <w:rPr>
-                          <w:rFonts w:ascii="微软雅黑" w:eastAsia="微软雅黑" w:hAnsi="微软雅黑"/>
+                          <w:rFonts w:ascii="微软雅黑" w:hAnsi="微软雅黑" w:eastAsia="微软雅黑"/>
                           <w:color w:val="404040" w:themeColor="text1" w:themeTint="BF"/>
                           <w:szCs w:val="21"/>
+                          <w14:textFill>
+                            <w14:solidFill>
+                              <w14:schemeClr w14:val="tx1">
+                                <w14:lumMod w14:val="75000"/>
+                                <w14:lumOff w14:val="25000"/>
+                              </w14:schemeClr>
+                            </w14:solidFill>
+                          </w14:textFill>
                         </w:rPr>
                       </w:pPr>
                     </w:p>
                     <w:p>
                       <w:pPr>
-                        <w:pStyle w:val="11"/>
+                        <w:pStyle w:val="9"/>
                         <w:adjustRightInd w:val="0"/>
                         <w:snapToGrid w:val="0"/>
-                        <w:ind w:firstLineChars="0" w:firstLine="0"/>
-                        <w:rPr>
-                          <w:rFonts w:ascii="微软雅黑" w:eastAsia="微软雅黑" w:hAnsi="微软雅黑"/>
+                        <w:ind w:firstLine="0" w:firstLineChars="0"/>
+                        <w:rPr>
+                          <w:rFonts w:ascii="微软雅黑" w:hAnsi="微软雅黑" w:eastAsia="微软雅黑"/>
                           <w:color w:val="404040" w:themeColor="text1" w:themeTint="BF"/>
                           <w:szCs w:val="21"/>
+                          <w14:textFill>
+                            <w14:solidFill>
+                              <w14:schemeClr w14:val="tx1">
+                                <w14:lumMod w14:val="75000"/>
+                                <w14:lumOff w14:val="25000"/>
+                              </w14:schemeClr>
+                            </w14:solidFill>
+                          </w14:textFill>
                         </w:rPr>
                       </w:pPr>
                       <w:r>
                         <w:rPr>
-                          <w:rFonts w:ascii="微软雅黑" w:eastAsia="微软雅黑" w:hAnsi="微软雅黑" w:hint="eastAsia"/>
+                          <w:rFonts w:hint="eastAsia" w:ascii="微软雅黑" w:hAnsi="微软雅黑" w:eastAsia="微软雅黑"/>
                           <w:color w:val="404040" w:themeColor="text1" w:themeTint="BF"/>
                           <w:szCs w:val="21"/>
+                          <w14:textFill>
+                            <w14:solidFill>
+                              <w14:schemeClr w14:val="tx1">
+                                <w14:lumMod w14:val="75000"/>
+                                <w14:lumOff w14:val="25000"/>
+                              </w14:schemeClr>
+                            </w14:solidFill>
+                          </w14:textFill>
                         </w:rPr>
                         <w:t xml:space="preserve">   </w:t>
                       </w:r>
@@ -4449,13 +6107,12 @@
       </w:r>
       <w:r>
         <w:rPr>
-          <w:noProof/>
           <w:sz w:val="28"/>
         </w:rPr>
         <mc:AlternateContent>
           <mc:Choice Requires="wpg">
             <w:drawing>
-              <wp:anchor distT="0" distB="0" distL="114300" distR="114300" simplePos="0" relativeHeight="251661312" behindDoc="0" locked="0" layoutInCell="1" allowOverlap="1" wp14:anchorId="29A07A2C" wp14:editId="0C7BB4FE">
+              <wp:anchor distT="0" distB="0" distL="114300" distR="114300" simplePos="0" relativeHeight="251661312" behindDoc="0" locked="0" layoutInCell="1" allowOverlap="1">
                 <wp:simplePos x="0" y="0"/>
                 <wp:positionH relativeFrom="column">
                   <wp:posOffset>-5080</wp:posOffset>
@@ -4603,16 +6260,21 @@
                             <w:p>
                               <w:pPr>
                                 <w:rPr>
-                                  <w:rFonts w:ascii="微软雅黑" w:eastAsia="微软雅黑" w:hAnsi="微软雅黑" w:cs="微软雅黑"/>
+                                  <w:rFonts w:ascii="微软雅黑" w:hAnsi="微软雅黑" w:eastAsia="微软雅黑" w:cs="微软雅黑"/>
                                 </w:rPr>
                               </w:pPr>
                               <w:r>
                                 <w:rPr>
-                                  <w:rFonts w:ascii="微软雅黑" w:eastAsia="微软雅黑" w:hAnsi="微软雅黑" w:hint="eastAsia"/>
+                                  <w:rFonts w:hint="eastAsia" w:ascii="微软雅黑" w:hAnsi="微软雅黑" w:eastAsia="微软雅黑"/>
                                   <w:b/>
                                   <w:color w:val="FFFFFF" w:themeColor="background1"/>
                                   <w:sz w:val="28"/>
                                   <w:szCs w:val="28"/>
+                                  <w14:textFill>
+                                    <w14:solidFill>
+                                      <w14:schemeClr w14:val="bg1"/>
+                                    </w14:solidFill>
+                                  </w14:textFill>
                                 </w:rPr>
                                 <w:t>工作经历</w:t>
                               </w:r>
@@ -4631,27 +6293,48 @@
           </mc:Choice>
           <mc:Fallback>
             <w:pict>
-              <v:group w14:anchorId="29A07A2C" id="组合 12" o:spid="_x0000_s1059" style="position:absolute;left:0;text-align:left;margin-left:-.4pt;margin-top:243.85pt;width:525pt;height:28.3pt;z-index:251661312" coordorigin="2604,4592" coordsize="10500,566" o:gfxdata="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">
-                <v:group id="组合 7" o:spid="_x0000_s1060" style="position:absolute;left:2604;top:4697;width:10500;height:411" coordorigin="4245,4697" coordsize="10500,411" o:gfxdata="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">
-                  <v:rect id="矩形 4" o:spid="_x0000_s1061" style="position:absolute;left:4245;top:4697;width:10501;height:410;visibility:visible;mso-wrap-style:square;v-text-anchor:middle" o:gfxdata="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" fillcolor="#d8d8d8" stroked="f" strokeweight="1pt"/>
-                  <v:rect id="矩形 5" o:spid="_x0000_s1062" style="position:absolute;left:4247;top:4698;width:1427;height:410;visibility:visible;mso-wrap-style:square;v-text-anchor:middle" o:gfxdata="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" fillcolor="#414141" stroked="f" strokeweight="1pt"/>
+              <v:group id="_x0000_s1026" o:spid="_x0000_s1026" o:spt="203" style="position:absolute;left:0pt;margin-left:-0.4pt;margin-top:243.85pt;height:28.3pt;width:525pt;z-index:251661312;mso-width-relative:page;mso-height-relative:page;" coordorigin="2604,4592" coordsize="10500,566" o:gfxdata="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">
+                <o:lock v:ext="edit" aspectratio="f"/>
+                <v:group id="组合 7" o:spid="_x0000_s1026" o:spt="203" style="position:absolute;left:2604;top:4697;height:411;width:10500;" coordorigin="4245,4697" coordsize="10500,411" o:gfxdata="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">
+                  <o:lock v:ext="edit" aspectratio="f"/>
+                  <v:rect id="矩形 4" o:spid="_x0000_s1026" o:spt="1" style="position:absolute;left:4245;top:4697;height:410;width:10501;v-text-anchor:middle;" fillcolor="#D8D8D8" filled="t" stroked="f" coordsize="21600,21600" o:gfxdata="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">
+                    <v:fill on="t" focussize="0,0"/>
+                    <v:stroke on="f" weight="1pt" miterlimit="8" joinstyle="miter"/>
+                    <v:imagedata o:title=""/>
+                    <o:lock v:ext="edit" aspectratio="f"/>
+                  </v:rect>
+                  <v:rect id="矩形 5" o:spid="_x0000_s1026" o:spt="1" style="position:absolute;left:4247;top:4698;height:410;width:1427;v-text-anchor:middle;" fillcolor="#414141" filled="t" stroked="f" coordsize="21600,21600" o:gfxdata="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">
+                    <v:fill on="t" focussize="0,0"/>
+                    <v:stroke on="f" weight="1pt" miterlimit="8" joinstyle="miter"/>
+                    <v:imagedata o:title=""/>
+                    <o:lock v:ext="edit" aspectratio="f"/>
+                  </v:rect>
                 </v:group>
-                <v:shape id="文本框 6" o:spid="_x0000_s1063" type="#_x0000_t202" style="position:absolute;left:2612;top:4592;width:1425;height:567;visibility:visible;mso-wrap-style:square;v-text-anchor:top" o:gfxdata="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" filled="f" stroked="f" strokeweight=".5pt">
+                <v:shape id="文本框 6" o:spid="_x0000_s1026" o:spt="202" type="#_x0000_t202" style="position:absolute;left:2612;top:4592;height:567;width:1425;" filled="f" stroked="f" coordsize="21600,21600" o:gfxdata="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">
+                  <v:fill on="f" focussize="0,0"/>
+                  <v:stroke on="f" weight="0.5pt"/>
+                  <v:imagedata o:title=""/>
+                  <o:lock v:ext="edit" aspectratio="f"/>
                   <v:textbox>
                     <w:txbxContent>
                       <w:p>
                         <w:pPr>
                           <w:rPr>
-                            <w:rFonts w:ascii="微软雅黑" w:eastAsia="微软雅黑" w:hAnsi="微软雅黑" w:cs="微软雅黑"/>
+                            <w:rFonts w:ascii="微软雅黑" w:hAnsi="微软雅黑" w:eastAsia="微软雅黑" w:cs="微软雅黑"/>
                           </w:rPr>
                         </w:pPr>
                         <w:r>
                           <w:rPr>
-                            <w:rFonts w:ascii="微软雅黑" w:eastAsia="微软雅黑" w:hAnsi="微软雅黑" w:hint="eastAsia"/>
+                            <w:rFonts w:hint="eastAsia" w:ascii="微软雅黑" w:hAnsi="微软雅黑" w:eastAsia="微软雅黑"/>
                             <w:b/>
                             <w:color w:val="FFFFFF" w:themeColor="background1"/>
                             <w:sz w:val="28"/>
                             <w:szCs w:val="28"/>
+                            <w14:textFill>
+                              <w14:solidFill>
+                                <w14:schemeClr w14:val="bg1"/>
+                              </w14:solidFill>
+                            </w14:textFill>
                           </w:rPr>
                           <w:t>工作经历</w:t>
                         </w:r>
@@ -4672,19 +6355,18 @@
       <w:pPr>
         <w:keepNext/>
         <w:pBdr>
-          <w:bottom w:val="single" w:sz="8" w:space="3" w:color="1F4E79"/>
+          <w:bottom w:val="single" w:color="1F4E79" w:sz="8" w:space="3"/>
         </w:pBdr>
         <w:spacing w:after="120" w:line="300" w:lineRule="auto"/>
       </w:pPr>
       <w:r>
         <w:rPr>
-          <w:rFonts w:ascii="微软雅黑" w:eastAsia="微软雅黑" w:hAnsi="微软雅黑"/>
+          <w:rFonts w:ascii="微软雅黑" w:hAnsi="微软雅黑" w:eastAsia="微软雅黑"/>
           <w:b/>
           <w:color w:val="1F4E79"/>
           <w:sz w:val="30"/>
           <w:szCs w:val="30"/>
         </w:rPr>
-        <w:lastRenderedPageBreak/>
         <w:t>坤信科技｜AI产品开发工作详述</w:t>
       </w:r>
     </w:p>
@@ -4692,58 +6374,28 @@
       <w:pPr>
         <w:spacing w:after="150" w:line="260" w:lineRule="auto"/>
       </w:pPr>
-      <w:proofErr w:type="gramStart"/>
       <w:r>
         <w:rPr>
-          <w:rFonts w:ascii="微软雅黑" w:eastAsia="微软雅黑" w:hAnsi="微软雅黑"/>
+          <w:rFonts w:ascii="微软雅黑" w:hAnsi="微软雅黑" w:eastAsia="微软雅黑"/>
           <w:b/>
           <w:color w:val="404040"/>
+          <w:sz w:val="21"/>
           <w:szCs w:val="21"/>
         </w:rPr>
-        <w:t>深圳市坤信科技有限公司  |</w:t>
-      </w:r>
-      <w:proofErr w:type="gramEnd"/>
-      <w:r>
-        <w:rPr>
-          <w:rFonts w:ascii="微软雅黑" w:eastAsia="微软雅黑" w:hAnsi="微软雅黑"/>
-          <w:b/>
-          <w:color w:val="404040"/>
-          <w:szCs w:val="21"/>
-        </w:rPr>
-        <w:t xml:space="preserve">  AI</w:t>
-      </w:r>
-      <w:proofErr w:type="gramStart"/>
-      <w:r>
-        <w:rPr>
-          <w:rFonts w:ascii="微软雅黑" w:eastAsia="微软雅黑" w:hAnsi="微软雅黑"/>
-          <w:b/>
-          <w:color w:val="404040"/>
-          <w:szCs w:val="21"/>
-        </w:rPr>
-        <w:t>产品开发  |</w:t>
-      </w:r>
-      <w:proofErr w:type="gramEnd"/>
-      <w:r>
-        <w:rPr>
-          <w:rFonts w:ascii="微软雅黑" w:eastAsia="微软雅黑" w:hAnsi="微软雅黑"/>
-          <w:b/>
-          <w:color w:val="404040"/>
-          <w:szCs w:val="21"/>
-        </w:rPr>
-        <w:t xml:space="preserve">  2026-04至2027-04</w:t>
+        <w:t>深圳市坤信科技有限公司  |  AI产品开发  |  2026-04至2027-04</w:t>
       </w:r>
     </w:p>
     <w:p>
       <w:pPr>
         <w:keepNext/>
         <w:pBdr>
-          <w:bottom w:val="single" w:sz="8" w:space="3" w:color="1F4E79"/>
+          <w:bottom w:val="single" w:color="1F4E79" w:sz="8" w:space="3"/>
         </w:pBdr>
         <w:spacing w:after="75" w:line="280" w:lineRule="auto"/>
       </w:pPr>
       <w:r>
         <w:rPr>
-          <w:rFonts w:ascii="微软雅黑" w:eastAsia="微软雅黑" w:hAnsi="微软雅黑"/>
+          <w:rFonts w:ascii="微软雅黑" w:hAnsi="微软雅黑" w:eastAsia="微软雅黑"/>
           <w:b/>
           <w:color w:val="1F4E79"/>
           <w:sz w:val="23"/>
@@ -4758,7 +6410,7 @@
       </w:pPr>
       <w:r>
         <w:rPr>
-          <w:rFonts w:ascii="微软雅黑" w:eastAsia="微软雅黑" w:hAnsi="微软雅黑"/>
+          <w:rFonts w:ascii="微软雅黑" w:hAnsi="微软雅黑" w:eastAsia="微软雅黑"/>
           <w:b/>
           <w:color w:val="1F4E79"/>
           <w:sz w:val="20"/>
@@ -4768,7 +6420,7 @@
       </w:r>
       <w:r>
         <w:rPr>
-          <w:rFonts w:ascii="微软雅黑" w:eastAsia="微软雅黑" w:hAnsi="微软雅黑"/>
+          <w:rFonts w:ascii="微软雅黑" w:hAnsi="微软雅黑" w:eastAsia="微软雅黑"/>
           <w:color w:val="404040"/>
           <w:sz w:val="20"/>
           <w:szCs w:val="20"/>
@@ -4782,7 +6434,7 @@
       </w:pPr>
       <w:r>
         <w:rPr>
-          <w:rFonts w:ascii="微软雅黑" w:eastAsia="微软雅黑" w:hAnsi="微软雅黑"/>
+          <w:rFonts w:ascii="微软雅黑" w:hAnsi="微软雅黑" w:eastAsia="微软雅黑"/>
           <w:b/>
           <w:color w:val="1F4E79"/>
           <w:sz w:val="20"/>
@@ -4792,7 +6444,7 @@
       </w:r>
       <w:r>
         <w:rPr>
-          <w:rFonts w:ascii="微软雅黑" w:eastAsia="微软雅黑" w:hAnsi="微软雅黑"/>
+          <w:rFonts w:ascii="微软雅黑" w:hAnsi="微软雅黑" w:eastAsia="微软雅黑"/>
           <w:color w:val="404040"/>
           <w:sz w:val="20"/>
           <w:szCs w:val="20"/>
@@ -4806,7 +6458,7 @@
       </w:pPr>
       <w:r>
         <w:rPr>
-          <w:rFonts w:ascii="微软雅黑" w:eastAsia="微软雅黑" w:hAnsi="微软雅黑"/>
+          <w:rFonts w:ascii="微软雅黑" w:hAnsi="微软雅黑" w:eastAsia="微软雅黑"/>
           <w:b/>
           <w:color w:val="1F4E79"/>
           <w:sz w:val="20"/>
@@ -4816,7 +6468,7 @@
       </w:r>
       <w:r>
         <w:rPr>
-          <w:rFonts w:ascii="微软雅黑" w:eastAsia="微软雅黑" w:hAnsi="微软雅黑"/>
+          <w:rFonts w:ascii="微软雅黑" w:hAnsi="微软雅黑" w:eastAsia="微软雅黑"/>
           <w:color w:val="404040"/>
           <w:sz w:val="20"/>
           <w:szCs w:val="20"/>
@@ -4830,7 +6482,7 @@
       </w:pPr>
       <w:r>
         <w:rPr>
-          <w:rFonts w:ascii="微软雅黑" w:eastAsia="微软雅黑" w:hAnsi="微软雅黑"/>
+          <w:rFonts w:ascii="微软雅黑" w:hAnsi="微软雅黑" w:eastAsia="微软雅黑"/>
           <w:b/>
           <w:color w:val="1F4E79"/>
           <w:sz w:val="20"/>
@@ -4840,7 +6492,7 @@
       </w:r>
       <w:r>
         <w:rPr>
-          <w:rFonts w:ascii="微软雅黑" w:eastAsia="微软雅黑" w:hAnsi="微软雅黑"/>
+          <w:rFonts w:ascii="微软雅黑" w:hAnsi="微软雅黑" w:eastAsia="微软雅黑"/>
           <w:color w:val="404040"/>
           <w:sz w:val="20"/>
           <w:szCs w:val="20"/>
@@ -4852,13 +6504,13 @@
       <w:pPr>
         <w:keepNext/>
         <w:pBdr>
-          <w:bottom w:val="single" w:sz="8" w:space="3" w:color="1F4E79"/>
+          <w:bottom w:val="single" w:color="1F4E79" w:sz="8" w:space="3"/>
         </w:pBdr>
         <w:spacing w:after="75" w:line="280" w:lineRule="auto"/>
       </w:pPr>
       <w:r>
         <w:rPr>
-          <w:rFonts w:ascii="微软雅黑" w:eastAsia="微软雅黑" w:hAnsi="微软雅黑"/>
+          <w:rFonts w:ascii="微软雅黑" w:hAnsi="微软雅黑" w:eastAsia="微软雅黑"/>
           <w:b/>
           <w:color w:val="1F4E79"/>
           <w:sz w:val="23"/>
@@ -4873,7 +6525,7 @@
       </w:pPr>
       <w:r>
         <w:rPr>
-          <w:rFonts w:ascii="微软雅黑" w:eastAsia="微软雅黑" w:hAnsi="微软雅黑"/>
+          <w:rFonts w:ascii="微软雅黑" w:hAnsi="微软雅黑" w:eastAsia="微软雅黑"/>
           <w:b/>
           <w:color w:val="1F4E79"/>
           <w:sz w:val="20"/>
@@ -4883,32 +6535,12 @@
       </w:r>
       <w:r>
         <w:rPr>
-          <w:rFonts w:ascii="微软雅黑" w:eastAsia="微软雅黑" w:hAnsi="微软雅黑"/>
+          <w:rFonts w:ascii="微软雅黑" w:hAnsi="微软雅黑" w:eastAsia="微软雅黑"/>
           <w:color w:val="404040"/>
           <w:sz w:val="20"/>
           <w:szCs w:val="20"/>
         </w:rPr>
-        <w:t>结合</w:t>
-      </w:r>
-      <w:proofErr w:type="spellStart"/>
-      <w:r>
-        <w:rPr>
-          <w:rFonts w:ascii="微软雅黑" w:eastAsia="微软雅黑" w:hAnsi="微软雅黑"/>
-          <w:color w:val="404040"/>
-          <w:sz w:val="20"/>
-          <w:szCs w:val="20"/>
-        </w:rPr>
-        <w:t>LinkFox</w:t>
-      </w:r>
-      <w:proofErr w:type="spellEnd"/>
-      <w:r>
-        <w:rPr>
-          <w:rFonts w:ascii="微软雅黑" w:eastAsia="微软雅黑" w:hAnsi="微软雅黑"/>
-          <w:color w:val="404040"/>
-          <w:sz w:val="20"/>
-          <w:szCs w:val="20"/>
-        </w:rPr>
-        <w:t>等工具研究商品图快速生产方式，拆解素材整理、产品卖点提炼、提示词与画面要求、生成筛选、尺寸检查和交付归档等环节。</w:t>
+        <w:t>结合LinkFox等工具研究商品图快速生产方式，拆解素材整理、产品卖点提炼、提示词与画面要求、生成筛选、尺寸检查和交付归档等环节。</w:t>
       </w:r>
     </w:p>
     <w:p>
@@ -4917,7 +6549,7 @@
       </w:pPr>
       <w:r>
         <w:rPr>
-          <w:rFonts w:ascii="微软雅黑" w:eastAsia="微软雅黑" w:hAnsi="微软雅黑"/>
+          <w:rFonts w:ascii="微软雅黑" w:hAnsi="微软雅黑" w:eastAsia="微软雅黑"/>
           <w:b/>
           <w:color w:val="1F4E79"/>
           <w:sz w:val="20"/>
@@ -4927,7 +6559,7 @@
       </w:r>
       <w:r>
         <w:rPr>
-          <w:rFonts w:ascii="微软雅黑" w:eastAsia="微软雅黑" w:hAnsi="微软雅黑"/>
+          <w:rFonts w:ascii="微软雅黑" w:hAnsi="微软雅黑" w:eastAsia="微软雅黑"/>
           <w:color w:val="404040"/>
           <w:sz w:val="20"/>
           <w:szCs w:val="20"/>
@@ -4941,7 +6573,7 @@
       </w:pPr>
       <w:r>
         <w:rPr>
-          <w:rFonts w:ascii="微软雅黑" w:eastAsia="微软雅黑" w:hAnsi="微软雅黑"/>
+          <w:rFonts w:ascii="微软雅黑" w:hAnsi="微软雅黑" w:eastAsia="微软雅黑"/>
           <w:b/>
           <w:color w:val="1F4E79"/>
           <w:sz w:val="20"/>
@@ -4951,7 +6583,7 @@
       </w:r>
       <w:r>
         <w:rPr>
-          <w:rFonts w:ascii="微软雅黑" w:eastAsia="微软雅黑" w:hAnsi="微软雅黑"/>
+          <w:rFonts w:ascii="微软雅黑" w:hAnsi="微软雅黑" w:eastAsia="微软雅黑"/>
           <w:color w:val="404040"/>
           <w:sz w:val="20"/>
           <w:szCs w:val="20"/>
@@ -4963,13 +6595,13 @@
       <w:pPr>
         <w:keepNext/>
         <w:pBdr>
-          <w:bottom w:val="single" w:sz="8" w:space="3" w:color="1F4E79"/>
+          <w:bottom w:val="single" w:color="1F4E79" w:sz="8" w:space="3"/>
         </w:pBdr>
         <w:spacing w:after="75" w:line="280" w:lineRule="auto"/>
       </w:pPr>
       <w:r>
         <w:rPr>
-          <w:rFonts w:ascii="微软雅黑" w:eastAsia="微软雅黑" w:hAnsi="微软雅黑"/>
+          <w:rFonts w:ascii="微软雅黑" w:hAnsi="微软雅黑" w:eastAsia="微软雅黑"/>
           <w:b/>
           <w:color w:val="1F4E79"/>
           <w:sz w:val="23"/>
@@ -4984,7 +6616,7 @@
       </w:pPr>
       <w:r>
         <w:rPr>
-          <w:rFonts w:ascii="微软雅黑" w:eastAsia="微软雅黑" w:hAnsi="微软雅黑"/>
+          <w:rFonts w:ascii="微软雅黑" w:hAnsi="微软雅黑" w:eastAsia="微软雅黑"/>
           <w:b/>
           <w:color w:val="1F4E79"/>
           <w:sz w:val="20"/>
@@ -4994,7 +6626,7 @@
       </w:r>
       <w:r>
         <w:rPr>
-          <w:rFonts w:ascii="微软雅黑" w:eastAsia="微软雅黑" w:hAnsi="微软雅黑"/>
+          <w:rFonts w:ascii="微软雅黑" w:hAnsi="微软雅黑" w:eastAsia="微软雅黑"/>
           <w:color w:val="404040"/>
           <w:sz w:val="20"/>
           <w:szCs w:val="20"/>
@@ -5008,7 +6640,7 @@
       </w:pPr>
       <w:r>
         <w:rPr>
-          <w:rFonts w:ascii="微软雅黑" w:eastAsia="微软雅黑" w:hAnsi="微软雅黑"/>
+          <w:rFonts w:ascii="微软雅黑" w:hAnsi="微软雅黑" w:eastAsia="微软雅黑"/>
           <w:b/>
           <w:color w:val="1F4E79"/>
           <w:sz w:val="20"/>
@@ -5018,52 +6650,12 @@
       </w:r>
       <w:r>
         <w:rPr>
-          <w:rFonts w:ascii="微软雅黑" w:eastAsia="微软雅黑" w:hAnsi="微软雅黑"/>
+          <w:rFonts w:ascii="微软雅黑" w:hAnsi="微软雅黑" w:eastAsia="微软雅黑"/>
           <w:color w:val="404040"/>
           <w:sz w:val="20"/>
           <w:szCs w:val="20"/>
         </w:rPr>
-        <w:t>熟悉飞书多维表格、</w:t>
-      </w:r>
-      <w:proofErr w:type="spellStart"/>
-      <w:r>
-        <w:rPr>
-          <w:rFonts w:ascii="微软雅黑" w:eastAsia="微软雅黑" w:hAnsi="微软雅黑"/>
-          <w:color w:val="404040"/>
-          <w:sz w:val="20"/>
-          <w:szCs w:val="20"/>
-        </w:rPr>
-        <w:t>SellerSprite</w:t>
-      </w:r>
-      <w:proofErr w:type="spellEnd"/>
-      <w:r>
-        <w:rPr>
-          <w:rFonts w:ascii="微软雅黑" w:eastAsia="微软雅黑" w:hAnsi="微软雅黑"/>
-          <w:color w:val="404040"/>
-          <w:sz w:val="20"/>
-          <w:szCs w:val="20"/>
-        </w:rPr>
-        <w:t>、</w:t>
-      </w:r>
-      <w:proofErr w:type="spellStart"/>
-      <w:r>
-        <w:rPr>
-          <w:rFonts w:ascii="微软雅黑" w:eastAsia="微软雅黑" w:hAnsi="微软雅黑"/>
-          <w:color w:val="404040"/>
-          <w:sz w:val="20"/>
-          <w:szCs w:val="20"/>
-        </w:rPr>
-        <w:t>LinkFox</w:t>
-      </w:r>
-      <w:proofErr w:type="spellEnd"/>
-      <w:r>
-        <w:rPr>
-          <w:rFonts w:ascii="微软雅黑" w:eastAsia="微软雅黑" w:hAnsi="微软雅黑"/>
-          <w:color w:val="404040"/>
-          <w:sz w:val="20"/>
-          <w:szCs w:val="20"/>
-        </w:rPr>
-        <w:t>及AI辅助编程，能够把工具组合成可执行、可复盘的工作方案。</w:t>
+        <w:t>熟悉飞书多维表格、SellerSprite、LinkFox及AI辅助编程，能够把工具组合成可执行、可复盘的工作方案。</w:t>
       </w:r>
     </w:p>
     <w:p>
@@ -5072,7 +6664,7 @@
       </w:pPr>
       <w:r>
         <w:rPr>
-          <w:rFonts w:ascii="微软雅黑" w:eastAsia="微软雅黑" w:hAnsi="微软雅黑"/>
+          <w:rFonts w:ascii="微软雅黑" w:hAnsi="微软雅黑" w:eastAsia="微软雅黑"/>
           <w:b/>
           <w:color w:val="1F4E79"/>
           <w:sz w:val="20"/>
@@ -5082,7 +6674,7 @@
       </w:r>
       <w:r>
         <w:rPr>
-          <w:rFonts w:ascii="微软雅黑" w:eastAsia="微软雅黑" w:hAnsi="微软雅黑"/>
+          <w:rFonts w:ascii="微软雅黑" w:hAnsi="微软雅黑" w:eastAsia="微软雅黑"/>
           <w:color w:val="404040"/>
           <w:sz w:val="20"/>
           <w:szCs w:val="20"/>
@@ -5094,13 +6686,13 @@
       <w:pPr>
         <w:keepNext/>
         <w:pBdr>
-          <w:bottom w:val="single" w:sz="8" w:space="3" w:color="1F4E79"/>
+          <w:bottom w:val="single" w:color="1F4E79" w:sz="8" w:space="3"/>
         </w:pBdr>
         <w:spacing w:after="75" w:line="280" w:lineRule="auto"/>
       </w:pPr>
       <w:r>
         <w:rPr>
-          <w:rFonts w:ascii="微软雅黑" w:eastAsia="微软雅黑" w:hAnsi="微软雅黑"/>
+          <w:rFonts w:ascii="微软雅黑" w:hAnsi="微软雅黑" w:eastAsia="微软雅黑"/>
           <w:b/>
           <w:color w:val="1F4E79"/>
           <w:sz w:val="23"/>
@@ -5115,35 +6707,13 @@
       </w:pPr>
       <w:r>
         <w:rPr>
-          <w:rFonts w:ascii="微软雅黑" w:eastAsia="微软雅黑" w:hAnsi="微软雅黑"/>
+          <w:rFonts w:ascii="微软雅黑" w:hAnsi="微软雅黑" w:eastAsia="微软雅黑"/>
           <w:b/>
           <w:color w:val="404040"/>
           <w:sz w:val="20"/>
           <w:szCs w:val="20"/>
         </w:rPr>
-        <w:t>2023-09至2024-</w:t>
-      </w:r>
-      <w:proofErr w:type="gramStart"/>
-      <w:r>
-        <w:rPr>
-          <w:rFonts w:ascii="微软雅黑" w:eastAsia="微软雅黑" w:hAnsi="微软雅黑"/>
-          <w:b/>
-          <w:color w:val="404040"/>
-          <w:sz w:val="20"/>
-          <w:szCs w:val="20"/>
-        </w:rPr>
-        <w:t>02  |</w:t>
-      </w:r>
-      <w:proofErr w:type="gramEnd"/>
-      <w:r>
-        <w:rPr>
-          <w:rFonts w:ascii="微软雅黑" w:eastAsia="微软雅黑" w:hAnsi="微软雅黑"/>
-          <w:b/>
-          <w:color w:val="404040"/>
-          <w:sz w:val="20"/>
-          <w:szCs w:val="20"/>
-        </w:rPr>
-        <w:t xml:space="preserve">  日本手机退差价项目</w:t>
+        <w:t>2023-09至2024-02  |  日本手机退差价项目</w:t>
       </w:r>
     </w:p>
     <w:p>
@@ -5152,7 +6722,7 @@
       </w:pPr>
       <w:r>
         <w:rPr>
-          <w:rFonts w:ascii="微软雅黑" w:eastAsia="微软雅黑" w:hAnsi="微软雅黑"/>
+          <w:rFonts w:ascii="微软雅黑" w:hAnsi="微软雅黑" w:eastAsia="微软雅黑"/>
           <w:b/>
           <w:color w:val="1F4E79"/>
           <w:sz w:val="20"/>
@@ -5162,7 +6732,7 @@
       </w:r>
       <w:r>
         <w:rPr>
-          <w:rFonts w:ascii="微软雅黑" w:eastAsia="微软雅黑" w:hAnsi="微软雅黑"/>
+          <w:rFonts w:ascii="微软雅黑" w:hAnsi="微软雅黑" w:eastAsia="微软雅黑"/>
           <w:color w:val="404040"/>
           <w:sz w:val="20"/>
           <w:szCs w:val="20"/>
@@ -5176,44 +6746,22 @@
       </w:pPr>
       <w:r>
         <w:rPr>
-          <w:rFonts w:ascii="微软雅黑" w:eastAsia="微软雅黑" w:hAnsi="微软雅黑"/>
+          <w:rFonts w:ascii="微软雅黑" w:hAnsi="微软雅黑" w:eastAsia="微软雅黑"/>
           <w:b/>
           <w:color w:val="404040"/>
           <w:sz w:val="20"/>
           <w:szCs w:val="20"/>
         </w:rPr>
-        <w:t>2025-03至</w:t>
-      </w:r>
-      <w:proofErr w:type="gramStart"/>
-      <w:r>
-        <w:rPr>
-          <w:rFonts w:ascii="微软雅黑" w:eastAsia="微软雅黑" w:hAnsi="微软雅黑"/>
-          <w:b/>
-          <w:color w:val="404040"/>
-          <w:sz w:val="20"/>
-          <w:szCs w:val="20"/>
-        </w:rPr>
-        <w:t>07  |</w:t>
-      </w:r>
-      <w:proofErr w:type="gramEnd"/>
-      <w:r>
-        <w:rPr>
-          <w:rFonts w:ascii="微软雅黑" w:eastAsia="微软雅黑" w:hAnsi="微软雅黑"/>
-          <w:b/>
-          <w:color w:val="404040"/>
-          <w:sz w:val="20"/>
-          <w:szCs w:val="20"/>
-        </w:rPr>
-        <w:t xml:space="preserve">  中日高差价商品转卖与销售</w:t>
+        <w:t>2025-03至07  |  中日高差价商品转卖与销售</w:t>
       </w:r>
     </w:p>
     <w:p>
       <w:pPr>
-        <w:spacing w:line="260" w:lineRule="auto"/>
+        <w:spacing w:after="0" w:line="260" w:lineRule="auto"/>
       </w:pPr>
       <w:r>
         <w:rPr>
-          <w:rFonts w:ascii="微软雅黑" w:eastAsia="微软雅黑" w:hAnsi="微软雅黑"/>
+          <w:rFonts w:ascii="微软雅黑" w:hAnsi="微软雅黑" w:eastAsia="微软雅黑"/>
           <w:b/>
           <w:color w:val="1F4E79"/>
           <w:sz w:val="20"/>
@@ -5223,7 +6771,7 @@
       </w:r>
       <w:r>
         <w:rPr>
-          <w:rFonts w:ascii="微软雅黑" w:eastAsia="微软雅黑" w:hAnsi="微软雅黑"/>
+          <w:rFonts w:ascii="微软雅黑" w:hAnsi="微软雅黑" w:eastAsia="微软雅黑"/>
           <w:color w:val="404040"/>
           <w:sz w:val="20"/>
           <w:szCs w:val="20"/>
@@ -5235,13 +6783,13 @@
       <w:pPr>
         <w:keepNext/>
         <w:pBdr>
-          <w:bottom w:val="single" w:sz="8" w:space="3" w:color="1F4E79"/>
+          <w:bottom w:val="single" w:color="1F4E79" w:sz="8" w:space="3"/>
         </w:pBdr>
         <w:spacing w:after="75" w:line="280" w:lineRule="auto"/>
       </w:pPr>
       <w:r>
         <w:rPr>
-          <w:rFonts w:ascii="微软雅黑" w:eastAsia="微软雅黑" w:hAnsi="微软雅黑"/>
+          <w:rFonts w:ascii="微软雅黑" w:hAnsi="微软雅黑" w:eastAsia="微软雅黑"/>
           <w:b/>
           <w:color w:val="1F4E79"/>
           <w:sz w:val="23"/>
@@ -5256,7 +6804,7 @@
       </w:pPr>
       <w:r>
         <w:rPr>
-          <w:rFonts w:ascii="微软雅黑" w:eastAsia="微软雅黑" w:hAnsi="微软雅黑"/>
+          <w:rFonts w:ascii="微软雅黑" w:hAnsi="微软雅黑" w:eastAsia="微软雅黑"/>
           <w:b/>
           <w:color w:val="1F4E79"/>
           <w:sz w:val="20"/>
@@ -5266,7 +6814,7 @@
       </w:r>
       <w:r>
         <w:rPr>
-          <w:rFonts w:ascii="微软雅黑" w:eastAsia="微软雅黑" w:hAnsi="微软雅黑"/>
+          <w:rFonts w:ascii="微软雅黑" w:hAnsi="微软雅黑" w:eastAsia="微软雅黑"/>
           <w:color w:val="404040"/>
           <w:sz w:val="20"/>
           <w:szCs w:val="20"/>
@@ -5280,7 +6828,7 @@
       </w:pPr>
       <w:r>
         <w:rPr>
-          <w:rFonts w:ascii="微软雅黑" w:eastAsia="微软雅黑" w:hAnsi="微软雅黑"/>
+          <w:rFonts w:ascii="微软雅黑" w:hAnsi="微软雅黑" w:eastAsia="微软雅黑"/>
           <w:b/>
           <w:color w:val="1F4E79"/>
           <w:sz w:val="20"/>
@@ -5290,7 +6838,7 @@
       </w:r>
       <w:r>
         <w:rPr>
-          <w:rFonts w:ascii="微软雅黑" w:eastAsia="微软雅黑" w:hAnsi="微软雅黑"/>
+          <w:rFonts w:ascii="微软雅黑" w:hAnsi="微软雅黑" w:eastAsia="微软雅黑"/>
           <w:color w:val="404040"/>
           <w:sz w:val="20"/>
           <w:szCs w:val="20"/>
@@ -5300,11 +6848,11 @@
     </w:p>
     <w:p>
       <w:pPr>
-        <w:spacing w:line="260" w:lineRule="auto"/>
+        <w:spacing w:after="0" w:line="260" w:lineRule="auto"/>
       </w:pPr>
       <w:r>
         <w:rPr>
-          <w:rFonts w:ascii="微软雅黑" w:eastAsia="微软雅黑" w:hAnsi="微软雅黑"/>
+          <w:rFonts w:ascii="微软雅黑" w:hAnsi="微软雅黑" w:eastAsia="微软雅黑"/>
           <w:b/>
           <w:color w:val="1F4E79"/>
           <w:sz w:val="20"/>
@@ -5314,7 +6862,7 @@
       </w:r>
       <w:r>
         <w:rPr>
-          <w:rFonts w:ascii="微软雅黑" w:eastAsia="微软雅黑" w:hAnsi="微软雅黑"/>
+          <w:rFonts w:ascii="微软雅黑" w:hAnsi="微软雅黑" w:eastAsia="微软雅黑"/>
           <w:color w:val="404040"/>
           <w:sz w:val="20"/>
           <w:szCs w:val="20"/>
@@ -5325,20 +6873,20 @@
     <w:sectPr>
       <w:pgSz w:w="11906" w:h="16838"/>
       <w:pgMar w:top="567" w:right="720" w:bottom="567" w:left="720" w:header="851" w:footer="992" w:gutter="0"/>
-      <w:cols w:space="0"/>
-      <w:docGrid w:linePitch="312"/>
+      <w:cols w:space="0" w:num="1"/>
+      <w:docGrid w:linePitch="312" w:charSpace="0"/>
     </w:sectPr>
   </w:body>
 </w:document>
 </file>
 
 <file path=word/numbering.xml><?xml version="1.0" encoding="utf-8"?>
-<w:numbering xmlns:wpc="http://schemas.microsoft.com/office/word/2010/wordprocessingCanvas" xmlns:cx="http://schemas.microsoft.com/office/drawing/2014/chartex" xmlns:cx1="http://schemas.microsoft.com/office/drawing/2015/9/8/chartex" xmlns:cx2="http://schemas.microsoft.com/office/drawing/2015/10/21/chartex" xmlns:cx3="http://schemas.microsoft.com/office/drawing/2016/5/9/chartex" xmlns:cx4="http://schemas.microsoft.com/office/drawing/2016/5/10/chartex" xmlns:cx5="http://schemas.microsoft.com/office/drawing/2016/5/11/chartex" xmlns:cx6="http://schemas.microsoft.com/office/drawing/2016/5/12/chartex" xmlns:cx7="http://schemas.microsoft.com/office/drawing/2016/5/13/chartex" xmlns:cx8="http://schemas.microsoft.com/office/drawing/2016/5/14/chartex" xmlns:mc="http://schemas.openxmlformats.org/markup-compatibility/2006" xmlns:aink="http://schemas.microsoft.com/office/drawing/2016/ink" xmlns:am3d="http://schemas.microsoft.com/office/drawing/2017/model3d" xmlns:o="urn:schemas-microsoft-com:office:office" xmlns:oel="http://schemas.microsoft.com/office/2019/extlst" xmlns:r="http://schemas.openxmlformats.org/officeDocument/2006/relationships" xmlns:m="http://schemas.openxmlformats.org/officeDocument/2006/math" xmlns:v="urn:schemas-microsoft-com:vml" xmlns:wp14="http://schemas.microsoft.com/office/word/2010/wordprocessingDrawing" xmlns:wp="http://schemas.openxmlformats.org/drawingml/2006/wordprocessingDrawing" xmlns:w10="urn:schemas-microsoft-com:office:word" xmlns:w="http://schemas.openxmlformats.org/wordprocessingml/2006/main" xmlns:w14="http://schemas.microsoft.com/office/word/2010/wordml" xmlns:w15="http://schemas.microsoft.com/office/word/2012/wordml" xmlns:w16cei="http://schemas.microsoft.com/office/word/2026/wordml/cei" xmlns:w16cex="http://schemas.microsoft.com/office/word/2018/wordml/cex" xmlns:w16cid="http://schemas.microsoft.com/office/word/2016/wordml/cid" xmlns:w16="http://schemas.microsoft.com/office/word/2018/wordml" xmlns:w16du="http://schemas.microsoft.com/office/word/2023/wordml/word16du" xmlns:w16sdtdh="http://schemas.microsoft.com/office/word/2020/wordml/sdtdatahash" xmlns:w16sdtfl="http://schemas.microsoft.com/office/word/2024/wordml/sdtformatlock" xmlns:w16se="http://schemas.microsoft.com/office/word/2015/wordml/symex" xmlns:wpg="http://schemas.microsoft.com/office/word/2010/wordprocessingGroup" xmlns:wpi="http://schemas.microsoft.com/office/word/2010/wordprocessingInk" xmlns:wne="http://schemas.microsoft.com/office/word/2006/wordml" xmlns:wps="http://schemas.microsoft.com/office/word/2010/wordprocessingShape" mc:Ignorable="w14 w15 w16se w16cid w16 w16cex w16sdtdh w16sdtfl w16du wp14">
-  <w:abstractNum w:abstractNumId="0" w15:restartNumberingAfterBreak="0">
+<w:numbering xmlns:wpc="http://schemas.microsoft.com/office/word/2010/wordprocessingCanvas" xmlns:mc="http://schemas.openxmlformats.org/markup-compatibility/2006" xmlns:o="urn:schemas-microsoft-com:office:office" xmlns:r="http://schemas.openxmlformats.org/officeDocument/2006/relationships" xmlns:m="http://schemas.openxmlformats.org/officeDocument/2006/math" xmlns:v="urn:schemas-microsoft-com:vml" xmlns:wp14="http://schemas.microsoft.com/office/word/2010/wordprocessingDrawing" xmlns:wp="http://schemas.openxmlformats.org/drawingml/2006/wordprocessingDrawing" xmlns:w10="urn:schemas-microsoft-com:office:word" xmlns:w="http://schemas.openxmlformats.org/wordprocessingml/2006/main" xmlns:w14="http://schemas.microsoft.com/office/word/2010/wordml" xmlns:wpg="http://schemas.microsoft.com/office/word/2010/wordprocessingGroup" xmlns:wpi="http://schemas.microsoft.com/office/word/2010/wordprocessingInk" xmlns:wne="http://schemas.microsoft.com/office/word/2006/wordml" xmlns:wps="http://schemas.microsoft.com/office/word/2010/wordprocessingShape" xmlns:wpsCustomData="http://www.wps.cn/officeDocument/2013/wpsCustomData" mc:Ignorable="w14 wp14">
+  <w:abstractNum w:abstractNumId="0">
     <w:nsid w:val="01E4418A"/>
     <w:multiLevelType w:val="multilevel"/>
     <w:tmpl w:val="01E4418A"/>
-    <w:lvl w:ilvl="0">
+    <w:lvl w:ilvl="0" w:tentative="0">
       <w:start w:val="1"/>
       <w:numFmt w:val="bullet"/>
       <w:lvlText w:val=""/>
@@ -5347,13 +6895,13 @@
         <w:ind w:left="360" w:hanging="360"/>
       </w:pPr>
       <w:rPr>
-        <w:rFonts w:ascii="Wingdings" w:hAnsi="Wingdings" w:hint="default"/>
+        <w:rFonts w:hint="default" w:ascii="Wingdings" w:hAnsi="Wingdings"/>
         <w:b/>
         <w:bCs/>
         <w:color w:val="D9D9D9" w:themeColor="background1" w:themeShade="D9"/>
       </w:rPr>
     </w:lvl>
-    <w:lvl w:ilvl="1">
+    <w:lvl w:ilvl="1" w:tentative="0">
       <w:start w:val="1"/>
       <w:numFmt w:val="lowerLetter"/>
       <w:lvlText w:val="%2)"/>
@@ -5362,7 +6910,7 @@
         <w:ind w:left="840" w:hanging="420"/>
       </w:pPr>
     </w:lvl>
-    <w:lvl w:ilvl="2">
+    <w:lvl w:ilvl="2" w:tentative="0">
       <w:start w:val="1"/>
       <w:numFmt w:val="lowerRoman"/>
       <w:lvlText w:val="%3."/>
@@ -5371,7 +6919,7 @@
         <w:ind w:left="1260" w:hanging="420"/>
       </w:pPr>
     </w:lvl>
-    <w:lvl w:ilvl="3">
+    <w:lvl w:ilvl="3" w:tentative="0">
       <w:start w:val="1"/>
       <w:numFmt w:val="decimal"/>
       <w:lvlText w:val="%4."/>
@@ -5380,7 +6928,7 @@
         <w:ind w:left="1680" w:hanging="420"/>
       </w:pPr>
     </w:lvl>
-    <w:lvl w:ilvl="4">
+    <w:lvl w:ilvl="4" w:tentative="0">
       <w:start w:val="1"/>
       <w:numFmt w:val="lowerLetter"/>
       <w:lvlText w:val="%5)"/>
@@ -5389,7 +6937,7 @@
         <w:ind w:left="2100" w:hanging="420"/>
       </w:pPr>
     </w:lvl>
-    <w:lvl w:ilvl="5">
+    <w:lvl w:ilvl="5" w:tentative="0">
       <w:start w:val="1"/>
       <w:numFmt w:val="lowerRoman"/>
       <w:lvlText w:val="%6."/>
@@ -5398,7 +6946,7 @@
         <w:ind w:left="2520" w:hanging="420"/>
       </w:pPr>
     </w:lvl>
-    <w:lvl w:ilvl="6">
+    <w:lvl w:ilvl="6" w:tentative="0">
       <w:start w:val="1"/>
       <w:numFmt w:val="decimal"/>
       <w:lvlText w:val="%7."/>
@@ -5407,7 +6955,7 @@
         <w:ind w:left="2940" w:hanging="420"/>
       </w:pPr>
     </w:lvl>
-    <w:lvl w:ilvl="7">
+    <w:lvl w:ilvl="7" w:tentative="0">
       <w:start w:val="1"/>
       <w:numFmt w:val="lowerLetter"/>
       <w:lvlText w:val="%8)"/>
@@ -5416,7 +6964,7 @@
         <w:ind w:left="3360" w:hanging="420"/>
       </w:pPr>
     </w:lvl>
-    <w:lvl w:ilvl="8">
+    <w:lvl w:ilvl="8" w:tentative="0">
       <w:start w:val="1"/>
       <w:numFmt w:val="lowerRoman"/>
       <w:lvlText w:val="%9."/>
@@ -5426,11 +6974,11 @@
       </w:pPr>
     </w:lvl>
   </w:abstractNum>
-  <w:abstractNum w:abstractNumId="1" w15:restartNumberingAfterBreak="0">
+  <w:abstractNum w:abstractNumId="1">
     <w:nsid w:val="571B7126"/>
     <w:multiLevelType w:val="multilevel"/>
     <w:tmpl w:val="571B7126"/>
-    <w:lvl w:ilvl="0">
+    <w:lvl w:ilvl="0" w:tentative="0">
       <w:start w:val="1"/>
       <w:numFmt w:val="bullet"/>
       <w:lvlText w:val=""/>
@@ -5439,10 +6987,10 @@
         <w:ind w:left="720" w:hanging="360"/>
       </w:pPr>
       <w:rPr>
-        <w:rFonts w:ascii="Symbol" w:hAnsi="Symbol" w:hint="default"/>
+        <w:rFonts w:hint="default" w:ascii="Symbol" w:hAnsi="Symbol"/>
       </w:rPr>
     </w:lvl>
-    <w:lvl w:ilvl="1">
+    <w:lvl w:ilvl="1" w:tentative="0">
       <w:start w:val="1"/>
       <w:numFmt w:val="bullet"/>
       <w:lvlText w:val="o"/>
@@ -5451,10 +6999,10 @@
         <w:ind w:left="1440" w:hanging="360"/>
       </w:pPr>
       <w:rPr>
-        <w:rFonts w:ascii="Courier New" w:hAnsi="Courier New" w:cs="Courier New" w:hint="default"/>
+        <w:rFonts w:hint="default" w:ascii="Courier New" w:hAnsi="Courier New" w:cs="Courier New"/>
       </w:rPr>
     </w:lvl>
-    <w:lvl w:ilvl="2">
+    <w:lvl w:ilvl="2" w:tentative="0">
       <w:start w:val="1"/>
       <w:numFmt w:val="bullet"/>
       <w:lvlText w:val=""/>
@@ -5463,10 +7011,10 @@
         <w:ind w:left="2160" w:hanging="360"/>
       </w:pPr>
       <w:rPr>
-        <w:rFonts w:ascii="Wingdings" w:hAnsi="Wingdings" w:hint="default"/>
+        <w:rFonts w:hint="default" w:ascii="Wingdings" w:hAnsi="Wingdings"/>
       </w:rPr>
     </w:lvl>
-    <w:lvl w:ilvl="3">
+    <w:lvl w:ilvl="3" w:tentative="0">
       <w:start w:val="1"/>
       <w:numFmt w:val="bullet"/>
       <w:lvlText w:val=""/>
@@ -5475,10 +7023,10 @@
         <w:ind w:left="2880" w:hanging="360"/>
       </w:pPr>
       <w:rPr>
-        <w:rFonts w:ascii="Symbol" w:hAnsi="Symbol" w:hint="default"/>
+        <w:rFonts w:hint="default" w:ascii="Symbol" w:hAnsi="Symbol"/>
       </w:rPr>
     </w:lvl>
-    <w:lvl w:ilvl="4">
+    <w:lvl w:ilvl="4" w:tentative="0">
       <w:start w:val="1"/>
       <w:numFmt w:val="bullet"/>
       <w:lvlText w:val="o"/>
@@ -5487,10 +7035,10 @@
         <w:ind w:left="3600" w:hanging="360"/>
       </w:pPr>
       <w:rPr>
-        <w:rFonts w:ascii="Courier New" w:hAnsi="Courier New" w:cs="Courier New" w:hint="default"/>
+        <w:rFonts w:hint="default" w:ascii="Courier New" w:hAnsi="Courier New" w:cs="Courier New"/>
       </w:rPr>
     </w:lvl>
-    <w:lvl w:ilvl="5">
+    <w:lvl w:ilvl="5" w:tentative="0">
       <w:start w:val="1"/>
       <w:numFmt w:val="bullet"/>
       <w:lvlText w:val=""/>
@@ -5499,10 +7047,10 @@
         <w:ind w:left="4320" w:hanging="360"/>
       </w:pPr>
       <w:rPr>
-        <w:rFonts w:ascii="Wingdings" w:hAnsi="Wingdings" w:hint="default"/>
+        <w:rFonts w:hint="default" w:ascii="Wingdings" w:hAnsi="Wingdings"/>
       </w:rPr>
     </w:lvl>
-    <w:lvl w:ilvl="6">
+    <w:lvl w:ilvl="6" w:tentative="0">
       <w:start w:val="1"/>
       <w:numFmt w:val="bullet"/>
       <w:lvlText w:val=""/>
@@ -5511,10 +7059,10 @@
         <w:ind w:left="5040" w:hanging="360"/>
       </w:pPr>
       <w:rPr>
-        <w:rFonts w:ascii="Symbol" w:hAnsi="Symbol" w:hint="default"/>
+        <w:rFonts w:hint="default" w:ascii="Symbol" w:hAnsi="Symbol"/>
       </w:rPr>
     </w:lvl>
-    <w:lvl w:ilvl="7">
+    <w:lvl w:ilvl="7" w:tentative="0">
       <w:start w:val="1"/>
       <w:numFmt w:val="bullet"/>
       <w:lvlText w:val="o"/>
@@ -5523,10 +7071,10 @@
         <w:ind w:left="5760" w:hanging="360"/>
       </w:pPr>
       <w:rPr>
-        <w:rFonts w:ascii="Courier New" w:hAnsi="Courier New" w:cs="Courier New" w:hint="default"/>
+        <w:rFonts w:hint="default" w:ascii="Courier New" w:hAnsi="Courier New" w:cs="Courier New"/>
       </w:rPr>
     </w:lvl>
-    <w:lvl w:ilvl="8">
+    <w:lvl w:ilvl="8" w:tentative="0">
       <w:start w:val="1"/>
       <w:numFmt w:val="bullet"/>
       <w:lvlText w:val=""/>
@@ -5535,15 +7083,15 @@
         <w:ind w:left="6480" w:hanging="360"/>
       </w:pPr>
       <w:rPr>
-        <w:rFonts w:ascii="Wingdings" w:hAnsi="Wingdings" w:hint="default"/>
+        <w:rFonts w:hint="default" w:ascii="Wingdings" w:hAnsi="Wingdings"/>
       </w:rPr>
     </w:lvl>
   </w:abstractNum>
-  <w:abstractNum w:abstractNumId="2" w15:restartNumberingAfterBreak="0">
+  <w:abstractNum w:abstractNumId="2">
     <w:nsid w:val="632C67C4"/>
     <w:multiLevelType w:val="multilevel"/>
     <w:tmpl w:val="632C67C4"/>
-    <w:lvl w:ilvl="0">
+    <w:lvl w:ilvl="0" w:tentative="0">
       <w:start w:val="1"/>
       <w:numFmt w:val="bullet"/>
       <w:lvlText w:val=""/>
@@ -5552,10 +7100,10 @@
         <w:ind w:left="1220" w:hanging="360"/>
       </w:pPr>
       <w:rPr>
-        <w:rFonts w:ascii="Symbol" w:hAnsi="Symbol" w:hint="default"/>
+        <w:rFonts w:hint="default" w:ascii="Symbol" w:hAnsi="Symbol"/>
       </w:rPr>
     </w:lvl>
-    <w:lvl w:ilvl="1">
+    <w:lvl w:ilvl="1" w:tentative="0">
       <w:start w:val="1"/>
       <w:numFmt w:val="bullet"/>
       <w:lvlText w:val="o"/>
@@ -5564,10 +7112,10 @@
         <w:ind w:left="1940" w:hanging="360"/>
       </w:pPr>
       <w:rPr>
-        <w:rFonts w:ascii="Courier New" w:hAnsi="Courier New" w:cs="Courier New" w:hint="default"/>
+        <w:rFonts w:hint="default" w:ascii="Courier New" w:hAnsi="Courier New" w:cs="Courier New"/>
       </w:rPr>
     </w:lvl>
-    <w:lvl w:ilvl="2">
+    <w:lvl w:ilvl="2" w:tentative="0">
       <w:start w:val="1"/>
       <w:numFmt w:val="bullet"/>
       <w:lvlText w:val=""/>
@@ -5576,10 +7124,10 @@
         <w:ind w:left="2660" w:hanging="360"/>
       </w:pPr>
       <w:rPr>
-        <w:rFonts w:ascii="Wingdings" w:hAnsi="Wingdings" w:hint="default"/>
+        <w:rFonts w:hint="default" w:ascii="Wingdings" w:hAnsi="Wingdings"/>
       </w:rPr>
     </w:lvl>
-    <w:lvl w:ilvl="3">
+    <w:lvl w:ilvl="3" w:tentative="0">
       <w:start w:val="1"/>
       <w:numFmt w:val="bullet"/>
       <w:lvlText w:val=""/>
@@ -5588,10 +7136,10 @@
         <w:ind w:left="3380" w:hanging="360"/>
       </w:pPr>
       <w:rPr>
-        <w:rFonts w:ascii="Symbol" w:hAnsi="Symbol" w:hint="default"/>
+        <w:rFonts w:hint="default" w:ascii="Symbol" w:hAnsi="Symbol"/>
       </w:rPr>
     </w:lvl>
-    <w:lvl w:ilvl="4">
+    <w:lvl w:ilvl="4" w:tentative="0">
       <w:start w:val="1"/>
       <w:numFmt w:val="bullet"/>
       <w:lvlText w:val="o"/>
@@ -5600,10 +7148,10 @@
         <w:ind w:left="4100" w:hanging="360"/>
       </w:pPr>
       <w:rPr>
-        <w:rFonts w:ascii="Courier New" w:hAnsi="Courier New" w:cs="Courier New" w:hint="default"/>
+        <w:rFonts w:hint="default" w:ascii="Courier New" w:hAnsi="Courier New" w:cs="Courier New"/>
       </w:rPr>
     </w:lvl>
-    <w:lvl w:ilvl="5">
+    <w:lvl w:ilvl="5" w:tentative="0">
       <w:start w:val="1"/>
       <w:numFmt w:val="bullet"/>
       <w:lvlText w:val=""/>
@@ -5612,10 +7160,10 @@
         <w:ind w:left="4820" w:hanging="360"/>
       </w:pPr>
       <w:rPr>
-        <w:rFonts w:ascii="Wingdings" w:hAnsi="Wingdings" w:hint="default"/>
+        <w:rFonts w:hint="default" w:ascii="Wingdings" w:hAnsi="Wingdings"/>
       </w:rPr>
     </w:lvl>
-    <w:lvl w:ilvl="6">
+    <w:lvl w:ilvl="6" w:tentative="0">
       <w:start w:val="1"/>
       <w:numFmt w:val="bullet"/>
       <w:lvlText w:val=""/>
@@ -5624,10 +7172,10 @@
         <w:ind w:left="5540" w:hanging="360"/>
       </w:pPr>
       <w:rPr>
-        <w:rFonts w:ascii="Symbol" w:hAnsi="Symbol" w:hint="default"/>
+        <w:rFonts w:hint="default" w:ascii="Symbol" w:hAnsi="Symbol"/>
       </w:rPr>
     </w:lvl>
-    <w:lvl w:ilvl="7">
+    <w:lvl w:ilvl="7" w:tentative="0">
       <w:start w:val="1"/>
       <w:numFmt w:val="bullet"/>
       <w:lvlText w:val="o"/>
@@ -5636,10 +7184,10 @@
         <w:ind w:left="6260" w:hanging="360"/>
       </w:pPr>
       <w:rPr>
-        <w:rFonts w:ascii="Courier New" w:hAnsi="Courier New" w:cs="Courier New" w:hint="default"/>
+        <w:rFonts w:hint="default" w:ascii="Courier New" w:hAnsi="Courier New" w:cs="Courier New"/>
       </w:rPr>
     </w:lvl>
-    <w:lvl w:ilvl="8">
+    <w:lvl w:ilvl="8" w:tentative="0">
       <w:start w:val="1"/>
       <w:numFmt w:val="bullet"/>
       <w:lvlText w:val=""/>
@@ -5648,431 +7196,306 @@
         <w:ind w:left="6980" w:hanging="360"/>
       </w:pPr>
       <w:rPr>
-        <w:rFonts w:ascii="Wingdings" w:hAnsi="Wingdings" w:hint="default"/>
+        <w:rFonts w:hint="default" w:ascii="Wingdings" w:hAnsi="Wingdings"/>
       </w:rPr>
     </w:lvl>
   </w:abstractNum>
-  <w:num w:numId="1" w16cid:durableId="1800537957">
+  <w:num w:numId="1">
     <w:abstractNumId w:val="0"/>
   </w:num>
-  <w:num w:numId="2" w16cid:durableId="1611160550">
+  <w:num w:numId="2">
     <w:abstractNumId w:val="1"/>
   </w:num>
-  <w:num w:numId="3" w16cid:durableId="834732391">
+  <w:num w:numId="3">
     <w:abstractNumId w:val="2"/>
   </w:num>
 </w:numbering>
 </file>
 
 <file path=word/styles.xml><?xml version="1.0" encoding="utf-8"?>
-<w:styles xmlns:mc="http://schemas.openxmlformats.org/markup-compatibility/2006" xmlns:r="http://schemas.openxmlformats.org/officeDocument/2006/relationships" xmlns:w="http://schemas.openxmlformats.org/wordprocessingml/2006/main" xmlns:w14="http://schemas.microsoft.com/office/word/2010/wordml" xmlns:w15="http://schemas.microsoft.com/office/word/2012/wordml" xmlns:w16cex="http://schemas.microsoft.com/office/word/2018/wordml/cex" xmlns:w16cid="http://schemas.microsoft.com/office/word/2016/wordml/cid" xmlns:w16="http://schemas.microsoft.com/office/word/2018/wordml" xmlns:w16du="http://schemas.microsoft.com/office/word/2023/wordml/word16du" xmlns:w16sdtdh="http://schemas.microsoft.com/office/word/2020/wordml/sdtdatahash" xmlns:w16sdtfl="http://schemas.microsoft.com/office/word/2024/wordml/sdtformatlock" xmlns:w16se="http://schemas.microsoft.com/office/word/2015/wordml/symex" mc:Ignorable="w14 w15 w16se w16cid w16 w16cex w16sdtdh w16sdtfl w16du">
+<w:styles xmlns:mc="http://schemas.openxmlformats.org/markup-compatibility/2006" xmlns:o="urn:schemas-microsoft-com:office:office" xmlns:r="http://schemas.openxmlformats.org/officeDocument/2006/relationships" xmlns:m="http://schemas.openxmlformats.org/officeDocument/2006/math" xmlns:v="urn:schemas-microsoft-com:vml" xmlns:w="http://schemas.openxmlformats.org/wordprocessingml/2006/main" xmlns:w14="http://schemas.microsoft.com/office/word/2010/wordml" xmlns:w10="urn:schemas-microsoft-com:office:word" xmlns:sl="http://schemas.openxmlformats.org/schemaLibrary/2006/main" xmlns:wpsCustomData="http://www.wps.cn/officeDocument/2013/wpsCustomData" mc:Ignorable="w14">
   <w:docDefaults>
     <w:rPrDefault>
       <w:rPr>
-        <w:rFonts w:asciiTheme="minorHAnsi" w:eastAsiaTheme="minorEastAsia" w:hAnsiTheme="minorHAnsi" w:cstheme="minorBidi"/>
-        <w:lang w:eastAsia="zh-CN" w:bidi="ar-SA"/>
+        <w:rFonts w:asciiTheme="minorHAnsi" w:hAnsiTheme="minorHAnsi" w:eastAsiaTheme="minorEastAsia" w:cstheme="minorBidi"/>
       </w:rPr>
     </w:rPrDefault>
     <w:pPrDefault/>
   </w:docDefaults>
-  <w:latentStyles w:defLockedState="0" w:defUIPriority="99" w:defSemiHidden="0" w:defUnhideWhenUsed="0" w:defQFormat="0" w:count="376">
-    <w:lsdException w:name="Normal" w:uiPriority="0" w:qFormat="1"/>
-    <w:lsdException w:name="heading 1" w:uiPriority="9" w:qFormat="1"/>
-    <w:lsdException w:name="heading 2" w:uiPriority="9" w:unhideWhenUsed="1" w:qFormat="1"/>
-    <w:lsdException w:name="heading 3" w:semiHidden="1" w:uiPriority="9" w:unhideWhenUsed="1" w:qFormat="1"/>
-    <w:lsdException w:name="heading 4" w:semiHidden="1" w:uiPriority="9" w:unhideWhenUsed="1" w:qFormat="1"/>
-    <w:lsdException w:name="heading 5" w:semiHidden="1" w:uiPriority="9" w:unhideWhenUsed="1" w:qFormat="1"/>
-    <w:lsdException w:name="heading 6" w:semiHidden="1" w:uiPriority="9" w:unhideWhenUsed="1" w:qFormat="1"/>
-    <w:lsdException w:name="heading 7" w:semiHidden="1" w:uiPriority="9" w:unhideWhenUsed="1" w:qFormat="1"/>
-    <w:lsdException w:name="heading 8" w:semiHidden="1" w:uiPriority="9" w:unhideWhenUsed="1" w:qFormat="1"/>
-    <w:lsdException w:name="heading 9" w:semiHidden="1" w:uiPriority="9" w:unhideWhenUsed="1" w:qFormat="1"/>
-    <w:lsdException w:name="index 1" w:semiHidden="1" w:unhideWhenUsed="1"/>
-    <w:lsdException w:name="index 2" w:semiHidden="1" w:unhideWhenUsed="1"/>
-    <w:lsdException w:name="index 3" w:semiHidden="1" w:unhideWhenUsed="1"/>
-    <w:lsdException w:name="index 4" w:semiHidden="1" w:unhideWhenUsed="1"/>
-    <w:lsdException w:name="index 5" w:semiHidden="1" w:unhideWhenUsed="1"/>
-    <w:lsdException w:name="index 6" w:semiHidden="1" w:unhideWhenUsed="1"/>
-    <w:lsdException w:name="index 7" w:semiHidden="1" w:unhideWhenUsed="1"/>
-    <w:lsdException w:name="index 8" w:semiHidden="1" w:unhideWhenUsed="1"/>
-    <w:lsdException w:name="index 9" w:semiHidden="1" w:unhideWhenUsed="1"/>
-    <w:lsdException w:name="toc 1" w:semiHidden="1" w:uiPriority="39" w:unhideWhenUsed="1"/>
-    <w:lsdException w:name="toc 2" w:semiHidden="1" w:uiPriority="39" w:unhideWhenUsed="1"/>
-    <w:lsdException w:name="toc 3" w:semiHidden="1" w:uiPriority="39" w:unhideWhenUsed="1"/>
-    <w:lsdException w:name="toc 4" w:semiHidden="1" w:uiPriority="39" w:unhideWhenUsed="1"/>
-    <w:lsdException w:name="toc 5" w:semiHidden="1" w:uiPriority="39" w:unhideWhenUsed="1"/>
-    <w:lsdException w:name="toc 6" w:semiHidden="1" w:uiPriority="39" w:unhideWhenUsed="1"/>
-    <w:lsdException w:name="toc 7" w:semiHidden="1" w:uiPriority="39" w:unhideWhenUsed="1"/>
-    <w:lsdException w:name="toc 8" w:semiHidden="1" w:uiPriority="39" w:unhideWhenUsed="1"/>
-    <w:lsdException w:name="toc 9" w:semiHidden="1" w:uiPriority="39" w:unhideWhenUsed="1"/>
-    <w:lsdException w:name="Normal Indent" w:semiHidden="1" w:unhideWhenUsed="1"/>
-    <w:lsdException w:name="footnote text" w:semiHidden="1" w:unhideWhenUsed="1"/>
-    <w:lsdException w:name="annotation text" w:semiHidden="1" w:unhideWhenUsed="1"/>
-    <w:lsdException w:name="header" w:unhideWhenUsed="1"/>
-    <w:lsdException w:name="footer" w:unhideWhenUsed="1" w:qFormat="1"/>
-    <w:lsdException w:name="index heading" w:semiHidden="1" w:unhideWhenUsed="1"/>
-    <w:lsdException w:name="caption" w:semiHidden="1" w:uiPriority="35" w:unhideWhenUsed="1" w:qFormat="1"/>
-    <w:lsdException w:name="table of figures" w:semiHidden="1" w:unhideWhenUsed="1"/>
-    <w:lsdException w:name="envelope address" w:semiHidden="1" w:unhideWhenUsed="1"/>
-    <w:lsdException w:name="envelope return" w:semiHidden="1" w:unhideWhenUsed="1"/>
-    <w:lsdException w:name="footnote reference" w:semiHidden="1" w:unhideWhenUsed="1"/>
-    <w:lsdException w:name="annotation reference" w:semiHidden="1" w:unhideWhenUsed="1"/>
-    <w:lsdException w:name="line number" w:semiHidden="1" w:unhideWhenUsed="1"/>
-    <w:lsdException w:name="page number" w:semiHidden="1" w:unhideWhenUsed="1"/>
-    <w:lsdException w:name="endnote reference" w:semiHidden="1" w:unhideWhenUsed="1"/>
-    <w:lsdException w:name="endnote text" w:semiHidden="1" w:unhideWhenUsed="1"/>
-    <w:lsdException w:name="table of authorities" w:semiHidden="1" w:unhideWhenUsed="1"/>
-    <w:lsdException w:name="macro" w:semiHidden="1" w:unhideWhenUsed="1"/>
-    <w:lsdException w:name="toa heading" w:semiHidden="1" w:unhideWhenUsed="1"/>
-    <w:lsdException w:name="List" w:semiHidden="1" w:unhideWhenUsed="1"/>
-    <w:lsdException w:name="List Bullet" w:semiHidden="1" w:unhideWhenUsed="1"/>
-    <w:lsdException w:name="List Number" w:semiHidden="1" w:unhideWhenUsed="1"/>
-    <w:lsdException w:name="List 2" w:semiHidden="1" w:unhideWhenUsed="1"/>
-    <w:lsdException w:name="List 3" w:semiHidden="1" w:unhideWhenUsed="1"/>
-    <w:lsdException w:name="List 4" w:semiHidden="1" w:unhideWhenUsed="1"/>
-    <w:lsdException w:name="List 5" w:semiHidden="1" w:unhideWhenUsed="1"/>
-    <w:lsdException w:name="List Bullet 2" w:semiHidden="1" w:unhideWhenUsed="1"/>
-    <w:lsdException w:name="List Bullet 3" w:semiHidden="1" w:unhideWhenUsed="1"/>
-    <w:lsdException w:name="List Bullet 4" w:semiHidden="1" w:unhideWhenUsed="1"/>
-    <w:lsdException w:name="List Bullet 5" w:semiHidden="1" w:unhideWhenUsed="1"/>
-    <w:lsdException w:name="List Number 2" w:semiHidden="1" w:unhideWhenUsed="1"/>
-    <w:lsdException w:name="List Number 3" w:semiHidden="1" w:unhideWhenUsed="1"/>
-    <w:lsdException w:name="List Number 4" w:semiHidden="1" w:unhideWhenUsed="1"/>
-    <w:lsdException w:name="List Number 5" w:semiHidden="1" w:unhideWhenUsed="1"/>
-    <w:lsdException w:name="Title" w:uiPriority="10" w:qFormat="1"/>
-    <w:lsdException w:name="Closing" w:semiHidden="1" w:unhideWhenUsed="1"/>
-    <w:lsdException w:name="Signature" w:semiHidden="1" w:unhideWhenUsed="1"/>
-    <w:lsdException w:name="Default Paragraph Font" w:semiHidden="1" w:uiPriority="1" w:unhideWhenUsed="1"/>
-    <w:lsdException w:name="Body Text" w:semiHidden="1" w:unhideWhenUsed="1"/>
-    <w:lsdException w:name="Body Text Indent" w:semiHidden="1" w:unhideWhenUsed="1"/>
-    <w:lsdException w:name="List Continue" w:semiHidden="1" w:unhideWhenUsed="1"/>
-    <w:lsdException w:name="List Continue 2" w:semiHidden="1" w:unhideWhenUsed="1"/>
-    <w:lsdException w:name="List Continue 3" w:semiHidden="1" w:unhideWhenUsed="1"/>
-    <w:lsdException w:name="List Continue 4" w:semiHidden="1" w:unhideWhenUsed="1"/>
-    <w:lsdException w:name="List Continue 5" w:semiHidden="1" w:unhideWhenUsed="1"/>
-    <w:lsdException w:name="Message Header" w:semiHidden="1" w:unhideWhenUsed="1"/>
-    <w:lsdException w:name="Subtitle" w:uiPriority="11" w:qFormat="1"/>
-    <w:lsdException w:name="Salutation" w:semiHidden="1" w:unhideWhenUsed="1"/>
-    <w:lsdException w:name="Date" w:semiHidden="1" w:unhideWhenUsed="1"/>
-    <w:lsdException w:name="Body Text First Indent" w:semiHidden="1" w:unhideWhenUsed="1"/>
-    <w:lsdException w:name="Body Text First Indent 2" w:semiHidden="1" w:unhideWhenUsed="1"/>
-    <w:lsdException w:name="Note Heading" w:semiHidden="1" w:unhideWhenUsed="1"/>
-    <w:lsdException w:name="Body Text 2" w:semiHidden="1" w:unhideWhenUsed="1"/>
-    <w:lsdException w:name="Body Text 3" w:semiHidden="1" w:unhideWhenUsed="1"/>
-    <w:lsdException w:name="Body Text Indent 2" w:semiHidden="1" w:unhideWhenUsed="1"/>
-    <w:lsdException w:name="Body Text Indent 3" w:semiHidden="1" w:unhideWhenUsed="1"/>
-    <w:lsdException w:name="Block Text" w:semiHidden="1" w:unhideWhenUsed="1"/>
-    <w:lsdException w:name="Hyperlink" w:semiHidden="1" w:unhideWhenUsed="1"/>
-    <w:lsdException w:name="FollowedHyperlink" w:semiHidden="1" w:unhideWhenUsed="1"/>
-    <w:lsdException w:name="Strong" w:uiPriority="22" w:qFormat="1"/>
-    <w:lsdException w:name="Emphasis" w:uiPriority="20" w:qFormat="1"/>
-    <w:lsdException w:name="Document Map" w:semiHidden="1" w:unhideWhenUsed="1"/>
-    <w:lsdException w:name="Plain Text" w:semiHidden="1" w:unhideWhenUsed="1"/>
-    <w:lsdException w:name="E-mail Signature" w:semiHidden="1" w:unhideWhenUsed="1"/>
-    <w:lsdException w:name="HTML Top of Form" w:semiHidden="1" w:unhideWhenUsed="1"/>
-    <w:lsdException w:name="HTML Bottom of Form" w:semiHidden="1" w:unhideWhenUsed="1"/>
-    <w:lsdException w:name="Normal (Web)" w:semiHidden="1" w:unhideWhenUsed="1"/>
-    <w:lsdException w:name="HTML Acronym" w:semiHidden="1" w:unhideWhenUsed="1"/>
-    <w:lsdException w:name="HTML Address" w:semiHidden="1" w:unhideWhenUsed="1"/>
-    <w:lsdException w:name="HTML Cite" w:semiHidden="1" w:unhideWhenUsed="1"/>
-    <w:lsdException w:name="HTML Code" w:semiHidden="1" w:unhideWhenUsed="1"/>
-    <w:lsdException w:name="HTML Definition" w:semiHidden="1" w:unhideWhenUsed="1"/>
-    <w:lsdException w:name="HTML Keyboard" w:semiHidden="1" w:unhideWhenUsed="1"/>
-    <w:lsdException w:name="HTML Preformatted" w:semiHidden="1" w:unhideWhenUsed="1"/>
-    <w:lsdException w:name="HTML Sample" w:semiHidden="1" w:unhideWhenUsed="1"/>
-    <w:lsdException w:name="HTML Typewriter" w:semiHidden="1" w:unhideWhenUsed="1"/>
-    <w:lsdException w:name="HTML Variable" w:semiHidden="1" w:unhideWhenUsed="1"/>
-    <w:lsdException w:name="Normal Table" w:semiHidden="1" w:unhideWhenUsed="1"/>
-    <w:lsdException w:name="annotation subject" w:semiHidden="1" w:unhideWhenUsed="1"/>
-    <w:lsdException w:name="No List" w:semiHidden="1" w:unhideWhenUsed="1"/>
-    <w:lsdException w:name="Outline List 1" w:semiHidden="1" w:unhideWhenUsed="1"/>
-    <w:lsdException w:name="Outline List 2" w:semiHidden="1" w:unhideWhenUsed="1"/>
-    <w:lsdException w:name="Outline List 3" w:semiHidden="1" w:unhideWhenUsed="1"/>
-    <w:lsdException w:name="Table Simple 1" w:semiHidden="1" w:unhideWhenUsed="1"/>
-    <w:lsdException w:name="Table Simple 2" w:semiHidden="1" w:unhideWhenUsed="1"/>
-    <w:lsdException w:name="Table Simple 3" w:semiHidden="1" w:unhideWhenUsed="1"/>
-    <w:lsdException w:name="Table Classic 1" w:semiHidden="1" w:unhideWhenUsed="1"/>
-    <w:lsdException w:name="Table Classic 2" w:semiHidden="1" w:unhideWhenUsed="1"/>
-    <w:lsdException w:name="Table Classic 3" w:semiHidden="1" w:unhideWhenUsed="1"/>
-    <w:lsdException w:name="Table Classic 4" w:semiHidden="1" w:unhideWhenUsed="1"/>
-    <w:lsdException w:name="Table Colorful 1" w:semiHidden="1" w:unhideWhenUsed="1"/>
-    <w:lsdException w:name="Table Colorful 2" w:semiHidden="1" w:unhideWhenUsed="1"/>
-    <w:lsdException w:name="Table Colorful 3" w:semiHidden="1" w:unhideWhenUsed="1"/>
-    <w:lsdException w:name="Table Columns 1" w:semiHidden="1" w:unhideWhenUsed="1"/>
-    <w:lsdException w:name="Table Columns 2" w:semiHidden="1" w:unhideWhenUsed="1"/>
-    <w:lsdException w:name="Table Columns 3" w:semiHidden="1" w:unhideWhenUsed="1"/>
-    <w:lsdException w:name="Table Columns 4" w:semiHidden="1" w:unhideWhenUsed="1"/>
-    <w:lsdException w:name="Table Columns 5" w:semiHidden="1" w:unhideWhenUsed="1"/>
-    <w:lsdException w:name="Table Grid 1" w:semiHidden="1" w:unhideWhenUsed="1"/>
-    <w:lsdException w:name="Table Grid 2" w:semiHidden="1" w:unhideWhenUsed="1"/>
-    <w:lsdException w:name="Table Grid 3" w:semiHidden="1" w:unhideWhenUsed="1"/>
-    <w:lsdException w:name="Table Grid 4" w:semiHidden="1" w:unhideWhenUsed="1"/>
-    <w:lsdException w:name="Table Grid 5" w:semiHidden="1" w:unhideWhenUsed="1"/>
-    <w:lsdException w:name="Table Grid 6" w:semiHidden="1" w:unhideWhenUsed="1"/>
-    <w:lsdException w:name="Table Grid 7" w:semiHidden="1" w:unhideWhenUsed="1"/>
-    <w:lsdException w:name="Table Grid 8" w:semiHidden="1" w:unhideWhenUsed="1"/>
-    <w:lsdException w:name="Table List 1" w:semiHidden="1" w:unhideWhenUsed="1"/>
-    <w:lsdException w:name="Table List 2" w:semiHidden="1" w:unhideWhenUsed="1"/>
-    <w:lsdException w:name="Table List 3" w:semiHidden="1" w:unhideWhenUsed="1"/>
-    <w:lsdException w:name="Table List 4" w:semiHidden="1" w:unhideWhenUsed="1"/>
-    <w:lsdException w:name="Table List 5" w:semiHidden="1" w:unhideWhenUsed="1"/>
-    <w:lsdException w:name="Table List 6" w:semiHidden="1" w:unhideWhenUsed="1"/>
-    <w:lsdException w:name="Table List 7" w:semiHidden="1" w:unhideWhenUsed="1"/>
-    <w:lsdException w:name="Table List 8" w:semiHidden="1" w:unhideWhenUsed="1"/>
-    <w:lsdException w:name="Table 3D effects 1" w:semiHidden="1" w:unhideWhenUsed="1"/>
-    <w:lsdException w:name="Table 3D effects 2" w:semiHidden="1" w:unhideWhenUsed="1"/>
-    <w:lsdException w:name="Table 3D effects 3" w:semiHidden="1" w:unhideWhenUsed="1"/>
-    <w:lsdException w:name="Table Contemporary" w:semiHidden="1" w:unhideWhenUsed="1"/>
-    <w:lsdException w:name="Table Elegant" w:semiHidden="1" w:unhideWhenUsed="1"/>
-    <w:lsdException w:name="Table Professional" w:semiHidden="1" w:unhideWhenUsed="1"/>
-    <w:lsdException w:name="Table Subtle 1" w:semiHidden="1" w:unhideWhenUsed="1"/>
-    <w:lsdException w:name="Table Subtle 2" w:semiHidden="1" w:unhideWhenUsed="1"/>
-    <w:lsdException w:name="Table Web 1" w:semiHidden="1" w:unhideWhenUsed="1"/>
-    <w:lsdException w:name="Table Web 2" w:semiHidden="1" w:unhideWhenUsed="1"/>
-    <w:lsdException w:name="Table Web 3" w:semiHidden="1" w:unhideWhenUsed="1"/>
-    <w:lsdException w:name="Balloon Text" w:semiHidden="1" w:unhideWhenUsed="1"/>
-    <w:lsdException w:name="Table Grid" w:uiPriority="39" w:qFormat="1"/>
-    <w:lsdException w:name="Table Theme" w:semiHidden="1" w:unhideWhenUsed="1"/>
-    <w:lsdException w:name="Placeholder Text" w:semiHidden="1" w:unhideWhenUsed="1"/>
-    <w:lsdException w:name="No Spacing" w:semiHidden="1" w:unhideWhenUsed="1"/>
-    <w:lsdException w:name="Light Shading" w:uiPriority="60"/>
-    <w:lsdException w:name="Light List" w:uiPriority="61"/>
-    <w:lsdException w:name="Light Grid" w:uiPriority="62"/>
-    <w:lsdException w:name="Medium Shading 1" w:uiPriority="63"/>
-    <w:lsdException w:name="Medium Shading 2" w:uiPriority="64"/>
-    <w:lsdException w:name="Medium List 1" w:uiPriority="65"/>
-    <w:lsdException w:name="Medium List 2" w:uiPriority="66"/>
-    <w:lsdException w:name="Medium Grid 1" w:uiPriority="67"/>
-    <w:lsdException w:name="Medium Grid 2" w:uiPriority="68"/>
-    <w:lsdException w:name="Medium Grid 3" w:uiPriority="69"/>
-    <w:lsdException w:name="Dark List" w:uiPriority="70"/>
-    <w:lsdException w:name="Colorful Shading" w:uiPriority="71"/>
-    <w:lsdException w:name="Colorful List" w:uiPriority="72"/>
-    <w:lsdException w:name="Colorful Grid" w:uiPriority="73"/>
-    <w:lsdException w:name="Light Shading Accent 1" w:uiPriority="60"/>
-    <w:lsdException w:name="Light List Accent 1" w:uiPriority="61"/>
-    <w:lsdException w:name="Light Grid Accent 1" w:uiPriority="62"/>
-    <w:lsdException w:name="Medium Shading 1 Accent 1" w:uiPriority="63"/>
-    <w:lsdException w:name="Medium Shading 2 Accent 1" w:uiPriority="64"/>
-    <w:lsdException w:name="Medium List 1 Accent 1" w:uiPriority="65"/>
-    <w:lsdException w:name="Revision" w:semiHidden="1" w:unhideWhenUsed="1"/>
-    <w:lsdException w:name="Quote" w:semiHidden="1" w:unhideWhenUsed="1"/>
-    <w:lsdException w:name="Intense Quote" w:semiHidden="1" w:unhideWhenUsed="1"/>
-    <w:lsdException w:name="Medium List 2 Accent 1" w:uiPriority="66"/>
-    <w:lsdException w:name="Medium Grid 1 Accent 1" w:uiPriority="67"/>
-    <w:lsdException w:name="Medium Grid 2 Accent 1" w:uiPriority="68"/>
-    <w:lsdException w:name="Medium Grid 3 Accent 1" w:uiPriority="69"/>
-    <w:lsdException w:name="Dark List Accent 1" w:uiPriority="70"/>
-    <w:lsdException w:name="Colorful Shading Accent 1" w:uiPriority="71"/>
-    <w:lsdException w:name="Colorful List Accent 1" w:uiPriority="72"/>
-    <w:lsdException w:name="Colorful Grid Accent 1" w:uiPriority="73"/>
-    <w:lsdException w:name="Light Shading Accent 2" w:uiPriority="60"/>
-    <w:lsdException w:name="Light List Accent 2" w:uiPriority="61"/>
-    <w:lsdException w:name="Light Grid Accent 2" w:uiPriority="62"/>
-    <w:lsdException w:name="Medium Shading 1 Accent 2" w:uiPriority="63"/>
-    <w:lsdException w:name="Medium Shading 2 Accent 2" w:uiPriority="64"/>
-    <w:lsdException w:name="Medium List 1 Accent 2" w:uiPriority="65"/>
-    <w:lsdException w:name="Medium List 2 Accent 2" w:uiPriority="66"/>
-    <w:lsdException w:name="Medium Grid 1 Accent 2" w:uiPriority="67"/>
-    <w:lsdException w:name="Medium Grid 2 Accent 2" w:uiPriority="68"/>
-    <w:lsdException w:name="Medium Grid 3 Accent 2" w:uiPriority="69"/>
-    <w:lsdException w:name="Dark List Accent 2" w:uiPriority="70"/>
-    <w:lsdException w:name="Colorful Shading Accent 2" w:uiPriority="71"/>
-    <w:lsdException w:name="Colorful List Accent 2" w:uiPriority="72"/>
-    <w:lsdException w:name="Colorful Grid Accent 2" w:uiPriority="73"/>
-    <w:lsdException w:name="Light Shading Accent 3" w:uiPriority="60"/>
-    <w:lsdException w:name="Light List Accent 3" w:uiPriority="61"/>
-    <w:lsdException w:name="Light Grid Accent 3" w:uiPriority="62"/>
-    <w:lsdException w:name="Medium Shading 1 Accent 3" w:uiPriority="63"/>
-    <w:lsdException w:name="Medium Shading 2 Accent 3" w:uiPriority="64"/>
-    <w:lsdException w:name="Medium List 1 Accent 3" w:uiPriority="65"/>
-    <w:lsdException w:name="Medium List 2 Accent 3" w:uiPriority="66"/>
-    <w:lsdException w:name="Medium Grid 1 Accent 3" w:uiPriority="67"/>
-    <w:lsdException w:name="Medium Grid 2 Accent 3" w:uiPriority="68"/>
-    <w:lsdException w:name="Medium Grid 3 Accent 3" w:uiPriority="69"/>
-    <w:lsdException w:name="Dark List Accent 3" w:uiPriority="70"/>
-    <w:lsdException w:name="Colorful Shading Accent 3" w:uiPriority="71"/>
-    <w:lsdException w:name="Colorful List Accent 3" w:uiPriority="72"/>
-    <w:lsdException w:name="Colorful Grid Accent 3" w:uiPriority="73"/>
-    <w:lsdException w:name="Light Shading Accent 4" w:uiPriority="60"/>
-    <w:lsdException w:name="Light List Accent 4" w:uiPriority="61"/>
-    <w:lsdException w:name="Light Grid Accent 4" w:uiPriority="62"/>
-    <w:lsdException w:name="Medium Shading 1 Accent 4" w:uiPriority="63"/>
-    <w:lsdException w:name="Medium Shading 2 Accent 4" w:uiPriority="64"/>
-    <w:lsdException w:name="Medium List 1 Accent 4" w:uiPriority="65"/>
-    <w:lsdException w:name="Medium List 2 Accent 4" w:uiPriority="66"/>
-    <w:lsdException w:name="Medium Grid 1 Accent 4" w:uiPriority="67"/>
-    <w:lsdException w:name="Medium Grid 2 Accent 4" w:uiPriority="68"/>
-    <w:lsdException w:name="Medium Grid 3 Accent 4" w:uiPriority="69"/>
-    <w:lsdException w:name="Dark List Accent 4" w:uiPriority="70"/>
-    <w:lsdException w:name="Colorful Shading Accent 4" w:uiPriority="71"/>
-    <w:lsdException w:name="Colorful List Accent 4" w:uiPriority="72"/>
-    <w:lsdException w:name="Colorful Grid Accent 4" w:uiPriority="73"/>
-    <w:lsdException w:name="Light Shading Accent 5" w:uiPriority="60"/>
-    <w:lsdException w:name="Light List Accent 5" w:uiPriority="61"/>
-    <w:lsdException w:name="Light Grid Accent 5" w:uiPriority="62"/>
-    <w:lsdException w:name="Medium Shading 1 Accent 5" w:uiPriority="63"/>
-    <w:lsdException w:name="Medium Shading 2 Accent 5" w:uiPriority="64"/>
-    <w:lsdException w:name="Medium List 1 Accent 5" w:uiPriority="65"/>
-    <w:lsdException w:name="Medium List 2 Accent 5" w:uiPriority="66"/>
-    <w:lsdException w:name="Medium Grid 1 Accent 5" w:uiPriority="67"/>
-    <w:lsdException w:name="Medium Grid 2 Accent 5" w:uiPriority="68"/>
-    <w:lsdException w:name="Medium Grid 3 Accent 5" w:uiPriority="69"/>
-    <w:lsdException w:name="Dark List Accent 5" w:uiPriority="70"/>
-    <w:lsdException w:name="Colorful Shading Accent 5" w:uiPriority="71"/>
-    <w:lsdException w:name="Colorful List Accent 5" w:uiPriority="72"/>
-    <w:lsdException w:name="Colorful Grid Accent 5" w:uiPriority="73"/>
-    <w:lsdException w:name="Light Shading Accent 6" w:uiPriority="60"/>
-    <w:lsdException w:name="Light List Accent 6" w:uiPriority="61"/>
-    <w:lsdException w:name="Light Grid Accent 6" w:uiPriority="62"/>
-    <w:lsdException w:name="Medium Shading 1 Accent 6" w:uiPriority="63"/>
-    <w:lsdException w:name="Medium Shading 2 Accent 6" w:uiPriority="64"/>
-    <w:lsdException w:name="Medium List 1 Accent 6" w:uiPriority="65"/>
-    <w:lsdException w:name="Medium List 2 Accent 6" w:uiPriority="66"/>
-    <w:lsdException w:name="Medium Grid 1 Accent 6" w:uiPriority="67"/>
-    <w:lsdException w:name="Medium Grid 2 Accent 6" w:uiPriority="68"/>
-    <w:lsdException w:name="Medium Grid 3 Accent 6" w:uiPriority="69"/>
-    <w:lsdException w:name="Dark List Accent 6" w:uiPriority="70"/>
-    <w:lsdException w:name="Colorful Shading Accent 6" w:uiPriority="71"/>
-    <w:lsdException w:name="Colorful List Accent 6" w:uiPriority="72"/>
-    <w:lsdException w:name="Colorful Grid Accent 6" w:uiPriority="73"/>
-    <w:lsdException w:name="Subtle Emphasis" w:uiPriority="19" w:qFormat="1"/>
-    <w:lsdException w:name="Intense Emphasis" w:uiPriority="21" w:qFormat="1"/>
-    <w:lsdException w:name="Subtle Reference" w:uiPriority="31" w:qFormat="1"/>
-    <w:lsdException w:name="Intense Reference" w:uiPriority="32" w:qFormat="1"/>
-    <w:lsdException w:name="Book Title" w:uiPriority="33" w:qFormat="1"/>
-    <w:lsdException w:name="Bibliography" w:semiHidden="1" w:uiPriority="37" w:unhideWhenUsed="1"/>
-    <w:lsdException w:name="TOC Heading" w:semiHidden="1" w:uiPriority="39" w:unhideWhenUsed="1" w:qFormat="1"/>
-    <w:lsdException w:name="Plain Table 1" w:uiPriority="41"/>
-    <w:lsdException w:name="Plain Table 2" w:uiPriority="42"/>
-    <w:lsdException w:name="Plain Table 3" w:uiPriority="43"/>
-    <w:lsdException w:name="Plain Table 4" w:uiPriority="44"/>
-    <w:lsdException w:name="Plain Table 5" w:uiPriority="45"/>
-    <w:lsdException w:name="Grid Table Light" w:uiPriority="40"/>
-    <w:lsdException w:name="Grid Table 1 Light" w:uiPriority="46"/>
-    <w:lsdException w:name="Grid Table 2" w:uiPriority="47"/>
-    <w:lsdException w:name="Grid Table 3" w:uiPriority="48"/>
-    <w:lsdException w:name="Grid Table 4" w:uiPriority="49"/>
-    <w:lsdException w:name="Grid Table 5 Dark" w:uiPriority="50"/>
-    <w:lsdException w:name="Grid Table 6 Colorful" w:uiPriority="51"/>
-    <w:lsdException w:name="Grid Table 7 Colorful" w:uiPriority="52"/>
-    <w:lsdException w:name="Grid Table 1 Light Accent 1" w:uiPriority="46"/>
-    <w:lsdException w:name="Grid Table 2 Accent 1" w:uiPriority="47"/>
-    <w:lsdException w:name="Grid Table 3 Accent 1" w:uiPriority="48"/>
-    <w:lsdException w:name="Grid Table 4 Accent 1" w:uiPriority="49"/>
-    <w:lsdException w:name="Grid Table 5 Dark Accent 1" w:uiPriority="50"/>
-    <w:lsdException w:name="Grid Table 6 Colorful Accent 1" w:uiPriority="51"/>
-    <w:lsdException w:name="Grid Table 7 Colorful Accent 1" w:uiPriority="52"/>
-    <w:lsdException w:name="Grid Table 1 Light Accent 2" w:uiPriority="46"/>
-    <w:lsdException w:name="Grid Table 2 Accent 2" w:uiPriority="47"/>
-    <w:lsdException w:name="Grid Table 3 Accent 2" w:uiPriority="48"/>
-    <w:lsdException w:name="Grid Table 4 Accent 2" w:uiPriority="49"/>
-    <w:lsdException w:name="Grid Table 5 Dark Accent 2" w:uiPriority="50"/>
-    <w:lsdException w:name="Grid Table 6 Colorful Accent 2" w:uiPriority="51"/>
-    <w:lsdException w:name="Grid Table 7 Colorful Accent 2" w:uiPriority="52"/>
-    <w:lsdException w:name="Grid Table 1 Light Accent 3" w:uiPriority="46"/>
-    <w:lsdException w:name="Grid Table 2 Accent 3" w:uiPriority="47"/>
-    <w:lsdException w:name="Grid Table 3 Accent 3" w:uiPriority="48"/>
-    <w:lsdException w:name="Grid Table 4 Accent 3" w:uiPriority="49"/>
-    <w:lsdException w:name="Grid Table 5 Dark Accent 3" w:uiPriority="50"/>
-    <w:lsdException w:name="Grid Table 6 Colorful Accent 3" w:uiPriority="51"/>
-    <w:lsdException w:name="Grid Table 7 Colorful Accent 3" w:uiPriority="52"/>
-    <w:lsdException w:name="Grid Table 1 Light Accent 4" w:uiPriority="46"/>
-    <w:lsdException w:name="Grid Table 2 Accent 4" w:uiPriority="47"/>
-    <w:lsdException w:name="Grid Table 3 Accent 4" w:uiPriority="48"/>
-    <w:lsdException w:name="Grid Table 4 Accent 4" w:uiPriority="49"/>
-    <w:lsdException w:name="Grid Table 5 Dark Accent 4" w:uiPriority="50"/>
-    <w:lsdException w:name="Grid Table 6 Colorful Accent 4" w:uiPriority="51"/>
-    <w:lsdException w:name="Grid Table 7 Colorful Accent 4" w:uiPriority="52"/>
-    <w:lsdException w:name="Grid Table 1 Light Accent 5" w:uiPriority="46"/>
-    <w:lsdException w:name="Grid Table 2 Accent 5" w:uiPriority="47"/>
-    <w:lsdException w:name="Grid Table 3 Accent 5" w:uiPriority="48"/>
-    <w:lsdException w:name="Grid Table 4 Accent 5" w:uiPriority="49"/>
-    <w:lsdException w:name="Grid Table 5 Dark Accent 5" w:uiPriority="50"/>
-    <w:lsdException w:name="Grid Table 6 Colorful Accent 5" w:uiPriority="51"/>
-    <w:lsdException w:name="Grid Table 7 Colorful Accent 5" w:uiPriority="52"/>
-    <w:lsdException w:name="Grid Table 1 Light Accent 6" w:uiPriority="46"/>
-    <w:lsdException w:name="Grid Table 2 Accent 6" w:uiPriority="47"/>
-    <w:lsdException w:name="Grid Table 3 Accent 6" w:uiPriority="48"/>
-    <w:lsdException w:name="Grid Table 4 Accent 6" w:uiPriority="49"/>
-    <w:lsdException w:name="Grid Table 5 Dark Accent 6" w:uiPriority="50"/>
-    <w:lsdException w:name="Grid Table 6 Colorful Accent 6" w:uiPriority="51"/>
-    <w:lsdException w:name="Grid Table 7 Colorful Accent 6" w:uiPriority="52"/>
-    <w:lsdException w:name="List Table 1 Light" w:uiPriority="46"/>
-    <w:lsdException w:name="List Table 2" w:uiPriority="47"/>
-    <w:lsdException w:name="List Table 3" w:uiPriority="48"/>
-    <w:lsdException w:name="List Table 4" w:uiPriority="49"/>
-    <w:lsdException w:name="List Table 5 Dark" w:uiPriority="50"/>
-    <w:lsdException w:name="List Table 6 Colorful" w:uiPriority="51"/>
-    <w:lsdException w:name="List Table 7 Colorful" w:uiPriority="52"/>
-    <w:lsdException w:name="List Table 1 Light Accent 1" w:uiPriority="46"/>
-    <w:lsdException w:name="List Table 2 Accent 1" w:uiPriority="47"/>
-    <w:lsdException w:name="List Table 3 Accent 1" w:uiPriority="48"/>
-    <w:lsdException w:name="List Table 4 Accent 1" w:uiPriority="49"/>
-    <w:lsdException w:name="List Table 5 Dark Accent 1" w:uiPriority="50"/>
-    <w:lsdException w:name="List Table 6 Colorful Accent 1" w:uiPriority="51"/>
-    <w:lsdException w:name="List Table 7 Colorful Accent 1" w:uiPriority="52"/>
-    <w:lsdException w:name="List Table 1 Light Accent 2" w:uiPriority="46"/>
-    <w:lsdException w:name="List Table 2 Accent 2" w:uiPriority="47"/>
-    <w:lsdException w:name="List Table 3 Accent 2" w:uiPriority="48"/>
-    <w:lsdException w:name="List Table 4 Accent 2" w:uiPriority="49"/>
-    <w:lsdException w:name="List Table 5 Dark Accent 2" w:uiPriority="50"/>
-    <w:lsdException w:name="List Table 6 Colorful Accent 2" w:uiPriority="51"/>
-    <w:lsdException w:name="List Table 7 Colorful Accent 2" w:uiPriority="52"/>
-    <w:lsdException w:name="List Table 1 Light Accent 3" w:uiPriority="46"/>
-    <w:lsdException w:name="List Table 2 Accent 3" w:uiPriority="47"/>
-    <w:lsdException w:name="List Table 3 Accent 3" w:uiPriority="48"/>
-    <w:lsdException w:name="List Table 4 Accent 3" w:uiPriority="49"/>
-    <w:lsdException w:name="List Table 5 Dark Accent 3" w:uiPriority="50"/>
-    <w:lsdException w:name="List Table 6 Colorful Accent 3" w:uiPriority="51"/>
-    <w:lsdException w:name="List Table 7 Colorful Accent 3" w:uiPriority="52"/>
-    <w:lsdException w:name="List Table 1 Light Accent 4" w:uiPriority="46"/>
-    <w:lsdException w:name="List Table 2 Accent 4" w:uiPriority="47"/>
-    <w:lsdException w:name="List Table 3 Accent 4" w:uiPriority="48"/>
-    <w:lsdException w:name="List Table 4 Accent 4" w:uiPriority="49"/>
-    <w:lsdException w:name="List Table 5 Dark Accent 4" w:uiPriority="50"/>
-    <w:lsdException w:name="List Table 6 Colorful Accent 4" w:uiPriority="51"/>
-    <w:lsdException w:name="List Table 7 Colorful Accent 4" w:uiPriority="52"/>
-    <w:lsdException w:name="List Table 1 Light Accent 5" w:uiPriority="46"/>
-    <w:lsdException w:name="List Table 2 Accent 5" w:uiPriority="47"/>
-    <w:lsdException w:name="List Table 3 Accent 5" w:uiPriority="48"/>
-    <w:lsdException w:name="List Table 4 Accent 5" w:uiPriority="49"/>
-    <w:lsdException w:name="List Table 5 Dark Accent 5" w:uiPriority="50"/>
-    <w:lsdException w:name="List Table 6 Colorful Accent 5" w:uiPriority="51"/>
-    <w:lsdException w:name="List Table 7 Colorful Accent 5" w:uiPriority="52"/>
-    <w:lsdException w:name="List Table 1 Light Accent 6" w:uiPriority="46"/>
-    <w:lsdException w:name="List Table 2 Accent 6" w:uiPriority="47"/>
-    <w:lsdException w:name="List Table 3 Accent 6" w:uiPriority="48"/>
-    <w:lsdException w:name="List Table 4 Accent 6" w:uiPriority="49"/>
-    <w:lsdException w:name="List Table 5 Dark Accent 6" w:uiPriority="50"/>
-    <w:lsdException w:name="List Table 6 Colorful Accent 6" w:uiPriority="51"/>
-    <w:lsdException w:name="List Table 7 Colorful Accent 6" w:uiPriority="52"/>
-    <w:lsdException w:name="Mention" w:semiHidden="1" w:unhideWhenUsed="1"/>
-    <w:lsdException w:name="Smart Hyperlink" w:semiHidden="1" w:unhideWhenUsed="1"/>
-    <w:lsdException w:name="Hashtag" w:semiHidden="1" w:unhideWhenUsed="1"/>
-    <w:lsdException w:name="Unresolved Mention" w:semiHidden="1" w:unhideWhenUsed="1"/>
-    <w:lsdException w:name="Smart Link" w:semiHidden="1" w:unhideWhenUsed="1"/>
+  <w:latentStyles w:count="260" w:defQFormat="0" w:defUnhideWhenUsed="1" w:defSemiHidden="1" w:defUIPriority="99" w:defLockedState="0">
+    <w:lsdException w:qFormat="1" w:unhideWhenUsed="0" w:uiPriority="0" w:semiHidden="0" w:name="Normal"/>
+    <w:lsdException w:qFormat="1" w:unhideWhenUsed="0" w:uiPriority="9" w:semiHidden="0" w:name="heading 1"/>
+    <w:lsdException w:qFormat="1" w:uiPriority="9" w:semiHidden="0" w:name="heading 2"/>
+    <w:lsdException w:qFormat="1" w:uiPriority="9" w:name="heading 3"/>
+    <w:lsdException w:qFormat="1" w:uiPriority="9" w:name="heading 4"/>
+    <w:lsdException w:qFormat="1" w:uiPriority="9" w:name="heading 5"/>
+    <w:lsdException w:qFormat="1" w:uiPriority="9" w:name="heading 6"/>
+    <w:lsdException w:qFormat="1" w:uiPriority="9" w:name="heading 7"/>
+    <w:lsdException w:qFormat="1" w:uiPriority="9" w:name="heading 8"/>
+    <w:lsdException w:qFormat="1" w:uiPriority="9" w:name="heading 9"/>
+    <w:lsdException w:uiPriority="99" w:name="index 1"/>
+    <w:lsdException w:uiPriority="99" w:name="index 2"/>
+    <w:lsdException w:uiPriority="99" w:name="index 3"/>
+    <w:lsdException w:uiPriority="99" w:name="index 4"/>
+    <w:lsdException w:uiPriority="99" w:name="index 5"/>
+    <w:lsdException w:uiPriority="99" w:name="index 6"/>
+    <w:lsdException w:uiPriority="99" w:name="index 7"/>
+    <w:lsdException w:uiPriority="99" w:name="index 8"/>
+    <w:lsdException w:uiPriority="99" w:name="index 9"/>
+    <w:lsdException w:uiPriority="39" w:name="toc 1"/>
+    <w:lsdException w:uiPriority="39" w:name="toc 2"/>
+    <w:lsdException w:uiPriority="39" w:name="toc 3"/>
+    <w:lsdException w:uiPriority="39" w:name="toc 4"/>
+    <w:lsdException w:uiPriority="39" w:name="toc 5"/>
+    <w:lsdException w:uiPriority="39" w:name="toc 6"/>
+    <w:lsdException w:uiPriority="39" w:name="toc 7"/>
+    <w:lsdException w:uiPriority="39" w:name="toc 8"/>
+    <w:lsdException w:uiPriority="39" w:name="toc 9"/>
+    <w:lsdException w:uiPriority="99" w:name="Normal Indent"/>
+    <w:lsdException w:uiPriority="99" w:name="footnote text"/>
+    <w:lsdException w:uiPriority="99" w:name="annotation text"/>
+    <w:lsdException w:uiPriority="99" w:semiHidden="0" w:name="header"/>
+    <w:lsdException w:qFormat="1" w:uiPriority="99" w:semiHidden="0" w:name="footer"/>
+    <w:lsdException w:uiPriority="99" w:name="index heading"/>
+    <w:lsdException w:qFormat="1" w:uiPriority="35" w:name="caption"/>
+    <w:lsdException w:uiPriority="99" w:name="table of figures"/>
+    <w:lsdException w:uiPriority="99" w:name="envelope address"/>
+    <w:lsdException w:uiPriority="99" w:name="envelope return"/>
+    <w:lsdException w:uiPriority="99" w:name="footnote reference"/>
+    <w:lsdException w:uiPriority="99" w:name="annotation reference"/>
+    <w:lsdException w:uiPriority="99" w:name="line number"/>
+    <w:lsdException w:uiPriority="99" w:name="page number"/>
+    <w:lsdException w:uiPriority="99" w:name="endnote reference"/>
+    <w:lsdException w:uiPriority="99" w:name="endnote text"/>
+    <w:lsdException w:uiPriority="99" w:name="table of authorities"/>
+    <w:lsdException w:uiPriority="99" w:name="macro"/>
+    <w:lsdException w:uiPriority="99" w:name="toa heading"/>
+    <w:lsdException w:uiPriority="99" w:name="List"/>
+    <w:lsdException w:uiPriority="99" w:name="List Bullet"/>
+    <w:lsdException w:uiPriority="99" w:name="List Number"/>
+    <w:lsdException w:uiPriority="99" w:name="List 2"/>
+    <w:lsdException w:uiPriority="99" w:name="List 3"/>
+    <w:lsdException w:uiPriority="99" w:name="List 4"/>
+    <w:lsdException w:uiPriority="99" w:name="List 5"/>
+    <w:lsdException w:uiPriority="99" w:name="List Bullet 2"/>
+    <w:lsdException w:uiPriority="99" w:name="List Bullet 3"/>
+    <w:lsdException w:uiPriority="99" w:name="List Bullet 4"/>
+    <w:lsdException w:uiPriority="99" w:name="List Bullet 5"/>
+    <w:lsdException w:uiPriority="99" w:name="List Number 2"/>
+    <w:lsdException w:uiPriority="99" w:name="List Number 3"/>
+    <w:lsdException w:uiPriority="99" w:name="List Number 4"/>
+    <w:lsdException w:uiPriority="99" w:name="List Number 5"/>
+    <w:lsdException w:qFormat="1" w:unhideWhenUsed="0" w:uiPriority="10" w:semiHidden="0" w:name="Title"/>
+    <w:lsdException w:uiPriority="99" w:name="Closing"/>
+    <w:lsdException w:uiPriority="99" w:name="Signature"/>
+    <w:lsdException w:uiPriority="1" w:name="Default Paragraph Font"/>
+    <w:lsdException w:uiPriority="99" w:name="Body Text"/>
+    <w:lsdException w:uiPriority="99" w:name="Body Text Indent"/>
+    <w:lsdException w:uiPriority="99" w:name="List Continue"/>
+    <w:lsdException w:uiPriority="99" w:name="List Continue 2"/>
+    <w:lsdException w:uiPriority="99" w:name="List Continue 3"/>
+    <w:lsdException w:uiPriority="99" w:name="List Continue 4"/>
+    <w:lsdException w:uiPriority="99" w:name="List Continue 5"/>
+    <w:lsdException w:uiPriority="99" w:name="Message Header"/>
+    <w:lsdException w:qFormat="1" w:unhideWhenUsed="0" w:uiPriority="11" w:semiHidden="0" w:name="Subtitle"/>
+    <w:lsdException w:uiPriority="99" w:name="Salutation"/>
+    <w:lsdException w:uiPriority="99" w:name="Date"/>
+    <w:lsdException w:uiPriority="99" w:name="Body Text First Indent"/>
+    <w:lsdException w:uiPriority="99" w:name="Body Text First Indent 2"/>
+    <w:lsdException w:uiPriority="99" w:name="Note Heading"/>
+    <w:lsdException w:uiPriority="99" w:name="Body Text 2"/>
+    <w:lsdException w:uiPriority="99" w:name="Body Text 3"/>
+    <w:lsdException w:uiPriority="99" w:name="Body Text Indent 2"/>
+    <w:lsdException w:uiPriority="99" w:name="Body Text Indent 3"/>
+    <w:lsdException w:uiPriority="99" w:name="Block Text"/>
+    <w:lsdException w:uiPriority="99" w:name="Hyperlink"/>
+    <w:lsdException w:uiPriority="99" w:name="FollowedHyperlink"/>
+    <w:lsdException w:qFormat="1" w:unhideWhenUsed="0" w:uiPriority="22" w:semiHidden="0" w:name="Strong"/>
+    <w:lsdException w:qFormat="1" w:unhideWhenUsed="0" w:uiPriority="20" w:semiHidden="0" w:name="Emphasis"/>
+    <w:lsdException w:uiPriority="99" w:name="Document Map"/>
+    <w:lsdException w:uiPriority="99" w:name="Plain Text"/>
+    <w:lsdException w:uiPriority="99" w:name="E-mail Signature"/>
+    <w:lsdException w:uiPriority="99" w:name="Normal (Web)"/>
+    <w:lsdException w:uiPriority="99" w:name="HTML Acronym"/>
+    <w:lsdException w:uiPriority="99" w:name="HTML Address"/>
+    <w:lsdException w:uiPriority="99" w:name="HTML Cite"/>
+    <w:lsdException w:uiPriority="99" w:name="HTML Code"/>
+    <w:lsdException w:uiPriority="99" w:name="HTML Definition"/>
+    <w:lsdException w:uiPriority="99" w:name="HTML Keyboard"/>
+    <w:lsdException w:uiPriority="99" w:name="HTML Preformatted"/>
+    <w:lsdException w:uiPriority="99" w:name="HTML Sample"/>
+    <w:lsdException w:uiPriority="99" w:name="HTML Typewriter"/>
+    <w:lsdException w:uiPriority="99" w:name="HTML Variable"/>
+    <w:lsdException w:uiPriority="99" w:name="Normal Table"/>
+    <w:lsdException w:uiPriority="99" w:name="annotation subject"/>
+    <w:lsdException w:uiPriority="99" w:name="Table Simple 1"/>
+    <w:lsdException w:uiPriority="99" w:name="Table Simple 2"/>
+    <w:lsdException w:uiPriority="99" w:name="Table Simple 3"/>
+    <w:lsdException w:uiPriority="99" w:name="Table Classic 1"/>
+    <w:lsdException w:uiPriority="99" w:name="Table Classic 2"/>
+    <w:lsdException w:uiPriority="99" w:name="Table Classic 3"/>
+    <w:lsdException w:uiPriority="99" w:name="Table Classic 4"/>
+    <w:lsdException w:uiPriority="99" w:name="Table Colorful 1"/>
+    <w:lsdException w:uiPriority="99" w:name="Table Colorful 2"/>
+    <w:lsdException w:uiPriority="99" w:name="Table Colorful 3"/>
+    <w:lsdException w:uiPriority="99" w:name="Table Columns 1"/>
+    <w:lsdException w:uiPriority="99" w:name="Table Columns 2"/>
+    <w:lsdException w:uiPriority="99" w:name="Table Columns 3"/>
+    <w:lsdException w:uiPriority="99" w:name="Table Columns 4"/>
+    <w:lsdException w:uiPriority="99" w:name="Table Columns 5"/>
+    <w:lsdException w:uiPriority="99" w:name="Table Grid 1"/>
+    <w:lsdException w:uiPriority="99" w:name="Table Grid 2"/>
+    <w:lsdException w:uiPriority="99" w:name="Table Grid 3"/>
+    <w:lsdException w:uiPriority="99" w:name="Table Grid 4"/>
+    <w:lsdException w:uiPriority="99" w:name="Table Grid 5"/>
+    <w:lsdException w:uiPriority="99" w:name="Table Grid 6"/>
+    <w:lsdException w:uiPriority="99" w:name="Table Grid 7"/>
+    <w:lsdException w:uiPriority="99" w:name="Table Grid 8"/>
+    <w:lsdException w:uiPriority="99" w:name="Table List 1"/>
+    <w:lsdException w:uiPriority="99" w:name="Table List 2"/>
+    <w:lsdException w:uiPriority="99" w:name="Table List 3"/>
+    <w:lsdException w:uiPriority="99" w:name="Table List 4"/>
+    <w:lsdException w:uiPriority="99" w:name="Table List 5"/>
+    <w:lsdException w:uiPriority="99" w:name="Table List 6"/>
+    <w:lsdException w:uiPriority="99" w:name="Table List 7"/>
+    <w:lsdException w:uiPriority="99" w:name="Table List 8"/>
+    <w:lsdException w:uiPriority="99" w:name="Table 3D effects 1"/>
+    <w:lsdException w:uiPriority="99" w:name="Table 3D effects 2"/>
+    <w:lsdException w:uiPriority="99" w:name="Table 3D effects 3"/>
+    <w:lsdException w:uiPriority="99" w:name="Table Contemporary"/>
+    <w:lsdException w:uiPriority="99" w:name="Table Elegant"/>
+    <w:lsdException w:uiPriority="99" w:name="Table Professional"/>
+    <w:lsdException w:uiPriority="99" w:name="Table Subtle 1"/>
+    <w:lsdException w:uiPriority="99" w:name="Table Subtle 2"/>
+    <w:lsdException w:uiPriority="99" w:name="Table Web 1"/>
+    <w:lsdException w:uiPriority="99" w:name="Table Web 2"/>
+    <w:lsdException w:uiPriority="99" w:name="Table Web 3"/>
+    <w:lsdException w:uiPriority="99" w:name="Balloon Text"/>
+    <w:lsdException w:qFormat="1" w:unhideWhenUsed="0" w:uiPriority="39" w:semiHidden="0" w:name="Table Grid"/>
+    <w:lsdException w:uiPriority="99" w:name="Table Theme"/>
+    <w:lsdException w:unhideWhenUsed="0" w:uiPriority="60" w:semiHidden="0" w:name="Light Shading"/>
+    <w:lsdException w:unhideWhenUsed="0" w:uiPriority="61" w:semiHidden="0" w:name="Light List"/>
+    <w:lsdException w:unhideWhenUsed="0" w:uiPriority="62" w:semiHidden="0" w:name="Light Grid"/>
+    <w:lsdException w:unhideWhenUsed="0" w:uiPriority="63" w:semiHidden="0" w:name="Medium Shading 1"/>
+    <w:lsdException w:unhideWhenUsed="0" w:uiPriority="64" w:semiHidden="0" w:name="Medium Shading 2"/>
+    <w:lsdException w:unhideWhenUsed="0" w:uiPriority="65" w:semiHidden="0" w:name="Medium List 1"/>
+    <w:lsdException w:unhideWhenUsed="0" w:uiPriority="66" w:semiHidden="0" w:name="Medium List 2"/>
+    <w:lsdException w:unhideWhenUsed="0" w:uiPriority="67" w:semiHidden="0" w:name="Medium Grid 1"/>
+    <w:lsdException w:unhideWhenUsed="0" w:uiPriority="68" w:semiHidden="0" w:name="Medium Grid 2"/>
+    <w:lsdException w:unhideWhenUsed="0" w:uiPriority="69" w:semiHidden="0" w:name="Medium Grid 3"/>
+    <w:lsdException w:unhideWhenUsed="0" w:uiPriority="70" w:semiHidden="0" w:name="Dark List"/>
+    <w:lsdException w:unhideWhenUsed="0" w:uiPriority="71" w:semiHidden="0" w:name="Colorful Shading"/>
+    <w:lsdException w:unhideWhenUsed="0" w:uiPriority="72" w:semiHidden="0" w:name="Colorful List"/>
+    <w:lsdException w:unhideWhenUsed="0" w:uiPriority="73" w:semiHidden="0" w:name="Colorful Grid"/>
+    <w:lsdException w:unhideWhenUsed="0" w:uiPriority="60" w:semiHidden="0" w:name="Light Shading Accent 1"/>
+    <w:lsdException w:unhideWhenUsed="0" w:uiPriority="61" w:semiHidden="0" w:name="Light List Accent 1"/>
+    <w:lsdException w:unhideWhenUsed="0" w:uiPriority="62" w:semiHidden="0" w:name="Light Grid Accent 1"/>
+    <w:lsdException w:unhideWhenUsed="0" w:uiPriority="63" w:semiHidden="0" w:name="Medium Shading 1 Accent 1"/>
+    <w:lsdException w:unhideWhenUsed="0" w:uiPriority="64" w:semiHidden="0" w:name="Medium Shading 2 Accent 1"/>
+    <w:lsdException w:unhideWhenUsed="0" w:uiPriority="65" w:semiHidden="0" w:name="Medium List 1 Accent 1"/>
+    <w:lsdException w:unhideWhenUsed="0" w:uiPriority="99" w:semiHidden="0" w:name="List Paragraph"/>
+    <w:lsdException w:unhideWhenUsed="0" w:uiPriority="66" w:semiHidden="0" w:name="Medium List 2 Accent 1"/>
+    <w:lsdException w:unhideWhenUsed="0" w:uiPriority="67" w:semiHidden="0" w:name="Medium Grid 1 Accent 1"/>
+    <w:lsdException w:unhideWhenUsed="0" w:uiPriority="68" w:semiHidden="0" w:name="Medium Grid 2 Accent 1"/>
+    <w:lsdException w:unhideWhenUsed="0" w:uiPriority="69" w:semiHidden="0" w:name="Medium Grid 3 Accent 1"/>
+    <w:lsdException w:unhideWhenUsed="0" w:uiPriority="70" w:semiHidden="0" w:name="Dark List Accent 1"/>
+    <w:lsdException w:unhideWhenUsed="0" w:uiPriority="71" w:semiHidden="0" w:name="Colorful Shading Accent 1"/>
+    <w:lsdException w:unhideWhenUsed="0" w:uiPriority="72" w:semiHidden="0" w:name="Colorful List Accent 1"/>
+    <w:lsdException w:unhideWhenUsed="0" w:uiPriority="73" w:semiHidden="0" w:name="Colorful Grid Accent 1"/>
+    <w:lsdException w:unhideWhenUsed="0" w:uiPriority="60" w:semiHidden="0" w:name="Light Shading Accent 2"/>
+    <w:lsdException w:unhideWhenUsed="0" w:uiPriority="61" w:semiHidden="0" w:name="Light List Accent 2"/>
+    <w:lsdException w:unhideWhenUsed="0" w:uiPriority="62" w:semiHidden="0" w:name="Light Grid Accent 2"/>
+    <w:lsdException w:unhideWhenUsed="0" w:uiPriority="63" w:semiHidden="0" w:name="Medium Shading 1 Accent 2"/>
+    <w:lsdException w:unhideWhenUsed="0" w:uiPriority="64" w:semiHidden="0" w:name="Medium Shading 2 Accent 2"/>
+    <w:lsdException w:unhideWhenUsed="0" w:uiPriority="65" w:semiHidden="0" w:name="Medium List 1 Accent 2"/>
+    <w:lsdException w:unhideWhenUsed="0" w:uiPriority="66" w:semiHidden="0" w:name="Medium List 2 Accent 2"/>
+    <w:lsdException w:unhideWhenUsed="0" w:uiPriority="67" w:semiHidden="0" w:name="Medium Grid 1 Accent 2"/>
+    <w:lsdException w:unhideWhenUsed="0" w:uiPriority="68" w:semiHidden="0" w:name="Medium Grid 2 Accent 2"/>
+    <w:lsdException w:unhideWhenUsed="0" w:uiPriority="69" w:semiHidden="0" w:name="Medium Grid 3 Accent 2"/>
+    <w:lsdException w:unhideWhenUsed="0" w:uiPriority="70" w:semiHidden="0" w:name="Dark List Accent 2"/>
+    <w:lsdException w:unhideWhenUsed="0" w:uiPriority="71" w:semiHidden="0" w:name="Colorful Shading Accent 2"/>
+    <w:lsdException w:unhideWhenUsed="0" w:uiPriority="72" w:semiHidden="0" w:name="Colorful List Accent 2"/>
+    <w:lsdException w:unhideWhenUsed="0" w:uiPriority="73" w:semiHidden="0" w:name="Colorful Grid Accent 2"/>
+    <w:lsdException w:unhideWhenUsed="0" w:uiPriority="60" w:semiHidden="0" w:name="Light Shading Accent 3"/>
+    <w:lsdException w:unhideWhenUsed="0" w:uiPriority="61" w:semiHidden="0" w:name="Light List Accent 3"/>
+    <w:lsdException w:unhideWhenUsed="0" w:uiPriority="62" w:semiHidden="0" w:name="Light Grid Accent 3"/>
+    <w:lsdException w:unhideWhenUsed="0" w:uiPriority="63" w:semiHidden="0" w:name="Medium Shading 1 Accent 3"/>
+    <w:lsdException w:unhideWhenUsed="0" w:uiPriority="64" w:semiHidden="0" w:name="Medium Shading 2 Accent 3"/>
+    <w:lsdException w:unhideWhenUsed="0" w:uiPriority="65" w:semiHidden="0" w:name="Medium List 1 Accent 3"/>
+    <w:lsdException w:unhideWhenUsed="0" w:uiPriority="66" w:semiHidden="0" w:name="Medium List 2 Accent 3"/>
+    <w:lsdException w:unhideWhenUsed="0" w:uiPriority="67" w:semiHidden="0" w:name="Medium Grid 1 Accent 3"/>
+    <w:lsdException w:unhideWhenUsed="0" w:uiPriority="68" w:semiHidden="0" w:name="Medium Grid 2 Accent 3"/>
+    <w:lsdException w:unhideWhenUsed="0" w:uiPriority="69" w:semiHidden="0" w:name="Medium Grid 3 Accent 3"/>
+    <w:lsdException w:unhideWhenUsed="0" w:uiPriority="70" w:semiHidden="0" w:name="Dark List Accent 3"/>
+    <w:lsdException w:unhideWhenUsed="0" w:uiPriority="71" w:semiHidden="0" w:name="Colorful Shading Accent 3"/>
+    <w:lsdException w:unhideWhenUsed="0" w:uiPriority="72" w:semiHidden="0" w:name="Colorful List Accent 3"/>
+    <w:lsdException w:unhideWhenUsed="0" w:uiPriority="73" w:semiHidden="0" w:name="Colorful Grid Accent 3"/>
+    <w:lsdException w:unhideWhenUsed="0" w:uiPriority="60" w:semiHidden="0" w:name="Light Shading Accent 4"/>
+    <w:lsdException w:unhideWhenUsed="0" w:uiPriority="61" w:semiHidden="0" w:name="Light List Accent 4"/>
+    <w:lsdException w:unhideWhenUsed="0" w:uiPriority="62" w:semiHidden="0" w:name="Light Grid Accent 4"/>
+    <w:lsdException w:unhideWhenUsed="0" w:uiPriority="63" w:semiHidden="0" w:name="Medium Shading 1 Accent 4"/>
+    <w:lsdException w:unhideWhenUsed="0" w:uiPriority="64" w:semiHidden="0" w:name="Medium Shading 2 Accent 4"/>
+    <w:lsdException w:unhideWhenUsed="0" w:uiPriority="65" w:semiHidden="0" w:name="Medium List 1 Accent 4"/>
+    <w:lsdException w:unhideWhenUsed="0" w:uiPriority="66" w:semiHidden="0" w:name="Medium List 2 Accent 4"/>
+    <w:lsdException w:unhideWhenUsed="0" w:uiPriority="67" w:semiHidden="0" w:name="Medium Grid 1 Accent 4"/>
+    <w:lsdException w:unhideWhenUsed="0" w:uiPriority="68" w:semiHidden="0" w:name="Medium Grid 2 Accent 4"/>
+    <w:lsdException w:unhideWhenUsed="0" w:uiPriority="69" w:semiHidden="0" w:name="Medium Grid 3 Accent 4"/>
+    <w:lsdException w:unhideWhenUsed="0" w:uiPriority="70" w:semiHidden="0" w:name="Dark List Accent 4"/>
+    <w:lsdException w:unhideWhenUsed="0" w:uiPriority="71" w:semiHidden="0" w:name="Colorful Shading Accent 4"/>
+    <w:lsdException w:unhideWhenUsed="0" w:uiPriority="72" w:semiHidden="0" w:name="Colorful List Accent 4"/>
+    <w:lsdException w:unhideWhenUsed="0" w:uiPriority="73" w:semiHidden="0" w:name="Colorful Grid Accent 4"/>
+    <w:lsdException w:unhideWhenUsed="0" w:uiPriority="60" w:semiHidden="0" w:name="Light Shading Accent 5"/>
+    <w:lsdException w:unhideWhenUsed="0" w:uiPriority="61" w:semiHidden="0" w:name="Light List Accent 5"/>
+    <w:lsdException w:unhideWhenUsed="0" w:uiPriority="62" w:semiHidden="0" w:name="Light Grid Accent 5"/>
+    <w:lsdException w:unhideWhenUsed="0" w:uiPriority="63" w:semiHidden="0" w:name="Medium Shading 1 Accent 5"/>
+    <w:lsdException w:unhideWhenUsed="0" w:uiPriority="64" w:semiHidden="0" w:name="Medium Shading 2 Accent 5"/>
+    <w:lsdException w:unhideWhenUsed="0" w:uiPriority="65" w:semiHidden="0" w:name="Medium List 1 Accent 5"/>
+    <w:lsdException w:unhideWhenUsed="0" w:uiPriority="66" w:semiHidden="0" w:name="Medium List 2 Accent 5"/>
+    <w:lsdException w:unhideWhenUsed="0" w:uiPriority="67" w:semiHidden="0" w:name="Medium Grid 1 Accent 5"/>
+    <w:lsdException w:unhideWhenUsed="0" w:uiPriority="68" w:semiHidden="0" w:name="Medium Grid 2 Accent 5"/>
+    <w:lsdException w:unhideWhenUsed="0" w:uiPriority="69" w:semiHidden="0" w:name="Medium Grid 3 Accent 5"/>
+    <w:lsdException w:unhideWhenUsed="0" w:uiPriority="70" w:semiHidden="0" w:name="Dark List Accent 5"/>
+    <w:lsdException w:unhideWhenUsed="0" w:uiPriority="71" w:semiHidden="0" w:name="Colorful Shading Accent 5"/>
+    <w:lsdException w:unhideWhenUsed="0" w:uiPriority="72" w:semiHidden="0" w:name="Colorful List Accent 5"/>
+    <w:lsdException w:unhideWhenUsed="0" w:uiPriority="73" w:semiHidden="0" w:name="Colorful Grid Accent 5"/>
+    <w:lsdException w:unhideWhenUsed="0" w:uiPriority="60" w:semiHidden="0" w:name="Light Shading Accent 6"/>
+    <w:lsdException w:unhideWhenUsed="0" w:uiPriority="61" w:semiHidden="0" w:name="Light List Accent 6"/>
+    <w:lsdException w:unhideWhenUsed="0" w:uiPriority="62" w:semiHidden="0" w:name="Light Grid Accent 6"/>
+    <w:lsdException w:unhideWhenUsed="0" w:uiPriority="63" w:semiHidden="0" w:name="Medium Shading 1 Accent 6"/>
+    <w:lsdException w:unhideWhenUsed="0" w:uiPriority="64" w:semiHidden="0" w:name="Medium Shading 2 Accent 6"/>
+    <w:lsdException w:unhideWhenUsed="0" w:uiPriority="65" w:semiHidden="0" w:name="Medium List 1 Accent 6"/>
+    <w:lsdException w:unhideWhenUsed="0" w:uiPriority="66" w:semiHidden="0" w:name="Medium List 2 Accent 6"/>
+    <w:lsdException w:unhideWhenUsed="0" w:uiPriority="67" w:semiHidden="0" w:name="Medium Grid 1 Accent 6"/>
+    <w:lsdException w:unhideWhenUsed="0" w:uiPriority="68" w:semiHidden="0" w:name="Medium Grid 2 Accent 6"/>
+    <w:lsdException w:unhideWhenUsed="0" w:uiPriority="69" w:semiHidden="0" w:name="Medium Grid 3 Accent 6"/>
+    <w:lsdException w:unhideWhenUsed="0" w:uiPriority="70" w:semiHidden="0" w:name="Dark List Accent 6"/>
+    <w:lsdException w:unhideWhenUsed="0" w:uiPriority="71" w:semiHidden="0" w:name="Colorful Shading Accent 6"/>
+    <w:lsdException w:unhideWhenUsed="0" w:uiPriority="72" w:semiHidden="0" w:name="Colorful List Accent 6"/>
+    <w:lsdException w:unhideWhenUsed="0" w:uiPriority="73" w:semiHidden="0" w:name="Colorful Grid Accent 6"/>
   </w:latentStyles>
-  <w:style w:type="paragraph" w:default="1" w:styleId="a">
+  <w:style w:type="paragraph" w:default="1" w:styleId="1">
     <w:name w:val="Normal"/>
     <w:qFormat/>
+    <w:uiPriority w:val="0"/>
     <w:pPr>
       <w:widowControl w:val="0"/>
       <w:jc w:val="both"/>
     </w:pPr>
     <w:rPr>
+      <w:rFonts w:asciiTheme="minorHAnsi" w:hAnsiTheme="minorHAnsi" w:eastAsiaTheme="minorEastAsia" w:cstheme="minorBidi"/>
       <w:kern w:val="2"/>
       <w:sz w:val="21"/>
       <w:szCs w:val="22"/>
-      <w:lang w:val="en-US"/>
+      <w:lang w:val="en-US" w:eastAsia="zh-CN" w:bidi="ar-SA"/>
     </w:rPr>
   </w:style>
-  <w:style w:type="paragraph" w:styleId="1">
+  <w:style w:type="paragraph" w:styleId="2">
     <w:name w:val="heading 1"/>
-    <w:basedOn w:val="a"/>
-    <w:next w:val="a"/>
-    <w:link w:val="10"/>
+    <w:basedOn w:val="1"/>
+    <w:next w:val="1"/>
+    <w:link w:val="12"/>
+    <w:qFormat/>
     <w:uiPriority w:val="9"/>
-    <w:qFormat/>
     <w:pPr>
       <w:keepNext/>
       <w:keepLines/>
@@ -6087,14 +7510,14 @@
       <w:szCs w:val="44"/>
     </w:rPr>
   </w:style>
-  <w:style w:type="paragraph" w:styleId="2">
+  <w:style w:type="paragraph" w:styleId="3">
     <w:name w:val="heading 2"/>
-    <w:basedOn w:val="a"/>
-    <w:next w:val="a"/>
-    <w:link w:val="20"/>
-    <w:uiPriority w:val="9"/>
+    <w:basedOn w:val="1"/>
+    <w:next w:val="1"/>
+    <w:link w:val="13"/>
     <w:unhideWhenUsed/>
     <w:qFormat/>
+    <w:uiPriority w:val="9"/>
     <w:pPr>
       <w:keepNext/>
       <w:keepLines/>
@@ -6102,26 +7525,25 @@
       <w:outlineLvl w:val="1"/>
     </w:pPr>
     <w:rPr>
-      <w:rFonts w:asciiTheme="majorHAnsi" w:eastAsiaTheme="majorEastAsia" w:hAnsiTheme="majorHAnsi" w:cstheme="majorBidi"/>
+      <w:rFonts w:asciiTheme="majorHAnsi" w:hAnsiTheme="majorHAnsi" w:eastAsiaTheme="majorEastAsia" w:cstheme="majorBidi"/>
       <w:b/>
       <w:bCs/>
       <w:sz w:val="32"/>
       <w:szCs w:val="32"/>
     </w:rPr>
   </w:style>
-  <w:style w:type="character" w:default="1" w:styleId="a0">
+  <w:style w:type="character" w:default="1" w:styleId="8">
     <w:name w:val="Default Paragraph Font"/>
-    <w:uiPriority w:val="1"/>
     <w:semiHidden/>
     <w:unhideWhenUsed/>
+    <w:uiPriority w:val="1"/>
   </w:style>
-  <w:style w:type="table" w:default="1" w:styleId="a1">
+  <w:style w:type="table" w:default="1" w:styleId="6">
     <w:name w:val="Normal Table"/>
-    <w:uiPriority w:val="99"/>
     <w:semiHidden/>
     <w:unhideWhenUsed/>
+    <w:uiPriority w:val="99"/>
     <w:tblPr>
-      <w:tblInd w:w="0" w:type="dxa"/>
       <w:tblCellMar>
         <w:top w:w="0" w:type="dxa"/>
         <w:left w:w="108" w:type="dxa"/>
@@ -6130,19 +7552,13 @@
       </w:tblCellMar>
     </w:tblPr>
   </w:style>
-  <w:style w:type="numbering" w:default="1" w:styleId="a2">
-    <w:name w:val="No List"/>
-    <w:uiPriority w:val="99"/>
-    <w:semiHidden/>
-    <w:unhideWhenUsed/>
-  </w:style>
-  <w:style w:type="paragraph" w:styleId="a3">
+  <w:style w:type="paragraph" w:styleId="4">
     <w:name w:val="footer"/>
-    <w:basedOn w:val="a"/>
-    <w:link w:val="a4"/>
-    <w:uiPriority w:val="99"/>
+    <w:basedOn w:val="1"/>
+    <w:link w:val="11"/>
     <w:unhideWhenUsed/>
     <w:qFormat/>
+    <w:uiPriority w:val="99"/>
     <w:pPr>
       <w:tabs>
         <w:tab w:val="center" w:pos="4153"/>
@@ -6156,15 +7572,15 @@
       <w:szCs w:val="18"/>
     </w:rPr>
   </w:style>
-  <w:style w:type="paragraph" w:styleId="a5">
+  <w:style w:type="paragraph" w:styleId="5">
     <w:name w:val="header"/>
-    <w:basedOn w:val="a"/>
-    <w:link w:val="a6"/>
+    <w:basedOn w:val="1"/>
+    <w:link w:val="10"/>
+    <w:unhideWhenUsed/>
     <w:uiPriority w:val="99"/>
-    <w:unhideWhenUsed/>
     <w:pPr>
       <w:pBdr>
-        <w:bottom w:val="single" w:sz="6" w:space="1" w:color="auto"/>
+        <w:bottom w:val="single" w:color="auto" w:sz="6" w:space="1"/>
       </w:pBdr>
       <w:tabs>
         <w:tab w:val="center" w:pos="4153"/>
@@ -6178,61 +7594,61 @@
       <w:szCs w:val="18"/>
     </w:rPr>
   </w:style>
-  <w:style w:type="table" w:styleId="a7">
+  <w:style w:type="table" w:styleId="7">
     <w:name w:val="Table Grid"/>
-    <w:basedOn w:val="a1"/>
+    <w:basedOn w:val="6"/>
+    <w:qFormat/>
     <w:uiPriority w:val="39"/>
-    <w:qFormat/>
     <w:tblPr>
       <w:tblBorders>
-        <w:top w:val="single" w:sz="4" w:space="0" w:color="auto"/>
-        <w:left w:val="single" w:sz="4" w:space="0" w:color="auto"/>
-        <w:bottom w:val="single" w:sz="4" w:space="0" w:color="auto"/>
-        <w:right w:val="single" w:sz="4" w:space="0" w:color="auto"/>
-        <w:insideH w:val="single" w:sz="4" w:space="0" w:color="auto"/>
-        <w:insideV w:val="single" w:sz="4" w:space="0" w:color="auto"/>
+        <w:top w:val="single" w:color="auto" w:sz="4" w:space="0"/>
+        <w:left w:val="single" w:color="auto" w:sz="4" w:space="0"/>
+        <w:bottom w:val="single" w:color="auto" w:sz="4" w:space="0"/>
+        <w:right w:val="single" w:color="auto" w:sz="4" w:space="0"/>
+        <w:insideH w:val="single" w:color="auto" w:sz="4" w:space="0"/>
+        <w:insideV w:val="single" w:color="auto" w:sz="4" w:space="0"/>
       </w:tblBorders>
     </w:tblPr>
   </w:style>
-  <w:style w:type="paragraph" w:customStyle="1" w:styleId="11">
+  <w:style w:type="paragraph" w:customStyle="1" w:styleId="9">
     <w:name w:val="列出段落1"/>
-    <w:basedOn w:val="a"/>
+    <w:basedOn w:val="1"/>
+    <w:qFormat/>
     <w:uiPriority w:val="34"/>
-    <w:qFormat/>
     <w:pPr>
-      <w:ind w:firstLineChars="200" w:firstLine="420"/>
+      <w:ind w:firstLine="420" w:firstLineChars="200"/>
     </w:pPr>
   </w:style>
-  <w:style w:type="character" w:customStyle="1" w:styleId="a6">
+  <w:style w:type="character" w:customStyle="1" w:styleId="10">
     <w:name w:val="页眉 字符"/>
-    <w:basedOn w:val="a0"/>
-    <w:link w:val="a5"/>
+    <w:basedOn w:val="8"/>
+    <w:link w:val="5"/>
+    <w:qFormat/>
     <w:uiPriority w:val="99"/>
-    <w:qFormat/>
     <w:rPr>
       <w:kern w:val="2"/>
       <w:sz w:val="18"/>
       <w:szCs w:val="18"/>
     </w:rPr>
   </w:style>
-  <w:style w:type="character" w:customStyle="1" w:styleId="a4">
+  <w:style w:type="character" w:customStyle="1" w:styleId="11">
     <w:name w:val="页脚 字符"/>
-    <w:basedOn w:val="a0"/>
-    <w:link w:val="a3"/>
+    <w:basedOn w:val="8"/>
+    <w:link w:val="4"/>
+    <w:qFormat/>
     <w:uiPriority w:val="99"/>
-    <w:qFormat/>
     <w:rPr>
       <w:kern w:val="2"/>
       <w:sz w:val="18"/>
       <w:szCs w:val="18"/>
     </w:rPr>
   </w:style>
-  <w:style w:type="character" w:customStyle="1" w:styleId="10">
+  <w:style w:type="character" w:customStyle="1" w:styleId="12">
     <w:name w:val="标题 1 字符"/>
-    <w:basedOn w:val="a0"/>
-    <w:link w:val="1"/>
+    <w:basedOn w:val="8"/>
+    <w:link w:val="2"/>
+    <w:qFormat/>
     <w:uiPriority w:val="9"/>
-    <w:qFormat/>
     <w:rPr>
       <w:b/>
       <w:bCs/>
@@ -6241,14 +7657,14 @@
       <w:szCs w:val="44"/>
     </w:rPr>
   </w:style>
-  <w:style w:type="character" w:customStyle="1" w:styleId="20">
+  <w:style w:type="character" w:customStyle="1" w:styleId="13">
     <w:name w:val="标题 2 字符"/>
-    <w:basedOn w:val="a0"/>
-    <w:link w:val="2"/>
+    <w:basedOn w:val="8"/>
+    <w:link w:val="3"/>
+    <w:qFormat/>
     <w:uiPriority w:val="9"/>
-    <w:qFormat/>
     <w:rPr>
-      <w:rFonts w:asciiTheme="majorHAnsi" w:eastAsiaTheme="majorEastAsia" w:hAnsiTheme="majorHAnsi" w:cstheme="majorBidi"/>
+      <w:rFonts w:asciiTheme="majorHAnsi" w:hAnsiTheme="majorHAnsi" w:eastAsiaTheme="majorEastAsia" w:cstheme="majorBidi"/>
       <w:b/>
       <w:bCs/>
       <w:kern w:val="2"/>
@@ -6256,12 +7672,12 @@
       <w:szCs w:val="32"/>
     </w:rPr>
   </w:style>
-  <w:style w:type="paragraph" w:styleId="a8">
+  <w:style w:type="paragraph" w:styleId="14">
     <w:name w:val="List Paragraph"/>
-    <w:basedOn w:val="a"/>
+    <w:basedOn w:val="1"/>
     <w:uiPriority w:val="99"/>
     <w:pPr>
-      <w:ind w:leftChars="400" w:left="720"/>
+      <w:ind w:left="720" w:leftChars="400"/>
     </w:pPr>
   </w:style>
 </w:styles>
@@ -6519,15 +7935,10 @@
     </a:fmtScheme>
   </a:themeElements>
   <a:objectDefaults/>
-  <a:extraClrSchemeLst/>
 </a:theme>
 </file>
 
 <file path=customXml/item1.xml><?xml version="1.0" encoding="utf-8"?>
-<b:Sources xmlns:b="http://schemas.openxmlformats.org/officeDocument/2006/bibliography" xmlns="http://schemas.openxmlformats.org/officeDocument/2006/bibliography" SelectedStyle="\APASixthEditionOfficeOnline.xsl" StyleName="APA" Version="6"/>
-</file>
-
-<file path=customXml/item2.xml><?xml version="1.0" encoding="utf-8"?>
 <s:customData xmlns="http://www.wps.cn/officeDocument/2013/wpsCustomData" xmlns:s="http://www.wps.cn/officeDocument/2013/wpsCustomData">
   <customSectProps>
     <customSectPr/>
@@ -6538,18 +7949,20 @@
 </s:customData>
 </file>
 
+<file path=customXml/item2.xml><?xml version="1.0" encoding="utf-8"?>
+<b:Sources xmlns:b="http://schemas.openxmlformats.org/officeDocument/2006/bibliography" xmlns="http://schemas.openxmlformats.org/officeDocument/2006/bibliography" SelectedStyle="\APASixthEditionOfficeOnline.xsl" StyleName="APA" Version="6"/>
+</file>
+
 <file path=customXml/itemProps1.xml><?xml version="1.0" encoding="utf-8"?>
-<ds:datastoreItem xmlns:ds="http://schemas.openxmlformats.org/officeDocument/2006/customXml" ds:itemID="{E1C5ACFC-44CA-482A-B952-FDEF9FAB3DAD}">
+<ds:datastoreItem xmlns:ds="http://schemas.openxmlformats.org/officeDocument/2006/customXml" ds:itemID="{B1977F7D-205B-4081-913C-38D41E755F92}">
   <ds:schemaRefs>
-    <ds:schemaRef ds:uri="http://schemas.openxmlformats.org/officeDocument/2006/bibliography"/>
+    <ds:schemaRef ds:uri="http://www.wps.cn/officeDocument/2013/wpsCustomData"/>
   </ds:schemaRefs>
 </ds:datastoreItem>
 </file>
 
 <file path=customXml/itemProps2.xml><?xml version="1.0" encoding="utf-8"?>
-<ds:datastoreItem xmlns:ds="http://schemas.openxmlformats.org/officeDocument/2006/customXml" ds:itemID="{B1977F7D-205B-4081-913C-38D41E755F92}">
-  <ds:schemaRefs>
-    <ds:schemaRef ds:uri="http://www.wps.cn/officeDocument/2013/wpsCustomData"/>
-  </ds:schemaRefs>
+<ds:datastoreItem xmlns:ds="http://schemas.openxmlformats.org/officeDocument/2006/customXml" ds:itemID="{E1C5ACFC-44CA-482A-B952-FDEF9FAB3DAD}">
+  <ds:schemaRefs/>
 </ds:datastoreItem>
 </file>